--- a/deliverables/05-user-guide/دليل-المستخدم-والواجهات.docx
+++ b/deliverables/05-user-guide/دليل-المستخدم-والواجهات.docx
@@ -378,7 +378,7 @@
             </w:rPr>
             <w:fldChar w:fldCharType="separate"/>
           </w:r>
-          <w:hyperlink w:anchor="__RefHeading___Toc2077_765814271">
+          <w:hyperlink w:anchor="__RefHeading___Toc2112_4087029656">
             <w:r>
               <w:rPr>
                 <w:webHidden/>
@@ -424,7 +424,7 @@
             </w:tabs>
             <w:rPr/>
           </w:pPr>
-          <w:hyperlink w:anchor="__RefHeading___Toc2079_765814271">
+          <w:hyperlink w:anchor="__RefHeading___Toc2114_4087029656">
             <w:r>
               <w:rPr>
                 <w:webHidden/>
@@ -470,7 +470,7 @@
             </w:tabs>
             <w:rPr/>
           </w:pPr>
-          <w:hyperlink w:anchor="__RefHeading___Toc2081_765814271">
+          <w:hyperlink w:anchor="__RefHeading___Toc2116_4087029656">
             <w:r>
               <w:rPr>
                 <w:webHidden/>
@@ -516,7 +516,7 @@
             </w:tabs>
             <w:rPr/>
           </w:pPr>
-          <w:hyperlink w:anchor="__RefHeading___Toc2083_765814271">
+          <w:hyperlink w:anchor="__RefHeading___Toc2118_4087029656">
             <w:r>
               <w:rPr>
                 <w:webHidden/>
@@ -562,13 +562,87 @@
             </w:tabs>
             <w:rPr/>
           </w:pPr>
-          <w:hyperlink w:anchor="__RefHeading___Toc2085_765814271">
+          <w:hyperlink w:anchor="__RefHeading___Toc2120_4087029656">
             <w:r>
               <w:rPr>
                 <w:webHidden/>
                 <w:rStyle w:val="IndexLink"/>
               </w:rPr>
               <w:t>1.4</w:t>
+            </w:r>
+            <w:r>
+              <w:rPr>
+                <w:rStyle w:val="IndexLink"/>
+                <w:rtl w:val="true"/>
+              </w:rPr>
+              <w:t xml:space="preserve"> </w:t>
+            </w:r>
+            <w:r>
+              <w:rPr>
+                <w:rStyle w:val="IndexLink"/>
+                <w:rtl w:val="true"/>
+              </w:rPr>
+              <w:t xml:space="preserve">شريط </w:t>
+            </w:r>
+            <w:r>
+              <w:rPr>
+                <w:rStyle w:val="IndexLink"/>
+                <w:rtl w:val="true"/>
+              </w:rPr>
+              <w:t>«</w:t>
+            </w:r>
+            <w:r>
+              <w:rPr>
+                <w:rStyle w:val="IndexLink"/>
+                <w:rtl w:val="true"/>
+              </w:rPr>
+              <w:t>عرض توضيحي بلا أمان وصول</w:t>
+            </w:r>
+            <w:r>
+              <w:rPr>
+                <w:rStyle w:val="IndexLink"/>
+                <w:rtl w:val="true"/>
+              </w:rPr>
+              <w:t>» (</w:t>
+            </w:r>
+            <w:r>
+              <w:rPr>
+                <w:rStyle w:val="IndexLink"/>
+              </w:rPr>
+              <w:t>D-66</w:t>
+            </w:r>
+            <w:r>
+              <w:rPr>
+                <w:rStyle w:val="IndexLink"/>
+                <w:rtl w:val="true"/>
+              </w:rPr>
+              <w:t>)</w:t>
+              <w:tab/>
+            </w:r>
+            <w:r>
+              <w:rPr>
+                <w:rStyle w:val="IndexLink"/>
+              </w:rPr>
+              <w:t>5</w:t>
+            </w:r>
+          </w:hyperlink>
+        </w:p>
+        <w:p>
+          <w:pPr>
+            <w:pStyle w:val="TOC3"/>
+            <w:tabs>
+              <w:tab w:val="clear" w:pos="8221"/>
+              <w:tab w:val="right" w:pos="8787" w:leader="dot"/>
+            </w:tabs>
+            <w:rPr/>
+          </w:pPr>
+          <w:hyperlink w:anchor="__RefHeading___Toc2122_4087029656">
+            <w:r>
+              <w:rPr>
+                <w:webHidden/>
+                <w:rStyle w:val="IndexLink"/>
+              </w:rPr>
+              <w:t>1.5</w:t>
             </w:r>
             <w:r>
               <w:rPr>
@@ -608,7 +682,7 @@
             </w:tabs>
             <w:rPr/>
           </w:pPr>
-          <w:hyperlink w:anchor="__RefHeading___Toc2087_765814271">
+          <w:hyperlink w:anchor="__RefHeading___Toc2124_4087029656">
             <w:r>
               <w:rPr>
                 <w:webHidden/>
@@ -654,7 +728,7 @@
             </w:tabs>
             <w:rPr/>
           </w:pPr>
-          <w:hyperlink w:anchor="__RefHeading___Toc2089_765814271">
+          <w:hyperlink w:anchor="__RefHeading___Toc2126_4087029656">
             <w:r>
               <w:rPr>
                 <w:webHidden/>
@@ -687,7 +761,7 @@
               <w:rPr>
                 <w:rStyle w:val="IndexLink"/>
               </w:rPr>
-              <w:t>5</w:t>
+              <w:t>6</w:t>
             </w:r>
           </w:hyperlink>
         </w:p>
@@ -700,7 +774,7 @@
             </w:tabs>
             <w:rPr/>
           </w:pPr>
-          <w:hyperlink w:anchor="__RefHeading___Toc2091_765814271">
+          <w:hyperlink w:anchor="__RefHeading___Toc2128_4087029656">
             <w:r>
               <w:rPr>
                 <w:webHidden/>
@@ -761,7 +835,7 @@
             </w:tabs>
             <w:rPr/>
           </w:pPr>
-          <w:hyperlink w:anchor="__RefHeading___Toc2093_765814271">
+          <w:hyperlink w:anchor="__RefHeading___Toc2130_4087029656">
             <w:r>
               <w:rPr>
                 <w:webHidden/>
@@ -794,7 +868,7 @@
               <w:rPr>
                 <w:rStyle w:val="IndexLink"/>
               </w:rPr>
-              <w:t>7</w:t>
+              <w:t>8</w:t>
             </w:r>
           </w:hyperlink>
         </w:p>
@@ -807,7 +881,7 @@
             </w:tabs>
             <w:rPr/>
           </w:pPr>
-          <w:hyperlink w:anchor="__RefHeading___Toc2095_765814271">
+          <w:hyperlink w:anchor="__RefHeading___Toc2132_4087029656">
             <w:r>
               <w:rPr>
                 <w:webHidden/>
@@ -853,7 +927,7 @@
             </w:tabs>
             <w:rPr/>
           </w:pPr>
-          <w:hyperlink w:anchor="__RefHeading___Toc2097_765814271">
+          <w:hyperlink w:anchor="__RefHeading___Toc2134_4087029656">
             <w:r>
               <w:rPr>
                 <w:webHidden/>
@@ -899,7 +973,7 @@
             </w:tabs>
             <w:rPr/>
           </w:pPr>
-          <w:hyperlink w:anchor="__RefHeading___Toc2099_765814271">
+          <w:hyperlink w:anchor="__RefHeading___Toc2136_4087029656">
             <w:r>
               <w:rPr>
                 <w:webHidden/>
@@ -945,7 +1019,7 @@
             </w:tabs>
             <w:rPr/>
           </w:pPr>
-          <w:hyperlink w:anchor="__RefHeading___Toc2101_765814271">
+          <w:hyperlink w:anchor="__RefHeading___Toc2138_4087029656">
             <w:r>
               <w:rPr>
                 <w:webHidden/>
@@ -991,7 +1065,7 @@
             </w:tabs>
             <w:rPr/>
           </w:pPr>
-          <w:hyperlink w:anchor="__RefHeading___Toc2103_765814271">
+          <w:hyperlink w:anchor="__RefHeading___Toc2140_4087029656">
             <w:r>
               <w:rPr>
                 <w:webHidden/>
@@ -1037,7 +1111,7 @@
             </w:tabs>
             <w:rPr/>
           </w:pPr>
-          <w:hyperlink w:anchor="__RefHeading___Toc2105_765814271">
+          <w:hyperlink w:anchor="__RefHeading___Toc2142_4087029656">
             <w:r>
               <w:rPr>
                 <w:webHidden/>
@@ -1083,7 +1157,7 @@
             </w:tabs>
             <w:rPr/>
           </w:pPr>
-          <w:hyperlink w:anchor="__RefHeading___Toc2107_765814271">
+          <w:hyperlink w:anchor="__RefHeading___Toc2144_4087029656">
             <w:r>
               <w:rPr>
                 <w:webHidden/>
@@ -1144,7 +1218,7 @@
             </w:tabs>
             <w:rPr/>
           </w:pPr>
-          <w:hyperlink w:anchor="__RefHeading___Toc2109_765814271">
+          <w:hyperlink w:anchor="__RefHeading___Toc2146_4087029656">
             <w:r>
               <w:rPr>
                 <w:webHidden/>
@@ -1205,7 +1279,7 @@
             </w:tabs>
             <w:rPr/>
           </w:pPr>
-          <w:hyperlink w:anchor="__RefHeading___Toc2111_765814271">
+          <w:hyperlink w:anchor="__RefHeading___Toc2148_4087029656">
             <w:r>
               <w:rPr>
                 <w:webHidden/>
@@ -1253,7 +1327,7 @@
               <w:rPr>
                 <w:rStyle w:val="IndexLink"/>
               </w:rPr>
-              <w:t>15</w:t>
+              <w:t>16</w:t>
             </w:r>
           </w:hyperlink>
         </w:p>
@@ -1266,7 +1340,7 @@
             </w:tabs>
             <w:rPr/>
           </w:pPr>
-          <w:hyperlink w:anchor="__RefHeading___Toc2113_765814271">
+          <w:hyperlink w:anchor="__RefHeading___Toc2150_4087029656">
             <w:r>
               <w:rPr>
                 <w:webHidden/>
@@ -1327,7 +1401,7 @@
             </w:tabs>
             <w:rPr/>
           </w:pPr>
-          <w:hyperlink w:anchor="__RefHeading___Toc2115_765814271">
+          <w:hyperlink w:anchor="__RefHeading___Toc2152_4087029656">
             <w:r>
               <w:rPr>
                 <w:webHidden/>
@@ -1393,7 +1467,7 @@
             </w:tabs>
             <w:rPr/>
           </w:pPr>
-          <w:hyperlink w:anchor="__RefHeading___Toc2117_765814271">
+          <w:hyperlink w:anchor="__RefHeading___Toc2154_4087029656">
             <w:r>
               <w:rPr>
                 <w:webHidden/>
@@ -1439,7 +1513,7 @@
             </w:tabs>
             <w:rPr/>
           </w:pPr>
-          <w:hyperlink w:anchor="__RefHeading___Toc2119_765814271">
+          <w:hyperlink w:anchor="__RefHeading___Toc2156_4087029656">
             <w:r>
               <w:rPr>
                 <w:webHidden/>
@@ -1485,7 +1559,7 @@
             </w:tabs>
             <w:rPr/>
           </w:pPr>
-          <w:hyperlink w:anchor="__RefHeading___Toc2121_765814271">
+          <w:hyperlink w:anchor="__RefHeading___Toc2158_4087029656">
             <w:r>
               <w:rPr>
                 <w:webHidden/>
@@ -1531,7 +1605,7 @@
             </w:tabs>
             <w:rPr/>
           </w:pPr>
-          <w:hyperlink w:anchor="__RefHeading___Toc2123_765814271">
+          <w:hyperlink w:anchor="__RefHeading___Toc2160_4087029656">
             <w:r>
               <w:rPr>
                 <w:webHidden/>
@@ -1583,7 +1657,7 @@
             </w:tabs>
             <w:rPr/>
           </w:pPr>
-          <w:hyperlink w:anchor="__RefHeading___Toc2125_765814271">
+          <w:hyperlink w:anchor="__RefHeading___Toc2162_4087029656">
             <w:r>
               <w:rPr>
                 <w:webHidden/>
@@ -1629,7 +1703,7 @@
             </w:tabs>
             <w:rPr/>
           </w:pPr>
-          <w:hyperlink w:anchor="__RefHeading___Toc2127_765814271">
+          <w:hyperlink w:anchor="__RefHeading___Toc2164_4087029656">
             <w:r>
               <w:rPr>
                 <w:webHidden/>
@@ -1675,7 +1749,7 @@
             </w:tabs>
             <w:rPr/>
           </w:pPr>
-          <w:hyperlink w:anchor="__RefHeading___Toc2129_765814271">
+          <w:hyperlink w:anchor="__RefHeading___Toc2166_4087029656">
             <w:r>
               <w:rPr>
                 <w:webHidden/>
@@ -1695,7 +1769,7 @@
                 <w:rStyle w:val="IndexLink"/>
                 <w:rtl w:val="true"/>
               </w:rPr>
-              <w:t>توزيع درجة الخطر</w:t>
+              <w:t>توزيع درجة الخطر النسبية</w:t>
             </w:r>
             <w:r>
               <w:rPr>
@@ -1721,7 +1795,7 @@
             </w:tabs>
             <w:rPr/>
           </w:pPr>
-          <w:hyperlink w:anchor="__RefHeading___Toc2131_765814271">
+          <w:hyperlink w:anchor="__RefHeading___Toc2168_4087029656">
             <w:r>
               <w:rPr>
                 <w:webHidden/>
@@ -1767,7 +1841,7 @@
             </w:tabs>
             <w:rPr/>
           </w:pPr>
-          <w:hyperlink w:anchor="__RefHeading___Toc2133_765814271">
+          <w:hyperlink w:anchor="__RefHeading___Toc2170_4087029656">
             <w:r>
               <w:rPr>
                 <w:webHidden/>
@@ -1813,7 +1887,7 @@
             </w:tabs>
             <w:rPr/>
           </w:pPr>
-          <w:hyperlink w:anchor="__RefHeading___Toc2135_765814271">
+          <w:hyperlink w:anchor="__RefHeading___Toc2172_4087029656">
             <w:r>
               <w:rPr>
                 <w:webHidden/>
@@ -1859,7 +1933,7 @@
             </w:tabs>
             <w:rPr/>
           </w:pPr>
-          <w:hyperlink w:anchor="__RefHeading___Toc2137_765814271">
+          <w:hyperlink w:anchor="__RefHeading___Toc2174_4087029656">
             <w:r>
               <w:rPr>
                 <w:webHidden/>
@@ -1905,7 +1979,7 @@
             </w:tabs>
             <w:rPr/>
           </w:pPr>
-          <w:hyperlink w:anchor="__RefHeading___Toc2139_765814271">
+          <w:hyperlink w:anchor="__RefHeading___Toc2176_4087029656">
             <w:r>
               <w:rPr>
                 <w:webHidden/>
@@ -1951,7 +2025,7 @@
             </w:tabs>
             <w:rPr/>
           </w:pPr>
-          <w:hyperlink w:anchor="__RefHeading___Toc2141_765814271">
+          <w:hyperlink w:anchor="__RefHeading___Toc2178_4087029656">
             <w:r>
               <w:rPr>
                 <w:webHidden/>
@@ -1997,7 +2071,7 @@
             </w:tabs>
             <w:rPr/>
           </w:pPr>
-          <w:hyperlink w:anchor="__RefHeading___Toc2143_765814271">
+          <w:hyperlink w:anchor="__RefHeading___Toc2180_4087029656">
             <w:r>
               <w:rPr>
                 <w:webHidden/>
@@ -2043,7 +2117,7 @@
             </w:tabs>
             <w:rPr/>
           </w:pPr>
-          <w:hyperlink w:anchor="__RefHeading___Toc2145_765814271">
+          <w:hyperlink w:anchor="__RefHeading___Toc2182_4087029656">
             <w:r>
               <w:rPr>
                 <w:webHidden/>
@@ -2089,7 +2163,7 @@
             </w:tabs>
             <w:rPr/>
           </w:pPr>
-          <w:hyperlink w:anchor="__RefHeading___Toc2147_765814271">
+          <w:hyperlink w:anchor="__RefHeading___Toc2184_4087029656">
             <w:r>
               <w:rPr>
                 <w:webHidden/>
@@ -2150,7 +2224,7 @@
             </w:tabs>
             <w:rPr/>
           </w:pPr>
-          <w:hyperlink w:anchor="__RefHeading___Toc2149_765814271">
+          <w:hyperlink w:anchor="__RefHeading___Toc2186_4087029656">
             <w:r>
               <w:rPr>
                 <w:webHidden/>
@@ -2196,7 +2270,7 @@
             </w:tabs>
             <w:rPr/>
           </w:pPr>
-          <w:hyperlink w:anchor="__RefHeading___Toc2151_765814271">
+          <w:hyperlink w:anchor="__RefHeading___Toc2188_4087029656">
             <w:r>
               <w:rPr>
                 <w:webHidden/>
@@ -2247,7 +2321,7 @@
         <w:bidi w:val="1"/>
         <w:rPr/>
       </w:pPr>
-      <w:bookmarkStart w:id="0" w:name="__RefHeading___Toc2077_765814271"/>
+      <w:bookmarkStart w:id="0" w:name="__RefHeading___Toc2112_4087029656"/>
       <w:bookmarkStart w:id="1" w:name="مقدمة"/>
       <w:bookmarkEnd w:id="0"/>
       <w:r>
@@ -2273,7 +2347,7 @@
         <w:bidi w:val="1"/>
         <w:rPr/>
       </w:pPr>
-      <w:bookmarkStart w:id="2" w:name="__RefHeading___Toc2079_765814271"/>
+      <w:bookmarkStart w:id="2" w:name="__RefHeading___Toc2114_4087029656"/>
       <w:bookmarkStart w:id="3" w:name="ما-هذا-النظام"/>
       <w:bookmarkEnd w:id="2"/>
       <w:r>
@@ -2526,7 +2600,7 @@
         <w:bidi w:val="1"/>
         <w:rPr/>
       </w:pPr>
-      <w:bookmarkStart w:id="4" w:name="__RefHeading___Toc2081_765814271"/>
+      <w:bookmarkStart w:id="4" w:name="__RefHeading___Toc2116_4087029656"/>
       <w:bookmarkStart w:id="5" w:name="ما-الذي-يفعله-النظام-وما-الذي-لا-يفعله"/>
       <w:bookmarkEnd w:id="4"/>
       <w:r>
@@ -3241,7 +3315,7 @@
         <w:bidi w:val="1"/>
         <w:rPr/>
       </w:pPr>
-      <w:bookmarkStart w:id="6" w:name="__RefHeading___Toc2083_765814271"/>
+      <w:bookmarkStart w:id="6" w:name="__RefHeading___Toc2118_4087029656"/>
       <w:bookmarkStart w:id="7" w:name="لمن-هذا-الدليل"/>
       <w:bookmarkEnd w:id="6"/>
       <w:r>
@@ -3506,12 +3580,242 @@
         <w:bidi w:val="1"/>
         <w:rPr/>
       </w:pPr>
-      <w:bookmarkStart w:id="8" w:name="__RefHeading___Toc2085_765814271"/>
-      <w:bookmarkStart w:id="9" w:name="المتطلبات"/>
+      <w:bookmarkStart w:id="8" w:name="__RefHeading___Toc2120_4087029656"/>
+      <w:bookmarkStart w:id="9" w:name="شريط-عرض-توضيحي-بلا-أمان-وصول-d-66"/>
       <w:bookmarkEnd w:id="8"/>
       <w:r>
         <w:rPr/>
         <w:t>1.4</w:t>
+      </w:r>
+      <w:r>
+        <w:rPr>
+          <w:rtl w:val="true"/>
+        </w:rPr>
+        <w:t xml:space="preserve"> </w:t>
+      </w:r>
+      <w:r>
+        <w:rPr>
+          <w:rtl w:val="true"/>
+        </w:rPr>
+        <w:t xml:space="preserve">شريط </w:t>
+      </w:r>
+      <w:r>
+        <w:rPr>
+          <w:rtl w:val="true"/>
+        </w:rPr>
+        <w:t>«</w:t>
+      </w:r>
+      <w:r>
+        <w:rPr>
+          <w:rtl w:val="true"/>
+        </w:rPr>
+        <w:t>عرض توضيحي بلا أمان وصول</w:t>
+      </w:r>
+      <w:r>
+        <w:rPr>
+          <w:rtl w:val="true"/>
+        </w:rPr>
+        <w:t>» (</w:t>
+      </w:r>
+      <w:r>
+        <w:rPr/>
+        <w:t>D-66</w:t>
+      </w:r>
+      <w:r>
+        <w:rPr>
+          <w:rtl w:val="true"/>
+        </w:rPr>
+        <w:t>)</w:t>
+      </w:r>
+    </w:p>
+    <w:p>
+      <w:pPr>
+        <w:pStyle w:val="Normal"/>
+        <w:bidi w:val="1"/>
+        <w:rPr/>
+      </w:pPr>
+      <w:r>
+        <w:rPr>
+          <w:rtl w:val="true"/>
+        </w:rPr>
+        <w:t xml:space="preserve">يظهر في كل صفحات الواجهة، بجوار شارة </w:t>
+      </w:r>
+      <w:r>
+        <w:rPr>
+          <w:rtl w:val="true"/>
+        </w:rPr>
+        <w:t>«</w:t>
+      </w:r>
+      <w:r>
+        <w:rPr>
+          <w:rtl w:val="true"/>
+        </w:rPr>
+        <w:t xml:space="preserve">إعادة تشغيل على بيانات تاريخية </w:t>
+      </w:r>
+      <w:r>
+        <w:rPr>
+          <w:rtl w:val="true"/>
+        </w:rPr>
+        <w:t>(</w:t>
+      </w:r>
+      <w:r>
+        <w:rPr/>
+        <w:t>OULAD</w:t>
+      </w:r>
+      <w:r>
+        <w:rPr>
+          <w:rtl w:val="true"/>
+        </w:rPr>
+        <w:t xml:space="preserve">) — </w:t>
+      </w:r>
+      <w:r>
+        <w:rPr>
+          <w:rtl w:val="true"/>
+        </w:rPr>
+        <w:t>لا جمع حي</w:t>
+      </w:r>
+      <w:r>
+        <w:rPr>
+          <w:rtl w:val="true"/>
+        </w:rPr>
+        <w:t>»</w:t>
+      </w:r>
+      <w:r>
+        <w:rPr>
+          <w:rtl w:val="true"/>
+        </w:rPr>
+        <w:t xml:space="preserve">، شريط بعنوان </w:t>
+      </w:r>
+      <w:r>
+        <w:rPr>
+          <w:rtl w:val="true"/>
+        </w:rPr>
+        <w:t>«</w:t>
+      </w:r>
+      <w:r>
+        <w:rPr>
+          <w:rtl w:val="true"/>
+        </w:rPr>
+        <w:t>عرض توضيحي بلا أمان وصول</w:t>
+      </w:r>
+      <w:r>
+        <w:rPr>
+          <w:rtl w:val="true"/>
+        </w:rPr>
+        <w:t xml:space="preserve">». </w:t>
+      </w:r>
+      <w:r>
+        <w:rPr>
+          <w:rtl w:val="true"/>
+        </w:rPr>
+        <w:t>معناه عملي</w:t>
+      </w:r>
+      <w:r>
+        <w:rPr>
+          <w:rtl w:val="true"/>
+        </w:rPr>
+        <w:t xml:space="preserve">: </w:t>
+      </w:r>
+      <w:r>
+        <w:rPr>
+          <w:rtl w:val="true"/>
+        </w:rPr>
+        <w:t xml:space="preserve">النظام تشغيل محلي للعرض والتجربة، </w:t>
+      </w:r>
+      <w:r>
+        <w:rPr>
+          <w:b/>
+          <w:b/>
+          <w:bCs/>
+          <w:rtl w:val="true"/>
+        </w:rPr>
+        <w:t>لا توجد مصادقة</w:t>
+      </w:r>
+      <w:r>
+        <w:rPr>
+          <w:rtl w:val="true"/>
+        </w:rPr>
+        <w:t>، ومن يصل إلى الخادم يرى كل الصفحات</w:t>
+      </w:r>
+      <w:r>
+        <w:rPr>
+          <w:rtl w:val="true"/>
+        </w:rPr>
+        <w:t xml:space="preserve">. </w:t>
+      </w:r>
+      <w:r>
+        <w:rPr>
+          <w:rtl w:val="true"/>
+        </w:rPr>
+        <w:t xml:space="preserve">لذلك الربط الافتراضي على </w:t>
+      </w:r>
+      <w:r>
+        <w:rPr/>
+        <w:t>127.0.0.1</w:t>
+      </w:r>
+      <w:r>
+        <w:rPr>
+          <w:rtl w:val="true"/>
+        </w:rPr>
+        <w:t>، ولا يُنشر النظام على شبكة عامة</w:t>
+      </w:r>
+      <w:r>
+        <w:rPr>
+          <w:rtl w:val="true"/>
+        </w:rPr>
+        <w:t xml:space="preserve">. </w:t>
+      </w:r>
+      <w:r>
+        <w:rPr>
+          <w:rtl w:val="true"/>
+        </w:rPr>
+        <w:t xml:space="preserve">الخيار </w:t>
+      </w:r>
+      <w:r>
+        <w:rPr>
+          <w:rStyle w:val="VerbatimChar"/>
+          <w:rtl w:val="true"/>
+        </w:rPr>
+        <w:t>--</w:t>
+      </w:r>
+      <w:r>
+        <w:rPr>
+          <w:rStyle w:val="VerbatimChar"/>
+        </w:rPr>
+        <w:t>no-instructor</w:t>
+      </w:r>
+      <w:r>
+        <w:rPr>
+          <w:rtl w:val="true"/>
+        </w:rPr>
+        <w:t xml:space="preserve"> </w:t>
+      </w:r>
+      <w:r>
+        <w:rPr>
+          <w:rtl w:val="true"/>
+        </w:rPr>
+        <w:t>يخفي لوحة المدرّس ويعطّل مساراتها، لكنه لا يحمي المتعلم من شيء ولا يقوم مقام المصادقة</w:t>
+      </w:r>
+      <w:r>
+        <w:rPr>
+          <w:rtl w:val="true"/>
+        </w:rPr>
+        <w:t>.</w:t>
+      </w:r>
+      <w:bookmarkEnd w:id="9"/>
+    </w:p>
+    <w:p>
+      <w:pPr>
+        <w:pStyle w:val="Heading3"/>
+        <w:bidi w:val="1"/>
+        <w:rPr/>
+      </w:pPr>
+      <w:bookmarkStart w:id="10" w:name="__RefHeading___Toc2122_4087029656"/>
+      <w:bookmarkStart w:id="11" w:name="المتطلبات"/>
+      <w:bookmarkEnd w:id="10"/>
+      <w:r>
+        <w:rPr/>
+        <w:t>1.5</w:t>
       </w:r>
       <w:r>
         <w:rPr>
@@ -3926,8 +4230,8 @@
         <w:bidi w:val="1"/>
         <w:rPr/>
       </w:pPr>
-      <w:bookmarkStart w:id="10" w:name="مقدمة"/>
-      <w:bookmarkStart w:id="11" w:name="المتطلبات"/>
+      <w:bookmarkStart w:id="12" w:name="مقدمة"/>
+      <w:bookmarkStart w:id="13" w:name="المتطلبات"/>
       <w:r>
         <w:rPr>
           <w:rtl w:val="true"/>
@@ -3985,8 +4289,8 @@
           </mc:Fallback>
         </mc:AlternateContent>
       </w:r>
-      <w:bookmarkEnd w:id="10"/>
-      <w:bookmarkEnd w:id="11"/>
+      <w:bookmarkEnd w:id="12"/>
+      <w:bookmarkEnd w:id="13"/>
     </w:p>
     <w:p>
       <w:pPr>
@@ -3994,9 +4298,9 @@
         <w:bidi w:val="1"/>
         <w:rPr/>
       </w:pPr>
-      <w:bookmarkStart w:id="12" w:name="__RefHeading___Toc2087_765814271"/>
-      <w:bookmarkStart w:id="13" w:name="البدء-السريع-لمشغل-النظام"/>
-      <w:bookmarkEnd w:id="12"/>
+      <w:bookmarkStart w:id="14" w:name="__RefHeading___Toc2124_4087029656"/>
+      <w:bookmarkStart w:id="15" w:name="البدء-السريع-لمشغل-النظام"/>
+      <w:bookmarkEnd w:id="14"/>
       <w:r>
         <w:rPr/>
         <w:t>2</w:t>
@@ -4064,9 +4368,9 @@
         <w:bidi w:val="1"/>
         <w:rPr/>
       </w:pPr>
-      <w:bookmarkStart w:id="14" w:name="__RefHeading___Toc2089_765814271"/>
-      <w:bookmarkStart w:id="15" w:name="الخطوات-الأساسية"/>
-      <w:bookmarkEnd w:id="14"/>
+      <w:bookmarkStart w:id="16" w:name="__RefHeading___Toc2126_4087029656"/>
+      <w:bookmarkStart w:id="17" w:name="الخطوات-الأساسية"/>
+      <w:bookmarkEnd w:id="16"/>
       <w:r>
         <w:rPr/>
         <w:t>2.1</w:t>
@@ -5076,7 +5380,7 @@
         <w:rPr>
           <w:rtl w:val="true"/>
         </w:rPr>
-        <w:t xml:space="preserve">الصفحة نفسها لا تُفتح من الواجهة، لكن من يعرف العنوان المباشر لا يُمنع بمصادقة لأن النظام لا يملك مصادقة أصلاً </w:t>
+        <w:t xml:space="preserve">الروابط تُخفى، ومساراته ترد بخطأ، لكن النظام لا يملك مصادقة أصلاً </w:t>
       </w:r>
       <w:r>
         <w:rPr>
@@ -5085,14 +5389,34 @@
         <w:t>(</w:t>
       </w:r>
       <w:r>
-        <w:rPr>
-          <w:rtl w:val="true"/>
-        </w:rPr>
-        <w:t xml:space="preserve">القرار </w:t>
-      </w:r>
-      <w:r>
         <w:rPr/>
         <w:t>D-22</w:t>
+      </w:r>
+      <w:r>
+        <w:rPr>
+          <w:rtl w:val="true"/>
+        </w:rPr>
+        <w:t xml:space="preserve"> </w:t>
+      </w:r>
+      <w:r>
+        <w:rPr>
+          <w:rtl w:val="true"/>
+        </w:rPr>
+        <w:t>و</w:t>
+      </w:r>
+      <w:r>
+        <w:rPr/>
+        <w:t>D-66</w:t>
+      </w:r>
+      <w:r>
+        <w:rPr>
+          <w:rtl w:val="true"/>
+        </w:rPr>
+        <w:t xml:space="preserve">، انظر القسم </w:t>
+      </w:r>
+      <w:r>
+        <w:rPr/>
+        <w:t>1.4</w:t>
       </w:r>
       <w:r>
         <w:rPr>
@@ -5771,7 +6095,7 @@
         </w:rPr>
         <w:t xml:space="preserve"> 75,126</w:t>
       </w:r>
-      <w:bookmarkEnd w:id="15"/>
+      <w:bookmarkEnd w:id="17"/>
     </w:p>
     <w:p>
       <w:pPr>
@@ -5779,9 +6103,9 @@
         <w:bidi w:val="1"/>
         <w:rPr/>
       </w:pPr>
-      <w:bookmarkStart w:id="16" w:name="__RefHeading___Toc2091_765814271"/>
-      <w:bookmarkStart w:id="17" w:name="وضع-المحاكاة-بلا-خادم"/>
-      <w:bookmarkEnd w:id="16"/>
+      <w:bookmarkStart w:id="18" w:name="__RefHeading___Toc2128_4087029656"/>
+      <w:bookmarkStart w:id="19" w:name="وضع-المحاكاة-بلا-خادم"/>
+      <w:bookmarkEnd w:id="18"/>
       <w:r>
         <w:rPr/>
         <w:t>2.2</w:t>
@@ -6277,7 +6601,7 @@
         </w:rPr>
         <w:t>).</w:t>
       </w:r>
-      <w:bookmarkEnd w:id="17"/>
+      <w:bookmarkEnd w:id="19"/>
     </w:p>
     <w:p>
       <w:pPr>
@@ -6285,9 +6609,9 @@
         <w:bidi w:val="1"/>
         <w:rPr/>
       </w:pPr>
-      <w:bookmarkStart w:id="18" w:name="__RefHeading___Toc2093_765814271"/>
-      <w:bookmarkStart w:id="19" w:name="لقطات-الشاشة"/>
-      <w:bookmarkEnd w:id="18"/>
+      <w:bookmarkStart w:id="20" w:name="__RefHeading___Toc2130_4087029656"/>
+      <w:bookmarkStart w:id="21" w:name="لقطات-الشاشة"/>
+      <w:bookmarkEnd w:id="20"/>
       <w:r>
         <w:rPr/>
         <w:t>2.3</w:t>
@@ -6497,7 +6821,7 @@
         </w:rPr>
         <w:t>.</w:t>
       </w:r>
-      <w:bookmarkEnd w:id="19"/>
+      <w:bookmarkEnd w:id="21"/>
     </w:p>
     <w:p>
       <w:pPr>
@@ -6505,9 +6829,9 @@
         <w:bidi w:val="1"/>
         <w:rPr/>
       </w:pPr>
-      <w:bookmarkStart w:id="20" w:name="__RefHeading___Toc2095_765814271"/>
-      <w:bookmarkStart w:id="21" w:name="استكشاف-الأخطاء-الشائعة"/>
-      <w:bookmarkEnd w:id="20"/>
+      <w:bookmarkStart w:id="22" w:name="__RefHeading___Toc2132_4087029656"/>
+      <w:bookmarkStart w:id="23" w:name="استكشاف-الأخطاء-الشائعة"/>
+      <w:bookmarkEnd w:id="22"/>
       <w:r>
         <w:rPr/>
         <w:t>2.4</w:t>
@@ -7964,8 +8288,8 @@
         <w:bidi w:val="1"/>
         <w:rPr/>
       </w:pPr>
-      <w:bookmarkStart w:id="22" w:name="البدء-السريع-لمشغل-النظام"/>
-      <w:bookmarkStart w:id="23" w:name="استكشاف-الأخطاء-الشائعة"/>
+      <w:bookmarkStart w:id="24" w:name="البدء-السريع-لمشغل-النظام"/>
+      <w:bookmarkStart w:id="25" w:name="استكشاف-الأخطاء-الشائعة"/>
       <w:r>
         <w:rPr>
           <w:rtl w:val="true"/>
@@ -8023,8 +8347,8 @@
           </mc:Fallback>
         </mc:AlternateContent>
       </w:r>
-      <w:bookmarkEnd w:id="22"/>
-      <w:bookmarkEnd w:id="23"/>
+      <w:bookmarkEnd w:id="24"/>
+      <w:bookmarkEnd w:id="25"/>
     </w:p>
     <w:p>
       <w:pPr>
@@ -8032,9 +8356,9 @@
         <w:bidi w:val="1"/>
         <w:rPr/>
       </w:pPr>
-      <w:bookmarkStart w:id="24" w:name="__RefHeading___Toc2097_765814271"/>
-      <w:bookmarkStart w:id="25" w:name="دليل-المتعلم"/>
-      <w:bookmarkEnd w:id="24"/>
+      <w:bookmarkStart w:id="26" w:name="__RefHeading___Toc2134_4087029656"/>
+      <w:bookmarkStart w:id="27" w:name="دليل-المتعلم"/>
+      <w:bookmarkEnd w:id="26"/>
       <w:r>
         <w:rPr/>
         <w:t>3</w:t>
@@ -8134,9 +8458,9 @@
         <w:bidi w:val="1"/>
         <w:rPr/>
       </w:pPr>
-      <w:bookmarkStart w:id="26" w:name="__RefHeading___Toc2099_765814271"/>
-      <w:bookmarkStart w:id="27" w:name="الصفحة-الرئيسية"/>
-      <w:bookmarkEnd w:id="26"/>
+      <w:bookmarkStart w:id="28" w:name="__RefHeading___Toc2136_4087029656"/>
+      <w:bookmarkStart w:id="29" w:name="الصفحة-الرئيسية"/>
+      <w:bookmarkEnd w:id="28"/>
       <w:r>
         <w:rPr/>
         <w:t>3.1</w:t>
@@ -8200,7 +8524,65 @@
         <w:rPr>
           <w:rtl w:val="true"/>
         </w:rPr>
-        <w:t>ووصف قصير، ثم شريط أصفر يشرح نمط إعادة التشغيل</w:t>
+        <w:t xml:space="preserve">ووصف قصير، وفي شريط التنقل الشارة المزدوجة </w:t>
+      </w:r>
+      <w:r>
+        <w:rPr>
+          <w:rtl w:val="true"/>
+        </w:rPr>
+        <w:t>«</w:t>
+      </w:r>
+      <w:r>
+        <w:rPr>
+          <w:rtl w:val="true"/>
+        </w:rPr>
+        <w:t xml:space="preserve">إعادة تشغيل على بيانات تاريخية </w:t>
+      </w:r>
+      <w:r>
+        <w:rPr>
+          <w:rtl w:val="true"/>
+        </w:rPr>
+        <w:t>(</w:t>
+      </w:r>
+      <w:r>
+        <w:rPr/>
+        <w:t>OULAD</w:t>
+      </w:r>
+      <w:r>
+        <w:rPr>
+          <w:rtl w:val="true"/>
+        </w:rPr>
+        <w:t xml:space="preserve">) — </w:t>
+      </w:r>
+      <w:r>
+        <w:rPr>
+          <w:rtl w:val="true"/>
+        </w:rPr>
+        <w:t xml:space="preserve">لا جمع حي </w:t>
+      </w:r>
+      <w:r>
+        <w:rPr>
+          <w:rtl w:val="true"/>
+        </w:rPr>
+        <w:t xml:space="preserve">· </w:t>
+      </w:r>
+      <w:r>
+        <w:rPr>
+          <w:rtl w:val="true"/>
+        </w:rPr>
+        <w:t>عرض توضيحي بلا أمان وصول</w:t>
+      </w:r>
+      <w:r>
+        <w:rPr>
+          <w:rtl w:val="true"/>
+        </w:rPr>
+        <w:t>»</w:t>
+      </w:r>
+      <w:r>
+        <w:rPr>
+          <w:rtl w:val="true"/>
+        </w:rPr>
+        <w:t>، ثم شريط أصفر يشرح نمط إعادة التشغيل</w:t>
       </w:r>
       <w:r>
         <w:rPr>
@@ -8625,7 +9007,7 @@
         </w:rPr>
         <w:t>.</w:t>
       </w:r>
-      <w:bookmarkEnd w:id="27"/>
+      <w:bookmarkEnd w:id="29"/>
     </w:p>
     <w:p>
       <w:pPr>
@@ -8633,9 +9015,9 @@
         <w:bidi w:val="1"/>
         <w:rPr/>
       </w:pPr>
-      <w:bookmarkStart w:id="28" w:name="__RefHeading___Toc2101_765814271"/>
-      <w:bookmarkStart w:id="29" w:name="شريط-الأيام-ومعنى-العلامات"/>
-      <w:bookmarkEnd w:id="28"/>
+      <w:bookmarkStart w:id="30" w:name="__RefHeading___Toc2138_4087029656"/>
+      <w:bookmarkStart w:id="31" w:name="شريط-الأيام-ومعنى-العلامات"/>
+      <w:bookmarkEnd w:id="30"/>
       <w:r>
         <w:rPr/>
         <w:t>3.2</w:t>
@@ -8783,7 +9165,7 @@
           <w:bCs/>
           <w:rtl w:val="true"/>
         </w:rPr>
-        <w:t>خطوط رأسية صغيرة</w:t>
+        <w:t xml:space="preserve">خطوط رأسية صغيرة </w:t>
       </w:r>
       <w:r>
         <w:rPr>
@@ -8791,7 +9173,24 @@
           <w:bCs/>
           <w:rtl w:val="true"/>
         </w:rPr>
-        <w:t>:</w:t>
+        <w:t>(</w:t>
+      </w:r>
+      <w:r>
+        <w:rPr>
+          <w:b/>
+          <w:b/>
+          <w:bCs/>
+          <w:rtl w:val="true"/>
+        </w:rPr>
+        <w:t>نقاط تنقل سريع</w:t>
+      </w:r>
+      <w:r>
+        <w:rPr>
+          <w:b/>
+          <w:bCs/>
+          <w:rtl w:val="true"/>
+        </w:rPr>
+        <w:t>):</w:t>
       </w:r>
       <w:r>
         <w:rPr>
@@ -8803,28 +9202,6 @@
         <w:rPr>
           <w:rtl w:val="true"/>
         </w:rPr>
-        <w:t xml:space="preserve">لقطات </w:t>
-      </w:r>
-      <w:r>
-        <w:rPr>
-          <w:rtl w:val="true"/>
-        </w:rPr>
-        <w:t>(</w:t>
-      </w:r>
-      <w:r>
-        <w:rPr/>
-        <w:t>snapshots</w:t>
-      </w:r>
-      <w:r>
-        <w:rPr>
-          <w:rtl w:val="true"/>
-        </w:rPr>
-        <w:t xml:space="preserve">) </w:t>
-      </w:r>
-      <w:r>
-        <w:rPr>
-          <w:rtl w:val="true"/>
-        </w:rPr>
         <w:t xml:space="preserve">تبدأ من اليوم </w:t>
       </w:r>
       <w:r>
@@ -8857,7 +9234,19 @@
         <w:rPr>
           <w:rtl w:val="true"/>
         </w:rPr>
-        <w:t>يوماً</w:t>
+        <w:t>يوماً، وتُستعمل للتنقل السريع فقط</w:t>
+      </w:r>
+      <w:r>
+        <w:rPr>
+          <w:rtl w:val="true"/>
+        </w:rPr>
+        <w:t xml:space="preserve">. </w:t>
+      </w:r>
+      <w:r>
+        <w:rPr>
+          <w:rtl w:val="true"/>
+        </w:rPr>
+        <w:t>الحساب يتم دائماً عند اليوم الذي يكتبه المستخدم، لا عند أقرب نقطة</w:t>
       </w:r>
       <w:r>
         <w:rPr>
@@ -9053,7 +9442,75 @@
         <w:rPr>
           <w:rtl w:val="true"/>
         </w:rPr>
-        <w:t>.</w:t>
+        <w:t xml:space="preserve">. </w:t>
+      </w:r>
+      <w:r>
+        <w:rPr>
+          <w:rtl w:val="true"/>
+        </w:rPr>
+        <w:t xml:space="preserve">إن لم يقع على نقطة تنقل تُعرض في الشارة </w:t>
+      </w:r>
+      <w:r>
+        <w:rPr>
+          <w:rtl w:val="true"/>
+        </w:rPr>
+        <w:t>«</w:t>
+      </w:r>
+      <w:r>
+        <w:rPr>
+          <w:rtl w:val="true"/>
+        </w:rPr>
+        <w:t>أقرب نقطة تنقل</w:t>
+      </w:r>
+      <w:r>
+        <w:rPr>
+          <w:rtl w:val="true"/>
+        </w:rPr>
+        <w:t>»</w:t>
+      </w:r>
+      <w:r>
+        <w:rPr>
+          <w:rtl w:val="true"/>
+        </w:rPr>
+        <w:t xml:space="preserve">، كما في </w:t>
+      </w:r>
+      <w:r>
+        <w:rPr>
+          <w:rtl w:val="true"/>
+        </w:rPr>
+        <w:t>«</w:t>
+      </w:r>
+      <w:r>
+        <w:rPr>
+          <w:rtl w:val="true"/>
+        </w:rPr>
+        <w:t xml:space="preserve">اليوم </w:t>
+      </w:r>
+      <w:r>
+        <w:rPr/>
+        <w:t>75</w:t>
+      </w:r>
+      <w:r>
+        <w:rPr>
+          <w:rtl w:val="true"/>
+        </w:rPr>
+        <w:t xml:space="preserve"> · </w:t>
+      </w:r>
+      <w:r>
+        <w:rPr>
+          <w:rtl w:val="true"/>
+        </w:rPr>
+        <w:t xml:space="preserve">أقرب نقطة تنقل </w:t>
+      </w:r>
+      <w:r>
+        <w:rPr/>
+        <w:t>70</w:t>
+      </w:r>
+      <w:r>
+        <w:rPr>
+          <w:rtl w:val="true"/>
+        </w:rPr>
+        <w:t>».</w:t>
       </w:r>
     </w:p>
     <w:p>
@@ -9280,7 +9737,7 @@
         </w:rPr>
         <w:t>موارد وشريط اليوم ونشاطك</w:t>
       </w:r>
-      <w:bookmarkEnd w:id="29"/>
+      <w:bookmarkEnd w:id="31"/>
     </w:p>
     <w:p>
       <w:pPr>
@@ -9288,9 +9745,9 @@
         <w:bidi w:val="1"/>
         <w:rPr/>
       </w:pPr>
-      <w:bookmarkStart w:id="30" w:name="__RefHeading___Toc2103_765814271"/>
-      <w:bookmarkStart w:id="31" w:name="شريط-السياق"/>
-      <w:bookmarkEnd w:id="30"/>
+      <w:bookmarkStart w:id="32" w:name="__RefHeading___Toc2140_4087029656"/>
+      <w:bookmarkStart w:id="33" w:name="شريط-السياق"/>
+      <w:bookmarkEnd w:id="32"/>
       <w:r>
         <w:rPr/>
         <w:t>3.3</w:t>
@@ -9353,11 +9810,23 @@
         <w:rPr>
           <w:rtl w:val="true"/>
         </w:rPr>
-        <w:t xml:space="preserve">محسوب عند لقطة </w:t>
-      </w:r>
-      <w:r>
-        <w:rPr/>
-        <w:t>75</w:t>
+        <w:t xml:space="preserve">الحساب عند اليوم </w:t>
+      </w:r>
+      <w:r>
+        <w:rPr/>
+        <w:t>t</w:t>
+      </w:r>
+      <w:r>
+        <w:rPr>
+          <w:rtl w:val="true"/>
+        </w:rPr>
+        <w:t xml:space="preserve"> </w:t>
+      </w:r>
+      <w:r>
+        <w:rPr>
+          <w:rtl w:val="true"/>
+        </w:rPr>
+        <w:t>نفسه</w:t>
       </w:r>
       <w:r>
         <w:rPr>
@@ -9445,7 +9914,7 @@
       </w:r>
       <w:r>
         <w:rPr/>
-        <w:t>93</w:t>
+        <w:t>94</w:t>
       </w:r>
     </w:p>
     <w:p>
@@ -9604,29 +10073,66 @@
         <w:rPr>
           <w:rtl w:val="true"/>
         </w:rPr>
-        <w:t xml:space="preserve">إلى جانب الشريط تظهر شارة </w:t>
-      </w:r>
-      <w:r>
-        <w:rPr>
-          <w:b/>
-          <w:bCs/>
+        <w:t xml:space="preserve">إن كان اليوم المختار على نقطة تنقل فالعبارة </w:t>
+      </w:r>
+      <w:r>
+        <w:rPr>
           <w:rtl w:val="true"/>
         </w:rPr>
         <w:t>«</w:t>
       </w:r>
       <w:r>
         <w:rPr>
-          <w:b/>
-          <w:b/>
-          <w:bCs/>
-          <w:rtl w:val="true"/>
-        </w:rPr>
-        <w:t>تاريخ النموذج</w:t>
-      </w:r>
-      <w:r>
-        <w:rPr>
-          <w:b/>
-          <w:bCs/>
+          <w:rtl w:val="true"/>
+        </w:rPr>
+        <w:t xml:space="preserve">الحساب عند اليوم </w:t>
+      </w:r>
+      <w:r>
+        <w:rPr/>
+        <w:t>t</w:t>
+      </w:r>
+      <w:r>
+        <w:rPr>
+          <w:rtl w:val="true"/>
+        </w:rPr>
+        <w:t xml:space="preserve"> </w:t>
+      </w:r>
+      <w:r>
+        <w:rPr>
+          <w:rtl w:val="true"/>
+        </w:rPr>
+        <w:t>نفسه</w:t>
+      </w:r>
+      <w:r>
+        <w:rPr>
+          <w:rtl w:val="true"/>
+        </w:rPr>
+        <w:t xml:space="preserve">». </w:t>
+      </w:r>
+      <w:r>
+        <w:rPr>
+          <w:rtl w:val="true"/>
+        </w:rPr>
+        <w:t xml:space="preserve">أما إن اختلفا فتقول العبارة </w:t>
+      </w:r>
+      <w:r>
+        <w:rPr>
+          <w:rtl w:val="true"/>
+        </w:rPr>
+        <w:t>«</w:t>
+      </w:r>
+      <w:r>
+        <w:rPr>
+          <w:rtl w:val="true"/>
+        </w:rPr>
+        <w:t xml:space="preserve">محسوب عند اليوم </w:t>
+      </w:r>
+      <w:r>
+        <w:rPr/>
+        <w:t>N</w:t>
+      </w:r>
+      <w:r>
+        <w:rPr>
           <w:rtl w:val="true"/>
         </w:rPr>
         <w:t>»</w:t>
@@ -9635,11 +10141,7 @@
         <w:rPr>
           <w:rtl w:val="true"/>
         </w:rPr>
-        <w:t xml:space="preserve">، وهي موضوع القسم </w:t>
-      </w:r>
-      <w:r>
-        <w:rPr/>
-        <w:t>3.6</w:t>
+        <w:t>، وهذا نادر ولا يغيّر شيئاً في طريقة القراءة</w:t>
       </w:r>
       <w:r>
         <w:rPr>
@@ -9647,17 +10149,71 @@
         </w:rPr>
         <w:t>.</w:t>
       </w:r>
-      <w:bookmarkEnd w:id="31"/>
     </w:p>
     <w:p>
       <w:pPr>
+        <w:pStyle w:val="Normal"/>
+        <w:bidi w:val="1"/>
+        <w:rPr/>
+      </w:pPr>
+      <w:r>
+        <w:rPr>
+          <w:rtl w:val="true"/>
+        </w:rPr>
+        <w:t xml:space="preserve">إلى جانب الشريط تظهر شارة </w:t>
+      </w:r>
+      <w:r>
+        <w:rPr>
+          <w:b/>
+          <w:bCs/>
+          <w:rtl w:val="true"/>
+        </w:rPr>
+        <w:t>«</w:t>
+      </w:r>
+      <w:r>
+        <w:rPr>
+          <w:b/>
+          <w:b/>
+          <w:bCs/>
+          <w:rtl w:val="true"/>
+        </w:rPr>
+        <w:t>تاريخ النموذج</w:t>
+      </w:r>
+      <w:r>
+        <w:rPr>
+          <w:b/>
+          <w:bCs/>
+          <w:rtl w:val="true"/>
+        </w:rPr>
+        <w:t>»</w:t>
+      </w:r>
+      <w:r>
+        <w:rPr>
+          <w:rtl w:val="true"/>
+        </w:rPr>
+        <w:t xml:space="preserve">، وهي موضوع القسم </w:t>
+      </w:r>
+      <w:r>
+        <w:rPr/>
+        <w:t>3.6</w:t>
+      </w:r>
+      <w:r>
+        <w:rPr>
+          <w:rtl w:val="true"/>
+        </w:rPr>
+        <w:t>.</w:t>
+      </w:r>
+      <w:bookmarkEnd w:id="33"/>
+    </w:p>
+    <w:p>
+      <w:pPr>
         <w:pStyle w:val="Heading3"/>
         <w:bidi w:val="1"/>
         <w:rPr/>
       </w:pPr>
-      <w:bookmarkStart w:id="32" w:name="__RefHeading___Toc2105_765814271"/>
-      <w:bookmarkStart w:id="33" w:name="قراءة-بطاقة-التوصية"/>
-      <w:bookmarkEnd w:id="32"/>
+      <w:bookmarkStart w:id="34" w:name="__RefHeading___Toc2142_4087029656"/>
+      <w:bookmarkStart w:id="35" w:name="قراءة-بطاقة-التوصية"/>
+      <w:bookmarkEnd w:id="34"/>
       <w:r>
         <w:rPr/>
         <w:t>3.4</w:t>
@@ -10011,7 +10567,7 @@
         <w:rPr>
           <w:rtl w:val="true"/>
         </w:rPr>
-        <w:t>قيمة الترتيب المحسوبة من الهجين، وليست احتمالاً ولا نسبة نجاح</w:t>
+        <w:t>قيمة الترتيب المحسوبة من الهجين، وليست نسبة نجاح</w:t>
       </w:r>
       <w:r>
         <w:rPr>
@@ -10149,19 +10705,31 @@
         <w:rPr>
           <w:rtl w:val="true"/>
         </w:rPr>
-        <w:t>، والأحمر القرمزي لشعبية العنقود</w:t>
-      </w:r>
-      <w:r>
-        <w:rPr>
-          <w:rtl w:val="true"/>
-        </w:rPr>
-        <w:t xml:space="preserve">. </w:t>
-      </w:r>
-      <w:r>
-        <w:rPr>
-          <w:rtl w:val="true"/>
-        </w:rPr>
-        <w:t>يظهر المكوّنان بنسبتهما في أسفل القائمة</w:t>
+        <w:t xml:space="preserve">، والأحمر القرمزي لمكوّن </w:t>
+      </w:r>
+      <w:r>
+        <w:rPr>
+          <w:rtl w:val="true"/>
+        </w:rPr>
+        <w:t>«</w:t>
+      </w:r>
+      <w:r>
+        <w:rPr>
+          <w:rtl w:val="true"/>
+        </w:rPr>
+        <w:t>شعبية الأنماط المشابهة</w:t>
+      </w:r>
+      <w:r>
+        <w:rPr>
+          <w:rtl w:val="true"/>
+        </w:rPr>
+        <w:t xml:space="preserve">». </w:t>
+      </w:r>
+      <w:r>
+        <w:rPr>
+          <w:rtl w:val="true"/>
+        </w:rPr>
+        <w:t>يظهر المكوّنان بوزنهما في أسفل القائمة</w:t>
       </w:r>
       <w:r>
         <w:rPr>
@@ -10505,7 +11073,7 @@
         </w:rPr>
         <w:t>.</w:t>
       </w:r>
-      <w:bookmarkEnd w:id="33"/>
+      <w:bookmarkEnd w:id="35"/>
     </w:p>
     <w:p>
       <w:pPr>
@@ -10513,9 +11081,9 @@
         <w:bidi w:val="1"/>
         <w:rPr/>
       </w:pPr>
-      <w:bookmarkStart w:id="34" w:name="__RefHeading___Toc2107_765814271"/>
-      <w:bookmarkStart w:id="35" w:name="نافذة-لماذا"/>
-      <w:bookmarkEnd w:id="34"/>
+      <w:bookmarkStart w:id="36" w:name="__RefHeading___Toc2144_4087029656"/>
+      <w:bookmarkStart w:id="37" w:name="نافذة-لماذا"/>
+      <w:bookmarkEnd w:id="36"/>
       <w:r>
         <w:rPr/>
         <w:t>3.5</w:t>
@@ -10751,7 +11319,23 @@
         <w:rPr>
           <w:rtl w:val="true"/>
         </w:rPr>
-        <w:t>تعني أن المورد في أعلى ترتيب المكوّن أو قريب منه</w:t>
+        <w:t xml:space="preserve">تعكس موقع المورد في ترتيب المكوّن، وكلما اقتربت من </w:t>
+      </w:r>
+      <w:r>
+        <w:rPr/>
+        <w:t>1</w:t>
+      </w:r>
+      <w:r>
+        <w:rPr>
+          <w:rtl w:val="true"/>
+        </w:rPr>
+        <w:t xml:space="preserve"> </w:t>
+      </w:r>
+      <w:r>
+        <w:rPr>
+          <w:rtl w:val="true"/>
+        </w:rPr>
+        <w:t>كان أعلى في ذلك الترتيب</w:t>
       </w:r>
       <w:r>
         <w:rPr>
@@ -10821,7 +11405,7 @@
         <w:rPr>
           <w:rtl w:val="true"/>
         </w:rPr>
-        <w:t xml:space="preserve">شعبية العنقود </w:t>
+        <w:t xml:space="preserve">شعبية الأنماط المشابهة </w:t>
       </w:r>
       <w:r>
         <w:rPr>
@@ -10911,11 +11495,11 @@
         <w:rPr>
           <w:rtl w:val="true"/>
         </w:rPr>
-        <w:t xml:space="preserve">سطر يذكر ما استند إليه المكوّن، مثلاً أن المورد استخدمه </w:t>
-      </w:r>
-      <w:r>
-        <w:rPr/>
-        <w:t>70</w:t>
+        <w:t xml:space="preserve">سطر يذكر ما استند إليه المكوّن، مثلاً أن المورد استخدمه عدد من المتعلمين في آخر </w:t>
+      </w:r>
+      <w:r>
+        <w:rPr/>
+        <w:t>3</w:t>
       </w:r>
       <w:r>
         <w:rPr>
@@ -10927,23 +11511,7 @@
         <w:rPr>
           <w:rtl w:val="true"/>
         </w:rPr>
-        <w:t xml:space="preserve">متعلماً في آخر </w:t>
-      </w:r>
-      <w:r>
-        <w:rPr/>
-        <w:t>3</w:t>
-      </w:r>
-      <w:r>
-        <w:rPr>
-          <w:rtl w:val="true"/>
-        </w:rPr>
-        <w:t xml:space="preserve"> </w:t>
-      </w:r>
-      <w:r>
-        <w:rPr>
-          <w:rtl w:val="true"/>
-        </w:rPr>
-        <w:t>أيام، أو أن منتدى سابقاً في تاريخ المتعلم قريب منه</w:t>
+        <w:t>أيام، أو أن مورداً سابقاً في تاريخ المتعلم قريب منه</w:t>
       </w:r>
       <w:r>
         <w:rPr>
@@ -11174,399 +11742,6 @@
         </w:rPr>
         <w:t>.</w:t>
       </w:r>
-      <w:bookmarkEnd w:id="35"/>
-    </w:p>
-    <w:p>
-      <w:pPr>
-        <w:pStyle w:val="Heading3"/>
-        <w:bidi w:val="1"/>
-        <w:rPr/>
-      </w:pPr>
-      <w:bookmarkStart w:id="36" w:name="__RefHeading___Toc2109_765814271"/>
-      <w:bookmarkStart w:id="37" w:name="شارة-تاريخ-النموذج"/>
-      <w:bookmarkEnd w:id="36"/>
-      <w:r>
-        <w:rPr/>
-        <w:t>3.6</w:t>
-      </w:r>
-      <w:r>
-        <w:rPr>
-          <w:rtl w:val="true"/>
-        </w:rPr>
-        <w:t xml:space="preserve"> </w:t>
-      </w:r>
-      <w:r>
-        <w:rPr>
-          <w:rtl w:val="true"/>
-        </w:rPr>
-        <w:t xml:space="preserve">شارة </w:t>
-      </w:r>
-      <w:r>
-        <w:rPr>
-          <w:rtl w:val="true"/>
-        </w:rPr>
-        <w:t>«</w:t>
-      </w:r>
-      <w:r>
-        <w:rPr>
-          <w:rtl w:val="true"/>
-        </w:rPr>
-        <w:t>تاريخ النموذج</w:t>
-      </w:r>
-      <w:r>
-        <w:rPr>
-          <w:rtl w:val="true"/>
-        </w:rPr>
-        <w:t>»</w:t>
-      </w:r>
-    </w:p>
-    <w:p>
-      <w:pPr>
-        <w:pStyle w:val="Normal"/>
-        <w:bidi w:val="1"/>
-        <w:rPr/>
-      </w:pPr>
-      <w:r>
-        <w:rPr>
-          <w:rtl w:val="true"/>
-        </w:rPr>
-        <w:t xml:space="preserve">الشارة تقول أي </w:t>
-      </w:r>
-      <w:r>
-        <w:rPr>
-          <w:b/>
-          <w:b/>
-          <w:bCs/>
-          <w:rtl w:val="true"/>
-        </w:rPr>
-        <w:t>قطع</w:t>
-      </w:r>
-      <w:r>
-        <w:rPr>
-          <w:rtl w:val="true"/>
-        </w:rPr>
-        <w:t xml:space="preserve"> من قطع النموذج استُعملت معاملاته الثقيلة</w:t>
-      </w:r>
-      <w:r>
-        <w:rPr>
-          <w:rtl w:val="true"/>
-        </w:rPr>
-        <w:t xml:space="preserve">. </w:t>
-      </w:r>
-      <w:r>
-        <w:rPr>
-          <w:rtl w:val="true"/>
-        </w:rPr>
-        <w:t xml:space="preserve">القطع الممكنة هي </w:t>
-      </w:r>
-      <w:r>
-        <w:rPr/>
-        <w:t>70</w:t>
-      </w:r>
-      <w:r>
-        <w:rPr>
-          <w:rtl w:val="true"/>
-        </w:rPr>
-        <w:t xml:space="preserve"> </w:t>
-      </w:r>
-      <w:r>
-        <w:rPr>
-          <w:rtl w:val="true"/>
-        </w:rPr>
-        <w:t>و</w:t>
-      </w:r>
-      <w:r>
-        <w:rPr/>
-        <w:t>126</w:t>
-      </w:r>
-      <w:r>
-        <w:rPr>
-          <w:rtl w:val="true"/>
-        </w:rPr>
-        <w:t xml:space="preserve"> </w:t>
-      </w:r>
-      <w:r>
-        <w:rPr>
-          <w:rtl w:val="true"/>
-        </w:rPr>
-        <w:t>و</w:t>
-      </w:r>
-      <w:r>
-        <w:rPr/>
-        <w:t>182</w:t>
-      </w:r>
-      <w:r>
-        <w:rPr>
-          <w:rtl w:val="true"/>
-        </w:rPr>
-        <w:t>، أي أن النموذج دُرّب عندها فقط، ولا يُدرَّب عند كل طلب</w:t>
-      </w:r>
-      <w:r>
-        <w:rPr>
-          <w:rtl w:val="true"/>
-        </w:rPr>
-        <w:t>.</w:t>
-      </w:r>
-    </w:p>
-    <w:p>
-      <w:pPr>
-        <w:pStyle w:val="Normal"/>
-        <w:bidi w:val="1"/>
-        <w:rPr/>
-      </w:pPr>
-      <w:r>
-        <w:rPr>
-          <w:rtl w:val="true"/>
-        </w:rPr>
-        <w:t>مثال</w:t>
-      </w:r>
-      <w:r>
-        <w:rPr>
-          <w:rtl w:val="true"/>
-        </w:rPr>
-        <w:t xml:space="preserve">: </w:t>
-      </w:r>
-      <w:r>
-        <w:rPr>
-          <w:rtl w:val="true"/>
-        </w:rPr>
-        <w:t xml:space="preserve">عند اليوم </w:t>
-      </w:r>
-      <w:r>
-        <w:rPr/>
-        <w:t>75</w:t>
-      </w:r>
-      <w:r>
-        <w:rPr>
-          <w:rtl w:val="true"/>
-        </w:rPr>
-        <w:t xml:space="preserve"> </w:t>
-      </w:r>
-      <w:r>
-        <w:rPr>
-          <w:rtl w:val="true"/>
-        </w:rPr>
-        <w:t xml:space="preserve">تظهر </w:t>
-      </w:r>
-      <w:r>
-        <w:rPr>
-          <w:rtl w:val="true"/>
-        </w:rPr>
-        <w:t>«</w:t>
-      </w:r>
-      <w:r>
-        <w:rPr>
-          <w:rtl w:val="true"/>
-        </w:rPr>
-        <w:t>تاريخ النموذج</w:t>
-      </w:r>
-      <w:r>
-        <w:rPr>
-          <w:rtl w:val="true"/>
-        </w:rPr>
-        <w:t xml:space="preserve">: </w:t>
-      </w:r>
-      <w:r>
-        <w:rPr>
-          <w:rtl w:val="true"/>
-        </w:rPr>
-        <w:t xml:space="preserve">اليوم </w:t>
-      </w:r>
-      <w:r>
-        <w:rPr/>
-        <w:t>70</w:t>
-      </w:r>
-      <w:r>
-        <w:rPr>
-          <w:rtl w:val="true"/>
-        </w:rPr>
-        <w:t>»</w:t>
-      </w:r>
-      <w:r>
-        <w:rPr>
-          <w:rtl w:val="true"/>
-        </w:rPr>
-        <w:t xml:space="preserve">، لأن أقرب قطع لا يتجاوز </w:t>
-      </w:r>
-      <w:r>
-        <w:rPr/>
-        <w:t>75</w:t>
-      </w:r>
-      <w:r>
-        <w:rPr>
-          <w:rtl w:val="true"/>
-        </w:rPr>
-        <w:t xml:space="preserve"> </w:t>
-      </w:r>
-      <w:r>
-        <w:rPr>
-          <w:rtl w:val="true"/>
-        </w:rPr>
-        <w:t xml:space="preserve">هو </w:t>
-      </w:r>
-      <w:r>
-        <w:rPr/>
-        <w:t>70</w:t>
-      </w:r>
-      <w:r>
-        <w:rPr>
-          <w:rtl w:val="true"/>
-        </w:rPr>
-        <w:t xml:space="preserve">. </w:t>
-      </w:r>
-      <w:r>
-        <w:rPr>
-          <w:rtl w:val="true"/>
-        </w:rPr>
-        <w:t xml:space="preserve">هذا يعني أن معاملات المكوّنات الثقيلة </w:t>
-      </w:r>
-      <w:r>
-        <w:rPr>
-          <w:rtl w:val="true"/>
-        </w:rPr>
-        <w:t>(</w:t>
-      </w:r>
-      <w:r>
-        <w:rPr/>
-        <w:t>WRMF</w:t>
-      </w:r>
-      <w:r>
-        <w:rPr>
-          <w:rtl w:val="true"/>
-        </w:rPr>
-        <w:t xml:space="preserve"> </w:t>
-      </w:r>
-      <w:r>
-        <w:rPr>
-          <w:rtl w:val="true"/>
-        </w:rPr>
-        <w:t>و</w:t>
-      </w:r>
-      <w:r>
-        <w:rPr/>
-        <w:t>GRU-lite</w:t>
-      </w:r>
-      <w:r>
-        <w:rPr>
-          <w:rtl w:val="true"/>
-        </w:rPr>
-        <w:t xml:space="preserve">) </w:t>
-      </w:r>
-      <w:r>
-        <w:rPr>
-          <w:rtl w:val="true"/>
-        </w:rPr>
-        <w:t xml:space="preserve">مأخوذة من تدريب اليوم </w:t>
-      </w:r>
-      <w:r>
-        <w:rPr/>
-        <w:t>70</w:t>
-      </w:r>
-      <w:r>
-        <w:rPr>
-          <w:rtl w:val="true"/>
-        </w:rPr>
-        <w:t xml:space="preserve">، لكن </w:t>
-      </w:r>
-      <w:r>
-        <w:rPr>
-          <w:b/>
-          <w:b/>
-          <w:bCs/>
-          <w:rtl w:val="true"/>
-        </w:rPr>
-        <w:t xml:space="preserve">حالة المتعلم نفسها تُحسب عند اليوم </w:t>
-      </w:r>
-      <w:r>
-        <w:rPr>
-          <w:b/>
-          <w:bCs/>
-        </w:rPr>
-        <w:t>75</w:t>
-      </w:r>
-      <w:r>
-        <w:rPr>
-          <w:rtl w:val="true"/>
-        </w:rPr>
-        <w:t>، من تاريخه حتى ذلك اليوم</w:t>
-      </w:r>
-      <w:r>
-        <w:rPr>
-          <w:rtl w:val="true"/>
-        </w:rPr>
-        <w:t>.</w:t>
-      </w:r>
-    </w:p>
-    <w:p>
-      <w:pPr>
-        <w:pStyle w:val="Normal"/>
-        <w:bidi w:val="1"/>
-        <w:rPr/>
-      </w:pPr>
-      <w:r>
-        <w:rPr>
-          <w:rtl w:val="true"/>
-        </w:rPr>
-        <w:t>تذكّر</w:t>
-      </w:r>
-      <w:r>
-        <w:rPr>
-          <w:rtl w:val="true"/>
-        </w:rPr>
-        <w:t>: «</w:t>
-      </w:r>
-      <w:r>
-        <w:rPr>
-          <w:rtl w:val="true"/>
-        </w:rPr>
-        <w:t>تاريخ النموذج</w:t>
-      </w:r>
-      <w:r>
-        <w:rPr>
-          <w:rtl w:val="true"/>
-        </w:rPr>
-        <w:t xml:space="preserve">» </w:t>
-      </w:r>
-      <w:r>
-        <w:rPr>
-          <w:rtl w:val="true"/>
-        </w:rPr>
-        <w:t>ليس تاريخ التوصية، والشارة لا تعني أن البيانات أقدم</w:t>
-      </w:r>
-      <w:r>
-        <w:rPr>
-          <w:rtl w:val="true"/>
-        </w:rPr>
-        <w:t xml:space="preserve">. </w:t>
-      </w:r>
-      <w:r>
-        <w:rPr>
-          <w:rtl w:val="true"/>
-        </w:rPr>
-        <w:t xml:space="preserve">البيانات حتى اليوم </w:t>
-      </w:r>
-      <w:r>
-        <w:rPr/>
-        <w:t>t</w:t>
-      </w:r>
-      <w:r>
-        <w:rPr>
-          <w:rtl w:val="true"/>
-        </w:rPr>
-        <w:t xml:space="preserve"> </w:t>
-      </w:r>
-      <w:r>
-        <w:rPr>
-          <w:rtl w:val="true"/>
-        </w:rPr>
-        <w:t>كاملة</w:t>
-      </w:r>
-      <w:r>
-        <w:rPr>
-          <w:rtl w:val="true"/>
-        </w:rPr>
-        <w:t>.</w:t>
-      </w:r>
       <w:bookmarkEnd w:id="37"/>
     </w:p>
     <w:p>
@@ -11575,9 +11750,402 @@
         <w:bidi w:val="1"/>
         <w:rPr/>
       </w:pPr>
-      <w:bookmarkStart w:id="38" w:name="__RefHeading___Toc2111_765814271"/>
-      <w:bookmarkStart w:id="39" w:name="حالة-قبل-أول-قطع"/>
+      <w:bookmarkStart w:id="38" w:name="__RefHeading___Toc2146_4087029656"/>
+      <w:bookmarkStart w:id="39" w:name="شارة-تاريخ-النموذج"/>
       <w:bookmarkEnd w:id="38"/>
+      <w:r>
+        <w:rPr/>
+        <w:t>3.6</w:t>
+      </w:r>
+      <w:r>
+        <w:rPr>
+          <w:rtl w:val="true"/>
+        </w:rPr>
+        <w:t xml:space="preserve"> </w:t>
+      </w:r>
+      <w:r>
+        <w:rPr>
+          <w:rtl w:val="true"/>
+        </w:rPr>
+        <w:t xml:space="preserve">شارة </w:t>
+      </w:r>
+      <w:r>
+        <w:rPr>
+          <w:rtl w:val="true"/>
+        </w:rPr>
+        <w:t>«</w:t>
+      </w:r>
+      <w:r>
+        <w:rPr>
+          <w:rtl w:val="true"/>
+        </w:rPr>
+        <w:t>تاريخ النموذج</w:t>
+      </w:r>
+      <w:r>
+        <w:rPr>
+          <w:rtl w:val="true"/>
+        </w:rPr>
+        <w:t>»</w:t>
+      </w:r>
+    </w:p>
+    <w:p>
+      <w:pPr>
+        <w:pStyle w:val="Normal"/>
+        <w:bidi w:val="1"/>
+        <w:rPr/>
+      </w:pPr>
+      <w:r>
+        <w:rPr>
+          <w:rtl w:val="true"/>
+        </w:rPr>
+        <w:t xml:space="preserve">الشارة تقول أي </w:t>
+      </w:r>
+      <w:r>
+        <w:rPr>
+          <w:b/>
+          <w:b/>
+          <w:bCs/>
+          <w:rtl w:val="true"/>
+        </w:rPr>
+        <w:t>قطع</w:t>
+      </w:r>
+      <w:r>
+        <w:rPr>
+          <w:rtl w:val="true"/>
+        </w:rPr>
+        <w:t xml:space="preserve"> من قطع النموذج استُعملت معاملاته الثقيلة</w:t>
+      </w:r>
+      <w:r>
+        <w:rPr>
+          <w:rtl w:val="true"/>
+        </w:rPr>
+        <w:t xml:space="preserve">. </w:t>
+      </w:r>
+      <w:r>
+        <w:rPr>
+          <w:rtl w:val="true"/>
+        </w:rPr>
+        <w:t xml:space="preserve">القطع الممكنة هي </w:t>
+      </w:r>
+      <w:r>
+        <w:rPr/>
+        <w:t>70</w:t>
+      </w:r>
+      <w:r>
+        <w:rPr>
+          <w:rtl w:val="true"/>
+        </w:rPr>
+        <w:t xml:space="preserve"> </w:t>
+      </w:r>
+      <w:r>
+        <w:rPr>
+          <w:rtl w:val="true"/>
+        </w:rPr>
+        <w:t>و</w:t>
+      </w:r>
+      <w:r>
+        <w:rPr/>
+        <w:t>126</w:t>
+      </w:r>
+      <w:r>
+        <w:rPr>
+          <w:rtl w:val="true"/>
+        </w:rPr>
+        <w:t xml:space="preserve"> </w:t>
+      </w:r>
+      <w:r>
+        <w:rPr>
+          <w:rtl w:val="true"/>
+        </w:rPr>
+        <w:t>و</w:t>
+      </w:r>
+      <w:r>
+        <w:rPr/>
+        <w:t>182</w:t>
+      </w:r>
+      <w:r>
+        <w:rPr>
+          <w:rtl w:val="true"/>
+        </w:rPr>
+        <w:t>، أي أن النموذج دُرّب عندها فقط، ولا يُدرَّب عند كل طلب</w:t>
+      </w:r>
+      <w:r>
+        <w:rPr>
+          <w:rtl w:val="true"/>
+        </w:rPr>
+        <w:t>.</w:t>
+      </w:r>
+    </w:p>
+    <w:p>
+      <w:pPr>
+        <w:pStyle w:val="Normal"/>
+        <w:bidi w:val="1"/>
+        <w:rPr/>
+      </w:pPr>
+      <w:r>
+        <w:rPr>
+          <w:rtl w:val="true"/>
+        </w:rPr>
+        <w:t>مثال</w:t>
+      </w:r>
+      <w:r>
+        <w:rPr>
+          <w:rtl w:val="true"/>
+        </w:rPr>
+        <w:t xml:space="preserve">: </w:t>
+      </w:r>
+      <w:r>
+        <w:rPr>
+          <w:rtl w:val="true"/>
+        </w:rPr>
+        <w:t xml:space="preserve">عند اليوم </w:t>
+      </w:r>
+      <w:r>
+        <w:rPr/>
+        <w:t>75</w:t>
+      </w:r>
+      <w:r>
+        <w:rPr>
+          <w:rtl w:val="true"/>
+        </w:rPr>
+        <w:t xml:space="preserve"> </w:t>
+      </w:r>
+      <w:r>
+        <w:rPr>
+          <w:rtl w:val="true"/>
+        </w:rPr>
+        <w:t xml:space="preserve">تظهر </w:t>
+      </w:r>
+      <w:r>
+        <w:rPr>
+          <w:rtl w:val="true"/>
+        </w:rPr>
+        <w:t>«</w:t>
+      </w:r>
+      <w:r>
+        <w:rPr>
+          <w:rtl w:val="true"/>
+        </w:rPr>
+        <w:t>تاريخ النموذج</w:t>
+      </w:r>
+      <w:r>
+        <w:rPr>
+          <w:rtl w:val="true"/>
+        </w:rPr>
+        <w:t xml:space="preserve">: </w:t>
+      </w:r>
+      <w:r>
+        <w:rPr>
+          <w:rtl w:val="true"/>
+        </w:rPr>
+        <w:t xml:space="preserve">اليوم </w:t>
+      </w:r>
+      <w:r>
+        <w:rPr/>
+        <w:t>70</w:t>
+      </w:r>
+      <w:r>
+        <w:rPr>
+          <w:rtl w:val="true"/>
+        </w:rPr>
+        <w:t>»</w:t>
+      </w:r>
+      <w:r>
+        <w:rPr>
+          <w:rtl w:val="true"/>
+        </w:rPr>
+        <w:t xml:space="preserve">، لأن أقرب قطع لا يتجاوز </w:t>
+      </w:r>
+      <w:r>
+        <w:rPr/>
+        <w:t>75</w:t>
+      </w:r>
+      <w:r>
+        <w:rPr>
+          <w:rtl w:val="true"/>
+        </w:rPr>
+        <w:t xml:space="preserve"> </w:t>
+      </w:r>
+      <w:r>
+        <w:rPr>
+          <w:rtl w:val="true"/>
+        </w:rPr>
+        <w:t xml:space="preserve">هو </w:t>
+      </w:r>
+      <w:r>
+        <w:rPr/>
+        <w:t>70</w:t>
+      </w:r>
+      <w:r>
+        <w:rPr>
+          <w:rtl w:val="true"/>
+        </w:rPr>
+        <w:t xml:space="preserve">. </w:t>
+      </w:r>
+      <w:r>
+        <w:rPr>
+          <w:rtl w:val="true"/>
+        </w:rPr>
+        <w:t xml:space="preserve">هذا يعني أن معاملات المكوّنات الثقيلة </w:t>
+      </w:r>
+      <w:r>
+        <w:rPr>
+          <w:rtl w:val="true"/>
+        </w:rPr>
+        <w:t>(</w:t>
+      </w:r>
+      <w:r>
+        <w:rPr/>
+        <w:t>WRMF</w:t>
+      </w:r>
+      <w:r>
+        <w:rPr>
+          <w:rtl w:val="true"/>
+        </w:rPr>
+        <w:t xml:space="preserve"> </w:t>
+      </w:r>
+      <w:r>
+        <w:rPr>
+          <w:rtl w:val="true"/>
+        </w:rPr>
+        <w:t>و</w:t>
+      </w:r>
+      <w:r>
+        <w:rPr/>
+        <w:t>GRU-lite</w:t>
+      </w:r>
+      <w:r>
+        <w:rPr>
+          <w:rtl w:val="true"/>
+        </w:rPr>
+        <w:t xml:space="preserve">) </w:t>
+      </w:r>
+      <w:r>
+        <w:rPr>
+          <w:rtl w:val="true"/>
+        </w:rPr>
+        <w:t xml:space="preserve">مأخوذة من تدريب اليوم </w:t>
+      </w:r>
+      <w:r>
+        <w:rPr/>
+        <w:t>70</w:t>
+      </w:r>
+      <w:r>
+        <w:rPr>
+          <w:rtl w:val="true"/>
+        </w:rPr>
+        <w:t xml:space="preserve">، لكن </w:t>
+      </w:r>
+      <w:r>
+        <w:rPr>
+          <w:b/>
+          <w:b/>
+          <w:bCs/>
+          <w:rtl w:val="true"/>
+        </w:rPr>
+        <w:t xml:space="preserve">حالة المتعلم نفسها تُحسب عند اليوم </w:t>
+      </w:r>
+      <w:r>
+        <w:rPr>
+          <w:b/>
+          <w:bCs/>
+        </w:rPr>
+        <w:t>75</w:t>
+      </w:r>
+      <w:r>
+        <w:rPr>
+          <w:rtl w:val="true"/>
+        </w:rPr>
+        <w:t>، من تاريخه حتى ذلك اليوم</w:t>
+      </w:r>
+      <w:r>
+        <w:rPr>
+          <w:rtl w:val="true"/>
+        </w:rPr>
+        <w:t>.</w:t>
+      </w:r>
+    </w:p>
+    <w:p>
+      <w:pPr>
+        <w:pStyle w:val="Normal"/>
+        <w:bidi w:val="1"/>
+        <w:rPr/>
+      </w:pPr>
+      <w:r>
+        <w:rPr>
+          <w:rtl w:val="true"/>
+        </w:rPr>
+        <w:t>تذكّر</w:t>
+      </w:r>
+      <w:r>
+        <w:rPr>
+          <w:rtl w:val="true"/>
+        </w:rPr>
+        <w:t>: «</w:t>
+      </w:r>
+      <w:r>
+        <w:rPr>
+          <w:rtl w:val="true"/>
+        </w:rPr>
+        <w:t>تاريخ النموذج</w:t>
+      </w:r>
+      <w:r>
+        <w:rPr>
+          <w:rtl w:val="true"/>
+        </w:rPr>
+        <w:t xml:space="preserve">» </w:t>
+      </w:r>
+      <w:r>
+        <w:rPr>
+          <w:rtl w:val="true"/>
+        </w:rPr>
+        <w:t>ليس تاريخ التوصية، والشارة لا تعني أن البيانات أقدم</w:t>
+      </w:r>
+      <w:r>
+        <w:rPr>
+          <w:rtl w:val="true"/>
+        </w:rPr>
+        <w:t xml:space="preserve">. </w:t>
+      </w:r>
+      <w:r>
+        <w:rPr>
+          <w:rtl w:val="true"/>
+        </w:rPr>
+        <w:t xml:space="preserve">البيانات حتى اليوم </w:t>
+      </w:r>
+      <w:r>
+        <w:rPr/>
+        <w:t>t</w:t>
+      </w:r>
+      <w:r>
+        <w:rPr>
+          <w:rtl w:val="true"/>
+        </w:rPr>
+        <w:t xml:space="preserve"> </w:t>
+      </w:r>
+      <w:r>
+        <w:rPr>
+          <w:rtl w:val="true"/>
+        </w:rPr>
+        <w:t>كاملة</w:t>
+      </w:r>
+      <w:r>
+        <w:rPr>
+          <w:rtl w:val="true"/>
+        </w:rPr>
+        <w:t>.</w:t>
+      </w:r>
+      <w:bookmarkEnd w:id="39"/>
+    </w:p>
+    <w:p>
+      <w:pPr>
+        <w:pStyle w:val="Heading3"/>
+        <w:bidi w:val="1"/>
+        <w:rPr/>
+      </w:pPr>
+      <w:bookmarkStart w:id="40" w:name="__RefHeading___Toc2148_4087029656"/>
+      <w:bookmarkStart w:id="41" w:name="حالة-قبل-أول-قطع"/>
+      <w:bookmarkEnd w:id="40"/>
       <w:r>
         <w:rPr/>
         <w:t>3.7</w:t>
@@ -11837,92 +12405,6 @@
         </w:rPr>
         <w:t>.</w:t>
       </w:r>
-      <w:bookmarkEnd w:id="39"/>
-    </w:p>
-    <w:p>
-      <w:pPr>
-        <w:pStyle w:val="Heading3"/>
-        <w:bidi w:val="1"/>
-        <w:rPr/>
-      </w:pPr>
-      <w:bookmarkStart w:id="40" w:name="__RefHeading___Toc2113_765814271"/>
-      <w:bookmarkStart w:id="41" w:name="حالة-التسجيل-لم-يتفاعل-بعد-مع-الكتالوج"/>
-      <w:bookmarkEnd w:id="40"/>
-      <w:r>
-        <w:rPr/>
-        <w:t>3.8</w:t>
-      </w:r>
-      <w:r>
-        <w:rPr>
-          <w:rtl w:val="true"/>
-        </w:rPr>
-        <w:t xml:space="preserve"> </w:t>
-      </w:r>
-      <w:r>
-        <w:rPr>
-          <w:rtl w:val="true"/>
-        </w:rPr>
-        <w:t xml:space="preserve">حالة </w:t>
-      </w:r>
-      <w:r>
-        <w:rPr>
-          <w:rtl w:val="true"/>
-        </w:rPr>
-        <w:t>«</w:t>
-      </w:r>
-      <w:r>
-        <w:rPr>
-          <w:rtl w:val="true"/>
-        </w:rPr>
-        <w:t>التسجيل لم يتفاعل بعد مع الكتالوج</w:t>
-      </w:r>
-      <w:r>
-        <w:rPr>
-          <w:rtl w:val="true"/>
-        </w:rPr>
-        <w:t>»</w:t>
-      </w:r>
-    </w:p>
-    <w:p>
-      <w:pPr>
-        <w:pStyle w:val="Normal"/>
-        <w:bidi w:val="1"/>
-        <w:rPr/>
-      </w:pPr>
-      <w:r>
-        <w:rPr>
-          <w:rtl w:val="true"/>
-        </w:rPr>
-        <w:t xml:space="preserve">إن لم يكن للمتعلم أي تفاعل مع موارد الكتالوج حتى اليوم </w:t>
-      </w:r>
-      <w:r>
-        <w:rPr/>
-        <w:t>t</w:t>
-      </w:r>
-      <w:r>
-        <w:rPr>
-          <w:rtl w:val="true"/>
-        </w:rPr>
-        <w:t>، يُعرض ترتيب غير شخصي مع إشعار</w:t>
-      </w:r>
-      <w:r>
-        <w:rPr>
-          <w:rtl w:val="true"/>
-        </w:rPr>
-        <w:t xml:space="preserve">. </w:t>
-      </w:r>
-      <w:r>
-        <w:rPr>
-          <w:rtl w:val="true"/>
-        </w:rPr>
-        <w:t>هذه الحالة ممكنة في الأيام الأولى من العرض</w:t>
-      </w:r>
-      <w:r>
-        <w:rPr>
-          <w:rtl w:val="true"/>
-        </w:rPr>
-        <w:t>.</w:t>
-      </w:r>
       <w:bookmarkEnd w:id="41"/>
     </w:p>
     <w:p>
@@ -11931,9 +12413,95 @@
         <w:bidi w:val="1"/>
         <w:rPr/>
       </w:pPr>
-      <w:bookmarkStart w:id="42" w:name="__RefHeading___Toc2115_765814271"/>
-      <w:bookmarkStart w:id="43" w:name="نشاطي-في-آخر-28-يوما"/>
+      <w:bookmarkStart w:id="42" w:name="__RefHeading___Toc2150_4087029656"/>
+      <w:bookmarkStart w:id="43" w:name="حالة-التسجيل-لم-يتفاعل-بعد-مع-الكتالوج"/>
       <w:bookmarkEnd w:id="42"/>
+      <w:r>
+        <w:rPr/>
+        <w:t>3.8</w:t>
+      </w:r>
+      <w:r>
+        <w:rPr>
+          <w:rtl w:val="true"/>
+        </w:rPr>
+        <w:t xml:space="preserve"> </w:t>
+      </w:r>
+      <w:r>
+        <w:rPr>
+          <w:rtl w:val="true"/>
+        </w:rPr>
+        <w:t xml:space="preserve">حالة </w:t>
+      </w:r>
+      <w:r>
+        <w:rPr>
+          <w:rtl w:val="true"/>
+        </w:rPr>
+        <w:t>«</w:t>
+      </w:r>
+      <w:r>
+        <w:rPr>
+          <w:rtl w:val="true"/>
+        </w:rPr>
+        <w:t>التسجيل لم يتفاعل بعد مع الكتالوج</w:t>
+      </w:r>
+      <w:r>
+        <w:rPr>
+          <w:rtl w:val="true"/>
+        </w:rPr>
+        <w:t>»</w:t>
+      </w:r>
+    </w:p>
+    <w:p>
+      <w:pPr>
+        <w:pStyle w:val="Normal"/>
+        <w:bidi w:val="1"/>
+        <w:rPr/>
+      </w:pPr>
+      <w:r>
+        <w:rPr>
+          <w:rtl w:val="true"/>
+        </w:rPr>
+        <w:t xml:space="preserve">إن لم يكن للمتعلم أي تفاعل مع موارد الكتالوج حتى اليوم </w:t>
+      </w:r>
+      <w:r>
+        <w:rPr/>
+        <w:t>t</w:t>
+      </w:r>
+      <w:r>
+        <w:rPr>
+          <w:rtl w:val="true"/>
+        </w:rPr>
+        <w:t>، يُعرض ترتيب غير شخصي مع إشعار</w:t>
+      </w:r>
+      <w:r>
+        <w:rPr>
+          <w:rtl w:val="true"/>
+        </w:rPr>
+        <w:t xml:space="preserve">. </w:t>
+      </w:r>
+      <w:r>
+        <w:rPr>
+          <w:rtl w:val="true"/>
+        </w:rPr>
+        <w:t>هذه الحالة ممكنة في الأيام الأولى من العرض</w:t>
+      </w:r>
+      <w:r>
+        <w:rPr>
+          <w:rtl w:val="true"/>
+        </w:rPr>
+        <w:t>.</w:t>
+      </w:r>
+      <w:bookmarkEnd w:id="43"/>
+    </w:p>
+    <w:p>
+      <w:pPr>
+        <w:pStyle w:val="Heading3"/>
+        <w:bidi w:val="1"/>
+        <w:rPr/>
+      </w:pPr>
+      <w:bookmarkStart w:id="44" w:name="__RefHeading___Toc2152_4087029656"/>
+      <w:bookmarkStart w:id="45" w:name="نشاطي-في-آخر-28-يوما"/>
+      <w:bookmarkEnd w:id="44"/>
       <w:r>
         <w:rPr/>
         <w:t>3.9</w:t>
@@ -12264,7 +12832,7 @@
         </w:rPr>
         <w:t>.</w:t>
       </w:r>
-      <w:bookmarkEnd w:id="43"/>
+      <w:bookmarkEnd w:id="45"/>
     </w:p>
     <w:p>
       <w:pPr>
@@ -12272,9 +12840,9 @@
         <w:bidi w:val="1"/>
         <w:rPr/>
       </w:pPr>
-      <w:bookmarkStart w:id="44" w:name="__RefHeading___Toc2117_765814271"/>
-      <w:bookmarkStart w:id="45" w:name="ما-لا-تعرضه-صفحة-المتعلم"/>
-      <w:bookmarkEnd w:id="44"/>
+      <w:bookmarkStart w:id="46" w:name="__RefHeading___Toc2154_4087029656"/>
+      <w:bookmarkStart w:id="47" w:name="ما-لا-تعرضه-صفحة-المتعلم"/>
+      <w:bookmarkEnd w:id="46"/>
       <w:r>
         <w:rPr/>
         <w:t>3.10</w:t>
@@ -12325,7 +12893,7 @@
         <w:rPr>
           <w:rtl w:val="true"/>
         </w:rPr>
-        <w:t>درجة الخطر، ولا أي تقدير لاحتمال الانسحاب أو الفشل</w:t>
+        <w:t>درجة الخطر النسبية، ولا أي وسم أو تقدير يتعلق بالانسحاب أو الفشل</w:t>
       </w:r>
       <w:r>
         <w:rPr>
@@ -12505,8 +13073,8 @@
         <w:bidi w:val="1"/>
         <w:rPr/>
       </w:pPr>
-      <w:bookmarkStart w:id="46" w:name="دليل-المتعلم"/>
-      <w:bookmarkStart w:id="47" w:name="ما-لا-تعرضه-صفحة-المتعلم"/>
+      <w:bookmarkStart w:id="48" w:name="دليل-المتعلم"/>
+      <w:bookmarkStart w:id="49" w:name="ما-لا-تعرضه-صفحة-المتعلم"/>
       <w:r>
         <w:rPr>
           <w:rtl w:val="true"/>
@@ -12564,8 +13132,8 @@
           </mc:Fallback>
         </mc:AlternateContent>
       </w:r>
-      <w:bookmarkEnd w:id="46"/>
-      <w:bookmarkEnd w:id="47"/>
+      <w:bookmarkEnd w:id="48"/>
+      <w:bookmarkEnd w:id="49"/>
     </w:p>
     <w:p>
       <w:pPr>
@@ -12573,9 +13141,9 @@
         <w:bidi w:val="1"/>
         <w:rPr/>
       </w:pPr>
-      <w:bookmarkStart w:id="48" w:name="__RefHeading___Toc2119_765814271"/>
-      <w:bookmarkStart w:id="49" w:name="دليل-المدرس-أو-المشرف"/>
-      <w:bookmarkEnd w:id="48"/>
+      <w:bookmarkStart w:id="50" w:name="__RefHeading___Toc2156_4087029656"/>
+      <w:bookmarkStart w:id="51" w:name="دليل-المدرس-أو-المشرف"/>
+      <w:bookmarkEnd w:id="50"/>
       <w:r>
         <w:rPr/>
         <w:t>4</w:t>
@@ -12634,9 +13202,9 @@
         <w:bidi w:val="1"/>
         <w:rPr/>
       </w:pPr>
-      <w:bookmarkStart w:id="50" w:name="__RefHeading___Toc2121_765814271"/>
-      <w:bookmarkStart w:id="51" w:name="تنبيه-قبل-البدء"/>
-      <w:bookmarkEnd w:id="50"/>
+      <w:bookmarkStart w:id="52" w:name="__RefHeading___Toc2158_4087029656"/>
+      <w:bookmarkStart w:id="53" w:name="تنبيه-قبل-البدء"/>
+      <w:bookmarkEnd w:id="52"/>
       <w:r>
         <w:rPr/>
         <w:t>4.1</w:t>
@@ -12700,7 +13268,7 @@
         <w:rPr>
           <w:rtl w:val="true"/>
         </w:rPr>
-        <w:t xml:space="preserve">تقديرات احتمالية من نموذج </w:t>
+        <w:t xml:space="preserve">درجة خطر نسبية غير معايَرة من نموذج </w:t>
       </w:r>
       <w:r>
         <w:rPr/>
@@ -12728,13 +13296,23 @@
         <w:rPr>
           <w:rtl w:val="true"/>
         </w:rPr>
-        <w:t>الأرقام للعرض والتوضيح لا للتقييم</w:t>
-      </w:r>
-      <w:r>
-        <w:rPr>
-          <w:rtl w:val="true"/>
-        </w:rPr>
-        <w:t>.»</w:t>
+        <w:t xml:space="preserve">الأرقام للعرض والتوضيح لا للتقييم </w:t>
+      </w:r>
+      <w:r>
+        <w:rPr>
+          <w:rtl w:val="true"/>
+        </w:rPr>
+        <w:t>(</w:t>
+      </w:r>
+      <w:r>
+        <w:rPr/>
+        <w:t>D-49</w:t>
+      </w:r>
+      <w:r>
+        <w:rPr>
+          <w:rtl w:val="true"/>
+        </w:rPr>
+        <w:t>).»</w:t>
       </w:r>
     </w:p>
     <w:p>
@@ -12858,110 +13436,6 @@
         </w:rPr>
         <w:t>المؤشرات والعناقيد</w:t>
       </w:r>
-      <w:bookmarkEnd w:id="51"/>
-    </w:p>
-    <w:p>
-      <w:pPr>
-        <w:pStyle w:val="Heading3"/>
-        <w:bidi w:val="1"/>
-        <w:rPr/>
-      </w:pPr>
-      <w:bookmarkStart w:id="52" w:name="__RefHeading___Toc2123_765814271"/>
-      <w:bookmarkStart w:id="53" w:name="تبدأ-اللوحة-من-اليوم-56"/>
-      <w:bookmarkEnd w:id="52"/>
-      <w:r>
-        <w:rPr/>
-        <w:t>4.2</w:t>
-      </w:r>
-      <w:r>
-        <w:rPr>
-          <w:rtl w:val="true"/>
-        </w:rPr>
-        <w:t xml:space="preserve"> </w:t>
-      </w:r>
-      <w:r>
-        <w:rPr>
-          <w:rtl w:val="true"/>
-        </w:rPr>
-        <w:t xml:space="preserve">تبدأ اللوحة من اليوم </w:t>
-      </w:r>
-      <w:r>
-        <w:rPr/>
-        <w:t>56</w:t>
-      </w:r>
-    </w:p>
-    <w:p>
-      <w:pPr>
-        <w:pStyle w:val="Normal"/>
-        <w:bidi w:val="1"/>
-        <w:rPr/>
-      </w:pPr>
-      <w:r>
-        <w:rPr>
-          <w:rtl w:val="true"/>
-        </w:rPr>
-        <w:t xml:space="preserve">لا تعرض لوحة المدرّس بيانات قبل اليوم </w:t>
-      </w:r>
-      <w:r>
-        <w:rPr/>
-        <w:t>56</w:t>
-      </w:r>
-      <w:r>
-        <w:rPr>
-          <w:rtl w:val="true"/>
-        </w:rPr>
-        <w:t>، لأن العناقيد لا تُحسب قبله</w:t>
-      </w:r>
-      <w:r>
-        <w:rPr>
-          <w:rtl w:val="true"/>
-        </w:rPr>
-        <w:t xml:space="preserve">. </w:t>
-      </w:r>
-      <w:r>
-        <w:rPr>
-          <w:rtl w:val="true"/>
-        </w:rPr>
-        <w:t xml:space="preserve">إن اخترت يوماً أقدم، تنتقل الواجهة تلقائياً إلى اليوم </w:t>
-      </w:r>
-      <w:r>
-        <w:rPr/>
-        <w:t>56</w:t>
-      </w:r>
-      <w:r>
-        <w:rPr>
-          <w:rtl w:val="true"/>
-        </w:rPr>
-        <w:t xml:space="preserve">. </w:t>
-      </w:r>
-      <w:r>
-        <w:rPr>
-          <w:rtl w:val="true"/>
-        </w:rPr>
-        <w:t xml:space="preserve">وتعرض اللوحة درجة الخطر من قطعها المتاح لليوم المختار، وتعرض العناقيد من اليوم </w:t>
-      </w:r>
-      <w:r>
-        <w:rPr/>
-        <w:t>56</w:t>
-      </w:r>
-      <w:r>
-        <w:rPr>
-          <w:rtl w:val="true"/>
-        </w:rPr>
-        <w:t xml:space="preserve"> </w:t>
-      </w:r>
-      <w:r>
-        <w:rPr>
-          <w:rtl w:val="true"/>
-        </w:rPr>
-        <w:t>فصاعداً</w:t>
-      </w:r>
-      <w:r>
-        <w:rPr>
-          <w:rtl w:val="true"/>
-        </w:rPr>
-        <w:t>.</w:t>
-      </w:r>
       <w:bookmarkEnd w:id="53"/>
     </w:p>
     <w:p>
@@ -12970,12 +13444,12 @@
         <w:bidi w:val="1"/>
         <w:rPr/>
       </w:pPr>
-      <w:bookmarkStart w:id="54" w:name="__RefHeading___Toc2125_765814271"/>
-      <w:bookmarkStart w:id="55" w:name="لوحة-المؤشرات"/>
+      <w:bookmarkStart w:id="54" w:name="__RefHeading___Toc2160_4087029656"/>
+      <w:bookmarkStart w:id="55" w:name="تبدأ-اللوحة-من-اليوم-56"/>
       <w:bookmarkEnd w:id="54"/>
       <w:r>
         <w:rPr/>
-        <w:t>4.3</w:t>
+        <w:t>4.2</w:t>
       </w:r>
       <w:r>
         <w:rPr>
@@ -12987,7 +13461,11 @@
         <w:rPr>
           <w:rtl w:val="true"/>
         </w:rPr>
-        <w:t>لوحة المؤشرات</w:t>
+        <w:t xml:space="preserve">تبدأ اللوحة من اليوم </w:t>
+      </w:r>
+      <w:r>
+        <w:rPr/>
+        <w:t>56</w:t>
       </w:r>
     </w:p>
     <w:p>
@@ -13000,6 +13478,90 @@
         <w:rPr>
           <w:rtl w:val="true"/>
         </w:rPr>
+        <w:t xml:space="preserve">لا تعرض لوحة المدرّس بيانات قبل اليوم </w:t>
+      </w:r>
+      <w:r>
+        <w:rPr/>
+        <w:t>56</w:t>
+      </w:r>
+      <w:r>
+        <w:rPr>
+          <w:rtl w:val="true"/>
+        </w:rPr>
+        <w:t>، لأن العناقيد لا تُحسب قبله</w:t>
+      </w:r>
+      <w:r>
+        <w:rPr>
+          <w:rtl w:val="true"/>
+        </w:rPr>
+        <w:t xml:space="preserve">. </w:t>
+      </w:r>
+      <w:r>
+        <w:rPr>
+          <w:rtl w:val="true"/>
+        </w:rPr>
+        <w:t xml:space="preserve">إن اخترت يوماً أقدم، تنتقل الواجهة تلقائياً إلى اليوم </w:t>
+      </w:r>
+      <w:r>
+        <w:rPr/>
+        <w:t>56</w:t>
+      </w:r>
+      <w:r>
+        <w:rPr>
+          <w:rtl w:val="true"/>
+        </w:rPr>
+        <w:t xml:space="preserve">. </w:t>
+      </w:r>
+      <w:r>
+        <w:rPr>
+          <w:rtl w:val="true"/>
+        </w:rPr>
+        <w:t>وتعرض اللوحة درجة الخطر النسبية من أقرب قطع متاح لليوم المختار</w:t>
+      </w:r>
+      <w:r>
+        <w:rPr>
+          <w:rtl w:val="true"/>
+        </w:rPr>
+        <w:t>.</w:t>
+      </w:r>
+      <w:bookmarkEnd w:id="55"/>
+    </w:p>
+    <w:p>
+      <w:pPr>
+        <w:pStyle w:val="Heading3"/>
+        <w:bidi w:val="1"/>
+        <w:rPr/>
+      </w:pPr>
+      <w:bookmarkStart w:id="56" w:name="__RefHeading___Toc2162_4087029656"/>
+      <w:bookmarkStart w:id="57" w:name="لوحة-المؤشرات"/>
+      <w:bookmarkEnd w:id="56"/>
+      <w:r>
+        <w:rPr/>
+        <w:t>4.3</w:t>
+      </w:r>
+      <w:r>
+        <w:rPr>
+          <w:rtl w:val="true"/>
+        </w:rPr>
+        <w:t xml:space="preserve"> </w:t>
+      </w:r>
+      <w:r>
+        <w:rPr>
+          <w:rtl w:val="true"/>
+        </w:rPr>
+        <w:t>لوحة المؤشرات</w:t>
+      </w:r>
+    </w:p>
+    <w:p>
+      <w:pPr>
+        <w:pStyle w:val="Normal"/>
+        <w:bidi w:val="1"/>
+        <w:rPr/>
+      </w:pPr>
+      <w:r>
+        <w:rPr>
+          <w:rtl w:val="true"/>
+        </w:rPr>
         <w:t>خمس بطاقات أعلى الصفحة</w:t>
       </w:r>
       <w:r>
@@ -13012,7 +13574,7 @@
         <w:rPr>
           <w:rtl w:val="true"/>
         </w:rPr>
-        <w:t xml:space="preserve">الأرقام في اللقطة عند اليوم </w:t>
+        <w:t xml:space="preserve">الأرقام عند اليوم </w:t>
       </w:r>
       <w:r>
         <w:rPr/>
@@ -13172,7 +13734,15 @@
                 <w:rtl w:val="true"/>
                 <w:lang w:val="en-US" w:eastAsia="en-US" w:bidi="ar-SA"/>
               </w:rPr>
-              <w:t>القيمة في اللقطة</w:t>
+              <w:t xml:space="preserve">القيمة عند اليوم </w:t>
+            </w:r>
+            <w:r>
+              <w:rPr>
+                <w:b/>
+                <w:kern w:val="0"/>
+                <w:lang w:val="en-US" w:eastAsia="en-US" w:bidi="ar-SA"/>
+              </w:rPr>
+              <w:t>75</w:t>
             </w:r>
           </w:p>
         </w:tc>
@@ -13440,7 +14010,7 @@
                 <w:rtl w:val="true"/>
                 <w:lang w:val="en-US" w:eastAsia="en-US" w:bidi="ar-SA"/>
               </w:rPr>
-              <w:t xml:space="preserve">الكتالوج عند اللقطة </w:t>
+              <w:t xml:space="preserve">الكتالوج عند اليوم </w:t>
             </w:r>
             <w:r>
               <w:rPr>
@@ -13704,7 +14274,7 @@
                 <w:rtl w:val="true"/>
                 <w:lang w:val="en-US" w:eastAsia="en-US" w:bidi="ar-SA"/>
               </w:rPr>
-              <w:t xml:space="preserve">احتمال </w:t>
+              <w:t xml:space="preserve">درجة الخطر </w:t>
             </w:r>
             <w:r>
               <w:rPr>
@@ -13719,14 +14289,31 @@
                 <w:rtl w:val="true"/>
                 <w:lang w:val="en-US" w:eastAsia="en-US" w:bidi="ar-SA"/>
               </w:rPr>
-              <w:t xml:space="preserve"> عتبة </w:t>
-            </w:r>
-            <w:r>
-              <w:rPr>
-                <w:kern w:val="0"/>
-                <w:lang w:val="en-US" w:eastAsia="en-US" w:bidi="ar-SA"/>
-              </w:rPr>
-              <w:t>Youden</w:t>
+              <w:t xml:space="preserve"> العتبة </w:t>
+            </w:r>
+            <w:r>
+              <w:rPr>
+                <w:kern w:val="0"/>
+                <w:rtl w:val="true"/>
+                <w:lang w:val="en-US" w:eastAsia="en-US" w:bidi="ar-SA"/>
+              </w:rPr>
+              <w:t>(</w:t>
+            </w:r>
+            <w:r>
+              <w:rPr>
+                <w:kern w:val="0"/>
+                <w:rtl w:val="true"/>
+                <w:lang w:val="en-US" w:eastAsia="en-US" w:bidi="ar-SA"/>
+              </w:rPr>
+              <w:t>نسبية</w:t>
+            </w:r>
+            <w:r>
+              <w:rPr>
+                <w:kern w:val="0"/>
+                <w:rtl w:val="true"/>
+                <w:lang w:val="en-US" w:eastAsia="en-US" w:bidi="ar-SA"/>
+              </w:rPr>
+              <w:t>)</w:t>
             </w:r>
           </w:p>
         </w:tc>
@@ -13805,19 +14392,53 @@
         <w:rPr>
           <w:rtl w:val="true"/>
         </w:rPr>
-        <w:t>تنبيهان</w:t>
-      </w:r>
-      <w:r>
-        <w:rPr>
-          <w:rtl w:val="true"/>
-        </w:rPr>
-        <w:t xml:space="preserve">: </w:t>
-      </w:r>
-      <w:r>
-        <w:rPr>
-          <w:rtl w:val="true"/>
-        </w:rPr>
-        <w:t xml:space="preserve">الخانة الأخيرة تحمل سطراً صغيراً يذكر أنها قيم توضيحية، وعتبة </w:t>
+        <w:t>تحت البطاقة الأخيرة سطر</w:t>
+      </w:r>
+      <w:r>
+        <w:rPr>
+          <w:rtl w:val="true"/>
+        </w:rPr>
+        <w:t>: «</w:t>
+      </w:r>
+      <w:r>
+        <w:rPr>
+          <w:rtl w:val="true"/>
+        </w:rPr>
+        <w:t>درجة نسبية غير معايَرة، للعرض لا للتقييم</w:t>
+      </w:r>
+      <w:r>
+        <w:rPr>
+          <w:rtl w:val="true"/>
+        </w:rPr>
+        <w:t xml:space="preserve">». </w:t>
+      </w:r>
+      <w:r>
+        <w:rPr>
+          <w:rtl w:val="true"/>
+        </w:rPr>
+        <w:t xml:space="preserve">والعتبة </w:t>
+      </w:r>
+      <w:r>
+        <w:rPr>
+          <w:rtl w:val="true"/>
+        </w:rPr>
+        <w:t>(</w:t>
+      </w:r>
+      <w:r>
+        <w:rPr/>
+        <w:t>0.46</w:t>
+      </w:r>
+      <w:r>
+        <w:rPr>
+          <w:rtl w:val="true"/>
+        </w:rPr>
+        <w:t xml:space="preserve">) </w:t>
+      </w:r>
+      <w:r>
+        <w:rPr>
+          <w:rtl w:val="true"/>
+        </w:rPr>
+        <w:t xml:space="preserve">مأخوذة من تقييم </w:t>
       </w:r>
       <w:r>
         <w:rPr/>
@@ -13833,29 +14454,23 @@
         <w:rPr>
           <w:rtl w:val="true"/>
         </w:rPr>
-        <w:t xml:space="preserve">مأخوذة من تقييم العرض في التطوير ومجمّدة </w:t>
-      </w:r>
-      <w:r>
-        <w:rPr>
-          <w:rtl w:val="true"/>
-        </w:rPr>
-        <w:t>(</w:t>
-      </w:r>
-      <w:r>
-        <w:rPr/>
-        <w:t>0.46</w:t>
-      </w:r>
-      <w:r>
-        <w:rPr>
-          <w:rtl w:val="true"/>
-        </w:rPr>
-        <w:t>)</w:t>
-      </w:r>
-      <w:r>
-        <w:rPr>
-          <w:rtl w:val="true"/>
-        </w:rPr>
-        <w:t>، ولا تُعاد معايرتها لكل عرض</w:t>
+        <w:t xml:space="preserve">على عروض </w:t>
+      </w:r>
+      <w:r>
+        <w:rPr/>
+        <w:t>2013</w:t>
+      </w:r>
+      <w:r>
+        <w:rPr>
+          <w:rtl w:val="true"/>
+        </w:rPr>
+        <w:t xml:space="preserve"> </w:t>
+      </w:r>
+      <w:r>
+        <w:rPr>
+          <w:rtl w:val="true"/>
+        </w:rPr>
+        <w:t>ومجمّدة، ولا تُعاد معايرتها لكل عرض</w:t>
       </w:r>
       <w:r>
         <w:rPr>
@@ -13863,7 +14478,7 @@
         </w:rPr>
         <w:t>.</w:t>
       </w:r>
-      <w:bookmarkEnd w:id="55"/>
+      <w:bookmarkEnd w:id="57"/>
     </w:p>
     <w:p>
       <w:pPr>
@@ -13871,9 +14486,9 @@
         <w:bidi w:val="1"/>
         <w:rPr/>
       </w:pPr>
-      <w:bookmarkStart w:id="56" w:name="__RefHeading___Toc2127_765814271"/>
-      <w:bookmarkStart w:id="57" w:name="العناقيد-السلوكية"/>
-      <w:bookmarkEnd w:id="56"/>
+      <w:bookmarkStart w:id="58" w:name="__RefHeading___Toc2164_4087029656"/>
+      <w:bookmarkStart w:id="59" w:name="العناقيد-السلوكية"/>
+      <w:bookmarkEnd w:id="58"/>
       <w:r>
         <w:rPr/>
         <w:t>4.4</w:t>
@@ -13948,7 +14563,7 @@
           <w:bCs/>
           <w:rtl w:val="true"/>
         </w:rPr>
-        <w:t xml:space="preserve">عدد العناقيد </w:t>
+        <w:t>لقطة العناقيد</w:t>
       </w:r>
       <w:r>
         <w:rPr>
@@ -13956,22 +14571,7 @@
           <w:bCs/>
           <w:rtl w:val="true"/>
         </w:rPr>
-        <w:t>(</w:t>
-      </w:r>
-      <w:r>
-        <w:rPr>
-          <w:b/>
-          <w:bCs/>
-        </w:rPr>
-        <w:t>k</w:t>
-      </w:r>
-      <w:r>
-        <w:rPr>
-          <w:b/>
-          <w:bCs/>
-          <w:rtl w:val="true"/>
-        </w:rPr>
-        <w:t>):</w:t>
+        <w:t>:</w:t>
       </w:r>
       <w:r>
         <w:rPr>
@@ -13983,7 +14583,75 @@
         <w:rPr>
           <w:rtl w:val="true"/>
         </w:rPr>
-        <w:t>العدد الذي اختاره النظام لهذا اليوم</w:t>
+        <w:t xml:space="preserve">السطر الأول يذكر </w:t>
+      </w:r>
+      <w:r>
+        <w:rPr>
+          <w:rtl w:val="true"/>
+        </w:rPr>
+        <w:t>«</w:t>
+      </w:r>
+      <w:r>
+        <w:rPr>
+          <w:rtl w:val="true"/>
+        </w:rPr>
+        <w:t>لقطة العناقيد</w:t>
+      </w:r>
+      <w:r>
+        <w:rPr>
+          <w:rtl w:val="true"/>
+        </w:rPr>
+        <w:t xml:space="preserve">: </w:t>
+      </w:r>
+      <w:r>
+        <w:rPr>
+          <w:rtl w:val="true"/>
+        </w:rPr>
+        <w:t xml:space="preserve">اليوم </w:t>
+      </w:r>
+      <w:r>
+        <w:rPr/>
+        <w:t>56</w:t>
+      </w:r>
+      <w:r>
+        <w:rPr>
+          <w:rtl w:val="true"/>
+        </w:rPr>
+        <w:t>»</w:t>
+      </w:r>
+      <w:r>
+        <w:rPr>
+          <w:rtl w:val="true"/>
+        </w:rPr>
+        <w:t xml:space="preserve">، أي أن العناقيد تُحسب مرة عند اليوم </w:t>
+      </w:r>
+      <w:r>
+        <w:rPr/>
+        <w:t>56</w:t>
+      </w:r>
+      <w:r>
+        <w:rPr>
+          <w:rtl w:val="true"/>
+        </w:rPr>
+        <w:t xml:space="preserve"> </w:t>
+      </w:r>
+      <w:r>
+        <w:rPr>
+          <w:rtl w:val="true"/>
+        </w:rPr>
+        <w:t>وتُطبَّق على ما بعده</w:t>
+      </w:r>
+      <w:r>
+        <w:rPr>
+          <w:rtl w:val="true"/>
+        </w:rPr>
+        <w:t xml:space="preserve">. </w:t>
+      </w:r>
+      <w:r>
+        <w:rPr>
+          <w:rtl w:val="true"/>
+        </w:rPr>
+        <w:t>وهذا غير اليوم المختار</w:t>
       </w:r>
       <w:r>
         <w:rPr>
@@ -14009,7 +14677,7 @@
           <w:bCs/>
           <w:rtl w:val="true"/>
         </w:rPr>
-        <w:t>مؤشرات الجودة</w:t>
+        <w:t xml:space="preserve">عدد العناقيد </w:t>
       </w:r>
       <w:r>
         <w:rPr>
@@ -14017,7 +14685,22 @@
           <w:bCs/>
           <w:rtl w:val="true"/>
         </w:rPr>
-        <w:t>:</w:t>
+        <w:t>(</w:t>
+      </w:r>
+      <w:r>
+        <w:rPr>
+          <w:b/>
+          <w:bCs/>
+        </w:rPr>
+        <w:t>k</w:t>
+      </w:r>
+      <w:r>
+        <w:rPr>
+          <w:b/>
+          <w:bCs/>
+          <w:rtl w:val="true"/>
+        </w:rPr>
+        <w:t>):</w:t>
       </w:r>
       <w:r>
         <w:rPr>
@@ -14026,140 +14709,10 @@
         <w:t xml:space="preserve"> </w:t>
       </w:r>
       <w:r>
-        <w:rPr/>
-        <w:t>silhouette</w:t>
-      </w:r>
-      <w:r>
-        <w:rPr>
-          <w:rtl w:val="true"/>
-        </w:rPr>
-        <w:t xml:space="preserve"> </w:t>
-      </w:r>
-      <w:r>
-        <w:rPr>
-          <w:rtl w:val="true"/>
-        </w:rPr>
-        <w:t>و</w:t>
-      </w:r>
-      <w:r>
-        <w:rPr/>
-        <w:t>DBI</w:t>
-      </w:r>
-      <w:r>
-        <w:rPr>
-          <w:rtl w:val="true"/>
-        </w:rPr>
-        <w:t xml:space="preserve"> </w:t>
-      </w:r>
-      <w:r>
-        <w:rPr>
-          <w:rtl w:val="true"/>
-        </w:rPr>
-        <w:t>و</w:t>
-      </w:r>
-      <w:r>
-        <w:rPr/>
-        <w:t>ARI</w:t>
-      </w:r>
-      <w:r>
-        <w:rPr>
-          <w:rtl w:val="true"/>
-        </w:rPr>
-        <w:t xml:space="preserve">. </w:t>
-      </w:r>
-      <w:r>
-        <w:rPr>
-          <w:rtl w:val="true"/>
-        </w:rPr>
-        <w:t>الـ</w:t>
-      </w:r>
-      <w:r>
-        <w:rPr/>
-        <w:t>silhouette</w:t>
-      </w:r>
-      <w:r>
-        <w:rPr>
-          <w:rtl w:val="true"/>
-        </w:rPr>
-        <w:t xml:space="preserve"> </w:t>
-      </w:r>
-      <w:r>
-        <w:rPr>
-          <w:rtl w:val="true"/>
-        </w:rPr>
-        <w:t>قريب من الصفر يعني تداخلاً كبيراً بين المجموعات</w:t>
-      </w:r>
-      <w:r>
-        <w:rPr>
-          <w:rtl w:val="true"/>
-        </w:rPr>
-        <w:t xml:space="preserve">. </w:t>
-      </w:r>
-      <w:r>
-        <w:rPr>
-          <w:rtl w:val="true"/>
-        </w:rPr>
-        <w:t>و</w:t>
-      </w:r>
-      <w:r>
-        <w:rPr/>
-        <w:t>DBI</w:t>
-      </w:r>
-      <w:r>
-        <w:rPr>
-          <w:rtl w:val="true"/>
-        </w:rPr>
-        <w:t xml:space="preserve"> </w:t>
-      </w:r>
-      <w:r>
-        <w:rPr>
-          <w:rtl w:val="true"/>
-        </w:rPr>
-        <w:t>أقل أفضل</w:t>
-      </w:r>
-      <w:r>
-        <w:rPr>
-          <w:rtl w:val="true"/>
-        </w:rPr>
-        <w:t xml:space="preserve">. </w:t>
-      </w:r>
-      <w:r>
-        <w:rPr>
-          <w:rtl w:val="true"/>
-        </w:rPr>
-        <w:t>و</w:t>
-      </w:r>
-      <w:r>
-        <w:rPr/>
-        <w:t>ARI</w:t>
-      </w:r>
-      <w:r>
-        <w:rPr>
-          <w:rtl w:val="true"/>
-        </w:rPr>
-        <w:t xml:space="preserve"> </w:t>
-      </w:r>
-      <w:r>
-        <w:rPr>
-          <w:rtl w:val="true"/>
-        </w:rPr>
-        <w:t xml:space="preserve">يقيس ثبات التجميع بين إعادات التشغيل، وقيمته </w:t>
-      </w:r>
-      <w:r>
-        <w:rPr/>
-        <w:t>1</w:t>
-      </w:r>
-      <w:r>
-        <w:rPr>
-          <w:rtl w:val="true"/>
-        </w:rPr>
-        <w:t xml:space="preserve"> </w:t>
-      </w:r>
-      <w:r>
-        <w:rPr>
-          <w:rtl w:val="true"/>
-        </w:rPr>
-        <w:t>تعني تطابقاً تاماً</w:t>
+        <w:rPr>
+          <w:rtl w:val="true"/>
+        </w:rPr>
+        <w:t>العدد الذي اختاره النظام لهذه اللقطة</w:t>
       </w:r>
       <w:r>
         <w:rPr>
@@ -14185,7 +14738,7 @@
           <w:bCs/>
           <w:rtl w:val="true"/>
         </w:rPr>
-        <w:t xml:space="preserve">الوسم </w:t>
+        <w:t>مؤشرات الجودة</w:t>
       </w:r>
       <w:r>
         <w:rPr>
@@ -14193,24 +14746,153 @@
           <w:bCs/>
           <w:rtl w:val="true"/>
         </w:rPr>
+        <w:t>:</w:t>
+      </w:r>
+      <w:r>
+        <w:rPr>
+          <w:rtl w:val="true"/>
+        </w:rPr>
+        <w:t xml:space="preserve"> </w:t>
+      </w:r>
+      <w:r>
+        <w:rPr/>
+        <w:t>silhouette</w:t>
+      </w:r>
+      <w:r>
+        <w:rPr>
+          <w:rtl w:val="true"/>
+        </w:rPr>
+        <w:t xml:space="preserve"> </w:t>
+      </w:r>
+      <w:r>
+        <w:rPr>
+          <w:rtl w:val="true"/>
+        </w:rPr>
+        <w:t>و</w:t>
+      </w:r>
+      <w:r>
+        <w:rPr/>
+        <w:t>DBI</w:t>
+      </w:r>
+      <w:r>
+        <w:rPr>
+          <w:rtl w:val="true"/>
+        </w:rPr>
+        <w:t xml:space="preserve"> </w:t>
+      </w:r>
+      <w:r>
+        <w:rPr>
+          <w:rtl w:val="true"/>
+        </w:rPr>
+        <w:t>و</w:t>
+      </w:r>
+      <w:r>
+        <w:rPr/>
+        <w:t>ARI</w:t>
+      </w:r>
+      <w:r>
+        <w:rPr>
+          <w:rtl w:val="true"/>
+        </w:rPr>
+        <w:t xml:space="preserve">. </w:t>
+      </w:r>
+      <w:r>
+        <w:rPr>
+          <w:rtl w:val="true"/>
+        </w:rPr>
+        <w:t>الـ</w:t>
+      </w:r>
+      <w:r>
+        <w:rPr/>
+        <w:t>silhouette</w:t>
+      </w:r>
+      <w:r>
+        <w:rPr>
+          <w:rtl w:val="true"/>
+        </w:rPr>
+        <w:t xml:space="preserve"> </w:t>
+      </w:r>
+      <w:r>
+        <w:rPr>
+          <w:rtl w:val="true"/>
+        </w:rPr>
+        <w:t>قريب من الصفر يعني تداخلاً كبيراً بين المجموعات، و</w:t>
+      </w:r>
+      <w:r>
+        <w:rPr/>
+        <w:t>DBI</w:t>
+      </w:r>
+      <w:r>
+        <w:rPr>
+          <w:rtl w:val="true"/>
+        </w:rPr>
+        <w:t xml:space="preserve"> </w:t>
+      </w:r>
+      <w:r>
+        <w:rPr>
+          <w:rtl w:val="true"/>
+        </w:rPr>
+        <w:t>أقل أفضل</w:t>
+      </w:r>
+      <w:r>
+        <w:rPr>
+          <w:rtl w:val="true"/>
+        </w:rPr>
+        <w:t xml:space="preserve">. </w:t>
+      </w:r>
+      <w:r>
+        <w:rPr>
+          <w:rtl w:val="true"/>
+        </w:rPr>
+        <w:t xml:space="preserve">أما </w:t>
+      </w:r>
+      <w:r>
+        <w:rPr>
+          <w:rtl w:val="true"/>
+        </w:rPr>
         <w:t>«</w:t>
       </w:r>
       <w:r>
-        <w:rPr>
-          <w:b/>
-          <w:b/>
-          <w:bCs/>
-          <w:rtl w:val="true"/>
-        </w:rPr>
-        <w:t>عناقيد غير مستقرة</w:t>
-      </w:r>
-      <w:r>
-        <w:rPr>
-          <w:b/>
-          <w:bCs/>
-          <w:rtl w:val="true"/>
-        </w:rPr>
-        <w:t>»:</w:t>
+        <w:rPr/>
+        <w:t>ARI</w:t>
+      </w:r>
+      <w:r>
+        <w:rPr>
+          <w:rtl w:val="true"/>
+        </w:rPr>
+        <w:t xml:space="preserve"> (</w:t>
+      </w:r>
+      <w:r>
+        <w:rPr>
+          <w:rtl w:val="true"/>
+        </w:rPr>
+        <w:t>ثبات البذور</w:t>
+      </w:r>
+      <w:r>
+        <w:rPr>
+          <w:rtl w:val="true"/>
+        </w:rPr>
+        <w:t xml:space="preserve">)» </w:t>
+      </w:r>
+      <w:r>
+        <w:rPr>
+          <w:rtl w:val="true"/>
+        </w:rPr>
+        <w:t xml:space="preserve">فيقيس تطابق التجميع عبر بذور مختلفة لنفس </w:t>
+      </w:r>
+      <w:r>
+        <w:rPr/>
+        <w:t>k</w:t>
+      </w:r>
+      <w:r>
+        <w:rPr>
+          <w:rtl w:val="true"/>
+        </w:rPr>
+        <w:t xml:space="preserve">، وقيمته </w:t>
+      </w:r>
+      <w:r>
+        <w:rPr/>
+        <w:t>1</w:t>
       </w:r>
       <w:r>
         <w:rPr>
@@ -14222,19 +14904,7 @@
         <w:rPr>
           <w:rtl w:val="true"/>
         </w:rPr>
-        <w:t>يظهر حين يحكم النظام بعدم استقرار التجميع</w:t>
-      </w:r>
-      <w:r>
-        <w:rPr>
-          <w:rtl w:val="true"/>
-        </w:rPr>
-        <w:t xml:space="preserve">. </w:t>
-      </w:r>
-      <w:r>
-        <w:rPr>
-          <w:rtl w:val="true"/>
-        </w:rPr>
-        <w:t>اقرأ هذا الوسم مع مؤشرات الجودة قبل أن تعتمد على عنقود بعينه</w:t>
+        <w:t>تعني تطابقاً تاماً</w:t>
       </w:r>
       <w:r>
         <w:rPr>
@@ -14260,7 +14930,7 @@
           <w:bCs/>
           <w:rtl w:val="true"/>
         </w:rPr>
-        <w:t>الحلقة الدائرية</w:t>
+        <w:t xml:space="preserve">الوسم </w:t>
       </w:r>
       <w:r>
         <w:rPr>
@@ -14268,7 +14938,24 @@
           <w:bCs/>
           <w:rtl w:val="true"/>
         </w:rPr>
-        <w:t>:</w:t>
+        <w:t>«</w:t>
+      </w:r>
+      <w:r>
+        <w:rPr>
+          <w:b/>
+          <w:b/>
+          <w:bCs/>
+          <w:rtl w:val="true"/>
+        </w:rPr>
+        <w:t>عناقيد غير مستقرة</w:t>
+      </w:r>
+      <w:r>
+        <w:rPr>
+          <w:b/>
+          <w:bCs/>
+          <w:rtl w:val="true"/>
+        </w:rPr>
+        <w:t>»:</w:t>
       </w:r>
       <w:r>
         <w:rPr>
@@ -14280,7 +14967,153 @@
         <w:rPr>
           <w:rtl w:val="true"/>
         </w:rPr>
-        <w:t>عدد المتعلمين في كل عنقود</w:t>
+        <w:t>يظهر حين لا يستقر التجميع، والسبب مكتوب تحته</w:t>
+      </w:r>
+      <w:r>
+        <w:rPr>
+          <w:rtl w:val="true"/>
+        </w:rPr>
+        <w:t xml:space="preserve">. </w:t>
+      </w:r>
+      <w:r>
+        <w:rPr>
+          <w:rtl w:val="true"/>
+        </w:rPr>
+        <w:t>الاستقرار يشترط أمرين معاً</w:t>
+      </w:r>
+      <w:r>
+        <w:rPr>
+          <w:rtl w:val="true"/>
+        </w:rPr>
+        <w:t xml:space="preserve">: </w:t>
+      </w:r>
+      <w:r>
+        <w:rPr>
+          <w:rtl w:val="true"/>
+        </w:rPr>
+        <w:t xml:space="preserve">ثبات البذور </w:t>
+      </w:r>
+      <w:r>
+        <w:rPr>
+          <w:rtl w:val="true"/>
+        </w:rPr>
+        <w:t>(</w:t>
+      </w:r>
+      <w:r>
+        <w:rPr/>
+        <w:t>ARI</w:t>
+      </w:r>
+      <w:r>
+        <w:rPr>
+          <w:rtl w:val="true"/>
+        </w:rPr>
+        <w:t xml:space="preserve"> </w:t>
+      </w:r>
+      <w:r>
+        <w:rPr>
+          <w:rtl w:val="true"/>
+        </w:rPr>
+        <w:t>مرتفع</w:t>
+      </w:r>
+      <w:r>
+        <w:rPr>
+          <w:rtl w:val="true"/>
+        </w:rPr>
+        <w:t>)</w:t>
+      </w:r>
+      <w:r>
+        <w:rPr>
+          <w:rtl w:val="true"/>
+        </w:rPr>
+        <w:t xml:space="preserve">، وأن يقع </w:t>
+      </w:r>
+      <w:r>
+        <w:rPr/>
+        <w:t>k</w:t>
+      </w:r>
+      <w:r>
+        <w:rPr>
+          <w:rtl w:val="true"/>
+        </w:rPr>
+        <w:t xml:space="preserve"> </w:t>
+      </w:r>
+      <w:r>
+        <w:rPr>
+          <w:rtl w:val="true"/>
+        </w:rPr>
+        <w:t xml:space="preserve">ضمن أفضل اثنين في </w:t>
+      </w:r>
+      <w:r>
+        <w:rPr/>
+        <w:t>silhouette</w:t>
+      </w:r>
+      <w:r>
+        <w:rPr>
+          <w:rtl w:val="true"/>
+        </w:rPr>
+        <w:t xml:space="preserve"> </w:t>
+      </w:r>
+      <w:r>
+        <w:rPr>
+          <w:rtl w:val="true"/>
+        </w:rPr>
+        <w:t>و</w:t>
+      </w:r>
+      <w:r>
+        <w:rPr/>
+        <w:t>DBI</w:t>
+      </w:r>
+      <w:r>
+        <w:rPr>
+          <w:rtl w:val="true"/>
+        </w:rPr>
+        <w:t xml:space="preserve"> </w:t>
+      </w:r>
+      <w:r>
+        <w:rPr>
+          <w:rtl w:val="true"/>
+        </w:rPr>
+        <w:t>معاً</w:t>
+      </w:r>
+      <w:r>
+        <w:rPr>
+          <w:rtl w:val="true"/>
+        </w:rPr>
+        <w:t xml:space="preserve">. </w:t>
+      </w:r>
+      <w:r>
+        <w:rPr>
+          <w:rtl w:val="true"/>
+        </w:rPr>
+        <w:t xml:space="preserve">لذلك قد يظهر </w:t>
+      </w:r>
+      <w:r>
+        <w:rPr/>
+        <w:t>ARI = 1</w:t>
+      </w:r>
+      <w:r>
+        <w:rPr>
+          <w:rtl w:val="true"/>
+        </w:rPr>
+        <w:t xml:space="preserve"> </w:t>
+      </w:r>
+      <w:r>
+        <w:rPr>
+          <w:rtl w:val="true"/>
+        </w:rPr>
+        <w:t>والوسم مع ذلك، لأن الشرط الثاني لم يتحقق</w:t>
+      </w:r>
+      <w:r>
+        <w:rPr>
+          <w:rtl w:val="true"/>
+        </w:rPr>
+        <w:t xml:space="preserve">. </w:t>
+      </w:r>
+      <w:r>
+        <w:rPr>
+          <w:rtl w:val="true"/>
+        </w:rPr>
+        <w:t>لا تعتمد على عنقود بعينه في هذه الحالة</w:t>
       </w:r>
       <w:r>
         <w:rPr>
@@ -14306,7 +15139,7 @@
           <w:bCs/>
           <w:rtl w:val="true"/>
         </w:rPr>
-        <w:t>الرسم المبعثر</w:t>
+        <w:t>الحلقة الدائرية</w:t>
       </w:r>
       <w:r>
         <w:rPr>
@@ -14326,66 +15159,13 @@
         <w:rPr>
           <w:rtl w:val="true"/>
         </w:rPr>
-        <w:t xml:space="preserve">إسقاط ثنائي الأبعاد </w:t>
-      </w:r>
-      <w:r>
-        <w:rPr>
-          <w:rtl w:val="true"/>
-        </w:rPr>
-        <w:t>(</w:t>
-      </w:r>
-      <w:r>
-        <w:rPr/>
-        <w:t>PCA</w:t>
-      </w:r>
-      <w:r>
-        <w:rPr>
-          <w:rtl w:val="true"/>
-        </w:rPr>
-        <w:t xml:space="preserve">) </w:t>
-      </w:r>
-      <w:r>
-        <w:rPr>
-          <w:rtl w:val="true"/>
-        </w:rPr>
-        <w:t>للملامح</w:t>
-      </w:r>
-      <w:r>
-        <w:rPr>
-          <w:rtl w:val="true"/>
-        </w:rPr>
-        <w:t xml:space="preserve">. </w:t>
-      </w:r>
-      <w:r>
-        <w:rPr>
-          <w:rtl w:val="true"/>
-        </w:rPr>
-        <w:t>النقاط الزرقاء مربعات، والخضراء دوائر، والمحوران ليسا مقياسين لشيء محدد بذاته</w:t>
+        <w:t>عدد المتعلمين في كل عنقود</w:t>
       </w:r>
       <w:r>
         <w:rPr>
           <w:rtl w:val="true"/>
         </w:rPr>
         <w:t>.</w:t>
-      </w:r>
-    </w:p>
-    <w:p>
-      <w:pPr>
-        <w:pStyle w:val="Normal"/>
-        <w:bidi w:val="1"/>
-        <w:rPr/>
-      </w:pPr>
-      <w:r>
-        <w:rPr>
-          <w:rtl w:val="true"/>
-        </w:rPr>
-        <w:t>لكل عنقود بطاقة فيها اسم ووصف عربي مولَّد من أبرز ملمحين انحرافاً عن المتوسط</w:t>
-      </w:r>
-      <w:r>
-        <w:rPr>
-          <w:rtl w:val="true"/>
-        </w:rPr>
-        <w:t>:</w:t>
       </w:r>
     </w:p>
     <w:p>
@@ -14401,44 +15181,19 @@
       <w:r>
         <w:rPr>
           <w:b/>
+          <w:b/>
           <w:bCs/>
           <w:rtl w:val="true"/>
         </w:rPr>
-        <w:t>«</w:t>
-      </w:r>
-      <w:r>
-        <w:rPr>
-          <w:b/>
+        <w:t>الرسم المبعثر</w:t>
+      </w:r>
+      <w:r>
+        <w:rPr>
           <w:b/>
           <w:bCs/>
           <w:rtl w:val="true"/>
         </w:rPr>
-        <w:t xml:space="preserve">أيام نشطة قليلة </w:t>
-      </w:r>
-      <w:r>
-        <w:rPr>
-          <w:b/>
-          <w:bCs/>
-          <w:rtl w:val="true"/>
-        </w:rPr>
-        <w:t xml:space="preserve">· </w:t>
-      </w:r>
-      <w:r>
-        <w:rPr>
-          <w:b/>
-          <w:b/>
-          <w:bCs/>
-          <w:rtl w:val="true"/>
-        </w:rPr>
-        <w:t>نشاط متقطع</w:t>
-      </w:r>
-      <w:r>
-        <w:rPr>
-          <w:b/>
-          <w:bCs/>
-          <w:rtl w:val="true"/>
-        </w:rPr>
-        <w:t>»:</w:t>
+        <w:t>:</w:t>
       </w:r>
       <w:r>
         <w:rPr>
@@ -14447,24 +15202,32 @@
         <w:t xml:space="preserve"> </w:t>
       </w:r>
       <w:r>
-        <w:rPr/>
-        <w:t>661</w:t>
-      </w:r>
-      <w:r>
-        <w:rPr>
-          <w:rtl w:val="true"/>
-        </w:rPr>
-        <w:t xml:space="preserve"> </w:t>
-      </w:r>
-      <w:r>
-        <w:rPr>
-          <w:rtl w:val="true"/>
-        </w:rPr>
-        <w:t xml:space="preserve">متعلماً في لقطة اليوم </w:t>
-      </w:r>
-      <w:r>
-        <w:rPr/>
-        <w:t>75</w:t>
+        <w:rPr>
+          <w:rtl w:val="true"/>
+        </w:rPr>
+        <w:t xml:space="preserve">إسقاط ثنائي الأبعاد </w:t>
+      </w:r>
+      <w:r>
+        <w:rPr>
+          <w:rtl w:val="true"/>
+        </w:rPr>
+        <w:t>(</w:t>
+      </w:r>
+      <w:r>
+        <w:rPr/>
+        <w:t>PCA</w:t>
+      </w:r>
+      <w:r>
+        <w:rPr>
+          <w:rtl w:val="true"/>
+        </w:rPr>
+        <w:t xml:space="preserve">) </w:t>
+      </w:r>
+      <w:r>
+        <w:rPr>
+          <w:rtl w:val="true"/>
+        </w:rPr>
+        <w:t>للملامح</w:t>
       </w:r>
       <w:r>
         <w:rPr>
@@ -14476,25 +15239,32 @@
         <w:rPr>
           <w:rtl w:val="true"/>
         </w:rPr>
-        <w:t>أبرز ملمحيه</w:t>
-      </w:r>
-      <w:r>
-        <w:rPr>
-          <w:rtl w:val="true"/>
-        </w:rPr>
-        <w:t xml:space="preserve">: </w:t>
-      </w:r>
-      <w:r>
-        <w:rPr>
-          <w:rtl w:val="true"/>
-        </w:rPr>
-        <w:t>قلة الأيام النشطة، وانحراف مرتفع في الفجوات بين أيام النشاط</w:t>
+        <w:t>النقاط الزرقاء مربعات، والخضراء دوائر، والمحوران ليسا مقياسين لشيء محدد بذاته</w:t>
       </w:r>
       <w:r>
         <w:rPr>
           <w:rtl w:val="true"/>
         </w:rPr>
         <w:t>.</w:t>
+      </w:r>
+    </w:p>
+    <w:p>
+      <w:pPr>
+        <w:pStyle w:val="Normal"/>
+        <w:bidi w:val="1"/>
+        <w:rPr/>
+      </w:pPr>
+      <w:r>
+        <w:rPr>
+          <w:rtl w:val="true"/>
+        </w:rPr>
+        <w:t>لكل عنقود بطاقة فيها اسم ووصف عربي مولَّد من أبرز ملمحين انحرافاً عن المتوسط</w:t>
+      </w:r>
+      <w:r>
+        <w:rPr>
+          <w:rtl w:val="true"/>
+        </w:rPr>
+        <w:t>:</w:t>
       </w:r>
     </w:p>
     <w:p>
@@ -14522,7 +15292,7 @@
           <w:bCs/>
           <w:rtl w:val="true"/>
         </w:rPr>
-        <w:t xml:space="preserve">أيام نشطة كثيرة </w:t>
+        <w:t xml:space="preserve">أيام نشطة قليلة </w:t>
       </w:r>
       <w:r>
         <w:rPr>
@@ -14539,7 +15309,7 @@
           <w:bCs/>
           <w:rtl w:val="true"/>
         </w:rPr>
-        <w:t>نشاط منتظم</w:t>
+        <w:t>نشاط متقطع</w:t>
       </w:r>
       <w:r>
         <w:rPr>
@@ -14557,7 +15327,7 @@
       </w:r>
       <w:r>
         <w:rPr/>
-        <w:t>1,211</w:t>
+        <w:t>661</w:t>
       </w:r>
       <w:r>
         <w:rPr>
@@ -14569,13 +15339,29 @@
         <w:rPr>
           <w:rtl w:val="true"/>
         </w:rPr>
-        <w:t>متعلماً</w:t>
-      </w:r>
-      <w:r>
-        <w:rPr>
-          <w:rtl w:val="true"/>
-        </w:rPr>
-        <w:t xml:space="preserve">. </w:t>
+        <w:t xml:space="preserve">متعلماً عند لقطة العناقيد </w:t>
+      </w:r>
+      <w:r>
+        <w:rPr>
+          <w:rtl w:val="true"/>
+        </w:rPr>
+        <w:t>(</w:t>
+      </w:r>
+      <w:r>
+        <w:rPr>
+          <w:rtl w:val="true"/>
+        </w:rPr>
+        <w:t xml:space="preserve">اليوم </w:t>
+      </w:r>
+      <w:r>
+        <w:rPr/>
+        <w:t>56</w:t>
+      </w:r>
+      <w:r>
+        <w:rPr>
+          <w:rtl w:val="true"/>
+        </w:rPr>
+        <w:t xml:space="preserve">). </w:t>
       </w:r>
       <w:r>
         <w:rPr>
@@ -14593,7 +15379,7 @@
         <w:rPr>
           <w:rtl w:val="true"/>
         </w:rPr>
-        <w:t>كثرة الأيام النشطة، وانحراف منخفض في الفجوات</w:t>
+        <w:t>قلة الأيام النشطة، وانحراف مرتفع في الفجوات بين أيام النشاط</w:t>
       </w:r>
       <w:r>
         <w:rPr>
@@ -14604,6 +15390,111 @@
     </w:p>
     <w:p>
       <w:pPr>
+        <w:pStyle w:val="Compact"/>
+        <w:numPr>
+          <w:ilvl w:val="0"/>
+          <w:numId w:val="56"/>
+        </w:numPr>
+        <w:bidi w:val="1"/>
+        <w:rPr/>
+      </w:pPr>
+      <w:r>
+        <w:rPr>
+          <w:b/>
+          <w:bCs/>
+          <w:rtl w:val="true"/>
+        </w:rPr>
+        <w:t>«</w:t>
+      </w:r>
+      <w:r>
+        <w:rPr>
+          <w:b/>
+          <w:b/>
+          <w:bCs/>
+          <w:rtl w:val="true"/>
+        </w:rPr>
+        <w:t xml:space="preserve">أيام نشطة كثيرة </w:t>
+      </w:r>
+      <w:r>
+        <w:rPr>
+          <w:b/>
+          <w:bCs/>
+          <w:rtl w:val="true"/>
+        </w:rPr>
+        <w:t xml:space="preserve">· </w:t>
+      </w:r>
+      <w:r>
+        <w:rPr>
+          <w:b/>
+          <w:b/>
+          <w:bCs/>
+          <w:rtl w:val="true"/>
+        </w:rPr>
+        <w:t>نشاط منتظم</w:t>
+      </w:r>
+      <w:r>
+        <w:rPr>
+          <w:b/>
+          <w:bCs/>
+          <w:rtl w:val="true"/>
+        </w:rPr>
+        <w:t>»:</w:t>
+      </w:r>
+      <w:r>
+        <w:rPr>
+          <w:rtl w:val="true"/>
+        </w:rPr>
+        <w:t xml:space="preserve"> </w:t>
+      </w:r>
+      <w:r>
+        <w:rPr/>
+        <w:t>1,211</w:t>
+      </w:r>
+      <w:r>
+        <w:rPr>
+          <w:rtl w:val="true"/>
+        </w:rPr>
+        <w:t xml:space="preserve"> </w:t>
+      </w:r>
+      <w:r>
+        <w:rPr>
+          <w:rtl w:val="true"/>
+        </w:rPr>
+        <w:t>متعلماً</w:t>
+      </w:r>
+      <w:r>
+        <w:rPr>
+          <w:rtl w:val="true"/>
+        </w:rPr>
+        <w:t xml:space="preserve">. </w:t>
+      </w:r>
+      <w:r>
+        <w:rPr>
+          <w:rtl w:val="true"/>
+        </w:rPr>
+        <w:t>أبرز ملمحيه</w:t>
+      </w:r>
+      <w:r>
+        <w:rPr>
+          <w:rtl w:val="true"/>
+        </w:rPr>
+        <w:t xml:space="preserve">: </w:t>
+      </w:r>
+      <w:r>
+        <w:rPr>
+          <w:rtl w:val="true"/>
+        </w:rPr>
+        <w:t>كثرة الأيام النشطة، وانحراف منخفض في الفجوات</w:t>
+      </w:r>
+      <w:r>
+        <w:rPr>
+          <w:rtl w:val="true"/>
+        </w:rPr>
+        <w:t>.</w:t>
+      </w:r>
+    </w:p>
+    <w:p>
+      <w:pPr>
         <w:pStyle w:val="Normal"/>
         <w:bidi w:val="1"/>
         <w:rPr/>
@@ -14659,7 +15550,7 @@
         </w:rPr>
         <w:t>.</w:t>
       </w:r>
-      <w:bookmarkEnd w:id="57"/>
+      <w:bookmarkEnd w:id="59"/>
     </w:p>
     <w:p>
       <w:pPr>
@@ -14667,9 +15558,9 @@
         <w:bidi w:val="1"/>
         <w:rPr/>
       </w:pPr>
-      <w:bookmarkStart w:id="58" w:name="__RefHeading___Toc2129_765814271"/>
-      <w:bookmarkStart w:id="59" w:name="توزيع-درجة-الخطر"/>
-      <w:bookmarkEnd w:id="58"/>
+      <w:bookmarkStart w:id="60" w:name="__RefHeading___Toc2166_4087029656"/>
+      <w:bookmarkStart w:id="61" w:name="توزيع-درجة-الخطر-النسبية"/>
+      <w:bookmarkEnd w:id="60"/>
       <w:r>
         <w:rPr/>
         <w:t>4.5</w:t>
@@ -14684,7 +15575,7 @@
         <w:rPr>
           <w:rtl w:val="true"/>
         </w:rPr>
-        <w:t>توزيع درجة الخطر</w:t>
+        <w:t>توزيع درجة الخطر النسبية</w:t>
       </w:r>
     </w:p>
     <w:p>
@@ -14697,7 +15588,7 @@
         <w:rPr>
           <w:rtl w:val="true"/>
         </w:rPr>
-        <w:t xml:space="preserve">مدرج أفقي من عشرة أعمدة يعرض عدد المتعلمين حسب درجة الخطر من </w:t>
+        <w:t xml:space="preserve">مدرج من عشرة أعمدة يعرض عدد المتعلمين حسب درجة الخطر النسبية من </w:t>
       </w:r>
       <w:r>
         <w:rPr/>
@@ -14723,17 +15614,53 @@
         <w:rPr>
           <w:rtl w:val="true"/>
         </w:rPr>
+        <w:t xml:space="preserve">، والعتبة هي الخط المتقطع الأحمر عند </w:t>
+      </w:r>
+      <w:r>
+        <w:rPr/>
+        <w:t>0.46</w:t>
+      </w:r>
+      <w:r>
+        <w:rPr>
+          <w:rtl w:val="true"/>
+        </w:rPr>
         <w:t xml:space="preserve">. </w:t>
       </w:r>
       <w:r>
         <w:rPr>
           <w:rtl w:val="true"/>
         </w:rPr>
-        <w:t xml:space="preserve">القيم المعروضة تقدير من نموذج </w:t>
-      </w:r>
-      <w:r>
-        <w:rPr/>
-        <w:t>Logistic L2</w:t>
+        <w:t>وتُعرّف الدرجة هكذا</w:t>
+      </w:r>
+      <w:r>
+        <w:rPr>
+          <w:rtl w:val="true"/>
+        </w:rPr>
+        <w:t>:</w:t>
+      </w:r>
+    </w:p>
+    <w:p>
+      <w:pPr>
+        <w:pStyle w:val="BlockText"/>
+        <w:bidi w:val="1"/>
+        <w:rPr/>
+      </w:pPr>
+      <w:r>
+        <w:rPr>
+          <w:b/>
+          <w:b/>
+          <w:bCs/>
+          <w:rtl w:val="true"/>
+        </w:rPr>
+        <w:t>درجة الخطر النسبية</w:t>
+      </w:r>
+      <w:r>
+        <w:rPr>
+          <w:b/>
+          <w:bCs/>
+          <w:rtl w:val="true"/>
+        </w:rPr>
+        <w:t>:</w:t>
       </w:r>
       <w:r>
         <w:rPr>
@@ -14745,7 +15672,7 @@
         <w:rPr>
           <w:rtl w:val="true"/>
         </w:rPr>
-        <w:t xml:space="preserve">مدرّب عند القطع المناسب لليوم </w:t>
+        <w:t xml:space="preserve">ناتج انحدار لوجستي </w:t>
       </w:r>
       <w:r>
         <w:rPr>
@@ -14754,6 +15681,52 @@
         <w:t>(</w:t>
       </w:r>
       <w:r>
+        <w:rPr/>
+        <w:t>L2</w:t>
+      </w:r>
+      <w:r>
+        <w:rPr>
+          <w:rtl w:val="true"/>
+        </w:rPr>
+        <w:t xml:space="preserve">) </w:t>
+      </w:r>
+      <w:r>
+        <w:rPr>
+          <w:rtl w:val="true"/>
+        </w:rPr>
+        <w:t xml:space="preserve">على ملامح السلوك في السجل </w:t>
+      </w:r>
+      <w:r>
+        <w:rPr>
+          <w:rtl w:val="true"/>
+        </w:rPr>
+        <w:t>(</w:t>
+      </w:r>
+      <w:r>
+        <w:rPr>
+          <w:rtl w:val="true"/>
+        </w:rPr>
+        <w:t>الأيام النشطة، انتظام الفجوات، أول وصول، حصص أنواع النشاط</w:t>
+      </w:r>
+      <w:r>
+        <w:rPr>
+          <w:rtl w:val="true"/>
+        </w:rPr>
+        <w:t xml:space="preserve">) </w:t>
+      </w:r>
+      <w:r>
+        <w:rPr>
+          <w:rtl w:val="true"/>
+        </w:rPr>
+        <w:t xml:space="preserve">حتى أقرب قطع </w:t>
+      </w:r>
+      <w:r>
+        <w:rPr>
+          <w:rtl w:val="true"/>
+        </w:rPr>
+        <w:t>(</w:t>
+      </w:r>
+      <w:r>
         <w:rPr>
           <w:rtl w:val="true"/>
         </w:rPr>
@@ -14761,6 +15734,22 @@
       </w:r>
       <w:r>
         <w:rPr/>
+        <w:t>28</w:t>
+      </w:r>
+      <w:r>
+        <w:rPr>
+          <w:rtl w:val="true"/>
+        </w:rPr>
+        <w:t xml:space="preserve"> </w:t>
+      </w:r>
+      <w:r>
+        <w:rPr>
+          <w:rtl w:val="true"/>
+        </w:rPr>
+        <w:t xml:space="preserve">أو </w:t>
+      </w:r>
+      <w:r>
+        <w:rPr/>
         <w:t>56</w:t>
       </w:r>
       <w:r>
@@ -14773,11 +15762,11 @@
         <w:rPr>
           <w:rtl w:val="true"/>
         </w:rPr>
-        <w:t xml:space="preserve">لليوم </w:t>
-      </w:r>
-      <w:r>
-        <w:rPr/>
-        <w:t>75</w:t>
+        <w:t xml:space="preserve">أو </w:t>
+      </w:r>
+      <w:r>
+        <w:rPr/>
+        <w:t>112</w:t>
       </w:r>
       <w:r>
         <w:rPr>
@@ -14789,11 +15778,83 @@
         <w:rPr>
           <w:rtl w:val="true"/>
         </w:rPr>
-        <w:t xml:space="preserve">، والعتبة الخط المتقطع الأحمر عند </w:t>
-      </w:r>
-      <w:r>
-        <w:rPr/>
-        <w:t>0.46</w:t>
+        <w:t xml:space="preserve">، مدرَّبة على العروض الثمانية الأخرى من </w:t>
+      </w:r>
+      <w:r>
+        <w:rPr/>
+        <w:t>2013</w:t>
+      </w:r>
+      <w:r>
+        <w:rPr>
+          <w:rtl w:val="true"/>
+        </w:rPr>
+        <w:t xml:space="preserve"> </w:t>
+      </w:r>
+      <w:r>
+        <w:rPr>
+          <w:rtl w:val="true"/>
+        </w:rPr>
+        <w:t>لتمييز من انتهى بـ</w:t>
+      </w:r>
+      <w:r>
+        <w:rPr>
+          <w:rtl w:val="true"/>
+        </w:rPr>
+        <w:t>«</w:t>
+      </w:r>
+      <w:r>
+        <w:rPr>
+          <w:rtl w:val="true"/>
+        </w:rPr>
+        <w:t>رسوب أو انسحاب</w:t>
+      </w:r>
+      <w:r>
+        <w:rPr>
+          <w:rtl w:val="true"/>
+        </w:rPr>
+        <w:t xml:space="preserve">» </w:t>
+      </w:r>
+      <w:r>
+        <w:rPr>
+          <w:rtl w:val="true"/>
+        </w:rPr>
+        <w:t>عمّن انتهى بـ</w:t>
+      </w:r>
+      <w:r>
+        <w:rPr>
+          <w:rtl w:val="true"/>
+        </w:rPr>
+        <w:t>«</w:t>
+      </w:r>
+      <w:r>
+        <w:rPr>
+          <w:rtl w:val="true"/>
+        </w:rPr>
+        <w:t>نجاح أو امتياز</w:t>
+      </w:r>
+      <w:r>
+        <w:rPr>
+          <w:rtl w:val="true"/>
+        </w:rPr>
+        <w:t xml:space="preserve">». </w:t>
+      </w:r>
+      <w:r>
+        <w:rPr>
+          <w:rtl w:val="true"/>
+        </w:rPr>
+        <w:t>هي غير معايَرة</w:t>
+      </w:r>
+      <w:r>
+        <w:rPr>
+          <w:rtl w:val="true"/>
+        </w:rPr>
+        <w:t xml:space="preserve">: </w:t>
+      </w:r>
+      <w:r>
+        <w:rPr>
+          <w:rtl w:val="true"/>
+        </w:rPr>
+        <w:t>ليست احتمالاً، وتصلح لترتيب الأولوية فقط، وللمدرّس وحده ولا تغيّر التوصيات</w:t>
       </w:r>
       <w:r>
         <w:rPr>
@@ -14917,50 +15978,6 @@
         <w:pStyle w:val="Compact"/>
         <w:numPr>
           <w:ilvl w:val="0"/>
-          <w:numId w:val="56"/>
-        </w:numPr>
-        <w:bidi w:val="1"/>
-        <w:rPr/>
-      </w:pPr>
-      <w:r>
-        <w:rPr>
-          <w:b/>
-          <w:b/>
-          <w:bCs/>
-          <w:rtl w:val="true"/>
-        </w:rPr>
-        <w:t>الأعمدة عند العتبة وما فوقها</w:t>
-      </w:r>
-      <w:r>
-        <w:rPr>
-          <w:rtl w:val="true"/>
-        </w:rPr>
-        <w:t xml:space="preserve"> مميّزة بلون ذهبي وإطار داكن، والعمود الذي تقطعه العتبة يحمل الخط المتقطع</w:t>
-      </w:r>
-      <w:r>
-        <w:rPr>
-          <w:rtl w:val="true"/>
-        </w:rPr>
-        <w:t xml:space="preserve">. </w:t>
-      </w:r>
-      <w:r>
-        <w:rPr>
-          <w:rtl w:val="true"/>
-        </w:rPr>
-        <w:t>التمييز بالإطار والخط، لا باللون وحده</w:t>
-      </w:r>
-      <w:r>
-        <w:rPr>
-          <w:rtl w:val="true"/>
-        </w:rPr>
-        <w:t>.</w:t>
-      </w:r>
-    </w:p>
-    <w:p>
-      <w:pPr>
-        <w:pStyle w:val="Compact"/>
-        <w:numPr>
-          <w:ilvl w:val="0"/>
           <w:numId w:val="57"/>
         </w:numPr>
         <w:bidi w:val="1"/>
@@ -14973,59 +15990,13 @@
           <w:bCs/>
           <w:rtl w:val="true"/>
         </w:rPr>
-        <w:t>الاحتمال المعروض غير معايَر</w:t>
-      </w:r>
-      <w:r>
-        <w:rPr>
-          <w:b/>
-          <w:bCs/>
-          <w:rtl w:val="true"/>
-        </w:rPr>
-        <w:t>.</w:t>
-      </w:r>
-      <w:r>
-        <w:rPr>
-          <w:rtl w:val="true"/>
-        </w:rPr>
-        <w:t xml:space="preserve"> </w:t>
-      </w:r>
-      <w:r>
-        <w:rPr>
-          <w:rtl w:val="true"/>
-        </w:rPr>
-        <w:t xml:space="preserve">أي أن </w:t>
-      </w:r>
-      <w:r>
-        <w:rPr/>
-        <w:t>0.8</w:t>
-      </w:r>
-      <w:r>
-        <w:rPr>
-          <w:rtl w:val="true"/>
-        </w:rPr>
-        <w:t xml:space="preserve"> </w:t>
-      </w:r>
-      <w:r>
-        <w:rPr>
-          <w:rtl w:val="true"/>
-        </w:rPr>
-        <w:t xml:space="preserve">لا تعني أن </w:t>
-      </w:r>
-      <w:r>
-        <w:rPr/>
-        <w:t>80</w:t>
-      </w:r>
-      <w:r>
-        <w:rPr>
-          <w:rtl w:val="true"/>
-        </w:rPr>
-        <w:t xml:space="preserve">% </w:t>
-      </w:r>
-      <w:r>
-        <w:rPr>
-          <w:rtl w:val="true"/>
-        </w:rPr>
-        <w:t>من أصحاب هذه الدرجة سينسحبون</w:t>
+        <w:t>الأعمدة فوق العتبة</w:t>
+      </w:r>
+      <w:r>
+        <w:rPr>
+          <w:rtl w:val="true"/>
+        </w:rPr>
+        <w:t xml:space="preserve"> مميّزة بلون دافئ وإطار داكن، والعمود الذي تقطعه العتبة يحمل الخط المتقطع</w:t>
       </w:r>
       <w:r>
         <w:rPr>
@@ -15037,7 +16008,7 @@
         <w:rPr>
           <w:rtl w:val="true"/>
         </w:rPr>
-        <w:t>الترتيب بين المتعلمين مفيد أكثر من القيمة نفسها</w:t>
+        <w:t>التمييز بالإطار والخط، لا باللون وحده</w:t>
       </w:r>
       <w:r>
         <w:rPr>
@@ -15063,7 +16034,15 @@
           <w:bCs/>
           <w:rtl w:val="true"/>
         </w:rPr>
-        <w:t>العتبة مأخوذة من تقييم التطوير</w:t>
+        <w:t>الدرجة غير معايَرة</w:t>
+      </w:r>
+      <w:r>
+        <w:rPr>
+          <w:b/>
+          <w:bCs/>
+          <w:rtl w:val="true"/>
+        </w:rPr>
+        <w:t>.</w:t>
       </w:r>
       <w:r>
         <w:rPr>
@@ -15075,29 +16054,51 @@
         <w:rPr>
           <w:rtl w:val="true"/>
         </w:rPr>
-        <w:t>(</w:t>
-      </w:r>
-      <w:r>
-        <w:rPr>
-          <w:rtl w:val="true"/>
-        </w:rPr>
-        <w:t xml:space="preserve">عروض </w:t>
-      </w:r>
-      <w:r>
-        <w:rPr/>
-        <w:t>2013</w:t>
-      </w:r>
-      <w:r>
-        <w:rPr>
-          <w:rtl w:val="true"/>
-        </w:rPr>
-        <w:t>)</w:t>
-      </w:r>
-      <w:r>
-        <w:rPr>
-          <w:rtl w:val="true"/>
-        </w:rPr>
-        <w:t>، وقد تختلف الصورة في عروض أخرى</w:t>
+        <w:t xml:space="preserve">أي أن </w:t>
+      </w:r>
+      <w:r>
+        <w:rPr/>
+        <w:t>0.8</w:t>
+      </w:r>
+      <w:r>
+        <w:rPr>
+          <w:rtl w:val="true"/>
+        </w:rPr>
+        <w:t xml:space="preserve"> </w:t>
+      </w:r>
+      <w:r>
+        <w:rPr>
+          <w:rtl w:val="true"/>
+        </w:rPr>
+        <w:t xml:space="preserve">لا تعني أن </w:t>
+      </w:r>
+      <w:r>
+        <w:rPr/>
+        <w:t>80</w:t>
+      </w:r>
+      <w:r>
+        <w:rPr>
+          <w:rtl w:val="true"/>
+        </w:rPr>
+        <w:t xml:space="preserve">% </w:t>
+      </w:r>
+      <w:r>
+        <w:rPr>
+          <w:rtl w:val="true"/>
+        </w:rPr>
+        <w:t>من أصحاب هذه الدرجة سينسحبون أو يرسبون</w:t>
+      </w:r>
+      <w:r>
+        <w:rPr>
+          <w:rtl w:val="true"/>
+        </w:rPr>
+        <w:t xml:space="preserve">. </w:t>
+      </w:r>
+      <w:r>
+        <w:rPr>
+          <w:rtl w:val="true"/>
+        </w:rPr>
+        <w:t>ترتيب المتعلمين بينهم أنفع من القيمة نفسها</w:t>
       </w:r>
       <w:r>
         <w:rPr>
@@ -15123,182 +16124,50 @@
           <w:bCs/>
           <w:rtl w:val="true"/>
         </w:rPr>
-        <w:t>لا تستخدم المدرج لتحديد من يُتابَع أو يُعاقَب أو يُصنَّف</w:t>
+        <w:t xml:space="preserve">العتبة مأخوذة من تقييم </w:t>
       </w:r>
       <w:r>
         <w:rPr>
           <w:b/>
           <w:bCs/>
+        </w:rPr>
+        <w:t>Youden</w:t>
+      </w:r>
+      <w:r>
+        <w:rPr>
+          <w:b/>
+          <w:bCs/>
+          <w:rtl w:val="true"/>
+        </w:rPr>
+        <w:t xml:space="preserve"> </w:t>
+      </w:r>
+      <w:r>
+        <w:rPr>
+          <w:b/>
+          <w:b/>
+          <w:bCs/>
+          <w:rtl w:val="true"/>
+        </w:rPr>
+        <w:t xml:space="preserve">على عروض </w:t>
+      </w:r>
+      <w:r>
+        <w:rPr>
+          <w:b/>
+          <w:bCs/>
+        </w:rPr>
+        <w:t>2013</w:t>
+      </w:r>
+      <w:r>
+        <w:rPr>
+          <w:rtl w:val="true"/>
+        </w:rPr>
+        <w:t>، وقد تختلف الصورة في عروض أخرى</w:t>
+      </w:r>
+      <w:r>
+        <w:rPr>
           <w:rtl w:val="true"/>
         </w:rPr>
         <w:t>.</w:t>
-      </w:r>
-      <w:r>
-        <w:rPr>
-          <w:rtl w:val="true"/>
-        </w:rPr>
-        <w:t xml:space="preserve"> </w:t>
-      </w:r>
-      <w:r>
-        <w:rPr>
-          <w:rtl w:val="true"/>
-        </w:rPr>
-        <w:t>المدرج أداة لفهم توزيع العرض، لا لإصدار أحكام فردية</w:t>
-      </w:r>
-      <w:r>
-        <w:rPr>
-          <w:rtl w:val="true"/>
-        </w:rPr>
-        <w:t>.</w:t>
-      </w:r>
-    </w:p>
-    <w:p>
-      <w:pPr>
-        <w:pStyle w:val="Normal"/>
-        <w:bidi w:val="1"/>
-        <w:rPr/>
-      </w:pPr>
-      <w:r>
-        <w:rPr>
-          <w:rtl w:val="true"/>
-        </w:rPr>
-        <w:t>تحت المدرج</w:t>
-      </w:r>
-      <w:r>
-        <w:rPr>
-          <w:rtl w:val="true"/>
-        </w:rPr>
-        <w:t>: «</w:t>
-      </w:r>
-      <w:r>
-        <w:rPr>
-          <w:rtl w:val="true"/>
-        </w:rPr>
-        <w:t xml:space="preserve">الاحتمال المقدَّر </w:t>
-      </w:r>
-      <w:r>
-        <w:rPr>
-          <w:rtl w:val="true"/>
-        </w:rPr>
-        <w:t>(</w:t>
-      </w:r>
-      <w:r>
-        <w:rPr>
-          <w:rtl w:val="true"/>
-        </w:rPr>
-        <w:t>لا حكم</w:t>
-      </w:r>
-      <w:r>
-        <w:rPr>
-          <w:rtl w:val="true"/>
-        </w:rPr>
-        <w:t xml:space="preserve">): </w:t>
-      </w:r>
-      <w:r>
-        <w:rPr>
-          <w:rtl w:val="true"/>
-        </w:rPr>
-        <w:t>الخط المتقطع والإطار الداكن يميّزان ما فوق العتبة لا اللون وحده</w:t>
-      </w:r>
-      <w:r>
-        <w:rPr>
-          <w:rtl w:val="true"/>
-        </w:rPr>
-        <w:t>.»</w:t>
-      </w:r>
-      <w:bookmarkEnd w:id="59"/>
-    </w:p>
-    <w:p>
-      <w:pPr>
-        <w:pStyle w:val="Heading3"/>
-        <w:bidi w:val="1"/>
-        <w:rPr/>
-      </w:pPr>
-      <w:bookmarkStart w:id="60" w:name="__RefHeading___Toc2131_765814271"/>
-      <w:bookmarkStart w:id="61" w:name="ملامح-السلوك"/>
-      <w:bookmarkEnd w:id="60"/>
-      <w:r>
-        <w:rPr/>
-        <w:t>4.6</w:t>
-      </w:r>
-      <w:r>
-        <w:rPr>
-          <w:rtl w:val="true"/>
-        </w:rPr>
-        <w:t xml:space="preserve"> </w:t>
-      </w:r>
-      <w:r>
-        <w:rPr>
-          <w:rtl w:val="true"/>
-        </w:rPr>
-        <w:t>ملامح السلوك</w:t>
-      </w:r>
-    </w:p>
-    <w:p>
-      <w:pPr>
-        <w:pStyle w:val="Normal"/>
-        <w:bidi w:val="1"/>
-        <w:rPr/>
-      </w:pPr>
-      <w:r>
-        <w:rPr>
-          <w:rtl w:val="true"/>
-        </w:rPr>
-        <w:t xml:space="preserve">ستة ملامح لجميع المتعلمين النشطين </w:t>
-      </w:r>
-      <w:r>
-        <w:rPr>
-          <w:rtl w:val="true"/>
-        </w:rPr>
-        <w:t>(</w:t>
-      </w:r>
-      <w:r>
-        <w:rPr>
-          <w:rtl w:val="true"/>
-        </w:rPr>
-        <w:t>أي من لهم يوم نشط واحد على الأقل</w:t>
-      </w:r>
-      <w:r>
-        <w:rPr>
-          <w:rtl w:val="true"/>
-        </w:rPr>
-        <w:t>)</w:t>
-      </w:r>
-      <w:r>
-        <w:rPr>
-          <w:rtl w:val="true"/>
-        </w:rPr>
-        <w:t xml:space="preserve">، كل منها بوسيط ونطاق ربيعي </w:t>
-      </w:r>
-      <w:r>
-        <w:rPr>
-          <w:rtl w:val="true"/>
-        </w:rPr>
-        <w:t>(</w:t>
-      </w:r>
-      <w:r>
-        <w:rPr>
-          <w:rtl w:val="true"/>
-        </w:rPr>
-        <w:t>بين الربيع الأول والثالث</w:t>
-      </w:r>
-      <w:r>
-        <w:rPr>
-          <w:rtl w:val="true"/>
-        </w:rPr>
-        <w:t xml:space="preserve">). </w:t>
-      </w:r>
-      <w:r>
-        <w:rPr>
-          <w:rtl w:val="true"/>
-        </w:rPr>
-        <w:t>الملامح في اللقطة</w:t>
-      </w:r>
-      <w:r>
-        <w:rPr>
-          <w:rtl w:val="true"/>
-        </w:rPr>
-        <w:t>:</w:t>
       </w:r>
     </w:p>
     <w:p>
@@ -15318,7 +16187,7 @@
           <w:bCs/>
           <w:rtl w:val="true"/>
         </w:rPr>
-        <w:t>الأيام النشطة</w:t>
+        <w:t>لا تستخدم المدرج لتحديد من يُتابَع أو يُعاقَب أو يُصنَّف</w:t>
       </w:r>
       <w:r>
         <w:rPr>
@@ -15326,41 +16195,174 @@
           <w:bCs/>
           <w:rtl w:val="true"/>
         </w:rPr>
+        <w:t>.</w:t>
+      </w:r>
+      <w:r>
+        <w:rPr>
+          <w:rtl w:val="true"/>
+        </w:rPr>
+        <w:t xml:space="preserve"> </w:t>
+      </w:r>
+      <w:r>
+        <w:rPr>
+          <w:rtl w:val="true"/>
+        </w:rPr>
+        <w:t>المدرج أداة لفهم توزيع العرض، لا لإصدار أحكام فردية</w:t>
+      </w:r>
+      <w:r>
+        <w:rPr>
+          <w:rtl w:val="true"/>
+        </w:rPr>
+        <w:t>.</w:t>
+      </w:r>
+    </w:p>
+    <w:p>
+      <w:pPr>
+        <w:pStyle w:val="Normal"/>
+        <w:bidi w:val="1"/>
+        <w:rPr/>
+      </w:pPr>
+      <w:r>
+        <w:rPr>
+          <w:rtl w:val="true"/>
+        </w:rPr>
+        <w:t>تحت المدرج</w:t>
+      </w:r>
+      <w:r>
+        <w:rPr>
+          <w:rtl w:val="true"/>
+        </w:rPr>
+        <w:t>: «</w:t>
+      </w:r>
+      <w:r>
+        <w:rPr>
+          <w:rtl w:val="true"/>
+        </w:rPr>
+        <w:t xml:space="preserve">درجة الخطر النسبية غير المعايَرة </w:t>
+      </w:r>
+      <w:r>
+        <w:rPr>
+          <w:rtl w:val="true"/>
+        </w:rPr>
+        <w:t>(</w:t>
+      </w:r>
+      <w:r>
+        <w:rPr>
+          <w:rtl w:val="true"/>
+        </w:rPr>
+        <w:t>لا حكم</w:t>
+      </w:r>
+      <w:r>
+        <w:rPr>
+          <w:rtl w:val="true"/>
+        </w:rPr>
+        <w:t xml:space="preserve">): </w:t>
+      </w:r>
+      <w:r>
+        <w:rPr>
+          <w:rtl w:val="true"/>
+        </w:rPr>
+        <w:t>الخط المتقطع والإطار الداكن يميّزان ما فوق العتبة لا اللون وحده</w:t>
+      </w:r>
+      <w:r>
+        <w:rPr>
+          <w:rtl w:val="true"/>
+        </w:rPr>
+        <w:t>.»</w:t>
+      </w:r>
+      <w:bookmarkEnd w:id="61"/>
+    </w:p>
+    <w:p>
+      <w:pPr>
+        <w:pStyle w:val="Heading3"/>
+        <w:bidi w:val="1"/>
+        <w:rPr/>
+      </w:pPr>
+      <w:bookmarkStart w:id="62" w:name="__RefHeading___Toc2168_4087029656"/>
+      <w:bookmarkStart w:id="63" w:name="ملامح-السلوك"/>
+      <w:bookmarkEnd w:id="62"/>
+      <w:r>
+        <w:rPr/>
+        <w:t>4.6</w:t>
+      </w:r>
+      <w:r>
+        <w:rPr>
+          <w:rtl w:val="true"/>
+        </w:rPr>
+        <w:t xml:space="preserve"> </w:t>
+      </w:r>
+      <w:r>
+        <w:rPr>
+          <w:rtl w:val="true"/>
+        </w:rPr>
+        <w:t>ملامح السلوك</w:t>
+      </w:r>
+    </w:p>
+    <w:p>
+      <w:pPr>
+        <w:pStyle w:val="Normal"/>
+        <w:bidi w:val="1"/>
+        <w:rPr/>
+      </w:pPr>
+      <w:r>
+        <w:rPr>
+          <w:rtl w:val="true"/>
+        </w:rPr>
+        <w:t xml:space="preserve">ستة ملامح لجميع المتعلمين النشطين </w:t>
+      </w:r>
+      <w:r>
+        <w:rPr>
+          <w:rtl w:val="true"/>
+        </w:rPr>
+        <w:t>(</w:t>
+      </w:r>
+      <w:r>
+        <w:rPr>
+          <w:rtl w:val="true"/>
+        </w:rPr>
+        <w:t>أي من لهم يوم نشط واحد على الأقل</w:t>
+      </w:r>
+      <w:r>
+        <w:rPr>
+          <w:rtl w:val="true"/>
+        </w:rPr>
+        <w:t>)</w:t>
+      </w:r>
+      <w:r>
+        <w:rPr>
+          <w:rtl w:val="true"/>
+        </w:rPr>
+        <w:t xml:space="preserve">، كل منها بوسيط ونطاق ربيعي </w:t>
+      </w:r>
+      <w:r>
+        <w:rPr>
+          <w:rtl w:val="true"/>
+        </w:rPr>
+        <w:t>(</w:t>
+      </w:r>
+      <w:r>
+        <w:rPr>
+          <w:rtl w:val="true"/>
+        </w:rPr>
+        <w:t>بين الربيع الأول والثالث</w:t>
+      </w:r>
+      <w:r>
+        <w:rPr>
+          <w:rtl w:val="true"/>
+        </w:rPr>
+        <w:t xml:space="preserve">). </w:t>
+      </w:r>
+      <w:r>
+        <w:rPr>
+          <w:rtl w:val="true"/>
+        </w:rPr>
+        <w:t>الملامح في اللقطة</w:t>
+      </w:r>
+      <w:r>
+        <w:rPr>
+          <w:rtl w:val="true"/>
+        </w:rPr>
         <w:t>:</w:t>
-      </w:r>
-      <w:r>
-        <w:rPr>
-          <w:rtl w:val="true"/>
-        </w:rPr>
-        <w:t xml:space="preserve"> </w:t>
-      </w:r>
-      <w:r>
-        <w:rPr>
-          <w:rtl w:val="true"/>
-        </w:rPr>
-        <w:t xml:space="preserve">وسيط </w:t>
-      </w:r>
-      <w:r>
-        <w:rPr/>
-        <w:t>37</w:t>
-      </w:r>
-      <w:r>
-        <w:rPr>
-          <w:rtl w:val="true"/>
-        </w:rPr>
-        <w:t xml:space="preserve"> </w:t>
-      </w:r>
-      <w:r>
-        <w:rPr>
-          <w:rtl w:val="true"/>
-        </w:rPr>
-        <w:t>يوماً</w:t>
-      </w:r>
-      <w:r>
-        <w:rPr>
-          <w:rtl w:val="true"/>
-        </w:rPr>
-        <w:t>.</w:t>
       </w:r>
     </w:p>
     <w:p>
@@ -15380,7 +16382,7 @@
           <w:bCs/>
           <w:rtl w:val="true"/>
         </w:rPr>
-        <w:t>يوم أول وصول</w:t>
+        <w:t>الأيام النشطة</w:t>
       </w:r>
       <w:r>
         <w:rPr>
@@ -15403,24 +16405,8 @@
         <w:t xml:space="preserve">وسيط </w:t>
       </w:r>
       <w:r>
-        <w:rPr>
-          <w:rtl w:val="true"/>
-        </w:rPr>
-        <w:t>-</w:t>
-      </w:r>
-      <w:r>
-        <w:rPr/>
-        <w:t>16</w:t>
-      </w:r>
-      <w:r>
-        <w:rPr>
-          <w:rtl w:val="true"/>
-        </w:rPr>
-        <w:t>، أي قبل بداية العرض بـ</w:t>
-      </w:r>
-      <w:r>
-        <w:rPr/>
-        <w:t>16</w:t>
+        <w:rPr/>
+        <w:t>37</w:t>
       </w:r>
       <w:r>
         <w:rPr>
@@ -15458,7 +16444,7 @@
           <w:bCs/>
           <w:rtl w:val="true"/>
         </w:rPr>
-        <w:t>انحراف الفجوات</w:t>
+        <w:t>يوم أول وصول</w:t>
       </w:r>
       <w:r>
         <w:rPr>
@@ -15478,11 +16464,27 @@
         <w:rPr>
           <w:rtl w:val="true"/>
         </w:rPr>
-        <w:t xml:space="preserve">انحراف معياري لأيام الفجوات بين النشاط، وسيطه </w:t>
-      </w:r>
-      <w:r>
-        <w:rPr/>
-        <w:t>1.98</w:t>
+        <w:t xml:space="preserve">وسيط </w:t>
+      </w:r>
+      <w:r>
+        <w:rPr>
+          <w:rtl w:val="true"/>
+        </w:rPr>
+        <w:t>-</w:t>
+      </w:r>
+      <w:r>
+        <w:rPr/>
+        <w:t>16</w:t>
+      </w:r>
+      <w:r>
+        <w:rPr>
+          <w:rtl w:val="true"/>
+        </w:rPr>
+        <w:t>، أي قبل بداية العرض بـ</w:t>
+      </w:r>
+      <w:r>
+        <w:rPr/>
+        <w:t>16</w:t>
       </w:r>
       <w:r>
         <w:rPr>
@@ -15520,19 +16522,12 @@
           <w:bCs/>
           <w:rtl w:val="true"/>
         </w:rPr>
-        <w:t xml:space="preserve">حصة نشاط </w:t>
+        <w:t>انحراف الفجوات</w:t>
       </w:r>
       <w:r>
         <w:rPr>
           <w:b/>
           <w:bCs/>
-        </w:rPr>
-        <w:t>quiz</w:t>
-      </w:r>
-      <w:r>
-        <w:rPr>
-          <w:b/>
-          <w:bCs/>
           <w:rtl w:val="true"/>
         </w:rPr>
         <w:t>:</w:t>
@@ -15547,17 +16542,29 @@
         <w:rPr>
           <w:rtl w:val="true"/>
         </w:rPr>
-        <w:t xml:space="preserve">وسيط </w:t>
-      </w:r>
-      <w:r>
-        <w:rPr/>
-        <w:t>11.34</w:t>
-      </w:r>
-      <w:r>
-        <w:rPr>
-          <w:rtl w:val="true"/>
-        </w:rPr>
-        <w:t>%.</w:t>
+        <w:t xml:space="preserve">انحراف معياري لأيام الفجوات بين النشاط، وسيطه </w:t>
+      </w:r>
+      <w:r>
+        <w:rPr/>
+        <w:t>1.98</w:t>
+      </w:r>
+      <w:r>
+        <w:rPr>
+          <w:rtl w:val="true"/>
+        </w:rPr>
+        <w:t xml:space="preserve"> </w:t>
+      </w:r>
+      <w:r>
+        <w:rPr>
+          <w:rtl w:val="true"/>
+        </w:rPr>
+        <w:t>يوماً</w:t>
+      </w:r>
+      <w:r>
+        <w:rPr>
+          <w:rtl w:val="true"/>
+        </w:rPr>
+        <w:t>.</w:t>
       </w:r>
     </w:p>
     <w:p>
@@ -15577,12 +16584,19 @@
           <w:bCs/>
           <w:rtl w:val="true"/>
         </w:rPr>
-        <w:t>الالتزام بالمواعيد</w:t>
+        <w:t xml:space="preserve">حصة نشاط </w:t>
       </w:r>
       <w:r>
         <w:rPr>
           <w:b/>
           <w:bCs/>
+        </w:rPr>
+        <w:t>quiz</w:t>
+      </w:r>
+      <w:r>
+        <w:rPr>
+          <w:b/>
+          <w:bCs/>
           <w:rtl w:val="true"/>
         </w:rPr>
         <w:t>:</w:t>
@@ -15601,7 +16615,7 @@
       </w:r>
       <w:r>
         <w:rPr/>
-        <w:t>100</w:t>
+        <w:t>11.34</w:t>
       </w:r>
       <w:r>
         <w:rPr>
@@ -15627,7 +16641,7 @@
           <w:bCs/>
           <w:rtl w:val="true"/>
         </w:rPr>
-        <w:t>متوسط الدرجات</w:t>
+        <w:t>الالتزام بالمواعيد</w:t>
       </w:r>
       <w:r>
         <w:rPr>
@@ -15651,29 +16665,79 @@
       </w:r>
       <w:r>
         <w:rPr/>
-        <w:t>79.2</w:t>
-      </w:r>
-      <w:r>
-        <w:rPr>
-          <w:rtl w:val="true"/>
-        </w:rPr>
-        <w:t xml:space="preserve"> </w:t>
-      </w:r>
-      <w:r>
-        <w:rPr>
-          <w:rtl w:val="true"/>
-        </w:rPr>
-        <w:t>درجة</w:t>
-      </w:r>
-      <w:r>
-        <w:rPr>
-          <w:rtl w:val="true"/>
-        </w:rPr>
-        <w:t>.</w:t>
+        <w:t>100</w:t>
+      </w:r>
+      <w:r>
+        <w:rPr>
+          <w:rtl w:val="true"/>
+        </w:rPr>
+        <w:t>%.</w:t>
       </w:r>
     </w:p>
     <w:p>
       <w:pPr>
+        <w:pStyle w:val="Compact"/>
+        <w:numPr>
+          <w:ilvl w:val="0"/>
+          <w:numId w:val="66"/>
+        </w:numPr>
+        <w:bidi w:val="1"/>
+        <w:rPr/>
+      </w:pPr>
+      <w:r>
+        <w:rPr>
+          <w:b/>
+          <w:b/>
+          <w:bCs/>
+          <w:rtl w:val="true"/>
+        </w:rPr>
+        <w:t>متوسط الدرجات</w:t>
+      </w:r>
+      <w:r>
+        <w:rPr>
+          <w:b/>
+          <w:bCs/>
+          <w:rtl w:val="true"/>
+        </w:rPr>
+        <w:t>:</w:t>
+      </w:r>
+      <w:r>
+        <w:rPr>
+          <w:rtl w:val="true"/>
+        </w:rPr>
+        <w:t xml:space="preserve"> </w:t>
+      </w:r>
+      <w:r>
+        <w:rPr>
+          <w:rtl w:val="true"/>
+        </w:rPr>
+        <w:t xml:space="preserve">وسيط </w:t>
+      </w:r>
+      <w:r>
+        <w:rPr/>
+        <w:t>79.2</w:t>
+      </w:r>
+      <w:r>
+        <w:rPr>
+          <w:rtl w:val="true"/>
+        </w:rPr>
+        <w:t xml:space="preserve"> </w:t>
+      </w:r>
+      <w:r>
+        <w:rPr>
+          <w:rtl w:val="true"/>
+        </w:rPr>
+        <w:t>درجة</w:t>
+      </w:r>
+      <w:r>
+        <w:rPr>
+          <w:rtl w:val="true"/>
+        </w:rPr>
+        <w:t>.</w:t>
+      </w:r>
+    </w:p>
+    <w:p>
+      <w:pPr>
         <w:pStyle w:val="Normal"/>
         <w:bidi w:val="1"/>
         <w:rPr/>
@@ -15732,170 +16796,6 @@
           <w:rtl w:val="true"/>
         </w:rPr>
         <w:t>فهي ترسم صورة للعرض، ولا تقيس شيئاً عن جودة التعليم</w:t>
-      </w:r>
-      <w:r>
-        <w:rPr>
-          <w:rtl w:val="true"/>
-        </w:rPr>
-        <w:t>.</w:t>
-      </w:r>
-      <w:bookmarkEnd w:id="61"/>
-    </w:p>
-    <w:p>
-      <w:pPr>
-        <w:pStyle w:val="Heading3"/>
-        <w:bidi w:val="1"/>
-        <w:rPr/>
-      </w:pPr>
-      <w:bookmarkStart w:id="62" w:name="__RefHeading___Toc2133_765814271"/>
-      <w:bookmarkStart w:id="63" w:name="تغطية-التوصيات"/>
-      <w:bookmarkEnd w:id="62"/>
-      <w:r>
-        <w:rPr/>
-        <w:t>4.7</w:t>
-      </w:r>
-      <w:r>
-        <w:rPr>
-          <w:rtl w:val="true"/>
-        </w:rPr>
-        <w:t xml:space="preserve"> </w:t>
-      </w:r>
-      <w:r>
-        <w:rPr>
-          <w:rtl w:val="true"/>
-        </w:rPr>
-        <w:t>تغطية التوصيات</w:t>
-      </w:r>
-    </w:p>
-    <w:p>
-      <w:pPr>
-        <w:pStyle w:val="Normal"/>
-        <w:bidi w:val="1"/>
-        <w:rPr/>
-      </w:pPr>
-      <w:r>
-        <w:rPr>
-          <w:rtl w:val="true"/>
-        </w:rPr>
-        <w:t>يجيب القسم عن سؤال</w:t>
-      </w:r>
-      <w:r>
-        <w:rPr>
-          <w:rtl w:val="true"/>
-        </w:rPr>
-        <w:t xml:space="preserve">: </w:t>
-      </w:r>
-      <w:r>
-        <w:rPr>
-          <w:b/>
-          <w:b/>
-          <w:bCs/>
-          <w:rtl w:val="true"/>
-        </w:rPr>
-        <w:t>كم من الكتالوج يصل إلى قوائم التوصيات؟</w:t>
-      </w:r>
-      <w:r>
-        <w:rPr>
-          <w:rtl w:val="true"/>
-        </w:rPr>
-        <w:t xml:space="preserve"> العبارة في أعلاه تقول مثلاً</w:t>
-      </w:r>
-      <w:r>
-        <w:rPr>
-          <w:rtl w:val="true"/>
-        </w:rPr>
-        <w:t>: «</w:t>
-      </w:r>
-      <w:r>
-        <w:rPr>
-          <w:rtl w:val="true"/>
-        </w:rPr>
-        <w:t xml:space="preserve">غطّت التوصيات </w:t>
-      </w:r>
-      <w:r>
-        <w:rPr/>
-        <w:t>98</w:t>
-      </w:r>
-      <w:r>
-        <w:rPr>
-          <w:rtl w:val="true"/>
-        </w:rPr>
-        <w:t xml:space="preserve"> </w:t>
-      </w:r>
-      <w:r>
-        <w:rPr>
-          <w:rtl w:val="true"/>
-        </w:rPr>
-        <w:t xml:space="preserve">من </w:t>
-      </w:r>
-      <w:r>
-        <w:rPr/>
-        <w:t>254</w:t>
-      </w:r>
-      <w:r>
-        <w:rPr>
-          <w:rtl w:val="true"/>
-        </w:rPr>
-        <w:t xml:space="preserve"> </w:t>
-      </w:r>
-      <w:r>
-        <w:rPr>
-          <w:rtl w:val="true"/>
-        </w:rPr>
-        <w:t xml:space="preserve">مورداً </w:t>
-      </w:r>
-      <w:r>
-        <w:rPr>
-          <w:rtl w:val="true"/>
-        </w:rPr>
-        <w:t>(</w:t>
-      </w:r>
-      <w:r>
-        <w:rPr/>
-        <w:t>Coverage@10 = 0.39</w:t>
-      </w:r>
-      <w:r>
-        <w:rPr>
-          <w:rtl w:val="true"/>
-        </w:rPr>
-        <w:t xml:space="preserve">)». </w:t>
-      </w:r>
-      <w:r>
-        <w:rPr>
-          <w:rtl w:val="true"/>
-        </w:rPr>
-        <w:t>والرسم أسفل ذلك يقارن لكل نوع من الموارد حصته في الكتالوج وحصته في التوصيات</w:t>
-      </w:r>
-      <w:r>
-        <w:rPr>
-          <w:rtl w:val="true"/>
-        </w:rPr>
-        <w:t>.</w:t>
-      </w:r>
-    </w:p>
-    <w:p>
-      <w:pPr>
-        <w:pStyle w:val="Normal"/>
-        <w:bidi w:val="1"/>
-        <w:rPr/>
-      </w:pPr>
-      <w:r>
-        <w:rPr>
-          <w:rtl w:val="true"/>
-        </w:rPr>
-        <w:t>تغطية منخفضة تعني أن التوصيات تتركز في عدد محدود من الموارد الشائعة، وهذا يقلل التنوع ويزيد من الانحياز نحو الأكثر شيوعاً</w:t>
-      </w:r>
-      <w:r>
-        <w:rPr>
-          <w:rtl w:val="true"/>
-        </w:rPr>
-        <w:t xml:space="preserve">. </w:t>
-      </w:r>
-      <w:r>
-        <w:rPr>
-          <w:rtl w:val="true"/>
-        </w:rPr>
-        <w:t>والتغطية العالية ليست بالضرورة أفضل، فهي تعكس الجودة فقط حين يقترن بالدقة</w:t>
       </w:r>
       <w:r>
         <w:rPr>
@@ -15911,12 +16811,12 @@
         <w:bidi w:val="1"/>
         <w:rPr/>
       </w:pPr>
-      <w:bookmarkStart w:id="64" w:name="__RefHeading___Toc2135_765814271"/>
-      <w:bookmarkStart w:id="65" w:name="جدول-المتعلمين"/>
+      <w:bookmarkStart w:id="64" w:name="__RefHeading___Toc2170_4087029656"/>
+      <w:bookmarkStart w:id="65" w:name="تغطية-التوصيات"/>
       <w:bookmarkEnd w:id="64"/>
       <w:r>
         <w:rPr/>
-        <w:t>4.8</w:t>
+        <w:t>4.7</w:t>
       </w:r>
       <w:r>
         <w:rPr>
@@ -15928,7 +16828,7 @@
         <w:rPr>
           <w:rtl w:val="true"/>
         </w:rPr>
-        <w:t>جدول المتعلمين</w:t>
+        <w:t>تغطية التوصيات</w:t>
       </w:r>
     </w:p>
     <w:p>
@@ -15941,6 +16841,170 @@
         <w:rPr>
           <w:rtl w:val="true"/>
         </w:rPr>
+        <w:t>يجيب القسم عن سؤال</w:t>
+      </w:r>
+      <w:r>
+        <w:rPr>
+          <w:rtl w:val="true"/>
+        </w:rPr>
+        <w:t xml:space="preserve">: </w:t>
+      </w:r>
+      <w:r>
+        <w:rPr>
+          <w:b/>
+          <w:b/>
+          <w:bCs/>
+          <w:rtl w:val="true"/>
+        </w:rPr>
+        <w:t>كم من الكتالوج يصل إلى قوائم التوصيات؟</w:t>
+      </w:r>
+      <w:r>
+        <w:rPr>
+          <w:rtl w:val="true"/>
+        </w:rPr>
+        <w:t xml:space="preserve"> العبارة في أعلاه تقول مثلاً</w:t>
+      </w:r>
+      <w:r>
+        <w:rPr>
+          <w:rtl w:val="true"/>
+        </w:rPr>
+        <w:t>: «</w:t>
+      </w:r>
+      <w:r>
+        <w:rPr>
+          <w:rtl w:val="true"/>
+        </w:rPr>
+        <w:t xml:space="preserve">غطّت التوصيات </w:t>
+      </w:r>
+      <w:r>
+        <w:rPr/>
+        <w:t>98</w:t>
+      </w:r>
+      <w:r>
+        <w:rPr>
+          <w:rtl w:val="true"/>
+        </w:rPr>
+        <w:t xml:space="preserve"> </w:t>
+      </w:r>
+      <w:r>
+        <w:rPr>
+          <w:rtl w:val="true"/>
+        </w:rPr>
+        <w:t xml:space="preserve">من </w:t>
+      </w:r>
+      <w:r>
+        <w:rPr/>
+        <w:t>254</w:t>
+      </w:r>
+      <w:r>
+        <w:rPr>
+          <w:rtl w:val="true"/>
+        </w:rPr>
+        <w:t xml:space="preserve"> </w:t>
+      </w:r>
+      <w:r>
+        <w:rPr>
+          <w:rtl w:val="true"/>
+        </w:rPr>
+        <w:t xml:space="preserve">مورداً </w:t>
+      </w:r>
+      <w:r>
+        <w:rPr>
+          <w:rtl w:val="true"/>
+        </w:rPr>
+        <w:t>(</w:t>
+      </w:r>
+      <w:r>
+        <w:rPr/>
+        <w:t>Coverage@10 = 0.39</w:t>
+      </w:r>
+      <w:r>
+        <w:rPr>
+          <w:rtl w:val="true"/>
+        </w:rPr>
+        <w:t xml:space="preserve">)». </w:t>
+      </w:r>
+      <w:r>
+        <w:rPr>
+          <w:rtl w:val="true"/>
+        </w:rPr>
+        <w:t>والرسم أسفل ذلك يقارن لكل نوع من الموارد حصته في الكتالوج وحصته في التوصيات</w:t>
+      </w:r>
+      <w:r>
+        <w:rPr>
+          <w:rtl w:val="true"/>
+        </w:rPr>
+        <w:t>.</w:t>
+      </w:r>
+    </w:p>
+    <w:p>
+      <w:pPr>
+        <w:pStyle w:val="Normal"/>
+        <w:bidi w:val="1"/>
+        <w:rPr/>
+      </w:pPr>
+      <w:r>
+        <w:rPr>
+          <w:rtl w:val="true"/>
+        </w:rPr>
+        <w:t>تغطية منخفضة تعني أن التوصيات تتركز في عدد محدود من الموارد الشائعة، وهذا يقلل التنوع ويزيد من الانحياز نحو الأكثر شيوعاً</w:t>
+      </w:r>
+      <w:r>
+        <w:rPr>
+          <w:rtl w:val="true"/>
+        </w:rPr>
+        <w:t xml:space="preserve">. </w:t>
+      </w:r>
+      <w:r>
+        <w:rPr>
+          <w:rtl w:val="true"/>
+        </w:rPr>
+        <w:t>والتغطية العالية ليست بالضرورة أفضل، فهي تعكس الجودة فقط حين يقترن بالدقة</w:t>
+      </w:r>
+      <w:r>
+        <w:rPr>
+          <w:rtl w:val="true"/>
+        </w:rPr>
+        <w:t>.</w:t>
+      </w:r>
+      <w:bookmarkEnd w:id="65"/>
+    </w:p>
+    <w:p>
+      <w:pPr>
+        <w:pStyle w:val="Heading3"/>
+        <w:bidi w:val="1"/>
+        <w:rPr/>
+      </w:pPr>
+      <w:bookmarkStart w:id="66" w:name="__RefHeading___Toc2172_4087029656"/>
+      <w:bookmarkStart w:id="67" w:name="جدول-المتعلمين"/>
+      <w:bookmarkEnd w:id="66"/>
+      <w:r>
+        <w:rPr/>
+        <w:t>4.8</w:t>
+      </w:r>
+      <w:r>
+        <w:rPr>
+          <w:rtl w:val="true"/>
+        </w:rPr>
+        <w:t xml:space="preserve"> </w:t>
+      </w:r>
+      <w:r>
+        <w:rPr>
+          <w:rtl w:val="true"/>
+        </w:rPr>
+        <w:t>جدول المتعلمين</w:t>
+      </w:r>
+    </w:p>
+    <w:p>
+      <w:pPr>
+        <w:pStyle w:val="Normal"/>
+        <w:bidi w:val="1"/>
+        <w:rPr/>
+      </w:pPr>
+      <w:r>
+        <w:rPr>
+          <w:rtl w:val="true"/>
+        </w:rPr>
         <w:t xml:space="preserve">الجدول بعنوان </w:t>
       </w:r>
       <w:r>
@@ -15965,7 +17029,7 @@
         <w:rPr>
           <w:rtl w:val="true"/>
         </w:rPr>
-        <w:t>مرتبون باحتمال الخطر تنازلياً</w:t>
+        <w:t>مرتبون بدرجة الخطر النسبية تنازلياً</w:t>
       </w:r>
       <w:r>
         <w:rPr>
@@ -16509,7 +17573,7 @@
                 <w:rtl w:val="true"/>
                 <w:lang w:val="en-US" w:eastAsia="en-US" w:bidi="ar-SA"/>
               </w:rPr>
-              <w:t>احتمال الخطر</w:t>
+              <w:t>درجة الخطر النسبية</w:t>
             </w:r>
           </w:p>
         </w:tc>
@@ -16628,7 +17692,7 @@
         <w:rPr>
           <w:rtl w:val="true"/>
         </w:rPr>
-        <w:t>التسجيل، والعنقود، والأيام النشطة، وآخر وصول، والالتزام، واحتمال الخطر</w:t>
+        <w:t>التسجيل، والعنقود، والأيام النشطة، وآخر وصول، والالتزام، ودرجة الخطر النسبية</w:t>
       </w:r>
       <w:r>
         <w:rPr>
@@ -17054,7 +18118,7 @@
         </w:rPr>
         <w:t>ملف المتعلم، الدرج الجانبي، فوق جدول المتعلمين</w:t>
       </w:r>
-      <w:bookmarkEnd w:id="65"/>
+      <w:bookmarkEnd w:id="67"/>
     </w:p>
     <w:p>
       <w:pPr>
@@ -17062,9 +18126,9 @@
         <w:bidi w:val="1"/>
         <w:rPr/>
       </w:pPr>
-      <w:bookmarkStart w:id="66" w:name="__RefHeading___Toc2137_765814271"/>
-      <w:bookmarkStart w:id="67" w:name="ملف-المتعلم"/>
-      <w:bookmarkEnd w:id="66"/>
+      <w:bookmarkStart w:id="68" w:name="__RefHeading___Toc2174_4087029656"/>
+      <w:bookmarkStart w:id="69" w:name="ملف-المتعلم"/>
+      <w:bookmarkEnd w:id="68"/>
       <w:r>
         <w:rPr/>
         <w:t>4.9</w:t>
@@ -17123,93 +18187,6 @@
           <w:rtl w:val="true"/>
         </w:rPr>
         <w:t>:</w:t>
-      </w:r>
-    </w:p>
-    <w:p>
-      <w:pPr>
-        <w:pStyle w:val="Compact"/>
-        <w:numPr>
-          <w:ilvl w:val="0"/>
-          <w:numId w:val="66"/>
-        </w:numPr>
-        <w:bidi w:val="1"/>
-        <w:rPr/>
-      </w:pPr>
-      <w:r>
-        <w:rPr>
-          <w:b/>
-          <w:b/>
-          <w:bCs/>
-          <w:rtl w:val="true"/>
-        </w:rPr>
-        <w:t>العنقود</w:t>
-      </w:r>
-      <w:r>
-        <w:rPr>
-          <w:rtl w:val="true"/>
-        </w:rPr>
-        <w:t xml:space="preserve"> مع وصفه، و</w:t>
-      </w:r>
-      <w:r>
-        <w:rPr>
-          <w:b/>
-          <w:b/>
-          <w:bCs/>
-          <w:rtl w:val="true"/>
-        </w:rPr>
-        <w:t>احتمال الخطر</w:t>
-      </w:r>
-      <w:r>
-        <w:rPr>
-          <w:rtl w:val="true"/>
-        </w:rPr>
-        <w:t xml:space="preserve"> مع قطعه </w:t>
-      </w:r>
-      <w:r>
-        <w:rPr>
-          <w:rtl w:val="true"/>
-        </w:rPr>
-        <w:t>(</w:t>
-      </w:r>
-      <w:r>
-        <w:rPr>
-          <w:rtl w:val="true"/>
-        </w:rPr>
-        <w:t xml:space="preserve">مثلاً </w:t>
-      </w:r>
-      <w:r>
-        <w:rPr>
-          <w:rtl w:val="true"/>
-        </w:rPr>
-        <w:t>«</w:t>
-      </w:r>
-      <w:r>
-        <w:rPr>
-          <w:rtl w:val="true"/>
-        </w:rPr>
-        <w:t xml:space="preserve">قطع اليوم </w:t>
-      </w:r>
-      <w:r>
-        <w:rPr/>
-        <w:t>56</w:t>
-      </w:r>
-      <w:r>
-        <w:rPr>
-          <w:rtl w:val="true"/>
-        </w:rPr>
-        <w:t xml:space="preserve">») </w:t>
-      </w:r>
-      <w:r>
-        <w:rPr>
-          <w:rtl w:val="true"/>
-        </w:rPr>
-        <w:t>وعتبة الخطر</w:t>
-      </w:r>
-      <w:r>
-        <w:rPr>
-          <w:rtl w:val="true"/>
-        </w:rPr>
-        <w:t>.</w:t>
       </w:r>
     </w:p>
     <w:p>
@@ -17229,84 +18206,74 @@
           <w:bCs/>
           <w:rtl w:val="true"/>
         </w:rPr>
-        <w:t xml:space="preserve">عوامل الاحتمال </w:t>
-      </w:r>
-      <w:r>
-        <w:rPr>
+        <w:t>العنقود</w:t>
+      </w:r>
+      <w:r>
+        <w:rPr>
+          <w:rtl w:val="true"/>
+        </w:rPr>
+        <w:t xml:space="preserve"> مع وصفه، و</w:t>
+      </w:r>
+      <w:r>
+        <w:rPr>
+          <w:b/>
           <w:b/>
           <w:bCs/>
           <w:rtl w:val="true"/>
         </w:rPr>
+        <w:t>درجة الخطر النسبية</w:t>
+      </w:r>
+      <w:r>
+        <w:rPr>
+          <w:rtl w:val="true"/>
+        </w:rPr>
+        <w:t xml:space="preserve"> مع قطعها </w:t>
+      </w:r>
+      <w:r>
+        <w:rPr>
+          <w:rtl w:val="true"/>
+        </w:rPr>
         <w:t>(</w:t>
       </w:r>
       <w:r>
         <w:rPr>
-          <w:b/>
-          <w:bCs/>
-        </w:rPr>
-        <w:t>w·z</w:t>
-      </w:r>
-      <w:r>
-        <w:rPr>
-          <w:b/>
-          <w:bCs/>
-          <w:rtl w:val="true"/>
-        </w:rPr>
-        <w:t>):</w:t>
-      </w:r>
-      <w:r>
-        <w:rPr>
-          <w:rtl w:val="true"/>
-        </w:rPr>
-        <w:t xml:space="preserve"> </w:t>
-      </w:r>
-      <w:r>
-        <w:rPr>
-          <w:rtl w:val="true"/>
-        </w:rPr>
-        <w:t>أشرطة أفقية لكل ملمح، يساوي طولها مساهمة الملمح</w:t>
-      </w:r>
-      <w:r>
-        <w:rPr>
-          <w:rtl w:val="true"/>
-        </w:rPr>
-        <w:t xml:space="preserve">. </w:t>
-      </w:r>
-      <w:r>
-        <w:rPr>
-          <w:rtl w:val="true"/>
-        </w:rPr>
-        <w:t>الموجب يرفع الاحتمال، والسالب يخفضه</w:t>
-      </w:r>
-      <w:r>
-        <w:rPr>
-          <w:rtl w:val="true"/>
-        </w:rPr>
-        <w:t xml:space="preserve">. </w:t>
-      </w:r>
-      <w:r>
-        <w:rPr>
-          <w:rtl w:val="true"/>
-        </w:rPr>
-        <w:t>يُكتب تحت الشريط</w:t>
-      </w:r>
-      <w:r>
-        <w:rPr>
-          <w:rtl w:val="true"/>
-        </w:rPr>
-        <w:t>: «</w:t>
-      </w:r>
-      <w:r>
-        <w:rPr>
-          <w:rtl w:val="true"/>
-        </w:rPr>
-        <w:t>الموجب يرفع الاحتمال والسالب يخفضه؛ تقدير احتمالي لا حكم</w:t>
-      </w:r>
-      <w:r>
-        <w:rPr>
-          <w:rtl w:val="true"/>
-        </w:rPr>
-        <w:t>.»</w:t>
+          <w:rtl w:val="true"/>
+        </w:rPr>
+        <w:t xml:space="preserve">مثلاً </w:t>
+      </w:r>
+      <w:r>
+        <w:rPr>
+          <w:rtl w:val="true"/>
+        </w:rPr>
+        <w:t>«</w:t>
+      </w:r>
+      <w:r>
+        <w:rPr>
+          <w:rtl w:val="true"/>
+        </w:rPr>
+        <w:t xml:space="preserve">قطع اليوم </w:t>
+      </w:r>
+      <w:r>
+        <w:rPr/>
+        <w:t>56</w:t>
+      </w:r>
+      <w:r>
+        <w:rPr>
+          <w:rtl w:val="true"/>
+        </w:rPr>
+        <w:t xml:space="preserve">») </w:t>
+      </w:r>
+      <w:r>
+        <w:rPr>
+          <w:rtl w:val="true"/>
+        </w:rPr>
+        <w:t>وعتبتها</w:t>
+      </w:r>
+      <w:r>
+        <w:rPr>
+          <w:rtl w:val="true"/>
+        </w:rPr>
+        <w:t>.</w:t>
       </w:r>
     </w:p>
     <w:p>
@@ -17326,7 +18293,7 @@
           <w:bCs/>
           <w:rtl w:val="true"/>
         </w:rPr>
-        <w:t>ملامح المتعلم مقابل الوسيط</w:t>
+        <w:t xml:space="preserve">عوامل الدرجة </w:t>
       </w:r>
       <w:r>
         <w:rPr>
@@ -17334,7 +18301,22 @@
           <w:bCs/>
           <w:rtl w:val="true"/>
         </w:rPr>
-        <w:t>:</w:t>
+        <w:t>(</w:t>
+      </w:r>
+      <w:r>
+        <w:rPr>
+          <w:b/>
+          <w:bCs/>
+        </w:rPr>
+        <w:t>w·z</w:t>
+      </w:r>
+      <w:r>
+        <w:rPr>
+          <w:b/>
+          <w:bCs/>
+          <w:rtl w:val="true"/>
+        </w:rPr>
+        <w:t>):</w:t>
       </w:r>
       <w:r>
         <w:rPr>
@@ -17346,23 +18328,7 @@
         <w:rPr>
           <w:rtl w:val="true"/>
         </w:rPr>
-        <w:t xml:space="preserve">جدول بالقيمة والوسيط وقيمة </w:t>
-      </w:r>
-      <w:r>
-        <w:rPr/>
-        <w:t>z</w:t>
-      </w:r>
-      <w:r>
-        <w:rPr>
-          <w:rtl w:val="true"/>
-        </w:rPr>
-        <w:t xml:space="preserve"> </w:t>
-      </w:r>
-      <w:r>
-        <w:rPr>
-          <w:rtl w:val="true"/>
-        </w:rPr>
-        <w:t>لكل ملمح</w:t>
+        <w:t>أشرطة أفقية لكل ملمح، يساوي طولها مساهمة الملمح</w:t>
       </w:r>
       <w:r>
         <w:rPr>
@@ -17374,29 +18340,37 @@
         <w:rPr>
           <w:rtl w:val="true"/>
         </w:rPr>
-        <w:t xml:space="preserve">قيمة </w:t>
-      </w:r>
-      <w:r>
-        <w:rPr/>
-        <w:t>z</w:t>
-      </w:r>
-      <w:r>
-        <w:rPr>
-          <w:rtl w:val="true"/>
-        </w:rPr>
-        <w:t xml:space="preserve"> </w:t>
-      </w:r>
-      <w:r>
-        <w:rPr>
-          <w:rtl w:val="true"/>
-        </w:rPr>
-        <w:t>تعني كم يبعد المتعلم عن الوسيط بوحدات الانحراف المعياري</w:t>
-      </w:r>
-      <w:r>
-        <w:rPr>
-          <w:rtl w:val="true"/>
-        </w:rPr>
-        <w:t>.</w:t>
+        <w:t>الموجب يرفع الدرجة، والسالب يخفضها</w:t>
+      </w:r>
+      <w:r>
+        <w:rPr>
+          <w:rtl w:val="true"/>
+        </w:rPr>
+        <w:t xml:space="preserve">. </w:t>
+      </w:r>
+      <w:r>
+        <w:rPr>
+          <w:rtl w:val="true"/>
+        </w:rPr>
+        <w:t>يُكتب تحت الشريط</w:t>
+      </w:r>
+      <w:r>
+        <w:rPr>
+          <w:rtl w:val="true"/>
+        </w:rPr>
+        <w:t>: «</w:t>
+      </w:r>
+      <w:r>
+        <w:rPr>
+          <w:rtl w:val="true"/>
+        </w:rPr>
+        <w:t>الموجب يرفع الدرجة والسالب يخفضها؛ درجة نسبية غير معايَرة لترتيب الأولويات، لا حكم</w:t>
+      </w:r>
+      <w:r>
+        <w:rPr>
+          <w:rtl w:val="true"/>
+        </w:rPr>
+        <w:t>.»</w:t>
       </w:r>
     </w:p>
     <w:p>
@@ -17416,39 +18390,31 @@
           <w:bCs/>
           <w:rtl w:val="true"/>
         </w:rPr>
-        <w:t xml:space="preserve">أفضل </w:t>
+        <w:t>ملامح المتعلم مقابل الوسيط</w:t>
       </w:r>
       <w:r>
         <w:rPr>
           <w:b/>
           <w:bCs/>
-        </w:rPr>
-        <w:t>3</w:t>
-      </w:r>
-      <w:r>
-        <w:rPr>
-          <w:b/>
-          <w:bCs/>
+          <w:rtl w:val="true"/>
+        </w:rPr>
+        <w:t>:</w:t>
+      </w:r>
+      <w:r>
+        <w:rPr>
           <w:rtl w:val="true"/>
         </w:rPr>
         <w:t xml:space="preserve"> </w:t>
       </w:r>
       <w:r>
         <w:rPr>
-          <w:b/>
-          <w:b/>
-          <w:bCs/>
-          <w:rtl w:val="true"/>
-        </w:rPr>
-        <w:t>توصيات حالية</w:t>
-      </w:r>
-      <w:r>
-        <w:rPr>
-          <w:b/>
-          <w:bCs/>
-          <w:rtl w:val="true"/>
-        </w:rPr>
-        <w:t>:</w:t>
+          <w:rtl w:val="true"/>
+        </w:rPr>
+        <w:t xml:space="preserve">جدول بالقيمة والوسيط وقيمة </w:t>
+      </w:r>
+      <w:r>
+        <w:rPr/>
+        <w:t>z</w:t>
       </w:r>
       <w:r>
         <w:rPr>
@@ -17460,169 +18426,41 @@
         <w:rPr>
           <w:rtl w:val="true"/>
         </w:rPr>
-        <w:t xml:space="preserve">نفس التوصيات التي يراها المتعلم عند اليوم </w:t>
-      </w:r>
-      <w:r>
-        <w:rPr/>
-        <w:t>t</w:t>
-      </w:r>
-      <w:r>
-        <w:rPr>
-          <w:rtl w:val="true"/>
-        </w:rPr>
-        <w:t>، لكي يستطيع المدرّس أن يرى ما يُقترح عليه</w:t>
+        <w:t>لكل ملمح</w:t>
+      </w:r>
+      <w:r>
+        <w:rPr>
+          <w:rtl w:val="true"/>
+        </w:rPr>
+        <w:t xml:space="preserve">. </w:t>
+      </w:r>
+      <w:r>
+        <w:rPr>
+          <w:rtl w:val="true"/>
+        </w:rPr>
+        <w:t xml:space="preserve">قيمة </w:t>
+      </w:r>
+      <w:r>
+        <w:rPr/>
+        <w:t>z</w:t>
+      </w:r>
+      <w:r>
+        <w:rPr>
+          <w:rtl w:val="true"/>
+        </w:rPr>
+        <w:t xml:space="preserve"> </w:t>
+      </w:r>
+      <w:r>
+        <w:rPr>
+          <w:rtl w:val="true"/>
+        </w:rPr>
+        <w:t>تعني كم يبعد المتعلم عن الوسيط بوحدات الانحراف المعياري</w:t>
       </w:r>
       <w:r>
         <w:rPr>
           <w:rtl w:val="true"/>
         </w:rPr>
         <w:t>.</w:t>
-      </w:r>
-    </w:p>
-    <w:p>
-      <w:pPr>
-        <w:pStyle w:val="Normal"/>
-        <w:bidi w:val="1"/>
-        <w:rPr/>
-      </w:pPr>
-      <w:r>
-        <w:rPr>
-          <w:b/>
-          <w:b/>
-          <w:bCs/>
-          <w:rtl w:val="true"/>
-        </w:rPr>
-        <w:t>المتعلم الذي انسحب قبل القطع</w:t>
-      </w:r>
-      <w:r>
-        <w:rPr>
-          <w:b/>
-          <w:bCs/>
-          <w:rtl w:val="true"/>
-        </w:rPr>
-        <w:t>:</w:t>
-      </w:r>
-      <w:r>
-        <w:rPr>
-          <w:rtl w:val="true"/>
-        </w:rPr>
-        <w:t xml:space="preserve"> </w:t>
-      </w:r>
-      <w:r>
-        <w:rPr>
-          <w:rtl w:val="true"/>
-        </w:rPr>
-        <w:t xml:space="preserve">يظهر الدرج بعبارة </w:t>
-      </w:r>
-      <w:r>
-        <w:rPr>
-          <w:rtl w:val="true"/>
-        </w:rPr>
-        <w:t>«</w:t>
-      </w:r>
-      <w:r>
-        <w:rPr>
-          <w:rtl w:val="true"/>
-        </w:rPr>
-        <w:t>انسحب قبل القطع</w:t>
-      </w:r>
-      <w:r>
-        <w:rPr>
-          <w:rtl w:val="true"/>
-        </w:rPr>
-        <w:t xml:space="preserve">» </w:t>
-      </w:r>
-      <w:r>
-        <w:rPr>
-          <w:rtl w:val="true"/>
-        </w:rPr>
-        <w:t>بلا درجة، ولا يُحسب له احتمال</w:t>
-      </w:r>
-      <w:r>
-        <w:rPr>
-          <w:rtl w:val="true"/>
-        </w:rPr>
-        <w:t>.</w:t>
-      </w:r>
-    </w:p>
-    <w:p>
-      <w:pPr>
-        <w:pStyle w:val="Normal"/>
-        <w:bidi w:val="1"/>
-        <w:rPr/>
-      </w:pPr>
-      <w:r>
-        <w:rPr>
-          <w:rtl w:val="true"/>
-        </w:rPr>
-        <w:t xml:space="preserve">يُغلق الدرج بزر </w:t>
-      </w:r>
-      <w:r>
-        <w:rPr>
-          <w:rtl w:val="true"/>
-        </w:rPr>
-        <w:t xml:space="preserve">× </w:t>
-      </w:r>
-      <w:r>
-        <w:rPr>
-          <w:rtl w:val="true"/>
-        </w:rPr>
-        <w:t xml:space="preserve">أو </w:t>
-      </w:r>
-      <w:r>
-        <w:rPr/>
-        <w:t>Esc</w:t>
-      </w:r>
-      <w:r>
-        <w:rPr>
-          <w:rtl w:val="true"/>
-        </w:rPr>
-        <w:t>، ويعود التركيز إلى الصف</w:t>
-      </w:r>
-      <w:r>
-        <w:rPr>
-          <w:rtl w:val="true"/>
-        </w:rPr>
-        <w:t xml:space="preserve">. </w:t>
-      </w:r>
-      <w:r>
-        <w:rPr>
-          <w:rtl w:val="true"/>
-        </w:rPr>
-        <w:t>الدرج يبدأ من يمين الشاشة لأن الصفحة من اليمين إلى اليسار</w:t>
-      </w:r>
-      <w:r>
-        <w:rPr>
-          <w:rtl w:val="true"/>
-        </w:rPr>
-        <w:t>.</w:t>
-      </w:r>
-      <w:bookmarkEnd w:id="67"/>
-    </w:p>
-    <w:p>
-      <w:pPr>
-        <w:pStyle w:val="Heading3"/>
-        <w:bidi w:val="1"/>
-        <w:rPr/>
-      </w:pPr>
-      <w:bookmarkStart w:id="68" w:name="__RefHeading___Toc2139_765814271"/>
-      <w:bookmarkStart w:id="69" w:name="القيود-الأخلاقية-والمنهجية"/>
-      <w:bookmarkEnd w:id="68"/>
-      <w:r>
-        <w:rPr/>
-        <w:t>4.10</w:t>
-      </w:r>
-      <w:r>
-        <w:rPr>
-          <w:rtl w:val="true"/>
-        </w:rPr>
-        <w:t xml:space="preserve"> </w:t>
-      </w:r>
-      <w:r>
-        <w:rPr>
-          <w:rtl w:val="true"/>
-        </w:rPr>
-        <w:t>القيود الأخلاقية والمنهجية</w:t>
       </w:r>
     </w:p>
     <w:p>
@@ -17642,16 +18480,92 @@
           <w:bCs/>
           <w:rtl w:val="true"/>
         </w:rPr>
-        <w:t>لا تحكم على الطالب بالدرجة</w:t>
+        <w:t xml:space="preserve">أفضل </w:t>
       </w:r>
       <w:r>
         <w:rPr>
           <w:b/>
           <w:bCs/>
+        </w:rPr>
+        <w:t>3</w:t>
+      </w:r>
+      <w:r>
+        <w:rPr>
+          <w:b/>
+          <w:bCs/>
+          <w:rtl w:val="true"/>
+        </w:rPr>
+        <w:t xml:space="preserve"> </w:t>
+      </w:r>
+      <w:r>
+        <w:rPr>
+          <w:b/>
+          <w:b/>
+          <w:bCs/>
+          <w:rtl w:val="true"/>
+        </w:rPr>
+        <w:t>توصيات حالية</w:t>
+      </w:r>
+      <w:r>
+        <w:rPr>
+          <w:b/>
+          <w:bCs/>
+          <w:rtl w:val="true"/>
+        </w:rPr>
+        <w:t>:</w:t>
+      </w:r>
+      <w:r>
+        <w:rPr>
+          <w:rtl w:val="true"/>
+        </w:rPr>
+        <w:t xml:space="preserve"> </w:t>
+      </w:r>
+      <w:r>
+        <w:rPr>
+          <w:rtl w:val="true"/>
+        </w:rPr>
+        <w:t xml:space="preserve">نفس التوصيات التي يراها المتعلم عند اليوم </w:t>
+      </w:r>
+      <w:r>
+        <w:rPr/>
+        <w:t>t</w:t>
+      </w:r>
+      <w:r>
+        <w:rPr>
+          <w:rtl w:val="true"/>
+        </w:rPr>
+        <w:t>، لكي يستطيع المدرّس أن يرى ما يُقترح عليه</w:t>
+      </w:r>
+      <w:r>
+        <w:rPr>
           <w:rtl w:val="true"/>
         </w:rPr>
         <w:t>.</w:t>
       </w:r>
+    </w:p>
+    <w:p>
+      <w:pPr>
+        <w:pStyle w:val="Normal"/>
+        <w:bidi w:val="1"/>
+        <w:rPr/>
+      </w:pPr>
+      <w:r>
+        <w:rPr>
+          <w:b/>
+          <w:b/>
+          <w:bCs/>
+          <w:rtl w:val="true"/>
+        </w:rPr>
+        <w:t>المتعلم الذي انسحب قبل القطع</w:t>
+      </w:r>
+      <w:r>
+        <w:rPr>
+          <w:b/>
+          <w:bCs/>
+          <w:rtl w:val="true"/>
+        </w:rPr>
+        <w:t>:</w:t>
+      </w:r>
       <w:r>
         <w:rPr>
           <w:rtl w:val="true"/>
@@ -17662,7 +18576,72 @@
         <w:rPr>
           <w:rtl w:val="true"/>
         </w:rPr>
-        <w:t>الاحتمال غير معايَر، والنموذج دُرّب على عروض أخرى، والنتائج توضيحية</w:t>
+        <w:t xml:space="preserve">يظهر الدرج بعبارة </w:t>
+      </w:r>
+      <w:r>
+        <w:rPr>
+          <w:rtl w:val="true"/>
+        </w:rPr>
+        <w:t>«</w:t>
+      </w:r>
+      <w:r>
+        <w:rPr>
+          <w:rtl w:val="true"/>
+        </w:rPr>
+        <w:t>انسحب قبل القطع</w:t>
+      </w:r>
+      <w:r>
+        <w:rPr>
+          <w:rtl w:val="true"/>
+        </w:rPr>
+        <w:t xml:space="preserve">» </w:t>
+      </w:r>
+      <w:r>
+        <w:rPr>
+          <w:rtl w:val="true"/>
+        </w:rPr>
+        <w:t>بلا درجة، ولا تُحسب له درجة خطر</w:t>
+      </w:r>
+      <w:r>
+        <w:rPr>
+          <w:rtl w:val="true"/>
+        </w:rPr>
+        <w:t>.</w:t>
+      </w:r>
+    </w:p>
+    <w:p>
+      <w:pPr>
+        <w:pStyle w:val="Normal"/>
+        <w:bidi w:val="1"/>
+        <w:rPr/>
+      </w:pPr>
+      <w:r>
+        <w:rPr>
+          <w:rtl w:val="true"/>
+        </w:rPr>
+        <w:t xml:space="preserve">يُغلق الدرج بزر </w:t>
+      </w:r>
+      <w:r>
+        <w:rPr>
+          <w:rtl w:val="true"/>
+        </w:rPr>
+        <w:t xml:space="preserve">× </w:t>
+      </w:r>
+      <w:r>
+        <w:rPr>
+          <w:rtl w:val="true"/>
+        </w:rPr>
+        <w:t xml:space="preserve">أو </w:t>
+      </w:r>
+      <w:r>
+        <w:rPr/>
+        <w:t>Esc</w:t>
+      </w:r>
+      <w:r>
+        <w:rPr>
+          <w:rtl w:val="true"/>
+        </w:rPr>
+        <w:t>، ويعود التركيز إلى الصف</w:t>
       </w:r>
       <w:r>
         <w:rPr>
@@ -17674,13 +18653,40 @@
         <w:rPr>
           <w:rtl w:val="true"/>
         </w:rPr>
-        <w:t>لا تستعمل الجدول أو المدرج لتصنيف الطلاب أو لتحديد من يُستبعد أو يُعاقَب</w:t>
+        <w:t>الدرج يبدأ من يمين الشاشة لأن الصفحة من اليمين إلى اليسار</w:t>
       </w:r>
       <w:r>
         <w:rPr>
           <w:rtl w:val="true"/>
         </w:rPr>
         <w:t>.</w:t>
+      </w:r>
+      <w:bookmarkEnd w:id="69"/>
+    </w:p>
+    <w:p>
+      <w:pPr>
+        <w:pStyle w:val="Heading3"/>
+        <w:bidi w:val="1"/>
+        <w:rPr/>
+      </w:pPr>
+      <w:bookmarkStart w:id="70" w:name="__RefHeading___Toc2176_4087029656"/>
+      <w:bookmarkStart w:id="71" w:name="القيود-الأخلاقية-والمنهجية"/>
+      <w:bookmarkEnd w:id="70"/>
+      <w:r>
+        <w:rPr/>
+        <w:t>4.10</w:t>
+      </w:r>
+      <w:r>
+        <w:rPr>
+          <w:rtl w:val="true"/>
+        </w:rPr>
+        <w:t xml:space="preserve"> </w:t>
+      </w:r>
+      <w:r>
+        <w:rPr>
+          <w:rtl w:val="true"/>
+        </w:rPr>
+        <w:t>القيود الأخلاقية والمنهجية</w:t>
       </w:r>
     </w:p>
     <w:p>
@@ -17700,7 +18706,7 @@
           <w:bCs/>
           <w:rtl w:val="true"/>
         </w:rPr>
-        <w:t>لا تستعمل التسميات كأحكام</w:t>
+        <w:t>لا تحكم على الطالب بالدرجة</w:t>
       </w:r>
       <w:r>
         <w:rPr>
@@ -17720,7 +18726,19 @@
         <w:rPr>
           <w:rtl w:val="true"/>
         </w:rPr>
-        <w:t>العنقود وصف لنمط نشاط في لحظة معينة، لا صفة دائمة للطالب</w:t>
+        <w:t>الدرجة غير معايَرة، والنموذج دُرّب على عروض أخرى، والنتائج توضيحية</w:t>
+      </w:r>
+      <w:r>
+        <w:rPr>
+          <w:rtl w:val="true"/>
+        </w:rPr>
+        <w:t xml:space="preserve">. </w:t>
+      </w:r>
+      <w:r>
+        <w:rPr>
+          <w:rtl w:val="true"/>
+        </w:rPr>
+        <w:t>لا تستعمل الجدول أو المدرج لتصنيف الطلاب أو لتحديد من يُستبعد أو يُعاقَب</w:t>
       </w:r>
       <w:r>
         <w:rPr>
@@ -17746,7 +18764,7 @@
           <w:bCs/>
           <w:rtl w:val="true"/>
         </w:rPr>
-        <w:t>لا سمات حساسة</w:t>
+        <w:t>لا تستعمل التسميات كأحكام</w:t>
       </w:r>
       <w:r>
         <w:rPr>
@@ -17766,29 +18784,7 @@
         <w:rPr>
           <w:rtl w:val="true"/>
         </w:rPr>
-        <w:t xml:space="preserve">لا تدخل الجنس والإعاقة والمنطقة والعمر والمستوى التعليمي والدخل في أي نموذج، ولا تظهر في أي شاشة </w:t>
-      </w:r>
-      <w:r>
-        <w:rPr>
-          <w:rtl w:val="true"/>
-        </w:rPr>
-        <w:t>(</w:t>
-      </w:r>
-      <w:r>
-        <w:rPr/>
-        <w:t>D-21</w:t>
-      </w:r>
-      <w:r>
-        <w:rPr>
-          <w:rtl w:val="true"/>
-        </w:rPr>
-        <w:t xml:space="preserve">). </w:t>
-      </w:r>
-      <w:r>
-        <w:rPr>
-          <w:rtl w:val="true"/>
-        </w:rPr>
-        <w:t>تُستعمل في تحليل الإنصاف في التجربة وحده</w:t>
+        <w:t>العنقود وصف لنمط نشاط في لحظة معينة، لا صفة دائمة للطالب</w:t>
       </w:r>
       <w:r>
         <w:rPr>
@@ -17814,7 +18810,7 @@
           <w:bCs/>
           <w:rtl w:val="true"/>
         </w:rPr>
-        <w:t>البيانات مجهولة</w:t>
+        <w:t>لا سمات حساسة</w:t>
       </w:r>
       <w:r>
         <w:rPr>
@@ -17834,7 +18830,29 @@
         <w:rPr>
           <w:rtl w:val="true"/>
         </w:rPr>
-        <w:t>المعرّفات أرقام من البيانات، والنظام لا يعرف أسماء ولا هويات</w:t>
+        <w:t xml:space="preserve">لا تدخل الجنس والإعاقة والمنطقة والعمر والمستوى التعليمي والدخل في أي نموذج، ولا تظهر في أي شاشة </w:t>
+      </w:r>
+      <w:r>
+        <w:rPr>
+          <w:rtl w:val="true"/>
+        </w:rPr>
+        <w:t>(</w:t>
+      </w:r>
+      <w:r>
+        <w:rPr/>
+        <w:t>D-21</w:t>
+      </w:r>
+      <w:r>
+        <w:rPr>
+          <w:rtl w:val="true"/>
+        </w:rPr>
+        <w:t xml:space="preserve">). </w:t>
+      </w:r>
+      <w:r>
+        <w:rPr>
+          <w:rtl w:val="true"/>
+        </w:rPr>
+        <w:t>تُستعمل في تحليل الإنصاف في التجربة وحده</w:t>
       </w:r>
       <w:r>
         <w:rPr>
@@ -17860,7 +18878,7 @@
           <w:bCs/>
           <w:rtl w:val="true"/>
         </w:rPr>
-        <w:t>لا حساب ولا صلاحيات</w:t>
+        <w:t>البيانات مجهولة</w:t>
       </w:r>
       <w:r>
         <w:rPr>
@@ -17880,19 +18898,7 @@
         <w:rPr>
           <w:rtl w:val="true"/>
         </w:rPr>
-        <w:t>أي شخص يصل إلى الرابط يرى اللوحة</w:t>
-      </w:r>
-      <w:r>
-        <w:rPr>
-          <w:rtl w:val="true"/>
-        </w:rPr>
-        <w:t xml:space="preserve">. </w:t>
-      </w:r>
-      <w:r>
-        <w:rPr>
-          <w:rtl w:val="true"/>
-        </w:rPr>
-        <w:t>لا تنشر الخادم خارج بيئة التجربة</w:t>
+        <w:t>المعرّفات أرقام من البيانات، والنظام لا يعرف أسماء ولا هويات</w:t>
       </w:r>
       <w:r>
         <w:rPr>
@@ -17918,7 +18924,7 @@
           <w:bCs/>
           <w:rtl w:val="true"/>
         </w:rPr>
-        <w:t>العرض توضيحي</w:t>
+        <w:t>لا حساب ولا صلاحيات</w:t>
       </w:r>
       <w:r>
         <w:rPr>
@@ -17938,7 +18944,19 @@
         <w:rPr>
           <w:rtl w:val="true"/>
         </w:rPr>
-        <w:t>اللوحة لعرض منهج النظام وحدوده، وليست أداة تشغيلية في مؤسسة</w:t>
+        <w:t>أي شخص يصل إلى الرابط يرى اللوحة</w:t>
+      </w:r>
+      <w:r>
+        <w:rPr>
+          <w:rtl w:val="true"/>
+        </w:rPr>
+        <w:t xml:space="preserve">. </w:t>
+      </w:r>
+      <w:r>
+        <w:rPr>
+          <w:rtl w:val="true"/>
+        </w:rPr>
+        <w:t>لا تنشر الخادم خارج بيئة التجربة</w:t>
       </w:r>
       <w:r>
         <w:rPr>
@@ -17964,7 +18982,7 @@
           <w:bCs/>
           <w:rtl w:val="true"/>
         </w:rPr>
-        <w:t>الإسناد</w:t>
+        <w:t>العرض توضيحي</w:t>
       </w:r>
       <w:r>
         <w:rPr>
@@ -17972,7 +18990,7 @@
           <w:bCs/>
           <w:rtl w:val="true"/>
         </w:rPr>
-        <w:t>:</w:t>
+        <w:t>.</w:t>
       </w:r>
       <w:r>
         <w:rPr>
@@ -17984,57 +19002,7 @@
         <w:rPr>
           <w:rtl w:val="true"/>
         </w:rPr>
-        <w:t xml:space="preserve">بيانات </w:t>
-      </w:r>
-      <w:r>
-        <w:rPr/>
-        <w:t>OULAD</w:t>
-      </w:r>
-      <w:r>
-        <w:rPr>
-          <w:rtl w:val="true"/>
-        </w:rPr>
-        <w:t xml:space="preserve"> </w:t>
-      </w:r>
-      <w:r>
-        <w:rPr>
-          <w:rtl w:val="true"/>
-        </w:rPr>
-        <w:t xml:space="preserve">مرخصة بموجب </w:t>
-      </w:r>
-      <w:r>
-        <w:rPr/>
-        <w:t>CC BY 4.0</w:t>
-      </w:r>
-      <w:r>
-        <w:rPr>
-          <w:rtl w:val="true"/>
-        </w:rPr>
-        <w:t xml:space="preserve">، وصفحة </w:t>
-      </w:r>
-      <w:r>
-        <w:rPr>
-          <w:rtl w:val="true"/>
-        </w:rPr>
-        <w:t>«</w:t>
-      </w:r>
-      <w:r>
-        <w:rPr>
-          <w:rtl w:val="true"/>
-        </w:rPr>
-        <w:t>عن النظام</w:t>
-      </w:r>
-      <w:r>
-        <w:rPr>
-          <w:rtl w:val="true"/>
-        </w:rPr>
-        <w:t xml:space="preserve">» </w:t>
-      </w:r>
-      <w:r>
-        <w:rPr>
-          <w:rtl w:val="true"/>
-        </w:rPr>
-        <w:t>تذكر ذلك</w:t>
+        <w:t>اللوحة لعرض منهج النظام وحدوده، وليست أداة تشغيلية في مؤسسة</w:t>
       </w:r>
       <w:r>
         <w:rPr>
@@ -18045,12 +19013,108 @@
     </w:p>
     <w:p>
       <w:pPr>
+        <w:pStyle w:val="Compact"/>
+        <w:numPr>
+          <w:ilvl w:val="0"/>
+          <w:numId w:val="77"/>
+        </w:numPr>
+        <w:bidi w:val="1"/>
+        <w:rPr/>
+      </w:pPr>
+      <w:r>
+        <w:rPr>
+          <w:b/>
+          <w:b/>
+          <w:bCs/>
+          <w:rtl w:val="true"/>
+        </w:rPr>
+        <w:t>الإسناد</w:t>
+      </w:r>
+      <w:r>
+        <w:rPr>
+          <w:b/>
+          <w:bCs/>
+          <w:rtl w:val="true"/>
+        </w:rPr>
+        <w:t>:</w:t>
+      </w:r>
+      <w:r>
+        <w:rPr>
+          <w:rtl w:val="true"/>
+        </w:rPr>
+        <w:t xml:space="preserve"> </w:t>
+      </w:r>
+      <w:r>
+        <w:rPr>
+          <w:rtl w:val="true"/>
+        </w:rPr>
+        <w:t xml:space="preserve">بيانات </w:t>
+      </w:r>
+      <w:r>
+        <w:rPr/>
+        <w:t>OULAD</w:t>
+      </w:r>
+      <w:r>
+        <w:rPr>
+          <w:rtl w:val="true"/>
+        </w:rPr>
+        <w:t xml:space="preserve"> </w:t>
+      </w:r>
+      <w:r>
+        <w:rPr>
+          <w:rtl w:val="true"/>
+        </w:rPr>
+        <w:t xml:space="preserve">مرخصة بموجب </w:t>
+      </w:r>
+      <w:r>
+        <w:rPr/>
+        <w:t>CC BY 4.0</w:t>
+      </w:r>
+      <w:r>
+        <w:rPr>
+          <w:rtl w:val="true"/>
+        </w:rPr>
+        <w:t xml:space="preserve">، وصفحة </w:t>
+      </w:r>
+      <w:r>
+        <w:rPr>
+          <w:rtl w:val="true"/>
+        </w:rPr>
+        <w:t>«</w:t>
+      </w:r>
+      <w:r>
+        <w:rPr>
+          <w:rtl w:val="true"/>
+        </w:rPr>
+        <w:t>عن النظام</w:t>
+      </w:r>
+      <w:r>
+        <w:rPr>
+          <w:rtl w:val="true"/>
+        </w:rPr>
+        <w:t xml:space="preserve">» </w:t>
+      </w:r>
+      <w:r>
+        <w:rPr>
+          <w:rtl w:val="true"/>
+        </w:rPr>
+        <w:t>تذكر ذلك</w:t>
+      </w:r>
+      <w:r>
+        <w:rPr>
+          <w:rtl w:val="true"/>
+        </w:rPr>
+        <w:t>.</w:t>
+      </w:r>
+    </w:p>
+    <w:p>
+      <w:pPr>
         <w:pStyle w:val="Normal"/>
         <w:bidi w:val="1"/>
         <w:rPr/>
       </w:pPr>
-      <w:bookmarkStart w:id="70" w:name="دليل-المدرس-أو-المشرف"/>
-      <w:bookmarkStart w:id="71" w:name="القيود-الأخلاقية-والمنهجية"/>
+      <w:bookmarkStart w:id="72" w:name="دليل-المدرس-أو-المشرف"/>
+      <w:bookmarkStart w:id="73" w:name="القيود-الأخلاقية-والمنهجية"/>
       <w:r>
         <w:rPr>
           <w:rtl w:val="true"/>
@@ -18108,8 +19172,8 @@
           </mc:Fallback>
         </mc:AlternateContent>
       </w:r>
-      <w:bookmarkEnd w:id="70"/>
-      <w:bookmarkEnd w:id="71"/>
+      <w:bookmarkEnd w:id="72"/>
+      <w:bookmarkEnd w:id="73"/>
     </w:p>
     <w:p>
       <w:pPr>
@@ -18117,9 +19181,9 @@
         <w:bidi w:val="1"/>
         <w:rPr/>
       </w:pPr>
-      <w:bookmarkStart w:id="72" w:name="__RefHeading___Toc2141_765814271"/>
-      <w:bookmarkStart w:id="73" w:name="الأسئلة-الشائعة"/>
-      <w:bookmarkEnd w:id="72"/>
+      <w:bookmarkStart w:id="74" w:name="__RefHeading___Toc2178_4087029656"/>
+      <w:bookmarkStart w:id="75" w:name="الأسئلة-الشائعة"/>
+      <w:bookmarkEnd w:id="74"/>
       <w:r>
         <w:rPr/>
         <w:t>5</w:t>
@@ -18318,7 +19382,7 @@
           <w:bCs/>
           <w:rtl w:val="true"/>
         </w:rPr>
-        <w:t xml:space="preserve">ماذا يعني </w:t>
+        <w:t>ما الفرق بين اليوم و</w:t>
       </w:r>
       <w:r>
         <w:rPr>
@@ -18335,7 +19399,7 @@
           <w:bCs/>
           <w:rtl w:val="true"/>
         </w:rPr>
-        <w:t>لقطة</w:t>
+        <w:t>لقطة العناقيد</w:t>
       </w:r>
       <w:r>
         <w:rPr>
@@ -18343,6 +19407,40 @@
           <w:bCs/>
           <w:rtl w:val="true"/>
         </w:rPr>
+        <w:t xml:space="preserve">» </w:t>
+      </w:r>
+      <w:r>
+        <w:rPr>
+          <w:b/>
+          <w:b/>
+          <w:bCs/>
+          <w:rtl w:val="true"/>
+        </w:rPr>
+        <w:t>و</w:t>
+      </w:r>
+      <w:r>
+        <w:rPr>
+          <w:b/>
+          <w:bCs/>
+          <w:rtl w:val="true"/>
+        </w:rPr>
+        <w:t>«</w:t>
+      </w:r>
+      <w:r>
+        <w:rPr>
+          <w:b/>
+          <w:b/>
+          <w:bCs/>
+          <w:rtl w:val="true"/>
+        </w:rPr>
+        <w:t>نقطة التنقل السريع</w:t>
+      </w:r>
+      <w:r>
+        <w:rPr>
+          <w:b/>
+          <w:bCs/>
+          <w:rtl w:val="true"/>
+        </w:rPr>
         <w:t>»</w:t>
       </w:r>
       <w:r>
@@ -18358,19 +19456,71 @@
         <w:rPr>
           <w:rtl w:val="true"/>
         </w:rPr>
-        <w:t xml:space="preserve"> اللقطة نقطة زمنية يُحسب عندها تاريخ المتعلم ويُحفظ</w:t>
-      </w:r>
-      <w:r>
-        <w:rPr>
-          <w:rtl w:val="true"/>
-        </w:rPr>
-        <w:t xml:space="preserve">. </w:t>
-      </w:r>
-      <w:r>
-        <w:rPr>
-          <w:rtl w:val="true"/>
-        </w:rPr>
-        <w:t xml:space="preserve">الشريط يُظهر بعض اللقطات بفواصل </w:t>
+        <w:t xml:space="preserve"> اليوم هو ما تختاره أنت، والتوصيات تُحسب عنده دائماً </w:t>
+      </w:r>
+      <w:r>
+        <w:rPr>
+          <w:rtl w:val="true"/>
+        </w:rPr>
+        <w:t>(</w:t>
+      </w:r>
+      <w:r>
+        <w:rPr>
+          <w:rtl w:val="true"/>
+        </w:rPr>
+        <w:t xml:space="preserve">شريط السياق يقول </w:t>
+      </w:r>
+      <w:r>
+        <w:rPr>
+          <w:rtl w:val="true"/>
+        </w:rPr>
+        <w:t>«</w:t>
+      </w:r>
+      <w:r>
+        <w:rPr>
+          <w:rtl w:val="true"/>
+        </w:rPr>
+        <w:t xml:space="preserve">الحساب عند اليوم </w:t>
+      </w:r>
+      <w:r>
+        <w:rPr/>
+        <w:t>t</w:t>
+      </w:r>
+      <w:r>
+        <w:rPr>
+          <w:rtl w:val="true"/>
+        </w:rPr>
+        <w:t xml:space="preserve"> </w:t>
+      </w:r>
+      <w:r>
+        <w:rPr>
+          <w:rtl w:val="true"/>
+        </w:rPr>
+        <w:t>نفسه</w:t>
+      </w:r>
+      <w:r>
+        <w:rPr>
+          <w:rtl w:val="true"/>
+        </w:rPr>
+        <w:t>»). «</w:t>
+      </w:r>
+      <w:r>
+        <w:rPr>
+          <w:rtl w:val="true"/>
+        </w:rPr>
+        <w:t>نقطة التنقل السريع</w:t>
+      </w:r>
+      <w:r>
+        <w:rPr>
+          <w:rtl w:val="true"/>
+        </w:rPr>
+        <w:t xml:space="preserve">» </w:t>
+      </w:r>
+      <w:r>
+        <w:rPr>
+          <w:rtl w:val="true"/>
+        </w:rPr>
+        <w:t xml:space="preserve">علامة على الشريط بفواصل </w:t>
       </w:r>
       <w:r>
         <w:rPr/>
@@ -18386,37 +19536,81 @@
         <w:rPr>
           <w:rtl w:val="true"/>
         </w:rPr>
-        <w:t>يوماً للتنقل السريع</w:t>
-      </w:r>
-      <w:r>
-        <w:rPr>
-          <w:rtl w:val="true"/>
-        </w:rPr>
-        <w:t xml:space="preserve">. </w:t>
-      </w:r>
-      <w:r>
-        <w:rPr>
-          <w:rtl w:val="true"/>
-        </w:rPr>
-        <w:t>وعند قراءة الشاشة، اعتمد على اليوم المكتوب في شريط السياق، فهو اليوم الذي تُحسب عنده التوصيات</w:t>
-      </w:r>
-      <w:r>
-        <w:rPr>
-          <w:rtl w:val="true"/>
-        </w:rPr>
-        <w:t xml:space="preserve">. </w:t>
-      </w:r>
-      <w:r>
-        <w:rPr>
-          <w:rtl w:val="true"/>
-        </w:rPr>
-        <w:t>ظهور رقم لقطة مختلف عن اليوم المختار في بعض الحالات يحتاج إلى انتباه، وهو موضوع مراجعة في الفريق</w:t>
-      </w:r>
-      <w:r>
-        <w:rPr>
-          <w:rtl w:val="true"/>
-        </w:rPr>
-        <w:t>.</w:t>
+        <w:t>يوماً، تُستعمل للتنقل ولا تغيّر الحساب</w:t>
+      </w:r>
+      <w:r>
+        <w:rPr>
+          <w:rtl w:val="true"/>
+        </w:rPr>
+        <w:t>. «</w:t>
+      </w:r>
+      <w:r>
+        <w:rPr>
+          <w:rtl w:val="true"/>
+        </w:rPr>
+        <w:t>لقطة العناقيد</w:t>
+      </w:r>
+      <w:r>
+        <w:rPr>
+          <w:rtl w:val="true"/>
+        </w:rPr>
+        <w:t xml:space="preserve">» </w:t>
+      </w:r>
+      <w:r>
+        <w:rPr>
+          <w:rtl w:val="true"/>
+        </w:rPr>
+        <w:t xml:space="preserve">هي اليوم </w:t>
+      </w:r>
+      <w:r>
+        <w:rPr/>
+        <w:t>56</w:t>
+      </w:r>
+      <w:r>
+        <w:rPr>
+          <w:rtl w:val="true"/>
+        </w:rPr>
+        <w:t xml:space="preserve"> </w:t>
+      </w:r>
+      <w:r>
+        <w:rPr>
+          <w:rtl w:val="true"/>
+        </w:rPr>
+        <w:t xml:space="preserve">الذي تُحسب عنده العناقيد مرة واحدة، وتظهر في سطر العناقيد بالعبارة </w:t>
+      </w:r>
+      <w:r>
+        <w:rPr>
+          <w:rtl w:val="true"/>
+        </w:rPr>
+        <w:t>«</w:t>
+      </w:r>
+      <w:r>
+        <w:rPr>
+          <w:rtl w:val="true"/>
+        </w:rPr>
+        <w:t>لقطة العناقيد</w:t>
+      </w:r>
+      <w:r>
+        <w:rPr>
+          <w:rtl w:val="true"/>
+        </w:rPr>
+        <w:t xml:space="preserve">: </w:t>
+      </w:r>
+      <w:r>
+        <w:rPr>
+          <w:rtl w:val="true"/>
+        </w:rPr>
+        <w:t xml:space="preserve">اليوم </w:t>
+      </w:r>
+      <w:r>
+        <w:rPr/>
+        <w:t>56</w:t>
+      </w:r>
+      <w:r>
+        <w:rPr>
+          <w:rtl w:val="true"/>
+        </w:rPr>
+        <w:t>».</w:t>
       </w:r>
     </w:p>
     <w:p>
@@ -18868,7 +20062,7 @@
           <w:bCs/>
           <w:rtl w:val="true"/>
         </w:rPr>
-        <w:t xml:space="preserve">لماذا لا تظهر السمات الحساسة </w:t>
+        <w:t xml:space="preserve">ما معنى شريط </w:t>
       </w:r>
       <w:r>
         <w:rPr>
@@ -18876,7 +20070,7 @@
           <w:bCs/>
           <w:rtl w:val="true"/>
         </w:rPr>
-        <w:t>(</w:t>
+        <w:t>«</w:t>
       </w:r>
       <w:r>
         <w:rPr>
@@ -18885,7 +20079,7 @@
           <w:bCs/>
           <w:rtl w:val="true"/>
         </w:rPr>
-        <w:t>الجنس أو الإعاقة أو المنطقة</w:t>
+        <w:t>عرض توضيحي بلا أمان وصول</w:t>
       </w:r>
       <w:r>
         <w:rPr>
@@ -18893,7 +20087,7 @@
           <w:bCs/>
           <w:rtl w:val="true"/>
         </w:rPr>
-        <w:t>)</w:t>
+        <w:t>»</w:t>
       </w:r>
       <w:r>
         <w:rPr>
@@ -18908,29 +20102,23 @@
         <w:rPr>
           <w:rtl w:val="true"/>
         </w:rPr>
-        <w:t xml:space="preserve"> لأنها لا تدخل في أي نموذج، ولا تُعرض في أي شاشة </w:t>
-      </w:r>
-      <w:r>
-        <w:rPr>
-          <w:rtl w:val="true"/>
-        </w:rPr>
-        <w:t>(</w:t>
-      </w:r>
-      <w:r>
-        <w:rPr/>
-        <w:t>D-21</w:t>
-      </w:r>
-      <w:r>
-        <w:rPr>
-          <w:rtl w:val="true"/>
-        </w:rPr>
-        <w:t xml:space="preserve">). </w:t>
-      </w:r>
-      <w:r>
-        <w:rPr>
-          <w:rtl w:val="true"/>
-        </w:rPr>
-        <w:t>وتُستعمل في تحليل الإنصاف داخل التجربة فقط، وتُعرض نتائجه في الرسالة لا في الواجهة</w:t>
+        <w:t xml:space="preserve"> يعني أن النظام تشغيل محلي للعرض والتجربة، ولا توجد فيه مصادقة</w:t>
+      </w:r>
+      <w:r>
+        <w:rPr>
+          <w:rtl w:val="true"/>
+        </w:rPr>
+        <w:t xml:space="preserve">. </w:t>
+      </w:r>
+      <w:r>
+        <w:rPr>
+          <w:rtl w:val="true"/>
+        </w:rPr>
+        <w:t xml:space="preserve">انظر القسم </w:t>
+      </w:r>
+      <w:r>
+        <w:rPr/>
+        <w:t>1.4</w:t>
       </w:r>
       <w:r>
         <w:rPr>
@@ -18952,7 +20140,7 @@
           <w:bCs/>
           <w:rtl w:val="true"/>
         </w:rPr>
-        <w:t xml:space="preserve">ماذا تعني </w:t>
+        <w:t xml:space="preserve">لماذا لا تظهر السمات الحساسة </w:t>
       </w:r>
       <w:r>
         <w:rPr>
@@ -18960,7 +20148,7 @@
           <w:bCs/>
           <w:rtl w:val="true"/>
         </w:rPr>
-        <w:t>«</w:t>
+        <w:t>(</w:t>
       </w:r>
       <w:r>
         <w:rPr>
@@ -18969,77 +20157,52 @@
           <w:bCs/>
           <w:rtl w:val="true"/>
         </w:rPr>
-        <w:t xml:space="preserve">احتمال الخطر </w:t>
+        <w:t>الجنس أو الإعاقة أو المنطقة</w:t>
       </w:r>
       <w:r>
         <w:rPr>
           <w:b/>
           <w:bCs/>
-        </w:rPr>
-        <w:t>1</w:t>
-      </w:r>
-      <w:r>
-        <w:rPr>
+          <w:rtl w:val="true"/>
+        </w:rPr>
+        <w:t>)</w:t>
+      </w:r>
+      <w:r>
+        <w:rPr>
+          <w:b/>
           <w:b/>
           <w:bCs/>
           <w:rtl w:val="true"/>
         </w:rPr>
-        <w:t xml:space="preserve">» </w:t>
-      </w:r>
-      <w:r>
-        <w:rPr>
-          <w:b/>
-          <w:b/>
-          <w:bCs/>
-          <w:rtl w:val="true"/>
-        </w:rPr>
-        <w:t xml:space="preserve">أو </w:t>
-      </w:r>
-      <w:r>
-        <w:rPr>
-          <w:b/>
-          <w:bCs/>
-        </w:rPr>
-        <w:t>0.98</w:t>
-      </w:r>
-      <w:r>
-        <w:rPr>
-          <w:b/>
-          <w:b/>
-          <w:bCs/>
-          <w:rtl w:val="true"/>
-        </w:rPr>
         <w:t>؟</w:t>
       </w:r>
       <w:r>
         <w:rPr>
           <w:rtl w:val="true"/>
         </w:rPr>
-        <w:t xml:space="preserve"> تعني أن النموذج أعطى المتعلم تقديراً مرتفعاً جداً لفئة الخطر كما عرّفها المشروع</w:t>
-      </w:r>
-      <w:r>
-        <w:rPr>
-          <w:rtl w:val="true"/>
-        </w:rPr>
-        <w:t xml:space="preserve">. </w:t>
-      </w:r>
-      <w:r>
-        <w:rPr>
-          <w:rtl w:val="true"/>
-        </w:rPr>
-        <w:t>ولا تعني أن الانسحاب حتمي، ولا أن الرقم احتمال معايَر بدقة</w:t>
-      </w:r>
-      <w:r>
-        <w:rPr>
-          <w:rtl w:val="true"/>
-        </w:rPr>
-        <w:t xml:space="preserve">. </w:t>
-      </w:r>
-      <w:r>
-        <w:rPr>
-          <w:rtl w:val="true"/>
-        </w:rPr>
-        <w:t>الأرقام المرتفعة تستحق اهتماماً، لا حكماً</w:t>
+        <w:t xml:space="preserve"> لأنها لا تدخل في أي نموذج، ولا تُعرض في أي شاشة </w:t>
+      </w:r>
+      <w:r>
+        <w:rPr>
+          <w:rtl w:val="true"/>
+        </w:rPr>
+        <w:t>(</w:t>
+      </w:r>
+      <w:r>
+        <w:rPr/>
+        <w:t>D-21</w:t>
+      </w:r>
+      <w:r>
+        <w:rPr>
+          <w:rtl w:val="true"/>
+        </w:rPr>
+        <w:t xml:space="preserve">). </w:t>
+      </w:r>
+      <w:r>
+        <w:rPr>
+          <w:rtl w:val="true"/>
+        </w:rPr>
+        <w:t>وتُستعمل في تحليل الإنصاف داخل التجربة فقط، وتُعرض نتائجه في الرسالة لا في الواجهة</w:t>
       </w:r>
       <w:r>
         <w:rPr>
@@ -19061,39 +20224,38 @@
           <w:bCs/>
           <w:rtl w:val="true"/>
         </w:rPr>
-        <w:t xml:space="preserve">ماذا يعني </w:t>
+        <w:t xml:space="preserve">ماذا تعني درجة الخطر النسبية </w:t>
       </w:r>
       <w:r>
         <w:rPr>
           <w:b/>
           <w:bCs/>
-          <w:rtl w:val="true"/>
-        </w:rPr>
-        <w:t>«</w:t>
-      </w:r>
-      <w:r>
-        <w:rPr>
-          <w:b/>
+        </w:rPr>
+        <w:t>1</w:t>
+      </w:r>
+      <w:r>
+        <w:rPr>
           <w:b/>
           <w:bCs/>
           <w:rtl w:val="true"/>
         </w:rPr>
-        <w:t xml:space="preserve">المهمة </w:t>
-      </w:r>
-      <w:r>
-        <w:rPr>
+        <w:t xml:space="preserve"> </w:t>
+      </w:r>
+      <w:r>
+        <w:rPr>
+          <w:b/>
           <w:b/>
           <w:bCs/>
-        </w:rPr>
-        <w:t>B</w:t>
+          <w:rtl w:val="true"/>
+        </w:rPr>
+        <w:t xml:space="preserve">أو </w:t>
       </w:r>
       <w:r>
         <w:rPr>
           <w:b/>
           <w:bCs/>
-          <w:rtl w:val="true"/>
-        </w:rPr>
-        <w:t>»</w:t>
+        </w:rPr>
+        <w:t>0.98</w:t>
       </w:r>
       <w:r>
         <w:rPr>
@@ -19108,7 +20270,7 @@
         <w:rPr>
           <w:rtl w:val="true"/>
         </w:rPr>
-        <w:t xml:space="preserve"> هي وضع يدخل فيه الموارد التي زارها المتعلم أيضاً في الترتيب</w:t>
+        <w:t xml:space="preserve"> تعني أن المتعلم في أعلى ترتيب العرض حسب النموذج، وتستحق اهتماماً في المتابعة</w:t>
       </w:r>
       <w:r>
         <w:rPr>
@@ -19120,35 +20282,19 @@
         <w:rPr>
           <w:rtl w:val="true"/>
         </w:rPr>
-        <w:t xml:space="preserve">المهمة </w:t>
-      </w:r>
-      <w:r>
-        <w:rPr/>
-        <w:t>A</w:t>
-      </w:r>
-      <w:r>
-        <w:rPr>
-          <w:rtl w:val="true"/>
-        </w:rPr>
-        <w:t xml:space="preserve"> (</w:t>
-      </w:r>
-      <w:r>
-        <w:rPr>
-          <w:rtl w:val="true"/>
-        </w:rPr>
-        <w:t>الافتراضية</w:t>
-      </w:r>
-      <w:r>
-        <w:rPr>
-          <w:rtl w:val="true"/>
-        </w:rPr>
-        <w:t xml:space="preserve">) </w:t>
-      </w:r>
-      <w:r>
-        <w:rPr>
-          <w:rtl w:val="true"/>
-        </w:rPr>
-        <w:t>تستبعد الموارد المزارة، وهي التي يبني عليها الهجين فرضياته في الرسالة</w:t>
+        <w:t>ولا تعني أن الانسحاب أو الرسوب حتمي، ولا أن الرقم نسبة معايَرة</w:t>
+      </w:r>
+      <w:r>
+        <w:rPr>
+          <w:rtl w:val="true"/>
+        </w:rPr>
+        <w:t xml:space="preserve">. </w:t>
+      </w:r>
+      <w:r>
+        <w:rPr>
+          <w:rtl w:val="true"/>
+        </w:rPr>
+        <w:t>الدرجة للترتيب فقط</w:t>
       </w:r>
       <w:r>
         <w:rPr>
@@ -19170,7 +20316,7 @@
           <w:bCs/>
           <w:rtl w:val="true"/>
         </w:rPr>
-        <w:t xml:space="preserve">لماذا يظهر وسم </w:t>
+        <w:t xml:space="preserve">ماذا يعني </w:t>
       </w:r>
       <w:r>
         <w:rPr>
@@ -19187,30 +20333,37 @@
           <w:bCs/>
           <w:rtl w:val="true"/>
         </w:rPr>
-        <w:t>عناقيد غير مستقرة</w:t>
+        <w:t xml:space="preserve">المهمة </w:t>
       </w:r>
       <w:r>
         <w:rPr>
           <w:b/>
           <w:bCs/>
-          <w:rtl w:val="true"/>
-        </w:rPr>
-        <w:t xml:space="preserve">» </w:t>
-      </w:r>
-      <w:r>
-        <w:rPr>
-          <w:b/>
+        </w:rPr>
+        <w:t>B</w:t>
+      </w:r>
+      <w:r>
+        <w:rPr>
           <w:b/>
           <w:bCs/>
           <w:rtl w:val="true"/>
         </w:rPr>
-        <w:t>مع مؤشرات جودة متوسطة؟</w:t>
-      </w:r>
-      <w:r>
-        <w:rPr>
-          <w:rtl w:val="true"/>
-        </w:rPr>
-        <w:t xml:space="preserve"> لأن الوسم يعكس حكم النظام على استقرار التجميع، وليس قيمة مؤشر واحد</w:t>
+        <w:t>»</w:t>
+      </w:r>
+      <w:r>
+        <w:rPr>
+          <w:b/>
+          <w:b/>
+          <w:bCs/>
+          <w:rtl w:val="true"/>
+        </w:rPr>
+        <w:t>؟</w:t>
+      </w:r>
+      <w:r>
+        <w:rPr>
+          <w:rtl w:val="true"/>
+        </w:rPr>
+        <w:t xml:space="preserve"> هي وضع يدخل فيه الموارد التي زارها المتعلم أيضاً في الترتيب</w:t>
       </w:r>
       <w:r>
         <w:rPr>
@@ -19222,7 +20375,35 @@
         <w:rPr>
           <w:rtl w:val="true"/>
         </w:rPr>
-        <w:t>اعتبره تحذيراً بأن العناقيد قد تتغير إن أعيد التجميع، ولا تبنِ عليها قراراً</w:t>
+        <w:t xml:space="preserve">المهمة </w:t>
+      </w:r>
+      <w:r>
+        <w:rPr/>
+        <w:t>A</w:t>
+      </w:r>
+      <w:r>
+        <w:rPr>
+          <w:rtl w:val="true"/>
+        </w:rPr>
+        <w:t xml:space="preserve"> (</w:t>
+      </w:r>
+      <w:r>
+        <w:rPr>
+          <w:rtl w:val="true"/>
+        </w:rPr>
+        <w:t>الافتراضية</w:t>
+      </w:r>
+      <w:r>
+        <w:rPr>
+          <w:rtl w:val="true"/>
+        </w:rPr>
+        <w:t xml:space="preserve">) </w:t>
+      </w:r>
+      <w:r>
+        <w:rPr>
+          <w:rtl w:val="true"/>
+        </w:rPr>
+        <w:t>تستبعد الموارد المزارة، وهي التي يبني عليها الهجين فرضياته في الرسالة</w:t>
       </w:r>
       <w:r>
         <w:rPr>
@@ -19244,61 +20425,147 @@
           <w:bCs/>
           <w:rtl w:val="true"/>
         </w:rPr>
-        <w:t>لماذا لا تظهر الأيام التي فيها صفر نشاط أو درجة في ملف المتعلم؟</w:t>
-      </w:r>
-      <w:r>
-        <w:rPr>
-          <w:rtl w:val="true"/>
-        </w:rPr>
-        <w:t xml:space="preserve"> لأن الكود يحذف صفوف </w:t>
-      </w:r>
-      <w:r>
-        <w:rPr>
+        <w:t xml:space="preserve">لماذا يظهر وسم </w:t>
+      </w:r>
+      <w:r>
+        <w:rPr>
+          <w:b/>
+          <w:bCs/>
           <w:rtl w:val="true"/>
         </w:rPr>
         <w:t>«</w:t>
       </w:r>
       <w:r>
         <w:rPr>
-          <w:rtl w:val="true"/>
-        </w:rPr>
-        <w:t>أول وصول</w:t>
-      </w:r>
-      <w:r>
-        <w:rPr>
+          <w:b/>
+          <w:b/>
+          <w:bCs/>
+          <w:rtl w:val="true"/>
+        </w:rPr>
+        <w:t>عناقيد غير مستقرة</w:t>
+      </w:r>
+      <w:r>
+        <w:rPr>
+          <w:b/>
+          <w:bCs/>
           <w:rtl w:val="true"/>
         </w:rPr>
         <w:t xml:space="preserve">» </w:t>
       </w:r>
       <w:r>
         <w:rPr>
+          <w:b/>
+          <w:b/>
+          <w:bCs/>
+          <w:rtl w:val="true"/>
+        </w:rPr>
+        <w:t xml:space="preserve">مع </w:t>
+      </w:r>
+      <w:r>
+        <w:rPr>
+          <w:b/>
+          <w:bCs/>
+        </w:rPr>
+        <w:t>ARI</w:t>
+      </w:r>
+      <w:r>
+        <w:rPr>
+          <w:b/>
+          <w:bCs/>
+          <w:rtl w:val="true"/>
+        </w:rPr>
+        <w:t xml:space="preserve"> </w:t>
+      </w:r>
+      <w:r>
+        <w:rPr>
+          <w:b/>
+          <w:b/>
+          <w:bCs/>
+          <w:rtl w:val="true"/>
+        </w:rPr>
+        <w:t>مرتفع؟</w:t>
+      </w:r>
+      <w:r>
+        <w:rPr>
+          <w:rtl w:val="true"/>
+        </w:rPr>
+        <w:t xml:space="preserve"> لأن </w:t>
+      </w:r>
+      <w:r>
+        <w:rPr/>
+        <w:t>ARI</w:t>
+      </w:r>
+      <w:r>
+        <w:rPr>
+          <w:rtl w:val="true"/>
+        </w:rPr>
+        <w:t xml:space="preserve"> </w:t>
+      </w:r>
+      <w:r>
+        <w:rPr>
+          <w:rtl w:val="true"/>
+        </w:rPr>
+        <w:t xml:space="preserve">يقيس ثبات البذور وحده، والاستقرار يشترط أيضاً أن يقع </w:t>
+      </w:r>
+      <w:r>
+        <w:rPr/>
+        <w:t>k</w:t>
+      </w:r>
+      <w:r>
+        <w:rPr>
+          <w:rtl w:val="true"/>
+        </w:rPr>
+        <w:t xml:space="preserve"> </w:t>
+      </w:r>
+      <w:r>
+        <w:rPr>
+          <w:rtl w:val="true"/>
+        </w:rPr>
+        <w:t xml:space="preserve">ضمن أفضل اثنين في </w:t>
+      </w:r>
+      <w:r>
+        <w:rPr/>
+        <w:t>silhouette</w:t>
+      </w:r>
+      <w:r>
+        <w:rPr>
+          <w:rtl w:val="true"/>
+        </w:rPr>
+        <w:t xml:space="preserve"> </w:t>
+      </w:r>
+      <w:r>
+        <w:rPr>
           <w:rtl w:val="true"/>
         </w:rPr>
         <w:t>و</w:t>
       </w:r>
       <w:r>
-        <w:rPr>
-          <w:rtl w:val="true"/>
-        </w:rPr>
-        <w:t>«</w:t>
-      </w:r>
-      <w:r>
-        <w:rPr>
-          <w:rtl w:val="true"/>
-        </w:rPr>
-        <w:t>متوسط الدرجات</w:t>
-      </w:r>
-      <w:r>
-        <w:rPr>
-          <w:rtl w:val="true"/>
-        </w:rPr>
-        <w:t xml:space="preserve">» </w:t>
-      </w:r>
-      <w:r>
-        <w:rPr>
-          <w:rtl w:val="true"/>
-        </w:rPr>
-        <w:t>عندما لا يوجد نشاط أو درجة، فالغياب هنا يعني أن القيمة غير موجودة، وليس صفراً</w:t>
+        <w:rPr/>
+        <w:t>DBI</w:t>
+      </w:r>
+      <w:r>
+        <w:rPr>
+          <w:rtl w:val="true"/>
+        </w:rPr>
+        <w:t xml:space="preserve"> </w:t>
+      </w:r>
+      <w:r>
+        <w:rPr>
+          <w:rtl w:val="true"/>
+        </w:rPr>
+        <w:t>معاً</w:t>
+      </w:r>
+      <w:r>
+        <w:rPr>
+          <w:rtl w:val="true"/>
+        </w:rPr>
+        <w:t xml:space="preserve">. </w:t>
+      </w:r>
+      <w:r>
+        <w:rPr>
+          <w:rtl w:val="true"/>
+        </w:rPr>
+        <w:t>السبب مكتوب تحت الوسم، واعتبره تحذيراً بأن العناقيد قد تتغير، ولا تبنِ عليها قراراً</w:t>
       </w:r>
       <w:r>
         <w:rPr>
@@ -19320,94 +20587,61 @@
           <w:bCs/>
           <w:rtl w:val="true"/>
         </w:rPr>
-        <w:t>لماذا يتأخر أول طلب؟</w:t>
-      </w:r>
-      <w:r>
-        <w:rPr>
-          <w:rtl w:val="true"/>
-        </w:rPr>
-        <w:t xml:space="preserve"> لأن أول طلب ليوم جديد يحسب التوصيات من البيانات، وهذا يستغرق نحو </w:t>
-      </w:r>
-      <w:r>
-        <w:rPr/>
-        <w:t>10</w:t>
-      </w:r>
-      <w:r>
-        <w:rPr>
-          <w:rtl w:val="true"/>
-        </w:rPr>
-        <w:t xml:space="preserve"> </w:t>
-      </w:r>
-      <w:r>
-        <w:rPr>
-          <w:rtl w:val="true"/>
-        </w:rPr>
-        <w:t>ثوانٍ</w:t>
-      </w:r>
-      <w:r>
-        <w:rPr>
-          <w:rtl w:val="true"/>
-        </w:rPr>
-        <w:t xml:space="preserve">. </w:t>
-      </w:r>
-      <w:r>
-        <w:rPr>
-          <w:rtl w:val="true"/>
-        </w:rPr>
-        <w:t>الطلبات اللاحقة لليوم نفسه تأتي من الذاكرة فوراً</w:t>
-      </w:r>
-      <w:r>
-        <w:rPr>
-          <w:rtl w:val="true"/>
-        </w:rPr>
-        <w:t xml:space="preserve">. </w:t>
-      </w:r>
-      <w:r>
-        <w:rPr>
-          <w:rtl w:val="true"/>
-        </w:rPr>
-        <w:t xml:space="preserve">يقلل خيار </w:t>
-      </w:r>
-      <w:r>
-        <w:rPr>
-          <w:rStyle w:val="VerbatimChar"/>
-          <w:rtl w:val="true"/>
-        </w:rPr>
-        <w:t>--</w:t>
-      </w:r>
-      <w:r>
-        <w:rPr>
-          <w:rStyle w:val="VerbatimChar"/>
-        </w:rPr>
-        <w:t>warm</w:t>
-      </w:r>
-      <w:r>
-        <w:rPr>
-          <w:rtl w:val="true"/>
-        </w:rPr>
-        <w:t xml:space="preserve"> </w:t>
-      </w:r>
-      <w:r>
-        <w:rPr>
-          <w:rtl w:val="true"/>
-        </w:rPr>
-        <w:t xml:space="preserve">هذه المدة لليوم </w:t>
-      </w:r>
-      <w:r>
-        <w:rPr/>
-        <w:t>75</w:t>
-      </w:r>
-      <w:r>
-        <w:rPr>
-          <w:rtl w:val="true"/>
-        </w:rPr>
-        <w:t xml:space="preserve"> </w:t>
-      </w:r>
-      <w:r>
-        <w:rPr>
-          <w:rtl w:val="true"/>
-        </w:rPr>
-        <w:t>وللعرض الافتراضي</w:t>
+        <w:t>لماذا لا تظهر الأيام التي فيها صفر نشاط أو درجة في ملف المتعلم؟</w:t>
+      </w:r>
+      <w:r>
+        <w:rPr>
+          <w:rtl w:val="true"/>
+        </w:rPr>
+        <w:t xml:space="preserve"> لأن الكود يحذف صفوف </w:t>
+      </w:r>
+      <w:r>
+        <w:rPr>
+          <w:rtl w:val="true"/>
+        </w:rPr>
+        <w:t>«</w:t>
+      </w:r>
+      <w:r>
+        <w:rPr>
+          <w:rtl w:val="true"/>
+        </w:rPr>
+        <w:t>أول وصول</w:t>
+      </w:r>
+      <w:r>
+        <w:rPr>
+          <w:rtl w:val="true"/>
+        </w:rPr>
+        <w:t xml:space="preserve">» </w:t>
+      </w:r>
+      <w:r>
+        <w:rPr>
+          <w:rtl w:val="true"/>
+        </w:rPr>
+        <w:t>و</w:t>
+      </w:r>
+      <w:r>
+        <w:rPr>
+          <w:rtl w:val="true"/>
+        </w:rPr>
+        <w:t>«</w:t>
+      </w:r>
+      <w:r>
+        <w:rPr>
+          <w:rtl w:val="true"/>
+        </w:rPr>
+        <w:t>متوسط الدرجات</w:t>
+      </w:r>
+      <w:r>
+        <w:rPr>
+          <w:rtl w:val="true"/>
+        </w:rPr>
+        <w:t xml:space="preserve">» </w:t>
+      </w:r>
+      <w:r>
+        <w:rPr>
+          <w:rtl w:val="true"/>
+        </w:rPr>
+        <w:t>عندما لا يوجد نشاط أو درجة، فالغياب هنا يعني أن القيمة غير موجودة، وليس صفراً</w:t>
       </w:r>
       <w:r>
         <w:rPr>
@@ -19422,7 +20656,116 @@
         <w:bidi w:val="1"/>
         <w:rPr/>
       </w:pPr>
-      <w:bookmarkStart w:id="74" w:name="الأسئلة-الشائعة"/>
+      <w:r>
+        <w:rPr>
+          <w:b/>
+          <w:b/>
+          <w:bCs/>
+          <w:rtl w:val="true"/>
+        </w:rPr>
+        <w:t>لماذا يتأخر أول طلب؟</w:t>
+      </w:r>
+      <w:r>
+        <w:rPr>
+          <w:rtl w:val="true"/>
+        </w:rPr>
+        <w:t xml:space="preserve"> لأن أول طلب ليوم جديد يحسب التوصيات من البيانات، وهذا يستغرق نحو </w:t>
+      </w:r>
+      <w:r>
+        <w:rPr/>
+        <w:t>10</w:t>
+      </w:r>
+      <w:r>
+        <w:rPr>
+          <w:rtl w:val="true"/>
+        </w:rPr>
+        <w:t xml:space="preserve"> </w:t>
+      </w:r>
+      <w:r>
+        <w:rPr>
+          <w:rtl w:val="true"/>
+        </w:rPr>
+        <w:t>ثوانٍ</w:t>
+      </w:r>
+      <w:r>
+        <w:rPr>
+          <w:rtl w:val="true"/>
+        </w:rPr>
+        <w:t xml:space="preserve">. </w:t>
+      </w:r>
+      <w:r>
+        <w:rPr>
+          <w:rtl w:val="true"/>
+        </w:rPr>
+        <w:t>الطلبات اللاحقة لليوم نفسه تأتي من الذاكرة فوراً</w:t>
+      </w:r>
+      <w:r>
+        <w:rPr>
+          <w:rtl w:val="true"/>
+        </w:rPr>
+        <w:t xml:space="preserve">. </w:t>
+      </w:r>
+      <w:r>
+        <w:rPr>
+          <w:rtl w:val="true"/>
+        </w:rPr>
+        <w:t xml:space="preserve">يقلل خيار </w:t>
+      </w:r>
+      <w:r>
+        <w:rPr>
+          <w:rStyle w:val="VerbatimChar"/>
+          <w:rtl w:val="true"/>
+        </w:rPr>
+        <w:t>--</w:t>
+      </w:r>
+      <w:r>
+        <w:rPr>
+          <w:rStyle w:val="VerbatimChar"/>
+        </w:rPr>
+        <w:t>warm</w:t>
+      </w:r>
+      <w:r>
+        <w:rPr>
+          <w:rtl w:val="true"/>
+        </w:rPr>
+        <w:t xml:space="preserve"> </w:t>
+      </w:r>
+      <w:r>
+        <w:rPr>
+          <w:rtl w:val="true"/>
+        </w:rPr>
+        <w:t xml:space="preserve">هذه المدة لليوم </w:t>
+      </w:r>
+      <w:r>
+        <w:rPr/>
+        <w:t>75</w:t>
+      </w:r>
+      <w:r>
+        <w:rPr>
+          <w:rtl w:val="true"/>
+        </w:rPr>
+        <w:t xml:space="preserve"> </w:t>
+      </w:r>
+      <w:r>
+        <w:rPr>
+          <w:rtl w:val="true"/>
+        </w:rPr>
+        <w:t>وللعرض الافتراضي</w:t>
+      </w:r>
+      <w:r>
+        <w:rPr>
+          <w:rtl w:val="true"/>
+        </w:rPr>
+        <w:t>.</w:t>
+      </w:r>
+    </w:p>
+    <w:p>
+      <w:pPr>
+        <w:pStyle w:val="Normal"/>
+        <w:bidi w:val="1"/>
+        <w:rPr/>
+      </w:pPr>
+      <w:bookmarkStart w:id="76" w:name="الأسئلة-الشائعة"/>
       <w:r>
         <w:rPr>
           <w:rtl w:val="true"/>
@@ -19480,7 +20823,7 @@
           </mc:Fallback>
         </mc:AlternateContent>
       </w:r>
-      <w:bookmarkEnd w:id="74"/>
+      <w:bookmarkEnd w:id="76"/>
     </w:p>
     <w:p>
       <w:pPr>
@@ -19488,9 +20831,9 @@
         <w:bidi w:val="1"/>
         <w:rPr/>
       </w:pPr>
-      <w:bookmarkStart w:id="75" w:name="__RefHeading___Toc2143_765814271"/>
-      <w:bookmarkStart w:id="76" w:name="الملاحق"/>
-      <w:bookmarkEnd w:id="75"/>
+      <w:bookmarkStart w:id="77" w:name="__RefHeading___Toc2180_4087029656"/>
+      <w:bookmarkStart w:id="78" w:name="الملاحق"/>
+      <w:bookmarkEnd w:id="77"/>
       <w:r>
         <w:rPr/>
         <w:t>6</w:t>
@@ -19514,8 +20857,8 @@
         <w:bidi w:val="1"/>
         <w:rPr/>
       </w:pPr>
-      <w:bookmarkStart w:id="77" w:name="__RefHeading___Toc2145_765814271"/>
-      <w:bookmarkEnd w:id="77"/>
+      <w:bookmarkStart w:id="79" w:name="__RefHeading___Toc2182_4087029656"/>
+      <w:bookmarkEnd w:id="79"/>
       <w:r>
         <w:rPr/>
         <w:t>6.1</w:t>
@@ -20671,8 +22014,8 @@
               </w:rPr>
               <w:t>القفز مباشرة إلى المحتوى</w:t>
             </w:r>
-            <w:bookmarkStart w:id="78" w:name="اختصارات-لوحة-المفاتيح"/>
-            <w:bookmarkEnd w:id="78"/>
+            <w:bookmarkStart w:id="80" w:name="اختصارات-لوحة-المفاتيح"/>
+            <w:bookmarkEnd w:id="80"/>
           </w:p>
         </w:tc>
       </w:tr>
@@ -20683,8 +22026,8 @@
         <w:bidi w:val="1"/>
         <w:rPr/>
       </w:pPr>
-      <w:bookmarkStart w:id="79" w:name="__RefHeading___Toc2147_765814271"/>
-      <w:bookmarkEnd w:id="79"/>
+      <w:bookmarkStart w:id="81" w:name="__RefHeading___Toc2184_4087029656"/>
+      <w:bookmarkEnd w:id="81"/>
       <w:r>
         <w:rPr/>
         <w:t>6.2</w:t>
@@ -21808,8 +23151,8 @@
         <w:bidi w:val="1"/>
         <w:rPr/>
       </w:pPr>
-      <w:bookmarkStart w:id="80" w:name="__RefHeading___Toc2149_765814271"/>
-      <w:bookmarkEnd w:id="80"/>
+      <w:bookmarkStart w:id="82" w:name="__RefHeading___Toc2186_4087029656"/>
+      <w:bookmarkEnd w:id="82"/>
       <w:r>
         <w:rPr/>
         <w:t>6.3</w:t>
@@ -22223,30 +23566,7 @@
                 <w:rtl w:val="true"/>
                 <w:lang w:val="en-US" w:eastAsia="en-US" w:bidi="ar-SA"/>
               </w:rPr>
-              <w:t xml:space="preserve">اللقطة </w:t>
-            </w:r>
-            <w:r>
-              <w:rPr>
-                <w:kern w:val="0"/>
-                <w:rtl w:val="true"/>
-                <w:lang w:val="en-US" w:eastAsia="en-US" w:bidi="ar-SA"/>
-              </w:rPr>
-              <w:t>(</w:t>
-            </w:r>
-            <w:r>
-              <w:rPr>
-                <w:kern w:val="0"/>
-                <w:lang w:val="en-US" w:eastAsia="en-US" w:bidi="ar-SA"/>
-              </w:rPr>
-              <w:t>snapshot</w:t>
-            </w:r>
-            <w:r>
-              <w:rPr>
-                <w:kern w:val="0"/>
-                <w:rtl w:val="true"/>
-                <w:lang w:val="en-US" w:eastAsia="en-US" w:bidi="ar-SA"/>
-              </w:rPr>
-              <w:t>)</w:t>
+              <w:t>لقطة العناقيد</w:t>
             </w:r>
           </w:p>
         </w:tc>
@@ -22278,7 +23598,30 @@
                 <w:rtl w:val="true"/>
                 <w:lang w:val="en-US" w:eastAsia="en-US" w:bidi="ar-SA"/>
               </w:rPr>
-              <w:t>نقطة زمنية محفوظة للحساب والتنقل</w:t>
+              <w:t xml:space="preserve">اليوم </w:t>
+            </w:r>
+            <w:r>
+              <w:rPr>
+                <w:kern w:val="0"/>
+                <w:lang w:val="en-US" w:eastAsia="en-US" w:bidi="ar-SA"/>
+              </w:rPr>
+              <w:t>56</w:t>
+            </w:r>
+            <w:r>
+              <w:rPr>
+                <w:kern w:val="0"/>
+                <w:rtl w:val="true"/>
+                <w:lang w:val="en-US" w:eastAsia="en-US" w:bidi="ar-SA"/>
+              </w:rPr>
+              <w:t xml:space="preserve"> </w:t>
+            </w:r>
+            <w:r>
+              <w:rPr>
+                <w:kern w:val="0"/>
+                <w:rtl w:val="true"/>
+                <w:lang w:val="en-US" w:eastAsia="en-US" w:bidi="ar-SA"/>
+              </w:rPr>
+              <w:t>الذي تُحسب عنده العناقيد مرة واحدة</w:t>
             </w:r>
           </w:p>
         </w:tc>
@@ -22313,30 +23656,7 @@
                 <w:rtl w:val="true"/>
                 <w:lang w:val="en-US" w:eastAsia="en-US" w:bidi="ar-SA"/>
               </w:rPr>
-              <w:t xml:space="preserve">قطع النموذج </w:t>
-            </w:r>
-            <w:r>
-              <w:rPr>
-                <w:kern w:val="0"/>
-                <w:rtl w:val="true"/>
-                <w:lang w:val="en-US" w:eastAsia="en-US" w:bidi="ar-SA"/>
-              </w:rPr>
-              <w:t>(</w:t>
-            </w:r>
-            <w:r>
-              <w:rPr>
-                <w:kern w:val="0"/>
-                <w:lang w:val="en-US" w:eastAsia="en-US" w:bidi="ar-SA"/>
-              </w:rPr>
-              <w:t>cutoff</w:t>
-            </w:r>
-            <w:r>
-              <w:rPr>
-                <w:kern w:val="0"/>
-                <w:rtl w:val="true"/>
-                <w:lang w:val="en-US" w:eastAsia="en-US" w:bidi="ar-SA"/>
-              </w:rPr>
-              <w:t>)</w:t>
+              <w:t>نقطة التنقل السريع</w:t>
             </w:r>
           </w:p>
         </w:tc>
@@ -22368,14 +23688,14 @@
                 <w:rtl w:val="true"/>
                 <w:lang w:val="en-US" w:eastAsia="en-US" w:bidi="ar-SA"/>
               </w:rPr>
-              <w:t xml:space="preserve">الأيام </w:t>
-            </w:r>
-            <w:r>
-              <w:rPr>
-                <w:kern w:val="0"/>
-                <w:lang w:val="en-US" w:eastAsia="en-US" w:bidi="ar-SA"/>
-              </w:rPr>
-              <w:t>70</w:t>
+              <w:t xml:space="preserve">علامة على الشريط بفواصل </w:t>
+            </w:r>
+            <w:r>
+              <w:rPr>
+                <w:kern w:val="0"/>
+                <w:lang w:val="en-US" w:eastAsia="en-US" w:bidi="ar-SA"/>
+              </w:rPr>
+              <w:t>14</w:t>
             </w:r>
             <w:r>
               <w:rPr>
@@ -22391,53 +23711,7 @@
                 <w:rtl w:val="true"/>
                 <w:lang w:val="en-US" w:eastAsia="en-US" w:bidi="ar-SA"/>
               </w:rPr>
-              <w:t>و</w:t>
-            </w:r>
-            <w:r>
-              <w:rPr>
-                <w:kern w:val="0"/>
-                <w:lang w:val="en-US" w:eastAsia="en-US" w:bidi="ar-SA"/>
-              </w:rPr>
-              <w:t>126</w:t>
-            </w:r>
-            <w:r>
-              <w:rPr>
-                <w:kern w:val="0"/>
-                <w:rtl w:val="true"/>
-                <w:lang w:val="en-US" w:eastAsia="en-US" w:bidi="ar-SA"/>
-              </w:rPr>
-              <w:t xml:space="preserve"> </w:t>
-            </w:r>
-            <w:r>
-              <w:rPr>
-                <w:kern w:val="0"/>
-                <w:rtl w:val="true"/>
-                <w:lang w:val="en-US" w:eastAsia="en-US" w:bidi="ar-SA"/>
-              </w:rPr>
-              <w:t>و</w:t>
-            </w:r>
-            <w:r>
-              <w:rPr>
-                <w:kern w:val="0"/>
-                <w:lang w:val="en-US" w:eastAsia="en-US" w:bidi="ar-SA"/>
-              </w:rPr>
-              <w:t>182</w:t>
-            </w:r>
-            <w:r>
-              <w:rPr>
-                <w:kern w:val="0"/>
-                <w:rtl w:val="true"/>
-                <w:lang w:val="en-US" w:eastAsia="en-US" w:bidi="ar-SA"/>
-              </w:rPr>
-              <w:t xml:space="preserve"> </w:t>
-            </w:r>
-            <w:r>
-              <w:rPr>
-                <w:kern w:val="0"/>
-                <w:rtl w:val="true"/>
-                <w:lang w:val="en-US" w:eastAsia="en-US" w:bidi="ar-SA"/>
-              </w:rPr>
-              <w:t>التي دُرّبت عندها المكوّنات الثقيلة</w:t>
+              <w:t>يوماً للتنقل فقط</w:t>
             </w:r>
           </w:p>
         </w:tc>
@@ -22472,7 +23746,7 @@
                 <w:rtl w:val="true"/>
                 <w:lang w:val="en-US" w:eastAsia="en-US" w:bidi="ar-SA"/>
               </w:rPr>
-              <w:t xml:space="preserve">تاريخ النموذج </w:t>
+              <w:t xml:space="preserve">قطع النموذج </w:t>
             </w:r>
             <w:r>
               <w:rPr>
@@ -22487,7 +23761,7 @@
                 <w:kern w:val="0"/>
                 <w:lang w:val="en-US" w:eastAsia="en-US" w:bidi="ar-SA"/>
               </w:rPr>
-              <w:t>model cut</w:t>
+              <w:t>cutoff</w:t>
             </w:r>
             <w:r>
               <w:rPr>
@@ -22527,7 +23801,76 @@
                 <w:rtl w:val="true"/>
                 <w:lang w:val="en-US" w:eastAsia="en-US" w:bidi="ar-SA"/>
               </w:rPr>
-              <w:t>القطع الذي استُعملت معاملاته للتوصية الحالية</w:t>
+              <w:t xml:space="preserve">الأيام </w:t>
+            </w:r>
+            <w:r>
+              <w:rPr>
+                <w:kern w:val="0"/>
+                <w:lang w:val="en-US" w:eastAsia="en-US" w:bidi="ar-SA"/>
+              </w:rPr>
+              <w:t>70</w:t>
+            </w:r>
+            <w:r>
+              <w:rPr>
+                <w:kern w:val="0"/>
+                <w:rtl w:val="true"/>
+                <w:lang w:val="en-US" w:eastAsia="en-US" w:bidi="ar-SA"/>
+              </w:rPr>
+              <w:t xml:space="preserve"> </w:t>
+            </w:r>
+            <w:r>
+              <w:rPr>
+                <w:kern w:val="0"/>
+                <w:rtl w:val="true"/>
+                <w:lang w:val="en-US" w:eastAsia="en-US" w:bidi="ar-SA"/>
+              </w:rPr>
+              <w:t>و</w:t>
+            </w:r>
+            <w:r>
+              <w:rPr>
+                <w:kern w:val="0"/>
+                <w:lang w:val="en-US" w:eastAsia="en-US" w:bidi="ar-SA"/>
+              </w:rPr>
+              <w:t>126</w:t>
+            </w:r>
+            <w:r>
+              <w:rPr>
+                <w:kern w:val="0"/>
+                <w:rtl w:val="true"/>
+                <w:lang w:val="en-US" w:eastAsia="en-US" w:bidi="ar-SA"/>
+              </w:rPr>
+              <w:t xml:space="preserve"> </w:t>
+            </w:r>
+            <w:r>
+              <w:rPr>
+                <w:kern w:val="0"/>
+                <w:rtl w:val="true"/>
+                <w:lang w:val="en-US" w:eastAsia="en-US" w:bidi="ar-SA"/>
+              </w:rPr>
+              <w:t>و</w:t>
+            </w:r>
+            <w:r>
+              <w:rPr>
+                <w:kern w:val="0"/>
+                <w:lang w:val="en-US" w:eastAsia="en-US" w:bidi="ar-SA"/>
+              </w:rPr>
+              <w:t>182</w:t>
+            </w:r>
+            <w:r>
+              <w:rPr>
+                <w:kern w:val="0"/>
+                <w:rtl w:val="true"/>
+                <w:lang w:val="en-US" w:eastAsia="en-US" w:bidi="ar-SA"/>
+              </w:rPr>
+              <w:t xml:space="preserve"> </w:t>
+            </w:r>
+            <w:r>
+              <w:rPr>
+                <w:kern w:val="0"/>
+                <w:rtl w:val="true"/>
+                <w:lang w:val="en-US" w:eastAsia="en-US" w:bidi="ar-SA"/>
+              </w:rPr>
+              <w:t>التي دُرّبت عندها المكوّنات الثقيلة</w:t>
             </w:r>
           </w:p>
         </w:tc>
@@ -22562,7 +23905,7 @@
                 <w:rtl w:val="true"/>
                 <w:lang w:val="en-US" w:eastAsia="en-US" w:bidi="ar-SA"/>
               </w:rPr>
-              <w:t xml:space="preserve">الهجين </w:t>
+              <w:t xml:space="preserve">تاريخ النموذج </w:t>
             </w:r>
             <w:r>
               <w:rPr>
@@ -22577,7 +23920,7 @@
                 <w:kern w:val="0"/>
                 <w:lang w:val="en-US" w:eastAsia="en-US" w:bidi="ar-SA"/>
               </w:rPr>
-              <w:t>hybrid</w:t>
+              <w:t>model cut</w:t>
             </w:r>
             <w:r>
               <w:rPr>
@@ -22617,7 +23960,7 @@
                 <w:rtl w:val="true"/>
                 <w:lang w:val="en-US" w:eastAsia="en-US" w:bidi="ar-SA"/>
               </w:rPr>
-              <w:t>مزيج موزون من عدة مكوّنات للتوصية</w:t>
+              <w:t>القطع الذي استُعملت معاملاته للتوصية الحالية</w:t>
             </w:r>
           </w:p>
         </w:tc>
@@ -22649,9 +23992,33 @@
             <w:r>
               <w:rPr>
                 <w:kern w:val="0"/>
-                <w:lang w:val="en-US" w:eastAsia="en-US" w:bidi="ar-SA"/>
-              </w:rPr>
-              <w:t>Recent-Pop</w:t>
+                <w:rtl w:val="true"/>
+                <w:lang w:val="en-US" w:eastAsia="en-US" w:bidi="ar-SA"/>
+              </w:rPr>
+              <w:t xml:space="preserve">الهجين </w:t>
+            </w:r>
+            <w:r>
+              <w:rPr>
+                <w:kern w:val="0"/>
+                <w:rtl w:val="true"/>
+                <w:lang w:val="en-US" w:eastAsia="en-US" w:bidi="ar-SA"/>
+              </w:rPr>
+              <w:t>(</w:t>
+            </w:r>
+            <w:r>
+              <w:rPr>
+                <w:kern w:val="0"/>
+                <w:lang w:val="en-US" w:eastAsia="en-US" w:bidi="ar-SA"/>
+              </w:rPr>
+              <w:t>hybrid</w:t>
+            </w:r>
+            <w:r>
+              <w:rPr>
+                <w:kern w:val="0"/>
+                <w:rtl w:val="true"/>
+                <w:lang w:val="en-US" w:eastAsia="en-US" w:bidi="ar-SA"/>
+              </w:rPr>
+              <w:t>)</w:t>
             </w:r>
           </w:p>
         </w:tc>
@@ -22683,7 +24050,7 @@
                 <w:rtl w:val="true"/>
                 <w:lang w:val="en-US" w:eastAsia="en-US" w:bidi="ar-SA"/>
               </w:rPr>
-              <w:t>مكوّن يرتّب الموارد حسب الشيوع الحديث</w:t>
+              <w:t>مزيج موزون من عدة مكوّنات للتوصية</w:t>
             </w:r>
           </w:p>
         </w:tc>
@@ -22717,7 +24084,7 @@
                 <w:kern w:val="0"/>
                 <w:lang w:val="en-US" w:eastAsia="en-US" w:bidi="ar-SA"/>
               </w:rPr>
-              <w:t>SKNN</w:t>
+              <w:t>Recent-Pop</w:t>
             </w:r>
           </w:p>
         </w:tc>
@@ -22749,7 +24116,7 @@
                 <w:rtl w:val="true"/>
                 <w:lang w:val="en-US" w:eastAsia="en-US" w:bidi="ar-SA"/>
               </w:rPr>
-              <w:t>مكوّن جيران قريبين مبني على تاريخ المتعلم</w:t>
+              <w:t>مكوّن يرتّب الموارد حسب الشيوع الحديث</w:t>
             </w:r>
           </w:p>
         </w:tc>
@@ -22783,7 +24150,7 @@
                 <w:kern w:val="0"/>
                 <w:lang w:val="en-US" w:eastAsia="en-US" w:bidi="ar-SA"/>
               </w:rPr>
-              <w:t>WRMF</w:t>
+              <w:t>SKNN</w:t>
             </w:r>
           </w:p>
         </w:tc>
@@ -22815,31 +24182,7 @@
                 <w:rtl w:val="true"/>
                 <w:lang w:val="en-US" w:eastAsia="en-US" w:bidi="ar-SA"/>
               </w:rPr>
-              <w:t xml:space="preserve">تحليل مصفوفي للتفاعلات </w:t>
-            </w:r>
-            <w:r>
-              <w:rPr>
-                <w:kern w:val="0"/>
-                <w:rtl w:val="true"/>
-                <w:lang w:val="en-US" w:eastAsia="en-US" w:bidi="ar-SA"/>
-              </w:rPr>
-              <w:t>(</w:t>
-            </w:r>
-            <w:r>
-              <w:rPr>
-                <w:kern w:val="0"/>
-                <w:rtl w:val="true"/>
-                <w:lang w:val="en-US" w:eastAsia="en-US" w:bidi="ar-SA"/>
-              </w:rPr>
-              <w:t>مكوّن ثقيل</w:t>
-            </w:r>
-            <w:r>
-              <w:rPr>
-                <w:kern w:val="0"/>
-                <w:rtl w:val="true"/>
-                <w:lang w:val="en-US" w:eastAsia="en-US" w:bidi="ar-SA"/>
-              </w:rPr>
-              <w:t>)</w:t>
+              <w:t>مكوّن جيران قريبين مبني على تاريخ المتعلم</w:t>
             </w:r>
           </w:p>
         </w:tc>
@@ -22873,7 +24216,7 @@
                 <w:kern w:val="0"/>
                 <w:lang w:val="en-US" w:eastAsia="en-US" w:bidi="ar-SA"/>
               </w:rPr>
-              <w:t>GRU-lite</w:t>
+              <w:t>WRMF</w:t>
             </w:r>
           </w:p>
         </w:tc>
@@ -22905,7 +24248,7 @@
                 <w:rtl w:val="true"/>
                 <w:lang w:val="en-US" w:eastAsia="en-US" w:bidi="ar-SA"/>
               </w:rPr>
-              <w:t xml:space="preserve">شبكة تكرارية خفيفة على تسلسل النشاط </w:t>
+              <w:t xml:space="preserve">تحليل مصفوفي للتفاعلات </w:t>
             </w:r>
             <w:r>
               <w:rPr>
@@ -22961,10 +24304,9 @@
             <w:r>
               <w:rPr>
                 <w:kern w:val="0"/>
-                <w:rtl w:val="true"/>
-                <w:lang w:val="en-US" w:eastAsia="en-US" w:bidi="ar-SA"/>
-              </w:rPr>
-              <w:t>شعبية العنقود</w:t>
+                <w:lang w:val="en-US" w:eastAsia="en-US" w:bidi="ar-SA"/>
+              </w:rPr>
+              <w:t>GRU-lite</w:t>
             </w:r>
           </w:p>
         </w:tc>
@@ -22996,7 +24338,31 @@
                 <w:rtl w:val="true"/>
                 <w:lang w:val="en-US" w:eastAsia="en-US" w:bidi="ar-SA"/>
               </w:rPr>
-              <w:t>مكوّن يرتّب الموارد حسب شيوعها بين متعلمي العنقود نفسه</w:t>
+              <w:t xml:space="preserve">شبكة تكرارية خفيفة على تسلسل النشاط </w:t>
+            </w:r>
+            <w:r>
+              <w:rPr>
+                <w:kern w:val="0"/>
+                <w:rtl w:val="true"/>
+                <w:lang w:val="en-US" w:eastAsia="en-US" w:bidi="ar-SA"/>
+              </w:rPr>
+              <w:t>(</w:t>
+            </w:r>
+            <w:r>
+              <w:rPr>
+                <w:kern w:val="0"/>
+                <w:rtl w:val="true"/>
+                <w:lang w:val="en-US" w:eastAsia="en-US" w:bidi="ar-SA"/>
+              </w:rPr>
+              <w:t>مكوّن ثقيل</w:t>
+            </w:r>
+            <w:r>
+              <w:rPr>
+                <w:kern w:val="0"/>
+                <w:rtl w:val="true"/>
+                <w:lang w:val="en-US" w:eastAsia="en-US" w:bidi="ar-SA"/>
+              </w:rPr>
+              <w:t>)</w:t>
             </w:r>
           </w:p>
         </w:tc>
@@ -23031,7 +24397,7 @@
                 <w:rtl w:val="true"/>
                 <w:lang w:val="en-US" w:eastAsia="en-US" w:bidi="ar-SA"/>
               </w:rPr>
-              <w:t>الدرجة</w:t>
+              <w:t>شعبية الأنماط المشابهة</w:t>
             </w:r>
           </w:p>
         </w:tc>
@@ -23063,7 +24429,30 @@
                 <w:rtl w:val="true"/>
                 <w:lang w:val="en-US" w:eastAsia="en-US" w:bidi="ar-SA"/>
               </w:rPr>
-              <w:t>قيمة الترتيب من الهجين، وليست احتمالاً</w:t>
+              <w:t xml:space="preserve">مكوّن يرتّب الموارد حسب شيوعها بين المتعلمين ذوي النمط المشابه </w:t>
+            </w:r>
+            <w:r>
+              <w:rPr>
+                <w:kern w:val="0"/>
+                <w:rtl w:val="true"/>
+                <w:lang w:val="en-US" w:eastAsia="en-US" w:bidi="ar-SA"/>
+              </w:rPr>
+              <w:t>(</w:t>
+            </w:r>
+            <w:r>
+              <w:rPr>
+                <w:kern w:val="0"/>
+                <w:lang w:val="en-US" w:eastAsia="en-US" w:bidi="ar-SA"/>
+              </w:rPr>
+              <w:t>C7</w:t>
+            </w:r>
+            <w:r>
+              <w:rPr>
+                <w:kern w:val="0"/>
+                <w:rtl w:val="true"/>
+                <w:lang w:val="en-US" w:eastAsia="en-US" w:bidi="ar-SA"/>
+              </w:rPr>
+              <w:t>)</w:t>
             </w:r>
           </w:p>
         </w:tc>
@@ -23098,7 +24487,7 @@
                 <w:rtl w:val="true"/>
                 <w:lang w:val="en-US" w:eastAsia="en-US" w:bidi="ar-SA"/>
               </w:rPr>
-              <w:t>احتمال الخطر</w:t>
+              <w:t>الدرجة</w:t>
             </w:r>
           </w:p>
         </w:tc>
@@ -23130,22 +24519,7 @@
                 <w:rtl w:val="true"/>
                 <w:lang w:val="en-US" w:eastAsia="en-US" w:bidi="ar-SA"/>
               </w:rPr>
-              <w:t xml:space="preserve">تقدير من نموذج </w:t>
-            </w:r>
-            <w:r>
-              <w:rPr>
-                <w:kern w:val="0"/>
-                <w:lang w:val="en-US" w:eastAsia="en-US" w:bidi="ar-SA"/>
-              </w:rPr>
-              <w:t>Logistic L2</w:t>
-            </w:r>
-            <w:r>
-              <w:rPr>
-                <w:kern w:val="0"/>
-                <w:rtl w:val="true"/>
-                <w:lang w:val="en-US" w:eastAsia="en-US" w:bidi="ar-SA"/>
-              </w:rPr>
-              <w:t>، غير معايَر، للمدرّس فقط</w:t>
+              <w:t>قيمة الترتيب من الهجين، وليست نسبة نجاح</w:t>
             </w:r>
           </w:p>
         </w:tc>
@@ -23180,14 +24554,7 @@
                 <w:rtl w:val="true"/>
                 <w:lang w:val="en-US" w:eastAsia="en-US" w:bidi="ar-SA"/>
               </w:rPr>
-              <w:t xml:space="preserve">عتبة </w:t>
-            </w:r>
-            <w:r>
-              <w:rPr>
-                <w:kern w:val="0"/>
-                <w:lang w:val="en-US" w:eastAsia="en-US" w:bidi="ar-SA"/>
-              </w:rPr>
-              <w:t>Youden</w:t>
+              <w:t>درجة الخطر النسبية</w:t>
             </w:r>
           </w:p>
         </w:tc>
@@ -23219,7 +24586,38 @@
                 <w:rtl w:val="true"/>
                 <w:lang w:val="en-US" w:eastAsia="en-US" w:bidi="ar-SA"/>
               </w:rPr>
-              <w:t>نقطة قطع من التطوير تعظّم مجموع الحساسية والنوعية</w:t>
+              <w:t xml:space="preserve">ناتج انحدار لوجستي </w:t>
+            </w:r>
+            <w:r>
+              <w:rPr>
+                <w:kern w:val="0"/>
+                <w:rtl w:val="true"/>
+                <w:lang w:val="en-US" w:eastAsia="en-US" w:bidi="ar-SA"/>
+              </w:rPr>
+              <w:t>(</w:t>
+            </w:r>
+            <w:r>
+              <w:rPr>
+                <w:kern w:val="0"/>
+                <w:lang w:val="en-US" w:eastAsia="en-US" w:bidi="ar-SA"/>
+              </w:rPr>
+              <w:t>L2</w:t>
+            </w:r>
+            <w:r>
+              <w:rPr>
+                <w:kern w:val="0"/>
+                <w:rtl w:val="true"/>
+                <w:lang w:val="en-US" w:eastAsia="en-US" w:bidi="ar-SA"/>
+              </w:rPr>
+              <w:t xml:space="preserve">) </w:t>
+            </w:r>
+            <w:r>
+              <w:rPr>
+                <w:kern w:val="0"/>
+                <w:rtl w:val="true"/>
+                <w:lang w:val="en-US" w:eastAsia="en-US" w:bidi="ar-SA"/>
+              </w:rPr>
+              <w:t>غير معايَر، للترتيب فقط، للمدرّس وحده</w:t>
             </w:r>
           </w:p>
         </w:tc>
@@ -23254,7 +24652,14 @@
                 <w:rtl w:val="true"/>
                 <w:lang w:val="en-US" w:eastAsia="en-US" w:bidi="ar-SA"/>
               </w:rPr>
-              <w:t>العنقود</w:t>
+              <w:t xml:space="preserve">عتبة </w:t>
+            </w:r>
+            <w:r>
+              <w:rPr>
+                <w:kern w:val="0"/>
+                <w:lang w:val="en-US" w:eastAsia="en-US" w:bidi="ar-SA"/>
+              </w:rPr>
+              <w:t>Youden</w:t>
             </w:r>
           </w:p>
         </w:tc>
@@ -23286,7 +24691,7 @@
                 <w:rtl w:val="true"/>
                 <w:lang w:val="en-US" w:eastAsia="en-US" w:bidi="ar-SA"/>
               </w:rPr>
-              <w:t>مجموعة متعلمين متشابهين في ملامح النشاط</w:t>
+              <w:t>نقطة قطع من التطوير تعظّم مجموع الحساسية والنوعية</w:t>
             </w:r>
           </w:p>
         </w:tc>
@@ -23318,9 +24723,10 @@
             <w:r>
               <w:rPr>
                 <w:kern w:val="0"/>
-                <w:lang w:val="en-US" w:eastAsia="en-US" w:bidi="ar-SA"/>
-              </w:rPr>
-              <w:t>Coverage@10</w:t>
+                <w:rtl w:val="true"/>
+                <w:lang w:val="en-US" w:eastAsia="en-US" w:bidi="ar-SA"/>
+              </w:rPr>
+              <w:t>العنقود</w:t>
             </w:r>
           </w:p>
         </w:tc>
@@ -23352,14 +24758,7 @@
                 <w:rtl w:val="true"/>
                 <w:lang w:val="en-US" w:eastAsia="en-US" w:bidi="ar-SA"/>
               </w:rPr>
-              <w:t xml:space="preserve">نسبة الكتالوج التي تظهر في قوائم أفضل </w:t>
-            </w:r>
-            <w:r>
-              <w:rPr>
-                <w:kern w:val="0"/>
-                <w:lang w:val="en-US" w:eastAsia="en-US" w:bidi="ar-SA"/>
-              </w:rPr>
-              <w:t>10</w:t>
+              <w:t>مجموعة متعلمين متشابهين في ملامح النشاط، ووصفها تصف النمط لا المتعلم</w:t>
             </w:r>
           </w:p>
         </w:tc>
@@ -23391,10 +24790,9 @@
             <w:r>
               <w:rPr>
                 <w:kern w:val="0"/>
-                <w:rtl w:val="true"/>
-                <w:lang w:val="en-US" w:eastAsia="en-US" w:bidi="ar-SA"/>
-              </w:rPr>
-              <w:t>الكتالوج</w:t>
+                <w:lang w:val="en-US" w:eastAsia="en-US" w:bidi="ar-SA"/>
+              </w:rPr>
+              <w:t>Coverage@10</w:t>
             </w:r>
           </w:p>
         </w:tc>
@@ -23426,14 +24824,14 @@
                 <w:rtl w:val="true"/>
                 <w:lang w:val="en-US" w:eastAsia="en-US" w:bidi="ar-SA"/>
               </w:rPr>
-              <w:t xml:space="preserve">الموارد المتاحة للتوصية حتى اليوم </w:t>
-            </w:r>
-            <w:r>
-              <w:rPr>
-                <w:kern w:val="0"/>
-                <w:lang w:val="en-US" w:eastAsia="en-US" w:bidi="ar-SA"/>
-              </w:rPr>
-              <w:t>t</w:t>
+              <w:t xml:space="preserve">نسبة الكتالوج التي تظهر في قوائم أفضل </w:t>
+            </w:r>
+            <w:r>
+              <w:rPr>
+                <w:kern w:val="0"/>
+                <w:lang w:val="en-US" w:eastAsia="en-US" w:bidi="ar-SA"/>
+              </w:rPr>
+              <w:t>10</w:t>
             </w:r>
           </w:p>
         </w:tc>
@@ -23465,9 +24863,10 @@
             <w:r>
               <w:rPr>
                 <w:kern w:val="0"/>
-                <w:lang w:val="en-US" w:eastAsia="en-US" w:bidi="ar-SA"/>
-              </w:rPr>
-              <w:t>OULAD</w:t>
+                <w:rtl w:val="true"/>
+                <w:lang w:val="en-US" w:eastAsia="en-US" w:bidi="ar-SA"/>
+              </w:rPr>
+              <w:t>الكتالوج</w:t>
             </w:r>
           </w:p>
         </w:tc>
@@ -23499,7 +24898,14 @@
                 <w:rtl w:val="true"/>
                 <w:lang w:val="en-US" w:eastAsia="en-US" w:bidi="ar-SA"/>
               </w:rPr>
-              <w:t>بيانات منصة الجامعة المفتوحة التاريخية</w:t>
+              <w:t xml:space="preserve">الموارد المتاحة للتوصية حتى اليوم </w:t>
+            </w:r>
+            <w:r>
+              <w:rPr>
+                <w:kern w:val="0"/>
+                <w:lang w:val="en-US" w:eastAsia="en-US" w:bidi="ar-SA"/>
+              </w:rPr>
+              <w:t>t</w:t>
             </w:r>
           </w:p>
         </w:tc>
@@ -23530,11 +24936,10 @@
             </w:pPr>
             <w:r>
               <w:rPr>
-                <w:rStyle w:val="VerbatimChar"/>
-                <w:kern w:val="0"/>
-                <w:lang w:val="en-US" w:eastAsia="en-US" w:bidi="ar-SA"/>
-              </w:rPr>
-              <w:t>id_site</w:t>
+                <w:kern w:val="0"/>
+                <w:lang w:val="en-US" w:eastAsia="en-US" w:bidi="ar-SA"/>
+              </w:rPr>
+              <w:t>OULAD</w:t>
             </w:r>
           </w:p>
         </w:tc>
@@ -23566,10 +24971,77 @@
                 <w:rtl w:val="true"/>
                 <w:lang w:val="en-US" w:eastAsia="en-US" w:bidi="ar-SA"/>
               </w:rPr>
+              <w:t>بيانات منصة الجامعة المفتوحة التاريخية</w:t>
+            </w:r>
+          </w:p>
+        </w:tc>
+      </w:tr>
+      <w:tr>
+        <w:trPr/>
+        <w:tc>
+          <w:tcPr>
+            <w:tcW w:w="4393" w:type="dxa"/>
+            <w:tcBorders>
+              <w:top w:val="single" w:sz="4" w:space="0" w:color="808080"/>
+              <w:left w:val="single" w:sz="4" w:space="0" w:color="808080"/>
+              <w:bottom w:val="single" w:sz="4" w:space="0" w:color="808080"/>
+              <w:right w:val="single" w:sz="4" w:space="0" w:color="808080"/>
+            </w:tcBorders>
+          </w:tcPr>
+          <w:p>
+            <w:pPr>
+              <w:pStyle w:val="Compact"/>
+              <w:widowControl/>
+              <w:bidi w:val="1"/>
+              <w:spacing w:before="36" w:after="36"/>
+              <w:jc w:val="left"/>
+              <w:rPr>
+                <w:kern w:val="0"/>
+                <w:lang w:val="en-US" w:eastAsia="en-US" w:bidi="ar-SA"/>
+              </w:rPr>
+            </w:pPr>
+            <w:r>
+              <w:rPr>
+                <w:rStyle w:val="VerbatimChar"/>
+                <w:kern w:val="0"/>
+                <w:lang w:val="en-US" w:eastAsia="en-US" w:bidi="ar-SA"/>
+              </w:rPr>
+              <w:t>id_site</w:t>
+            </w:r>
+          </w:p>
+        </w:tc>
+        <w:tc>
+          <w:tcPr>
+            <w:tcW w:w="4394" w:type="dxa"/>
+            <w:tcBorders>
+              <w:top w:val="single" w:sz="4" w:space="0" w:color="808080"/>
+              <w:left w:val="single" w:sz="4" w:space="0" w:color="808080"/>
+              <w:bottom w:val="single" w:sz="4" w:space="0" w:color="808080"/>
+              <w:right w:val="single" w:sz="4" w:space="0" w:color="808080"/>
+            </w:tcBorders>
+          </w:tcPr>
+          <w:p>
+            <w:pPr>
+              <w:pStyle w:val="Compact"/>
+              <w:widowControl/>
+              <w:bidi w:val="1"/>
+              <w:spacing w:before="36" w:after="36"/>
+              <w:jc w:val="left"/>
+              <w:rPr>
+                <w:kern w:val="0"/>
+                <w:lang w:val="en-US" w:eastAsia="en-US" w:bidi="ar-SA"/>
+              </w:rPr>
+            </w:pPr>
+            <w:r>
+              <w:rPr>
+                <w:kern w:val="0"/>
+                <w:rtl w:val="true"/>
+                <w:lang w:val="en-US" w:eastAsia="en-US" w:bidi="ar-SA"/>
+              </w:rPr>
               <w:t>معرّف المورد في البيانات</w:t>
             </w:r>
-            <w:bookmarkStart w:id="81" w:name="مسرد-المصطلحات"/>
-            <w:bookmarkEnd w:id="81"/>
+            <w:bookmarkStart w:id="83" w:name="مسرد-المصطلحات"/>
+            <w:bookmarkEnd w:id="83"/>
           </w:p>
         </w:tc>
       </w:tr>
@@ -23580,8 +25052,8 @@
         <w:bidi w:val="1"/>
         <w:rPr/>
       </w:pPr>
-      <w:bookmarkStart w:id="82" w:name="__RefHeading___Toc2151_765814271"/>
-      <w:bookmarkEnd w:id="82"/>
+      <w:bookmarkStart w:id="84" w:name="__RefHeading___Toc2188_4087029656"/>
+      <w:bookmarkEnd w:id="84"/>
       <w:r>
         <w:rPr/>
         <w:t>6.4</w:t>
@@ -23610,7 +25082,189 @@
         <w:rPr>
           <w:rtl w:val="true"/>
         </w:rPr>
-        <w:t>اللقطات المستعملة في هذا الدليل مأخوذة من وضع التشغيل الحي</w:t>
+        <w:t xml:space="preserve">اللقطات المستعملة في هذا الدليل مأخوذة من وضع التشغيل الحي بعد آخر تحديث للواجهة </w:t>
+      </w:r>
+      <w:r>
+        <w:rPr>
+          <w:rtl w:val="true"/>
+        </w:rPr>
+        <w:t>(</w:t>
+      </w:r>
+      <w:r>
+        <w:rPr>
+          <w:rtl w:val="true"/>
+        </w:rPr>
+        <w:t xml:space="preserve">تسميات </w:t>
+      </w:r>
+      <w:r>
+        <w:rPr>
+          <w:rtl w:val="true"/>
+        </w:rPr>
+        <w:t>«</w:t>
+      </w:r>
+      <w:r>
+        <w:rPr>
+          <w:rtl w:val="true"/>
+        </w:rPr>
+        <w:t>درجة الخطر النسبية</w:t>
+      </w:r>
+      <w:r>
+        <w:rPr>
+          <w:rtl w:val="true"/>
+        </w:rPr>
+        <w:t>»</w:t>
+      </w:r>
+      <w:r>
+        <w:rPr>
+          <w:rtl w:val="true"/>
+        </w:rPr>
+        <w:t>، و</w:t>
+      </w:r>
+      <w:r>
+        <w:rPr>
+          <w:rtl w:val="true"/>
+        </w:rPr>
+        <w:t>«</w:t>
+      </w:r>
+      <w:r>
+        <w:rPr>
+          <w:rtl w:val="true"/>
+        </w:rPr>
+        <w:t>لقطة العناقيد</w:t>
+      </w:r>
+      <w:r>
+        <w:rPr>
+          <w:rtl w:val="true"/>
+        </w:rPr>
+        <w:t>»</w:t>
+      </w:r>
+      <w:r>
+        <w:rPr>
+          <w:rtl w:val="true"/>
+        </w:rPr>
+        <w:t>، و</w:t>
+      </w:r>
+      <w:r>
+        <w:rPr>
+          <w:rtl w:val="true"/>
+        </w:rPr>
+        <w:t>«</w:t>
+      </w:r>
+      <w:r>
+        <w:rPr>
+          <w:rtl w:val="true"/>
+        </w:rPr>
+        <w:t>نقطة تنقل سريع</w:t>
+      </w:r>
+      <w:r>
+        <w:rPr>
+          <w:rtl w:val="true"/>
+        </w:rPr>
+        <w:t>»</w:t>
+      </w:r>
+      <w:r>
+        <w:rPr>
+          <w:rtl w:val="true"/>
+        </w:rPr>
+        <w:t xml:space="preserve">، وشريط </w:t>
+      </w:r>
+      <w:r>
+        <w:rPr>
+          <w:rtl w:val="true"/>
+        </w:rPr>
+        <w:t>«</w:t>
+      </w:r>
+      <w:r>
+        <w:rPr>
+          <w:rtl w:val="true"/>
+        </w:rPr>
+        <w:t>عرض توضيحي بلا أمان وصول</w:t>
+      </w:r>
+      <w:r>
+        <w:rPr>
+          <w:rtl w:val="true"/>
+        </w:rPr>
+        <w:t xml:space="preserve">»). </w:t>
+      </w:r>
+      <w:r>
+        <w:rPr>
+          <w:rtl w:val="true"/>
+        </w:rPr>
+        <w:t xml:space="preserve">لقطة المدرّس </w:t>
+      </w:r>
+      <w:r>
+        <w:rPr>
+          <w:rStyle w:val="VerbatimChar"/>
+        </w:rPr>
+        <w:t>live-05-instructor-desktop.png</w:t>
+      </w:r>
+      <w:r>
+        <w:rPr>
+          <w:rtl w:val="true"/>
+        </w:rPr>
+        <w:t xml:space="preserve"> </w:t>
+      </w:r>
+      <w:r>
+        <w:rPr>
+          <w:rtl w:val="true"/>
+        </w:rPr>
+        <w:t xml:space="preserve">مقسّمة إلى جزأين </w:t>
+      </w:r>
+      <w:r>
+        <w:rPr>
+          <w:rtl w:val="true"/>
+        </w:rPr>
+        <w:t>(</w:t>
+      </w:r>
+      <w:r>
+        <w:rPr>
+          <w:rStyle w:val="VerbatimChar"/>
+          <w:rtl w:val="true"/>
+        </w:rPr>
+        <w:t>-</w:t>
+      </w:r>
+      <w:r>
+        <w:rPr>
+          <w:rStyle w:val="VerbatimChar"/>
+        </w:rPr>
+        <w:t>a</w:t>
+      </w:r>
+      <w:r>
+        <w:rPr>
+          <w:rtl w:val="true"/>
+        </w:rPr>
+        <w:t xml:space="preserve"> </w:t>
+      </w:r>
+      <w:r>
+        <w:rPr>
+          <w:rtl w:val="true"/>
+        </w:rPr>
+        <w:t>و</w:t>
+      </w:r>
+      <w:r>
+        <w:rPr>
+          <w:rStyle w:val="VerbatimChar"/>
+          <w:rtl w:val="true"/>
+        </w:rPr>
+        <w:t>-</w:t>
+      </w:r>
+      <w:r>
+        <w:rPr>
+          <w:rStyle w:val="VerbatimChar"/>
+        </w:rPr>
+        <w:t>b</w:t>
+      </w:r>
+      <w:r>
+        <w:rPr>
+          <w:rtl w:val="true"/>
+        </w:rPr>
+        <w:t xml:space="preserve">) </w:t>
+      </w:r>
+      <w:r>
+        <w:rPr>
+          <w:rtl w:val="true"/>
+        </w:rPr>
+        <w:t>لتُقرأ بوضوح في الصفحة</w:t>
       </w:r>
       <w:r>
         <w:rPr>
@@ -23622,98 +25276,12 @@
         <w:rPr>
           <w:rtl w:val="true"/>
         </w:rPr>
-        <w:t xml:space="preserve">لقطة المدرّس </w:t>
+        <w:t xml:space="preserve">النسخ الجوالة موجودة في المجلد نفسه بالاسم </w:t>
       </w:r>
       <w:r>
         <w:rPr>
           <w:rStyle w:val="VerbatimChar"/>
         </w:rPr>
-        <w:t>live-05-instructor-desktop.png</w:t>
-      </w:r>
-      <w:r>
-        <w:rPr>
-          <w:rtl w:val="true"/>
-        </w:rPr>
-        <w:t xml:space="preserve"> </w:t>
-      </w:r>
-      <w:r>
-        <w:rPr>
-          <w:rtl w:val="true"/>
-        </w:rPr>
-        <w:t xml:space="preserve">مقسّمة إلى جزأين </w:t>
-      </w:r>
-      <w:r>
-        <w:rPr>
-          <w:rtl w:val="true"/>
-        </w:rPr>
-        <w:t>(</w:t>
-      </w:r>
-      <w:r>
-        <w:rPr>
-          <w:rStyle w:val="VerbatimChar"/>
-          <w:rtl w:val="true"/>
-        </w:rPr>
-        <w:t>-</w:t>
-      </w:r>
-      <w:r>
-        <w:rPr>
-          <w:rStyle w:val="VerbatimChar"/>
-        </w:rPr>
-        <w:t>a</w:t>
-      </w:r>
-      <w:r>
-        <w:rPr>
-          <w:rtl w:val="true"/>
-        </w:rPr>
-        <w:t xml:space="preserve"> </w:t>
-      </w:r>
-      <w:r>
-        <w:rPr>
-          <w:rtl w:val="true"/>
-        </w:rPr>
-        <w:t>و</w:t>
-      </w:r>
-      <w:r>
-        <w:rPr>
-          <w:rStyle w:val="VerbatimChar"/>
-          <w:rtl w:val="true"/>
-        </w:rPr>
-        <w:t>-</w:t>
-      </w:r>
-      <w:r>
-        <w:rPr>
-          <w:rStyle w:val="VerbatimChar"/>
-        </w:rPr>
-        <w:t>b</w:t>
-      </w:r>
-      <w:r>
-        <w:rPr>
-          <w:rtl w:val="true"/>
-        </w:rPr>
-        <w:t xml:space="preserve">) </w:t>
-      </w:r>
-      <w:r>
-        <w:rPr>
-          <w:rtl w:val="true"/>
-        </w:rPr>
-        <w:t>لتُقرأ بوضوح في الصفحة</w:t>
-      </w:r>
-      <w:r>
-        <w:rPr>
-          <w:rtl w:val="true"/>
-        </w:rPr>
-        <w:t xml:space="preserve">. </w:t>
-      </w:r>
-      <w:r>
-        <w:rPr>
-          <w:rtl w:val="true"/>
-        </w:rPr>
-        <w:t xml:space="preserve">النسخ الجوالة موجودة في المجلد نفسه بالاسم </w:t>
-      </w:r>
-      <w:r>
-        <w:rPr>
-          <w:rStyle w:val="VerbatimChar"/>
-        </w:rPr>
         <w:t>live-*-mobile.png</w:t>
       </w:r>
       <w:r>
@@ -23722,7 +25290,7 @@
         </w:rPr>
         <w:t>.</w:t>
       </w:r>
-      <w:bookmarkEnd w:id="76"/>
+      <w:bookmarkEnd w:id="78"/>
     </w:p>
     <w:sectPr>
       <w:footerReference w:type="even" r:id="rId9"/>
@@ -26275,13 +27843,13 @@
     <w:abstractNumId w:val="2"/>
   </w:num>
   <w:num w:numId="66">
+    <w:abstractNumId w:val="2"/>
+  </w:num>
+  <w:num w:numId="67">
     <w:abstractNumId w:val="1"/>
     <w:lvlOverride w:ilvl="0">
       <w:startOverride w:val="1"/>
     </w:lvlOverride>
-  </w:num>
-  <w:num w:numId="67">
-    <w:abstractNumId w:val="1"/>
   </w:num>
   <w:num w:numId="68">
     <w:abstractNumId w:val="1"/>
@@ -26291,12 +27859,12 @@
   </w:num>
   <w:num w:numId="70">
     <w:abstractNumId w:val="1"/>
+  </w:num>
+  <w:num w:numId="71">
+    <w:abstractNumId w:val="1"/>
     <w:lvlOverride w:ilvl="0">
       <w:startOverride w:val="1"/>
     </w:lvlOverride>
-  </w:num>
-  <w:num w:numId="71">
-    <w:abstractNumId w:val="1"/>
   </w:num>
   <w:num w:numId="72">
     <w:abstractNumId w:val="1"/>
@@ -26311,6 +27879,9 @@
     <w:abstractNumId w:val="1"/>
   </w:num>
   <w:num w:numId="76">
+    <w:abstractNumId w:val="1"/>
+  </w:num>
+  <w:num w:numId="77">
     <w:abstractNumId w:val="1"/>
   </w:num>
 </w:numbering>

--- a/deliverables/05-user-guide/دليل-المستخدم-والواجهات.docx
+++ b/deliverables/05-user-guide/دليل-المستخدم-والواجهات.docx
@@ -378,7 +378,7 @@
             </w:rPr>
             <w:fldChar w:fldCharType="separate"/>
           </w:r>
-          <w:hyperlink w:anchor="__RefHeading___Toc2437_636782372">
+          <w:hyperlink w:anchor="__RefHeading___Toc2434_5898764">
             <w:r>
               <w:rPr>
                 <w:webHidden/>
@@ -424,7 +424,7 @@
             </w:tabs>
             <w:rPr/>
           </w:pPr>
-          <w:hyperlink w:anchor="__RefHeading___Toc2439_636782372">
+          <w:hyperlink w:anchor="__RefHeading___Toc2436_5898764">
             <w:r>
               <w:rPr>
                 <w:webHidden/>
@@ -470,7 +470,7 @@
             </w:tabs>
             <w:rPr/>
           </w:pPr>
-          <w:hyperlink w:anchor="__RefHeading___Toc2441_636782372">
+          <w:hyperlink w:anchor="__RefHeading___Toc2438_5898764">
             <w:r>
               <w:rPr>
                 <w:webHidden/>
@@ -516,7 +516,7 @@
             </w:tabs>
             <w:rPr/>
           </w:pPr>
-          <w:hyperlink w:anchor="__RefHeading___Toc2443_636782372">
+          <w:hyperlink w:anchor="__RefHeading___Toc2440_5898764">
             <w:r>
               <w:rPr>
                 <w:webHidden/>
@@ -562,7 +562,7 @@
             </w:tabs>
             <w:rPr/>
           </w:pPr>
-          <w:hyperlink w:anchor="__RefHeading___Toc2445_636782372">
+          <w:hyperlink w:anchor="__RefHeading___Toc2442_5898764">
             <w:r>
               <w:rPr>
                 <w:webHidden/>
@@ -623,7 +623,7 @@
             </w:tabs>
             <w:rPr/>
           </w:pPr>
-          <w:hyperlink w:anchor="__RefHeading___Toc2447_636782372">
+          <w:hyperlink w:anchor="__RefHeading___Toc2444_5898764">
             <w:r>
               <w:rPr>
                 <w:webHidden/>
@@ -669,7 +669,7 @@
             </w:tabs>
             <w:rPr/>
           </w:pPr>
-          <w:hyperlink w:anchor="__RefHeading___Toc2449_636782372">
+          <w:hyperlink w:anchor="__RefHeading___Toc2446_5898764">
             <w:r>
               <w:rPr>
                 <w:webHidden/>
@@ -715,7 +715,7 @@
             </w:tabs>
             <w:rPr/>
           </w:pPr>
-          <w:hyperlink w:anchor="__RefHeading___Toc2451_636782372">
+          <w:hyperlink w:anchor="__RefHeading___Toc2448_5898764">
             <w:r>
               <w:rPr>
                 <w:webHidden/>
@@ -761,7 +761,7 @@
             </w:tabs>
             <w:rPr/>
           </w:pPr>
-          <w:hyperlink w:anchor="__RefHeading___Toc2453_636782372">
+          <w:hyperlink w:anchor="__RefHeading___Toc2450_5898764">
             <w:r>
               <w:rPr>
                 <w:webHidden/>
@@ -822,7 +822,7 @@
             </w:tabs>
             <w:rPr/>
           </w:pPr>
-          <w:hyperlink w:anchor="__RefHeading___Toc2455_636782372">
+          <w:hyperlink w:anchor="__RefHeading___Toc2452_5898764">
             <w:r>
               <w:rPr>
                 <w:webHidden/>
@@ -868,7 +868,7 @@
             </w:tabs>
             <w:rPr/>
           </w:pPr>
-          <w:hyperlink w:anchor="__RefHeading___Toc2457_636782372">
+          <w:hyperlink w:anchor="__RefHeading___Toc2454_5898764">
             <w:r>
               <w:rPr>
                 <w:webHidden/>
@@ -914,7 +914,7 @@
             </w:tabs>
             <w:rPr/>
           </w:pPr>
-          <w:hyperlink w:anchor="__RefHeading___Toc2459_636782372">
+          <w:hyperlink w:anchor="__RefHeading___Toc2456_5898764">
             <w:r>
               <w:rPr>
                 <w:webHidden/>
@@ -960,7 +960,7 @@
             </w:tabs>
             <w:rPr/>
           </w:pPr>
-          <w:hyperlink w:anchor="__RefHeading___Toc2461_636782372">
+          <w:hyperlink w:anchor="__RefHeading___Toc2458_5898764">
             <w:r>
               <w:rPr>
                 <w:webHidden/>
@@ -1006,7 +1006,7 @@
             </w:tabs>
             <w:rPr/>
           </w:pPr>
-          <w:hyperlink w:anchor="__RefHeading___Toc2463_636782372">
+          <w:hyperlink w:anchor="__RefHeading___Toc2460_5898764">
             <w:r>
               <w:rPr>
                 <w:webHidden/>
@@ -1052,7 +1052,7 @@
             </w:tabs>
             <w:rPr/>
           </w:pPr>
-          <w:hyperlink w:anchor="__RefHeading___Toc2465_636782372">
+          <w:hyperlink w:anchor="__RefHeading___Toc2462_5898764">
             <w:r>
               <w:rPr>
                 <w:webHidden/>
@@ -1098,7 +1098,7 @@
             </w:tabs>
             <w:rPr/>
           </w:pPr>
-          <w:hyperlink w:anchor="__RefHeading___Toc2467_636782372">
+          <w:hyperlink w:anchor="__RefHeading___Toc2464_5898764">
             <w:r>
               <w:rPr>
                 <w:webHidden/>
@@ -1144,7 +1144,7 @@
             </w:tabs>
             <w:rPr/>
           </w:pPr>
-          <w:hyperlink w:anchor="__RefHeading___Toc2469_636782372">
+          <w:hyperlink w:anchor="__RefHeading___Toc2466_5898764">
             <w:r>
               <w:rPr>
                 <w:webHidden/>
@@ -1205,7 +1205,7 @@
             </w:tabs>
             <w:rPr/>
           </w:pPr>
-          <w:hyperlink w:anchor="__RefHeading___Toc2471_636782372">
+          <w:hyperlink w:anchor="__RefHeading___Toc2468_5898764">
             <w:r>
               <w:rPr>
                 <w:webHidden/>
@@ -1266,7 +1266,7 @@
             </w:tabs>
             <w:rPr/>
           </w:pPr>
-          <w:hyperlink w:anchor="__RefHeading___Toc2473_636782372">
+          <w:hyperlink w:anchor="__RefHeading___Toc2470_5898764">
             <w:r>
               <w:rPr>
                 <w:webHidden/>
@@ -1327,7 +1327,7 @@
             </w:tabs>
             <w:rPr/>
           </w:pPr>
-          <w:hyperlink w:anchor="__RefHeading___Toc2475_636782372">
+          <w:hyperlink w:anchor="__RefHeading___Toc2472_5898764">
             <w:r>
               <w:rPr>
                 <w:webHidden/>
@@ -1388,7 +1388,7 @@
             </w:tabs>
             <w:rPr/>
           </w:pPr>
-          <w:hyperlink w:anchor="__RefHeading___Toc2477_636782372">
+          <w:hyperlink w:anchor="__RefHeading___Toc2474_5898764">
             <w:r>
               <w:rPr>
                 <w:webHidden/>
@@ -1454,7 +1454,7 @@
             </w:tabs>
             <w:rPr/>
           </w:pPr>
-          <w:hyperlink w:anchor="__RefHeading___Toc2479_636782372">
+          <w:hyperlink w:anchor="__RefHeading___Toc2476_5898764">
             <w:r>
               <w:rPr>
                 <w:webHidden/>
@@ -1500,7 +1500,7 @@
             </w:tabs>
             <w:rPr/>
           </w:pPr>
-          <w:hyperlink w:anchor="__RefHeading___Toc2481_636782372">
+          <w:hyperlink w:anchor="__RefHeading___Toc2478_5898764">
             <w:r>
               <w:rPr>
                 <w:webHidden/>
@@ -1561,7 +1561,7 @@
             </w:tabs>
             <w:rPr/>
           </w:pPr>
-          <w:hyperlink w:anchor="__RefHeading___Toc2483_636782372">
+          <w:hyperlink w:anchor="__RefHeading___Toc2480_5898764">
             <w:r>
               <w:rPr>
                 <w:webHidden/>
@@ -1607,7 +1607,7 @@
             </w:tabs>
             <w:rPr/>
           </w:pPr>
-          <w:hyperlink w:anchor="__RefHeading___Toc2485_636782372">
+          <w:hyperlink w:anchor="__RefHeading___Toc2482_5898764">
             <w:r>
               <w:rPr>
                 <w:webHidden/>
@@ -1653,7 +1653,7 @@
             </w:tabs>
             <w:rPr/>
           </w:pPr>
-          <w:hyperlink w:anchor="__RefHeading___Toc2487_636782372">
+          <w:hyperlink w:anchor="__RefHeading___Toc2484_5898764">
             <w:r>
               <w:rPr>
                 <w:webHidden/>
@@ -1705,7 +1705,7 @@
             </w:tabs>
             <w:rPr/>
           </w:pPr>
-          <w:hyperlink w:anchor="__RefHeading___Toc2489_636782372">
+          <w:hyperlink w:anchor="__RefHeading___Toc2486_5898764">
             <w:r>
               <w:rPr>
                 <w:webHidden/>
@@ -1751,7 +1751,7 @@
             </w:tabs>
             <w:rPr/>
           </w:pPr>
-          <w:hyperlink w:anchor="__RefHeading___Toc2491_636782372">
+          <w:hyperlink w:anchor="__RefHeading___Toc2488_5898764">
             <w:r>
               <w:rPr>
                 <w:webHidden/>
@@ -1797,7 +1797,7 @@
             </w:tabs>
             <w:rPr/>
           </w:pPr>
-          <w:hyperlink w:anchor="__RefHeading___Toc2493_636782372">
+          <w:hyperlink w:anchor="__RefHeading___Toc2490_5898764">
             <w:r>
               <w:rPr>
                 <w:webHidden/>
@@ -1843,7 +1843,7 @@
             </w:tabs>
             <w:rPr/>
           </w:pPr>
-          <w:hyperlink w:anchor="__RefHeading___Toc2495_636782372">
+          <w:hyperlink w:anchor="__RefHeading___Toc2492_5898764">
             <w:r>
               <w:rPr>
                 <w:webHidden/>
@@ -1889,7 +1889,7 @@
             </w:tabs>
             <w:rPr/>
           </w:pPr>
-          <w:hyperlink w:anchor="__RefHeading___Toc2497_636782372">
+          <w:hyperlink w:anchor="__RefHeading___Toc2494_5898764">
             <w:r>
               <w:rPr>
                 <w:webHidden/>
@@ -1935,7 +1935,7 @@
             </w:tabs>
             <w:rPr/>
           </w:pPr>
-          <w:hyperlink w:anchor="__RefHeading___Toc2499_636782372">
+          <w:hyperlink w:anchor="__RefHeading___Toc2496_5898764">
             <w:r>
               <w:rPr>
                 <w:webHidden/>
@@ -1981,7 +1981,7 @@
             </w:tabs>
             <w:rPr/>
           </w:pPr>
-          <w:hyperlink w:anchor="__RefHeading___Toc2501_636782372">
+          <w:hyperlink w:anchor="__RefHeading___Toc2498_5898764">
             <w:r>
               <w:rPr>
                 <w:webHidden/>
@@ -2027,7 +2027,7 @@
             </w:tabs>
             <w:rPr/>
           </w:pPr>
-          <w:hyperlink w:anchor="__RefHeading___Toc2503_636782372">
+          <w:hyperlink w:anchor="__RefHeading___Toc2500_5898764">
             <w:r>
               <w:rPr>
                 <w:webHidden/>
@@ -2073,7 +2073,7 @@
             </w:tabs>
             <w:rPr/>
           </w:pPr>
-          <w:hyperlink w:anchor="__RefHeading___Toc2505_636782372">
+          <w:hyperlink w:anchor="__RefHeading___Toc2502_5898764">
             <w:r>
               <w:rPr>
                 <w:webHidden/>
@@ -2119,7 +2119,7 @@
             </w:tabs>
             <w:rPr/>
           </w:pPr>
-          <w:hyperlink w:anchor="__RefHeading___Toc2507_636782372">
+          <w:hyperlink w:anchor="__RefHeading___Toc2504_5898764">
             <w:r>
               <w:rPr>
                 <w:webHidden/>
@@ -2179,7 +2179,7 @@
             </w:tabs>
             <w:rPr/>
           </w:pPr>
-          <w:hyperlink w:anchor="__RefHeading___Toc2509_636782372">
+          <w:hyperlink w:anchor="__RefHeading___Toc2506_5898764">
             <w:r>
               <w:rPr>
                 <w:webHidden/>
@@ -2225,7 +2225,7 @@
             </w:tabs>
             <w:rPr/>
           </w:pPr>
-          <w:hyperlink w:anchor="__RefHeading___Toc2511_636782372">
+          <w:hyperlink w:anchor="__RefHeading___Toc2508_5898764">
             <w:r>
               <w:rPr>
                 <w:webHidden/>
@@ -2271,7 +2271,7 @@
             </w:tabs>
             <w:rPr/>
           </w:pPr>
-          <w:hyperlink w:anchor="__RefHeading___Toc2513_636782372">
+          <w:hyperlink w:anchor="__RefHeading___Toc2510_5898764">
             <w:r>
               <w:rPr>
                 <w:webHidden/>
@@ -2317,7 +2317,7 @@
             </w:tabs>
             <w:rPr/>
           </w:pPr>
-          <w:hyperlink w:anchor="__RefHeading___Toc2515_636782372">
+          <w:hyperlink w:anchor="__RefHeading___Toc2512_5898764">
             <w:r>
               <w:rPr>
                 <w:webHidden/>
@@ -2378,7 +2378,7 @@
             </w:tabs>
             <w:rPr/>
           </w:pPr>
-          <w:hyperlink w:anchor="__RefHeading___Toc2517_636782372">
+          <w:hyperlink w:anchor="__RefHeading___Toc2514_5898764">
             <w:r>
               <w:rPr>
                 <w:webHidden/>
@@ -2411,7 +2411,7 @@
               <w:rPr>
                 <w:rStyle w:val="IndexLink"/>
               </w:rPr>
-              <w:t>34</w:t>
+              <w:t>33</w:t>
             </w:r>
           </w:hyperlink>
         </w:p>
@@ -2424,7 +2424,7 @@
             </w:tabs>
             <w:rPr/>
           </w:pPr>
-          <w:hyperlink w:anchor="__RefHeading___Toc2519_636782372">
+          <w:hyperlink w:anchor="__RefHeading___Toc2516_5898764">
             <w:r>
               <w:rPr>
                 <w:webHidden/>
@@ -2475,7 +2475,7 @@
         <w:bidi w:val="1"/>
         <w:rPr/>
       </w:pPr>
-      <w:bookmarkStart w:id="0" w:name="__RefHeading___Toc2437_636782372"/>
+      <w:bookmarkStart w:id="0" w:name="__RefHeading___Toc2434_5898764"/>
       <w:bookmarkStart w:id="1" w:name="مقدمة"/>
       <w:bookmarkEnd w:id="0"/>
       <w:r>
@@ -2501,7 +2501,7 @@
         <w:bidi w:val="1"/>
         <w:rPr/>
       </w:pPr>
-      <w:bookmarkStart w:id="2" w:name="__RefHeading___Toc2439_636782372"/>
+      <w:bookmarkStart w:id="2" w:name="__RefHeading___Toc2436_5898764"/>
       <w:bookmarkStart w:id="3" w:name="ما-هذا-النظام"/>
       <w:bookmarkEnd w:id="2"/>
       <w:r>
@@ -2754,7 +2754,7 @@
         <w:bidi w:val="1"/>
         <w:rPr/>
       </w:pPr>
-      <w:bookmarkStart w:id="4" w:name="__RefHeading___Toc2441_636782372"/>
+      <w:bookmarkStart w:id="4" w:name="__RefHeading___Toc2438_5898764"/>
       <w:bookmarkStart w:id="5" w:name="ما-الذي-يفعله-النظام-وما-الذي-لا-يفعله"/>
       <w:bookmarkEnd w:id="4"/>
       <w:r>
@@ -3476,7 +3476,7 @@
         <w:bidi w:val="1"/>
         <w:rPr/>
       </w:pPr>
-      <w:bookmarkStart w:id="6" w:name="__RefHeading___Toc2443_636782372"/>
+      <w:bookmarkStart w:id="6" w:name="__RefHeading___Toc2440_5898764"/>
       <w:bookmarkStart w:id="7" w:name="لمن-هذا-الدليل"/>
       <w:bookmarkEnd w:id="6"/>
       <w:r>
@@ -3741,7 +3741,7 @@
         <w:bidi w:val="1"/>
         <w:rPr/>
       </w:pPr>
-      <w:bookmarkStart w:id="8" w:name="__RefHeading___Toc2445_636782372"/>
+      <w:bookmarkStart w:id="8" w:name="__RefHeading___Toc2442_5898764"/>
       <w:bookmarkStart w:id="9" w:name="شريط-عرض-توضيحي-بلا-أمان-وصول"/>
       <w:bookmarkEnd w:id="8"/>
       <w:r>
@@ -3961,7 +3961,7 @@
         <w:bidi w:val="1"/>
         <w:rPr/>
       </w:pPr>
-      <w:bookmarkStart w:id="10" w:name="__RefHeading___Toc2447_636782372"/>
+      <w:bookmarkStart w:id="10" w:name="__RefHeading___Toc2444_5898764"/>
       <w:bookmarkStart w:id="11" w:name="المتطلبات"/>
       <w:bookmarkEnd w:id="10"/>
       <w:r>
@@ -4449,7 +4449,7 @@
         <w:bidi w:val="1"/>
         <w:rPr/>
       </w:pPr>
-      <w:bookmarkStart w:id="14" w:name="__RefHeading___Toc2449_636782372"/>
+      <w:bookmarkStart w:id="14" w:name="__RefHeading___Toc2446_5898764"/>
       <w:bookmarkStart w:id="15" w:name="البدء-السريع-لمشغل-النظام"/>
       <w:bookmarkEnd w:id="14"/>
       <w:r>
@@ -4519,7 +4519,7 @@
         <w:bidi w:val="1"/>
         <w:rPr/>
       </w:pPr>
-      <w:bookmarkStart w:id="16" w:name="__RefHeading___Toc2451_636782372"/>
+      <w:bookmarkStart w:id="16" w:name="__RefHeading___Toc2448_5898764"/>
       <w:bookmarkStart w:id="17" w:name="الخطوات-الأساسية"/>
       <w:bookmarkEnd w:id="16"/>
       <w:r>
@@ -6603,7 +6603,7 @@
         <w:bidi w:val="1"/>
         <w:rPr/>
       </w:pPr>
-      <w:bookmarkStart w:id="18" w:name="__RefHeading___Toc2453_636782372"/>
+      <w:bookmarkStart w:id="18" w:name="__RefHeading___Toc2450_5898764"/>
       <w:bookmarkStart w:id="19" w:name="وضع-المحاكاة-بلا-خادم"/>
       <w:bookmarkEnd w:id="18"/>
       <w:r>
@@ -7109,7 +7109,7 @@
         <w:bidi w:val="1"/>
         <w:rPr/>
       </w:pPr>
-      <w:bookmarkStart w:id="20" w:name="__RefHeading___Toc2455_636782372"/>
+      <w:bookmarkStart w:id="20" w:name="__RefHeading___Toc2452_5898764"/>
       <w:bookmarkStart w:id="21" w:name="لقطات-الشاشة"/>
       <w:bookmarkEnd w:id="20"/>
       <w:r>
@@ -7329,7 +7329,7 @@
         <w:bidi w:val="1"/>
         <w:rPr/>
       </w:pPr>
-      <w:bookmarkStart w:id="22" w:name="__RefHeading___Toc2457_636782372"/>
+      <w:bookmarkStart w:id="22" w:name="__RefHeading___Toc2454_5898764"/>
       <w:bookmarkStart w:id="23" w:name="استكشاف-الأخطاء-الشائعة"/>
       <w:bookmarkEnd w:id="22"/>
       <w:r>
@@ -8856,7 +8856,7 @@
         <w:bidi w:val="1"/>
         <w:rPr/>
       </w:pPr>
-      <w:bookmarkStart w:id="26" w:name="__RefHeading___Toc2459_636782372"/>
+      <w:bookmarkStart w:id="26" w:name="__RefHeading___Toc2456_5898764"/>
       <w:bookmarkStart w:id="27" w:name="دليل-المتعلم"/>
       <w:bookmarkEnd w:id="26"/>
       <w:r>
@@ -8958,7 +8958,7 @@
         <w:bidi w:val="1"/>
         <w:rPr/>
       </w:pPr>
-      <w:bookmarkStart w:id="28" w:name="__RefHeading___Toc2461_636782372"/>
+      <w:bookmarkStart w:id="28" w:name="__RefHeading___Toc2458_5898764"/>
       <w:bookmarkStart w:id="29" w:name="الصفحة-الرئيسية"/>
       <w:bookmarkEnd w:id="28"/>
       <w:r>
@@ -9639,7 +9639,7 @@
         <w:bidi w:val="1"/>
         <w:rPr/>
       </w:pPr>
-      <w:bookmarkStart w:id="30" w:name="__RefHeading___Toc2463_636782372"/>
+      <w:bookmarkStart w:id="30" w:name="__RefHeading___Toc2460_5898764"/>
       <w:bookmarkStart w:id="31" w:name="شريط-الأيام-ومعنى-العلامات"/>
       <w:bookmarkEnd w:id="30"/>
       <w:r>
@@ -11075,7 +11075,7 @@
         <w:bidi w:val="1"/>
         <w:rPr/>
       </w:pPr>
-      <w:bookmarkStart w:id="32" w:name="__RefHeading___Toc2465_636782372"/>
+      <w:bookmarkStart w:id="32" w:name="__RefHeading___Toc2462_5898764"/>
       <w:bookmarkStart w:id="33" w:name="شريط-السياق"/>
       <w:bookmarkEnd w:id="32"/>
       <w:r>
@@ -11553,7 +11553,7 @@
         <w:bidi w:val="1"/>
         <w:rPr/>
       </w:pPr>
-      <w:bookmarkStart w:id="34" w:name="__RefHeading___Toc2467_636782372"/>
+      <w:bookmarkStart w:id="34" w:name="__RefHeading___Toc2464_5898764"/>
       <w:bookmarkStart w:id="35" w:name="قراءة-بطاقة-التوصية"/>
       <w:bookmarkEnd w:id="34"/>
       <w:r>
@@ -12423,7 +12423,7 @@
         <w:bidi w:val="1"/>
         <w:rPr/>
       </w:pPr>
-      <w:bookmarkStart w:id="36" w:name="__RefHeading___Toc2469_636782372"/>
+      <w:bookmarkStart w:id="36" w:name="__RefHeading___Toc2466_5898764"/>
       <w:bookmarkStart w:id="37" w:name="نافذة-لماذا"/>
       <w:bookmarkEnd w:id="36"/>
       <w:r>
@@ -13092,7 +13092,7 @@
         <w:bidi w:val="1"/>
         <w:rPr/>
       </w:pPr>
-      <w:bookmarkStart w:id="38" w:name="__RefHeading___Toc2471_636782372"/>
+      <w:bookmarkStart w:id="38" w:name="__RefHeading___Toc2468_5898764"/>
       <w:bookmarkStart w:id="39" w:name="شارة-تاريخ-النموذج"/>
       <w:bookmarkEnd w:id="38"/>
       <w:r>
@@ -13485,7 +13485,7 @@
         <w:bidi w:val="1"/>
         <w:rPr/>
       </w:pPr>
-      <w:bookmarkStart w:id="40" w:name="__RefHeading___Toc2473_636782372"/>
+      <w:bookmarkStart w:id="40" w:name="__RefHeading___Toc2470_5898764"/>
       <w:bookmarkStart w:id="41" w:name="حالة-قبل-أول-قطع"/>
       <w:bookmarkEnd w:id="40"/>
       <w:r>
@@ -13749,7 +13749,7 @@
         <w:bidi w:val="1"/>
         <w:rPr/>
       </w:pPr>
-      <w:bookmarkStart w:id="42" w:name="__RefHeading___Toc2475_636782372"/>
+      <w:bookmarkStart w:id="42" w:name="__RefHeading___Toc2472_5898764"/>
       <w:bookmarkStart w:id="43" w:name="حالة-بلا-نشاط-سابق"/>
       <w:bookmarkEnd w:id="42"/>
       <w:r>
@@ -13859,7 +13859,7 @@
         <w:bidi w:val="1"/>
         <w:rPr/>
       </w:pPr>
-      <w:bookmarkStart w:id="44" w:name="__RefHeading___Toc2477_636782372"/>
+      <w:bookmarkStart w:id="44" w:name="__RefHeading___Toc2474_5898764"/>
       <w:bookmarkStart w:id="45" w:name="نشاطي-في-آخر-28-يوما"/>
       <w:bookmarkEnd w:id="44"/>
       <w:r>
@@ -14200,7 +14200,7 @@
         <w:bidi w:val="1"/>
         <w:rPr/>
       </w:pPr>
-      <w:bookmarkStart w:id="46" w:name="__RefHeading___Toc2479_636782372"/>
+      <w:bookmarkStart w:id="46" w:name="__RefHeading___Toc2476_5898764"/>
       <w:bookmarkStart w:id="47" w:name="ما-لا-تعرضه-صفحة-المتعلم"/>
       <w:bookmarkEnd w:id="46"/>
       <w:r>
@@ -14408,7 +14408,7 @@
         <w:bidi w:val="1"/>
         <w:rPr/>
       </w:pPr>
-      <w:bookmarkStart w:id="48" w:name="__RefHeading___Toc2481_636782372"/>
+      <w:bookmarkStart w:id="48" w:name="__RefHeading___Toc2478_5898764"/>
       <w:bookmarkStart w:id="49" w:name="حالة-منسحب"/>
       <w:bookmarkEnd w:id="48"/>
       <w:r>
@@ -14589,7 +14589,7 @@
         <w:bidi w:val="1"/>
         <w:rPr/>
       </w:pPr>
-      <w:bookmarkStart w:id="52" w:name="__RefHeading___Toc2483_636782372"/>
+      <w:bookmarkStart w:id="52" w:name="__RefHeading___Toc2480_5898764"/>
       <w:bookmarkStart w:id="53" w:name="دليل-المدرس-أو-المشرف"/>
       <w:bookmarkEnd w:id="52"/>
       <w:r>
@@ -14650,7 +14650,7 @@
         <w:bidi w:val="1"/>
         <w:rPr/>
       </w:pPr>
-      <w:bookmarkStart w:id="54" w:name="__RefHeading___Toc2485_636782372"/>
+      <w:bookmarkStart w:id="54" w:name="__RefHeading___Toc2482_5898764"/>
       <w:bookmarkStart w:id="55" w:name="تنبيه-قبل-البدء"/>
       <w:bookmarkEnd w:id="54"/>
       <w:r>
@@ -14930,7 +14930,7 @@
         <w:bidi w:val="1"/>
         <w:rPr/>
       </w:pPr>
-      <w:bookmarkStart w:id="56" w:name="__RefHeading___Toc2487_636782372"/>
+      <w:bookmarkStart w:id="56" w:name="__RefHeading___Toc2484_5898764"/>
       <w:bookmarkStart w:id="57" w:name="تبدأ-اللوحة-من-اليوم-56"/>
       <w:bookmarkEnd w:id="56"/>
       <w:r>
@@ -15018,7 +15018,7 @@
         <w:bidi w:val="1"/>
         <w:rPr/>
       </w:pPr>
-      <w:bookmarkStart w:id="58" w:name="__RefHeading___Toc2489_636782372"/>
+      <w:bookmarkStart w:id="58" w:name="__RefHeading___Toc2486_5898764"/>
       <w:bookmarkStart w:id="59" w:name="لوحة-المؤشرات"/>
       <w:bookmarkEnd w:id="58"/>
       <w:r>
@@ -16281,7 +16281,7 @@
         <w:bidi w:val="1"/>
         <w:rPr/>
       </w:pPr>
-      <w:bookmarkStart w:id="60" w:name="__RefHeading___Toc2491_636782372"/>
+      <w:bookmarkStart w:id="60" w:name="__RefHeading___Toc2488_5898764"/>
       <w:bookmarkStart w:id="61" w:name="العناقيد-السلوكية"/>
       <w:bookmarkEnd w:id="60"/>
       <w:r>
@@ -17389,7 +17389,7 @@
         <w:bidi w:val="1"/>
         <w:rPr/>
       </w:pPr>
-      <w:bookmarkStart w:id="62" w:name="__RefHeading___Toc2493_636782372"/>
+      <w:bookmarkStart w:id="62" w:name="__RefHeading___Toc2490_5898764"/>
       <w:bookmarkStart w:id="63" w:name="توزيع-درجة-الخطر-النسبية"/>
       <w:bookmarkEnd w:id="62"/>
       <w:r>
@@ -18174,7 +18174,7 @@
         <w:bidi w:val="1"/>
         <w:rPr/>
       </w:pPr>
-      <w:bookmarkStart w:id="64" w:name="__RefHeading___Toc2495_636782372"/>
+      <w:bookmarkStart w:id="64" w:name="__RefHeading___Toc2492_5898764"/>
       <w:bookmarkStart w:id="65" w:name="ملامح-السلوك"/>
       <w:bookmarkEnd w:id="64"/>
       <w:r>
@@ -18707,7 +18707,7 @@
         <w:bidi w:val="1"/>
         <w:rPr/>
       </w:pPr>
-      <w:bookmarkStart w:id="66" w:name="__RefHeading___Toc2497_636782372"/>
+      <w:bookmarkStart w:id="66" w:name="__RefHeading___Toc2494_5898764"/>
       <w:bookmarkStart w:id="67" w:name="تغطية-التوصيات"/>
       <w:bookmarkEnd w:id="66"/>
       <w:r>
@@ -18873,7 +18873,7 @@
         <w:bidi w:val="1"/>
         <w:rPr/>
       </w:pPr>
-      <w:bookmarkStart w:id="68" w:name="__RefHeading___Toc2499_636782372"/>
+      <w:bookmarkStart w:id="68" w:name="__RefHeading___Toc2496_5898764"/>
       <w:bookmarkStart w:id="69" w:name="جدول-المتعلمين"/>
       <w:bookmarkEnd w:id="68"/>
       <w:r>
@@ -20380,7 +20380,7 @@
         <w:bidi w:val="1"/>
         <w:rPr/>
       </w:pPr>
-      <w:bookmarkStart w:id="70" w:name="__RefHeading___Toc2501_636782372"/>
+      <w:bookmarkStart w:id="70" w:name="__RefHeading___Toc2498_5898764"/>
       <w:bookmarkStart w:id="71" w:name="ملف-المتعلم"/>
       <w:bookmarkEnd w:id="70"/>
       <w:r>
@@ -21087,7 +21087,7 @@
         <w:bidi w:val="1"/>
         <w:rPr/>
       </w:pPr>
-      <w:bookmarkStart w:id="72" w:name="__RefHeading___Toc2503_636782372"/>
+      <w:bookmarkStart w:id="72" w:name="__RefHeading___Toc2500_5898764"/>
       <w:bookmarkStart w:id="73" w:name="القيود-الأخلاقية-والمنهجية"/>
       <w:bookmarkEnd w:id="72"/>
       <w:r>
@@ -21538,7 +21538,7 @@
         <w:bidi w:val="1"/>
         <w:rPr/>
       </w:pPr>
-      <w:bookmarkStart w:id="74" w:name="__RefHeading___Toc2505_636782372"/>
+      <w:bookmarkStart w:id="74" w:name="__RefHeading___Toc2502_5898764"/>
       <w:bookmarkStart w:id="75" w:name="ماذا-أفعل-كمدرس"/>
       <w:bookmarkEnd w:id="74"/>
       <w:r>
@@ -21657,7 +21657,7 @@
         <w:bidi w:val="1"/>
         <w:rPr/>
       </w:pPr>
-      <w:bookmarkStart w:id="76" w:name="__RefHeading___Toc2507_636782372"/>
+      <w:bookmarkStart w:id="76" w:name="__RefHeading___Toc2504_5898764"/>
       <w:bookmarkStart w:id="77" w:name="X745443570c429d909b26e3257e881b7ff04140e"/>
       <w:bookmarkEnd w:id="76"/>
       <w:r>
@@ -22131,7 +22131,7 @@
         <w:bidi w:val="1"/>
         <w:rPr/>
       </w:pPr>
-      <w:bookmarkStart w:id="80" w:name="__RefHeading___Toc2509_636782372"/>
+      <w:bookmarkStart w:id="80" w:name="__RefHeading___Toc2506_5898764"/>
       <w:bookmarkStart w:id="81" w:name="الأسئلة-الشائعة"/>
       <w:bookmarkEnd w:id="80"/>
       <w:r>
@@ -23771,7 +23771,7 @@
         <w:bidi w:val="1"/>
         <w:rPr/>
       </w:pPr>
-      <w:bookmarkStart w:id="83" w:name="__RefHeading___Toc2511_636782372"/>
+      <w:bookmarkStart w:id="83" w:name="__RefHeading___Toc2508_5898764"/>
       <w:bookmarkStart w:id="84" w:name="الملاحق"/>
       <w:bookmarkEnd w:id="83"/>
       <w:r>
@@ -23797,7 +23797,7 @@
         <w:bidi w:val="1"/>
         <w:rPr/>
       </w:pPr>
-      <w:bookmarkStart w:id="85" w:name="__RefHeading___Toc2513_636782372"/>
+      <w:bookmarkStart w:id="85" w:name="__RefHeading___Toc2510_5898764"/>
       <w:bookmarkEnd w:id="85"/>
       <w:r>
         <w:rPr/>
@@ -24966,7 +24966,7 @@
         <w:bidi w:val="1"/>
         <w:rPr/>
       </w:pPr>
-      <w:bookmarkStart w:id="87" w:name="__RefHeading___Toc2515_636782372"/>
+      <w:bookmarkStart w:id="87" w:name="__RefHeading___Toc2512_5898764"/>
       <w:bookmarkEnd w:id="87"/>
       <w:r>
         <w:rPr/>
@@ -25984,27 +25984,7 @@
         <w:rPr>
           <w:rtl w:val="true"/>
         </w:rPr>
-        <w:t xml:space="preserve">أخطاء الواجهة البرمجية تأتي بصيغة </w:t>
-      </w:r>
-      <w:r>
-        <w:rPr>
-          <w:rStyle w:val="VerbatimChar"/>
-          <w:rtl w:val="true"/>
-        </w:rPr>
-        <w:t>{"</w:t>
-      </w:r>
-      <w:r>
-        <w:rPr>
-          <w:rStyle w:val="VerbatimChar"/>
-        </w:rPr>
-        <w:t>error":{"code","message","details"}</w:t>
-      </w:r>
-      <w:r>
-        <w:rPr>
-          <w:rStyle w:val="VerbatimChar"/>
-          <w:rtl w:val="true"/>
-        </w:rPr>
-        <w:t>}</w:t>
+        <w:t>أخطاء الواجهة البرمجية تأتي في حقل خطأ يحتوي الرمز والرسالة والتفاصيل</w:t>
       </w:r>
       <w:r>
         <w:rPr>
@@ -26091,7 +26071,7 @@
         <w:bidi w:val="1"/>
         <w:rPr/>
       </w:pPr>
-      <w:bookmarkStart w:id="88" w:name="__RefHeading___Toc2517_636782372"/>
+      <w:bookmarkStart w:id="88" w:name="__RefHeading___Toc2514_5898764"/>
       <w:bookmarkEnd w:id="88"/>
       <w:r>
         <w:rPr/>
@@ -28816,7 +28796,7 @@
         <w:bidi w:val="1"/>
         <w:rPr/>
       </w:pPr>
-      <w:bookmarkStart w:id="90" w:name="__RefHeading___Toc2519_636782372"/>
+      <w:bookmarkStart w:id="90" w:name="__RefHeading___Toc2516_5898764"/>
       <w:bookmarkEnd w:id="90"/>
       <w:r>
         <w:rPr/>

--- a/deliverables/05-user-guide/دليل-المستخدم-والواجهات.docx
+++ b/deliverables/05-user-guide/دليل-المستخدم-والواجهات.docx
@@ -378,7 +378,7 @@
             </w:rPr>
             <w:fldChar w:fldCharType="separate"/>
           </w:r>
-          <w:hyperlink w:anchor="__RefHeading___Toc2434_5898764">
+          <w:hyperlink w:anchor="__RefHeading___Toc2429_3553792858">
             <w:r>
               <w:rPr>
                 <w:webHidden/>
@@ -424,7 +424,7 @@
             </w:tabs>
             <w:rPr/>
           </w:pPr>
-          <w:hyperlink w:anchor="__RefHeading___Toc2436_5898764">
+          <w:hyperlink w:anchor="__RefHeading___Toc2431_3553792858">
             <w:r>
               <w:rPr>
                 <w:webHidden/>
@@ -470,7 +470,7 @@
             </w:tabs>
             <w:rPr/>
           </w:pPr>
-          <w:hyperlink w:anchor="__RefHeading___Toc2438_5898764">
+          <w:hyperlink w:anchor="__RefHeading___Toc2433_3553792858">
             <w:r>
               <w:rPr>
                 <w:webHidden/>
@@ -516,7 +516,7 @@
             </w:tabs>
             <w:rPr/>
           </w:pPr>
-          <w:hyperlink w:anchor="__RefHeading___Toc2440_5898764">
+          <w:hyperlink w:anchor="__RefHeading___Toc2435_3553792858">
             <w:r>
               <w:rPr>
                 <w:webHidden/>
@@ -562,7 +562,7 @@
             </w:tabs>
             <w:rPr/>
           </w:pPr>
-          <w:hyperlink w:anchor="__RefHeading___Toc2442_5898764">
+          <w:hyperlink w:anchor="__RefHeading___Toc2437_3553792858">
             <w:r>
               <w:rPr>
                 <w:webHidden/>
@@ -623,7 +623,7 @@
             </w:tabs>
             <w:rPr/>
           </w:pPr>
-          <w:hyperlink w:anchor="__RefHeading___Toc2444_5898764">
+          <w:hyperlink w:anchor="__RefHeading___Toc2439_3553792858">
             <w:r>
               <w:rPr>
                 <w:webHidden/>
@@ -669,7 +669,7 @@
             </w:tabs>
             <w:rPr/>
           </w:pPr>
-          <w:hyperlink w:anchor="__RefHeading___Toc2446_5898764">
+          <w:hyperlink w:anchor="__RefHeading___Toc2441_3553792858">
             <w:r>
               <w:rPr>
                 <w:webHidden/>
@@ -715,7 +715,7 @@
             </w:tabs>
             <w:rPr/>
           </w:pPr>
-          <w:hyperlink w:anchor="__RefHeading___Toc2448_5898764">
+          <w:hyperlink w:anchor="__RefHeading___Toc2443_3553792858">
             <w:r>
               <w:rPr>
                 <w:webHidden/>
@@ -761,7 +761,7 @@
             </w:tabs>
             <w:rPr/>
           </w:pPr>
-          <w:hyperlink w:anchor="__RefHeading___Toc2450_5898764">
+          <w:hyperlink w:anchor="__RefHeading___Toc2445_3553792858">
             <w:r>
               <w:rPr>
                 <w:webHidden/>
@@ -822,7 +822,7 @@
             </w:tabs>
             <w:rPr/>
           </w:pPr>
-          <w:hyperlink w:anchor="__RefHeading___Toc2452_5898764">
+          <w:hyperlink w:anchor="__RefHeading___Toc2447_3553792858">
             <w:r>
               <w:rPr>
                 <w:webHidden/>
@@ -842,7 +842,7 @@
                 <w:rStyle w:val="IndexLink"/>
                 <w:rtl w:val="true"/>
               </w:rPr>
-              <w:t>لقطات الشاشة</w:t>
+              <w:t>صور الشاشة</w:t>
             </w:r>
             <w:r>
               <w:rPr>
@@ -868,7 +868,7 @@
             </w:tabs>
             <w:rPr/>
           </w:pPr>
-          <w:hyperlink w:anchor="__RefHeading___Toc2454_5898764">
+          <w:hyperlink w:anchor="__RefHeading___Toc2449_3553792858">
             <w:r>
               <w:rPr>
                 <w:webHidden/>
@@ -914,7 +914,7 @@
             </w:tabs>
             <w:rPr/>
           </w:pPr>
-          <w:hyperlink w:anchor="__RefHeading___Toc2456_5898764">
+          <w:hyperlink w:anchor="__RefHeading___Toc2451_3553792858">
             <w:r>
               <w:rPr>
                 <w:webHidden/>
@@ -960,7 +960,7 @@
             </w:tabs>
             <w:rPr/>
           </w:pPr>
-          <w:hyperlink w:anchor="__RefHeading___Toc2458_5898764">
+          <w:hyperlink w:anchor="__RefHeading___Toc2453_3553792858">
             <w:r>
               <w:rPr>
                 <w:webHidden/>
@@ -1006,7 +1006,7 @@
             </w:tabs>
             <w:rPr/>
           </w:pPr>
-          <w:hyperlink w:anchor="__RefHeading___Toc2460_5898764">
+          <w:hyperlink w:anchor="__RefHeading___Toc2455_3553792858">
             <w:r>
               <w:rPr>
                 <w:webHidden/>
@@ -1039,7 +1039,7 @@
               <w:rPr>
                 <w:rStyle w:val="IndexLink"/>
               </w:rPr>
-              <w:t>12</w:t>
+              <w:t>11</w:t>
             </w:r>
           </w:hyperlink>
         </w:p>
@@ -1052,7 +1052,7 @@
             </w:tabs>
             <w:rPr/>
           </w:pPr>
-          <w:hyperlink w:anchor="__RefHeading___Toc2462_5898764">
+          <w:hyperlink w:anchor="__RefHeading___Toc2457_3553792858">
             <w:r>
               <w:rPr>
                 <w:webHidden/>
@@ -1098,7 +1098,7 @@
             </w:tabs>
             <w:rPr/>
           </w:pPr>
-          <w:hyperlink w:anchor="__RefHeading___Toc2464_5898764">
+          <w:hyperlink w:anchor="__RefHeading___Toc2459_3553792858">
             <w:r>
               <w:rPr>
                 <w:webHidden/>
@@ -1144,7 +1144,7 @@
             </w:tabs>
             <w:rPr/>
           </w:pPr>
-          <w:hyperlink w:anchor="__RefHeading___Toc2466_5898764">
+          <w:hyperlink w:anchor="__RefHeading___Toc2461_3553792858">
             <w:r>
               <w:rPr>
                 <w:webHidden/>
@@ -1205,7 +1205,7 @@
             </w:tabs>
             <w:rPr/>
           </w:pPr>
-          <w:hyperlink w:anchor="__RefHeading___Toc2468_5898764">
+          <w:hyperlink w:anchor="__RefHeading___Toc2463_3553792858">
             <w:r>
               <w:rPr>
                 <w:webHidden/>
@@ -1266,7 +1266,7 @@
             </w:tabs>
             <w:rPr/>
           </w:pPr>
-          <w:hyperlink w:anchor="__RefHeading___Toc2470_5898764">
+          <w:hyperlink w:anchor="__RefHeading___Toc2465_3553792858">
             <w:r>
               <w:rPr>
                 <w:webHidden/>
@@ -1327,7 +1327,7 @@
             </w:tabs>
             <w:rPr/>
           </w:pPr>
-          <w:hyperlink w:anchor="__RefHeading___Toc2472_5898764">
+          <w:hyperlink w:anchor="__RefHeading___Toc2467_3553792858">
             <w:r>
               <w:rPr>
                 <w:webHidden/>
@@ -1388,7 +1388,7 @@
             </w:tabs>
             <w:rPr/>
           </w:pPr>
-          <w:hyperlink w:anchor="__RefHeading___Toc2474_5898764">
+          <w:hyperlink w:anchor="__RefHeading___Toc2469_3553792858">
             <w:r>
               <w:rPr>
                 <w:webHidden/>
@@ -1454,7 +1454,7 @@
             </w:tabs>
             <w:rPr/>
           </w:pPr>
-          <w:hyperlink w:anchor="__RefHeading___Toc2476_5898764">
+          <w:hyperlink w:anchor="__RefHeading___Toc2471_3553792858">
             <w:r>
               <w:rPr>
                 <w:webHidden/>
@@ -1500,7 +1500,7 @@
             </w:tabs>
             <w:rPr/>
           </w:pPr>
-          <w:hyperlink w:anchor="__RefHeading___Toc2478_5898764">
+          <w:hyperlink w:anchor="__RefHeading___Toc2473_3553792858">
             <w:r>
               <w:rPr>
                 <w:webHidden/>
@@ -1561,7 +1561,7 @@
             </w:tabs>
             <w:rPr/>
           </w:pPr>
-          <w:hyperlink w:anchor="__RefHeading___Toc2480_5898764">
+          <w:hyperlink w:anchor="__RefHeading___Toc2475_3553792858">
             <w:r>
               <w:rPr>
                 <w:webHidden/>
@@ -1607,7 +1607,7 @@
             </w:tabs>
             <w:rPr/>
           </w:pPr>
-          <w:hyperlink w:anchor="__RefHeading___Toc2482_5898764">
+          <w:hyperlink w:anchor="__RefHeading___Toc2477_3553792858">
             <w:r>
               <w:rPr>
                 <w:webHidden/>
@@ -1653,7 +1653,7 @@
             </w:tabs>
             <w:rPr/>
           </w:pPr>
-          <w:hyperlink w:anchor="__RefHeading___Toc2484_5898764">
+          <w:hyperlink w:anchor="__RefHeading___Toc2479_3553792858">
             <w:r>
               <w:rPr>
                 <w:webHidden/>
@@ -1705,7 +1705,7 @@
             </w:tabs>
             <w:rPr/>
           </w:pPr>
-          <w:hyperlink w:anchor="__RefHeading___Toc2486_5898764">
+          <w:hyperlink w:anchor="__RefHeading___Toc2481_3553792858">
             <w:r>
               <w:rPr>
                 <w:webHidden/>
@@ -1751,7 +1751,7 @@
             </w:tabs>
             <w:rPr/>
           </w:pPr>
-          <w:hyperlink w:anchor="__RefHeading___Toc2488_5898764">
+          <w:hyperlink w:anchor="__RefHeading___Toc2483_3553792858">
             <w:r>
               <w:rPr>
                 <w:webHidden/>
@@ -1797,7 +1797,7 @@
             </w:tabs>
             <w:rPr/>
           </w:pPr>
-          <w:hyperlink w:anchor="__RefHeading___Toc2490_5898764">
+          <w:hyperlink w:anchor="__RefHeading___Toc2485_3553792858">
             <w:r>
               <w:rPr>
                 <w:webHidden/>
@@ -1843,7 +1843,7 @@
             </w:tabs>
             <w:rPr/>
           </w:pPr>
-          <w:hyperlink w:anchor="__RefHeading___Toc2492_5898764">
+          <w:hyperlink w:anchor="__RefHeading___Toc2487_3553792858">
             <w:r>
               <w:rPr>
                 <w:webHidden/>
@@ -1889,7 +1889,7 @@
             </w:tabs>
             <w:rPr/>
           </w:pPr>
-          <w:hyperlink w:anchor="__RefHeading___Toc2494_5898764">
+          <w:hyperlink w:anchor="__RefHeading___Toc2489_3553792858">
             <w:r>
               <w:rPr>
                 <w:webHidden/>
@@ -1922,7 +1922,7 @@
               <w:rPr>
                 <w:rStyle w:val="IndexLink"/>
               </w:rPr>
-              <w:t>25</w:t>
+              <w:t>26</w:t>
             </w:r>
           </w:hyperlink>
         </w:p>
@@ -1935,7 +1935,7 @@
             </w:tabs>
             <w:rPr/>
           </w:pPr>
-          <w:hyperlink w:anchor="__RefHeading___Toc2496_5898764">
+          <w:hyperlink w:anchor="__RefHeading___Toc2491_3553792858">
             <w:r>
               <w:rPr>
                 <w:webHidden/>
@@ -1968,7 +1968,7 @@
               <w:rPr>
                 <w:rStyle w:val="IndexLink"/>
               </w:rPr>
-              <w:t>25</w:t>
+              <w:t>26</w:t>
             </w:r>
           </w:hyperlink>
         </w:p>
@@ -1981,7 +1981,7 @@
             </w:tabs>
             <w:rPr/>
           </w:pPr>
-          <w:hyperlink w:anchor="__RefHeading___Toc2498_5898764">
+          <w:hyperlink w:anchor="__RefHeading___Toc2493_3553792858">
             <w:r>
               <w:rPr>
                 <w:webHidden/>
@@ -2014,7 +2014,7 @@
               <w:rPr>
                 <w:rStyle w:val="IndexLink"/>
               </w:rPr>
-              <w:t>27</w:t>
+              <w:t>28</w:t>
             </w:r>
           </w:hyperlink>
         </w:p>
@@ -2027,7 +2027,7 @@
             </w:tabs>
             <w:rPr/>
           </w:pPr>
-          <w:hyperlink w:anchor="__RefHeading___Toc2500_5898764">
+          <w:hyperlink w:anchor="__RefHeading___Toc2495_3553792858">
             <w:r>
               <w:rPr>
                 <w:webHidden/>
@@ -2060,7 +2060,7 @@
               <w:rPr>
                 <w:rStyle w:val="IndexLink"/>
               </w:rPr>
-              <w:t>28</w:t>
+              <w:t>29</w:t>
             </w:r>
           </w:hyperlink>
         </w:p>
@@ -2073,7 +2073,7 @@
             </w:tabs>
             <w:rPr/>
           </w:pPr>
-          <w:hyperlink w:anchor="__RefHeading___Toc2502_5898764">
+          <w:hyperlink w:anchor="__RefHeading___Toc2497_3553792858">
             <w:r>
               <w:rPr>
                 <w:webHidden/>
@@ -2106,7 +2106,7 @@
               <w:rPr>
                 <w:rStyle w:val="IndexLink"/>
               </w:rPr>
-              <w:t>29</w:t>
+              <w:t>30</w:t>
             </w:r>
           </w:hyperlink>
         </w:p>
@@ -2119,7 +2119,7 @@
             </w:tabs>
             <w:rPr/>
           </w:pPr>
-          <w:hyperlink w:anchor="__RefHeading___Toc2504_5898764">
+          <w:hyperlink w:anchor="__RefHeading___Toc2499_3553792858">
             <w:r>
               <w:rPr>
                 <w:webHidden/>
@@ -2166,7 +2166,7 @@
               <w:rPr>
                 <w:rStyle w:val="IndexLink"/>
               </w:rPr>
-              <w:t>29</w:t>
+              <w:t>30</w:t>
             </w:r>
           </w:hyperlink>
         </w:p>
@@ -2179,7 +2179,7 @@
             </w:tabs>
             <w:rPr/>
           </w:pPr>
-          <w:hyperlink w:anchor="__RefHeading___Toc2506_5898764">
+          <w:hyperlink w:anchor="__RefHeading___Toc2501_3553792858">
             <w:r>
               <w:rPr>
                 <w:webHidden/>
@@ -2212,7 +2212,7 @@
               <w:rPr>
                 <w:rStyle w:val="IndexLink"/>
               </w:rPr>
-              <w:t>30</w:t>
+              <w:t>31</w:t>
             </w:r>
           </w:hyperlink>
         </w:p>
@@ -2225,7 +2225,7 @@
             </w:tabs>
             <w:rPr/>
           </w:pPr>
-          <w:hyperlink w:anchor="__RefHeading___Toc2508_5898764">
+          <w:hyperlink w:anchor="__RefHeading___Toc2503_3553792858">
             <w:r>
               <w:rPr>
                 <w:webHidden/>
@@ -2258,7 +2258,7 @@
               <w:rPr>
                 <w:rStyle w:val="IndexLink"/>
               </w:rPr>
-              <w:t>32</w:t>
+              <w:t>33</w:t>
             </w:r>
           </w:hyperlink>
         </w:p>
@@ -2271,7 +2271,7 @@
             </w:tabs>
             <w:rPr/>
           </w:pPr>
-          <w:hyperlink w:anchor="__RefHeading___Toc2510_5898764">
+          <w:hyperlink w:anchor="__RefHeading___Toc2505_3553792858">
             <w:r>
               <w:rPr>
                 <w:webHidden/>
@@ -2304,7 +2304,7 @@
               <w:rPr>
                 <w:rStyle w:val="IndexLink"/>
               </w:rPr>
-              <w:t>32</w:t>
+              <w:t>33</w:t>
             </w:r>
           </w:hyperlink>
         </w:p>
@@ -2317,7 +2317,7 @@
             </w:tabs>
             <w:rPr/>
           </w:pPr>
-          <w:hyperlink w:anchor="__RefHeading___Toc2512_5898764">
+          <w:hyperlink w:anchor="__RefHeading___Toc2507_3553792858">
             <w:r>
               <w:rPr>
                 <w:webHidden/>
@@ -2378,7 +2378,7 @@
             </w:tabs>
             <w:rPr/>
           </w:pPr>
-          <w:hyperlink w:anchor="__RefHeading___Toc2514_5898764">
+          <w:hyperlink w:anchor="__RefHeading___Toc2509_3553792858">
             <w:r>
               <w:rPr>
                 <w:webHidden/>
@@ -2411,7 +2411,7 @@
               <w:rPr>
                 <w:rStyle w:val="IndexLink"/>
               </w:rPr>
-              <w:t>33</w:t>
+              <w:t>34</w:t>
             </w:r>
           </w:hyperlink>
         </w:p>
@@ -2424,7 +2424,7 @@
             </w:tabs>
             <w:rPr/>
           </w:pPr>
-          <w:hyperlink w:anchor="__RefHeading___Toc2516_5898764">
+          <w:hyperlink w:anchor="__RefHeading___Toc2511_3553792858">
             <w:r>
               <w:rPr>
                 <w:webHidden/>
@@ -2444,7 +2444,7 @@
                 <w:rStyle w:val="IndexLink"/>
                 <w:rtl w:val="true"/>
               </w:rPr>
-              <w:t>عن اللقطات</w:t>
+              <w:t>عن صور الشاشة</w:t>
             </w:r>
             <w:r>
               <w:rPr>
@@ -2457,7 +2457,7 @@
               <w:rPr>
                 <w:rStyle w:val="IndexLink"/>
               </w:rPr>
-              <w:t>36</w:t>
+              <w:t>37</w:t>
             </w:r>
           </w:hyperlink>
           <w:r>
@@ -2475,7 +2475,7 @@
         <w:bidi w:val="1"/>
         <w:rPr/>
       </w:pPr>
-      <w:bookmarkStart w:id="0" w:name="__RefHeading___Toc2434_5898764"/>
+      <w:bookmarkStart w:id="0" w:name="__RefHeading___Toc2429_3553792858"/>
       <w:bookmarkStart w:id="1" w:name="مقدمة"/>
       <w:bookmarkEnd w:id="0"/>
       <w:r>
@@ -2501,7 +2501,7 @@
         <w:bidi w:val="1"/>
         <w:rPr/>
       </w:pPr>
-      <w:bookmarkStart w:id="2" w:name="__RefHeading___Toc2436_5898764"/>
+      <w:bookmarkStart w:id="2" w:name="__RefHeading___Toc2431_3553792858"/>
       <w:bookmarkStart w:id="3" w:name="ما-هذا-النظام"/>
       <w:bookmarkEnd w:id="2"/>
       <w:r>
@@ -2642,7 +2642,13 @@
         <w:rPr>
           <w:rStyle w:val="VerbatimChar"/>
         </w:rPr>
-        <w:t>FFF_2013J</w:t>
+        <w:t>‎</w:t>
+      </w:r>
+      <w:r>
+        <w:rPr>
+          <w:rStyle w:val="VerbatimChar"/>
+        </w:rPr>
+        <w:t>FFF_2013J‎</w:t>
       </w:r>
       <w:r>
         <w:rPr>
@@ -2754,7 +2760,7 @@
         <w:bidi w:val="1"/>
         <w:rPr/>
       </w:pPr>
-      <w:bookmarkStart w:id="4" w:name="__RefHeading___Toc2438_5898764"/>
+      <w:bookmarkStart w:id="4" w:name="__RefHeading___Toc2433_3553792858"/>
       <w:bookmarkStart w:id="5" w:name="ما-الذي-يفعله-النظام-وما-الذي-لا-يفعله"/>
       <w:bookmarkEnd w:id="4"/>
       <w:r>
@@ -3476,7 +3482,7 @@
         <w:bidi w:val="1"/>
         <w:rPr/>
       </w:pPr>
-      <w:bookmarkStart w:id="6" w:name="__RefHeading___Toc2440_5898764"/>
+      <w:bookmarkStart w:id="6" w:name="__RefHeading___Toc2435_3553792858"/>
       <w:bookmarkStart w:id="7" w:name="لمن-هذا-الدليل"/>
       <w:bookmarkEnd w:id="6"/>
       <w:r>
@@ -3741,7 +3747,7 @@
         <w:bidi w:val="1"/>
         <w:rPr/>
       </w:pPr>
-      <w:bookmarkStart w:id="8" w:name="__RefHeading___Toc2442_5898764"/>
+      <w:bookmarkStart w:id="8" w:name="__RefHeading___Toc2437_3553792858"/>
       <w:bookmarkStart w:id="9" w:name="شريط-عرض-توضيحي-بلا-أمان-وصول"/>
       <w:bookmarkEnd w:id="8"/>
       <w:r>
@@ -3925,15 +3931,14 @@
       <w:r>
         <w:rPr>
           <w:rStyle w:val="VerbatimChar"/>
-          <w:rtl w:val="true"/>
-        </w:rPr>
-        <w:t>--</w:t>
+        </w:rPr>
+        <w:t>‎</w:t>
       </w:r>
       <w:r>
         <w:rPr>
           <w:rStyle w:val="VerbatimChar"/>
         </w:rPr>
-        <w:t>no-instructor</w:t>
+        <w:t>--no-instructor‎</w:t>
       </w:r>
       <w:r>
         <w:rPr>
@@ -3961,7 +3966,7 @@
         <w:bidi w:val="1"/>
         <w:rPr/>
       </w:pPr>
-      <w:bookmarkStart w:id="10" w:name="__RefHeading___Toc2444_5898764"/>
+      <w:bookmarkStart w:id="10" w:name="__RefHeading___Toc2439_3553792858"/>
       <w:bookmarkStart w:id="11" w:name="المتطلبات"/>
       <w:bookmarkEnd w:id="10"/>
       <w:r>
@@ -4020,7 +4025,7 @@
         <w:rPr>
           <w:rStyle w:val="VerbatimChar"/>
         </w:rPr>
-        <w:t>numpy</w:t>
+        <w:t>‎numpy‎</w:t>
       </w:r>
       <w:r>
         <w:rPr>
@@ -4038,7 +4043,13 @@
         <w:rPr>
           <w:rStyle w:val="VerbatimChar"/>
         </w:rPr>
-        <w:t>pandas</w:t>
+        <w:t>‎</w:t>
+      </w:r>
+      <w:r>
+        <w:rPr>
+          <w:rStyle w:val="VerbatimChar"/>
+        </w:rPr>
+        <w:t>pandas‎</w:t>
       </w:r>
       <w:r>
         <w:rPr>
@@ -4056,7 +4067,13 @@
         <w:rPr>
           <w:rStyle w:val="VerbatimChar"/>
         </w:rPr>
-        <w:t>starlette</w:t>
+        <w:t>‎</w:t>
+      </w:r>
+      <w:r>
+        <w:rPr>
+          <w:rStyle w:val="VerbatimChar"/>
+        </w:rPr>
+        <w:t>starlette‎</w:t>
       </w:r>
       <w:r>
         <w:rPr>
@@ -4074,7 +4091,13 @@
         <w:rPr>
           <w:rStyle w:val="VerbatimChar"/>
         </w:rPr>
-        <w:t>uvicorn</w:t>
+        <w:t>‎</w:t>
+      </w:r>
+      <w:r>
+        <w:rPr>
+          <w:rStyle w:val="VerbatimChar"/>
+        </w:rPr>
+        <w:t>uvicorn‎</w:t>
       </w:r>
       <w:r>
         <w:rPr>
@@ -4092,7 +4115,13 @@
         <w:rPr>
           <w:rStyle w:val="VerbatimChar"/>
         </w:rPr>
-        <w:t>pydantic</w:t>
+        <w:t>‎</w:t>
+      </w:r>
+      <w:r>
+        <w:rPr>
+          <w:rStyle w:val="VerbatimChar"/>
+        </w:rPr>
+        <w:t>pydantic‎</w:t>
       </w:r>
       <w:r>
         <w:rPr>
@@ -4135,7 +4164,7 @@
         <w:rPr>
           <w:rStyle w:val="VerbatimChar"/>
         </w:rPr>
-        <w:t>tsc</w:t>
+        <w:t>‎tsc‎</w:t>
       </w:r>
       <w:r>
         <w:rPr/>
@@ -4197,14 +4226,31 @@
         <w:rPr>
           <w:rStyle w:val="VerbatimChar"/>
         </w:rPr>
-        <w:t>data/raw/oulad</w:t>
+        <w:t>‎data/raw/oulad/‎</w:t>
+      </w:r>
+      <w:r>
+        <w:rPr>
+          <w:rtl w:val="true"/>
+        </w:rPr>
+        <w:t xml:space="preserve"> </w:t>
+      </w:r>
+      <w:r>
+        <w:rPr>
+          <w:rtl w:val="true"/>
+        </w:rPr>
+        <w:t>و</w:t>
       </w:r>
       <w:r>
         <w:rPr>
           <w:rStyle w:val="VerbatimChar"/>
-          <w:rtl w:val="true"/>
-        </w:rPr>
-        <w:t>/</w:t>
+        </w:rPr>
+        <w:t>‎</w:t>
+      </w:r>
+      <w:r>
+        <w:rPr>
+          <w:rStyle w:val="VerbatimChar"/>
+        </w:rPr>
+        <w:t>data/cache/‎</w:t>
       </w:r>
       <w:r>
         <w:rPr>
@@ -4222,14 +4268,13 @@
         <w:rPr>
           <w:rStyle w:val="VerbatimChar"/>
         </w:rPr>
-        <w:t>data/cache</w:t>
+        <w:t>‎</w:t>
       </w:r>
       <w:r>
         <w:rPr>
           <w:rStyle w:val="VerbatimChar"/>
-          <w:rtl w:val="true"/>
-        </w:rPr>
-        <w:t>/</w:t>
+        </w:rPr>
+        <w:t>artifacts/‎</w:t>
       </w:r>
       <w:r>
         <w:rPr>
@@ -4241,56 +4286,43 @@
         <w:rPr>
           <w:rtl w:val="true"/>
         </w:rPr>
-        <w:t>و</w:t>
+        <w:t xml:space="preserve">وملف </w:t>
       </w:r>
       <w:r>
         <w:rPr>
           <w:rStyle w:val="VerbatimChar"/>
         </w:rPr>
-        <w:t>artifacts</w:t>
+        <w:t>‎</w:t>
       </w:r>
       <w:r>
         <w:rPr>
           <w:rStyle w:val="VerbatimChar"/>
-          <w:rtl w:val="true"/>
-        </w:rPr>
-        <w:t>/</w:t>
-      </w:r>
-      <w:r>
-        <w:rPr>
-          <w:rtl w:val="true"/>
-        </w:rPr>
-        <w:t xml:space="preserve"> </w:t>
-      </w:r>
-      <w:r>
-        <w:rPr>
-          <w:rtl w:val="true"/>
-        </w:rPr>
-        <w:t xml:space="preserve">وملف </w:t>
+        </w:rPr>
+        <w:t>results/dev2013/hybrid_frozen.json‎</w:t>
+      </w:r>
+      <w:r>
+        <w:rPr>
+          <w:rtl w:val="true"/>
+        </w:rPr>
+        <w:t xml:space="preserve">. </w:t>
+      </w:r>
+      <w:r>
+        <w:rPr>
+          <w:rtl w:val="true"/>
+        </w:rPr>
+        <w:t xml:space="preserve">إن غابت، يرد الخادم بخطأ </w:t>
       </w:r>
       <w:r>
         <w:rPr>
           <w:rStyle w:val="VerbatimChar"/>
         </w:rPr>
-        <w:t>results/dev2013/hybrid_frozen.json</w:t>
-      </w:r>
-      <w:r>
-        <w:rPr>
-          <w:rtl w:val="true"/>
-        </w:rPr>
-        <w:t xml:space="preserve">. </w:t>
-      </w:r>
-      <w:r>
-        <w:rPr>
-          <w:rtl w:val="true"/>
-        </w:rPr>
-        <w:t xml:space="preserve">إن غابت، يرد الخادم بخطأ </w:t>
+        <w:t>‎</w:t>
       </w:r>
       <w:r>
         <w:rPr>
           <w:rStyle w:val="VerbatimChar"/>
         </w:rPr>
-        <w:t>artifacts_missing</w:t>
+        <w:t>artifacts_missing‎</w:t>
       </w:r>
       <w:r>
         <w:rPr>
@@ -4449,7 +4481,7 @@
         <w:bidi w:val="1"/>
         <w:rPr/>
       </w:pPr>
-      <w:bookmarkStart w:id="14" w:name="__RefHeading___Toc2446_5898764"/>
+      <w:bookmarkStart w:id="14" w:name="__RefHeading___Toc2441_3553792858"/>
       <w:bookmarkStart w:id="15" w:name="البدء-السريع-لمشغل-النظام"/>
       <w:bookmarkEnd w:id="14"/>
       <w:r>
@@ -4484,15 +4516,14 @@
       <w:r>
         <w:rPr>
           <w:rStyle w:val="VerbatimChar"/>
-          <w:rtl w:val="true"/>
-        </w:rPr>
-        <w:t>/</w:t>
+        </w:rPr>
+        <w:t>‎</w:t>
       </w:r>
       <w:r>
         <w:rPr>
           <w:rStyle w:val="VerbatimChar"/>
         </w:rPr>
-        <w:t>home/user/rec-eLearning-sys</w:t>
+        <w:t>/home/user/rec-eLearning-sys‎</w:t>
       </w:r>
       <w:r>
         <w:rPr>
@@ -4519,7 +4550,7 @@
         <w:bidi w:val="1"/>
         <w:rPr/>
       </w:pPr>
-      <w:bookmarkStart w:id="16" w:name="__RefHeading___Toc2448_5898764"/>
+      <w:bookmarkStart w:id="16" w:name="__RefHeading___Toc2443_3553792858"/>
       <w:bookmarkStart w:id="17" w:name="الخطوات-الأساسية"/>
       <w:bookmarkEnd w:id="16"/>
       <w:r>
@@ -4718,14 +4749,13 @@
         <w:rPr>
           <w:rStyle w:val="VerbatimChar"/>
         </w:rPr>
-        <w:t>data/cache</w:t>
+        <w:t>‎</w:t>
       </w:r>
       <w:r>
         <w:rPr>
           <w:rStyle w:val="VerbatimChar"/>
-          <w:rtl w:val="true"/>
-        </w:rPr>
-        <w:t>/</w:t>
+        </w:rPr>
+        <w:t>data/cache/‎</w:t>
       </w:r>
       <w:r>
         <w:rPr>
@@ -4743,20 +4773,13 @@
         <w:rPr>
           <w:rStyle w:val="VerbatimChar"/>
         </w:rPr>
-        <w:t>503</w:t>
+        <w:t>‎</w:t>
       </w:r>
       <w:r>
         <w:rPr>
           <w:rStyle w:val="VerbatimChar"/>
-          <w:rtl w:val="true"/>
-        </w:rPr>
-        <w:t xml:space="preserve"> </w:t>
-      </w:r>
-      <w:r>
-        <w:rPr>
-          <w:rStyle w:val="VerbatimChar"/>
-        </w:rPr>
-        <w:t>artifacts_missing</w:t>
+        </w:rPr>
+        <w:t>503 artifacts_missing‎</w:t>
       </w:r>
       <w:r>
         <w:rPr>
@@ -4893,7 +4916,13 @@
         <w:rPr>
           <w:rStyle w:val="VerbatimChar"/>
         </w:rPr>
-        <w:t>src/frontend/dist/js</w:t>
+        <w:t>‎</w:t>
+      </w:r>
+      <w:r>
+        <w:rPr>
+          <w:rStyle w:val="VerbatimChar"/>
+        </w:rPr>
+        <w:t>src/frontend/dist/js‎</w:t>
       </w:r>
       <w:r>
         <w:rPr>
@@ -4943,14 +4972,13 @@
         <w:rPr>
           <w:rStyle w:val="VerbatimChar"/>
         </w:rPr>
-        <w:t>dist</w:t>
+        <w:t>‎</w:t>
       </w:r>
       <w:r>
         <w:rPr>
           <w:rStyle w:val="VerbatimChar"/>
-          <w:rtl w:val="true"/>
-        </w:rPr>
-        <w:t>/</w:t>
+        </w:rPr>
+        <w:t>dist/‎</w:t>
       </w:r>
       <w:r>
         <w:rPr>
@@ -4980,14 +5008,13 @@
         <w:rPr>
           <w:rStyle w:val="VerbatimChar"/>
         </w:rPr>
-        <w:t>dist</w:t>
+        <w:t>‎</w:t>
       </w:r>
       <w:r>
         <w:rPr>
           <w:rStyle w:val="VerbatimChar"/>
-          <w:rtl w:val="true"/>
-        </w:rPr>
-        <w:t>/</w:t>
+        </w:rPr>
+        <w:t>dist/‎</w:t>
       </w:r>
       <w:r>
         <w:rPr>
@@ -5114,7 +5141,13 @@
         <w:rPr>
           <w:rStyle w:val="VerbatimChar"/>
         </w:rPr>
-        <w:t>http://127.0.0.1:8000</w:t>
+        <w:t>‎</w:t>
+      </w:r>
+      <w:r>
+        <w:rPr>
+          <w:rStyle w:val="VerbatimChar"/>
+        </w:rPr>
+        <w:t>http://127.0.0.1:8000‎</w:t>
       </w:r>
       <w:r>
         <w:rPr>
@@ -5131,9 +5164,14 @@
       <w:r>
         <w:rPr>
           <w:rStyle w:val="VerbatimChar"/>
-          <w:rtl w:val="true"/>
-        </w:rPr>
-        <w:t>/</w:t>
+        </w:rPr>
+        <w:t>‎</w:t>
+      </w:r>
+      <w:r>
+        <w:rPr>
+          <w:rStyle w:val="VerbatimChar"/>
+        </w:rPr>
+        <w:t>/‎</w:t>
       </w:r>
       <w:r>
         <w:rPr>
@@ -5150,22 +5188,200 @@
       <w:r>
         <w:rPr>
           <w:rStyle w:val="VerbatimChar"/>
-          <w:rtl w:val="true"/>
-        </w:rPr>
-        <w:t>/</w:t>
+        </w:rPr>
+        <w:t>‎</w:t>
       </w:r>
       <w:r>
         <w:rPr>
           <w:rStyle w:val="VerbatimChar"/>
         </w:rPr>
-        <w:t>api</w:t>
+        <w:t>/api/‎</w:t>
+      </w:r>
+      <w:r>
+        <w:rPr>
+          <w:rtl w:val="true"/>
+        </w:rPr>
+        <w:t xml:space="preserve">. </w:t>
+      </w:r>
+      <w:r>
+        <w:rPr>
+          <w:rtl w:val="true"/>
+        </w:rPr>
+        <w:t xml:space="preserve">خيار </w:t>
       </w:r>
       <w:r>
         <w:rPr>
           <w:rStyle w:val="VerbatimChar"/>
-          <w:rtl w:val="true"/>
-        </w:rPr>
-        <w:t>/</w:t>
+        </w:rPr>
+        <w:t>‎</w:t>
+      </w:r>
+      <w:r>
+        <w:rPr>
+          <w:rStyle w:val="VerbatimChar"/>
+        </w:rPr>
+        <w:t>--warm‎</w:t>
+      </w:r>
+      <w:r>
+        <w:rPr>
+          <w:rtl w:val="true"/>
+        </w:rPr>
+        <w:t xml:space="preserve"> </w:t>
+      </w:r>
+      <w:r>
+        <w:rPr>
+          <w:rtl w:val="true"/>
+        </w:rPr>
+        <w:t xml:space="preserve">يسخّن في الخلفية ستة أيام للعرض الافتراضي </w:t>
+      </w:r>
+      <w:r>
+        <w:rPr>
+          <w:rtl w:val="true"/>
+        </w:rPr>
+        <w:t>(</w:t>
+      </w:r>
+      <w:r>
+        <w:rPr/>
+        <w:t>75</w:t>
+      </w:r>
+      <w:r>
+        <w:rPr>
+          <w:rtl w:val="true"/>
+        </w:rPr>
+        <w:t xml:space="preserve"> </w:t>
+      </w:r>
+      <w:r>
+        <w:rPr>
+          <w:rtl w:val="true"/>
+        </w:rPr>
+        <w:t>و</w:t>
+      </w:r>
+      <w:r>
+        <w:rPr/>
+        <w:t>56</w:t>
+      </w:r>
+      <w:r>
+        <w:rPr>
+          <w:rtl w:val="true"/>
+        </w:rPr>
+        <w:t xml:space="preserve"> </w:t>
+      </w:r>
+      <w:r>
+        <w:rPr>
+          <w:rtl w:val="true"/>
+        </w:rPr>
+        <w:t>و</w:t>
+      </w:r>
+      <w:r>
+        <w:rPr/>
+        <w:t>70</w:t>
+      </w:r>
+      <w:r>
+        <w:rPr>
+          <w:rtl w:val="true"/>
+        </w:rPr>
+        <w:t xml:space="preserve"> </w:t>
+      </w:r>
+      <w:r>
+        <w:rPr>
+          <w:rtl w:val="true"/>
+        </w:rPr>
+        <w:t>و</w:t>
+      </w:r>
+      <w:r>
+        <w:rPr/>
+        <w:t>112</w:t>
+      </w:r>
+      <w:r>
+        <w:rPr>
+          <w:rtl w:val="true"/>
+        </w:rPr>
+        <w:t xml:space="preserve"> </w:t>
+      </w:r>
+      <w:r>
+        <w:rPr>
+          <w:rtl w:val="true"/>
+        </w:rPr>
+        <w:t>و</w:t>
+      </w:r>
+      <w:r>
+        <w:rPr/>
+        <w:t>126</w:t>
+      </w:r>
+      <w:r>
+        <w:rPr>
+          <w:rtl w:val="true"/>
+        </w:rPr>
+        <w:t xml:space="preserve"> </w:t>
+      </w:r>
+      <w:r>
+        <w:rPr>
+          <w:rtl w:val="true"/>
+        </w:rPr>
+        <w:t>و</w:t>
+      </w:r>
+      <w:r>
+        <w:rPr/>
+        <w:t>182</w:t>
+      </w:r>
+      <w:r>
+        <w:rPr>
+          <w:rtl w:val="true"/>
+        </w:rPr>
+        <w:t>)</w:t>
+      </w:r>
+      <w:r>
+        <w:rPr>
+          <w:rtl w:val="true"/>
+        </w:rPr>
+        <w:t xml:space="preserve">، ويستغرق ذلك نحو </w:t>
+      </w:r>
+      <w:r>
+        <w:rPr/>
+        <w:t>28</w:t>
+      </w:r>
+      <w:r>
+        <w:rPr>
+          <w:rtl w:val="true"/>
+        </w:rPr>
+        <w:t xml:space="preserve"> </w:t>
+      </w:r>
+      <w:r>
+        <w:rPr>
+          <w:rtl w:val="true"/>
+        </w:rPr>
+        <w:t xml:space="preserve">ثانية كاملة، ويصبح اليوم </w:t>
+      </w:r>
+      <w:r>
+        <w:rPr/>
+        <w:t>75</w:t>
+      </w:r>
+      <w:r>
+        <w:rPr>
+          <w:rtl w:val="true"/>
+        </w:rPr>
+        <w:t xml:space="preserve"> </w:t>
+      </w:r>
+      <w:r>
+        <w:rPr>
+          <w:rtl w:val="true"/>
+        </w:rPr>
+        <w:t xml:space="preserve">جاهزاً بعد نحو </w:t>
+      </w:r>
+      <w:r>
+        <w:rPr/>
+        <w:t>12</w:t>
+      </w:r>
+      <w:r>
+        <w:rPr>
+          <w:rtl w:val="true"/>
+        </w:rPr>
+        <w:t xml:space="preserve"> </w:t>
+      </w:r>
+      <w:r>
+        <w:rPr>
+          <w:rtl w:val="true"/>
+        </w:rPr>
+        <w:t>ثانية</w:t>
       </w:r>
       <w:r>
         <w:rPr>
@@ -5177,207 +5393,19 @@
         <w:rPr>
           <w:rtl w:val="true"/>
         </w:rPr>
-        <w:t xml:space="preserve">خيار </w:t>
+        <w:t xml:space="preserve">الخيار </w:t>
       </w:r>
       <w:r>
         <w:rPr>
           <w:rStyle w:val="VerbatimChar"/>
-          <w:rtl w:val="true"/>
-        </w:rPr>
-        <w:t>--</w:t>
+        </w:rPr>
+        <w:t>‎</w:t>
       </w:r>
       <w:r>
         <w:rPr>
           <w:rStyle w:val="VerbatimChar"/>
         </w:rPr>
-        <w:t>warm</w:t>
-      </w:r>
-      <w:r>
-        <w:rPr>
-          <w:rtl w:val="true"/>
-        </w:rPr>
-        <w:t xml:space="preserve"> </w:t>
-      </w:r>
-      <w:r>
-        <w:rPr>
-          <w:rtl w:val="true"/>
-        </w:rPr>
-        <w:t xml:space="preserve">يسخّن في الخلفية ستة أيام للعرض الافتراضي </w:t>
-      </w:r>
-      <w:r>
-        <w:rPr>
-          <w:rtl w:val="true"/>
-        </w:rPr>
-        <w:t>(</w:t>
-      </w:r>
-      <w:r>
-        <w:rPr/>
-        <w:t>75</w:t>
-      </w:r>
-      <w:r>
-        <w:rPr>
-          <w:rtl w:val="true"/>
-        </w:rPr>
-        <w:t xml:space="preserve"> </w:t>
-      </w:r>
-      <w:r>
-        <w:rPr>
-          <w:rtl w:val="true"/>
-        </w:rPr>
-        <w:t>و</w:t>
-      </w:r>
-      <w:r>
-        <w:rPr/>
-        <w:t>56</w:t>
-      </w:r>
-      <w:r>
-        <w:rPr>
-          <w:rtl w:val="true"/>
-        </w:rPr>
-        <w:t xml:space="preserve"> </w:t>
-      </w:r>
-      <w:r>
-        <w:rPr>
-          <w:rtl w:val="true"/>
-        </w:rPr>
-        <w:t>و</w:t>
-      </w:r>
-      <w:r>
-        <w:rPr/>
-        <w:t>70</w:t>
-      </w:r>
-      <w:r>
-        <w:rPr>
-          <w:rtl w:val="true"/>
-        </w:rPr>
-        <w:t xml:space="preserve"> </w:t>
-      </w:r>
-      <w:r>
-        <w:rPr>
-          <w:rtl w:val="true"/>
-        </w:rPr>
-        <w:t>و</w:t>
-      </w:r>
-      <w:r>
-        <w:rPr/>
-        <w:t>112</w:t>
-      </w:r>
-      <w:r>
-        <w:rPr>
-          <w:rtl w:val="true"/>
-        </w:rPr>
-        <w:t xml:space="preserve"> </w:t>
-      </w:r>
-      <w:r>
-        <w:rPr>
-          <w:rtl w:val="true"/>
-        </w:rPr>
-        <w:t>و</w:t>
-      </w:r>
-      <w:r>
-        <w:rPr/>
-        <w:t>126</w:t>
-      </w:r>
-      <w:r>
-        <w:rPr>
-          <w:rtl w:val="true"/>
-        </w:rPr>
-        <w:t xml:space="preserve"> </w:t>
-      </w:r>
-      <w:r>
-        <w:rPr>
-          <w:rtl w:val="true"/>
-        </w:rPr>
-        <w:t>و</w:t>
-      </w:r>
-      <w:r>
-        <w:rPr/>
-        <w:t>182</w:t>
-      </w:r>
-      <w:r>
-        <w:rPr>
-          <w:rtl w:val="true"/>
-        </w:rPr>
-        <w:t>)</w:t>
-      </w:r>
-      <w:r>
-        <w:rPr>
-          <w:rtl w:val="true"/>
-        </w:rPr>
-        <w:t xml:space="preserve">، ويستغرق ذلك نحو </w:t>
-      </w:r>
-      <w:r>
-        <w:rPr/>
-        <w:t>28</w:t>
-      </w:r>
-      <w:r>
-        <w:rPr>
-          <w:rtl w:val="true"/>
-        </w:rPr>
-        <w:t xml:space="preserve"> </w:t>
-      </w:r>
-      <w:r>
-        <w:rPr>
-          <w:rtl w:val="true"/>
-        </w:rPr>
-        <w:t xml:space="preserve">ثانية كاملة، ويصبح اليوم </w:t>
-      </w:r>
-      <w:r>
-        <w:rPr/>
-        <w:t>75</w:t>
-      </w:r>
-      <w:r>
-        <w:rPr>
-          <w:rtl w:val="true"/>
-        </w:rPr>
-        <w:t xml:space="preserve"> </w:t>
-      </w:r>
-      <w:r>
-        <w:rPr>
-          <w:rtl w:val="true"/>
-        </w:rPr>
-        <w:t xml:space="preserve">جاهزاً بعد نحو </w:t>
-      </w:r>
-      <w:r>
-        <w:rPr/>
-        <w:t>12</w:t>
-      </w:r>
-      <w:r>
-        <w:rPr>
-          <w:rtl w:val="true"/>
-        </w:rPr>
-        <w:t xml:space="preserve"> </w:t>
-      </w:r>
-      <w:r>
-        <w:rPr>
-          <w:rtl w:val="true"/>
-        </w:rPr>
-        <w:t>ثانية</w:t>
-      </w:r>
-      <w:r>
-        <w:rPr>
-          <w:rtl w:val="true"/>
-        </w:rPr>
-        <w:t xml:space="preserve">. </w:t>
-      </w:r>
-      <w:r>
-        <w:rPr>
-          <w:rtl w:val="true"/>
-        </w:rPr>
-        <w:t xml:space="preserve">الخيار </w:t>
-      </w:r>
-      <w:r>
-        <w:rPr>
-          <w:rStyle w:val="VerbatimChar"/>
-          <w:rtl w:val="true"/>
-        </w:rPr>
-        <w:t>--</w:t>
-      </w:r>
-      <w:r>
-        <w:rPr>
-          <w:rStyle w:val="VerbatimChar"/>
-        </w:rPr>
-        <w:t>warm-weekly</w:t>
+        <w:t>--warm-weekly‎</w:t>
       </w:r>
       <w:r>
         <w:rPr>
@@ -5452,7 +5480,13 @@
         <w:rPr>
           <w:rStyle w:val="VerbatimChar"/>
         </w:rPr>
-        <w:t>warm.state</w:t>
+        <w:t>‎</w:t>
+      </w:r>
+      <w:r>
+        <w:rPr>
+          <w:rStyle w:val="VerbatimChar"/>
+        </w:rPr>
+        <w:t>warm.state‎</w:t>
       </w:r>
       <w:r>
         <w:rPr>
@@ -5464,7 +5498,7 @@
         <w:rPr>
           <w:rStyle w:val="VerbatimChar"/>
         </w:rPr>
-        <w:t>pending</w:t>
+        <w:t>‎pending‎</w:t>
       </w:r>
       <w:r>
         <w:rPr>
@@ -5482,7 +5516,13 @@
         <w:rPr>
           <w:rStyle w:val="VerbatimChar"/>
         </w:rPr>
-        <w:t>running</w:t>
+        <w:t>‎</w:t>
+      </w:r>
+      <w:r>
+        <w:rPr>
+          <w:rStyle w:val="VerbatimChar"/>
+        </w:rPr>
+        <w:t>running‎</w:t>
       </w:r>
       <w:r>
         <w:rPr>
@@ -5500,7 +5540,13 @@
         <w:rPr>
           <w:rStyle w:val="VerbatimChar"/>
         </w:rPr>
-        <w:t>done</w:t>
+        <w:t>‎</w:t>
+      </w:r>
+      <w:r>
+        <w:rPr>
+          <w:rStyle w:val="VerbatimChar"/>
+        </w:rPr>
+        <w:t>done‎</w:t>
       </w:r>
       <w:r>
         <w:rPr>
@@ -5518,7 +5564,13 @@
         <w:rPr>
           <w:rStyle w:val="VerbatimChar"/>
         </w:rPr>
-        <w:t>failed</w:t>
+        <w:t>‎</w:t>
+      </w:r>
+      <w:r>
+        <w:rPr>
+          <w:rStyle w:val="VerbatimChar"/>
+        </w:rPr>
+        <w:t>failed‎</w:t>
       </w:r>
       <w:r>
         <w:rPr>
@@ -5611,14 +5663,13 @@
         <w:rPr>
           <w:rStyle w:val="VerbatimChar"/>
         </w:rPr>
-        <w:t>http://127.0.0.1:8000</w:t>
+        <w:t>‎</w:t>
       </w:r>
       <w:r>
         <w:rPr>
           <w:rStyle w:val="VerbatimChar"/>
-          <w:rtl w:val="true"/>
-        </w:rPr>
-        <w:t>/</w:t>
+        </w:rPr>
+        <w:t>http://127.0.0.1:8000/‎</w:t>
       </w:r>
       <w:r>
         <w:rPr>
@@ -5793,40 +5844,38 @@
       <w:r>
         <w:rPr>
           <w:rStyle w:val="VerbatimChar"/>
-          <w:rtl w:val="true"/>
-        </w:rPr>
-        <w:t>/</w:t>
+        </w:rPr>
+        <w:t>‎</w:t>
       </w:r>
       <w:r>
         <w:rPr>
           <w:rStyle w:val="VerbatimChar"/>
         </w:rPr>
-        <w:t>api/instructor</w:t>
+        <w:t>/api/instructor/*‎</w:t>
+      </w:r>
+      <w:r>
+        <w:rPr>
+          <w:rtl w:val="true"/>
+        </w:rPr>
+        <w:t xml:space="preserve"> </w:t>
+      </w:r>
+      <w:r>
+        <w:rPr>
+          <w:rtl w:val="true"/>
+        </w:rPr>
+        <w:t xml:space="preserve">ترد بالخطأ </w:t>
       </w:r>
       <w:r>
         <w:rPr>
           <w:rStyle w:val="VerbatimChar"/>
-          <w:rtl w:val="true"/>
-        </w:rPr>
-        <w:t>/*</w:t>
-      </w:r>
-      <w:r>
-        <w:rPr>
-          <w:rtl w:val="true"/>
-        </w:rPr>
-        <w:t xml:space="preserve"> </w:t>
-      </w:r>
-      <w:r>
-        <w:rPr>
-          <w:rtl w:val="true"/>
-        </w:rPr>
-        <w:t xml:space="preserve">ترد بالخطأ </w:t>
+        </w:rPr>
+        <w:t>‎</w:t>
       </w:r>
       <w:r>
         <w:rPr>
           <w:rStyle w:val="VerbatimChar"/>
         </w:rPr>
-        <w:t>instructor_disabled</w:t>
+        <w:t>instructor_disabled‎</w:t>
       </w:r>
       <w:r>
         <w:rPr>
@@ -6086,10 +6135,9 @@
               <w:rPr>
                 <w:rStyle w:val="VerbatimChar"/>
                 <w:kern w:val="0"/>
-                <w:rtl w:val="true"/>
-                <w:lang w:val="en-US" w:eastAsia="en-US" w:bidi="ar-SA"/>
-              </w:rPr>
-              <w:t>--</w:t>
+                <w:lang w:val="en-US" w:eastAsia="en-US" w:bidi="ar-SA"/>
+              </w:rPr>
+              <w:t>‎</w:t>
             </w:r>
             <w:r>
               <w:rPr>
@@ -6097,7 +6145,7 @@
                 <w:kern w:val="0"/>
                 <w:lang w:val="en-US" w:eastAsia="en-US" w:bidi="ar-SA"/>
               </w:rPr>
-              <w:t>host 127.0.0.1</w:t>
+              <w:t>--host 127.0.0.1‎</w:t>
             </w:r>
           </w:p>
         </w:tc>
@@ -6185,10 +6233,9 @@
               <w:rPr>
                 <w:rStyle w:val="VerbatimChar"/>
                 <w:kern w:val="0"/>
-                <w:rtl w:val="true"/>
-                <w:lang w:val="en-US" w:eastAsia="en-US" w:bidi="ar-SA"/>
-              </w:rPr>
-              <w:t>--</w:t>
+                <w:lang w:val="en-US" w:eastAsia="en-US" w:bidi="ar-SA"/>
+              </w:rPr>
+              <w:t>‎</w:t>
             </w:r>
             <w:r>
               <w:rPr>
@@ -6196,7 +6243,7 @@
                 <w:kern w:val="0"/>
                 <w:lang w:val="en-US" w:eastAsia="en-US" w:bidi="ar-SA"/>
               </w:rPr>
-              <w:t>port 8001</w:t>
+              <w:t>--port 8001‎</w:t>
             </w:r>
           </w:p>
         </w:tc>
@@ -6284,10 +6331,9 @@
               <w:rPr>
                 <w:rStyle w:val="VerbatimChar"/>
                 <w:kern w:val="0"/>
-                <w:rtl w:val="true"/>
-                <w:lang w:val="en-US" w:eastAsia="en-US" w:bidi="ar-SA"/>
-              </w:rPr>
-              <w:t>--</w:t>
+                <w:lang w:val="en-US" w:eastAsia="en-US" w:bidi="ar-SA"/>
+              </w:rPr>
+              <w:t>‎</w:t>
             </w:r>
             <w:r>
               <w:rPr>
@@ -6295,7 +6341,7 @@
                 <w:kern w:val="0"/>
                 <w:lang w:val="en-US" w:eastAsia="en-US" w:bidi="ar-SA"/>
               </w:rPr>
-              <w:t>warm-presentation BBB_2013J</w:t>
+              <w:t>--warm-presentation BBB_2013J‎</w:t>
             </w:r>
           </w:p>
         </w:tc>
@@ -6360,10 +6406,9 @@
               <w:rPr>
                 <w:rStyle w:val="VerbatimChar"/>
                 <w:kern w:val="0"/>
-                <w:rtl w:val="true"/>
-                <w:lang w:val="en-US" w:eastAsia="en-US" w:bidi="ar-SA"/>
-              </w:rPr>
-              <w:t>--</w:t>
+                <w:lang w:val="en-US" w:eastAsia="en-US" w:bidi="ar-SA"/>
+              </w:rPr>
+              <w:t>‎</w:t>
             </w:r>
             <w:r>
               <w:rPr>
@@ -6371,7 +6416,7 @@
                 <w:kern w:val="0"/>
                 <w:lang w:val="en-US" w:eastAsia="en-US" w:bidi="ar-SA"/>
               </w:rPr>
-              <w:t>warm-days 75,126</w:t>
+              <w:t>--warm-days 75,126‎</w:t>
             </w:r>
           </w:p>
         </w:tc>
@@ -6436,10 +6481,9 @@
               <w:rPr>
                 <w:rStyle w:val="VerbatimChar"/>
                 <w:kern w:val="0"/>
-                <w:rtl w:val="true"/>
-                <w:lang w:val="en-US" w:eastAsia="en-US" w:bidi="ar-SA"/>
-              </w:rPr>
-              <w:t>--</w:t>
+                <w:lang w:val="en-US" w:eastAsia="en-US" w:bidi="ar-SA"/>
+              </w:rPr>
+              <w:t>‎</w:t>
             </w:r>
             <w:r>
               <w:rPr>
@@ -6447,7 +6491,7 @@
                 <w:kern w:val="0"/>
                 <w:lang w:val="en-US" w:eastAsia="en-US" w:bidi="ar-SA"/>
               </w:rPr>
-              <w:t>log-level debug</w:t>
+              <w:t>--log-level debug‎</w:t>
             </w:r>
           </w:p>
         </w:tc>
@@ -6603,7 +6647,7 @@
         <w:bidi w:val="1"/>
         <w:rPr/>
       </w:pPr>
-      <w:bookmarkStart w:id="18" w:name="__RefHeading___Toc2450_5898764"/>
+      <w:bookmarkStart w:id="18" w:name="__RefHeading___Toc2445_3553792858"/>
       <w:bookmarkStart w:id="19" w:name="وضع-المحاكاة-بلا-خادم"/>
       <w:bookmarkEnd w:id="18"/>
       <w:r>
@@ -6779,14 +6823,13 @@
         <w:rPr>
           <w:rStyle w:val="VerbatimChar"/>
         </w:rPr>
-        <w:t>http://127.0.0.1:8000</w:t>
+        <w:t>‎</w:t>
       </w:r>
       <w:r>
         <w:rPr>
           <w:rStyle w:val="VerbatimChar"/>
-          <w:rtl w:val="true"/>
-        </w:rPr>
-        <w:t>/</w:t>
+        </w:rPr>
+        <w:t>http://127.0.0.1:8000/‎</w:t>
       </w:r>
       <w:r>
         <w:rPr>
@@ -6804,7 +6847,13 @@
         <w:rPr>
           <w:rStyle w:val="VerbatimChar"/>
         </w:rPr>
-        <w:t>GET /api/health</w:t>
+        <w:t>‎</w:t>
+      </w:r>
+      <w:r>
+        <w:rPr>
+          <w:rStyle w:val="VerbatimChar"/>
+        </w:rPr>
+        <w:t>GET /api/health‎</w:t>
       </w:r>
       <w:r>
         <w:rPr>
@@ -6890,15 +6939,14 @@
       <w:r>
         <w:rPr>
           <w:rStyle w:val="VerbatimChar"/>
-          <w:rtl w:val="true"/>
-        </w:rPr>
-        <w:t>?</w:t>
+        </w:rPr>
+        <w:t>‎</w:t>
       </w:r>
       <w:r>
         <w:rPr>
           <w:rStyle w:val="VerbatimChar"/>
         </w:rPr>
-        <w:t>mock=1</w:t>
+        <w:t>?mock=1‎</w:t>
       </w:r>
       <w:r>
         <w:rPr>
@@ -6928,7 +6976,13 @@
         <w:rPr>
           <w:rStyle w:val="VerbatimChar"/>
         </w:rPr>
-        <w:t>sessionStorage</w:t>
+        <w:t>‎</w:t>
+      </w:r>
+      <w:r>
+        <w:rPr>
+          <w:rStyle w:val="VerbatimChar"/>
+        </w:rPr>
+        <w:t>sessionStorage‎</w:t>
       </w:r>
       <w:r>
         <w:rPr>
@@ -6950,15 +7004,14 @@
       <w:r>
         <w:rPr>
           <w:rStyle w:val="VerbatimChar"/>
-          <w:rtl w:val="true"/>
-        </w:rPr>
-        <w:t>?</w:t>
+        </w:rPr>
+        <w:t>‎</w:t>
       </w:r>
       <w:r>
         <w:rPr>
           <w:rStyle w:val="VerbatimChar"/>
         </w:rPr>
-        <w:t>mock=0</w:t>
+        <w:t>?mock=0‎</w:t>
       </w:r>
       <w:r>
         <w:rPr>
@@ -7035,7 +7088,13 @@
         <w:rPr>
           <w:rStyle w:val="VerbatimChar"/>
         </w:rPr>
-        <w:t>BBB_2013J</w:t>
+        <w:t>‎</w:t>
+      </w:r>
+      <w:r>
+        <w:rPr>
+          <w:rStyle w:val="VerbatimChar"/>
+        </w:rPr>
+        <w:t>BBB_2013J‎</w:t>
       </w:r>
       <w:r>
         <w:rPr>
@@ -7047,7 +7106,13 @@
         <w:rPr>
           <w:rStyle w:val="VerbatimChar"/>
         </w:rPr>
-        <w:t>FFF_2013J</w:t>
+        <w:t>‎</w:t>
+      </w:r>
+      <w:r>
+        <w:rPr>
+          <w:rStyle w:val="VerbatimChar"/>
+        </w:rPr>
+        <w:t>FFF_2013J‎</w:t>
       </w:r>
       <w:r>
         <w:rPr>
@@ -7065,7 +7130,13 @@
         <w:rPr>
           <w:rStyle w:val="VerbatimChar"/>
         </w:rPr>
-        <w:t>BBB_2014J</w:t>
+        <w:t>‎</w:t>
+      </w:r>
+      <w:r>
+        <w:rPr>
+          <w:rStyle w:val="VerbatimChar"/>
+        </w:rPr>
+        <w:t>BBB_2014J‎</w:t>
       </w:r>
       <w:r>
         <w:rPr>
@@ -7109,8 +7180,8 @@
         <w:bidi w:val="1"/>
         <w:rPr/>
       </w:pPr>
-      <w:bookmarkStart w:id="20" w:name="__RefHeading___Toc2452_5898764"/>
-      <w:bookmarkStart w:id="21" w:name="لقطات-الشاشة"/>
+      <w:bookmarkStart w:id="20" w:name="__RefHeading___Toc2447_3553792858"/>
+      <w:bookmarkStart w:id="21" w:name="صور-الشاشة"/>
       <w:bookmarkEnd w:id="20"/>
       <w:r>
         <w:rPr/>
@@ -7126,7 +7197,7 @@
         <w:rPr>
           <w:rtl w:val="true"/>
         </w:rPr>
-        <w:t>لقطات الشاشة</w:t>
+        <w:t>صور الشاشة</w:t>
       </w:r>
     </w:p>
     <w:p>
@@ -7139,7 +7210,7 @@
         <w:rPr>
           <w:rtl w:val="true"/>
         </w:rPr>
-        <w:t>تُلتقط اللقطات بمتصفح حقيقي على خادم حي</w:t>
+        <w:t>تُلتقط صور الشاشة بمتصفح حقيقي على خادم حي</w:t>
       </w:r>
       <w:r>
         <w:rPr>
@@ -7238,20 +7309,19 @@
         <w:rPr>
           <w:rtl w:val="true"/>
         </w:rPr>
-        <w:t xml:space="preserve">تُحفظ اللقطات في </w:t>
+        <w:t xml:space="preserve">تُحفظ صور الشاشة في </w:t>
       </w:r>
       <w:r>
         <w:rPr>
           <w:rStyle w:val="VerbatimChar"/>
         </w:rPr>
-        <w:t>deliverables/05-user-guide/screenshots</w:t>
+        <w:t>‎</w:t>
       </w:r>
       <w:r>
         <w:rPr>
           <w:rStyle w:val="VerbatimChar"/>
-          <w:rtl w:val="true"/>
-        </w:rPr>
-        <w:t>/</w:t>
+        </w:rPr>
+        <w:t>deliverables/05-user-guide/screenshots/‎</w:t>
       </w:r>
       <w:r>
         <w:rPr>
@@ -7269,51 +7339,13 @@
         <w:rPr>
           <w:rStyle w:val="VerbatimChar"/>
         </w:rPr>
-        <w:t>live</w:t>
+        <w:t>‎</w:t>
       </w:r>
       <w:r>
         <w:rPr>
           <w:rStyle w:val="VerbatimChar"/>
-          <w:rtl w:val="true"/>
-        </w:rPr>
-        <w:t>-</w:t>
-      </w:r>
-      <w:r>
-        <w:rPr>
-          <w:rtl w:val="true"/>
-        </w:rPr>
-        <w:t xml:space="preserve">. </w:t>
-      </w:r>
-      <w:r>
-        <w:rPr>
-          <w:rtl w:val="true"/>
-        </w:rPr>
-        <w:t xml:space="preserve">اللقطات الأقدم بالبادئة </w:t>
-      </w:r>
-      <w:r>
-        <w:rPr>
-          <w:rStyle w:val="VerbatimChar"/>
-        </w:rPr>
-        <w:t>0x</w:t>
-      </w:r>
-      <w:r>
-        <w:rPr>
-          <w:rStyle w:val="VerbatimChar"/>
-          <w:rtl w:val="true"/>
-        </w:rPr>
-        <w:t>-</w:t>
-      </w:r>
-      <w:r>
-        <w:rPr>
-          <w:rtl w:val="true"/>
-        </w:rPr>
-        <w:t xml:space="preserve"> </w:t>
-      </w:r>
-      <w:r>
-        <w:rPr>
-          <w:rtl w:val="true"/>
-        </w:rPr>
-        <w:t>من وضع المحاكاة قديمة ولا يعتمد عليها هذا الدليل</w:t>
+        </w:rPr>
+        <w:t>live-‎</w:t>
       </w:r>
       <w:r>
         <w:rPr>
@@ -7329,7 +7361,7 @@
         <w:bidi w:val="1"/>
         <w:rPr/>
       </w:pPr>
-      <w:bookmarkStart w:id="22" w:name="__RefHeading___Toc2454_5898764"/>
+      <w:bookmarkStart w:id="22" w:name="__RefHeading___Toc2449_3553792858"/>
       <w:bookmarkStart w:id="23" w:name="استكشاف-الأخطاء-الشائعة"/>
       <w:bookmarkEnd w:id="22"/>
       <w:r>
@@ -7598,18 +7630,9 @@
               <w:rPr>
                 <w:rStyle w:val="VerbatimChar"/>
                 <w:kern w:val="0"/>
-                <w:rtl w:val="true"/>
-                <w:lang w:val="en-US" w:eastAsia="en-US" w:bidi="ar-SA"/>
-              </w:rPr>
-              <w:t>--</w:t>
-            </w:r>
-            <w:r>
-              <w:rPr>
-                <w:rStyle w:val="VerbatimChar"/>
-                <w:kern w:val="0"/>
-                <w:lang w:val="en-US" w:eastAsia="en-US" w:bidi="ar-SA"/>
-              </w:rPr>
-              <w:t>port 8001</w:t>
+                <w:lang w:val="en-US" w:eastAsia="en-US" w:bidi="ar-SA"/>
+              </w:rPr>
+              <w:t>‎--port 8001‎</w:t>
             </w:r>
           </w:p>
         </w:tc>
@@ -7652,24 +7675,15 @@
                 <w:kern w:val="0"/>
                 <w:lang w:val="en-US" w:eastAsia="en-US" w:bidi="ar-SA"/>
               </w:rPr>
-              <w:t>503</w:t>
+              <w:t>‎</w:t>
             </w:r>
             <w:r>
               <w:rPr>
                 <w:rStyle w:val="VerbatimChar"/>
                 <w:kern w:val="0"/>
-                <w:rtl w:val="true"/>
-                <w:lang w:val="en-US" w:eastAsia="en-US" w:bidi="ar-SA"/>
-              </w:rPr>
-              <w:t xml:space="preserve"> </w:t>
-            </w:r>
-            <w:r>
-              <w:rPr>
-                <w:rStyle w:val="VerbatimChar"/>
-                <w:kern w:val="0"/>
-                <w:lang w:val="en-US" w:eastAsia="en-US" w:bidi="ar-SA"/>
-              </w:rPr>
-              <w:t>artifacts_missing</w:t>
+                <w:lang w:val="en-US" w:eastAsia="en-US" w:bidi="ar-SA"/>
+              </w:rPr>
+              <w:t>503 artifacts_missing‎</w:t>
             </w:r>
           </w:p>
         </w:tc>
@@ -7741,16 +7755,15 @@
                 <w:kern w:val="0"/>
                 <w:lang w:val="en-US" w:eastAsia="en-US" w:bidi="ar-SA"/>
               </w:rPr>
-              <w:t>data/raw/oulad</w:t>
+              <w:t>‎</w:t>
             </w:r>
             <w:r>
               <w:rPr>
                 <w:rStyle w:val="VerbatimChar"/>
                 <w:kern w:val="0"/>
-                <w:rtl w:val="true"/>
-                <w:lang w:val="en-US" w:eastAsia="en-US" w:bidi="ar-SA"/>
-              </w:rPr>
-              <w:t>/</w:t>
+                <w:lang w:val="en-US" w:eastAsia="en-US" w:bidi="ar-SA"/>
+              </w:rPr>
+              <w:t>data/raw/oulad/‎</w:t>
             </w:r>
             <w:r>
               <w:rPr>
@@ -7774,16 +7787,15 @@
                 <w:kern w:val="0"/>
                 <w:lang w:val="en-US" w:eastAsia="en-US" w:bidi="ar-SA"/>
               </w:rPr>
-              <w:t>data/cache</w:t>
+              <w:t>‎</w:t>
             </w:r>
             <w:r>
               <w:rPr>
                 <w:rStyle w:val="VerbatimChar"/>
                 <w:kern w:val="0"/>
-                <w:rtl w:val="true"/>
-                <w:lang w:val="en-US" w:eastAsia="en-US" w:bidi="ar-SA"/>
-              </w:rPr>
-              <w:t>/</w:t>
+                <w:lang w:val="en-US" w:eastAsia="en-US" w:bidi="ar-SA"/>
+              </w:rPr>
+              <w:t>data/cache/‎</w:t>
             </w:r>
             <w:r>
               <w:rPr>
@@ -7807,16 +7819,15 @@
                 <w:kern w:val="0"/>
                 <w:lang w:val="en-US" w:eastAsia="en-US" w:bidi="ar-SA"/>
               </w:rPr>
-              <w:t>artifacts</w:t>
+              <w:t>‎</w:t>
             </w:r>
             <w:r>
               <w:rPr>
                 <w:rStyle w:val="VerbatimChar"/>
                 <w:kern w:val="0"/>
-                <w:rtl w:val="true"/>
-                <w:lang w:val="en-US" w:eastAsia="en-US" w:bidi="ar-SA"/>
-              </w:rPr>
-              <w:t>/</w:t>
+                <w:lang w:val="en-US" w:eastAsia="en-US" w:bidi="ar-SA"/>
+              </w:rPr>
+              <w:t>artifacts/‎</w:t>
             </w:r>
             <w:r>
               <w:rPr>
@@ -7832,7 +7843,15 @@
                 <w:kern w:val="0"/>
                 <w:lang w:val="en-US" w:eastAsia="en-US" w:bidi="ar-SA"/>
               </w:rPr>
-              <w:t>src/ml/README.md</w:t>
+              <w:t>‎</w:t>
+            </w:r>
+            <w:r>
+              <w:rPr>
+                <w:rStyle w:val="VerbatimChar"/>
+                <w:kern w:val="0"/>
+                <w:lang w:val="en-US" w:eastAsia="en-US" w:bidi="ar-SA"/>
+              </w:rPr>
+              <w:t>src/ml/README.md‎</w:t>
             </w:r>
             <w:r>
               <w:rPr>
@@ -8001,7 +8020,15 @@
                 <w:kern w:val="0"/>
                 <w:lang w:val="en-US" w:eastAsia="en-US" w:bidi="ar-SA"/>
               </w:rPr>
-              <w:t>GET /api/health</w:t>
+              <w:t>‎</w:t>
+            </w:r>
+            <w:r>
+              <w:rPr>
+                <w:rStyle w:val="VerbatimChar"/>
+                <w:kern w:val="0"/>
+                <w:lang w:val="en-US" w:eastAsia="en-US" w:bidi="ar-SA"/>
+              </w:rPr>
+              <w:t>GET /api/health‎</w:t>
             </w:r>
             <w:r>
               <w:rPr>
@@ -8092,16 +8119,15 @@
                 <w:kern w:val="0"/>
                 <w:lang w:val="en-US" w:eastAsia="en-US" w:bidi="ar-SA"/>
               </w:rPr>
-              <w:t>dist</w:t>
+              <w:t>‎</w:t>
             </w:r>
             <w:r>
               <w:rPr>
                 <w:rStyle w:val="VerbatimChar"/>
                 <w:kern w:val="0"/>
-                <w:rtl w:val="true"/>
-                <w:lang w:val="en-US" w:eastAsia="en-US" w:bidi="ar-SA"/>
-              </w:rPr>
-              <w:t>/</w:t>
+                <w:lang w:val="en-US" w:eastAsia="en-US" w:bidi="ar-SA"/>
+              </w:rPr>
+              <w:t>dist/‎</w:t>
             </w:r>
             <w:r>
               <w:rPr>
@@ -8157,7 +8183,15 @@
                 <w:kern w:val="0"/>
                 <w:lang w:val="en-US" w:eastAsia="en-US" w:bidi="ar-SA"/>
               </w:rPr>
-              <w:t>bash src/frontend/build.sh</w:t>
+              <w:t>‎</w:t>
+            </w:r>
+            <w:r>
+              <w:rPr>
+                <w:rStyle w:val="VerbatimChar"/>
+                <w:kern w:val="0"/>
+                <w:lang w:val="en-US" w:eastAsia="en-US" w:bidi="ar-SA"/>
+              </w:rPr>
+              <w:t>bash src/frontend/build.sh‎</w:t>
             </w:r>
           </w:p>
         </w:tc>
@@ -8364,10 +8398,9 @@
               <w:rPr>
                 <w:rStyle w:val="VerbatimChar"/>
                 <w:kern w:val="0"/>
-                <w:rtl w:val="true"/>
-                <w:lang w:val="en-US" w:eastAsia="en-US" w:bidi="ar-SA"/>
-              </w:rPr>
-              <w:t>--</w:t>
+                <w:lang w:val="en-US" w:eastAsia="en-US" w:bidi="ar-SA"/>
+              </w:rPr>
+              <w:t>‎</w:t>
             </w:r>
             <w:r>
               <w:rPr>
@@ -8375,7 +8408,7 @@
                 <w:kern w:val="0"/>
                 <w:lang w:val="en-US" w:eastAsia="en-US" w:bidi="ar-SA"/>
               </w:rPr>
-              <w:t>warm</w:t>
+              <w:t>--warm‎</w:t>
             </w:r>
             <w:r>
               <w:rPr>
@@ -8528,10 +8561,9 @@
               <w:rPr>
                 <w:rStyle w:val="VerbatimChar"/>
                 <w:kern w:val="0"/>
-                <w:rtl w:val="true"/>
-                <w:lang w:val="en-US" w:eastAsia="en-US" w:bidi="ar-SA"/>
-              </w:rPr>
-              <w:t>?</w:t>
+                <w:lang w:val="en-US" w:eastAsia="en-US" w:bidi="ar-SA"/>
+              </w:rPr>
+              <w:t>‎</w:t>
             </w:r>
             <w:r>
               <w:rPr>
@@ -8539,7 +8571,7 @@
                 <w:kern w:val="0"/>
                 <w:lang w:val="en-US" w:eastAsia="en-US" w:bidi="ar-SA"/>
               </w:rPr>
-              <w:t>mock=0</w:t>
+              <w:t>?mock=0‎</w:t>
             </w:r>
           </w:p>
         </w:tc>
@@ -8619,10 +8651,9 @@
               <w:rPr>
                 <w:rStyle w:val="VerbatimChar"/>
                 <w:kern w:val="0"/>
-                <w:rtl w:val="true"/>
-                <w:lang w:val="en-US" w:eastAsia="en-US" w:bidi="ar-SA"/>
-              </w:rPr>
-              <w:t>--</w:t>
+                <w:lang w:val="en-US" w:eastAsia="en-US" w:bidi="ar-SA"/>
+              </w:rPr>
+              <w:t>‎</w:t>
             </w:r>
             <w:r>
               <w:rPr>
@@ -8630,7 +8661,7 @@
                 <w:kern w:val="0"/>
                 <w:lang w:val="en-US" w:eastAsia="en-US" w:bidi="ar-SA"/>
               </w:rPr>
-              <w:t>no-instructor</w:t>
+              <w:t>--no-instructor‎</w:t>
             </w:r>
           </w:p>
         </w:tc>
@@ -8705,7 +8736,15 @@
                 <w:kern w:val="0"/>
                 <w:lang w:val="en-US" w:eastAsia="en-US" w:bidi="ar-SA"/>
               </w:rPr>
-              <w:t>day_out_of_range</w:t>
+              <w:t>‎</w:t>
+            </w:r>
+            <w:r>
+              <w:rPr>
+                <w:rStyle w:val="VerbatimChar"/>
+                <w:kern w:val="0"/>
+                <w:lang w:val="en-US" w:eastAsia="en-US" w:bidi="ar-SA"/>
+              </w:rPr>
+              <w:t>day_out_of_range‎</w:t>
             </w:r>
           </w:p>
         </w:tc>
@@ -8856,7 +8895,7 @@
         <w:bidi w:val="1"/>
         <w:rPr/>
       </w:pPr>
-      <w:bookmarkStart w:id="26" w:name="__RefHeading___Toc2456_5898764"/>
+      <w:bookmarkStart w:id="26" w:name="__RefHeading___Toc2451_3553792858"/>
       <w:bookmarkStart w:id="27" w:name="دليل-المتعلم"/>
       <w:bookmarkEnd w:id="26"/>
       <w:r>
@@ -8927,30 +8966,6 @@
         </w:rPr>
         <w:t>من هذا المقرر؟</w:t>
       </w:r>
-      <w:r>
-        <w:rPr>
-          <w:rtl w:val="true"/>
-        </w:rPr>
-        <w:t xml:space="preserve"> وتجيب عن ثلاثة أسئلة فرعية</w:t>
-      </w:r>
-      <w:r>
-        <w:rPr>
-          <w:rtl w:val="true"/>
-        </w:rPr>
-        <w:t xml:space="preserve">: </w:t>
-      </w:r>
-      <w:r>
-        <w:rPr>
-          <w:rtl w:val="true"/>
-        </w:rPr>
-        <w:t>لماذا، ومنذ متى، وما الذي تغيّر</w:t>
-      </w:r>
-      <w:r>
-        <w:rPr>
-          <w:rtl w:val="true"/>
-        </w:rPr>
-        <w:t>.</w:t>
-      </w:r>
     </w:p>
     <w:p>
       <w:pPr>
@@ -8958,7 +8973,7 @@
         <w:bidi w:val="1"/>
         <w:rPr/>
       </w:pPr>
-      <w:bookmarkStart w:id="28" w:name="__RefHeading___Toc2458_5898764"/>
+      <w:bookmarkStart w:id="28" w:name="__RefHeading___Toc2453_3553792858"/>
       <w:bookmarkStart w:id="29" w:name="الصفحة-الرئيسية"/>
       <w:bookmarkEnd w:id="28"/>
       <w:r>
@@ -9276,7 +9291,7 @@
         <w:rPr>
           <w:rtl w:val="true"/>
         </w:rPr>
-        <w:t xml:space="preserve">بطاقات للعروض التسعة للتطوير، وبطاقة لعرض </w:t>
+        <w:t xml:space="preserve">بطاقات للعروض التسعة للتطوير، وبطاقة واحدة لعرض </w:t>
       </w:r>
       <w:r>
         <w:rPr/>
@@ -9292,7 +9307,17 @@
         <w:rPr>
           <w:rtl w:val="true"/>
         </w:rPr>
-        <w:t xml:space="preserve">تحمل عبارة </w:t>
+        <w:t xml:space="preserve">هي </w:t>
+      </w:r>
+      <w:r>
+        <w:rPr/>
+        <w:t>BBB_2014J</w:t>
+      </w:r>
+      <w:r>
+        <w:rPr>
+          <w:rtl w:val="true"/>
+        </w:rPr>
+        <w:t xml:space="preserve">، تحمل عبارة </w:t>
       </w:r>
       <w:r>
         <w:rPr>
@@ -9304,13 +9329,101 @@
         <w:rPr>
           <w:rtl w:val="true"/>
         </w:rPr>
+        <w:t xml:space="preserve">تأكيدي </w:t>
+      </w:r>
+      <w:r>
+        <w:rPr/>
+        <w:t>2014</w:t>
+      </w:r>
+      <w:r>
+        <w:rPr>
+          <w:rtl w:val="true"/>
+        </w:rPr>
+        <w:t xml:space="preserve"> (</w:t>
+      </w:r>
+      <w:r>
+        <w:rPr>
+          <w:rtl w:val="true"/>
+        </w:rPr>
         <w:t>مقفل حتى النشر</w:t>
       </w:r>
       <w:r>
         <w:rPr>
           <w:rtl w:val="true"/>
         </w:rPr>
-        <w:t xml:space="preserve">». </w:t>
+        <w:t xml:space="preserve">)» </w:t>
+      </w:r>
+      <w:r>
+        <w:rPr>
+          <w:rtl w:val="true"/>
+        </w:rPr>
+        <w:t xml:space="preserve">وتعرض </w:t>
+      </w:r>
+      <w:r>
+        <w:rPr/>
+        <w:t>0</w:t>
+      </w:r>
+      <w:r>
+        <w:rPr>
+          <w:rtl w:val="true"/>
+        </w:rPr>
+        <w:t xml:space="preserve"> </w:t>
+      </w:r>
+      <w:r>
+        <w:rPr>
+          <w:rtl w:val="true"/>
+        </w:rPr>
+        <w:t>تسجيلاً و</w:t>
+      </w:r>
+      <w:r>
+        <w:rPr/>
+        <w:t>0</w:t>
+      </w:r>
+      <w:r>
+        <w:rPr>
+          <w:rtl w:val="true"/>
+        </w:rPr>
+        <w:t xml:space="preserve"> </w:t>
+      </w:r>
+      <w:r>
+        <w:rPr>
+          <w:rtl w:val="true"/>
+        </w:rPr>
+        <w:t>يوماً</w:t>
+      </w:r>
+      <w:r>
+        <w:rPr>
+          <w:rtl w:val="true"/>
+        </w:rPr>
+        <w:t xml:space="preserve">. </w:t>
+      </w:r>
+      <w:r>
+        <w:rPr>
+          <w:rtl w:val="true"/>
+        </w:rPr>
+        <w:t xml:space="preserve">الواجهة لا تعرض من عروض </w:t>
+      </w:r>
+      <w:r>
+        <w:rPr/>
+        <w:t>2014</w:t>
+      </w:r>
+      <w:r>
+        <w:rPr>
+          <w:rtl w:val="true"/>
+        </w:rPr>
+        <w:t xml:space="preserve"> </w:t>
+      </w:r>
+      <w:r>
+        <w:rPr>
+          <w:rtl w:val="true"/>
+        </w:rPr>
+        <w:t>إلا هذه البطاقة</w:t>
+      </w:r>
+      <w:r>
+        <w:rPr>
+          <w:rtl w:val="true"/>
+        </w:rPr>
+        <w:t xml:space="preserve">. </w:t>
       </w:r>
       <w:r>
         <w:rPr>
@@ -9639,7 +9752,7 @@
         <w:bidi w:val="1"/>
         <w:rPr/>
       </w:pPr>
-      <w:bookmarkStart w:id="30" w:name="__RefHeading___Toc2460_5898764"/>
+      <w:bookmarkStart w:id="30" w:name="__RefHeading___Toc2455_3553792858"/>
       <w:bookmarkStart w:id="31" w:name="شريط-الأيام-ومعنى-العلامات"/>
       <w:bookmarkEnd w:id="30"/>
       <w:r>
@@ -10359,7 +10472,7 @@
                 <w:rtl w:val="true"/>
                 <w:lang w:val="en-US" w:eastAsia="en-US" w:bidi="ar-SA"/>
               </w:rPr>
-              <w:t>قطوع النموذج الثقيل</w:t>
+              <w:t>قطع النموذج</w:t>
             </w:r>
           </w:p>
         </w:tc>
@@ -10398,15 +10511,7 @@
                 <w:rtl w:val="true"/>
                 <w:lang w:val="en-US" w:eastAsia="en-US" w:bidi="ar-SA"/>
               </w:rPr>
-              <w:t xml:space="preserve"> </w:t>
-            </w:r>
-            <w:r>
-              <w:rPr>
-                <w:kern w:val="0"/>
-                <w:rtl w:val="true"/>
-                <w:lang w:val="en-US" w:eastAsia="en-US" w:bidi="ar-SA"/>
-              </w:rPr>
-              <w:t>و</w:t>
+              <w:t xml:space="preserve"> · </w:t>
             </w:r>
             <w:r>
               <w:rPr>
@@ -10421,15 +10526,7 @@
                 <w:rtl w:val="true"/>
                 <w:lang w:val="en-US" w:eastAsia="en-US" w:bidi="ar-SA"/>
               </w:rPr>
-              <w:t xml:space="preserve"> </w:t>
-            </w:r>
-            <w:r>
-              <w:rPr>
-                <w:kern w:val="0"/>
-                <w:rtl w:val="true"/>
-                <w:lang w:val="en-US" w:eastAsia="en-US" w:bidi="ar-SA"/>
-              </w:rPr>
-              <w:t>و</w:t>
+              <w:t xml:space="preserve"> · </w:t>
             </w:r>
             <w:r>
               <w:rPr>
@@ -10468,7 +10565,7 @@
                 <w:rtl w:val="true"/>
                 <w:lang w:val="en-US" w:eastAsia="en-US" w:bidi="ar-SA"/>
               </w:rPr>
-              <w:t xml:space="preserve">الأيام التي دُرّبت عندها المكوّنات الثقيلة، وتظهر في شارة </w:t>
+              <w:t xml:space="preserve">اليوم الذي دُرّبت عنده معاملات المكوّنات الثقيلة، وتظهر في شارة </w:t>
             </w:r>
             <w:r>
               <w:rPr>
@@ -10527,7 +10624,7 @@
                 <w:rtl w:val="true"/>
                 <w:lang w:val="en-US" w:eastAsia="en-US" w:bidi="ar-SA"/>
               </w:rPr>
-              <w:t>قطوع درجة الخطر النسبية</w:t>
+              <w:t>قطع الخطر</w:t>
             </w:r>
           </w:p>
         </w:tc>
@@ -10566,15 +10663,7 @@
                 <w:rtl w:val="true"/>
                 <w:lang w:val="en-US" w:eastAsia="en-US" w:bidi="ar-SA"/>
               </w:rPr>
-              <w:t xml:space="preserve"> </w:t>
-            </w:r>
-            <w:r>
-              <w:rPr>
-                <w:kern w:val="0"/>
-                <w:rtl w:val="true"/>
-                <w:lang w:val="en-US" w:eastAsia="en-US" w:bidi="ar-SA"/>
-              </w:rPr>
-              <w:t>و</w:t>
+              <w:t xml:space="preserve"> · </w:t>
             </w:r>
             <w:r>
               <w:rPr>
@@ -10589,15 +10678,7 @@
                 <w:rtl w:val="true"/>
                 <w:lang w:val="en-US" w:eastAsia="en-US" w:bidi="ar-SA"/>
               </w:rPr>
-              <w:t xml:space="preserve"> </w:t>
-            </w:r>
-            <w:r>
-              <w:rPr>
-                <w:kern w:val="0"/>
-                <w:rtl w:val="true"/>
-                <w:lang w:val="en-US" w:eastAsia="en-US" w:bidi="ar-SA"/>
-              </w:rPr>
-              <w:t>و</w:t>
+              <w:t xml:space="preserve"> · </w:t>
             </w:r>
             <w:r>
               <w:rPr>
@@ -10636,7 +10717,7 @@
                 <w:rtl w:val="true"/>
                 <w:lang w:val="en-US" w:eastAsia="en-US" w:bidi="ar-SA"/>
               </w:rPr>
-              <w:t>الأيام التي دُرّب عندها نموذج الدرجة النسبية</w:t>
+              <w:t>اليوم الذي تُحسب عنده ملامح السلوك لدرجة الخطر النسبية</w:t>
             </w:r>
           </w:p>
         </w:tc>
@@ -11075,7 +11156,7 @@
         <w:bidi w:val="1"/>
         <w:rPr/>
       </w:pPr>
-      <w:bookmarkStart w:id="32" w:name="__RefHeading___Toc2462_5898764"/>
+      <w:bookmarkStart w:id="32" w:name="__RefHeading___Toc2457_3553792858"/>
       <w:bookmarkStart w:id="33" w:name="شريط-السياق"/>
       <w:bookmarkEnd w:id="32"/>
       <w:r>
@@ -11553,7 +11634,7 @@
         <w:bidi w:val="1"/>
         <w:rPr/>
       </w:pPr>
-      <w:bookmarkStart w:id="34" w:name="__RefHeading___Toc2464_5898764"/>
+      <w:bookmarkStart w:id="34" w:name="__RefHeading___Toc2459_3553792858"/>
       <w:bookmarkStart w:id="35" w:name="قراءة-بطاقة-التوصية"/>
       <w:bookmarkEnd w:id="34"/>
       <w:r>
@@ -11783,7 +11864,7 @@
         <w:rPr>
           <w:rStyle w:val="VerbatimChar"/>
         </w:rPr>
-        <w:t>id_site</w:t>
+        <w:t>‎id_site‎</w:t>
       </w:r>
       <w:r>
         <w:rPr>
@@ -12423,7 +12504,7 @@
         <w:bidi w:val="1"/>
         <w:rPr/>
       </w:pPr>
-      <w:bookmarkStart w:id="36" w:name="__RefHeading___Toc2466_5898764"/>
+      <w:bookmarkStart w:id="36" w:name="__RefHeading___Toc2461_3553792858"/>
       <w:bookmarkStart w:id="37" w:name="نافذة-لماذا"/>
       <w:bookmarkEnd w:id="36"/>
       <w:r>
@@ -13092,7 +13173,7 @@
         <w:bidi w:val="1"/>
         <w:rPr/>
       </w:pPr>
-      <w:bookmarkStart w:id="38" w:name="__RefHeading___Toc2468_5898764"/>
+      <w:bookmarkStart w:id="38" w:name="__RefHeading___Toc2463_3553792858"/>
       <w:bookmarkStart w:id="39" w:name="شارة-تاريخ-النموذج"/>
       <w:bookmarkEnd w:id="38"/>
       <w:r>
@@ -13485,7 +13566,7 @@
         <w:bidi w:val="1"/>
         <w:rPr/>
       </w:pPr>
-      <w:bookmarkStart w:id="40" w:name="__RefHeading___Toc2470_5898764"/>
+      <w:bookmarkStart w:id="40" w:name="__RefHeading___Toc2465_3553792858"/>
       <w:bookmarkStart w:id="41" w:name="حالة-قبل-أول-قطع"/>
       <w:bookmarkEnd w:id="40"/>
       <w:r>
@@ -13749,7 +13830,7 @@
         <w:bidi w:val="1"/>
         <w:rPr/>
       </w:pPr>
-      <w:bookmarkStart w:id="42" w:name="__RefHeading___Toc2472_5898764"/>
+      <w:bookmarkStart w:id="42" w:name="__RefHeading___Toc2467_3553792858"/>
       <w:bookmarkStart w:id="43" w:name="حالة-بلا-نشاط-سابق"/>
       <w:bookmarkEnd w:id="42"/>
       <w:r>
@@ -13859,7 +13940,7 @@
         <w:bidi w:val="1"/>
         <w:rPr/>
       </w:pPr>
-      <w:bookmarkStart w:id="44" w:name="__RefHeading___Toc2474_5898764"/>
+      <w:bookmarkStart w:id="44" w:name="__RefHeading___Toc2469_3553792858"/>
       <w:bookmarkStart w:id="45" w:name="نشاطي-في-آخر-28-يوما"/>
       <w:bookmarkEnd w:id="44"/>
       <w:r>
@@ -14200,7 +14281,7 @@
         <w:bidi w:val="1"/>
         <w:rPr/>
       </w:pPr>
-      <w:bookmarkStart w:id="46" w:name="__RefHeading___Toc2476_5898764"/>
+      <w:bookmarkStart w:id="46" w:name="__RefHeading___Toc2471_3553792858"/>
       <w:bookmarkStart w:id="47" w:name="ما-لا-تعرضه-صفحة-المتعلم"/>
       <w:bookmarkEnd w:id="46"/>
       <w:r>
@@ -14408,7 +14489,7 @@
         <w:bidi w:val="1"/>
         <w:rPr/>
       </w:pPr>
-      <w:bookmarkStart w:id="48" w:name="__RefHeading___Toc2478_5898764"/>
+      <w:bookmarkStart w:id="48" w:name="__RefHeading___Toc2473_3553792858"/>
       <w:bookmarkStart w:id="49" w:name="حالة-منسحب"/>
       <w:bookmarkEnd w:id="48"/>
       <w:r>
@@ -14456,7 +14537,7 @@
         <w:rPr>
           <w:rtl w:val="true"/>
         </w:rPr>
-        <w:t xml:space="preserve">إن انسحب التسجيل قبل اليوم </w:t>
+        <w:t xml:space="preserve">إذا كان يوم الانسحاب مساوياً لليوم </w:t>
       </w:r>
       <w:r>
         <w:rPr/>
@@ -14466,7 +14547,25 @@
         <w:rPr>
           <w:rtl w:val="true"/>
         </w:rPr>
-        <w:t>، يظهر في الصفحة تنبيه يبدأ بـ</w:t>
+        <w:t xml:space="preserve"> </w:t>
+      </w:r>
+      <w:r>
+        <w:rPr>
+          <w:rtl w:val="true"/>
+        </w:rPr>
+        <w:t>أو أقدم منه، فلا تُعرض أي توصيات</w:t>
+      </w:r>
+      <w:r>
+        <w:rPr>
+          <w:rtl w:val="true"/>
+        </w:rPr>
+        <w:t xml:space="preserve">. </w:t>
+      </w:r>
+      <w:r>
+        <w:rPr>
+          <w:rtl w:val="true"/>
+        </w:rPr>
+        <w:t xml:space="preserve">تظهر عبارة </w:t>
       </w:r>
       <w:r>
         <w:rPr>
@@ -14478,7 +14577,7 @@
         <w:rPr>
           <w:rtl w:val="true"/>
         </w:rPr>
-        <w:t>انتهى هذا التسجيل…</w:t>
+        <w:t>انتهى هذا التسجيل قبل اليوم المختار</w:t>
       </w:r>
       <w:r>
         <w:rPr>
@@ -14490,7 +14589,19 @@
         <w:rPr>
           <w:rtl w:val="true"/>
         </w:rPr>
-        <w:t>ويذكر يوم الانسحاب</w:t>
+        <w:t xml:space="preserve">مع السطر </w:t>
+      </w:r>
+      <w:r>
+        <w:rPr>
+          <w:rtl w:val="true"/>
+        </w:rPr>
+        <w:t>«</w:t>
+      </w:r>
+      <w:r>
+        <w:rPr>
+          <w:rtl w:val="true"/>
+        </w:rPr>
+        <w:t>لا توصيات بعد الانسحاب</w:t>
       </w:r>
       <w:r>
         <w:rPr>
@@ -14502,11 +14613,31 @@
         <w:rPr>
           <w:rtl w:val="true"/>
         </w:rPr>
-        <w:t xml:space="preserve">تُعرض التوصيات محسوبة على تاريخ المتعلم حتى يوم الانسحاب، لا حتى اليوم </w:t>
-      </w:r>
-      <w:r>
-        <w:rPr/>
-        <w:t>t</w:t>
+        <w:t>اختر يوماً أبكر أو تسجيلاً آخر</w:t>
+      </w:r>
+      <w:r>
+        <w:rPr>
+          <w:rtl w:val="true"/>
+        </w:rPr>
+        <w:t xml:space="preserve">.» </w:t>
+      </w:r>
+      <w:r>
+        <w:rPr>
+          <w:rtl w:val="true"/>
+        </w:rPr>
+        <w:t>ولا تذكر واجهة المتعلم يوم الانسحاب</w:t>
+      </w:r>
+      <w:r>
+        <w:rPr>
+          <w:rtl w:val="true"/>
+        </w:rPr>
+        <w:t xml:space="preserve">. </w:t>
+      </w:r>
+      <w:r>
+        <w:rPr>
+          <w:rtl w:val="true"/>
+        </w:rPr>
+        <w:t>يظهر اليوم في درج ملف المتعلم عند المدرّس فقط</w:t>
       </w:r>
       <w:r>
         <w:rPr>
@@ -14589,7 +14720,7 @@
         <w:bidi w:val="1"/>
         <w:rPr/>
       </w:pPr>
-      <w:bookmarkStart w:id="52" w:name="__RefHeading___Toc2480_5898764"/>
+      <w:bookmarkStart w:id="52" w:name="__RefHeading___Toc2475_3553792858"/>
       <w:bookmarkStart w:id="53" w:name="دليل-المدرس-أو-المشرف"/>
       <w:bookmarkEnd w:id="52"/>
       <w:r>
@@ -14650,7 +14781,7 @@
         <w:bidi w:val="1"/>
         <w:rPr/>
       </w:pPr>
-      <w:bookmarkStart w:id="54" w:name="__RefHeading___Toc2482_5898764"/>
+      <w:bookmarkStart w:id="54" w:name="__RefHeading___Toc2477_3553792858"/>
       <w:bookmarkStart w:id="55" w:name="تنبيه-قبل-البدء"/>
       <w:bookmarkEnd w:id="54"/>
       <w:r>
@@ -14930,7 +15061,7 @@
         <w:bidi w:val="1"/>
         <w:rPr/>
       </w:pPr>
-      <w:bookmarkStart w:id="56" w:name="__RefHeading___Toc2484_5898764"/>
+      <w:bookmarkStart w:id="56" w:name="__RefHeading___Toc2479_3553792858"/>
       <w:bookmarkStart w:id="57" w:name="تبدأ-اللوحة-من-اليوم-56"/>
       <w:bookmarkEnd w:id="56"/>
       <w:r>
@@ -15018,7 +15149,7 @@
         <w:bidi w:val="1"/>
         <w:rPr/>
       </w:pPr>
-      <w:bookmarkStart w:id="58" w:name="__RefHeading___Toc2486_5898764"/>
+      <w:bookmarkStart w:id="58" w:name="__RefHeading___Toc2481_3553792858"/>
       <w:bookmarkStart w:id="59" w:name="لوحة-المؤشرات"/>
       <w:bookmarkEnd w:id="58"/>
       <w:r>
@@ -15048,6 +15179,18 @@
         <w:rPr>
           <w:rtl w:val="true"/>
         </w:rPr>
+        <w:t>الأرقام توضيحية من تشغيل واحد ولا يُستشهد بها</w:t>
+      </w:r>
+      <w:r>
+        <w:rPr>
+          <w:rtl w:val="true"/>
+        </w:rPr>
+        <w:t xml:space="preserve">. </w:t>
+      </w:r>
+      <w:r>
+        <w:rPr>
+          <w:rtl w:val="true"/>
+        </w:rPr>
         <w:t>خمس بطاقات أعلى الصفحة</w:t>
       </w:r>
       <w:r>
@@ -15082,7 +15225,13 @@
         <w:rPr>
           <w:rStyle w:val="VerbatimChar"/>
         </w:rPr>
-        <w:t>FFF_2013J</w:t>
+        <w:t>‎</w:t>
+      </w:r>
+      <w:r>
+        <w:rPr>
+          <w:rStyle w:val="VerbatimChar"/>
+        </w:rPr>
+        <w:t>FFF_2013J‎</w:t>
       </w:r>
       <w:r>
         <w:rPr>
@@ -16281,7 +16430,7 @@
         <w:bidi w:val="1"/>
         <w:rPr/>
       </w:pPr>
-      <w:bookmarkStart w:id="60" w:name="__RefHeading___Toc2488_5898764"/>
+      <w:bookmarkStart w:id="60" w:name="__RefHeading___Toc2483_3553792858"/>
       <w:bookmarkStart w:id="61" w:name="العناقيد-السلوكية"/>
       <w:bookmarkEnd w:id="60"/>
       <w:r>
@@ -16452,6 +16601,44 @@
         <w:rPr>
           <w:rtl w:val="true"/>
         </w:rPr>
+        <w:t xml:space="preserve">. </w:t>
+      </w:r>
+      <w:r>
+        <w:rPr>
+          <w:rtl w:val="true"/>
+        </w:rPr>
+        <w:t xml:space="preserve">تبقى لقطة العناقيد ثابتة حين تغيّر اليوم </w:t>
+      </w:r>
+      <w:r>
+        <w:rPr/>
+        <w:t>t</w:t>
+      </w:r>
+      <w:r>
+        <w:rPr>
+          <w:rtl w:val="true"/>
+        </w:rPr>
+        <w:t xml:space="preserve">، لأن </w:t>
+      </w:r>
+      <w:r>
+        <w:rPr/>
+        <w:t>t</w:t>
+      </w:r>
+      <w:r>
+        <w:rPr>
+          <w:rtl w:val="true"/>
+        </w:rPr>
+        <w:t xml:space="preserve"> </w:t>
+      </w:r>
+      <w:r>
+        <w:rPr>
+          <w:rtl w:val="true"/>
+        </w:rPr>
+        <w:t>هو ما تُحسب عنده التوصيات والدرجات وحدها</w:t>
+      </w:r>
+      <w:r>
+        <w:rPr>
+          <w:rtl w:val="true"/>
+        </w:rPr>
         <w:t>.</w:t>
       </w:r>
     </w:p>
@@ -17389,7 +17576,7 @@
         <w:bidi w:val="1"/>
         <w:rPr/>
       </w:pPr>
-      <w:bookmarkStart w:id="62" w:name="__RefHeading___Toc2490_5898764"/>
+      <w:bookmarkStart w:id="62" w:name="__RefHeading___Toc2485_3553792858"/>
       <w:bookmarkStart w:id="63" w:name="توزيع-درجة-الخطر-النسبية"/>
       <w:bookmarkEnd w:id="62"/>
       <w:r>
@@ -17737,7 +17924,7 @@
         </w:rPr>
         <w:drawing>
           <wp:inline distT="0" distB="0" distL="0" distR="0">
-            <wp:extent cx="5334000" cy="4074795"/>
+            <wp:extent cx="5334000" cy="7223125"/>
             <wp:effectExtent l="0" t="0" r="0" b="0"/>
             <wp:docPr id="13" name="Image7" descr="الشكل 6: لوحة المدرّس، الجزء الثاني: توزيع الدرجة النسبية وملامح السلوك وتغطية التوصيات. ملف المتعلم المعروض في الشكل 7 اختير على هذا الأساس نفسه، لا لأنه في حالة خطر."/>
             <wp:cNvGraphicFramePr>
@@ -17761,7 +17948,7 @@
                   <pic:spPr bwMode="auto">
                     <a:xfrm>
                       <a:off x="0" y="0"/>
-                      <a:ext cx="5334000" cy="4074795"/>
+                      <a:ext cx="5334000" cy="7223125"/>
                     </a:xfrm>
                     <a:prstGeom prst="rect">
                       <a:avLst/>
@@ -18152,19 +18339,116 @@
         <w:rPr>
           <w:rtl w:val="true"/>
         </w:rPr>
-        <w:t xml:space="preserve">): </w:t>
-      </w:r>
-      <w:r>
-        <w:rPr>
-          <w:rtl w:val="true"/>
-        </w:rPr>
-        <w:t>الخط المتقطع والإطار الداكن يميّزان ما فوق العتبة لا اللون وحده</w:t>
+        <w:t>)</w:t>
+      </w:r>
+      <w:r>
+        <w:rPr>
+          <w:rtl w:val="true"/>
+        </w:rPr>
+        <w:t>؛ الخط المتقطع والإطار الداكن يميّزان ما فوق العتبة لا اللون وحده</w:t>
       </w:r>
       <w:r>
         <w:rPr>
           <w:rtl w:val="true"/>
         </w:rPr>
         <w:t>.»</w:t>
+      </w:r>
+    </w:p>
+    <w:p>
+      <w:pPr>
+        <w:pStyle w:val="Normal"/>
+        <w:bidi w:val="1"/>
+        <w:rPr/>
+      </w:pPr>
+      <w:r>
+        <w:rPr>
+          <w:rtl w:val="true"/>
+        </w:rPr>
+        <w:t xml:space="preserve">الشارة </w:t>
+      </w:r>
+      <w:r>
+        <w:rPr>
+          <w:rtl w:val="true"/>
+        </w:rPr>
+        <w:t>«</w:t>
+      </w:r>
+      <w:r>
+        <w:rPr>
+          <w:rtl w:val="true"/>
+        </w:rPr>
+        <w:t xml:space="preserve">تطوير — ترك عرض خارج التدريب </w:t>
+      </w:r>
+      <w:r>
+        <w:rPr>
+          <w:rtl w:val="true"/>
+        </w:rPr>
+        <w:t>(</w:t>
+      </w:r>
+      <w:r>
+        <w:rPr/>
+        <w:t>lopo_2013</w:t>
+      </w:r>
+      <w:r>
+        <w:rPr>
+          <w:rtl w:val="true"/>
+        </w:rPr>
+        <w:t xml:space="preserve">)» </w:t>
+      </w:r>
+      <w:r>
+        <w:rPr>
+          <w:rtl w:val="true"/>
+        </w:rPr>
+        <w:t xml:space="preserve">أعلى المدرج تعني أن نماذج الخطر في وضع التطوير دُرّبت على العروض الثمانية الأخرى من </w:t>
+      </w:r>
+      <w:r>
+        <w:rPr/>
+        <w:t>2013</w:t>
+      </w:r>
+      <w:r>
+        <w:rPr>
+          <w:rtl w:val="true"/>
+        </w:rPr>
+        <w:t xml:space="preserve"> </w:t>
+      </w:r>
+      <w:r>
+        <w:rPr>
+          <w:rtl w:val="true"/>
+        </w:rPr>
+        <w:t>مع ترك العرض الحالي خارج التدريب</w:t>
+      </w:r>
+      <w:r>
+        <w:rPr>
+          <w:rtl w:val="true"/>
+        </w:rPr>
+        <w:t xml:space="preserve">. </w:t>
+      </w:r>
+      <w:r>
+        <w:rPr>
+          <w:rtl w:val="true"/>
+        </w:rPr>
+        <w:t xml:space="preserve">في عروض </w:t>
+      </w:r>
+      <w:r>
+        <w:rPr/>
+        <w:t>2014</w:t>
+      </w:r>
+      <w:r>
+        <w:rPr>
+          <w:rtl w:val="true"/>
+        </w:rPr>
+        <w:t xml:space="preserve"> </w:t>
+      </w:r>
+      <w:r>
+        <w:rPr>
+          <w:rtl w:val="true"/>
+        </w:rPr>
+        <w:t>يختلف المصدر</w:t>
+      </w:r>
+      <w:r>
+        <w:rPr>
+          <w:rtl w:val="true"/>
+        </w:rPr>
+        <w:t>.</w:t>
       </w:r>
       <w:bookmarkEnd w:id="63"/>
     </w:p>
@@ -18174,7 +18458,7 @@
         <w:bidi w:val="1"/>
         <w:rPr/>
       </w:pPr>
-      <w:bookmarkStart w:id="64" w:name="__RefHeading___Toc2492_5898764"/>
+      <w:bookmarkStart w:id="64" w:name="__RefHeading___Toc2487_3553792858"/>
       <w:bookmarkStart w:id="65" w:name="ملامح-السلوك"/>
       <w:bookmarkEnd w:id="64"/>
       <w:r>
@@ -18252,7 +18536,7 @@
         <w:rPr>
           <w:rtl w:val="true"/>
         </w:rPr>
-        <w:t>الملامح في اللقطة</w:t>
+        <w:t>الملامح عند اليوم المعروض</w:t>
       </w:r>
       <w:r>
         <w:rPr>
@@ -18707,7 +18991,7 @@
         <w:bidi w:val="1"/>
         <w:rPr/>
       </w:pPr>
-      <w:bookmarkStart w:id="66" w:name="__RefHeading___Toc2494_5898764"/>
+      <w:bookmarkStart w:id="66" w:name="__RefHeading___Toc2489_3553792858"/>
       <w:bookmarkStart w:id="67" w:name="تغطية-التوصيات"/>
       <w:bookmarkEnd w:id="66"/>
       <w:r>
@@ -18758,7 +19042,47 @@
         <w:rPr>
           <w:rtl w:val="true"/>
         </w:rPr>
-        <w:t xml:space="preserve"> العبارة في أعلاه تقول مثلاً</w:t>
+        <w:t xml:space="preserve"> هذا ما تسميه بطاقة المؤشرات </w:t>
+      </w:r>
+      <w:r>
+        <w:rPr>
+          <w:rtl w:val="true"/>
+        </w:rPr>
+        <w:t>«</w:t>
+      </w:r>
+      <w:r>
+        <w:rPr>
+          <w:rtl w:val="true"/>
+        </w:rPr>
+        <w:t>اتساع التوصيات</w:t>
+      </w:r>
+      <w:r>
+        <w:rPr>
+          <w:rtl w:val="true"/>
+        </w:rPr>
+        <w:t>» (</w:t>
+      </w:r>
+      <w:r>
+        <w:rPr>
+          <w:rtl w:val="true"/>
+        </w:rPr>
+        <w:t xml:space="preserve">القسم </w:t>
+      </w:r>
+      <w:r>
+        <w:rPr/>
+        <w:t>4.3</w:t>
+      </w:r>
+      <w:r>
+        <w:rPr>
+          <w:rtl w:val="true"/>
+        </w:rPr>
+        <w:t xml:space="preserve">). </w:t>
+      </w:r>
+      <w:r>
+        <w:rPr>
+          <w:rtl w:val="true"/>
+        </w:rPr>
+        <w:t>العبارة في أعلاه تقول مثلاً</w:t>
       </w:r>
       <w:r>
         <w:rPr>
@@ -18873,7 +19197,7 @@
         <w:bidi w:val="1"/>
         <w:rPr/>
       </w:pPr>
-      <w:bookmarkStart w:id="68" w:name="__RefHeading___Toc2496_5898764"/>
+      <w:bookmarkStart w:id="68" w:name="__RefHeading___Toc2491_3553792858"/>
       <w:bookmarkStart w:id="69" w:name="جدول-المتعلمين"/>
       <w:bookmarkEnd w:id="68"/>
       <w:r>
@@ -18903,7 +19227,7 @@
         <w:rPr>
           <w:rtl w:val="true"/>
         </w:rPr>
-        <w:t xml:space="preserve">الجدول بعنوان </w:t>
+        <w:t xml:space="preserve">عنوان الجدول </w:t>
       </w:r>
       <w:r>
         <w:rPr>
@@ -18915,25 +19239,59 @@
         <w:rPr>
           <w:rtl w:val="true"/>
         </w:rPr>
-        <w:t xml:space="preserve">المتعلمون </w:t>
-      </w:r>
-      <w:r>
-        <w:rPr>
-          <w:rtl w:val="true"/>
-        </w:rPr>
-        <w:t>(</w:t>
-      </w:r>
-      <w:r>
-        <w:rPr>
-          <w:rtl w:val="true"/>
-        </w:rPr>
-        <w:t>مرتبون بدرجة الخطر النسبية تنازلياً</w:t>
-      </w:r>
-      <w:r>
-        <w:rPr>
-          <w:rtl w:val="true"/>
-        </w:rPr>
-        <w:t xml:space="preserve">)». </w:t>
+        <w:t>المتعلمون</w:t>
+      </w:r>
+      <w:r>
+        <w:rPr>
+          <w:rtl w:val="true"/>
+        </w:rPr>
+        <w:t>»</w:t>
+      </w:r>
+      <w:r>
+        <w:rPr>
+          <w:rtl w:val="true"/>
+        </w:rPr>
+        <w:t xml:space="preserve">، وتحته سطر مثل </w:t>
+      </w:r>
+      <w:r>
+        <w:rPr>
+          <w:rtl w:val="true"/>
+        </w:rPr>
+        <w:t>«</w:t>
+      </w:r>
+      <w:r>
+        <w:rPr/>
+        <w:t>100</w:t>
+      </w:r>
+      <w:r>
+        <w:rPr>
+          <w:rtl w:val="true"/>
+        </w:rPr>
+        <w:t xml:space="preserve"> </w:t>
+      </w:r>
+      <w:r>
+        <w:rPr>
+          <w:rtl w:val="true"/>
+        </w:rPr>
+        <w:t xml:space="preserve">متعلماً </w:t>
+      </w:r>
+      <w:r>
+        <w:rPr>
+          <w:rtl w:val="true"/>
+        </w:rPr>
+        <w:t xml:space="preserve">· </w:t>
+      </w:r>
+      <w:r>
+        <w:rPr>
+          <w:rtl w:val="true"/>
+        </w:rPr>
+        <w:t>مرتبون حسب درجة الخطر</w:t>
+      </w:r>
+      <w:r>
+        <w:rPr>
+          <w:rtl w:val="true"/>
+        </w:rPr>
+        <w:t xml:space="preserve">». </w:t>
       </w:r>
       <w:r>
         <w:rPr>
@@ -19471,7 +19829,7 @@
                 <w:rtl w:val="true"/>
                 <w:lang w:val="en-US" w:eastAsia="en-US" w:bidi="ar-SA"/>
               </w:rPr>
-              <w:t>درجة الخطر النسبية</w:t>
+              <w:t>درجة الخطر</w:t>
             </w:r>
           </w:p>
         </w:tc>
@@ -19846,7 +20204,7 @@
         <w:rPr>
           <w:rtl w:val="true"/>
         </w:rPr>
-        <w:t>التسجيل، والعنقود، والأيام النشطة، وآخر وصول، والالتزام، ودرجة الخطر النسبية</w:t>
+        <w:t>التسجيل، والعنقود، والأيام النشطة، وآخر وصول، والالتزام، ودرجة الخطر</w:t>
       </w:r>
       <w:r>
         <w:rPr>
@@ -20208,7 +20566,7 @@
           <wp:inline distT="0" distB="0" distL="0" distR="0">
             <wp:extent cx="5334000" cy="3333750"/>
             <wp:effectExtent l="0" t="0" r="0" b="0"/>
-            <wp:docPr id="14" name="Image8" descr="الشكل 7: ملف المتعلم والدرج الجانبي بجانب جدول المتعلمين. المتعلم FFF_2013J-29769 اختير على هذا الأساس: درجته 0.362 قريبة من وسيط الفوج 0.365 ودون العتبة 0.456، لا لأنه في حالة خطر. والجدول مفروز بالتسجيل بلا مرشّح، وعمود الدرجة معروض كاملاً."/>
+            <wp:docPr id="14" name="Image8" descr="الشكل 7: ملف المتعلم والدرج الجانبي بجانب جدول المتعلمين. المتعلم FFF_2013J-29769 اختير على هذا الأساس: درجته 0.36 (العتبة 0.46) وهو الأقرب إلى وسيط الفوج وفق الواجهة البرمجية، لا لأنه في حالة خطر. والجدول مفروز بالتسجيل بلا مرشّح، وعمود الدرجة معروض كاملاً."/>
             <wp:cNvGraphicFramePr>
               <a:graphicFrameLocks xmlns:a="http://schemas.openxmlformats.org/drawingml/2006/main" noChangeAspect="1"/>
             </wp:cNvGraphicFramePr>
@@ -20216,7 +20574,7 @@
               <a:graphicData uri="http://schemas.openxmlformats.org/drawingml/2006/picture">
                 <pic:pic xmlns:pic="http://schemas.openxmlformats.org/drawingml/2006/picture">
                   <pic:nvPicPr>
-                    <pic:cNvPr id="14" name="Image8" descr="الشكل 7: ملف المتعلم والدرج الجانبي بجانب جدول المتعلمين. المتعلم FFF_2013J-29769 اختير على هذا الأساس: درجته 0.362 قريبة من وسيط الفوج 0.365 ودون العتبة 0.456، لا لأنه في حالة خطر. والجدول مفروز بالتسجيل بلا مرشّح، وعمود الدرجة معروض كاملاً."/>
+                    <pic:cNvPr id="14" name="Image8" descr="الشكل 7: ملف المتعلم والدرج الجانبي بجانب جدول المتعلمين. المتعلم FFF_2013J-29769 اختير على هذا الأساس: درجته 0.36 (العتبة 0.46) وهو الأقرب إلى وسيط الفوج وفق الواجهة البرمجية، لا لأنه في حالة خطر. والجدول مفروز بالتسجيل بلا مرشّح، وعمود الدرجة معروض كاملاً."/>
                     <pic:cNvPicPr>
                       <a:picLocks noChangeAspect="1" noChangeArrowheads="1"/>
                     </pic:cNvPicPr>
@@ -20314,45 +20672,35 @@
       </w:r>
       <w:r>
         <w:rPr/>
-        <w:t>0.362</w:t>
-      </w:r>
-      <w:r>
-        <w:rPr>
-          <w:rtl w:val="true"/>
-        </w:rPr>
-        <w:t xml:space="preserve"> </w:t>
-      </w:r>
-      <w:r>
-        <w:rPr>
-          <w:rtl w:val="true"/>
-        </w:rPr>
-        <w:t xml:space="preserve">قريبة من وسيط الفوج </w:t>
-      </w:r>
-      <w:r>
-        <w:rPr/>
-        <w:t>0.365</w:t>
-      </w:r>
-      <w:r>
-        <w:rPr>
-          <w:rtl w:val="true"/>
-        </w:rPr>
-        <w:t xml:space="preserve"> </w:t>
-      </w:r>
-      <w:r>
-        <w:rPr>
-          <w:rtl w:val="true"/>
-        </w:rPr>
-        <w:t xml:space="preserve">ودون العتبة </w:t>
-      </w:r>
-      <w:r>
-        <w:rPr/>
-        <w:t>0.456</w:t>
-      </w:r>
-      <w:r>
-        <w:rPr>
-          <w:rtl w:val="true"/>
-        </w:rPr>
-        <w:t>، لا لأنه في حالة خطر</w:t>
+        <w:t>0.36</w:t>
+      </w:r>
+      <w:r>
+        <w:rPr>
+          <w:rtl w:val="true"/>
+        </w:rPr>
+        <w:t xml:space="preserve"> (</w:t>
+      </w:r>
+      <w:r>
+        <w:rPr>
+          <w:rtl w:val="true"/>
+        </w:rPr>
+        <w:t xml:space="preserve">العتبة </w:t>
+      </w:r>
+      <w:r>
+        <w:rPr/>
+        <w:t>0.46</w:t>
+      </w:r>
+      <w:r>
+        <w:rPr>
+          <w:rtl w:val="true"/>
+        </w:rPr>
+        <w:t xml:space="preserve">) </w:t>
+      </w:r>
+      <w:r>
+        <w:rPr>
+          <w:rtl w:val="true"/>
+        </w:rPr>
+        <w:t>وهو الأقرب إلى وسيط الفوج وفق الواجهة البرمجية، لا لأنه في حالة خطر</w:t>
       </w:r>
       <w:r>
         <w:rPr>
@@ -20380,7 +20728,7 @@
         <w:bidi w:val="1"/>
         <w:rPr/>
       </w:pPr>
-      <w:bookmarkStart w:id="70" w:name="__RefHeading___Toc2498_5898764"/>
+      <w:bookmarkStart w:id="70" w:name="__RefHeading___Toc2493_3553792858"/>
       <w:bookmarkStart w:id="71" w:name="ملف-المتعلم"/>
       <w:bookmarkEnd w:id="70"/>
       <w:r>
@@ -20612,55 +20960,13 @@
         <w:rPr>
           <w:rtl w:val="true"/>
         </w:rPr>
-        <w:t>: «(</w:t>
-      </w:r>
-      <w:r>
-        <w:rPr/>
-        <w:t>z</w:t>
-      </w:r>
-      <w:r>
-        <w:rPr>
-          <w:rtl w:val="true"/>
-        </w:rPr>
-        <w:t xml:space="preserve">: </w:t>
-      </w:r>
-      <w:r>
-        <w:rPr>
-          <w:rtl w:val="true"/>
-        </w:rPr>
-        <w:t xml:space="preserve">عدد الانحرافات المعيارية عن الوسيط؛ </w:t>
-      </w:r>
-      <w:r>
-        <w:rPr/>
-        <w:t>w·z</w:t>
-      </w:r>
-      <w:r>
-        <w:rPr>
-          <w:rtl w:val="true"/>
-        </w:rPr>
-        <w:t xml:space="preserve">: </w:t>
-      </w:r>
-      <w:r>
-        <w:rPr>
-          <w:rtl w:val="true"/>
-        </w:rPr>
-        <w:t xml:space="preserve">الوزن مضروباً في </w:t>
-      </w:r>
-      <w:r>
-        <w:rPr/>
-        <w:t>z</w:t>
-      </w:r>
-      <w:r>
-        <w:rPr>
-          <w:rtl w:val="true"/>
-        </w:rPr>
-        <w:t xml:space="preserve">.) </w:t>
-      </w:r>
-      <w:r>
-        <w:rPr>
-          <w:rtl w:val="true"/>
-        </w:rPr>
-        <w:t>الموجب يرفع الدرجة والسالب يخفضها؛ درجة نسبية غير معايَرة لترتيب الأولوية، لا حكم</w:t>
+        <w:t>: «</w:t>
+      </w:r>
+      <w:r>
+        <w:rPr>
+          <w:rtl w:val="true"/>
+        </w:rPr>
+        <w:t>الموجب يرفع الدرجة والسالب يخفضها؛ درجة نسبية غير معايَرة لترتيب الأولوية لا حكم</w:t>
       </w:r>
       <w:r>
         <w:rPr>
@@ -20900,13 +21206,13 @@
         <w:rPr>
           <w:rtl w:val="true"/>
         </w:rPr>
-        <w:t>»</w:t>
-      </w:r>
-      <w:r>
-        <w:rPr>
-          <w:rtl w:val="true"/>
-        </w:rPr>
-        <w:t>، وتُحسب له درجة إن وُجدت</w:t>
+        <w:t xml:space="preserve">». </w:t>
+      </w:r>
+      <w:r>
+        <w:rPr>
+          <w:rtl w:val="true"/>
+        </w:rPr>
+        <w:t>هذا اليوم يظهر في الدرج فقط ولا يظهر للمتعلم</w:t>
       </w:r>
       <w:r>
         <w:rPr>
@@ -21087,7 +21393,7 @@
         <w:bidi w:val="1"/>
         <w:rPr/>
       </w:pPr>
-      <w:bookmarkStart w:id="72" w:name="__RefHeading___Toc2500_5898764"/>
+      <w:bookmarkStart w:id="72" w:name="__RefHeading___Toc2495_3553792858"/>
       <w:bookmarkStart w:id="73" w:name="القيود-الأخلاقية-والمنهجية"/>
       <w:bookmarkEnd w:id="72"/>
       <w:r>
@@ -21538,7 +21844,7 @@
         <w:bidi w:val="1"/>
         <w:rPr/>
       </w:pPr>
-      <w:bookmarkStart w:id="74" w:name="__RefHeading___Toc2502_5898764"/>
+      <w:bookmarkStart w:id="74" w:name="__RefHeading___Toc2497_3553792858"/>
       <w:bookmarkStart w:id="75" w:name="ماذا-أفعل-كمدرس"/>
       <w:bookmarkEnd w:id="74"/>
       <w:r>
@@ -21657,7 +21963,7 @@
         <w:bidi w:val="1"/>
         <w:rPr/>
       </w:pPr>
-      <w:bookmarkStart w:id="76" w:name="__RefHeading___Toc2504_5898764"/>
+      <w:bookmarkStart w:id="76" w:name="__RefHeading___Toc2499_3553792858"/>
       <w:bookmarkStart w:id="77" w:name="X745443570c429d909b26e3257e881b7ff04140e"/>
       <w:bookmarkEnd w:id="76"/>
       <w:r>
@@ -22131,7 +22437,7 @@
         <w:bidi w:val="1"/>
         <w:rPr/>
       </w:pPr>
-      <w:bookmarkStart w:id="80" w:name="__RefHeading___Toc2506_5898764"/>
+      <w:bookmarkStart w:id="80" w:name="__RefHeading___Toc2501_3553792858"/>
       <w:bookmarkStart w:id="81" w:name="الأسئلة-الشائعة"/>
       <w:bookmarkEnd w:id="80"/>
       <w:r>
@@ -22664,7 +22970,7 @@
         <w:rPr>
           <w:rStyle w:val="VerbatimChar"/>
         </w:rPr>
-        <w:t>confirmatory_locked</w:t>
+        <w:t>‎confirmatory_locked‎</w:t>
       </w:r>
       <w:r>
         <w:rPr>
@@ -22722,14 +23028,13 @@
         <w:rPr>
           <w:rStyle w:val="VerbatimChar"/>
         </w:rPr>
-        <w:t>results</w:t>
+        <w:t>‎</w:t>
       </w:r>
       <w:r>
         <w:rPr>
           <w:rStyle w:val="VerbatimChar"/>
-          <w:rtl w:val="true"/>
-        </w:rPr>
-        <w:t>/</w:t>
+        </w:rPr>
+        <w:t>results/‎</w:t>
       </w:r>
       <w:r>
         <w:rPr>
@@ -23654,15 +23959,14 @@
       <w:r>
         <w:rPr>
           <w:rStyle w:val="VerbatimChar"/>
-          <w:rtl w:val="true"/>
-        </w:rPr>
-        <w:t>--</w:t>
+        </w:rPr>
+        <w:t>‎</w:t>
       </w:r>
       <w:r>
         <w:rPr>
           <w:rStyle w:val="VerbatimChar"/>
         </w:rPr>
-        <w:t>warm</w:t>
+        <w:t>--warm‎</w:t>
       </w:r>
       <w:r>
         <w:rPr>
@@ -23771,7 +24075,7 @@
         <w:bidi w:val="1"/>
         <w:rPr/>
       </w:pPr>
-      <w:bookmarkStart w:id="83" w:name="__RefHeading___Toc2508_5898764"/>
+      <w:bookmarkStart w:id="83" w:name="__RefHeading___Toc2503_3553792858"/>
       <w:bookmarkStart w:id="84" w:name="الملاحق"/>
       <w:bookmarkEnd w:id="83"/>
       <w:r>
@@ -23797,7 +24101,7 @@
         <w:bidi w:val="1"/>
         <w:rPr/>
       </w:pPr>
-      <w:bookmarkStart w:id="85" w:name="__RefHeading___Toc2510_5898764"/>
+      <w:bookmarkStart w:id="85" w:name="__RefHeading___Toc2505_3553792858"/>
       <w:bookmarkEnd w:id="85"/>
       <w:r>
         <w:rPr/>
@@ -24966,7 +25270,7 @@
         <w:bidi w:val="1"/>
         <w:rPr/>
       </w:pPr>
-      <w:bookmarkStart w:id="87" w:name="__RefHeading___Toc2512_5898764"/>
+      <w:bookmarkStart w:id="87" w:name="__RefHeading___Toc2507_3553792858"/>
       <w:bookmarkEnd w:id="87"/>
       <w:r>
         <w:rPr/>
@@ -25128,10 +25432,9 @@
               <w:rPr>
                 <w:rStyle w:val="VerbatimChar"/>
                 <w:kern w:val="0"/>
-                <w:rtl w:val="true"/>
-                <w:lang w:val="en-US" w:eastAsia="en-US" w:bidi="ar-SA"/>
-              </w:rPr>
-              <w:t>/</w:t>
+                <w:lang w:val="en-US" w:eastAsia="en-US" w:bidi="ar-SA"/>
+              </w:rPr>
+              <w:t>‎</w:t>
             </w:r>
             <w:r>
               <w:rPr>
@@ -25139,7 +25442,7 @@
                 <w:kern w:val="0"/>
                 <w:lang w:val="en-US" w:eastAsia="en-US" w:bidi="ar-SA"/>
               </w:rPr>
-              <w:t>api/health</w:t>
+              <w:t>/api/health‎</w:t>
             </w:r>
           </w:p>
         </w:tc>
@@ -25204,10 +25507,9 @@
               <w:rPr>
                 <w:rStyle w:val="VerbatimChar"/>
                 <w:kern w:val="0"/>
-                <w:rtl w:val="true"/>
-                <w:lang w:val="en-US" w:eastAsia="en-US" w:bidi="ar-SA"/>
-              </w:rPr>
-              <w:t>/</w:t>
+                <w:lang w:val="en-US" w:eastAsia="en-US" w:bidi="ar-SA"/>
+              </w:rPr>
+              <w:t>‎</w:t>
             </w:r>
             <w:r>
               <w:rPr>
@@ -25215,7 +25517,7 @@
                 <w:kern w:val="0"/>
                 <w:lang w:val="en-US" w:eastAsia="en-US" w:bidi="ar-SA"/>
               </w:rPr>
-              <w:t>api/meta</w:t>
+              <w:t>/api/meta‎</w:t>
             </w:r>
           </w:p>
         </w:tc>
@@ -25280,10 +25582,9 @@
               <w:rPr>
                 <w:rStyle w:val="VerbatimChar"/>
                 <w:kern w:val="0"/>
-                <w:rtl w:val="true"/>
-                <w:lang w:val="en-US" w:eastAsia="en-US" w:bidi="ar-SA"/>
-              </w:rPr>
-              <w:t>/</w:t>
+                <w:lang w:val="en-US" w:eastAsia="en-US" w:bidi="ar-SA"/>
+              </w:rPr>
+              <w:t>‎</w:t>
             </w:r>
             <w:r>
               <w:rPr>
@@ -25291,7 +25592,7 @@
                 <w:kern w:val="0"/>
                 <w:lang w:val="en-US" w:eastAsia="en-US" w:bidi="ar-SA"/>
               </w:rPr>
-              <w:t>api/presentations</w:t>
+              <w:t>/api/presentations‎</w:t>
             </w:r>
           </w:p>
         </w:tc>
@@ -25356,10 +25657,9 @@
               <w:rPr>
                 <w:rStyle w:val="VerbatimChar"/>
                 <w:kern w:val="0"/>
-                <w:rtl w:val="true"/>
-                <w:lang w:val="en-US" w:eastAsia="en-US" w:bidi="ar-SA"/>
-              </w:rPr>
-              <w:t>/</w:t>
+                <w:lang w:val="en-US" w:eastAsia="en-US" w:bidi="ar-SA"/>
+              </w:rPr>
+              <w:t>‎</w:t>
             </w:r>
             <w:r>
               <w:rPr>
@@ -25367,7 +25667,7 @@
                 <w:kern w:val="0"/>
                 <w:lang w:val="en-US" w:eastAsia="en-US" w:bidi="ar-SA"/>
               </w:rPr>
-              <w:t>api/registrations</w:t>
+              <w:t>/api/registrations‎</w:t>
             </w:r>
           </w:p>
         </w:tc>
@@ -25432,10 +25732,9 @@
               <w:rPr>
                 <w:rStyle w:val="VerbatimChar"/>
                 <w:kern w:val="0"/>
-                <w:rtl w:val="true"/>
-                <w:lang w:val="en-US" w:eastAsia="en-US" w:bidi="ar-SA"/>
-              </w:rPr>
-              <w:t>/</w:t>
+                <w:lang w:val="en-US" w:eastAsia="en-US" w:bidi="ar-SA"/>
+              </w:rPr>
+              <w:t>‎</w:t>
             </w:r>
             <w:r>
               <w:rPr>
@@ -25443,7 +25742,7 @@
                 <w:kern w:val="0"/>
                 <w:lang w:val="en-US" w:eastAsia="en-US" w:bidi="ar-SA"/>
               </w:rPr>
-              <w:t>api/recommendations</w:t>
+              <w:t>/api/recommendations‎</w:t>
             </w:r>
           </w:p>
         </w:tc>
@@ -25538,10 +25837,9 @@
               <w:rPr>
                 <w:rStyle w:val="VerbatimChar"/>
                 <w:kern w:val="0"/>
-                <w:rtl w:val="true"/>
-                <w:lang w:val="en-US" w:eastAsia="en-US" w:bidi="ar-SA"/>
-              </w:rPr>
-              <w:t>/</w:t>
+                <w:lang w:val="en-US" w:eastAsia="en-US" w:bidi="ar-SA"/>
+              </w:rPr>
+              <w:t>‎</w:t>
             </w:r>
             <w:r>
               <w:rPr>
@@ -25549,7 +25847,7 @@
                 <w:kern w:val="0"/>
                 <w:lang w:val="en-US" w:eastAsia="en-US" w:bidi="ar-SA"/>
               </w:rPr>
-              <w:t>api/explanations/{registration}/{id_site}</w:t>
+              <w:t>/api/explanations/{registration}/{id_site}‎</w:t>
             </w:r>
           </w:p>
         </w:tc>
@@ -25614,10 +25912,9 @@
               <w:rPr>
                 <w:rStyle w:val="VerbatimChar"/>
                 <w:kern w:val="0"/>
-                <w:rtl w:val="true"/>
-                <w:lang w:val="en-US" w:eastAsia="en-US" w:bidi="ar-SA"/>
-              </w:rPr>
-              <w:t>/</w:t>
+                <w:lang w:val="en-US" w:eastAsia="en-US" w:bidi="ar-SA"/>
+              </w:rPr>
+              <w:t>‎</w:t>
             </w:r>
             <w:r>
               <w:rPr>
@@ -25625,7 +25922,7 @@
                 <w:kern w:val="0"/>
                 <w:lang w:val="en-US" w:eastAsia="en-US" w:bidi="ar-SA"/>
               </w:rPr>
-              <w:t>api/learner/{registration}/history</w:t>
+              <w:t>/api/learner/{registration}/history‎</w:t>
             </w:r>
           </w:p>
         </w:tc>
@@ -25697,10 +25994,9 @@
               <w:rPr>
                 <w:rStyle w:val="VerbatimChar"/>
                 <w:kern w:val="0"/>
-                <w:rtl w:val="true"/>
-                <w:lang w:val="en-US" w:eastAsia="en-US" w:bidi="ar-SA"/>
-              </w:rPr>
-              <w:t>/</w:t>
+                <w:lang w:val="en-US" w:eastAsia="en-US" w:bidi="ar-SA"/>
+              </w:rPr>
+              <w:t>‎</w:t>
             </w:r>
             <w:r>
               <w:rPr>
@@ -25708,7 +26004,7 @@
                 <w:kern w:val="0"/>
                 <w:lang w:val="en-US" w:eastAsia="en-US" w:bidi="ar-SA"/>
               </w:rPr>
-              <w:t>api/instructor/overview</w:t>
+              <w:t>/api/instructor/overview‎</w:t>
             </w:r>
           </w:p>
         </w:tc>
@@ -25773,10 +26069,9 @@
               <w:rPr>
                 <w:rStyle w:val="VerbatimChar"/>
                 <w:kern w:val="0"/>
-                <w:rtl w:val="true"/>
-                <w:lang w:val="en-US" w:eastAsia="en-US" w:bidi="ar-SA"/>
-              </w:rPr>
-              <w:t>/</w:t>
+                <w:lang w:val="en-US" w:eastAsia="en-US" w:bidi="ar-SA"/>
+              </w:rPr>
+              <w:t>‎</w:t>
             </w:r>
             <w:r>
               <w:rPr>
@@ -25784,7 +26079,7 @@
                 <w:kern w:val="0"/>
                 <w:lang w:val="en-US" w:eastAsia="en-US" w:bidi="ar-SA"/>
               </w:rPr>
-              <w:t>api/instructor/clusters</w:t>
+              <w:t>/api/instructor/clusters‎</w:t>
             </w:r>
           </w:p>
         </w:tc>
@@ -25849,10 +26144,9 @@
               <w:rPr>
                 <w:rStyle w:val="VerbatimChar"/>
                 <w:kern w:val="0"/>
-                <w:rtl w:val="true"/>
-                <w:lang w:val="en-US" w:eastAsia="en-US" w:bidi="ar-SA"/>
-              </w:rPr>
-              <w:t>/</w:t>
+                <w:lang w:val="en-US" w:eastAsia="en-US" w:bidi="ar-SA"/>
+              </w:rPr>
+              <w:t>‎</w:t>
             </w:r>
             <w:r>
               <w:rPr>
@@ -25860,7 +26154,7 @@
                 <w:kern w:val="0"/>
                 <w:lang w:val="en-US" w:eastAsia="en-US" w:bidi="ar-SA"/>
               </w:rPr>
-              <w:t>api/instructor/learners</w:t>
+              <w:t>/api/instructor/learners‎</w:t>
             </w:r>
           </w:p>
         </w:tc>
@@ -25925,10 +26219,9 @@
               <w:rPr>
                 <w:rStyle w:val="VerbatimChar"/>
                 <w:kern w:val="0"/>
-                <w:rtl w:val="true"/>
-                <w:lang w:val="en-US" w:eastAsia="en-US" w:bidi="ar-SA"/>
-              </w:rPr>
-              <w:t>/</w:t>
+                <w:lang w:val="en-US" w:eastAsia="en-US" w:bidi="ar-SA"/>
+              </w:rPr>
+              <w:t>‎</w:t>
             </w:r>
             <w:r>
               <w:rPr>
@@ -25936,7 +26229,7 @@
                 <w:kern w:val="0"/>
                 <w:lang w:val="en-US" w:eastAsia="en-US" w:bidi="ar-SA"/>
               </w:rPr>
-              <w:t>api/instructor/learner/{registration}</w:t>
+              <w:t>/api/instructor/learner/{registration}‎</w:t>
             </w:r>
           </w:p>
         </w:tc>
@@ -26008,7 +26301,7 @@
         <w:rPr>
           <w:rStyle w:val="VerbatimChar"/>
         </w:rPr>
-        <w:t>day_before_first_snapshot</w:t>
+        <w:t>‎day_before_first_snapshot‎</w:t>
       </w:r>
       <w:r>
         <w:rPr>
@@ -26020,7 +26313,13 @@
         <w:rPr>
           <w:rStyle w:val="VerbatimChar"/>
         </w:rPr>
-        <w:t>day_out_of_range</w:t>
+        <w:t>‎</w:t>
+      </w:r>
+      <w:r>
+        <w:rPr>
+          <w:rStyle w:val="VerbatimChar"/>
+        </w:rPr>
+        <w:t>day_out_of_range‎</w:t>
       </w:r>
       <w:r>
         <w:rPr>
@@ -26032,7 +26331,13 @@
         <w:rPr>
           <w:rStyle w:val="VerbatimChar"/>
         </w:rPr>
-        <w:t>confirmatory_locked</w:t>
+        <w:t>‎</w:t>
+      </w:r>
+      <w:r>
+        <w:rPr>
+          <w:rStyle w:val="VerbatimChar"/>
+        </w:rPr>
+        <w:t>confirmatory_locked‎</w:t>
       </w:r>
       <w:r>
         <w:rPr>
@@ -26044,7 +26349,13 @@
         <w:rPr>
           <w:rStyle w:val="VerbatimChar"/>
         </w:rPr>
-        <w:t>artifacts_missing</w:t>
+        <w:t>‎</w:t>
+      </w:r>
+      <w:r>
+        <w:rPr>
+          <w:rStyle w:val="VerbatimChar"/>
+        </w:rPr>
+        <w:t>artifacts_missing‎</w:t>
       </w:r>
       <w:r>
         <w:rPr>
@@ -26056,7 +26367,13 @@
         <w:rPr>
           <w:rStyle w:val="VerbatimChar"/>
         </w:rPr>
-        <w:t>instructor_disabled</w:t>
+        <w:t>‎</w:t>
+      </w:r>
+      <w:r>
+        <w:rPr>
+          <w:rStyle w:val="VerbatimChar"/>
+        </w:rPr>
+        <w:t>instructor_disabled‎</w:t>
       </w:r>
       <w:r>
         <w:rPr>
@@ -26071,7 +26388,7 @@
         <w:bidi w:val="1"/>
         <w:rPr/>
       </w:pPr>
-      <w:bookmarkStart w:id="88" w:name="__RefHeading___Toc2514_5898764"/>
+      <w:bookmarkStart w:id="88" w:name="__RefHeading___Toc2509_3553792858"/>
       <w:bookmarkEnd w:id="88"/>
       <w:r>
         <w:rPr/>
@@ -26280,7 +26597,15 @@
                 <w:kern w:val="0"/>
                 <w:lang w:val="en-US" w:eastAsia="en-US" w:bidi="ar-SA"/>
               </w:rPr>
-              <w:t>FFF_2013J</w:t>
+              <w:t>‎</w:t>
+            </w:r>
+            <w:r>
+              <w:rPr>
+                <w:rStyle w:val="VerbatimChar"/>
+                <w:kern w:val="0"/>
+                <w:lang w:val="en-US" w:eastAsia="en-US" w:bidi="ar-SA"/>
+              </w:rPr>
+              <w:t>FFF_2013J‎</w:t>
             </w:r>
           </w:p>
         </w:tc>
@@ -28750,7 +29075,15 @@
                 <w:kern w:val="0"/>
                 <w:lang w:val="en-US" w:eastAsia="en-US" w:bidi="ar-SA"/>
               </w:rPr>
-              <w:t>id_site</w:t>
+              <w:t>‎</w:t>
+            </w:r>
+            <w:r>
+              <w:rPr>
+                <w:rStyle w:val="VerbatimChar"/>
+                <w:kern w:val="0"/>
+                <w:lang w:val="en-US" w:eastAsia="en-US" w:bidi="ar-SA"/>
+              </w:rPr>
+              <w:t>id_site‎</w:t>
             </w:r>
           </w:p>
         </w:tc>
@@ -28796,7 +29129,7 @@
         <w:bidi w:val="1"/>
         <w:rPr/>
       </w:pPr>
-      <w:bookmarkStart w:id="90" w:name="__RefHeading___Toc2516_5898764"/>
+      <w:bookmarkStart w:id="90" w:name="__RefHeading___Toc2511_3553792858"/>
       <w:bookmarkEnd w:id="90"/>
       <w:r>
         <w:rPr/>
@@ -28812,7 +29145,7 @@
         <w:rPr>
           <w:rtl w:val="true"/>
         </w:rPr>
-        <w:t>عن اللقطات</w:t>
+        <w:t>عن صور الشاشة</w:t>
       </w:r>
     </w:p>
     <w:p>
@@ -28826,7 +29159,7 @@
         <w:rPr>
           <w:rtl w:val="true"/>
         </w:rPr>
-        <w:t>اللقطات المستعملة في هذا الدليل مأخوذة من وضع التشغيل الحي بعد آخر تحديث للواجهة</w:t>
+        <w:t>صور الشاشة المستعملة في هذا الدليل مأخوذة من وضع التشغيل الحي بعد آخر تحديث للواجهة</w:t>
       </w:r>
       <w:r>
         <w:rPr>
@@ -28838,7 +29171,7 @@
         <w:rPr>
           <w:rtl w:val="true"/>
         </w:rPr>
-        <w:t xml:space="preserve">لقطات المدرّس </w:t>
+        <w:t xml:space="preserve">صور المدرّس </w:t>
       </w:r>
       <w:r>
         <w:rPr>
@@ -28882,7 +29215,7 @@
         <w:rPr>
           <w:rtl w:val="true"/>
         </w:rPr>
-        <w:t xml:space="preserve">ولقطة المتعلم </w:t>
+        <w:t xml:space="preserve">وصورة المتعلم </w:t>
       </w:r>
       <w:r>
         <w:rPr>
@@ -28922,13 +29255,19 @@
         <w:rPr>
           <w:rtl w:val="true"/>
         </w:rPr>
-        <w:t xml:space="preserve">لقطات وضع المحاكاة القديمة نُقلت إلى </w:t>
+        <w:t xml:space="preserve">صور وضع المحاكاة نُقلت إلى </w:t>
       </w:r>
       <w:r>
         <w:rPr>
           <w:rStyle w:val="VerbatimChar"/>
         </w:rPr>
-        <w:t>src/frontend/screenshots/mock</w:t>
+        <w:t>‎</w:t>
+      </w:r>
+      <w:r>
+        <w:rPr>
+          <w:rStyle w:val="VerbatimChar"/>
+        </w:rPr>
+        <w:t>src/frontend/screenshots/mock‎</w:t>
       </w:r>
       <w:r>
         <w:rPr>
@@ -29003,7 +29342,7 @@
       <w:rPr>
         <w:rtl w:val="true"/>
       </w:rPr>
-      <w:t>36</w:t>
+      <w:t>37</w:t>
     </w:r>
     <w:r>
       <w:rPr>
@@ -29046,7 +29385,7 @@
       <w:rPr>
         <w:rtl w:val="true"/>
       </w:rPr>
-      <w:t>36</w:t>
+      <w:t>37</w:t>
     </w:r>
     <w:r>
       <w:rPr>

--- a/deliverables/05-user-guide/دليل-المستخدم-والواجهات.docx
+++ b/deliverables/05-user-guide/دليل-المستخدم-والواجهات.docx
@@ -378,7 +378,7 @@
             </w:rPr>
             <w:fldChar w:fldCharType="separate"/>
           </w:r>
-          <w:hyperlink w:anchor="__RefHeading___Toc2429_3553792858">
+          <w:hyperlink w:anchor="__RefHeading___Toc2429_2819991301">
             <w:r>
               <w:rPr>
                 <w:webHidden/>
@@ -424,7 +424,7 @@
             </w:tabs>
             <w:rPr/>
           </w:pPr>
-          <w:hyperlink w:anchor="__RefHeading___Toc2431_3553792858">
+          <w:hyperlink w:anchor="__RefHeading___Toc2431_2819991301">
             <w:r>
               <w:rPr>
                 <w:webHidden/>
@@ -470,7 +470,7 @@
             </w:tabs>
             <w:rPr/>
           </w:pPr>
-          <w:hyperlink w:anchor="__RefHeading___Toc2433_3553792858">
+          <w:hyperlink w:anchor="__RefHeading___Toc2433_2819991301">
             <w:r>
               <w:rPr>
                 <w:webHidden/>
@@ -516,7 +516,7 @@
             </w:tabs>
             <w:rPr/>
           </w:pPr>
-          <w:hyperlink w:anchor="__RefHeading___Toc2435_3553792858">
+          <w:hyperlink w:anchor="__RefHeading___Toc2435_2819991301">
             <w:r>
               <w:rPr>
                 <w:webHidden/>
@@ -562,7 +562,7 @@
             </w:tabs>
             <w:rPr/>
           </w:pPr>
-          <w:hyperlink w:anchor="__RefHeading___Toc2437_3553792858">
+          <w:hyperlink w:anchor="__RefHeading___Toc2437_2819991301">
             <w:r>
               <w:rPr>
                 <w:webHidden/>
@@ -623,7 +623,7 @@
             </w:tabs>
             <w:rPr/>
           </w:pPr>
-          <w:hyperlink w:anchor="__RefHeading___Toc2439_3553792858">
+          <w:hyperlink w:anchor="__RefHeading___Toc2439_2819991301">
             <w:r>
               <w:rPr>
                 <w:webHidden/>
@@ -669,7 +669,7 @@
             </w:tabs>
             <w:rPr/>
           </w:pPr>
-          <w:hyperlink w:anchor="__RefHeading___Toc2441_3553792858">
+          <w:hyperlink w:anchor="__RefHeading___Toc2441_2819991301">
             <w:r>
               <w:rPr>
                 <w:webHidden/>
@@ -715,7 +715,7 @@
             </w:tabs>
             <w:rPr/>
           </w:pPr>
-          <w:hyperlink w:anchor="__RefHeading___Toc2443_3553792858">
+          <w:hyperlink w:anchor="__RefHeading___Toc2443_2819991301">
             <w:r>
               <w:rPr>
                 <w:webHidden/>
@@ -761,7 +761,7 @@
             </w:tabs>
             <w:rPr/>
           </w:pPr>
-          <w:hyperlink w:anchor="__RefHeading___Toc2445_3553792858">
+          <w:hyperlink w:anchor="__RefHeading___Toc2445_2819991301">
             <w:r>
               <w:rPr>
                 <w:webHidden/>
@@ -822,7 +822,7 @@
             </w:tabs>
             <w:rPr/>
           </w:pPr>
-          <w:hyperlink w:anchor="__RefHeading___Toc2447_3553792858">
+          <w:hyperlink w:anchor="__RefHeading___Toc2447_2819991301">
             <w:r>
               <w:rPr>
                 <w:webHidden/>
@@ -868,7 +868,7 @@
             </w:tabs>
             <w:rPr/>
           </w:pPr>
-          <w:hyperlink w:anchor="__RefHeading___Toc2449_3553792858">
+          <w:hyperlink w:anchor="__RefHeading___Toc2449_2819991301">
             <w:r>
               <w:rPr>
                 <w:webHidden/>
@@ -914,7 +914,7 @@
             </w:tabs>
             <w:rPr/>
           </w:pPr>
-          <w:hyperlink w:anchor="__RefHeading___Toc2451_3553792858">
+          <w:hyperlink w:anchor="__RefHeading___Toc2451_2819991301">
             <w:r>
               <w:rPr>
                 <w:webHidden/>
@@ -960,7 +960,7 @@
             </w:tabs>
             <w:rPr/>
           </w:pPr>
-          <w:hyperlink w:anchor="__RefHeading___Toc2453_3553792858">
+          <w:hyperlink w:anchor="__RefHeading___Toc2453_2819991301">
             <w:r>
               <w:rPr>
                 <w:webHidden/>
@@ -1006,7 +1006,7 @@
             </w:tabs>
             <w:rPr/>
           </w:pPr>
-          <w:hyperlink w:anchor="__RefHeading___Toc2455_3553792858">
+          <w:hyperlink w:anchor="__RefHeading___Toc2455_2819991301">
             <w:r>
               <w:rPr>
                 <w:webHidden/>
@@ -1052,7 +1052,7 @@
             </w:tabs>
             <w:rPr/>
           </w:pPr>
-          <w:hyperlink w:anchor="__RefHeading___Toc2457_3553792858">
+          <w:hyperlink w:anchor="__RefHeading___Toc2457_2819991301">
             <w:r>
               <w:rPr>
                 <w:webHidden/>
@@ -1098,7 +1098,7 @@
             </w:tabs>
             <w:rPr/>
           </w:pPr>
-          <w:hyperlink w:anchor="__RefHeading___Toc2459_3553792858">
+          <w:hyperlink w:anchor="__RefHeading___Toc2459_2819991301">
             <w:r>
               <w:rPr>
                 <w:webHidden/>
@@ -1144,7 +1144,7 @@
             </w:tabs>
             <w:rPr/>
           </w:pPr>
-          <w:hyperlink w:anchor="__RefHeading___Toc2461_3553792858">
+          <w:hyperlink w:anchor="__RefHeading___Toc2461_2819991301">
             <w:r>
               <w:rPr>
                 <w:webHidden/>
@@ -1205,7 +1205,7 @@
             </w:tabs>
             <w:rPr/>
           </w:pPr>
-          <w:hyperlink w:anchor="__RefHeading___Toc2463_3553792858">
+          <w:hyperlink w:anchor="__RefHeading___Toc2463_2819991301">
             <w:r>
               <w:rPr>
                 <w:webHidden/>
@@ -1266,7 +1266,7 @@
             </w:tabs>
             <w:rPr/>
           </w:pPr>
-          <w:hyperlink w:anchor="__RefHeading___Toc2465_3553792858">
+          <w:hyperlink w:anchor="__RefHeading___Toc2465_2819991301">
             <w:r>
               <w:rPr>
                 <w:webHidden/>
@@ -1327,7 +1327,7 @@
             </w:tabs>
             <w:rPr/>
           </w:pPr>
-          <w:hyperlink w:anchor="__RefHeading___Toc2467_3553792858">
+          <w:hyperlink w:anchor="__RefHeading___Toc2467_2819991301">
             <w:r>
               <w:rPr>
                 <w:webHidden/>
@@ -1388,7 +1388,7 @@
             </w:tabs>
             <w:rPr/>
           </w:pPr>
-          <w:hyperlink w:anchor="__RefHeading___Toc2469_3553792858">
+          <w:hyperlink w:anchor="__RefHeading___Toc2469_2819991301">
             <w:r>
               <w:rPr>
                 <w:webHidden/>
@@ -1454,7 +1454,7 @@
             </w:tabs>
             <w:rPr/>
           </w:pPr>
-          <w:hyperlink w:anchor="__RefHeading___Toc2471_3553792858">
+          <w:hyperlink w:anchor="__RefHeading___Toc2471_2819991301">
             <w:r>
               <w:rPr>
                 <w:webHidden/>
@@ -1500,7 +1500,7 @@
             </w:tabs>
             <w:rPr/>
           </w:pPr>
-          <w:hyperlink w:anchor="__RefHeading___Toc2473_3553792858">
+          <w:hyperlink w:anchor="__RefHeading___Toc2473_2819991301">
             <w:r>
               <w:rPr>
                 <w:webHidden/>
@@ -1561,7 +1561,7 @@
             </w:tabs>
             <w:rPr/>
           </w:pPr>
-          <w:hyperlink w:anchor="__RefHeading___Toc2475_3553792858">
+          <w:hyperlink w:anchor="__RefHeading___Toc2475_2819991301">
             <w:r>
               <w:rPr>
                 <w:webHidden/>
@@ -1607,7 +1607,7 @@
             </w:tabs>
             <w:rPr/>
           </w:pPr>
-          <w:hyperlink w:anchor="__RefHeading___Toc2477_3553792858">
+          <w:hyperlink w:anchor="__RefHeading___Toc2477_2819991301">
             <w:r>
               <w:rPr>
                 <w:webHidden/>
@@ -1653,7 +1653,7 @@
             </w:tabs>
             <w:rPr/>
           </w:pPr>
-          <w:hyperlink w:anchor="__RefHeading___Toc2479_3553792858">
+          <w:hyperlink w:anchor="__RefHeading___Toc2479_2819991301">
             <w:r>
               <w:rPr>
                 <w:webHidden/>
@@ -1705,7 +1705,7 @@
             </w:tabs>
             <w:rPr/>
           </w:pPr>
-          <w:hyperlink w:anchor="__RefHeading___Toc2481_3553792858">
+          <w:hyperlink w:anchor="__RefHeading___Toc2481_2819991301">
             <w:r>
               <w:rPr>
                 <w:webHidden/>
@@ -1751,7 +1751,7 @@
             </w:tabs>
             <w:rPr/>
           </w:pPr>
-          <w:hyperlink w:anchor="__RefHeading___Toc2483_3553792858">
+          <w:hyperlink w:anchor="__RefHeading___Toc2483_2819991301">
             <w:r>
               <w:rPr>
                 <w:webHidden/>
@@ -1797,7 +1797,7 @@
             </w:tabs>
             <w:rPr/>
           </w:pPr>
-          <w:hyperlink w:anchor="__RefHeading___Toc2485_3553792858">
+          <w:hyperlink w:anchor="__RefHeading___Toc2485_2819991301">
             <w:r>
               <w:rPr>
                 <w:webHidden/>
@@ -1843,7 +1843,7 @@
             </w:tabs>
             <w:rPr/>
           </w:pPr>
-          <w:hyperlink w:anchor="__RefHeading___Toc2487_3553792858">
+          <w:hyperlink w:anchor="__RefHeading___Toc2487_2819991301">
             <w:r>
               <w:rPr>
                 <w:webHidden/>
@@ -1889,7 +1889,7 @@
             </w:tabs>
             <w:rPr/>
           </w:pPr>
-          <w:hyperlink w:anchor="__RefHeading___Toc2489_3553792858">
+          <w:hyperlink w:anchor="__RefHeading___Toc2489_2819991301">
             <w:r>
               <w:rPr>
                 <w:webHidden/>
@@ -1935,7 +1935,7 @@
             </w:tabs>
             <w:rPr/>
           </w:pPr>
-          <w:hyperlink w:anchor="__RefHeading___Toc2491_3553792858">
+          <w:hyperlink w:anchor="__RefHeading___Toc2491_2819991301">
             <w:r>
               <w:rPr>
                 <w:webHidden/>
@@ -1981,7 +1981,7 @@
             </w:tabs>
             <w:rPr/>
           </w:pPr>
-          <w:hyperlink w:anchor="__RefHeading___Toc2493_3553792858">
+          <w:hyperlink w:anchor="__RefHeading___Toc2493_2819991301">
             <w:r>
               <w:rPr>
                 <w:webHidden/>
@@ -2027,7 +2027,7 @@
             </w:tabs>
             <w:rPr/>
           </w:pPr>
-          <w:hyperlink w:anchor="__RefHeading___Toc2495_3553792858">
+          <w:hyperlink w:anchor="__RefHeading___Toc2495_2819991301">
             <w:r>
               <w:rPr>
                 <w:webHidden/>
@@ -2073,7 +2073,7 @@
             </w:tabs>
             <w:rPr/>
           </w:pPr>
-          <w:hyperlink w:anchor="__RefHeading___Toc2497_3553792858">
+          <w:hyperlink w:anchor="__RefHeading___Toc2497_2819991301">
             <w:r>
               <w:rPr>
                 <w:webHidden/>
@@ -2119,7 +2119,7 @@
             </w:tabs>
             <w:rPr/>
           </w:pPr>
-          <w:hyperlink w:anchor="__RefHeading___Toc2499_3553792858">
+          <w:hyperlink w:anchor="__RefHeading___Toc2499_2819991301">
             <w:r>
               <w:rPr>
                 <w:webHidden/>
@@ -2179,7 +2179,7 @@
             </w:tabs>
             <w:rPr/>
           </w:pPr>
-          <w:hyperlink w:anchor="__RefHeading___Toc2501_3553792858">
+          <w:hyperlink w:anchor="__RefHeading___Toc2501_2819991301">
             <w:r>
               <w:rPr>
                 <w:webHidden/>
@@ -2225,7 +2225,7 @@
             </w:tabs>
             <w:rPr/>
           </w:pPr>
-          <w:hyperlink w:anchor="__RefHeading___Toc2503_3553792858">
+          <w:hyperlink w:anchor="__RefHeading___Toc2503_2819991301">
             <w:r>
               <w:rPr>
                 <w:webHidden/>
@@ -2271,7 +2271,7 @@
             </w:tabs>
             <w:rPr/>
           </w:pPr>
-          <w:hyperlink w:anchor="__RefHeading___Toc2505_3553792858">
+          <w:hyperlink w:anchor="__RefHeading___Toc2505_2819991301">
             <w:r>
               <w:rPr>
                 <w:webHidden/>
@@ -2317,7 +2317,7 @@
             </w:tabs>
             <w:rPr/>
           </w:pPr>
-          <w:hyperlink w:anchor="__RefHeading___Toc2507_3553792858">
+          <w:hyperlink w:anchor="__RefHeading___Toc2507_2819991301">
             <w:r>
               <w:rPr>
                 <w:webHidden/>
@@ -2378,7 +2378,7 @@
             </w:tabs>
             <w:rPr/>
           </w:pPr>
-          <w:hyperlink w:anchor="__RefHeading___Toc2509_3553792858">
+          <w:hyperlink w:anchor="__RefHeading___Toc2509_2819991301">
             <w:r>
               <w:rPr>
                 <w:webHidden/>
@@ -2424,7 +2424,7 @@
             </w:tabs>
             <w:rPr/>
           </w:pPr>
-          <w:hyperlink w:anchor="__RefHeading___Toc2511_3553792858">
+          <w:hyperlink w:anchor="__RefHeading___Toc2511_2819991301">
             <w:r>
               <w:rPr>
                 <w:webHidden/>
@@ -2475,7 +2475,7 @@
         <w:bidi w:val="1"/>
         <w:rPr/>
       </w:pPr>
-      <w:bookmarkStart w:id="0" w:name="__RefHeading___Toc2429_3553792858"/>
+      <w:bookmarkStart w:id="0" w:name="__RefHeading___Toc2429_2819991301"/>
       <w:bookmarkStart w:id="1" w:name="مقدمة"/>
       <w:bookmarkEnd w:id="0"/>
       <w:r>
@@ -2501,7 +2501,7 @@
         <w:bidi w:val="1"/>
         <w:rPr/>
       </w:pPr>
-      <w:bookmarkStart w:id="2" w:name="__RefHeading___Toc2431_3553792858"/>
+      <w:bookmarkStart w:id="2" w:name="__RefHeading___Toc2431_2819991301"/>
       <w:bookmarkStart w:id="3" w:name="ما-هذا-النظام"/>
       <w:bookmarkEnd w:id="2"/>
       <w:r>
@@ -2760,7 +2760,7 @@
         <w:bidi w:val="1"/>
         <w:rPr/>
       </w:pPr>
-      <w:bookmarkStart w:id="4" w:name="__RefHeading___Toc2433_3553792858"/>
+      <w:bookmarkStart w:id="4" w:name="__RefHeading___Toc2433_2819991301"/>
       <w:bookmarkStart w:id="5" w:name="ما-الذي-يفعله-النظام-وما-الذي-لا-يفعله"/>
       <w:bookmarkEnd w:id="4"/>
       <w:r>
@@ -3482,7 +3482,7 @@
         <w:bidi w:val="1"/>
         <w:rPr/>
       </w:pPr>
-      <w:bookmarkStart w:id="6" w:name="__RefHeading___Toc2435_3553792858"/>
+      <w:bookmarkStart w:id="6" w:name="__RefHeading___Toc2435_2819991301"/>
       <w:bookmarkStart w:id="7" w:name="لمن-هذا-الدليل"/>
       <w:bookmarkEnd w:id="6"/>
       <w:r>
@@ -3747,7 +3747,7 @@
         <w:bidi w:val="1"/>
         <w:rPr/>
       </w:pPr>
-      <w:bookmarkStart w:id="8" w:name="__RefHeading___Toc2437_3553792858"/>
+      <w:bookmarkStart w:id="8" w:name="__RefHeading___Toc2437_2819991301"/>
       <w:bookmarkStart w:id="9" w:name="شريط-عرض-توضيحي-بلا-أمان-وصول"/>
       <w:bookmarkEnd w:id="8"/>
       <w:r>
@@ -3966,7 +3966,7 @@
         <w:bidi w:val="1"/>
         <w:rPr/>
       </w:pPr>
-      <w:bookmarkStart w:id="10" w:name="__RefHeading___Toc2439_3553792858"/>
+      <w:bookmarkStart w:id="10" w:name="__RefHeading___Toc2439_2819991301"/>
       <w:bookmarkStart w:id="11" w:name="المتطلبات"/>
       <w:bookmarkEnd w:id="10"/>
       <w:r>
@@ -4481,7 +4481,7 @@
         <w:bidi w:val="1"/>
         <w:rPr/>
       </w:pPr>
-      <w:bookmarkStart w:id="14" w:name="__RefHeading___Toc2441_3553792858"/>
+      <w:bookmarkStart w:id="14" w:name="__RefHeading___Toc2441_2819991301"/>
       <w:bookmarkStart w:id="15" w:name="البدء-السريع-لمشغل-النظام"/>
       <w:bookmarkEnd w:id="14"/>
       <w:r>
@@ -4550,7 +4550,7 @@
         <w:bidi w:val="1"/>
         <w:rPr/>
       </w:pPr>
-      <w:bookmarkStart w:id="16" w:name="__RefHeading___Toc2443_3553792858"/>
+      <w:bookmarkStart w:id="16" w:name="__RefHeading___Toc2443_2819991301"/>
       <w:bookmarkStart w:id="17" w:name="الخطوات-الأساسية"/>
       <w:bookmarkEnd w:id="16"/>
       <w:r>
@@ -6647,7 +6647,7 @@
         <w:bidi w:val="1"/>
         <w:rPr/>
       </w:pPr>
-      <w:bookmarkStart w:id="18" w:name="__RefHeading___Toc2445_3553792858"/>
+      <w:bookmarkStart w:id="18" w:name="__RefHeading___Toc2445_2819991301"/>
       <w:bookmarkStart w:id="19" w:name="وضع-المحاكاة-بلا-خادم"/>
       <w:bookmarkEnd w:id="18"/>
       <w:r>
@@ -7180,7 +7180,7 @@
         <w:bidi w:val="1"/>
         <w:rPr/>
       </w:pPr>
-      <w:bookmarkStart w:id="20" w:name="__RefHeading___Toc2447_3553792858"/>
+      <w:bookmarkStart w:id="20" w:name="__RefHeading___Toc2447_2819991301"/>
       <w:bookmarkStart w:id="21" w:name="صور-الشاشة"/>
       <w:bookmarkEnd w:id="20"/>
       <w:r>
@@ -7361,7 +7361,7 @@
         <w:bidi w:val="1"/>
         <w:rPr/>
       </w:pPr>
-      <w:bookmarkStart w:id="22" w:name="__RefHeading___Toc2449_3553792858"/>
+      <w:bookmarkStart w:id="22" w:name="__RefHeading___Toc2449_2819991301"/>
       <w:bookmarkStart w:id="23" w:name="استكشاف-الأخطاء-الشائعة"/>
       <w:bookmarkEnd w:id="22"/>
       <w:r>
@@ -8895,7 +8895,7 @@
         <w:bidi w:val="1"/>
         <w:rPr/>
       </w:pPr>
-      <w:bookmarkStart w:id="26" w:name="__RefHeading___Toc2451_3553792858"/>
+      <w:bookmarkStart w:id="26" w:name="__RefHeading___Toc2451_2819991301"/>
       <w:bookmarkStart w:id="27" w:name="دليل-المتعلم"/>
       <w:bookmarkEnd w:id="26"/>
       <w:r>
@@ -8973,7 +8973,7 @@
         <w:bidi w:val="1"/>
         <w:rPr/>
       </w:pPr>
-      <w:bookmarkStart w:id="28" w:name="__RefHeading___Toc2453_3553792858"/>
+      <w:bookmarkStart w:id="28" w:name="__RefHeading___Toc2453_2819991301"/>
       <w:bookmarkStart w:id="29" w:name="الصفحة-الرئيسية"/>
       <w:bookmarkEnd w:id="28"/>
       <w:r>
@@ -9752,7 +9752,7 @@
         <w:bidi w:val="1"/>
         <w:rPr/>
       </w:pPr>
-      <w:bookmarkStart w:id="30" w:name="__RefHeading___Toc2455_3553792858"/>
+      <w:bookmarkStart w:id="30" w:name="__RefHeading___Toc2455_2819991301"/>
       <w:bookmarkStart w:id="31" w:name="شريط-الأيام-ومعنى-العلامات"/>
       <w:bookmarkEnd w:id="30"/>
       <w:r>
@@ -11156,7 +11156,7 @@
         <w:bidi w:val="1"/>
         <w:rPr/>
       </w:pPr>
-      <w:bookmarkStart w:id="32" w:name="__RefHeading___Toc2457_3553792858"/>
+      <w:bookmarkStart w:id="32" w:name="__RefHeading___Toc2457_2819991301"/>
       <w:bookmarkStart w:id="33" w:name="شريط-السياق"/>
       <w:bookmarkEnd w:id="32"/>
       <w:r>
@@ -11634,7 +11634,7 @@
         <w:bidi w:val="1"/>
         <w:rPr/>
       </w:pPr>
-      <w:bookmarkStart w:id="34" w:name="__RefHeading___Toc2459_3553792858"/>
+      <w:bookmarkStart w:id="34" w:name="__RefHeading___Toc2459_2819991301"/>
       <w:bookmarkStart w:id="35" w:name="قراءة-بطاقة-التوصية"/>
       <w:bookmarkEnd w:id="34"/>
       <w:r>
@@ -12504,7 +12504,7 @@
         <w:bidi w:val="1"/>
         <w:rPr/>
       </w:pPr>
-      <w:bookmarkStart w:id="36" w:name="__RefHeading___Toc2461_3553792858"/>
+      <w:bookmarkStart w:id="36" w:name="__RefHeading___Toc2461_2819991301"/>
       <w:bookmarkStart w:id="37" w:name="نافذة-لماذا"/>
       <w:bookmarkEnd w:id="36"/>
       <w:r>
@@ -13173,7 +13173,7 @@
         <w:bidi w:val="1"/>
         <w:rPr/>
       </w:pPr>
-      <w:bookmarkStart w:id="38" w:name="__RefHeading___Toc2463_3553792858"/>
+      <w:bookmarkStart w:id="38" w:name="__RefHeading___Toc2463_2819991301"/>
       <w:bookmarkStart w:id="39" w:name="شارة-تاريخ-النموذج"/>
       <w:bookmarkEnd w:id="38"/>
       <w:r>
@@ -13566,7 +13566,7 @@
         <w:bidi w:val="1"/>
         <w:rPr/>
       </w:pPr>
-      <w:bookmarkStart w:id="40" w:name="__RefHeading___Toc2465_3553792858"/>
+      <w:bookmarkStart w:id="40" w:name="__RefHeading___Toc2465_2819991301"/>
       <w:bookmarkStart w:id="41" w:name="حالة-قبل-أول-قطع"/>
       <w:bookmarkEnd w:id="40"/>
       <w:r>
@@ -13830,7 +13830,7 @@
         <w:bidi w:val="1"/>
         <w:rPr/>
       </w:pPr>
-      <w:bookmarkStart w:id="42" w:name="__RefHeading___Toc2467_3553792858"/>
+      <w:bookmarkStart w:id="42" w:name="__RefHeading___Toc2467_2819991301"/>
       <w:bookmarkStart w:id="43" w:name="حالة-بلا-نشاط-سابق"/>
       <w:bookmarkEnd w:id="42"/>
       <w:r>
@@ -13940,7 +13940,7 @@
         <w:bidi w:val="1"/>
         <w:rPr/>
       </w:pPr>
-      <w:bookmarkStart w:id="44" w:name="__RefHeading___Toc2469_3553792858"/>
+      <w:bookmarkStart w:id="44" w:name="__RefHeading___Toc2469_2819991301"/>
       <w:bookmarkStart w:id="45" w:name="نشاطي-في-آخر-28-يوما"/>
       <w:bookmarkEnd w:id="44"/>
       <w:r>
@@ -14281,7 +14281,7 @@
         <w:bidi w:val="1"/>
         <w:rPr/>
       </w:pPr>
-      <w:bookmarkStart w:id="46" w:name="__RefHeading___Toc2471_3553792858"/>
+      <w:bookmarkStart w:id="46" w:name="__RefHeading___Toc2471_2819991301"/>
       <w:bookmarkStart w:id="47" w:name="ما-لا-تعرضه-صفحة-المتعلم"/>
       <w:bookmarkEnd w:id="46"/>
       <w:r>
@@ -14489,7 +14489,7 @@
         <w:bidi w:val="1"/>
         <w:rPr/>
       </w:pPr>
-      <w:bookmarkStart w:id="48" w:name="__RefHeading___Toc2473_3553792858"/>
+      <w:bookmarkStart w:id="48" w:name="__RefHeading___Toc2473_2819991301"/>
       <w:bookmarkStart w:id="49" w:name="حالة-منسحب"/>
       <w:bookmarkEnd w:id="48"/>
       <w:r>
@@ -14720,7 +14720,7 @@
         <w:bidi w:val="1"/>
         <w:rPr/>
       </w:pPr>
-      <w:bookmarkStart w:id="52" w:name="__RefHeading___Toc2475_3553792858"/>
+      <w:bookmarkStart w:id="52" w:name="__RefHeading___Toc2475_2819991301"/>
       <w:bookmarkStart w:id="53" w:name="دليل-المدرس-أو-المشرف"/>
       <w:bookmarkEnd w:id="52"/>
       <w:r>
@@ -14781,7 +14781,7 @@
         <w:bidi w:val="1"/>
         <w:rPr/>
       </w:pPr>
-      <w:bookmarkStart w:id="54" w:name="__RefHeading___Toc2477_3553792858"/>
+      <w:bookmarkStart w:id="54" w:name="__RefHeading___Toc2477_2819991301"/>
       <w:bookmarkStart w:id="55" w:name="تنبيه-قبل-البدء"/>
       <w:bookmarkEnd w:id="54"/>
       <w:r>
@@ -15061,7 +15061,7 @@
         <w:bidi w:val="1"/>
         <w:rPr/>
       </w:pPr>
-      <w:bookmarkStart w:id="56" w:name="__RefHeading___Toc2479_3553792858"/>
+      <w:bookmarkStart w:id="56" w:name="__RefHeading___Toc2479_2819991301"/>
       <w:bookmarkStart w:id="57" w:name="تبدأ-اللوحة-من-اليوم-56"/>
       <w:bookmarkEnd w:id="56"/>
       <w:r>
@@ -15149,7 +15149,7 @@
         <w:bidi w:val="1"/>
         <w:rPr/>
       </w:pPr>
-      <w:bookmarkStart w:id="58" w:name="__RefHeading___Toc2481_3553792858"/>
+      <w:bookmarkStart w:id="58" w:name="__RefHeading___Toc2481_2819991301"/>
       <w:bookmarkStart w:id="59" w:name="لوحة-المؤشرات"/>
       <w:bookmarkEnd w:id="58"/>
       <w:r>
@@ -16430,7 +16430,7 @@
         <w:bidi w:val="1"/>
         <w:rPr/>
       </w:pPr>
-      <w:bookmarkStart w:id="60" w:name="__RefHeading___Toc2483_3553792858"/>
+      <w:bookmarkStart w:id="60" w:name="__RefHeading___Toc2483_2819991301"/>
       <w:bookmarkStart w:id="61" w:name="العناقيد-السلوكية"/>
       <w:bookmarkEnd w:id="60"/>
       <w:r>
@@ -17576,7 +17576,7 @@
         <w:bidi w:val="1"/>
         <w:rPr/>
       </w:pPr>
-      <w:bookmarkStart w:id="62" w:name="__RefHeading___Toc2485_3553792858"/>
+      <w:bookmarkStart w:id="62" w:name="__RefHeading___Toc2485_2819991301"/>
       <w:bookmarkStart w:id="63" w:name="توزيع-درجة-الخطر-النسبية"/>
       <w:bookmarkEnd w:id="62"/>
       <w:r>
@@ -18458,7 +18458,7 @@
         <w:bidi w:val="1"/>
         <w:rPr/>
       </w:pPr>
-      <w:bookmarkStart w:id="64" w:name="__RefHeading___Toc2487_3553792858"/>
+      <w:bookmarkStart w:id="64" w:name="__RefHeading___Toc2487_2819991301"/>
       <w:bookmarkStart w:id="65" w:name="ملامح-السلوك"/>
       <w:bookmarkEnd w:id="64"/>
       <w:r>
@@ -18991,7 +18991,7 @@
         <w:bidi w:val="1"/>
         <w:rPr/>
       </w:pPr>
-      <w:bookmarkStart w:id="66" w:name="__RefHeading___Toc2489_3553792858"/>
+      <w:bookmarkStart w:id="66" w:name="__RefHeading___Toc2489_2819991301"/>
       <w:bookmarkStart w:id="67" w:name="تغطية-التوصيات"/>
       <w:bookmarkEnd w:id="66"/>
       <w:r>
@@ -19197,7 +19197,7 @@
         <w:bidi w:val="1"/>
         <w:rPr/>
       </w:pPr>
-      <w:bookmarkStart w:id="68" w:name="__RefHeading___Toc2491_3553792858"/>
+      <w:bookmarkStart w:id="68" w:name="__RefHeading___Toc2491_2819991301"/>
       <w:bookmarkStart w:id="69" w:name="جدول-المتعلمين"/>
       <w:bookmarkEnd w:id="68"/>
       <w:r>
@@ -19251,7 +19251,7 @@
         <w:rPr>
           <w:rtl w:val="true"/>
         </w:rPr>
-        <w:t xml:space="preserve">، وتحته سطر مثل </w:t>
+        <w:t xml:space="preserve">، وتحته سطر يصف الترتيب الحالي، مثل </w:t>
       </w:r>
       <w:r>
         <w:rPr>
@@ -19285,7 +19285,7 @@
         <w:rPr>
           <w:rtl w:val="true"/>
         </w:rPr>
-        <w:t>مرتبون حسب درجة الخطر</w:t>
+        <w:t>مرتبون حسب التسجيل تصاعدياً</w:t>
       </w:r>
       <w:r>
         <w:rPr>
@@ -19991,7 +19991,7 @@
         <w:rPr>
           <w:rtl w:val="true"/>
         </w:rPr>
-        <w:t>قائمة المتعلمين مرتبة بالدرجة النسبية، مع أهم عامل لكل متعلم</w:t>
+        <w:t>قائمة المتعلمين مع درجة الخطر وأهم عامل لكل متعلم، ويمكن ترتيبها بأي عمود</w:t>
       </w:r>
       <w:r>
         <w:rPr>
@@ -20728,7 +20728,7 @@
         <w:bidi w:val="1"/>
         <w:rPr/>
       </w:pPr>
-      <w:bookmarkStart w:id="70" w:name="__RefHeading___Toc2493_3553792858"/>
+      <w:bookmarkStart w:id="70" w:name="__RefHeading___Toc2493_2819991301"/>
       <w:bookmarkStart w:id="71" w:name="ملف-المتعلم"/>
       <w:bookmarkEnd w:id="70"/>
       <w:r>
@@ -21393,7 +21393,7 @@
         <w:bidi w:val="1"/>
         <w:rPr/>
       </w:pPr>
-      <w:bookmarkStart w:id="72" w:name="__RefHeading___Toc2495_3553792858"/>
+      <w:bookmarkStart w:id="72" w:name="__RefHeading___Toc2495_2819991301"/>
       <w:bookmarkStart w:id="73" w:name="القيود-الأخلاقية-والمنهجية"/>
       <w:bookmarkEnd w:id="72"/>
       <w:r>
@@ -21844,7 +21844,7 @@
         <w:bidi w:val="1"/>
         <w:rPr/>
       </w:pPr>
-      <w:bookmarkStart w:id="74" w:name="__RefHeading___Toc2497_3553792858"/>
+      <w:bookmarkStart w:id="74" w:name="__RefHeading___Toc2497_2819991301"/>
       <w:bookmarkStart w:id="75" w:name="ماذا-أفعل-كمدرس"/>
       <w:bookmarkEnd w:id="74"/>
       <w:r>
@@ -21963,7 +21963,7 @@
         <w:bidi w:val="1"/>
         <w:rPr/>
       </w:pPr>
-      <w:bookmarkStart w:id="76" w:name="__RefHeading___Toc2499_3553792858"/>
+      <w:bookmarkStart w:id="76" w:name="__RefHeading___Toc2499_2819991301"/>
       <w:bookmarkStart w:id="77" w:name="X745443570c429d909b26e3257e881b7ff04140e"/>
       <w:bookmarkEnd w:id="76"/>
       <w:r>
@@ -22437,7 +22437,7 @@
         <w:bidi w:val="1"/>
         <w:rPr/>
       </w:pPr>
-      <w:bookmarkStart w:id="80" w:name="__RefHeading___Toc2501_3553792858"/>
+      <w:bookmarkStart w:id="80" w:name="__RefHeading___Toc2501_2819991301"/>
       <w:bookmarkStart w:id="81" w:name="الأسئلة-الشائعة"/>
       <w:bookmarkEnd w:id="80"/>
       <w:r>
@@ -24075,7 +24075,7 @@
         <w:bidi w:val="1"/>
         <w:rPr/>
       </w:pPr>
-      <w:bookmarkStart w:id="83" w:name="__RefHeading___Toc2503_3553792858"/>
+      <w:bookmarkStart w:id="83" w:name="__RefHeading___Toc2503_2819991301"/>
       <w:bookmarkStart w:id="84" w:name="الملاحق"/>
       <w:bookmarkEnd w:id="83"/>
       <w:r>
@@ -24101,7 +24101,7 @@
         <w:bidi w:val="1"/>
         <w:rPr/>
       </w:pPr>
-      <w:bookmarkStart w:id="85" w:name="__RefHeading___Toc2505_3553792858"/>
+      <w:bookmarkStart w:id="85" w:name="__RefHeading___Toc2505_2819991301"/>
       <w:bookmarkEnd w:id="85"/>
       <w:r>
         <w:rPr/>
@@ -25270,7 +25270,7 @@
         <w:bidi w:val="1"/>
         <w:rPr/>
       </w:pPr>
-      <w:bookmarkStart w:id="87" w:name="__RefHeading___Toc2507_3553792858"/>
+      <w:bookmarkStart w:id="87" w:name="__RefHeading___Toc2507_2819991301"/>
       <w:bookmarkEnd w:id="87"/>
       <w:r>
         <w:rPr/>
@@ -26388,7 +26388,7 @@
         <w:bidi w:val="1"/>
         <w:rPr/>
       </w:pPr>
-      <w:bookmarkStart w:id="88" w:name="__RefHeading___Toc2509_3553792858"/>
+      <w:bookmarkStart w:id="88" w:name="__RefHeading___Toc2509_2819991301"/>
       <w:bookmarkEnd w:id="88"/>
       <w:r>
         <w:rPr/>
@@ -29129,7 +29129,7 @@
         <w:bidi w:val="1"/>
         <w:rPr/>
       </w:pPr>
-      <w:bookmarkStart w:id="90" w:name="__RefHeading___Toc2511_3553792858"/>
+      <w:bookmarkStart w:id="90" w:name="__RefHeading___Toc2511_2819991301"/>
       <w:bookmarkEnd w:id="90"/>
       <w:r>
         <w:rPr/>

--- a/deliverables/05-user-guide/دليل-المستخدم-والواجهات.docx
+++ b/deliverables/05-user-guide/دليل-المستخدم-والواجهات.docx
@@ -378,7 +378,7 @@
             </w:rPr>
             <w:fldChar w:fldCharType="separate"/>
           </w:r>
-          <w:hyperlink w:anchor="__RefHeading___Toc2429_2819991301">
+          <w:hyperlink w:anchor="__RefHeading___Toc2429_1971269794">
             <w:r>
               <w:rPr>
                 <w:webHidden/>
@@ -424,7 +424,7 @@
             </w:tabs>
             <w:rPr/>
           </w:pPr>
-          <w:hyperlink w:anchor="__RefHeading___Toc2431_2819991301">
+          <w:hyperlink w:anchor="__RefHeading___Toc2431_1971269794">
             <w:r>
               <w:rPr>
                 <w:webHidden/>
@@ -470,7 +470,7 @@
             </w:tabs>
             <w:rPr/>
           </w:pPr>
-          <w:hyperlink w:anchor="__RefHeading___Toc2433_2819991301">
+          <w:hyperlink w:anchor="__RefHeading___Toc2433_1971269794">
             <w:r>
               <w:rPr>
                 <w:webHidden/>
@@ -516,7 +516,7 @@
             </w:tabs>
             <w:rPr/>
           </w:pPr>
-          <w:hyperlink w:anchor="__RefHeading___Toc2435_2819991301">
+          <w:hyperlink w:anchor="__RefHeading___Toc2435_1971269794">
             <w:r>
               <w:rPr>
                 <w:webHidden/>
@@ -562,7 +562,7 @@
             </w:tabs>
             <w:rPr/>
           </w:pPr>
-          <w:hyperlink w:anchor="__RefHeading___Toc2437_2819991301">
+          <w:hyperlink w:anchor="__RefHeading___Toc2437_1971269794">
             <w:r>
               <w:rPr>
                 <w:webHidden/>
@@ -623,7 +623,7 @@
             </w:tabs>
             <w:rPr/>
           </w:pPr>
-          <w:hyperlink w:anchor="__RefHeading___Toc2439_2819991301">
+          <w:hyperlink w:anchor="__RefHeading___Toc2439_1971269794">
             <w:r>
               <w:rPr>
                 <w:webHidden/>
@@ -669,7 +669,7 @@
             </w:tabs>
             <w:rPr/>
           </w:pPr>
-          <w:hyperlink w:anchor="__RefHeading___Toc2441_2819991301">
+          <w:hyperlink w:anchor="__RefHeading___Toc2441_1971269794">
             <w:r>
               <w:rPr>
                 <w:webHidden/>
@@ -715,7 +715,7 @@
             </w:tabs>
             <w:rPr/>
           </w:pPr>
-          <w:hyperlink w:anchor="__RefHeading___Toc2443_2819991301">
+          <w:hyperlink w:anchor="__RefHeading___Toc2443_1971269794">
             <w:r>
               <w:rPr>
                 <w:webHidden/>
@@ -761,7 +761,7 @@
             </w:tabs>
             <w:rPr/>
           </w:pPr>
-          <w:hyperlink w:anchor="__RefHeading___Toc2445_2819991301">
+          <w:hyperlink w:anchor="__RefHeading___Toc2445_1971269794">
             <w:r>
               <w:rPr>
                 <w:webHidden/>
@@ -822,7 +822,7 @@
             </w:tabs>
             <w:rPr/>
           </w:pPr>
-          <w:hyperlink w:anchor="__RefHeading___Toc2447_2819991301">
+          <w:hyperlink w:anchor="__RefHeading___Toc2447_1971269794">
             <w:r>
               <w:rPr>
                 <w:webHidden/>
@@ -868,7 +868,7 @@
             </w:tabs>
             <w:rPr/>
           </w:pPr>
-          <w:hyperlink w:anchor="__RefHeading___Toc2449_2819991301">
+          <w:hyperlink w:anchor="__RefHeading___Toc2449_1971269794">
             <w:r>
               <w:rPr>
                 <w:webHidden/>
@@ -914,7 +914,7 @@
             </w:tabs>
             <w:rPr/>
           </w:pPr>
-          <w:hyperlink w:anchor="__RefHeading___Toc2451_2819991301">
+          <w:hyperlink w:anchor="__RefHeading___Toc2451_1971269794">
             <w:r>
               <w:rPr>
                 <w:webHidden/>
@@ -960,7 +960,7 @@
             </w:tabs>
             <w:rPr/>
           </w:pPr>
-          <w:hyperlink w:anchor="__RefHeading___Toc2453_2819991301">
+          <w:hyperlink w:anchor="__RefHeading___Toc2453_1971269794">
             <w:r>
               <w:rPr>
                 <w:webHidden/>
@@ -1006,7 +1006,7 @@
             </w:tabs>
             <w:rPr/>
           </w:pPr>
-          <w:hyperlink w:anchor="__RefHeading___Toc2455_2819991301">
+          <w:hyperlink w:anchor="__RefHeading___Toc2455_1971269794">
             <w:r>
               <w:rPr>
                 <w:webHidden/>
@@ -1052,7 +1052,7 @@
             </w:tabs>
             <w:rPr/>
           </w:pPr>
-          <w:hyperlink w:anchor="__RefHeading___Toc2457_2819991301">
+          <w:hyperlink w:anchor="__RefHeading___Toc2457_1971269794">
             <w:r>
               <w:rPr>
                 <w:webHidden/>
@@ -1098,7 +1098,7 @@
             </w:tabs>
             <w:rPr/>
           </w:pPr>
-          <w:hyperlink w:anchor="__RefHeading___Toc2459_2819991301">
+          <w:hyperlink w:anchor="__RefHeading___Toc2459_1971269794">
             <w:r>
               <w:rPr>
                 <w:webHidden/>
@@ -1144,7 +1144,7 @@
             </w:tabs>
             <w:rPr/>
           </w:pPr>
-          <w:hyperlink w:anchor="__RefHeading___Toc2461_2819991301">
+          <w:hyperlink w:anchor="__RefHeading___Toc2461_1971269794">
             <w:r>
               <w:rPr>
                 <w:webHidden/>
@@ -1205,7 +1205,7 @@
             </w:tabs>
             <w:rPr/>
           </w:pPr>
-          <w:hyperlink w:anchor="__RefHeading___Toc2463_2819991301">
+          <w:hyperlink w:anchor="__RefHeading___Toc2463_1971269794">
             <w:r>
               <w:rPr>
                 <w:webHidden/>
@@ -1266,7 +1266,7 @@
             </w:tabs>
             <w:rPr/>
           </w:pPr>
-          <w:hyperlink w:anchor="__RefHeading___Toc2465_2819991301">
+          <w:hyperlink w:anchor="__RefHeading___Toc2465_1971269794">
             <w:r>
               <w:rPr>
                 <w:webHidden/>
@@ -1327,7 +1327,7 @@
             </w:tabs>
             <w:rPr/>
           </w:pPr>
-          <w:hyperlink w:anchor="__RefHeading___Toc2467_2819991301">
+          <w:hyperlink w:anchor="__RefHeading___Toc2467_1971269794">
             <w:r>
               <w:rPr>
                 <w:webHidden/>
@@ -1388,7 +1388,7 @@
             </w:tabs>
             <w:rPr/>
           </w:pPr>
-          <w:hyperlink w:anchor="__RefHeading___Toc2469_2819991301">
+          <w:hyperlink w:anchor="__RefHeading___Toc2469_1971269794">
             <w:r>
               <w:rPr>
                 <w:webHidden/>
@@ -1454,7 +1454,7 @@
             </w:tabs>
             <w:rPr/>
           </w:pPr>
-          <w:hyperlink w:anchor="__RefHeading___Toc2471_2819991301">
+          <w:hyperlink w:anchor="__RefHeading___Toc2471_1971269794">
             <w:r>
               <w:rPr>
                 <w:webHidden/>
@@ -1500,7 +1500,7 @@
             </w:tabs>
             <w:rPr/>
           </w:pPr>
-          <w:hyperlink w:anchor="__RefHeading___Toc2473_2819991301">
+          <w:hyperlink w:anchor="__RefHeading___Toc2473_1971269794">
             <w:r>
               <w:rPr>
                 <w:webHidden/>
@@ -1561,7 +1561,7 @@
             </w:tabs>
             <w:rPr/>
           </w:pPr>
-          <w:hyperlink w:anchor="__RefHeading___Toc2475_2819991301">
+          <w:hyperlink w:anchor="__RefHeading___Toc2475_1971269794">
             <w:r>
               <w:rPr>
                 <w:webHidden/>
@@ -1607,7 +1607,7 @@
             </w:tabs>
             <w:rPr/>
           </w:pPr>
-          <w:hyperlink w:anchor="__RefHeading___Toc2477_2819991301">
+          <w:hyperlink w:anchor="__RefHeading___Toc2477_1971269794">
             <w:r>
               <w:rPr>
                 <w:webHidden/>
@@ -1653,7 +1653,7 @@
             </w:tabs>
             <w:rPr/>
           </w:pPr>
-          <w:hyperlink w:anchor="__RefHeading___Toc2479_2819991301">
+          <w:hyperlink w:anchor="__RefHeading___Toc2479_1971269794">
             <w:r>
               <w:rPr>
                 <w:webHidden/>
@@ -1705,7 +1705,7 @@
             </w:tabs>
             <w:rPr/>
           </w:pPr>
-          <w:hyperlink w:anchor="__RefHeading___Toc2481_2819991301">
+          <w:hyperlink w:anchor="__RefHeading___Toc2481_1971269794">
             <w:r>
               <w:rPr>
                 <w:webHidden/>
@@ -1751,7 +1751,7 @@
             </w:tabs>
             <w:rPr/>
           </w:pPr>
-          <w:hyperlink w:anchor="__RefHeading___Toc2483_2819991301">
+          <w:hyperlink w:anchor="__RefHeading___Toc2483_1971269794">
             <w:r>
               <w:rPr>
                 <w:webHidden/>
@@ -1797,7 +1797,7 @@
             </w:tabs>
             <w:rPr/>
           </w:pPr>
-          <w:hyperlink w:anchor="__RefHeading___Toc2485_2819991301">
+          <w:hyperlink w:anchor="__RefHeading___Toc2485_1971269794">
             <w:r>
               <w:rPr>
                 <w:webHidden/>
@@ -1843,7 +1843,7 @@
             </w:tabs>
             <w:rPr/>
           </w:pPr>
-          <w:hyperlink w:anchor="__RefHeading___Toc2487_2819991301">
+          <w:hyperlink w:anchor="__RefHeading___Toc2487_1971269794">
             <w:r>
               <w:rPr>
                 <w:webHidden/>
@@ -1889,7 +1889,7 @@
             </w:tabs>
             <w:rPr/>
           </w:pPr>
-          <w:hyperlink w:anchor="__RefHeading___Toc2489_2819991301">
+          <w:hyperlink w:anchor="__RefHeading___Toc2489_1971269794">
             <w:r>
               <w:rPr>
                 <w:webHidden/>
@@ -1935,7 +1935,7 @@
             </w:tabs>
             <w:rPr/>
           </w:pPr>
-          <w:hyperlink w:anchor="__RefHeading___Toc2491_2819991301">
+          <w:hyperlink w:anchor="__RefHeading___Toc2491_1971269794">
             <w:r>
               <w:rPr>
                 <w:webHidden/>
@@ -1981,7 +1981,7 @@
             </w:tabs>
             <w:rPr/>
           </w:pPr>
-          <w:hyperlink w:anchor="__RefHeading___Toc2493_2819991301">
+          <w:hyperlink w:anchor="__RefHeading___Toc2493_1971269794">
             <w:r>
               <w:rPr>
                 <w:webHidden/>
@@ -2027,7 +2027,7 @@
             </w:tabs>
             <w:rPr/>
           </w:pPr>
-          <w:hyperlink w:anchor="__RefHeading___Toc2495_2819991301">
+          <w:hyperlink w:anchor="__RefHeading___Toc2495_1971269794">
             <w:r>
               <w:rPr>
                 <w:webHidden/>
@@ -2073,7 +2073,7 @@
             </w:tabs>
             <w:rPr/>
           </w:pPr>
-          <w:hyperlink w:anchor="__RefHeading___Toc2497_2819991301">
+          <w:hyperlink w:anchor="__RefHeading___Toc2497_1971269794">
             <w:r>
               <w:rPr>
                 <w:webHidden/>
@@ -2119,7 +2119,7 @@
             </w:tabs>
             <w:rPr/>
           </w:pPr>
-          <w:hyperlink w:anchor="__RefHeading___Toc2499_2819991301">
+          <w:hyperlink w:anchor="__RefHeading___Toc2499_1971269794">
             <w:r>
               <w:rPr>
                 <w:webHidden/>
@@ -2179,7 +2179,7 @@
             </w:tabs>
             <w:rPr/>
           </w:pPr>
-          <w:hyperlink w:anchor="__RefHeading___Toc2501_2819991301">
+          <w:hyperlink w:anchor="__RefHeading___Toc2501_1971269794">
             <w:r>
               <w:rPr>
                 <w:webHidden/>
@@ -2225,7 +2225,7 @@
             </w:tabs>
             <w:rPr/>
           </w:pPr>
-          <w:hyperlink w:anchor="__RefHeading___Toc2503_2819991301">
+          <w:hyperlink w:anchor="__RefHeading___Toc2503_1971269794">
             <w:r>
               <w:rPr>
                 <w:webHidden/>
@@ -2271,7 +2271,7 @@
             </w:tabs>
             <w:rPr/>
           </w:pPr>
-          <w:hyperlink w:anchor="__RefHeading___Toc2505_2819991301">
+          <w:hyperlink w:anchor="__RefHeading___Toc2505_1971269794">
             <w:r>
               <w:rPr>
                 <w:webHidden/>
@@ -2317,7 +2317,7 @@
             </w:tabs>
             <w:rPr/>
           </w:pPr>
-          <w:hyperlink w:anchor="__RefHeading___Toc2507_2819991301">
+          <w:hyperlink w:anchor="__RefHeading___Toc2507_1971269794">
             <w:r>
               <w:rPr>
                 <w:webHidden/>
@@ -2378,7 +2378,7 @@
             </w:tabs>
             <w:rPr/>
           </w:pPr>
-          <w:hyperlink w:anchor="__RefHeading___Toc2509_2819991301">
+          <w:hyperlink w:anchor="__RefHeading___Toc2509_1971269794">
             <w:r>
               <w:rPr>
                 <w:webHidden/>
@@ -2424,7 +2424,7 @@
             </w:tabs>
             <w:rPr/>
           </w:pPr>
-          <w:hyperlink w:anchor="__RefHeading___Toc2511_2819991301">
+          <w:hyperlink w:anchor="__RefHeading___Toc2511_1971269794">
             <w:r>
               <w:rPr>
                 <w:webHidden/>
@@ -2475,7 +2475,7 @@
         <w:bidi w:val="1"/>
         <w:rPr/>
       </w:pPr>
-      <w:bookmarkStart w:id="0" w:name="__RefHeading___Toc2429_2819991301"/>
+      <w:bookmarkStart w:id="0" w:name="__RefHeading___Toc2429_1971269794"/>
       <w:bookmarkStart w:id="1" w:name="مقدمة"/>
       <w:bookmarkEnd w:id="0"/>
       <w:r>
@@ -2501,7 +2501,7 @@
         <w:bidi w:val="1"/>
         <w:rPr/>
       </w:pPr>
-      <w:bookmarkStart w:id="2" w:name="__RefHeading___Toc2431_2819991301"/>
+      <w:bookmarkStart w:id="2" w:name="__RefHeading___Toc2431_1971269794"/>
       <w:bookmarkStart w:id="3" w:name="ما-هذا-النظام"/>
       <w:bookmarkEnd w:id="2"/>
       <w:r>
@@ -2760,7 +2760,7 @@
         <w:bidi w:val="1"/>
         <w:rPr/>
       </w:pPr>
-      <w:bookmarkStart w:id="4" w:name="__RefHeading___Toc2433_2819991301"/>
+      <w:bookmarkStart w:id="4" w:name="__RefHeading___Toc2433_1971269794"/>
       <w:bookmarkStart w:id="5" w:name="ما-الذي-يفعله-النظام-وما-الذي-لا-يفعله"/>
       <w:bookmarkEnd w:id="4"/>
       <w:r>
@@ -3482,7 +3482,7 @@
         <w:bidi w:val="1"/>
         <w:rPr/>
       </w:pPr>
-      <w:bookmarkStart w:id="6" w:name="__RefHeading___Toc2435_2819991301"/>
+      <w:bookmarkStart w:id="6" w:name="__RefHeading___Toc2435_1971269794"/>
       <w:bookmarkStart w:id="7" w:name="لمن-هذا-الدليل"/>
       <w:bookmarkEnd w:id="6"/>
       <w:r>
@@ -3747,7 +3747,7 @@
         <w:bidi w:val="1"/>
         <w:rPr/>
       </w:pPr>
-      <w:bookmarkStart w:id="8" w:name="__RefHeading___Toc2437_2819991301"/>
+      <w:bookmarkStart w:id="8" w:name="__RefHeading___Toc2437_1971269794"/>
       <w:bookmarkStart w:id="9" w:name="شريط-عرض-توضيحي-بلا-أمان-وصول"/>
       <w:bookmarkEnd w:id="8"/>
       <w:r>
@@ -3966,7 +3966,7 @@
         <w:bidi w:val="1"/>
         <w:rPr/>
       </w:pPr>
-      <w:bookmarkStart w:id="10" w:name="__RefHeading___Toc2439_2819991301"/>
+      <w:bookmarkStart w:id="10" w:name="__RefHeading___Toc2439_1971269794"/>
       <w:bookmarkStart w:id="11" w:name="المتطلبات"/>
       <w:bookmarkEnd w:id="10"/>
       <w:r>
@@ -4481,7 +4481,7 @@
         <w:bidi w:val="1"/>
         <w:rPr/>
       </w:pPr>
-      <w:bookmarkStart w:id="14" w:name="__RefHeading___Toc2441_2819991301"/>
+      <w:bookmarkStart w:id="14" w:name="__RefHeading___Toc2441_1971269794"/>
       <w:bookmarkStart w:id="15" w:name="البدء-السريع-لمشغل-النظام"/>
       <w:bookmarkEnd w:id="14"/>
       <w:r>
@@ -4550,7 +4550,7 @@
         <w:bidi w:val="1"/>
         <w:rPr/>
       </w:pPr>
-      <w:bookmarkStart w:id="16" w:name="__RefHeading___Toc2443_2819991301"/>
+      <w:bookmarkStart w:id="16" w:name="__RefHeading___Toc2443_1971269794"/>
       <w:bookmarkStart w:id="17" w:name="الخطوات-الأساسية"/>
       <w:bookmarkEnd w:id="16"/>
       <w:r>
@@ -5337,7 +5337,7 @@
       </w:r>
       <w:r>
         <w:rPr/>
-        <w:t>28</w:t>
+        <w:t>36</w:t>
       </w:r>
       <w:r>
         <w:rPr>
@@ -5349,7 +5349,47 @@
         <w:rPr>
           <w:rtl w:val="true"/>
         </w:rPr>
-        <w:t xml:space="preserve">ثانية كاملة، ويصبح اليوم </w:t>
+        <w:t xml:space="preserve">ثانية كاملة على جهاز العمل </w:t>
+      </w:r>
+      <w:r>
+        <w:rPr>
+          <w:rtl w:val="true"/>
+        </w:rPr>
+        <w:t>(</w:t>
+      </w:r>
+      <w:r>
+        <w:rPr>
+          <w:rtl w:val="true"/>
+        </w:rPr>
+        <w:t xml:space="preserve">منها نحو </w:t>
+      </w:r>
+      <w:r>
+        <w:rPr/>
+        <w:t>20</w:t>
+      </w:r>
+      <w:r>
+        <w:rPr>
+          <w:rtl w:val="true"/>
+        </w:rPr>
+        <w:t xml:space="preserve"> </w:t>
+      </w:r>
+      <w:r>
+        <w:rPr>
+          <w:rtl w:val="true"/>
+        </w:rPr>
+        <w:t>ثانية لتسخين محرك التوصية نفسه</w:t>
+      </w:r>
+      <w:r>
+        <w:rPr>
+          <w:rtl w:val="true"/>
+        </w:rPr>
+        <w:t>)</w:t>
+      </w:r>
+      <w:r>
+        <w:rPr>
+          <w:rtl w:val="true"/>
+        </w:rPr>
+        <w:t xml:space="preserve">، ويصبح اليوم </w:t>
       </w:r>
       <w:r>
         <w:rPr/>
@@ -5369,7 +5409,7 @@
       </w:r>
       <w:r>
         <w:rPr/>
-        <w:t>12</w:t>
+        <w:t>25</w:t>
       </w:r>
       <w:r>
         <w:rPr>
@@ -6647,7 +6687,7 @@
         <w:bidi w:val="1"/>
         <w:rPr/>
       </w:pPr>
-      <w:bookmarkStart w:id="18" w:name="__RefHeading___Toc2445_2819991301"/>
+      <w:bookmarkStart w:id="18" w:name="__RefHeading___Toc2445_1971269794"/>
       <w:bookmarkStart w:id="19" w:name="وضع-المحاكاة-بلا-خادم"/>
       <w:bookmarkEnd w:id="18"/>
       <w:r>
@@ -7180,7 +7220,7 @@
         <w:bidi w:val="1"/>
         <w:rPr/>
       </w:pPr>
-      <w:bookmarkStart w:id="20" w:name="__RefHeading___Toc2447_2819991301"/>
+      <w:bookmarkStart w:id="20" w:name="__RefHeading___Toc2447_1971269794"/>
       <w:bookmarkStart w:id="21" w:name="صور-الشاشة"/>
       <w:bookmarkEnd w:id="20"/>
       <w:r>
@@ -7361,7 +7401,7 @@
         <w:bidi w:val="1"/>
         <w:rPr/>
       </w:pPr>
-      <w:bookmarkStart w:id="22" w:name="__RefHeading___Toc2449_2819991301"/>
+      <w:bookmarkStart w:id="22" w:name="__RefHeading___Toc2449_1971269794"/>
       <w:bookmarkStart w:id="23" w:name="استكشاف-الأخطاء-الشائعة"/>
       <w:bookmarkEnd w:id="22"/>
       <w:r>
@@ -8895,7 +8935,7 @@
         <w:bidi w:val="1"/>
         <w:rPr/>
       </w:pPr>
-      <w:bookmarkStart w:id="26" w:name="__RefHeading___Toc2451_2819991301"/>
+      <w:bookmarkStart w:id="26" w:name="__RefHeading___Toc2451_1971269794"/>
       <w:bookmarkStart w:id="27" w:name="دليل-المتعلم"/>
       <w:bookmarkEnd w:id="26"/>
       <w:r>
@@ -8973,7 +9013,7 @@
         <w:bidi w:val="1"/>
         <w:rPr/>
       </w:pPr>
-      <w:bookmarkStart w:id="28" w:name="__RefHeading___Toc2453_2819991301"/>
+      <w:bookmarkStart w:id="28" w:name="__RefHeading___Toc2453_1971269794"/>
       <w:bookmarkStart w:id="29" w:name="الصفحة-الرئيسية"/>
       <w:bookmarkEnd w:id="28"/>
       <w:r>
@@ -9752,7 +9792,7 @@
         <w:bidi w:val="1"/>
         <w:rPr/>
       </w:pPr>
-      <w:bookmarkStart w:id="30" w:name="__RefHeading___Toc2455_2819991301"/>
+      <w:bookmarkStart w:id="30" w:name="__RefHeading___Toc2455_1971269794"/>
       <w:bookmarkStart w:id="31" w:name="شريط-الأيام-ومعنى-العلامات"/>
       <w:bookmarkEnd w:id="30"/>
       <w:r>
@@ -11156,7 +11196,7 @@
         <w:bidi w:val="1"/>
         <w:rPr/>
       </w:pPr>
-      <w:bookmarkStart w:id="32" w:name="__RefHeading___Toc2457_2819991301"/>
+      <w:bookmarkStart w:id="32" w:name="__RefHeading___Toc2457_1971269794"/>
       <w:bookmarkStart w:id="33" w:name="شريط-السياق"/>
       <w:bookmarkEnd w:id="32"/>
       <w:r>
@@ -11634,7 +11674,7 @@
         <w:bidi w:val="1"/>
         <w:rPr/>
       </w:pPr>
-      <w:bookmarkStart w:id="34" w:name="__RefHeading___Toc2459_2819991301"/>
+      <w:bookmarkStart w:id="34" w:name="__RefHeading___Toc2459_1971269794"/>
       <w:bookmarkStart w:id="35" w:name="قراءة-بطاقة-التوصية"/>
       <w:bookmarkEnd w:id="34"/>
       <w:r>
@@ -12504,7 +12544,7 @@
         <w:bidi w:val="1"/>
         <w:rPr/>
       </w:pPr>
-      <w:bookmarkStart w:id="36" w:name="__RefHeading___Toc2461_2819991301"/>
+      <w:bookmarkStart w:id="36" w:name="__RefHeading___Toc2461_1971269794"/>
       <w:bookmarkStart w:id="37" w:name="نافذة-لماذا"/>
       <w:bookmarkEnd w:id="36"/>
       <w:r>
@@ -13173,7 +13213,7 @@
         <w:bidi w:val="1"/>
         <w:rPr/>
       </w:pPr>
-      <w:bookmarkStart w:id="38" w:name="__RefHeading___Toc2463_2819991301"/>
+      <w:bookmarkStart w:id="38" w:name="__RefHeading___Toc2463_1971269794"/>
       <w:bookmarkStart w:id="39" w:name="شارة-تاريخ-النموذج"/>
       <w:bookmarkEnd w:id="38"/>
       <w:r>
@@ -13566,7 +13606,7 @@
         <w:bidi w:val="1"/>
         <w:rPr/>
       </w:pPr>
-      <w:bookmarkStart w:id="40" w:name="__RefHeading___Toc2465_2819991301"/>
+      <w:bookmarkStart w:id="40" w:name="__RefHeading___Toc2465_1971269794"/>
       <w:bookmarkStart w:id="41" w:name="حالة-قبل-أول-قطع"/>
       <w:bookmarkEnd w:id="40"/>
       <w:r>
@@ -13830,7 +13870,7 @@
         <w:bidi w:val="1"/>
         <w:rPr/>
       </w:pPr>
-      <w:bookmarkStart w:id="42" w:name="__RefHeading___Toc2467_2819991301"/>
+      <w:bookmarkStart w:id="42" w:name="__RefHeading___Toc2467_1971269794"/>
       <w:bookmarkStart w:id="43" w:name="حالة-بلا-نشاط-سابق"/>
       <w:bookmarkEnd w:id="42"/>
       <w:r>
@@ -13940,7 +13980,7 @@
         <w:bidi w:val="1"/>
         <w:rPr/>
       </w:pPr>
-      <w:bookmarkStart w:id="44" w:name="__RefHeading___Toc2469_2819991301"/>
+      <w:bookmarkStart w:id="44" w:name="__RefHeading___Toc2469_1971269794"/>
       <w:bookmarkStart w:id="45" w:name="نشاطي-في-آخر-28-يوما"/>
       <w:bookmarkEnd w:id="44"/>
       <w:r>
@@ -14281,7 +14321,7 @@
         <w:bidi w:val="1"/>
         <w:rPr/>
       </w:pPr>
-      <w:bookmarkStart w:id="46" w:name="__RefHeading___Toc2471_2819991301"/>
+      <w:bookmarkStart w:id="46" w:name="__RefHeading___Toc2471_1971269794"/>
       <w:bookmarkStart w:id="47" w:name="ما-لا-تعرضه-صفحة-المتعلم"/>
       <w:bookmarkEnd w:id="46"/>
       <w:r>
@@ -14489,7 +14529,7 @@
         <w:bidi w:val="1"/>
         <w:rPr/>
       </w:pPr>
-      <w:bookmarkStart w:id="48" w:name="__RefHeading___Toc2473_2819991301"/>
+      <w:bookmarkStart w:id="48" w:name="__RefHeading___Toc2473_1971269794"/>
       <w:bookmarkStart w:id="49" w:name="حالة-منسحب"/>
       <w:bookmarkEnd w:id="48"/>
       <w:r>
@@ -14720,7 +14760,7 @@
         <w:bidi w:val="1"/>
         <w:rPr/>
       </w:pPr>
-      <w:bookmarkStart w:id="52" w:name="__RefHeading___Toc2475_2819991301"/>
+      <w:bookmarkStart w:id="52" w:name="__RefHeading___Toc2475_1971269794"/>
       <w:bookmarkStart w:id="53" w:name="دليل-المدرس-أو-المشرف"/>
       <w:bookmarkEnd w:id="52"/>
       <w:r>
@@ -14781,7 +14821,7 @@
         <w:bidi w:val="1"/>
         <w:rPr/>
       </w:pPr>
-      <w:bookmarkStart w:id="54" w:name="__RefHeading___Toc2477_2819991301"/>
+      <w:bookmarkStart w:id="54" w:name="__RefHeading___Toc2477_1971269794"/>
       <w:bookmarkStart w:id="55" w:name="تنبيه-قبل-البدء"/>
       <w:bookmarkEnd w:id="54"/>
       <w:r>
@@ -15061,7 +15101,7 @@
         <w:bidi w:val="1"/>
         <w:rPr/>
       </w:pPr>
-      <w:bookmarkStart w:id="56" w:name="__RefHeading___Toc2479_2819991301"/>
+      <w:bookmarkStart w:id="56" w:name="__RefHeading___Toc2479_1971269794"/>
       <w:bookmarkStart w:id="57" w:name="تبدأ-اللوحة-من-اليوم-56"/>
       <w:bookmarkEnd w:id="56"/>
       <w:r>
@@ -15149,7 +15189,7 @@
         <w:bidi w:val="1"/>
         <w:rPr/>
       </w:pPr>
-      <w:bookmarkStart w:id="58" w:name="__RefHeading___Toc2481_2819991301"/>
+      <w:bookmarkStart w:id="58" w:name="__RefHeading___Toc2481_1971269794"/>
       <w:bookmarkStart w:id="59" w:name="لوحة-المؤشرات"/>
       <w:bookmarkEnd w:id="58"/>
       <w:r>
@@ -16430,7 +16470,7 @@
         <w:bidi w:val="1"/>
         <w:rPr/>
       </w:pPr>
-      <w:bookmarkStart w:id="60" w:name="__RefHeading___Toc2483_2819991301"/>
+      <w:bookmarkStart w:id="60" w:name="__RefHeading___Toc2483_1971269794"/>
       <w:bookmarkStart w:id="61" w:name="العناقيد-السلوكية"/>
       <w:bookmarkEnd w:id="60"/>
       <w:r>
@@ -17576,7 +17616,7 @@
         <w:bidi w:val="1"/>
         <w:rPr/>
       </w:pPr>
-      <w:bookmarkStart w:id="62" w:name="__RefHeading___Toc2485_2819991301"/>
+      <w:bookmarkStart w:id="62" w:name="__RefHeading___Toc2485_1971269794"/>
       <w:bookmarkStart w:id="63" w:name="توزيع-درجة-الخطر-النسبية"/>
       <w:bookmarkEnd w:id="62"/>
       <w:r>
@@ -18458,7 +18498,7 @@
         <w:bidi w:val="1"/>
         <w:rPr/>
       </w:pPr>
-      <w:bookmarkStart w:id="64" w:name="__RefHeading___Toc2487_2819991301"/>
+      <w:bookmarkStart w:id="64" w:name="__RefHeading___Toc2487_1971269794"/>
       <w:bookmarkStart w:id="65" w:name="ملامح-السلوك"/>
       <w:bookmarkEnd w:id="64"/>
       <w:r>
@@ -18644,13 +18684,7 @@
         <w:rPr>
           <w:rtl w:val="true"/>
         </w:rPr>
-        <w:t xml:space="preserve">وسيط </w:t>
-      </w:r>
-      <w:r>
-        <w:rPr>
-          <w:rtl w:val="true"/>
-        </w:rPr>
-        <w:t>-</w:t>
+        <w:t>وسيط −</w:t>
       </w:r>
       <w:r>
         <w:rPr/>
@@ -18991,7 +19025,7 @@
         <w:bidi w:val="1"/>
         <w:rPr/>
       </w:pPr>
-      <w:bookmarkStart w:id="66" w:name="__RefHeading___Toc2489_2819991301"/>
+      <w:bookmarkStart w:id="66" w:name="__RefHeading___Toc2489_1971269794"/>
       <w:bookmarkStart w:id="67" w:name="تغطية-التوصيات"/>
       <w:bookmarkEnd w:id="66"/>
       <w:r>
@@ -19197,7 +19231,7 @@
         <w:bidi w:val="1"/>
         <w:rPr/>
       </w:pPr>
-      <w:bookmarkStart w:id="68" w:name="__RefHeading___Toc2491_2819991301"/>
+      <w:bookmarkStart w:id="68" w:name="__RefHeading___Toc2491_1971269794"/>
       <w:bookmarkStart w:id="69" w:name="جدول-المتعلمين"/>
       <w:bookmarkEnd w:id="68"/>
       <w:r>
@@ -20728,7 +20762,7 @@
         <w:bidi w:val="1"/>
         <w:rPr/>
       </w:pPr>
-      <w:bookmarkStart w:id="70" w:name="__RefHeading___Toc2493_2819991301"/>
+      <w:bookmarkStart w:id="70" w:name="__RefHeading___Toc2493_1971269794"/>
       <w:bookmarkStart w:id="71" w:name="ملف-المتعلم"/>
       <w:bookmarkEnd w:id="70"/>
       <w:r>
@@ -21393,7 +21427,7 @@
         <w:bidi w:val="1"/>
         <w:rPr/>
       </w:pPr>
-      <w:bookmarkStart w:id="72" w:name="__RefHeading___Toc2495_2819991301"/>
+      <w:bookmarkStart w:id="72" w:name="__RefHeading___Toc2495_1971269794"/>
       <w:bookmarkStart w:id="73" w:name="القيود-الأخلاقية-والمنهجية"/>
       <w:bookmarkEnd w:id="72"/>
       <w:r>
@@ -21844,7 +21878,7 @@
         <w:bidi w:val="1"/>
         <w:rPr/>
       </w:pPr>
-      <w:bookmarkStart w:id="74" w:name="__RefHeading___Toc2497_2819991301"/>
+      <w:bookmarkStart w:id="74" w:name="__RefHeading___Toc2497_1971269794"/>
       <w:bookmarkStart w:id="75" w:name="ماذا-أفعل-كمدرس"/>
       <w:bookmarkEnd w:id="74"/>
       <w:r>
@@ -21963,7 +21997,7 @@
         <w:bidi w:val="1"/>
         <w:rPr/>
       </w:pPr>
-      <w:bookmarkStart w:id="76" w:name="__RefHeading___Toc2499_2819991301"/>
+      <w:bookmarkStart w:id="76" w:name="__RefHeading___Toc2499_1971269794"/>
       <w:bookmarkStart w:id="77" w:name="X745443570c429d909b26e3257e881b7ff04140e"/>
       <w:bookmarkEnd w:id="76"/>
       <w:r>
@@ -22437,7 +22471,7 @@
         <w:bidi w:val="1"/>
         <w:rPr/>
       </w:pPr>
-      <w:bookmarkStart w:id="80" w:name="__RefHeading___Toc2501_2819991301"/>
+      <w:bookmarkStart w:id="80" w:name="__RefHeading___Toc2501_1971269794"/>
       <w:bookmarkStart w:id="81" w:name="الأسئلة-الشائعة"/>
       <w:bookmarkEnd w:id="80"/>
       <w:r>
@@ -24075,7 +24109,7 @@
         <w:bidi w:val="1"/>
         <w:rPr/>
       </w:pPr>
-      <w:bookmarkStart w:id="83" w:name="__RefHeading___Toc2503_2819991301"/>
+      <w:bookmarkStart w:id="83" w:name="__RefHeading___Toc2503_1971269794"/>
       <w:bookmarkStart w:id="84" w:name="الملاحق"/>
       <w:bookmarkEnd w:id="83"/>
       <w:r>
@@ -24101,7 +24135,7 @@
         <w:bidi w:val="1"/>
         <w:rPr/>
       </w:pPr>
-      <w:bookmarkStart w:id="85" w:name="__RefHeading___Toc2505_2819991301"/>
+      <w:bookmarkStart w:id="85" w:name="__RefHeading___Toc2505_1971269794"/>
       <w:bookmarkEnd w:id="85"/>
       <w:r>
         <w:rPr/>
@@ -25270,7 +25304,7 @@
         <w:bidi w:val="1"/>
         <w:rPr/>
       </w:pPr>
-      <w:bookmarkStart w:id="87" w:name="__RefHeading___Toc2507_2819991301"/>
+      <w:bookmarkStart w:id="87" w:name="__RefHeading___Toc2507_1971269794"/>
       <w:bookmarkEnd w:id="87"/>
       <w:r>
         <w:rPr/>
@@ -26388,7 +26422,7 @@
         <w:bidi w:val="1"/>
         <w:rPr/>
       </w:pPr>
-      <w:bookmarkStart w:id="88" w:name="__RefHeading___Toc2509_2819991301"/>
+      <w:bookmarkStart w:id="88" w:name="__RefHeading___Toc2509_1971269794"/>
       <w:bookmarkEnd w:id="88"/>
       <w:r>
         <w:rPr/>
@@ -29129,7 +29163,7 @@
         <w:bidi w:val="1"/>
         <w:rPr/>
       </w:pPr>
-      <w:bookmarkStart w:id="90" w:name="__RefHeading___Toc2511_2819991301"/>
+      <w:bookmarkStart w:id="90" w:name="__RefHeading___Toc2511_1971269794"/>
       <w:bookmarkEnd w:id="90"/>
       <w:r>
         <w:rPr/>

--- a/deliverables/05-user-guide/دليل-المستخدم-والواجهات.docx
+++ b/deliverables/05-user-guide/دليل-المستخدم-والواجهات.docx
@@ -378,7 +378,7 @@
             </w:rPr>
             <w:fldChar w:fldCharType="separate"/>
           </w:r>
-          <w:hyperlink w:anchor="__RefHeading___Toc2429_1971269794">
+          <w:hyperlink w:anchor="__RefHeading___Toc2429_4114594835">
             <w:r>
               <w:rPr>
                 <w:webHidden/>
@@ -424,7 +424,7 @@
             </w:tabs>
             <w:rPr/>
           </w:pPr>
-          <w:hyperlink w:anchor="__RefHeading___Toc2431_1971269794">
+          <w:hyperlink w:anchor="__RefHeading___Toc2431_4114594835">
             <w:r>
               <w:rPr>
                 <w:webHidden/>
@@ -470,7 +470,7 @@
             </w:tabs>
             <w:rPr/>
           </w:pPr>
-          <w:hyperlink w:anchor="__RefHeading___Toc2433_1971269794">
+          <w:hyperlink w:anchor="__RefHeading___Toc2433_4114594835">
             <w:r>
               <w:rPr>
                 <w:webHidden/>
@@ -516,7 +516,7 @@
             </w:tabs>
             <w:rPr/>
           </w:pPr>
-          <w:hyperlink w:anchor="__RefHeading___Toc2435_1971269794">
+          <w:hyperlink w:anchor="__RefHeading___Toc2435_4114594835">
             <w:r>
               <w:rPr>
                 <w:webHidden/>
@@ -562,7 +562,7 @@
             </w:tabs>
             <w:rPr/>
           </w:pPr>
-          <w:hyperlink w:anchor="__RefHeading___Toc2437_1971269794">
+          <w:hyperlink w:anchor="__RefHeading___Toc2437_4114594835">
             <w:r>
               <w:rPr>
                 <w:webHidden/>
@@ -623,7 +623,7 @@
             </w:tabs>
             <w:rPr/>
           </w:pPr>
-          <w:hyperlink w:anchor="__RefHeading___Toc2439_1971269794">
+          <w:hyperlink w:anchor="__RefHeading___Toc2439_4114594835">
             <w:r>
               <w:rPr>
                 <w:webHidden/>
@@ -669,7 +669,7 @@
             </w:tabs>
             <w:rPr/>
           </w:pPr>
-          <w:hyperlink w:anchor="__RefHeading___Toc2441_1971269794">
+          <w:hyperlink w:anchor="__RefHeading___Toc2441_4114594835">
             <w:r>
               <w:rPr>
                 <w:webHidden/>
@@ -715,7 +715,7 @@
             </w:tabs>
             <w:rPr/>
           </w:pPr>
-          <w:hyperlink w:anchor="__RefHeading___Toc2443_1971269794">
+          <w:hyperlink w:anchor="__RefHeading___Toc2443_4114594835">
             <w:r>
               <w:rPr>
                 <w:webHidden/>
@@ -761,7 +761,7 @@
             </w:tabs>
             <w:rPr/>
           </w:pPr>
-          <w:hyperlink w:anchor="__RefHeading___Toc2445_1971269794">
+          <w:hyperlink w:anchor="__RefHeading___Toc2445_4114594835">
             <w:r>
               <w:rPr>
                 <w:webHidden/>
@@ -822,7 +822,7 @@
             </w:tabs>
             <w:rPr/>
           </w:pPr>
-          <w:hyperlink w:anchor="__RefHeading___Toc2447_1971269794">
+          <w:hyperlink w:anchor="__RefHeading___Toc2447_4114594835">
             <w:r>
               <w:rPr>
                 <w:webHidden/>
@@ -868,7 +868,7 @@
             </w:tabs>
             <w:rPr/>
           </w:pPr>
-          <w:hyperlink w:anchor="__RefHeading___Toc2449_1971269794">
+          <w:hyperlink w:anchor="__RefHeading___Toc2449_4114594835">
             <w:r>
               <w:rPr>
                 <w:webHidden/>
@@ -914,7 +914,7 @@
             </w:tabs>
             <w:rPr/>
           </w:pPr>
-          <w:hyperlink w:anchor="__RefHeading___Toc2451_1971269794">
+          <w:hyperlink w:anchor="__RefHeading___Toc2451_4114594835">
             <w:r>
               <w:rPr>
                 <w:webHidden/>
@@ -960,7 +960,7 @@
             </w:tabs>
             <w:rPr/>
           </w:pPr>
-          <w:hyperlink w:anchor="__RefHeading___Toc2453_1971269794">
+          <w:hyperlink w:anchor="__RefHeading___Toc2453_4114594835">
             <w:r>
               <w:rPr>
                 <w:webHidden/>
@@ -1006,7 +1006,7 @@
             </w:tabs>
             <w:rPr/>
           </w:pPr>
-          <w:hyperlink w:anchor="__RefHeading___Toc2455_1971269794">
+          <w:hyperlink w:anchor="__RefHeading___Toc2455_4114594835">
             <w:r>
               <w:rPr>
                 <w:webHidden/>
@@ -1052,7 +1052,7 @@
             </w:tabs>
             <w:rPr/>
           </w:pPr>
-          <w:hyperlink w:anchor="__RefHeading___Toc2457_1971269794">
+          <w:hyperlink w:anchor="__RefHeading___Toc2457_4114594835">
             <w:r>
               <w:rPr>
                 <w:webHidden/>
@@ -1098,7 +1098,7 @@
             </w:tabs>
             <w:rPr/>
           </w:pPr>
-          <w:hyperlink w:anchor="__RefHeading___Toc2459_1971269794">
+          <w:hyperlink w:anchor="__RefHeading___Toc2459_4114594835">
             <w:r>
               <w:rPr>
                 <w:webHidden/>
@@ -1144,7 +1144,7 @@
             </w:tabs>
             <w:rPr/>
           </w:pPr>
-          <w:hyperlink w:anchor="__RefHeading___Toc2461_1971269794">
+          <w:hyperlink w:anchor="__RefHeading___Toc2461_4114594835">
             <w:r>
               <w:rPr>
                 <w:webHidden/>
@@ -1205,7 +1205,7 @@
             </w:tabs>
             <w:rPr/>
           </w:pPr>
-          <w:hyperlink w:anchor="__RefHeading___Toc2463_1971269794">
+          <w:hyperlink w:anchor="__RefHeading___Toc2463_4114594835">
             <w:r>
               <w:rPr>
                 <w:webHidden/>
@@ -1266,7 +1266,7 @@
             </w:tabs>
             <w:rPr/>
           </w:pPr>
-          <w:hyperlink w:anchor="__RefHeading___Toc2465_1971269794">
+          <w:hyperlink w:anchor="__RefHeading___Toc2465_4114594835">
             <w:r>
               <w:rPr>
                 <w:webHidden/>
@@ -1327,7 +1327,7 @@
             </w:tabs>
             <w:rPr/>
           </w:pPr>
-          <w:hyperlink w:anchor="__RefHeading___Toc2467_1971269794">
+          <w:hyperlink w:anchor="__RefHeading___Toc2467_4114594835">
             <w:r>
               <w:rPr>
                 <w:webHidden/>
@@ -1388,7 +1388,7 @@
             </w:tabs>
             <w:rPr/>
           </w:pPr>
-          <w:hyperlink w:anchor="__RefHeading___Toc2469_1971269794">
+          <w:hyperlink w:anchor="__RefHeading___Toc2469_4114594835">
             <w:r>
               <w:rPr>
                 <w:webHidden/>
@@ -1454,7 +1454,7 @@
             </w:tabs>
             <w:rPr/>
           </w:pPr>
-          <w:hyperlink w:anchor="__RefHeading___Toc2471_1971269794">
+          <w:hyperlink w:anchor="__RefHeading___Toc2471_4114594835">
             <w:r>
               <w:rPr>
                 <w:webHidden/>
@@ -1500,7 +1500,7 @@
             </w:tabs>
             <w:rPr/>
           </w:pPr>
-          <w:hyperlink w:anchor="__RefHeading___Toc2473_1971269794">
+          <w:hyperlink w:anchor="__RefHeading___Toc2473_4114594835">
             <w:r>
               <w:rPr>
                 <w:webHidden/>
@@ -1561,7 +1561,7 @@
             </w:tabs>
             <w:rPr/>
           </w:pPr>
-          <w:hyperlink w:anchor="__RefHeading___Toc2475_1971269794">
+          <w:hyperlink w:anchor="__RefHeading___Toc2475_4114594835">
             <w:r>
               <w:rPr>
                 <w:webHidden/>
@@ -1607,7 +1607,7 @@
             </w:tabs>
             <w:rPr/>
           </w:pPr>
-          <w:hyperlink w:anchor="__RefHeading___Toc2477_1971269794">
+          <w:hyperlink w:anchor="__RefHeading___Toc2477_4114594835">
             <w:r>
               <w:rPr>
                 <w:webHidden/>
@@ -1653,7 +1653,7 @@
             </w:tabs>
             <w:rPr/>
           </w:pPr>
-          <w:hyperlink w:anchor="__RefHeading___Toc2479_1971269794">
+          <w:hyperlink w:anchor="__RefHeading___Toc2479_4114594835">
             <w:r>
               <w:rPr>
                 <w:webHidden/>
@@ -1705,7 +1705,7 @@
             </w:tabs>
             <w:rPr/>
           </w:pPr>
-          <w:hyperlink w:anchor="__RefHeading___Toc2481_1971269794">
+          <w:hyperlink w:anchor="__RefHeading___Toc2481_4114594835">
             <w:r>
               <w:rPr>
                 <w:webHidden/>
@@ -1751,7 +1751,7 @@
             </w:tabs>
             <w:rPr/>
           </w:pPr>
-          <w:hyperlink w:anchor="__RefHeading___Toc2483_1971269794">
+          <w:hyperlink w:anchor="__RefHeading___Toc2483_4114594835">
             <w:r>
               <w:rPr>
                 <w:webHidden/>
@@ -1797,7 +1797,7 @@
             </w:tabs>
             <w:rPr/>
           </w:pPr>
-          <w:hyperlink w:anchor="__RefHeading___Toc2485_1971269794">
+          <w:hyperlink w:anchor="__RefHeading___Toc2485_4114594835">
             <w:r>
               <w:rPr>
                 <w:webHidden/>
@@ -1843,7 +1843,7 @@
             </w:tabs>
             <w:rPr/>
           </w:pPr>
-          <w:hyperlink w:anchor="__RefHeading___Toc2487_1971269794">
+          <w:hyperlink w:anchor="__RefHeading___Toc2487_4114594835">
             <w:r>
               <w:rPr>
                 <w:webHidden/>
@@ -1889,7 +1889,7 @@
             </w:tabs>
             <w:rPr/>
           </w:pPr>
-          <w:hyperlink w:anchor="__RefHeading___Toc2489_1971269794">
+          <w:hyperlink w:anchor="__RefHeading___Toc2489_4114594835">
             <w:r>
               <w:rPr>
                 <w:webHidden/>
@@ -1935,7 +1935,7 @@
             </w:tabs>
             <w:rPr/>
           </w:pPr>
-          <w:hyperlink w:anchor="__RefHeading___Toc2491_1971269794">
+          <w:hyperlink w:anchor="__RefHeading___Toc2491_4114594835">
             <w:r>
               <w:rPr>
                 <w:webHidden/>
@@ -1981,7 +1981,7 @@
             </w:tabs>
             <w:rPr/>
           </w:pPr>
-          <w:hyperlink w:anchor="__RefHeading___Toc2493_1971269794">
+          <w:hyperlink w:anchor="__RefHeading___Toc2493_4114594835">
             <w:r>
               <w:rPr>
                 <w:webHidden/>
@@ -2027,7 +2027,7 @@
             </w:tabs>
             <w:rPr/>
           </w:pPr>
-          <w:hyperlink w:anchor="__RefHeading___Toc2495_1971269794">
+          <w:hyperlink w:anchor="__RefHeading___Toc2495_4114594835">
             <w:r>
               <w:rPr>
                 <w:webHidden/>
@@ -2073,7 +2073,7 @@
             </w:tabs>
             <w:rPr/>
           </w:pPr>
-          <w:hyperlink w:anchor="__RefHeading___Toc2497_1971269794">
+          <w:hyperlink w:anchor="__RefHeading___Toc2497_4114594835">
             <w:r>
               <w:rPr>
                 <w:webHidden/>
@@ -2119,7 +2119,7 @@
             </w:tabs>
             <w:rPr/>
           </w:pPr>
-          <w:hyperlink w:anchor="__RefHeading___Toc2499_1971269794">
+          <w:hyperlink w:anchor="__RefHeading___Toc2499_4114594835">
             <w:r>
               <w:rPr>
                 <w:webHidden/>
@@ -2179,7 +2179,7 @@
             </w:tabs>
             <w:rPr/>
           </w:pPr>
-          <w:hyperlink w:anchor="__RefHeading___Toc2501_1971269794">
+          <w:hyperlink w:anchor="__RefHeading___Toc2501_4114594835">
             <w:r>
               <w:rPr>
                 <w:webHidden/>
@@ -2225,7 +2225,7 @@
             </w:tabs>
             <w:rPr/>
           </w:pPr>
-          <w:hyperlink w:anchor="__RefHeading___Toc2503_1971269794">
+          <w:hyperlink w:anchor="__RefHeading___Toc2503_4114594835">
             <w:r>
               <w:rPr>
                 <w:webHidden/>
@@ -2271,7 +2271,7 @@
             </w:tabs>
             <w:rPr/>
           </w:pPr>
-          <w:hyperlink w:anchor="__RefHeading___Toc2505_1971269794">
+          <w:hyperlink w:anchor="__RefHeading___Toc2505_4114594835">
             <w:r>
               <w:rPr>
                 <w:webHidden/>
@@ -2317,7 +2317,7 @@
             </w:tabs>
             <w:rPr/>
           </w:pPr>
-          <w:hyperlink w:anchor="__RefHeading___Toc2507_1971269794">
+          <w:hyperlink w:anchor="__RefHeading___Toc2507_4114594835">
             <w:r>
               <w:rPr>
                 <w:webHidden/>
@@ -2365,7 +2365,7 @@
               <w:rPr>
                 <w:rStyle w:val="IndexLink"/>
               </w:rPr>
-              <w:t>33</w:t>
+              <w:t>34</w:t>
             </w:r>
           </w:hyperlink>
         </w:p>
@@ -2378,7 +2378,7 @@
             </w:tabs>
             <w:rPr/>
           </w:pPr>
-          <w:hyperlink w:anchor="__RefHeading___Toc2509_1971269794">
+          <w:hyperlink w:anchor="__RefHeading___Toc2509_4114594835">
             <w:r>
               <w:rPr>
                 <w:webHidden/>
@@ -2424,7 +2424,7 @@
             </w:tabs>
             <w:rPr/>
           </w:pPr>
-          <w:hyperlink w:anchor="__RefHeading___Toc2511_1971269794">
+          <w:hyperlink w:anchor="__RefHeading___Toc2511_4114594835">
             <w:r>
               <w:rPr>
                 <w:webHidden/>
@@ -2475,7 +2475,7 @@
         <w:bidi w:val="1"/>
         <w:rPr/>
       </w:pPr>
-      <w:bookmarkStart w:id="0" w:name="__RefHeading___Toc2429_1971269794"/>
+      <w:bookmarkStart w:id="0" w:name="__RefHeading___Toc2429_4114594835"/>
       <w:bookmarkStart w:id="1" w:name="مقدمة"/>
       <w:bookmarkEnd w:id="0"/>
       <w:r>
@@ -2501,7 +2501,7 @@
         <w:bidi w:val="1"/>
         <w:rPr/>
       </w:pPr>
-      <w:bookmarkStart w:id="2" w:name="__RefHeading___Toc2431_1971269794"/>
+      <w:bookmarkStart w:id="2" w:name="__RefHeading___Toc2431_4114594835"/>
       <w:bookmarkStart w:id="3" w:name="ما-هذا-النظام"/>
       <w:bookmarkEnd w:id="2"/>
       <w:r>
@@ -2760,7 +2760,7 @@
         <w:bidi w:val="1"/>
         <w:rPr/>
       </w:pPr>
-      <w:bookmarkStart w:id="4" w:name="__RefHeading___Toc2433_1971269794"/>
+      <w:bookmarkStart w:id="4" w:name="__RefHeading___Toc2433_4114594835"/>
       <w:bookmarkStart w:id="5" w:name="ما-الذي-يفعله-النظام-وما-الذي-لا-يفعله"/>
       <w:bookmarkEnd w:id="4"/>
       <w:r>
@@ -3482,7 +3482,7 @@
         <w:bidi w:val="1"/>
         <w:rPr/>
       </w:pPr>
-      <w:bookmarkStart w:id="6" w:name="__RefHeading___Toc2435_1971269794"/>
+      <w:bookmarkStart w:id="6" w:name="__RefHeading___Toc2435_4114594835"/>
       <w:bookmarkStart w:id="7" w:name="لمن-هذا-الدليل"/>
       <w:bookmarkEnd w:id="6"/>
       <w:r>
@@ -3747,7 +3747,7 @@
         <w:bidi w:val="1"/>
         <w:rPr/>
       </w:pPr>
-      <w:bookmarkStart w:id="8" w:name="__RefHeading___Toc2437_1971269794"/>
+      <w:bookmarkStart w:id="8" w:name="__RefHeading___Toc2437_4114594835"/>
       <w:bookmarkStart w:id="9" w:name="شريط-عرض-توضيحي-بلا-أمان-وصول"/>
       <w:bookmarkEnd w:id="8"/>
       <w:r>
@@ -3966,7 +3966,7 @@
         <w:bidi w:val="1"/>
         <w:rPr/>
       </w:pPr>
-      <w:bookmarkStart w:id="10" w:name="__RefHeading___Toc2439_1971269794"/>
+      <w:bookmarkStart w:id="10" w:name="__RefHeading___Toc2439_4114594835"/>
       <w:bookmarkStart w:id="11" w:name="المتطلبات"/>
       <w:bookmarkEnd w:id="10"/>
       <w:r>
@@ -4481,7 +4481,7 @@
         <w:bidi w:val="1"/>
         <w:rPr/>
       </w:pPr>
-      <w:bookmarkStart w:id="14" w:name="__RefHeading___Toc2441_1971269794"/>
+      <w:bookmarkStart w:id="14" w:name="__RefHeading___Toc2441_4114594835"/>
       <w:bookmarkStart w:id="15" w:name="البدء-السريع-لمشغل-النظام"/>
       <w:bookmarkEnd w:id="14"/>
       <w:r>
@@ -4550,7 +4550,7 @@
         <w:bidi w:val="1"/>
         <w:rPr/>
       </w:pPr>
-      <w:bookmarkStart w:id="16" w:name="__RefHeading___Toc2443_1971269794"/>
+      <w:bookmarkStart w:id="16" w:name="__RefHeading___Toc2443_4114594835"/>
       <w:bookmarkStart w:id="17" w:name="الخطوات-الأساسية"/>
       <w:bookmarkEnd w:id="16"/>
       <w:r>
@@ -6687,7 +6687,7 @@
         <w:bidi w:val="1"/>
         <w:rPr/>
       </w:pPr>
-      <w:bookmarkStart w:id="18" w:name="__RefHeading___Toc2445_1971269794"/>
+      <w:bookmarkStart w:id="18" w:name="__RefHeading___Toc2445_4114594835"/>
       <w:bookmarkStart w:id="19" w:name="وضع-المحاكاة-بلا-خادم"/>
       <w:bookmarkEnd w:id="18"/>
       <w:r>
@@ -7220,7 +7220,7 @@
         <w:bidi w:val="1"/>
         <w:rPr/>
       </w:pPr>
-      <w:bookmarkStart w:id="20" w:name="__RefHeading___Toc2447_1971269794"/>
+      <w:bookmarkStart w:id="20" w:name="__RefHeading___Toc2447_4114594835"/>
       <w:bookmarkStart w:id="21" w:name="صور-الشاشة"/>
       <w:bookmarkEnd w:id="20"/>
       <w:r>
@@ -7401,7 +7401,7 @@
         <w:bidi w:val="1"/>
         <w:rPr/>
       </w:pPr>
-      <w:bookmarkStart w:id="22" w:name="__RefHeading___Toc2449_1971269794"/>
+      <w:bookmarkStart w:id="22" w:name="__RefHeading___Toc2449_4114594835"/>
       <w:bookmarkStart w:id="23" w:name="استكشاف-الأخطاء-الشائعة"/>
       <w:bookmarkEnd w:id="22"/>
       <w:r>
@@ -8935,7 +8935,7 @@
         <w:bidi w:val="1"/>
         <w:rPr/>
       </w:pPr>
-      <w:bookmarkStart w:id="26" w:name="__RefHeading___Toc2451_1971269794"/>
+      <w:bookmarkStart w:id="26" w:name="__RefHeading___Toc2451_4114594835"/>
       <w:bookmarkStart w:id="27" w:name="دليل-المتعلم"/>
       <w:bookmarkEnd w:id="26"/>
       <w:r>
@@ -9013,7 +9013,7 @@
         <w:bidi w:val="1"/>
         <w:rPr/>
       </w:pPr>
-      <w:bookmarkStart w:id="28" w:name="__RefHeading___Toc2453_1971269794"/>
+      <w:bookmarkStart w:id="28" w:name="__RefHeading___Toc2453_4114594835"/>
       <w:bookmarkStart w:id="29" w:name="الصفحة-الرئيسية"/>
       <w:bookmarkEnd w:id="28"/>
       <w:r>
@@ -9792,7 +9792,7 @@
         <w:bidi w:val="1"/>
         <w:rPr/>
       </w:pPr>
-      <w:bookmarkStart w:id="30" w:name="__RefHeading___Toc2455_1971269794"/>
+      <w:bookmarkStart w:id="30" w:name="__RefHeading___Toc2455_4114594835"/>
       <w:bookmarkStart w:id="31" w:name="شريط-الأيام-ومعنى-العلامات"/>
       <w:bookmarkEnd w:id="30"/>
       <w:r>
@@ -10825,6 +10825,53 @@
               </w:rPr>
               <w:t>56</w:t>
             </w:r>
+            <w:r>
+              <w:rPr>
+                <w:kern w:val="0"/>
+                <w:rtl w:val="true"/>
+                <w:lang w:val="en-US" w:eastAsia="en-US" w:bidi="ar-SA"/>
+              </w:rPr>
+              <w:t xml:space="preserve"> </w:t>
+            </w:r>
+            <w:r>
+              <w:rPr>
+                <w:kern w:val="0"/>
+                <w:rtl w:val="true"/>
+                <w:lang w:val="en-US" w:eastAsia="en-US" w:bidi="ar-SA"/>
+              </w:rPr>
+              <w:t xml:space="preserve">في لوحة المدرّس </w:t>
+            </w:r>
+            <w:r>
+              <w:rPr>
+                <w:kern w:val="0"/>
+                <w:rtl w:val="true"/>
+                <w:lang w:val="en-US" w:eastAsia="en-US" w:bidi="ar-SA"/>
+              </w:rPr>
+              <w:t xml:space="preserve">· </w:t>
+            </w:r>
+            <w:r>
+              <w:rPr>
+                <w:kern w:val="0"/>
+                <w:lang w:val="en-US" w:eastAsia="en-US" w:bidi="ar-SA"/>
+              </w:rPr>
+              <w:t>t</w:t>
+            </w:r>
+            <w:r>
+              <w:rPr>
+                <w:kern w:val="0"/>
+                <w:rtl w:val="true"/>
+                <w:lang w:val="en-US" w:eastAsia="en-US" w:bidi="ar-SA"/>
+              </w:rPr>
+              <w:t xml:space="preserve"> </w:t>
+            </w:r>
+            <w:r>
+              <w:rPr>
+                <w:kern w:val="0"/>
+                <w:rtl w:val="true"/>
+                <w:lang w:val="en-US" w:eastAsia="en-US" w:bidi="ar-SA"/>
+              </w:rPr>
+              <w:t>داخل التوصية</w:t>
+            </w:r>
           </w:p>
         </w:tc>
         <w:tc>
@@ -10855,7 +10902,78 @@
                 <w:rtl w:val="true"/>
                 <w:lang w:val="en-US" w:eastAsia="en-US" w:bidi="ar-SA"/>
               </w:rPr>
-              <w:t>اليوم الذي تُحسب عنده العناقيد مرة واحدة، ويظهر في سطر العناقيد</w:t>
+              <w:t>في لوحة المدرّس</w:t>
+            </w:r>
+            <w:r>
+              <w:rPr>
+                <w:kern w:val="0"/>
+                <w:rtl w:val="true"/>
+                <w:lang w:val="en-US" w:eastAsia="en-US" w:bidi="ar-SA"/>
+              </w:rPr>
+              <w:t xml:space="preserve">: </w:t>
+            </w:r>
+            <w:r>
+              <w:rPr>
+                <w:kern w:val="0"/>
+                <w:rtl w:val="true"/>
+                <w:lang w:val="en-US" w:eastAsia="en-US" w:bidi="ar-SA"/>
+              </w:rPr>
+              <w:t>اليوم الذي تُحسب عنده العناقيد مرة واحدة ويُطبَّق على ما بعده</w:t>
+            </w:r>
+            <w:r>
+              <w:rPr>
+                <w:kern w:val="0"/>
+                <w:rtl w:val="true"/>
+                <w:lang w:val="en-US" w:eastAsia="en-US" w:bidi="ar-SA"/>
+              </w:rPr>
+              <w:t xml:space="preserve">. </w:t>
+            </w:r>
+            <w:r>
+              <w:rPr>
+                <w:kern w:val="0"/>
+                <w:rtl w:val="true"/>
+                <w:lang w:val="en-US" w:eastAsia="en-US" w:bidi="ar-SA"/>
+              </w:rPr>
+              <w:t>داخل التوصية</w:t>
+            </w:r>
+            <w:r>
+              <w:rPr>
+                <w:kern w:val="0"/>
+                <w:rtl w:val="true"/>
+                <w:lang w:val="en-US" w:eastAsia="en-US" w:bidi="ar-SA"/>
+              </w:rPr>
+              <w:t xml:space="preserve">: </w:t>
+            </w:r>
+            <w:r>
+              <w:rPr>
+                <w:kern w:val="0"/>
+                <w:rtl w:val="true"/>
+                <w:lang w:val="en-US" w:eastAsia="en-US" w:bidi="ar-SA"/>
+              </w:rPr>
+              <w:t xml:space="preserve">إعادة التقسيم عند اليوم </w:t>
+            </w:r>
+            <w:r>
+              <w:rPr>
+                <w:kern w:val="0"/>
+                <w:lang w:val="en-US" w:eastAsia="en-US" w:bidi="ar-SA"/>
+              </w:rPr>
+              <w:t>t</w:t>
+            </w:r>
+            <w:r>
+              <w:rPr>
+                <w:kern w:val="0"/>
+                <w:rtl w:val="true"/>
+                <w:lang w:val="en-US" w:eastAsia="en-US" w:bidi="ar-SA"/>
+              </w:rPr>
+              <w:t xml:space="preserve"> </w:t>
+            </w:r>
+            <w:r>
+              <w:rPr>
+                <w:kern w:val="0"/>
+                <w:rtl w:val="true"/>
+                <w:lang w:val="en-US" w:eastAsia="en-US" w:bidi="ar-SA"/>
+              </w:rPr>
+              <w:t>نفسه</w:t>
             </w:r>
           </w:p>
         </w:tc>
@@ -11196,7 +11314,7 @@
         <w:bidi w:val="1"/>
         <w:rPr/>
       </w:pPr>
-      <w:bookmarkStart w:id="32" w:name="__RefHeading___Toc2457_1971269794"/>
+      <w:bookmarkStart w:id="32" w:name="__RefHeading___Toc2457_4114594835"/>
       <w:bookmarkStart w:id="33" w:name="شريط-السياق"/>
       <w:bookmarkEnd w:id="32"/>
       <w:r>
@@ -11674,7 +11792,7 @@
         <w:bidi w:val="1"/>
         <w:rPr/>
       </w:pPr>
-      <w:bookmarkStart w:id="34" w:name="__RefHeading___Toc2459_1971269794"/>
+      <w:bookmarkStart w:id="34" w:name="__RefHeading___Toc2459_4114594835"/>
       <w:bookmarkStart w:id="35" w:name="قراءة-بطاقة-التوصية"/>
       <w:bookmarkEnd w:id="34"/>
       <w:r>
@@ -12544,7 +12662,7 @@
         <w:bidi w:val="1"/>
         <w:rPr/>
       </w:pPr>
-      <w:bookmarkStart w:id="36" w:name="__RefHeading___Toc2461_1971269794"/>
+      <w:bookmarkStart w:id="36" w:name="__RefHeading___Toc2461_4114594835"/>
       <w:bookmarkStart w:id="37" w:name="نافذة-لماذا"/>
       <w:bookmarkEnd w:id="36"/>
       <w:r>
@@ -13213,7 +13331,7 @@
         <w:bidi w:val="1"/>
         <w:rPr/>
       </w:pPr>
-      <w:bookmarkStart w:id="38" w:name="__RefHeading___Toc2463_1971269794"/>
+      <w:bookmarkStart w:id="38" w:name="__RefHeading___Toc2463_4114594835"/>
       <w:bookmarkStart w:id="39" w:name="شارة-تاريخ-النموذج"/>
       <w:bookmarkEnd w:id="38"/>
       <w:r>
@@ -13606,7 +13724,7 @@
         <w:bidi w:val="1"/>
         <w:rPr/>
       </w:pPr>
-      <w:bookmarkStart w:id="40" w:name="__RefHeading___Toc2465_1971269794"/>
+      <w:bookmarkStart w:id="40" w:name="__RefHeading___Toc2465_4114594835"/>
       <w:bookmarkStart w:id="41" w:name="حالة-قبل-أول-قطع"/>
       <w:bookmarkEnd w:id="40"/>
       <w:r>
@@ -13870,7 +13988,7 @@
         <w:bidi w:val="1"/>
         <w:rPr/>
       </w:pPr>
-      <w:bookmarkStart w:id="42" w:name="__RefHeading___Toc2467_1971269794"/>
+      <w:bookmarkStart w:id="42" w:name="__RefHeading___Toc2467_4114594835"/>
       <w:bookmarkStart w:id="43" w:name="حالة-بلا-نشاط-سابق"/>
       <w:bookmarkEnd w:id="42"/>
       <w:r>
@@ -13980,7 +14098,7 @@
         <w:bidi w:val="1"/>
         <w:rPr/>
       </w:pPr>
-      <w:bookmarkStart w:id="44" w:name="__RefHeading___Toc2469_1971269794"/>
+      <w:bookmarkStart w:id="44" w:name="__RefHeading___Toc2469_4114594835"/>
       <w:bookmarkStart w:id="45" w:name="نشاطي-في-آخر-28-يوما"/>
       <w:bookmarkEnd w:id="44"/>
       <w:r>
@@ -14321,7 +14439,7 @@
         <w:bidi w:val="1"/>
         <w:rPr/>
       </w:pPr>
-      <w:bookmarkStart w:id="46" w:name="__RefHeading___Toc2471_1971269794"/>
+      <w:bookmarkStart w:id="46" w:name="__RefHeading___Toc2471_4114594835"/>
       <w:bookmarkStart w:id="47" w:name="ما-لا-تعرضه-صفحة-المتعلم"/>
       <w:bookmarkEnd w:id="46"/>
       <w:r>
@@ -14529,7 +14647,7 @@
         <w:bidi w:val="1"/>
         <w:rPr/>
       </w:pPr>
-      <w:bookmarkStart w:id="48" w:name="__RefHeading___Toc2473_1971269794"/>
+      <w:bookmarkStart w:id="48" w:name="__RefHeading___Toc2473_4114594835"/>
       <w:bookmarkStart w:id="49" w:name="حالة-منسحب"/>
       <w:bookmarkEnd w:id="48"/>
       <w:r>
@@ -14760,7 +14878,7 @@
         <w:bidi w:val="1"/>
         <w:rPr/>
       </w:pPr>
-      <w:bookmarkStart w:id="52" w:name="__RefHeading___Toc2475_1971269794"/>
+      <w:bookmarkStart w:id="52" w:name="__RefHeading___Toc2475_4114594835"/>
       <w:bookmarkStart w:id="53" w:name="دليل-المدرس-أو-المشرف"/>
       <w:bookmarkEnd w:id="52"/>
       <w:r>
@@ -14821,7 +14939,7 @@
         <w:bidi w:val="1"/>
         <w:rPr/>
       </w:pPr>
-      <w:bookmarkStart w:id="54" w:name="__RefHeading___Toc2477_1971269794"/>
+      <w:bookmarkStart w:id="54" w:name="__RefHeading___Toc2477_4114594835"/>
       <w:bookmarkStart w:id="55" w:name="تنبيه-قبل-البدء"/>
       <w:bookmarkEnd w:id="54"/>
       <w:r>
@@ -15101,7 +15219,7 @@
         <w:bidi w:val="1"/>
         <w:rPr/>
       </w:pPr>
-      <w:bookmarkStart w:id="56" w:name="__RefHeading___Toc2479_1971269794"/>
+      <w:bookmarkStart w:id="56" w:name="__RefHeading___Toc2479_4114594835"/>
       <w:bookmarkStart w:id="57" w:name="تبدأ-اللوحة-من-اليوم-56"/>
       <w:bookmarkEnd w:id="56"/>
       <w:r>
@@ -15189,7 +15307,7 @@
         <w:bidi w:val="1"/>
         <w:rPr/>
       </w:pPr>
-      <w:bookmarkStart w:id="58" w:name="__RefHeading___Toc2481_1971269794"/>
+      <w:bookmarkStart w:id="58" w:name="__RefHeading___Toc2481_4114594835"/>
       <w:bookmarkStart w:id="59" w:name="لوحة-المؤشرات"/>
       <w:bookmarkEnd w:id="58"/>
       <w:r>
@@ -15576,7 +15694,7 @@
                 <w:rtl w:val="true"/>
                 <w:lang w:val="en-US" w:eastAsia="en-US" w:bidi="ar-SA"/>
               </w:rPr>
-              <w:t>مسجَّلاً لم ينسحب</w:t>
+              <w:t>مسجَّل لم ينسحب</w:t>
             </w:r>
             <w:r>
               <w:rPr>
@@ -15894,7 +16012,7 @@
                 <w:rtl w:val="true"/>
                 <w:lang w:val="en-US" w:eastAsia="en-US" w:bidi="ar-SA"/>
               </w:rPr>
-              <w:t>مورداً</w:t>
+              <w:t>مورد</w:t>
             </w:r>
           </w:p>
         </w:tc>
@@ -16061,7 +16179,7 @@
                 <w:rtl w:val="true"/>
                 <w:lang w:val="en-US" w:eastAsia="en-US" w:bidi="ar-SA"/>
               </w:rPr>
-              <w:t>مورداً</w:t>
+              <w:t>مورد</w:t>
             </w:r>
           </w:p>
         </w:tc>
@@ -16470,7 +16588,7 @@
         <w:bidi w:val="1"/>
         <w:rPr/>
       </w:pPr>
-      <w:bookmarkStart w:id="60" w:name="__RefHeading___Toc2483_1971269794"/>
+      <w:bookmarkStart w:id="60" w:name="__RefHeading___Toc2483_4114594835"/>
       <w:bookmarkStart w:id="61" w:name="العناقيد-السلوكية"/>
       <w:bookmarkEnd w:id="60"/>
       <w:r>
@@ -16547,15 +16665,71 @@
           <w:bCs/>
           <w:rtl w:val="true"/>
         </w:rPr>
+        <w:t>لقطة العناقيد في لوحة المدرّس</w:t>
+      </w:r>
+      <w:r>
+        <w:rPr>
+          <w:b/>
+          <w:bCs/>
+          <w:rtl w:val="true"/>
+        </w:rPr>
+        <w:t>:</w:t>
+      </w:r>
+      <w:r>
+        <w:rPr>
+          <w:rtl w:val="true"/>
+        </w:rPr>
+        <w:t xml:space="preserve"> </w:t>
+      </w:r>
+      <w:r>
+        <w:rPr>
+          <w:rtl w:val="true"/>
+        </w:rPr>
+        <w:t xml:space="preserve">السطر الأول يذكر </w:t>
+      </w:r>
+      <w:r>
+        <w:rPr>
+          <w:rtl w:val="true"/>
+        </w:rPr>
+        <w:t>«</w:t>
+      </w:r>
+      <w:r>
+        <w:rPr>
+          <w:rtl w:val="true"/>
+        </w:rPr>
         <w:t>لقطة العناقيد</w:t>
       </w:r>
       <w:r>
         <w:rPr>
-          <w:b/>
-          <w:bCs/>
-          <w:rtl w:val="true"/>
-        </w:rPr>
-        <w:t>:</w:t>
+          <w:rtl w:val="true"/>
+        </w:rPr>
+        <w:t xml:space="preserve">: </w:t>
+      </w:r>
+      <w:r>
+        <w:rPr>
+          <w:rtl w:val="true"/>
+        </w:rPr>
+        <w:t xml:space="preserve">اليوم </w:t>
+      </w:r>
+      <w:r>
+        <w:rPr/>
+        <w:t>56</w:t>
+      </w:r>
+      <w:r>
+        <w:rPr>
+          <w:rtl w:val="true"/>
+        </w:rPr>
+        <w:t>»</w:t>
+      </w:r>
+      <w:r>
+        <w:rPr>
+          <w:rtl w:val="true"/>
+        </w:rPr>
+        <w:t xml:space="preserve">، أي أن العناقيد تُحسب مرة عند اليوم </w:t>
+      </w:r>
+      <w:r>
+        <w:rPr/>
+        <w:t>56</w:t>
       </w:r>
       <w:r>
         <w:rPr>
@@ -16567,7 +16741,69 @@
         <w:rPr>
           <w:rtl w:val="true"/>
         </w:rPr>
-        <w:t xml:space="preserve">السطر الأول يذكر </w:t>
+        <w:t>وتُطبَّق على ما بعده</w:t>
+      </w:r>
+      <w:r>
+        <w:rPr>
+          <w:rtl w:val="true"/>
+        </w:rPr>
+        <w:t xml:space="preserve">. </w:t>
+      </w:r>
+      <w:r>
+        <w:rPr>
+          <w:rtl w:val="true"/>
+        </w:rPr>
+        <w:t>وهذا غير اليوم المختار</w:t>
+      </w:r>
+      <w:r>
+        <w:rPr>
+          <w:rtl w:val="true"/>
+        </w:rPr>
+        <w:t xml:space="preserve">. </w:t>
+      </w:r>
+      <w:r>
+        <w:rPr>
+          <w:rtl w:val="true"/>
+        </w:rPr>
+        <w:t xml:space="preserve">تبقى لقطة العناقيد ثابتة حين تغيّر اليوم </w:t>
+      </w:r>
+      <w:r>
+        <w:rPr/>
+        <w:t>t</w:t>
+      </w:r>
+      <w:r>
+        <w:rPr>
+          <w:rtl w:val="true"/>
+        </w:rPr>
+        <w:t xml:space="preserve">، لأن </w:t>
+      </w:r>
+      <w:r>
+        <w:rPr/>
+        <w:t>t</w:t>
+      </w:r>
+      <w:r>
+        <w:rPr>
+          <w:rtl w:val="true"/>
+        </w:rPr>
+        <w:t xml:space="preserve"> </w:t>
+      </w:r>
+      <w:r>
+        <w:rPr>
+          <w:rtl w:val="true"/>
+        </w:rPr>
+        <w:t>هو ما تُحسب عنده التوصيات والدرجات وحدها</w:t>
+      </w:r>
+      <w:r>
+        <w:rPr>
+          <w:rtl w:val="true"/>
+        </w:rPr>
+        <w:t xml:space="preserve">. </w:t>
+      </w:r>
+      <w:r>
+        <w:rPr>
+          <w:rtl w:val="true"/>
+        </w:rPr>
+        <w:t>أما داخل التوصية فـ</w:t>
       </w:r>
       <w:r>
         <w:rPr>
@@ -16585,33 +16821,17 @@
         <w:rPr>
           <w:rtl w:val="true"/>
         </w:rPr>
-        <w:t xml:space="preserve">: </w:t>
-      </w:r>
-      <w:r>
-        <w:rPr>
-          <w:rtl w:val="true"/>
-        </w:rPr>
-        <w:t xml:space="preserve">اليوم </w:t>
-      </w:r>
-      <w:r>
-        <w:rPr/>
-        <w:t>56</w:t>
-      </w:r>
-      <w:r>
-        <w:rPr>
-          <w:rtl w:val="true"/>
-        </w:rPr>
-        <w:t>»</w:t>
-      </w:r>
-      <w:r>
-        <w:rPr>
-          <w:rtl w:val="true"/>
-        </w:rPr>
-        <w:t xml:space="preserve">، أي أن العناقيد تُحسب مرة عند اليوم </w:t>
-      </w:r>
-      <w:r>
-        <w:rPr/>
-        <w:t>56</w:t>
+        <w:t xml:space="preserve">» </w:t>
+      </w:r>
+      <w:r>
+        <w:rPr>
+          <w:rtl w:val="true"/>
+        </w:rPr>
+        <w:t xml:space="preserve">تعني إعادة التقسيم عند اليوم </w:t>
+      </w:r>
+      <w:r>
+        <w:rPr/>
+        <w:t>t</w:t>
       </w:r>
       <w:r>
         <w:rPr>
@@ -16623,57 +16843,7 @@
         <w:rPr>
           <w:rtl w:val="true"/>
         </w:rPr>
-        <w:t>وتُطبَّق على ما بعده</w:t>
-      </w:r>
-      <w:r>
-        <w:rPr>
-          <w:rtl w:val="true"/>
-        </w:rPr>
-        <w:t xml:space="preserve">. </w:t>
-      </w:r>
-      <w:r>
-        <w:rPr>
-          <w:rtl w:val="true"/>
-        </w:rPr>
-        <w:t>وهذا غير اليوم المختار</w:t>
-      </w:r>
-      <w:r>
-        <w:rPr>
-          <w:rtl w:val="true"/>
-        </w:rPr>
-        <w:t xml:space="preserve">. </w:t>
-      </w:r>
-      <w:r>
-        <w:rPr>
-          <w:rtl w:val="true"/>
-        </w:rPr>
-        <w:t xml:space="preserve">تبقى لقطة العناقيد ثابتة حين تغيّر اليوم </w:t>
-      </w:r>
-      <w:r>
-        <w:rPr/>
-        <w:t>t</w:t>
-      </w:r>
-      <w:r>
-        <w:rPr>
-          <w:rtl w:val="true"/>
-        </w:rPr>
-        <w:t xml:space="preserve">، لأن </w:t>
-      </w:r>
-      <w:r>
-        <w:rPr/>
-        <w:t>t</w:t>
-      </w:r>
-      <w:r>
-        <w:rPr>
-          <w:rtl w:val="true"/>
-        </w:rPr>
-        <w:t xml:space="preserve"> </w:t>
-      </w:r>
-      <w:r>
-        <w:rPr>
-          <w:rtl w:val="true"/>
-        </w:rPr>
-        <w:t>هو ما تُحسب عنده التوصيات والدرجات وحدها</w:t>
+        <w:t>نفسه</w:t>
       </w:r>
       <w:r>
         <w:rPr>
@@ -17397,29 +17567,13 @@
         <w:rPr>
           <w:rtl w:val="true"/>
         </w:rPr>
-        <w:t xml:space="preserve">متعلماً عند لقطة العناقيد </w:t>
-      </w:r>
-      <w:r>
-        <w:rPr>
-          <w:rtl w:val="true"/>
-        </w:rPr>
-        <w:t>(</w:t>
-      </w:r>
-      <w:r>
-        <w:rPr>
-          <w:rtl w:val="true"/>
-        </w:rPr>
-        <w:t xml:space="preserve">اليوم </w:t>
-      </w:r>
-      <w:r>
-        <w:rPr/>
-        <w:t>56</w:t>
-      </w:r>
-      <w:r>
-        <w:rPr>
-          <w:rtl w:val="true"/>
-        </w:rPr>
-        <w:t xml:space="preserve">). </w:t>
+        <w:t>متعلم</w:t>
+      </w:r>
+      <w:r>
+        <w:rPr>
+          <w:rtl w:val="true"/>
+        </w:rPr>
+        <w:t xml:space="preserve">. </w:t>
       </w:r>
       <w:r>
         <w:rPr>
@@ -17518,7 +17672,119 @@
         <w:rPr>
           <w:rtl w:val="true"/>
         </w:rPr>
-        <w:t>متعلماً</w:t>
+        <w:t>متعلم</w:t>
+      </w:r>
+      <w:r>
+        <w:rPr>
+          <w:rtl w:val="true"/>
+        </w:rPr>
+        <w:t xml:space="preserve">. </w:t>
+      </w:r>
+      <w:r>
+        <w:rPr>
+          <w:rtl w:val="true"/>
+        </w:rPr>
+        <w:t xml:space="preserve">الرقمان </w:t>
+      </w:r>
+      <w:r>
+        <w:rPr/>
+        <w:t>661</w:t>
+      </w:r>
+      <w:r>
+        <w:rPr>
+          <w:rtl w:val="true"/>
+        </w:rPr>
+        <w:t xml:space="preserve"> </w:t>
+      </w:r>
+      <w:r>
+        <w:rPr>
+          <w:rtl w:val="true"/>
+        </w:rPr>
+        <w:t>و</w:t>
+      </w:r>
+      <w:r>
+        <w:rPr/>
+        <w:t>1,211</w:t>
+      </w:r>
+      <w:r>
+        <w:rPr>
+          <w:rtl w:val="true"/>
+        </w:rPr>
+        <w:t xml:space="preserve"> </w:t>
+      </w:r>
+      <w:r>
+        <w:rPr>
+          <w:rtl w:val="true"/>
+        </w:rPr>
+        <w:t xml:space="preserve">هما متعلمو فوج اليوم </w:t>
+      </w:r>
+      <w:r>
+        <w:rPr/>
+        <w:t>75</w:t>
+      </w:r>
+      <w:r>
+        <w:rPr>
+          <w:rtl w:val="true"/>
+        </w:rPr>
+        <w:t xml:space="preserve"> </w:t>
+      </w:r>
+      <w:r>
+        <w:rPr>
+          <w:rtl w:val="true"/>
+        </w:rPr>
+        <w:t xml:space="preserve">موزّعين على عنقودين، كما تُعرضهما لقطة العناقيد عند اليوم </w:t>
+      </w:r>
+      <w:r>
+        <w:rPr/>
+        <w:t>56</w:t>
+      </w:r>
+      <w:r>
+        <w:rPr>
+          <w:rtl w:val="true"/>
+        </w:rPr>
+        <w:t xml:space="preserve">. </w:t>
+      </w:r>
+      <w:r>
+        <w:rPr>
+          <w:rtl w:val="true"/>
+        </w:rPr>
+        <w:t xml:space="preserve">أما الحجمان عند اليوم </w:t>
+      </w:r>
+      <w:r>
+        <w:rPr/>
+        <w:t>56</w:t>
+      </w:r>
+      <w:r>
+        <w:rPr>
+          <w:rtl w:val="true"/>
+        </w:rPr>
+        <w:t xml:space="preserve"> </w:t>
+      </w:r>
+      <w:r>
+        <w:rPr>
+          <w:rtl w:val="true"/>
+        </w:rPr>
+        <w:t xml:space="preserve">نفسه فهما </w:t>
+      </w:r>
+      <w:r>
+        <w:rPr/>
+        <w:t>683</w:t>
+      </w:r>
+      <w:r>
+        <w:rPr>
+          <w:rtl w:val="true"/>
+        </w:rPr>
+        <w:t xml:space="preserve"> </w:t>
+      </w:r>
+      <w:r>
+        <w:rPr>
+          <w:rtl w:val="true"/>
+        </w:rPr>
+        <w:t>و</w:t>
+      </w:r>
+      <w:r>
+        <w:rPr/>
+        <w:t>1,232</w:t>
       </w:r>
       <w:r>
         <w:rPr>
@@ -17616,7 +17882,7 @@
         <w:bidi w:val="1"/>
         <w:rPr/>
       </w:pPr>
-      <w:bookmarkStart w:id="62" w:name="__RefHeading___Toc2485_1971269794"/>
+      <w:bookmarkStart w:id="62" w:name="__RefHeading___Toc2485_4114594835"/>
       <w:bookmarkStart w:id="63" w:name="توزيع-درجة-الخطر-النسبية"/>
       <w:bookmarkEnd w:id="62"/>
       <w:r>
@@ -17966,7 +18232,7 @@
           <wp:inline distT="0" distB="0" distL="0" distR="0">
             <wp:extent cx="5334000" cy="7223125"/>
             <wp:effectExtent l="0" t="0" r="0" b="0"/>
-            <wp:docPr id="13" name="Image7" descr="الشكل 6: لوحة المدرّس، الجزء الثاني: توزيع الدرجة النسبية وملامح السلوك وتغطية التوصيات. ملف المتعلم المعروض في الشكل 7 اختير على هذا الأساس نفسه، لا لأنه في حالة خطر."/>
+            <wp:docPr id="13" name="Image7" descr="الشكل 6: لوحة المدرّس، الجزء الثاني: توزيع الدرجة النسبية وملامح السلوك وتغطية التوصيات. ملف المتعلم المعروض في الشكل 7 اختير على الأساس المبيّن في تعليق الشكل 7، لا لأنه في حالة خطر. وأسفل الشكل بداية جدول المتعلمين بدرجات أعلى؛ والصفوف الكاملة في الشكل 7."/>
             <wp:cNvGraphicFramePr>
               <a:graphicFrameLocks xmlns:a="http://schemas.openxmlformats.org/drawingml/2006/main" noChangeAspect="1"/>
             </wp:cNvGraphicFramePr>
@@ -17974,7 +18240,7 @@
               <a:graphicData uri="http://schemas.openxmlformats.org/drawingml/2006/picture">
                 <pic:pic xmlns:pic="http://schemas.openxmlformats.org/drawingml/2006/picture">
                   <pic:nvPicPr>
-                    <pic:cNvPr id="13" name="Image7" descr="الشكل 6: لوحة المدرّس، الجزء الثاني: توزيع الدرجة النسبية وملامح السلوك وتغطية التوصيات. ملف المتعلم المعروض في الشكل 7 اختير على هذا الأساس نفسه، لا لأنه في حالة خطر."/>
+                    <pic:cNvPr id="13" name="Image7" descr="الشكل 6: لوحة المدرّس، الجزء الثاني: توزيع الدرجة النسبية وملامح السلوك وتغطية التوصيات. ملف المتعلم المعروض في الشكل 7 اختير على الأساس المبيّن في تعليق الشكل 7، لا لأنه في حالة خطر. وأسفل الشكل بداية جدول المتعلمين بدرجات أعلى؛ والصفوف الكاملة في الشكل 7."/>
                     <pic:cNvPicPr>
                       <a:picLocks noChangeAspect="1" noChangeArrowheads="1"/>
                     </pic:cNvPicPr>
@@ -18068,7 +18334,33 @@
         <w:rPr>
           <w:rtl w:val="true"/>
         </w:rPr>
-        <w:t>اختير على هذا الأساس نفسه، لا لأنه في حالة خطر</w:t>
+        <w:t xml:space="preserve">اختير على الأساس المبيّن في تعليق الشكل </w:t>
+      </w:r>
+      <w:r>
+        <w:rPr/>
+        <w:t>7</w:t>
+      </w:r>
+      <w:r>
+        <w:rPr>
+          <w:rtl w:val="true"/>
+        </w:rPr>
+        <w:t>، لا لأنه في حالة خطر</w:t>
+      </w:r>
+      <w:r>
+        <w:rPr>
+          <w:rtl w:val="true"/>
+        </w:rPr>
+        <w:t xml:space="preserve">. </w:t>
+      </w:r>
+      <w:r>
+        <w:rPr>
+          <w:rtl w:val="true"/>
+        </w:rPr>
+        <w:t xml:space="preserve">وأسفل الشكل بداية جدول المتعلمين بدرجات أعلى؛ والصفوف الكاملة في الشكل </w:t>
+      </w:r>
+      <w:r>
+        <w:rPr/>
+        <w:t>7</w:t>
       </w:r>
       <w:r>
         <w:rPr>
@@ -18498,7 +18790,7 @@
         <w:bidi w:val="1"/>
         <w:rPr/>
       </w:pPr>
-      <w:bookmarkStart w:id="64" w:name="__RefHeading___Toc2487_1971269794"/>
+      <w:bookmarkStart w:id="64" w:name="__RefHeading___Toc2487_4114594835"/>
       <w:bookmarkStart w:id="65" w:name="ملامح-السلوك"/>
       <w:bookmarkEnd w:id="64"/>
       <w:r>
@@ -19025,7 +19317,7 @@
         <w:bidi w:val="1"/>
         <w:rPr/>
       </w:pPr>
-      <w:bookmarkStart w:id="66" w:name="__RefHeading___Toc2489_1971269794"/>
+      <w:bookmarkStart w:id="66" w:name="__RefHeading___Toc2489_4114594835"/>
       <w:bookmarkStart w:id="67" w:name="تغطية-التوصيات"/>
       <w:bookmarkEnd w:id="66"/>
       <w:r>
@@ -19160,7 +19452,7 @@
         <w:rPr>
           <w:rtl w:val="true"/>
         </w:rPr>
-        <w:t xml:space="preserve">مورداً </w:t>
+        <w:t xml:space="preserve">مورد </w:t>
       </w:r>
       <w:r>
         <w:rPr>
@@ -19231,7 +19523,7 @@
         <w:bidi w:val="1"/>
         <w:rPr/>
       </w:pPr>
-      <w:bookmarkStart w:id="68" w:name="__RefHeading___Toc2491_1971269794"/>
+      <w:bookmarkStart w:id="68" w:name="__RefHeading___Toc2491_4114594835"/>
       <w:bookmarkStart w:id="69" w:name="جدول-المتعلمين"/>
       <w:bookmarkEnd w:id="68"/>
       <w:r>
@@ -19307,7 +19599,7 @@
         <w:rPr>
           <w:rtl w:val="true"/>
         </w:rPr>
-        <w:t xml:space="preserve">متعلماً </w:t>
+        <w:t xml:space="preserve">متعلم </w:t>
       </w:r>
       <w:r>
         <w:rPr>
@@ -20600,7 +20892,7 @@
           <wp:inline distT="0" distB="0" distL="0" distR="0">
             <wp:extent cx="5334000" cy="3333750"/>
             <wp:effectExtent l="0" t="0" r="0" b="0"/>
-            <wp:docPr id="14" name="Image8" descr="الشكل 7: ملف المتعلم والدرج الجانبي بجانب جدول المتعلمين. المتعلم FFF_2013J-29769 اختير على هذا الأساس: درجته 0.36 (العتبة 0.46) وهو الأقرب إلى وسيط الفوج وفق الواجهة البرمجية، لا لأنه في حالة خطر. والجدول مفروز بالتسجيل بلا مرشّح، وعمود الدرجة معروض كاملاً."/>
+            <wp:docPr id="14" name="Image8" descr="الشكل 7: ملف المتعلم والدرج الجانبي بجانب جدول المتعلمين. المتعلم FFF_2013J-29769 هو الأقرب إلى وسيط الفوج من بين صفوف الصفحة المعروضة (مفروزة بالتسجيل، بلا مرشّح، أول 100 صف) دون العتبة (درجته 0.36 والعتبة 0.46) وبخمسة أيام نشطة فأكثر، لا لأنه في حالة خطر. والجدول مفروز بالتسجيل بلا مرشّح، وعمود الدرجة معروض كاملاً."/>
             <wp:cNvGraphicFramePr>
               <a:graphicFrameLocks xmlns:a="http://schemas.openxmlformats.org/drawingml/2006/main" noChangeAspect="1"/>
             </wp:cNvGraphicFramePr>
@@ -20608,7 +20900,7 @@
               <a:graphicData uri="http://schemas.openxmlformats.org/drawingml/2006/picture">
                 <pic:pic xmlns:pic="http://schemas.openxmlformats.org/drawingml/2006/picture">
                   <pic:nvPicPr>
-                    <pic:cNvPr id="14" name="Image8" descr="الشكل 7: ملف المتعلم والدرج الجانبي بجانب جدول المتعلمين. المتعلم FFF_2013J-29769 اختير على هذا الأساس: درجته 0.36 (العتبة 0.46) وهو الأقرب إلى وسيط الفوج وفق الواجهة البرمجية، لا لأنه في حالة خطر. والجدول مفروز بالتسجيل بلا مرشّح، وعمود الدرجة معروض كاملاً."/>
+                    <pic:cNvPr id="14" name="Image8" descr="الشكل 7: ملف المتعلم والدرج الجانبي بجانب جدول المتعلمين. المتعلم FFF_2013J-29769 هو الأقرب إلى وسيط الفوج من بين صفوف الصفحة المعروضة (مفروزة بالتسجيل، بلا مرشّح، أول 100 صف) دون العتبة (درجته 0.36 والعتبة 0.46) وبخمسة أيام نشطة فأكثر، لا لأنه في حالة خطر. والجدول مفروز بالتسجيل بلا مرشّح، وعمود الدرجة معروض كاملاً."/>
                     <pic:cNvPicPr>
                       <a:picLocks noChangeAspect="1" noChangeArrowheads="1"/>
                     </pic:cNvPicPr>
@@ -20690,13 +20982,53 @@
         <w:rPr>
           <w:rtl w:val="true"/>
         </w:rPr>
-        <w:t>اختير على هذا الأساس</w:t>
-      </w:r>
-      <w:r>
-        <w:rPr>
-          <w:rtl w:val="true"/>
-        </w:rPr>
-        <w:t xml:space="preserve">: </w:t>
+        <w:t xml:space="preserve">هو الأقرب إلى وسيط الفوج من بين صفوف الصفحة المعروضة </w:t>
+      </w:r>
+      <w:r>
+        <w:rPr>
+          <w:rtl w:val="true"/>
+        </w:rPr>
+        <w:t>(</w:t>
+      </w:r>
+      <w:r>
+        <w:rPr>
+          <w:rtl w:val="true"/>
+        </w:rPr>
+        <w:t xml:space="preserve">مفروزة بالتسجيل، بلا مرشّح، أول </w:t>
+      </w:r>
+      <w:r>
+        <w:rPr/>
+        <w:t>100</w:t>
+      </w:r>
+      <w:r>
+        <w:rPr>
+          <w:rtl w:val="true"/>
+        </w:rPr>
+        <w:t xml:space="preserve"> </w:t>
+      </w:r>
+      <w:r>
+        <w:rPr>
+          <w:rtl w:val="true"/>
+        </w:rPr>
+        <w:t>صف</w:t>
+      </w:r>
+      <w:r>
+        <w:rPr>
+          <w:rtl w:val="true"/>
+        </w:rPr>
+        <w:t xml:space="preserve">) </w:t>
+      </w:r>
+      <w:r>
+        <w:rPr>
+          <w:rtl w:val="true"/>
+        </w:rPr>
+        <w:t xml:space="preserve">دون العتبة </w:t>
+      </w:r>
+      <w:r>
+        <w:rPr>
+          <w:rtl w:val="true"/>
+        </w:rPr>
+        <w:t>(</w:t>
       </w:r>
       <w:r>
         <w:rPr>
@@ -20712,13 +21044,13 @@
         <w:rPr>
           <w:rtl w:val="true"/>
         </w:rPr>
-        <w:t xml:space="preserve"> (</w:t>
-      </w:r>
-      <w:r>
-        <w:rPr>
-          <w:rtl w:val="true"/>
-        </w:rPr>
-        <w:t xml:space="preserve">العتبة </w:t>
+        <w:t xml:space="preserve"> </w:t>
+      </w:r>
+      <w:r>
+        <w:rPr>
+          <w:rtl w:val="true"/>
+        </w:rPr>
+        <w:t xml:space="preserve">والعتبة </w:t>
       </w:r>
       <w:r>
         <w:rPr/>
@@ -20734,7 +21066,7 @@
         <w:rPr>
           <w:rtl w:val="true"/>
         </w:rPr>
-        <w:t>وهو الأقرب إلى وسيط الفوج وفق الواجهة البرمجية، لا لأنه في حالة خطر</w:t>
+        <w:t>وبخمسة أيام نشطة فأكثر، لا لأنه في حالة خطر</w:t>
       </w:r>
       <w:r>
         <w:rPr>
@@ -20762,7 +21094,7 @@
         <w:bidi w:val="1"/>
         <w:rPr/>
       </w:pPr>
-      <w:bookmarkStart w:id="70" w:name="__RefHeading___Toc2493_1971269794"/>
+      <w:bookmarkStart w:id="70" w:name="__RefHeading___Toc2493_4114594835"/>
       <w:bookmarkStart w:id="71" w:name="ملف-المتعلم"/>
       <w:bookmarkEnd w:id="70"/>
       <w:r>
@@ -21427,7 +21759,7 @@
         <w:bidi w:val="1"/>
         <w:rPr/>
       </w:pPr>
-      <w:bookmarkStart w:id="72" w:name="__RefHeading___Toc2495_1971269794"/>
+      <w:bookmarkStart w:id="72" w:name="__RefHeading___Toc2495_4114594835"/>
       <w:bookmarkStart w:id="73" w:name="القيود-الأخلاقية-والمنهجية"/>
       <w:bookmarkEnd w:id="72"/>
       <w:r>
@@ -21878,7 +22210,7 @@
         <w:bidi w:val="1"/>
         <w:rPr/>
       </w:pPr>
-      <w:bookmarkStart w:id="74" w:name="__RefHeading___Toc2497_1971269794"/>
+      <w:bookmarkStart w:id="74" w:name="__RefHeading___Toc2497_4114594835"/>
       <w:bookmarkStart w:id="75" w:name="ماذا-أفعل-كمدرس"/>
       <w:bookmarkEnd w:id="74"/>
       <w:r>
@@ -21997,7 +22329,7 @@
         <w:bidi w:val="1"/>
         <w:rPr/>
       </w:pPr>
-      <w:bookmarkStart w:id="76" w:name="__RefHeading___Toc2499_1971269794"/>
+      <w:bookmarkStart w:id="76" w:name="__RefHeading___Toc2499_4114594835"/>
       <w:bookmarkStart w:id="77" w:name="X745443570c429d909b26e3257e881b7ff04140e"/>
       <w:bookmarkEnd w:id="76"/>
       <w:r>
@@ -22094,37 +22426,145 @@
         <w:rPr>
           <w:rtl w:val="true"/>
         </w:rPr>
-        <w:t>فقط، ولا ترى المستقبل</w:t>
-      </w:r>
-      <w:r>
-        <w:rPr>
-          <w:rtl w:val="true"/>
-        </w:rPr>
-        <w:t xml:space="preserve">. - </w:t>
-      </w:r>
-      <w:r>
-        <w:rPr>
-          <w:rtl w:val="true"/>
-        </w:rPr>
-        <w:t>أن كل توصية قابلة لإعادة الحساب من البيانات نفسها بالنموذج نفسه</w:t>
-      </w:r>
-      <w:r>
-        <w:rPr>
-          <w:rtl w:val="true"/>
-        </w:rPr>
-        <w:t xml:space="preserve">. - </w:t>
-      </w:r>
-      <w:r>
-        <w:rPr>
-          <w:rtl w:val="true"/>
-        </w:rPr>
-        <w:t>أن التفسير مطابق للحساب الذي أنتج الاقتراح</w:t>
-      </w:r>
-      <w:r>
-        <w:rPr>
-          <w:rtl w:val="true"/>
-        </w:rPr>
-        <w:t>.</w:t>
+        <w:t xml:space="preserve">فقط، ولا ترى المستقبل </w:t>
+      </w:r>
+      <w:r>
+        <w:rPr>
+          <w:rtl w:val="true"/>
+        </w:rPr>
+        <w:t>(</w:t>
+      </w:r>
+      <w:r>
+        <w:rPr>
+          <w:rtl w:val="true"/>
+        </w:rPr>
+        <w:t>الاختبار</w:t>
+      </w:r>
+      <w:r>
+        <w:rPr>
+          <w:rtl w:val="true"/>
+        </w:rPr>
+        <w:t xml:space="preserve">: </w:t>
+      </w:r>
+      <w:r>
+        <w:rPr>
+          <w:rStyle w:val="VerbatimChar"/>
+        </w:rPr>
+        <w:t>‎test_no_future_data_used‎</w:t>
+      </w:r>
+      <w:r>
+        <w:rPr>
+          <w:rtl w:val="true"/>
+        </w:rPr>
+        <w:t xml:space="preserve">). - </w:t>
+      </w:r>
+      <w:r>
+        <w:rPr>
+          <w:rtl w:val="true"/>
+        </w:rPr>
+        <w:t xml:space="preserve">أن الواجهة البرمجية تعيد ما يعيده محرك التوصية نفسه </w:t>
+      </w:r>
+      <w:r>
+        <w:rPr>
+          <w:rtl w:val="true"/>
+        </w:rPr>
+        <w:t>(</w:t>
+      </w:r>
+      <w:r>
+        <w:rPr>
+          <w:rtl w:val="true"/>
+        </w:rPr>
+        <w:t>الاختبار</w:t>
+      </w:r>
+      <w:r>
+        <w:rPr>
+          <w:rtl w:val="true"/>
+        </w:rPr>
+        <w:t xml:space="preserve">: </w:t>
+      </w:r>
+      <w:r>
+        <w:rPr>
+          <w:rStyle w:val="VerbatimChar"/>
+        </w:rPr>
+        <w:t>‎test_recommendation_matches_engine‎</w:t>
+      </w:r>
+      <w:r>
+        <w:rPr>
+          <w:rtl w:val="true"/>
+        </w:rPr>
+        <w:t xml:space="preserve">). - </w:t>
+      </w:r>
+      <w:r>
+        <w:rPr>
+          <w:rtl w:val="true"/>
+        </w:rPr>
+        <w:t xml:space="preserve">أن العناقيد المخزّنة مؤقتاً تطابق الحساب الحي </w:t>
+      </w:r>
+      <w:r>
+        <w:rPr>
+          <w:rtl w:val="true"/>
+        </w:rPr>
+        <w:t>(</w:t>
+      </w:r>
+      <w:r>
+        <w:rPr>
+          <w:rtl w:val="true"/>
+        </w:rPr>
+        <w:t>الاختبار</w:t>
+      </w:r>
+      <w:r>
+        <w:rPr>
+          <w:rtl w:val="true"/>
+        </w:rPr>
+        <w:t xml:space="preserve">: </w:t>
+      </w:r>
+      <w:r>
+        <w:rPr>
+          <w:rStyle w:val="VerbatimChar"/>
+        </w:rPr>
+        <w:t>‎test_cluster_cache_matches_live‎</w:t>
+      </w:r>
+      <w:r>
+        <w:rPr>
+          <w:rtl w:val="true"/>
+        </w:rPr>
+        <w:t xml:space="preserve">). - </w:t>
+      </w:r>
+      <w:r>
+        <w:rPr>
+          <w:rtl w:val="true"/>
+        </w:rPr>
+        <w:t xml:space="preserve">أن التفسير مطابق للحساب الذي أنتج الاقتراح، وأن عقده متسق </w:t>
+      </w:r>
+      <w:r>
+        <w:rPr>
+          <w:rtl w:val="true"/>
+        </w:rPr>
+        <w:t>(</w:t>
+      </w:r>
+      <w:r>
+        <w:rPr>
+          <w:rtl w:val="true"/>
+        </w:rPr>
+        <w:t>الاختبار</w:t>
+      </w:r>
+      <w:r>
+        <w:rPr>
+          <w:rtl w:val="true"/>
+        </w:rPr>
+        <w:t xml:space="preserve">: </w:t>
+      </w:r>
+      <w:r>
+        <w:rPr>
+          <w:rStyle w:val="VerbatimChar"/>
+        </w:rPr>
+        <w:t>‎test_explanation_contract_and_consistency‎</w:t>
+      </w:r>
+      <w:r>
+        <w:rPr>
+          <w:rtl w:val="true"/>
+        </w:rPr>
+        <w:t>).</w:t>
       </w:r>
     </w:p>
     <w:p>
@@ -22471,7 +22911,7 @@
         <w:bidi w:val="1"/>
         <w:rPr/>
       </w:pPr>
-      <w:bookmarkStart w:id="80" w:name="__RefHeading___Toc2501_1971269794"/>
+      <w:bookmarkStart w:id="80" w:name="__RefHeading___Toc2501_4114594835"/>
       <w:bookmarkStart w:id="81" w:name="الأسئلة-الشائعة"/>
       <w:bookmarkEnd w:id="80"/>
       <w:r>
@@ -22840,7 +23280,7 @@
         <w:rPr>
           <w:rtl w:val="true"/>
         </w:rPr>
-        <w:t xml:space="preserve">هي اليوم </w:t>
+        <w:t xml:space="preserve">في لوحة المدرّس هي اليوم </w:t>
       </w:r>
       <w:r>
         <w:rPr/>
@@ -22890,7 +23330,35 @@
         <w:rPr>
           <w:rtl w:val="true"/>
         </w:rPr>
-        <w:t>».</w:t>
+        <w:t xml:space="preserve">». </w:t>
+      </w:r>
+      <w:r>
+        <w:rPr>
+          <w:rtl w:val="true"/>
+        </w:rPr>
+        <w:t xml:space="preserve">وداخل التوصية تعني إعادة التقسيم عند اليوم </w:t>
+      </w:r>
+      <w:r>
+        <w:rPr/>
+        <w:t>t</w:t>
+      </w:r>
+      <w:r>
+        <w:rPr>
+          <w:rtl w:val="true"/>
+        </w:rPr>
+        <w:t xml:space="preserve"> </w:t>
+      </w:r>
+      <w:r>
+        <w:rPr>
+          <w:rtl w:val="true"/>
+        </w:rPr>
+        <w:t>نفسه</w:t>
+      </w:r>
+      <w:r>
+        <w:rPr>
+          <w:rtl w:val="true"/>
+        </w:rPr>
+        <w:t>.</w:t>
       </w:r>
     </w:p>
     <w:p>
@@ -24109,7 +24577,7 @@
         <w:bidi w:val="1"/>
         <w:rPr/>
       </w:pPr>
-      <w:bookmarkStart w:id="83" w:name="__RefHeading___Toc2503_1971269794"/>
+      <w:bookmarkStart w:id="83" w:name="__RefHeading___Toc2503_4114594835"/>
       <w:bookmarkStart w:id="84" w:name="الملاحق"/>
       <w:bookmarkEnd w:id="83"/>
       <w:r>
@@ -24135,7 +24603,7 @@
         <w:bidi w:val="1"/>
         <w:rPr/>
       </w:pPr>
-      <w:bookmarkStart w:id="85" w:name="__RefHeading___Toc2505_1971269794"/>
+      <w:bookmarkStart w:id="85" w:name="__RefHeading___Toc2505_4114594835"/>
       <w:bookmarkEnd w:id="85"/>
       <w:r>
         <w:rPr/>
@@ -25304,7 +25772,7 @@
         <w:bidi w:val="1"/>
         <w:rPr/>
       </w:pPr>
-      <w:bookmarkStart w:id="87" w:name="__RefHeading___Toc2507_1971269794"/>
+      <w:bookmarkStart w:id="87" w:name="__RefHeading___Toc2507_4114594835"/>
       <w:bookmarkEnd w:id="87"/>
       <w:r>
         <w:rPr/>
@@ -26422,7 +26890,7 @@
         <w:bidi w:val="1"/>
         <w:rPr/>
       </w:pPr>
-      <w:bookmarkStart w:id="88" w:name="__RefHeading___Toc2509_1971269794"/>
+      <w:bookmarkStart w:id="88" w:name="__RefHeading___Toc2509_4114594835"/>
       <w:bookmarkEnd w:id="88"/>
       <w:r>
         <w:rPr/>
@@ -26877,6 +27345,22 @@
                 <w:rtl w:val="true"/>
                 <w:lang w:val="en-US" w:eastAsia="en-US" w:bidi="ar-SA"/>
               </w:rPr>
+              <w:t>في لوحة المدرّس</w:t>
+            </w:r>
+            <w:r>
+              <w:rPr>
+                <w:kern w:val="0"/>
+                <w:rtl w:val="true"/>
+                <w:lang w:val="en-US" w:eastAsia="en-US" w:bidi="ar-SA"/>
+              </w:rPr>
+              <w:t xml:space="preserve">: </w:t>
+            </w:r>
+            <w:r>
+              <w:rPr>
+                <w:kern w:val="0"/>
+                <w:rtl w:val="true"/>
+                <w:lang w:val="en-US" w:eastAsia="en-US" w:bidi="ar-SA"/>
+              </w:rPr>
               <w:t xml:space="preserve">اليوم </w:t>
             </w:r>
             <w:r>
@@ -26901,6 +27385,45 @@
                 <w:lang w:val="en-US" w:eastAsia="en-US" w:bidi="ar-SA"/>
               </w:rPr>
               <w:t>الذي تُحسب عنده العناقيد مرة واحدة</w:t>
+            </w:r>
+            <w:r>
+              <w:rPr>
+                <w:kern w:val="0"/>
+                <w:rtl w:val="true"/>
+                <w:lang w:val="en-US" w:eastAsia="en-US" w:bidi="ar-SA"/>
+              </w:rPr>
+              <w:t xml:space="preserve">. </w:t>
+            </w:r>
+            <w:r>
+              <w:rPr>
+                <w:kern w:val="0"/>
+                <w:rtl w:val="true"/>
+                <w:lang w:val="en-US" w:eastAsia="en-US" w:bidi="ar-SA"/>
+              </w:rPr>
+              <w:t>داخل التوصية</w:t>
+            </w:r>
+            <w:r>
+              <w:rPr>
+                <w:kern w:val="0"/>
+                <w:rtl w:val="true"/>
+                <w:lang w:val="en-US" w:eastAsia="en-US" w:bidi="ar-SA"/>
+              </w:rPr>
+              <w:t xml:space="preserve">: </w:t>
+            </w:r>
+            <w:r>
+              <w:rPr>
+                <w:kern w:val="0"/>
+                <w:rtl w:val="true"/>
+                <w:lang w:val="en-US" w:eastAsia="en-US" w:bidi="ar-SA"/>
+              </w:rPr>
+              <w:t xml:space="preserve">إعادة التقسيم عند اليوم </w:t>
+            </w:r>
+            <w:r>
+              <w:rPr>
+                <w:kern w:val="0"/>
+                <w:lang w:val="en-US" w:eastAsia="en-US" w:bidi="ar-SA"/>
+              </w:rPr>
+              <w:t>t</w:t>
             </w:r>
           </w:p>
         </w:tc>
@@ -27740,15 +28263,7 @@
                 <w:rtl w:val="true"/>
                 <w:lang w:val="en-US" w:eastAsia="en-US" w:bidi="ar-SA"/>
               </w:rPr>
-              <w:t xml:space="preserve">مكوّن يرتّب الموارد حسب شيوعها بين المتعلمين ذوي النمط المشابه </w:t>
-            </w:r>
-            <w:r>
-              <w:rPr>
-                <w:kern w:val="0"/>
-                <w:rtl w:val="true"/>
-                <w:lang w:val="en-US" w:eastAsia="en-US" w:bidi="ar-SA"/>
-              </w:rPr>
-              <w:t>(</w:t>
+              <w:t xml:space="preserve">مكوّن يرتّب الموارد حسب شيوعها بين المتعلمين ذوي النمط المشابه؛ معرّفه الداخلي </w:t>
             </w:r>
             <w:r>
               <w:rPr>
@@ -27756,14 +28271,6 @@
                 <w:lang w:val="en-US" w:eastAsia="en-US" w:bidi="ar-SA"/>
               </w:rPr>
               <w:t>C7</w:t>
-            </w:r>
-            <w:r>
-              <w:rPr>
-                <w:kern w:val="0"/>
-                <w:rtl w:val="true"/>
-                <w:lang w:val="en-US" w:eastAsia="en-US" w:bidi="ar-SA"/>
-              </w:rPr>
-              <w:t>)</w:t>
             </w:r>
           </w:p>
         </w:tc>
@@ -28624,14 +29131,7 @@
                 <w:rtl w:val="true"/>
                 <w:lang w:val="en-US" w:eastAsia="en-US" w:bidi="ar-SA"/>
               </w:rPr>
-              <w:t xml:space="preserve">عتبة </w:t>
-            </w:r>
-            <w:r>
-              <w:rPr>
-                <w:kern w:val="0"/>
-                <w:lang w:val="en-US" w:eastAsia="en-US" w:bidi="ar-SA"/>
-              </w:rPr>
-              <w:t>Youden</w:t>
+              <w:t>العنقود</w:t>
             </w:r>
           </w:p>
         </w:tc>
@@ -28663,7 +29163,7 @@
                 <w:rtl w:val="true"/>
                 <w:lang w:val="en-US" w:eastAsia="en-US" w:bidi="ar-SA"/>
               </w:rPr>
-              <w:t>نقطة قطع من التطوير تعظّم مجموع الحساسية والنوعية</w:t>
+              <w:t>مجموعة متعلمين متشابهين في ملامح النشاط، ووصفها تصف النمط لا المتعلم</w:t>
             </w:r>
           </w:p>
         </w:tc>
@@ -28698,7 +29198,7 @@
                 <w:rtl w:val="true"/>
                 <w:lang w:val="en-US" w:eastAsia="en-US" w:bidi="ar-SA"/>
               </w:rPr>
-              <w:t>العنقود</w:t>
+              <w:t>اتساع التوصيات</w:t>
             </w:r>
           </w:p>
         </w:tc>
@@ -28730,7 +29230,54 @@
                 <w:rtl w:val="true"/>
                 <w:lang w:val="en-US" w:eastAsia="en-US" w:bidi="ar-SA"/>
               </w:rPr>
-              <w:t>مجموعة متعلمين متشابهين في ملامح النشاط، ووصفها تصف النمط لا المتعلم</w:t>
+              <w:t xml:space="preserve">عدد الموارد التي ظهرت في أفضل </w:t>
+            </w:r>
+            <w:r>
+              <w:rPr>
+                <w:kern w:val="0"/>
+                <w:lang w:val="en-US" w:eastAsia="en-US" w:bidi="ar-SA"/>
+              </w:rPr>
+              <w:t>10</w:t>
+            </w:r>
+            <w:r>
+              <w:rPr>
+                <w:kern w:val="0"/>
+                <w:rtl w:val="true"/>
+                <w:lang w:val="en-US" w:eastAsia="en-US" w:bidi="ar-SA"/>
+              </w:rPr>
+              <w:t xml:space="preserve"> </w:t>
+            </w:r>
+            <w:r>
+              <w:rPr>
+                <w:kern w:val="0"/>
+                <w:rtl w:val="true"/>
+                <w:lang w:val="en-US" w:eastAsia="en-US" w:bidi="ar-SA"/>
+              </w:rPr>
+              <w:t xml:space="preserve">لأي متعلم </w:t>
+            </w:r>
+            <w:r>
+              <w:rPr>
+                <w:kern w:val="0"/>
+                <w:rtl w:val="true"/>
+                <w:lang w:val="en-US" w:eastAsia="en-US" w:bidi="ar-SA"/>
+              </w:rPr>
+              <w:t>(</w:t>
+            </w:r>
+            <w:r>
+              <w:rPr>
+                <w:kern w:val="0"/>
+                <w:rtl w:val="true"/>
+                <w:lang w:val="en-US" w:eastAsia="en-US" w:bidi="ar-SA"/>
+              </w:rPr>
+              <w:t>وصفي</w:t>
+            </w:r>
+            <w:r>
+              <w:rPr>
+                <w:kern w:val="0"/>
+                <w:rtl w:val="true"/>
+                <w:lang w:val="en-US" w:eastAsia="en-US" w:bidi="ar-SA"/>
+              </w:rPr>
+              <w:t>)</w:t>
             </w:r>
           </w:p>
         </w:tc>
@@ -28765,7 +29312,7 @@
                 <w:rtl w:val="true"/>
                 <w:lang w:val="en-US" w:eastAsia="en-US" w:bidi="ar-SA"/>
               </w:rPr>
-              <w:t>اتساع التوصيات</w:t>
+              <w:t>الكتالوج</w:t>
             </w:r>
           </w:p>
         </w:tc>
@@ -28797,54 +29344,14 @@
                 <w:rtl w:val="true"/>
                 <w:lang w:val="en-US" w:eastAsia="en-US" w:bidi="ar-SA"/>
               </w:rPr>
-              <w:t xml:space="preserve">عدد الموارد التي ظهرت في أفضل </w:t>
-            </w:r>
-            <w:r>
-              <w:rPr>
-                <w:kern w:val="0"/>
-                <w:lang w:val="en-US" w:eastAsia="en-US" w:bidi="ar-SA"/>
-              </w:rPr>
-              <w:t>10</w:t>
-            </w:r>
-            <w:r>
-              <w:rPr>
-                <w:kern w:val="0"/>
-                <w:rtl w:val="true"/>
-                <w:lang w:val="en-US" w:eastAsia="en-US" w:bidi="ar-SA"/>
-              </w:rPr>
-              <w:t xml:space="preserve"> </w:t>
-            </w:r>
-            <w:r>
-              <w:rPr>
-                <w:kern w:val="0"/>
-                <w:rtl w:val="true"/>
-                <w:lang w:val="en-US" w:eastAsia="en-US" w:bidi="ar-SA"/>
-              </w:rPr>
-              <w:t xml:space="preserve">لأي متعلم </w:t>
-            </w:r>
-            <w:r>
-              <w:rPr>
-                <w:kern w:val="0"/>
-                <w:rtl w:val="true"/>
-                <w:lang w:val="en-US" w:eastAsia="en-US" w:bidi="ar-SA"/>
-              </w:rPr>
-              <w:t>(</w:t>
-            </w:r>
-            <w:r>
-              <w:rPr>
-                <w:kern w:val="0"/>
-                <w:rtl w:val="true"/>
-                <w:lang w:val="en-US" w:eastAsia="en-US" w:bidi="ar-SA"/>
-              </w:rPr>
-              <w:t>وصفي</w:t>
-            </w:r>
-            <w:r>
-              <w:rPr>
-                <w:kern w:val="0"/>
-                <w:rtl w:val="true"/>
-                <w:lang w:val="en-US" w:eastAsia="en-US" w:bidi="ar-SA"/>
-              </w:rPr>
-              <w:t>)</w:t>
+              <w:t xml:space="preserve">الموارد المتاحة للتوصية حتى اليوم </w:t>
+            </w:r>
+            <w:r>
+              <w:rPr>
+                <w:kern w:val="0"/>
+                <w:lang w:val="en-US" w:eastAsia="en-US" w:bidi="ar-SA"/>
+              </w:rPr>
+              <w:t>t</w:t>
             </w:r>
           </w:p>
         </w:tc>
@@ -28879,7 +29386,7 @@
                 <w:rtl w:val="true"/>
                 <w:lang w:val="en-US" w:eastAsia="en-US" w:bidi="ar-SA"/>
               </w:rPr>
-              <w:t>الكتالوج</w:t>
+              <w:t>الفوج</w:t>
             </w:r>
           </w:p>
         </w:tc>
@@ -28911,7 +29418,7 @@
                 <w:rtl w:val="true"/>
                 <w:lang w:val="en-US" w:eastAsia="en-US" w:bidi="ar-SA"/>
               </w:rPr>
-              <w:t xml:space="preserve">الموارد المتاحة للتوصية حتى اليوم </w:t>
+              <w:t xml:space="preserve">المتعلمون المسجَّلون حتى اليوم </w:t>
             </w:r>
             <w:r>
               <w:rPr>
@@ -28919,6 +29426,22 @@
                 <w:lang w:val="en-US" w:eastAsia="en-US" w:bidi="ar-SA"/>
               </w:rPr>
               <w:t>t</w:t>
+            </w:r>
+            <w:r>
+              <w:rPr>
+                <w:kern w:val="0"/>
+                <w:rtl w:val="true"/>
+                <w:lang w:val="en-US" w:eastAsia="en-US" w:bidi="ar-SA"/>
+              </w:rPr>
+              <w:t xml:space="preserve"> </w:t>
+            </w:r>
+            <w:r>
+              <w:rPr>
+                <w:kern w:val="0"/>
+                <w:rtl w:val="true"/>
+                <w:lang w:val="en-US" w:eastAsia="en-US" w:bidi="ar-SA"/>
+              </w:rPr>
+              <w:t>ولم ينسحبوا بعد</w:t>
             </w:r>
           </w:p>
         </w:tc>
@@ -28950,10 +29473,9 @@
             <w:r>
               <w:rPr>
                 <w:kern w:val="0"/>
-                <w:rtl w:val="true"/>
-                <w:lang w:val="en-US" w:eastAsia="en-US" w:bidi="ar-SA"/>
-              </w:rPr>
-              <w:t>الفوج</w:t>
+                <w:lang w:val="en-US" w:eastAsia="en-US" w:bidi="ar-SA"/>
+              </w:rPr>
+              <w:t>OULAD</w:t>
             </w:r>
           </w:p>
         </w:tc>
@@ -28985,30 +29507,7 @@
                 <w:rtl w:val="true"/>
                 <w:lang w:val="en-US" w:eastAsia="en-US" w:bidi="ar-SA"/>
               </w:rPr>
-              <w:t xml:space="preserve">المتعلمون المسجَّلون حتى اليوم </w:t>
-            </w:r>
-            <w:r>
-              <w:rPr>
-                <w:kern w:val="0"/>
-                <w:lang w:val="en-US" w:eastAsia="en-US" w:bidi="ar-SA"/>
-              </w:rPr>
-              <w:t>t</w:t>
-            </w:r>
-            <w:r>
-              <w:rPr>
-                <w:kern w:val="0"/>
-                <w:rtl w:val="true"/>
-                <w:lang w:val="en-US" w:eastAsia="en-US" w:bidi="ar-SA"/>
-              </w:rPr>
-              <w:t xml:space="preserve"> </w:t>
-            </w:r>
-            <w:r>
-              <w:rPr>
-                <w:kern w:val="0"/>
-                <w:rtl w:val="true"/>
-                <w:lang w:val="en-US" w:eastAsia="en-US" w:bidi="ar-SA"/>
-              </w:rPr>
-              <w:t>ولم ينسحبوا بعد</w:t>
+              <w:t>بيانات منصة الجامعة المفتوحة التاريخية</w:t>
             </w:r>
           </w:p>
         </w:tc>
@@ -29039,10 +29538,19 @@
             </w:pPr>
             <w:r>
               <w:rPr>
-                <w:kern w:val="0"/>
-                <w:lang w:val="en-US" w:eastAsia="en-US" w:bidi="ar-SA"/>
-              </w:rPr>
-              <w:t>OULAD</w:t>
+                <w:rStyle w:val="VerbatimChar"/>
+                <w:kern w:val="0"/>
+                <w:lang w:val="en-US" w:eastAsia="en-US" w:bidi="ar-SA"/>
+              </w:rPr>
+              <w:t>‎</w:t>
+            </w:r>
+            <w:r>
+              <w:rPr>
+                <w:rStyle w:val="VerbatimChar"/>
+                <w:kern w:val="0"/>
+                <w:lang w:val="en-US" w:eastAsia="en-US" w:bidi="ar-SA"/>
+              </w:rPr>
+              <w:t>id_site‎</w:t>
             </w:r>
           </w:p>
         </w:tc>
@@ -29074,81 +29582,6 @@
                 <w:rtl w:val="true"/>
                 <w:lang w:val="en-US" w:eastAsia="en-US" w:bidi="ar-SA"/>
               </w:rPr>
-              <w:t>بيانات منصة الجامعة المفتوحة التاريخية</w:t>
-            </w:r>
-          </w:p>
-        </w:tc>
-      </w:tr>
-      <w:tr>
-        <w:trPr/>
-        <w:tc>
-          <w:tcPr>
-            <w:tcW w:w="4393" w:type="dxa"/>
-            <w:tcBorders>
-              <w:top w:val="single" w:sz="4" w:space="0" w:color="808080"/>
-              <w:left w:val="single" w:sz="4" w:space="0" w:color="808080"/>
-              <w:bottom w:val="single" w:sz="4" w:space="0" w:color="808080"/>
-              <w:right w:val="single" w:sz="4" w:space="0" w:color="808080"/>
-            </w:tcBorders>
-          </w:tcPr>
-          <w:p>
-            <w:pPr>
-              <w:pStyle w:val="Compact"/>
-              <w:widowControl/>
-              <w:bidi w:val="1"/>
-              <w:spacing w:before="36" w:after="36"/>
-              <w:jc w:val="left"/>
-              <w:rPr>
-                <w:kern w:val="0"/>
-                <w:lang w:val="en-US" w:eastAsia="en-US" w:bidi="ar-SA"/>
-              </w:rPr>
-            </w:pPr>
-            <w:r>
-              <w:rPr>
-                <w:rStyle w:val="VerbatimChar"/>
-                <w:kern w:val="0"/>
-                <w:lang w:val="en-US" w:eastAsia="en-US" w:bidi="ar-SA"/>
-              </w:rPr>
-              <w:t>‎</w:t>
-            </w:r>
-            <w:r>
-              <w:rPr>
-                <w:rStyle w:val="VerbatimChar"/>
-                <w:kern w:val="0"/>
-                <w:lang w:val="en-US" w:eastAsia="en-US" w:bidi="ar-SA"/>
-              </w:rPr>
-              <w:t>id_site‎</w:t>
-            </w:r>
-          </w:p>
-        </w:tc>
-        <w:tc>
-          <w:tcPr>
-            <w:tcW w:w="4394" w:type="dxa"/>
-            <w:tcBorders>
-              <w:top w:val="single" w:sz="4" w:space="0" w:color="808080"/>
-              <w:left w:val="single" w:sz="4" w:space="0" w:color="808080"/>
-              <w:bottom w:val="single" w:sz="4" w:space="0" w:color="808080"/>
-              <w:right w:val="single" w:sz="4" w:space="0" w:color="808080"/>
-            </w:tcBorders>
-          </w:tcPr>
-          <w:p>
-            <w:pPr>
-              <w:pStyle w:val="Compact"/>
-              <w:widowControl/>
-              <w:bidi w:val="1"/>
-              <w:spacing w:before="36" w:after="36"/>
-              <w:jc w:val="left"/>
-              <w:rPr>
-                <w:kern w:val="0"/>
-                <w:lang w:val="en-US" w:eastAsia="en-US" w:bidi="ar-SA"/>
-              </w:rPr>
-            </w:pPr>
-            <w:r>
-              <w:rPr>
-                <w:kern w:val="0"/>
-                <w:rtl w:val="true"/>
-                <w:lang w:val="en-US" w:eastAsia="en-US" w:bidi="ar-SA"/>
-              </w:rPr>
               <w:t>معرّف المورد في البيانات</w:t>
             </w:r>
             <w:bookmarkStart w:id="89" w:name="مسرد-المصطلحات"/>
@@ -29163,7 +29596,7 @@
         <w:bidi w:val="1"/>
         <w:rPr/>
       </w:pPr>
-      <w:bookmarkStart w:id="90" w:name="__RefHeading___Toc2511_1971269794"/>
+      <w:bookmarkStart w:id="90" w:name="__RefHeading___Toc2511_4114594835"/>
       <w:bookmarkEnd w:id="90"/>
       <w:r>
         <w:rPr/>

--- a/deliverables/05-user-guide/دليل-المستخدم-والواجهات.docx
+++ b/deliverables/05-user-guide/دليل-المستخدم-والواجهات.docx
@@ -378,7 +378,7 @@
             </w:rPr>
             <w:fldChar w:fldCharType="separate"/>
           </w:r>
-          <w:hyperlink w:anchor="__RefHeading___Toc2429_4114594835">
+          <w:hyperlink w:anchor="__RefHeading___Toc2429_1094282047">
             <w:r>
               <w:rPr>
                 <w:webHidden/>
@@ -424,7 +424,7 @@
             </w:tabs>
             <w:rPr/>
           </w:pPr>
-          <w:hyperlink w:anchor="__RefHeading___Toc2431_4114594835">
+          <w:hyperlink w:anchor="__RefHeading___Toc2431_1094282047">
             <w:r>
               <w:rPr>
                 <w:webHidden/>
@@ -470,7 +470,7 @@
             </w:tabs>
             <w:rPr/>
           </w:pPr>
-          <w:hyperlink w:anchor="__RefHeading___Toc2433_4114594835">
+          <w:hyperlink w:anchor="__RefHeading___Toc2433_1094282047">
             <w:r>
               <w:rPr>
                 <w:webHidden/>
@@ -516,7 +516,7 @@
             </w:tabs>
             <w:rPr/>
           </w:pPr>
-          <w:hyperlink w:anchor="__RefHeading___Toc2435_4114594835">
+          <w:hyperlink w:anchor="__RefHeading___Toc2435_1094282047">
             <w:r>
               <w:rPr>
                 <w:webHidden/>
@@ -562,7 +562,7 @@
             </w:tabs>
             <w:rPr/>
           </w:pPr>
-          <w:hyperlink w:anchor="__RefHeading___Toc2437_4114594835">
+          <w:hyperlink w:anchor="__RefHeading___Toc2437_1094282047">
             <w:r>
               <w:rPr>
                 <w:webHidden/>
@@ -623,7 +623,7 @@
             </w:tabs>
             <w:rPr/>
           </w:pPr>
-          <w:hyperlink w:anchor="__RefHeading___Toc2439_4114594835">
+          <w:hyperlink w:anchor="__RefHeading___Toc2439_1094282047">
             <w:r>
               <w:rPr>
                 <w:webHidden/>
@@ -669,7 +669,7 @@
             </w:tabs>
             <w:rPr/>
           </w:pPr>
-          <w:hyperlink w:anchor="__RefHeading___Toc2441_4114594835">
+          <w:hyperlink w:anchor="__RefHeading___Toc2441_1094282047">
             <w:r>
               <w:rPr>
                 <w:webHidden/>
@@ -715,7 +715,7 @@
             </w:tabs>
             <w:rPr/>
           </w:pPr>
-          <w:hyperlink w:anchor="__RefHeading___Toc2443_4114594835">
+          <w:hyperlink w:anchor="__RefHeading___Toc2443_1094282047">
             <w:r>
               <w:rPr>
                 <w:webHidden/>
@@ -761,7 +761,7 @@
             </w:tabs>
             <w:rPr/>
           </w:pPr>
-          <w:hyperlink w:anchor="__RefHeading___Toc2445_4114594835">
+          <w:hyperlink w:anchor="__RefHeading___Toc2445_1094282047">
             <w:r>
               <w:rPr>
                 <w:webHidden/>
@@ -822,7 +822,7 @@
             </w:tabs>
             <w:rPr/>
           </w:pPr>
-          <w:hyperlink w:anchor="__RefHeading___Toc2447_4114594835">
+          <w:hyperlink w:anchor="__RefHeading___Toc2447_1094282047">
             <w:r>
               <w:rPr>
                 <w:webHidden/>
@@ -868,7 +868,7 @@
             </w:tabs>
             <w:rPr/>
           </w:pPr>
-          <w:hyperlink w:anchor="__RefHeading___Toc2449_4114594835">
+          <w:hyperlink w:anchor="__RefHeading___Toc2449_1094282047">
             <w:r>
               <w:rPr>
                 <w:webHidden/>
@@ -914,7 +914,7 @@
             </w:tabs>
             <w:rPr/>
           </w:pPr>
-          <w:hyperlink w:anchor="__RefHeading___Toc2451_4114594835">
+          <w:hyperlink w:anchor="__RefHeading___Toc2451_1094282047">
             <w:r>
               <w:rPr>
                 <w:webHidden/>
@@ -960,7 +960,7 @@
             </w:tabs>
             <w:rPr/>
           </w:pPr>
-          <w:hyperlink w:anchor="__RefHeading___Toc2453_4114594835">
+          <w:hyperlink w:anchor="__RefHeading___Toc2453_1094282047">
             <w:r>
               <w:rPr>
                 <w:webHidden/>
@@ -1006,7 +1006,7 @@
             </w:tabs>
             <w:rPr/>
           </w:pPr>
-          <w:hyperlink w:anchor="__RefHeading___Toc2455_4114594835">
+          <w:hyperlink w:anchor="__RefHeading___Toc2455_1094282047">
             <w:r>
               <w:rPr>
                 <w:webHidden/>
@@ -1052,7 +1052,7 @@
             </w:tabs>
             <w:rPr/>
           </w:pPr>
-          <w:hyperlink w:anchor="__RefHeading___Toc2457_4114594835">
+          <w:hyperlink w:anchor="__RefHeading___Toc2457_1094282047">
             <w:r>
               <w:rPr>
                 <w:webHidden/>
@@ -1098,7 +1098,7 @@
             </w:tabs>
             <w:rPr/>
           </w:pPr>
-          <w:hyperlink w:anchor="__RefHeading___Toc2459_4114594835">
+          <w:hyperlink w:anchor="__RefHeading___Toc2459_1094282047">
             <w:r>
               <w:rPr>
                 <w:webHidden/>
@@ -1144,7 +1144,7 @@
             </w:tabs>
             <w:rPr/>
           </w:pPr>
-          <w:hyperlink w:anchor="__RefHeading___Toc2461_4114594835">
+          <w:hyperlink w:anchor="__RefHeading___Toc2461_1094282047">
             <w:r>
               <w:rPr>
                 <w:webHidden/>
@@ -1205,7 +1205,7 @@
             </w:tabs>
             <w:rPr/>
           </w:pPr>
-          <w:hyperlink w:anchor="__RefHeading___Toc2463_4114594835">
+          <w:hyperlink w:anchor="__RefHeading___Toc2463_1094282047">
             <w:r>
               <w:rPr>
                 <w:webHidden/>
@@ -1266,7 +1266,7 @@
             </w:tabs>
             <w:rPr/>
           </w:pPr>
-          <w:hyperlink w:anchor="__RefHeading___Toc2465_4114594835">
+          <w:hyperlink w:anchor="__RefHeading___Toc2465_1094282047">
             <w:r>
               <w:rPr>
                 <w:webHidden/>
@@ -1327,7 +1327,7 @@
             </w:tabs>
             <w:rPr/>
           </w:pPr>
-          <w:hyperlink w:anchor="__RefHeading___Toc2467_4114594835">
+          <w:hyperlink w:anchor="__RefHeading___Toc2467_1094282047">
             <w:r>
               <w:rPr>
                 <w:webHidden/>
@@ -1388,7 +1388,7 @@
             </w:tabs>
             <w:rPr/>
           </w:pPr>
-          <w:hyperlink w:anchor="__RefHeading___Toc2469_4114594835">
+          <w:hyperlink w:anchor="__RefHeading___Toc2469_1094282047">
             <w:r>
               <w:rPr>
                 <w:webHidden/>
@@ -1454,7 +1454,7 @@
             </w:tabs>
             <w:rPr/>
           </w:pPr>
-          <w:hyperlink w:anchor="__RefHeading___Toc2471_4114594835">
+          <w:hyperlink w:anchor="__RefHeading___Toc2471_1094282047">
             <w:r>
               <w:rPr>
                 <w:webHidden/>
@@ -1500,7 +1500,7 @@
             </w:tabs>
             <w:rPr/>
           </w:pPr>
-          <w:hyperlink w:anchor="__RefHeading___Toc2473_4114594835">
+          <w:hyperlink w:anchor="__RefHeading___Toc2473_1094282047">
             <w:r>
               <w:rPr>
                 <w:webHidden/>
@@ -1561,7 +1561,7 @@
             </w:tabs>
             <w:rPr/>
           </w:pPr>
-          <w:hyperlink w:anchor="__RefHeading___Toc2475_4114594835">
+          <w:hyperlink w:anchor="__RefHeading___Toc2475_1094282047">
             <w:r>
               <w:rPr>
                 <w:webHidden/>
@@ -1607,7 +1607,7 @@
             </w:tabs>
             <w:rPr/>
           </w:pPr>
-          <w:hyperlink w:anchor="__RefHeading___Toc2477_4114594835">
+          <w:hyperlink w:anchor="__RefHeading___Toc2477_1094282047">
             <w:r>
               <w:rPr>
                 <w:webHidden/>
@@ -1653,7 +1653,7 @@
             </w:tabs>
             <w:rPr/>
           </w:pPr>
-          <w:hyperlink w:anchor="__RefHeading___Toc2479_4114594835">
+          <w:hyperlink w:anchor="__RefHeading___Toc2479_1094282047">
             <w:r>
               <w:rPr>
                 <w:webHidden/>
@@ -1705,7 +1705,7 @@
             </w:tabs>
             <w:rPr/>
           </w:pPr>
-          <w:hyperlink w:anchor="__RefHeading___Toc2481_4114594835">
+          <w:hyperlink w:anchor="__RefHeading___Toc2481_1094282047">
             <w:r>
               <w:rPr>
                 <w:webHidden/>
@@ -1751,7 +1751,7 @@
             </w:tabs>
             <w:rPr/>
           </w:pPr>
-          <w:hyperlink w:anchor="__RefHeading___Toc2483_4114594835">
+          <w:hyperlink w:anchor="__RefHeading___Toc2483_1094282047">
             <w:r>
               <w:rPr>
                 <w:webHidden/>
@@ -1797,7 +1797,7 @@
             </w:tabs>
             <w:rPr/>
           </w:pPr>
-          <w:hyperlink w:anchor="__RefHeading___Toc2485_4114594835">
+          <w:hyperlink w:anchor="__RefHeading___Toc2485_1094282047">
             <w:r>
               <w:rPr>
                 <w:webHidden/>
@@ -1843,7 +1843,7 @@
             </w:tabs>
             <w:rPr/>
           </w:pPr>
-          <w:hyperlink w:anchor="__RefHeading___Toc2487_4114594835">
+          <w:hyperlink w:anchor="__RefHeading___Toc2487_1094282047">
             <w:r>
               <w:rPr>
                 <w:webHidden/>
@@ -1889,7 +1889,7 @@
             </w:tabs>
             <w:rPr/>
           </w:pPr>
-          <w:hyperlink w:anchor="__RefHeading___Toc2489_4114594835">
+          <w:hyperlink w:anchor="__RefHeading___Toc2489_1094282047">
             <w:r>
               <w:rPr>
                 <w:webHidden/>
@@ -1935,7 +1935,7 @@
             </w:tabs>
             <w:rPr/>
           </w:pPr>
-          <w:hyperlink w:anchor="__RefHeading___Toc2491_4114594835">
+          <w:hyperlink w:anchor="__RefHeading___Toc2491_1094282047">
             <w:r>
               <w:rPr>
                 <w:webHidden/>
@@ -1981,7 +1981,7 @@
             </w:tabs>
             <w:rPr/>
           </w:pPr>
-          <w:hyperlink w:anchor="__RefHeading___Toc2493_4114594835">
+          <w:hyperlink w:anchor="__RefHeading___Toc2493_1094282047">
             <w:r>
               <w:rPr>
                 <w:webHidden/>
@@ -2027,7 +2027,7 @@
             </w:tabs>
             <w:rPr/>
           </w:pPr>
-          <w:hyperlink w:anchor="__RefHeading___Toc2495_4114594835">
+          <w:hyperlink w:anchor="__RefHeading___Toc2495_1094282047">
             <w:r>
               <w:rPr>
                 <w:webHidden/>
@@ -2073,7 +2073,7 @@
             </w:tabs>
             <w:rPr/>
           </w:pPr>
-          <w:hyperlink w:anchor="__RefHeading___Toc2497_4114594835">
+          <w:hyperlink w:anchor="__RefHeading___Toc2497_1094282047">
             <w:r>
               <w:rPr>
                 <w:webHidden/>
@@ -2119,7 +2119,7 @@
             </w:tabs>
             <w:rPr/>
           </w:pPr>
-          <w:hyperlink w:anchor="__RefHeading___Toc2499_4114594835">
+          <w:hyperlink w:anchor="__RefHeading___Toc2499_1094282047">
             <w:r>
               <w:rPr>
                 <w:webHidden/>
@@ -2179,7 +2179,7 @@
             </w:tabs>
             <w:rPr/>
           </w:pPr>
-          <w:hyperlink w:anchor="__RefHeading___Toc2501_4114594835">
+          <w:hyperlink w:anchor="__RefHeading___Toc2501_1094282047">
             <w:r>
               <w:rPr>
                 <w:webHidden/>
@@ -2225,7 +2225,7 @@
             </w:tabs>
             <w:rPr/>
           </w:pPr>
-          <w:hyperlink w:anchor="__RefHeading___Toc2503_4114594835">
+          <w:hyperlink w:anchor="__RefHeading___Toc2503_1094282047">
             <w:r>
               <w:rPr>
                 <w:webHidden/>
@@ -2271,7 +2271,7 @@
             </w:tabs>
             <w:rPr/>
           </w:pPr>
-          <w:hyperlink w:anchor="__RefHeading___Toc2505_4114594835">
+          <w:hyperlink w:anchor="__RefHeading___Toc2505_1094282047">
             <w:r>
               <w:rPr>
                 <w:webHidden/>
@@ -2317,7 +2317,7 @@
             </w:tabs>
             <w:rPr/>
           </w:pPr>
-          <w:hyperlink w:anchor="__RefHeading___Toc2507_4114594835">
+          <w:hyperlink w:anchor="__RefHeading___Toc2507_1094282047">
             <w:r>
               <w:rPr>
                 <w:webHidden/>
@@ -2378,7 +2378,7 @@
             </w:tabs>
             <w:rPr/>
           </w:pPr>
-          <w:hyperlink w:anchor="__RefHeading___Toc2509_4114594835">
+          <w:hyperlink w:anchor="__RefHeading___Toc2509_1094282047">
             <w:r>
               <w:rPr>
                 <w:webHidden/>
@@ -2424,7 +2424,7 @@
             </w:tabs>
             <w:rPr/>
           </w:pPr>
-          <w:hyperlink w:anchor="__RefHeading___Toc2511_4114594835">
+          <w:hyperlink w:anchor="__RefHeading___Toc2511_1094282047">
             <w:r>
               <w:rPr>
                 <w:webHidden/>
@@ -2475,7 +2475,7 @@
         <w:bidi w:val="1"/>
         <w:rPr/>
       </w:pPr>
-      <w:bookmarkStart w:id="0" w:name="__RefHeading___Toc2429_4114594835"/>
+      <w:bookmarkStart w:id="0" w:name="__RefHeading___Toc2429_1094282047"/>
       <w:bookmarkStart w:id="1" w:name="مقدمة"/>
       <w:bookmarkEnd w:id="0"/>
       <w:r>
@@ -2501,7 +2501,7 @@
         <w:bidi w:val="1"/>
         <w:rPr/>
       </w:pPr>
-      <w:bookmarkStart w:id="2" w:name="__RefHeading___Toc2431_4114594835"/>
+      <w:bookmarkStart w:id="2" w:name="__RefHeading___Toc2431_1094282047"/>
       <w:bookmarkStart w:id="3" w:name="ما-هذا-النظام"/>
       <w:bookmarkEnd w:id="2"/>
       <w:r>
@@ -2760,7 +2760,7 @@
         <w:bidi w:val="1"/>
         <w:rPr/>
       </w:pPr>
-      <w:bookmarkStart w:id="4" w:name="__RefHeading___Toc2433_4114594835"/>
+      <w:bookmarkStart w:id="4" w:name="__RefHeading___Toc2433_1094282047"/>
       <w:bookmarkStart w:id="5" w:name="ما-الذي-يفعله-النظام-وما-الذي-لا-يفعله"/>
       <w:bookmarkEnd w:id="4"/>
       <w:r>
@@ -3482,7 +3482,7 @@
         <w:bidi w:val="1"/>
         <w:rPr/>
       </w:pPr>
-      <w:bookmarkStart w:id="6" w:name="__RefHeading___Toc2435_4114594835"/>
+      <w:bookmarkStart w:id="6" w:name="__RefHeading___Toc2435_1094282047"/>
       <w:bookmarkStart w:id="7" w:name="لمن-هذا-الدليل"/>
       <w:bookmarkEnd w:id="6"/>
       <w:r>
@@ -3747,7 +3747,7 @@
         <w:bidi w:val="1"/>
         <w:rPr/>
       </w:pPr>
-      <w:bookmarkStart w:id="8" w:name="__RefHeading___Toc2437_4114594835"/>
+      <w:bookmarkStart w:id="8" w:name="__RefHeading___Toc2437_1094282047"/>
       <w:bookmarkStart w:id="9" w:name="شريط-عرض-توضيحي-بلا-أمان-وصول"/>
       <w:bookmarkEnd w:id="8"/>
       <w:r>
@@ -3966,7 +3966,7 @@
         <w:bidi w:val="1"/>
         <w:rPr/>
       </w:pPr>
-      <w:bookmarkStart w:id="10" w:name="__RefHeading___Toc2439_4114594835"/>
+      <w:bookmarkStart w:id="10" w:name="__RefHeading___Toc2439_1094282047"/>
       <w:bookmarkStart w:id="11" w:name="المتطلبات"/>
       <w:bookmarkEnd w:id="10"/>
       <w:r>
@@ -4481,7 +4481,7 @@
         <w:bidi w:val="1"/>
         <w:rPr/>
       </w:pPr>
-      <w:bookmarkStart w:id="14" w:name="__RefHeading___Toc2441_4114594835"/>
+      <w:bookmarkStart w:id="14" w:name="__RefHeading___Toc2441_1094282047"/>
       <w:bookmarkStart w:id="15" w:name="البدء-السريع-لمشغل-النظام"/>
       <w:bookmarkEnd w:id="14"/>
       <w:r>
@@ -4550,7 +4550,7 @@
         <w:bidi w:val="1"/>
         <w:rPr/>
       </w:pPr>
-      <w:bookmarkStart w:id="16" w:name="__RefHeading___Toc2443_4114594835"/>
+      <w:bookmarkStart w:id="16" w:name="__RefHeading___Toc2443_1094282047"/>
       <w:bookmarkStart w:id="17" w:name="الخطوات-الأساسية"/>
       <w:bookmarkEnd w:id="16"/>
       <w:r>
@@ -6687,7 +6687,7 @@
         <w:bidi w:val="1"/>
         <w:rPr/>
       </w:pPr>
-      <w:bookmarkStart w:id="18" w:name="__RefHeading___Toc2445_4114594835"/>
+      <w:bookmarkStart w:id="18" w:name="__RefHeading___Toc2445_1094282047"/>
       <w:bookmarkStart w:id="19" w:name="وضع-المحاكاة-بلا-خادم"/>
       <w:bookmarkEnd w:id="18"/>
       <w:r>
@@ -7220,7 +7220,7 @@
         <w:bidi w:val="1"/>
         <w:rPr/>
       </w:pPr>
-      <w:bookmarkStart w:id="20" w:name="__RefHeading___Toc2447_4114594835"/>
+      <w:bookmarkStart w:id="20" w:name="__RefHeading___Toc2447_1094282047"/>
       <w:bookmarkStart w:id="21" w:name="صور-الشاشة"/>
       <w:bookmarkEnd w:id="20"/>
       <w:r>
@@ -7401,7 +7401,7 @@
         <w:bidi w:val="1"/>
         <w:rPr/>
       </w:pPr>
-      <w:bookmarkStart w:id="22" w:name="__RefHeading___Toc2449_4114594835"/>
+      <w:bookmarkStart w:id="22" w:name="__RefHeading___Toc2449_1094282047"/>
       <w:bookmarkStart w:id="23" w:name="استكشاف-الأخطاء-الشائعة"/>
       <w:bookmarkEnd w:id="22"/>
       <w:r>
@@ -8935,7 +8935,7 @@
         <w:bidi w:val="1"/>
         <w:rPr/>
       </w:pPr>
-      <w:bookmarkStart w:id="26" w:name="__RefHeading___Toc2451_4114594835"/>
+      <w:bookmarkStart w:id="26" w:name="__RefHeading___Toc2451_1094282047"/>
       <w:bookmarkStart w:id="27" w:name="دليل-المتعلم"/>
       <w:bookmarkEnd w:id="26"/>
       <w:r>
@@ -9013,7 +9013,7 @@
         <w:bidi w:val="1"/>
         <w:rPr/>
       </w:pPr>
-      <w:bookmarkStart w:id="28" w:name="__RefHeading___Toc2453_4114594835"/>
+      <w:bookmarkStart w:id="28" w:name="__RefHeading___Toc2453_1094282047"/>
       <w:bookmarkStart w:id="29" w:name="الصفحة-الرئيسية"/>
       <w:bookmarkEnd w:id="28"/>
       <w:r>
@@ -9792,7 +9792,7 @@
         <w:bidi w:val="1"/>
         <w:rPr/>
       </w:pPr>
-      <w:bookmarkStart w:id="30" w:name="__RefHeading___Toc2455_4114594835"/>
+      <w:bookmarkStart w:id="30" w:name="__RefHeading___Toc2455_1094282047"/>
       <w:bookmarkStart w:id="31" w:name="شريط-الأيام-ومعنى-العلامات"/>
       <w:bookmarkEnd w:id="30"/>
       <w:r>
@@ -11314,7 +11314,7 @@
         <w:bidi w:val="1"/>
         <w:rPr/>
       </w:pPr>
-      <w:bookmarkStart w:id="32" w:name="__RefHeading___Toc2457_4114594835"/>
+      <w:bookmarkStart w:id="32" w:name="__RefHeading___Toc2457_1094282047"/>
       <w:bookmarkStart w:id="33" w:name="شريط-السياق"/>
       <w:bookmarkEnd w:id="32"/>
       <w:r>
@@ -11792,7 +11792,7 @@
         <w:bidi w:val="1"/>
         <w:rPr/>
       </w:pPr>
-      <w:bookmarkStart w:id="34" w:name="__RefHeading___Toc2459_4114594835"/>
+      <w:bookmarkStart w:id="34" w:name="__RefHeading___Toc2459_1094282047"/>
       <w:bookmarkStart w:id="35" w:name="قراءة-بطاقة-التوصية"/>
       <w:bookmarkEnd w:id="34"/>
       <w:r>
@@ -12662,7 +12662,7 @@
         <w:bidi w:val="1"/>
         <w:rPr/>
       </w:pPr>
-      <w:bookmarkStart w:id="36" w:name="__RefHeading___Toc2461_4114594835"/>
+      <w:bookmarkStart w:id="36" w:name="__RefHeading___Toc2461_1094282047"/>
       <w:bookmarkStart w:id="37" w:name="نافذة-لماذا"/>
       <w:bookmarkEnd w:id="36"/>
       <w:r>
@@ -13331,7 +13331,7 @@
         <w:bidi w:val="1"/>
         <w:rPr/>
       </w:pPr>
-      <w:bookmarkStart w:id="38" w:name="__RefHeading___Toc2463_4114594835"/>
+      <w:bookmarkStart w:id="38" w:name="__RefHeading___Toc2463_1094282047"/>
       <w:bookmarkStart w:id="39" w:name="شارة-تاريخ-النموذج"/>
       <w:bookmarkEnd w:id="38"/>
       <w:r>
@@ -13724,7 +13724,7 @@
         <w:bidi w:val="1"/>
         <w:rPr/>
       </w:pPr>
-      <w:bookmarkStart w:id="40" w:name="__RefHeading___Toc2465_4114594835"/>
+      <w:bookmarkStart w:id="40" w:name="__RefHeading___Toc2465_1094282047"/>
       <w:bookmarkStart w:id="41" w:name="حالة-قبل-أول-قطع"/>
       <w:bookmarkEnd w:id="40"/>
       <w:r>
@@ -13988,7 +13988,7 @@
         <w:bidi w:val="1"/>
         <w:rPr/>
       </w:pPr>
-      <w:bookmarkStart w:id="42" w:name="__RefHeading___Toc2467_4114594835"/>
+      <w:bookmarkStart w:id="42" w:name="__RefHeading___Toc2467_1094282047"/>
       <w:bookmarkStart w:id="43" w:name="حالة-بلا-نشاط-سابق"/>
       <w:bookmarkEnd w:id="42"/>
       <w:r>
@@ -14098,7 +14098,7 @@
         <w:bidi w:val="1"/>
         <w:rPr/>
       </w:pPr>
-      <w:bookmarkStart w:id="44" w:name="__RefHeading___Toc2469_4114594835"/>
+      <w:bookmarkStart w:id="44" w:name="__RefHeading___Toc2469_1094282047"/>
       <w:bookmarkStart w:id="45" w:name="نشاطي-في-آخر-28-يوما"/>
       <w:bookmarkEnd w:id="44"/>
       <w:r>
@@ -14439,7 +14439,7 @@
         <w:bidi w:val="1"/>
         <w:rPr/>
       </w:pPr>
-      <w:bookmarkStart w:id="46" w:name="__RefHeading___Toc2471_4114594835"/>
+      <w:bookmarkStart w:id="46" w:name="__RefHeading___Toc2471_1094282047"/>
       <w:bookmarkStart w:id="47" w:name="ما-لا-تعرضه-صفحة-المتعلم"/>
       <w:bookmarkEnd w:id="46"/>
       <w:r>
@@ -14647,7 +14647,7 @@
         <w:bidi w:val="1"/>
         <w:rPr/>
       </w:pPr>
-      <w:bookmarkStart w:id="48" w:name="__RefHeading___Toc2473_4114594835"/>
+      <w:bookmarkStart w:id="48" w:name="__RefHeading___Toc2473_1094282047"/>
       <w:bookmarkStart w:id="49" w:name="حالة-منسحب"/>
       <w:bookmarkEnd w:id="48"/>
       <w:r>
@@ -14878,7 +14878,7 @@
         <w:bidi w:val="1"/>
         <w:rPr/>
       </w:pPr>
-      <w:bookmarkStart w:id="52" w:name="__RefHeading___Toc2475_4114594835"/>
+      <w:bookmarkStart w:id="52" w:name="__RefHeading___Toc2475_1094282047"/>
       <w:bookmarkStart w:id="53" w:name="دليل-المدرس-أو-المشرف"/>
       <w:bookmarkEnd w:id="52"/>
       <w:r>
@@ -14939,7 +14939,7 @@
         <w:bidi w:val="1"/>
         <w:rPr/>
       </w:pPr>
-      <w:bookmarkStart w:id="54" w:name="__RefHeading___Toc2477_4114594835"/>
+      <w:bookmarkStart w:id="54" w:name="__RefHeading___Toc2477_1094282047"/>
       <w:bookmarkStart w:id="55" w:name="تنبيه-قبل-البدء"/>
       <w:bookmarkEnd w:id="54"/>
       <w:r>
@@ -15219,7 +15219,7 @@
         <w:bidi w:val="1"/>
         <w:rPr/>
       </w:pPr>
-      <w:bookmarkStart w:id="56" w:name="__RefHeading___Toc2479_4114594835"/>
+      <w:bookmarkStart w:id="56" w:name="__RefHeading___Toc2479_1094282047"/>
       <w:bookmarkStart w:id="57" w:name="تبدأ-اللوحة-من-اليوم-56"/>
       <w:bookmarkEnd w:id="56"/>
       <w:r>
@@ -15307,7 +15307,7 @@
         <w:bidi w:val="1"/>
         <w:rPr/>
       </w:pPr>
-      <w:bookmarkStart w:id="58" w:name="__RefHeading___Toc2481_4114594835"/>
+      <w:bookmarkStart w:id="58" w:name="__RefHeading___Toc2481_1094282047"/>
       <w:bookmarkStart w:id="59" w:name="لوحة-المؤشرات"/>
       <w:bookmarkEnd w:id="58"/>
       <w:r>
@@ -16588,7 +16588,7 @@
         <w:bidi w:val="1"/>
         <w:rPr/>
       </w:pPr>
-      <w:bookmarkStart w:id="60" w:name="__RefHeading___Toc2483_4114594835"/>
+      <w:bookmarkStart w:id="60" w:name="__RefHeading___Toc2483_1094282047"/>
       <w:bookmarkStart w:id="61" w:name="العناقيد-السلوكية"/>
       <w:bookmarkEnd w:id="60"/>
       <w:r>
@@ -17882,7 +17882,7 @@
         <w:bidi w:val="1"/>
         <w:rPr/>
       </w:pPr>
-      <w:bookmarkStart w:id="62" w:name="__RefHeading___Toc2485_4114594835"/>
+      <w:bookmarkStart w:id="62" w:name="__RefHeading___Toc2485_1094282047"/>
       <w:bookmarkStart w:id="63" w:name="توزيع-درجة-الخطر-النسبية"/>
       <w:bookmarkEnd w:id="62"/>
       <w:r>
@@ -18790,7 +18790,7 @@
         <w:bidi w:val="1"/>
         <w:rPr/>
       </w:pPr>
-      <w:bookmarkStart w:id="64" w:name="__RefHeading___Toc2487_4114594835"/>
+      <w:bookmarkStart w:id="64" w:name="__RefHeading___Toc2487_1094282047"/>
       <w:bookmarkStart w:id="65" w:name="ملامح-السلوك"/>
       <w:bookmarkEnd w:id="64"/>
       <w:r>
@@ -19317,7 +19317,7 @@
         <w:bidi w:val="1"/>
         <w:rPr/>
       </w:pPr>
-      <w:bookmarkStart w:id="66" w:name="__RefHeading___Toc2489_4114594835"/>
+      <w:bookmarkStart w:id="66" w:name="__RefHeading___Toc2489_1094282047"/>
       <w:bookmarkStart w:id="67" w:name="تغطية-التوصيات"/>
       <w:bookmarkEnd w:id="66"/>
       <w:r>
@@ -19523,7 +19523,7 @@
         <w:bidi w:val="1"/>
         <w:rPr/>
       </w:pPr>
-      <w:bookmarkStart w:id="68" w:name="__RefHeading___Toc2491_4114594835"/>
+      <w:bookmarkStart w:id="68" w:name="__RefHeading___Toc2491_1094282047"/>
       <w:bookmarkStart w:id="69" w:name="جدول-المتعلمين"/>
       <w:bookmarkEnd w:id="68"/>
       <w:r>
@@ -21094,7 +21094,7 @@
         <w:bidi w:val="1"/>
         <w:rPr/>
       </w:pPr>
-      <w:bookmarkStart w:id="70" w:name="__RefHeading___Toc2493_4114594835"/>
+      <w:bookmarkStart w:id="70" w:name="__RefHeading___Toc2493_1094282047"/>
       <w:bookmarkStart w:id="71" w:name="ملف-المتعلم"/>
       <w:bookmarkEnd w:id="70"/>
       <w:r>
@@ -21759,7 +21759,7 @@
         <w:bidi w:val="1"/>
         <w:rPr/>
       </w:pPr>
-      <w:bookmarkStart w:id="72" w:name="__RefHeading___Toc2495_4114594835"/>
+      <w:bookmarkStart w:id="72" w:name="__RefHeading___Toc2495_1094282047"/>
       <w:bookmarkStart w:id="73" w:name="القيود-الأخلاقية-والمنهجية"/>
       <w:bookmarkEnd w:id="72"/>
       <w:r>
@@ -22210,7 +22210,7 @@
         <w:bidi w:val="1"/>
         <w:rPr/>
       </w:pPr>
-      <w:bookmarkStart w:id="74" w:name="__RefHeading___Toc2497_4114594835"/>
+      <w:bookmarkStart w:id="74" w:name="__RefHeading___Toc2497_1094282047"/>
       <w:bookmarkStart w:id="75" w:name="ماذا-أفعل-كمدرس"/>
       <w:bookmarkEnd w:id="74"/>
       <w:r>
@@ -22329,7 +22329,7 @@
         <w:bidi w:val="1"/>
         <w:rPr/>
       </w:pPr>
-      <w:bookmarkStart w:id="76" w:name="__RefHeading___Toc2499_4114594835"/>
+      <w:bookmarkStart w:id="76" w:name="__RefHeading___Toc2499_1094282047"/>
       <w:bookmarkStart w:id="77" w:name="X745443570c429d909b26e3257e881b7ff04140e"/>
       <w:bookmarkEnd w:id="76"/>
       <w:r>
@@ -22911,7 +22911,7 @@
         <w:bidi w:val="1"/>
         <w:rPr/>
       </w:pPr>
-      <w:bookmarkStart w:id="80" w:name="__RefHeading___Toc2501_4114594835"/>
+      <w:bookmarkStart w:id="80" w:name="__RefHeading___Toc2501_1094282047"/>
       <w:bookmarkStart w:id="81" w:name="الأسئلة-الشائعة"/>
       <w:bookmarkEnd w:id="80"/>
       <w:r>
@@ -24577,7 +24577,7 @@
         <w:bidi w:val="1"/>
         <w:rPr/>
       </w:pPr>
-      <w:bookmarkStart w:id="83" w:name="__RefHeading___Toc2503_4114594835"/>
+      <w:bookmarkStart w:id="83" w:name="__RefHeading___Toc2503_1094282047"/>
       <w:bookmarkStart w:id="84" w:name="الملاحق"/>
       <w:bookmarkEnd w:id="83"/>
       <w:r>
@@ -24603,7 +24603,7 @@
         <w:bidi w:val="1"/>
         <w:rPr/>
       </w:pPr>
-      <w:bookmarkStart w:id="85" w:name="__RefHeading___Toc2505_4114594835"/>
+      <w:bookmarkStart w:id="85" w:name="__RefHeading___Toc2505_1094282047"/>
       <w:bookmarkEnd w:id="85"/>
       <w:r>
         <w:rPr/>
@@ -25772,7 +25772,7 @@
         <w:bidi w:val="1"/>
         <w:rPr/>
       </w:pPr>
-      <w:bookmarkStart w:id="87" w:name="__RefHeading___Toc2507_4114594835"/>
+      <w:bookmarkStart w:id="87" w:name="__RefHeading___Toc2507_1094282047"/>
       <w:bookmarkEnd w:id="87"/>
       <w:r>
         <w:rPr/>
@@ -26890,7 +26890,7 @@
         <w:bidi w:val="1"/>
         <w:rPr/>
       </w:pPr>
-      <w:bookmarkStart w:id="88" w:name="__RefHeading___Toc2509_4114594835"/>
+      <w:bookmarkStart w:id="88" w:name="__RefHeading___Toc2509_1094282047"/>
       <w:bookmarkEnd w:id="88"/>
       <w:r>
         <w:rPr/>
@@ -29596,7 +29596,7 @@
         <w:bidi w:val="1"/>
         <w:rPr/>
       </w:pPr>
-      <w:bookmarkStart w:id="90" w:name="__RefHeading___Toc2511_4114594835"/>
+      <w:bookmarkStart w:id="90" w:name="__RefHeading___Toc2511_1094282047"/>
       <w:bookmarkEnd w:id="90"/>
       <w:r>
         <w:rPr/>

--- a/deliverables/05-user-guide/دليل-المستخدم-والواجهات.docx
+++ b/deliverables/05-user-guide/دليل-المستخدم-والواجهات.docx
@@ -378,7 +378,7 @@
             </w:rPr>
             <w:fldChar w:fldCharType="separate"/>
           </w:r>
-          <w:hyperlink w:anchor="__RefHeading___Toc2429_1094282047">
+          <w:hyperlink w:anchor="__RefHeading___Toc2429_4080044552">
             <w:r>
               <w:rPr>
                 <w:webHidden/>
@@ -424,7 +424,7 @@
             </w:tabs>
             <w:rPr/>
           </w:pPr>
-          <w:hyperlink w:anchor="__RefHeading___Toc2431_1094282047">
+          <w:hyperlink w:anchor="__RefHeading___Toc2431_4080044552">
             <w:r>
               <w:rPr>
                 <w:webHidden/>
@@ -470,7 +470,7 @@
             </w:tabs>
             <w:rPr/>
           </w:pPr>
-          <w:hyperlink w:anchor="__RefHeading___Toc2433_1094282047">
+          <w:hyperlink w:anchor="__RefHeading___Toc2433_4080044552">
             <w:r>
               <w:rPr>
                 <w:webHidden/>
@@ -516,7 +516,7 @@
             </w:tabs>
             <w:rPr/>
           </w:pPr>
-          <w:hyperlink w:anchor="__RefHeading___Toc2435_1094282047">
+          <w:hyperlink w:anchor="__RefHeading___Toc2435_4080044552">
             <w:r>
               <w:rPr>
                 <w:webHidden/>
@@ -562,7 +562,7 @@
             </w:tabs>
             <w:rPr/>
           </w:pPr>
-          <w:hyperlink w:anchor="__RefHeading___Toc2437_1094282047">
+          <w:hyperlink w:anchor="__RefHeading___Toc2437_4080044552">
             <w:r>
               <w:rPr>
                 <w:webHidden/>
@@ -623,7 +623,7 @@
             </w:tabs>
             <w:rPr/>
           </w:pPr>
-          <w:hyperlink w:anchor="__RefHeading___Toc2439_1094282047">
+          <w:hyperlink w:anchor="__RefHeading___Toc2439_4080044552">
             <w:r>
               <w:rPr>
                 <w:webHidden/>
@@ -669,7 +669,7 @@
             </w:tabs>
             <w:rPr/>
           </w:pPr>
-          <w:hyperlink w:anchor="__RefHeading___Toc2441_1094282047">
+          <w:hyperlink w:anchor="__RefHeading___Toc2441_4080044552">
             <w:r>
               <w:rPr>
                 <w:webHidden/>
@@ -715,7 +715,7 @@
             </w:tabs>
             <w:rPr/>
           </w:pPr>
-          <w:hyperlink w:anchor="__RefHeading___Toc2443_1094282047">
+          <w:hyperlink w:anchor="__RefHeading___Toc2443_4080044552">
             <w:r>
               <w:rPr>
                 <w:webHidden/>
@@ -761,7 +761,7 @@
             </w:tabs>
             <w:rPr/>
           </w:pPr>
-          <w:hyperlink w:anchor="__RefHeading___Toc2445_1094282047">
+          <w:hyperlink w:anchor="__RefHeading___Toc2445_4080044552">
             <w:r>
               <w:rPr>
                 <w:webHidden/>
@@ -822,7 +822,7 @@
             </w:tabs>
             <w:rPr/>
           </w:pPr>
-          <w:hyperlink w:anchor="__RefHeading___Toc2447_1094282047">
+          <w:hyperlink w:anchor="__RefHeading___Toc2447_4080044552">
             <w:r>
               <w:rPr>
                 <w:webHidden/>
@@ -868,7 +868,7 @@
             </w:tabs>
             <w:rPr/>
           </w:pPr>
-          <w:hyperlink w:anchor="__RefHeading___Toc2449_1094282047">
+          <w:hyperlink w:anchor="__RefHeading___Toc2449_4080044552">
             <w:r>
               <w:rPr>
                 <w:webHidden/>
@@ -914,7 +914,7 @@
             </w:tabs>
             <w:rPr/>
           </w:pPr>
-          <w:hyperlink w:anchor="__RefHeading___Toc2451_1094282047">
+          <w:hyperlink w:anchor="__RefHeading___Toc2451_4080044552">
             <w:r>
               <w:rPr>
                 <w:webHidden/>
@@ -960,7 +960,7 @@
             </w:tabs>
             <w:rPr/>
           </w:pPr>
-          <w:hyperlink w:anchor="__RefHeading___Toc2453_1094282047">
+          <w:hyperlink w:anchor="__RefHeading___Toc2453_4080044552">
             <w:r>
               <w:rPr>
                 <w:webHidden/>
@@ -1006,7 +1006,7 @@
             </w:tabs>
             <w:rPr/>
           </w:pPr>
-          <w:hyperlink w:anchor="__RefHeading___Toc2455_1094282047">
+          <w:hyperlink w:anchor="__RefHeading___Toc2455_4080044552">
             <w:r>
               <w:rPr>
                 <w:webHidden/>
@@ -1052,7 +1052,7 @@
             </w:tabs>
             <w:rPr/>
           </w:pPr>
-          <w:hyperlink w:anchor="__RefHeading___Toc2457_1094282047">
+          <w:hyperlink w:anchor="__RefHeading___Toc2457_4080044552">
             <w:r>
               <w:rPr>
                 <w:webHidden/>
@@ -1098,7 +1098,7 @@
             </w:tabs>
             <w:rPr/>
           </w:pPr>
-          <w:hyperlink w:anchor="__RefHeading___Toc2459_1094282047">
+          <w:hyperlink w:anchor="__RefHeading___Toc2459_4080044552">
             <w:r>
               <w:rPr>
                 <w:webHidden/>
@@ -1144,7 +1144,7 @@
             </w:tabs>
             <w:rPr/>
           </w:pPr>
-          <w:hyperlink w:anchor="__RefHeading___Toc2461_1094282047">
+          <w:hyperlink w:anchor="__RefHeading___Toc2461_4080044552">
             <w:r>
               <w:rPr>
                 <w:webHidden/>
@@ -1205,7 +1205,7 @@
             </w:tabs>
             <w:rPr/>
           </w:pPr>
-          <w:hyperlink w:anchor="__RefHeading___Toc2463_1094282047">
+          <w:hyperlink w:anchor="__RefHeading___Toc2463_4080044552">
             <w:r>
               <w:rPr>
                 <w:webHidden/>
@@ -1266,7 +1266,7 @@
             </w:tabs>
             <w:rPr/>
           </w:pPr>
-          <w:hyperlink w:anchor="__RefHeading___Toc2465_1094282047">
+          <w:hyperlink w:anchor="__RefHeading___Toc2465_4080044552">
             <w:r>
               <w:rPr>
                 <w:webHidden/>
@@ -1327,7 +1327,7 @@
             </w:tabs>
             <w:rPr/>
           </w:pPr>
-          <w:hyperlink w:anchor="__RefHeading___Toc2467_1094282047">
+          <w:hyperlink w:anchor="__RefHeading___Toc2467_4080044552">
             <w:r>
               <w:rPr>
                 <w:webHidden/>
@@ -1388,7 +1388,7 @@
             </w:tabs>
             <w:rPr/>
           </w:pPr>
-          <w:hyperlink w:anchor="__RefHeading___Toc2469_1094282047">
+          <w:hyperlink w:anchor="__RefHeading___Toc2469_4080044552">
             <w:r>
               <w:rPr>
                 <w:webHidden/>
@@ -1454,7 +1454,7 @@
             </w:tabs>
             <w:rPr/>
           </w:pPr>
-          <w:hyperlink w:anchor="__RefHeading___Toc2471_1094282047">
+          <w:hyperlink w:anchor="__RefHeading___Toc2471_4080044552">
             <w:r>
               <w:rPr>
                 <w:webHidden/>
@@ -1500,7 +1500,7 @@
             </w:tabs>
             <w:rPr/>
           </w:pPr>
-          <w:hyperlink w:anchor="__RefHeading___Toc2473_1094282047">
+          <w:hyperlink w:anchor="__RefHeading___Toc2473_4080044552">
             <w:r>
               <w:rPr>
                 <w:webHidden/>
@@ -1561,7 +1561,7 @@
             </w:tabs>
             <w:rPr/>
           </w:pPr>
-          <w:hyperlink w:anchor="__RefHeading___Toc2475_1094282047">
+          <w:hyperlink w:anchor="__RefHeading___Toc2475_4080044552">
             <w:r>
               <w:rPr>
                 <w:webHidden/>
@@ -1607,7 +1607,7 @@
             </w:tabs>
             <w:rPr/>
           </w:pPr>
-          <w:hyperlink w:anchor="__RefHeading___Toc2477_1094282047">
+          <w:hyperlink w:anchor="__RefHeading___Toc2477_4080044552">
             <w:r>
               <w:rPr>
                 <w:webHidden/>
@@ -1653,7 +1653,7 @@
             </w:tabs>
             <w:rPr/>
           </w:pPr>
-          <w:hyperlink w:anchor="__RefHeading___Toc2479_1094282047">
+          <w:hyperlink w:anchor="__RefHeading___Toc2479_4080044552">
             <w:r>
               <w:rPr>
                 <w:webHidden/>
@@ -1705,7 +1705,7 @@
             </w:tabs>
             <w:rPr/>
           </w:pPr>
-          <w:hyperlink w:anchor="__RefHeading___Toc2481_1094282047">
+          <w:hyperlink w:anchor="__RefHeading___Toc2481_4080044552">
             <w:r>
               <w:rPr>
                 <w:webHidden/>
@@ -1751,7 +1751,7 @@
             </w:tabs>
             <w:rPr/>
           </w:pPr>
-          <w:hyperlink w:anchor="__RefHeading___Toc2483_1094282047">
+          <w:hyperlink w:anchor="__RefHeading___Toc2483_4080044552">
             <w:r>
               <w:rPr>
                 <w:webHidden/>
@@ -1797,7 +1797,7 @@
             </w:tabs>
             <w:rPr/>
           </w:pPr>
-          <w:hyperlink w:anchor="__RefHeading___Toc2485_1094282047">
+          <w:hyperlink w:anchor="__RefHeading___Toc2485_4080044552">
             <w:r>
               <w:rPr>
                 <w:webHidden/>
@@ -1843,7 +1843,7 @@
             </w:tabs>
             <w:rPr/>
           </w:pPr>
-          <w:hyperlink w:anchor="__RefHeading___Toc2487_1094282047">
+          <w:hyperlink w:anchor="__RefHeading___Toc2487_4080044552">
             <w:r>
               <w:rPr>
                 <w:webHidden/>
@@ -1889,7 +1889,7 @@
             </w:tabs>
             <w:rPr/>
           </w:pPr>
-          <w:hyperlink w:anchor="__RefHeading___Toc2489_1094282047">
+          <w:hyperlink w:anchor="__RefHeading___Toc2489_4080044552">
             <w:r>
               <w:rPr>
                 <w:webHidden/>
@@ -1935,7 +1935,7 @@
             </w:tabs>
             <w:rPr/>
           </w:pPr>
-          <w:hyperlink w:anchor="__RefHeading___Toc2491_1094282047">
+          <w:hyperlink w:anchor="__RefHeading___Toc2491_4080044552">
             <w:r>
               <w:rPr>
                 <w:webHidden/>
@@ -1981,7 +1981,7 @@
             </w:tabs>
             <w:rPr/>
           </w:pPr>
-          <w:hyperlink w:anchor="__RefHeading___Toc2493_1094282047">
+          <w:hyperlink w:anchor="__RefHeading___Toc2493_4080044552">
             <w:r>
               <w:rPr>
                 <w:webHidden/>
@@ -2027,7 +2027,7 @@
             </w:tabs>
             <w:rPr/>
           </w:pPr>
-          <w:hyperlink w:anchor="__RefHeading___Toc2495_1094282047">
+          <w:hyperlink w:anchor="__RefHeading___Toc2495_4080044552">
             <w:r>
               <w:rPr>
                 <w:webHidden/>
@@ -2073,7 +2073,7 @@
             </w:tabs>
             <w:rPr/>
           </w:pPr>
-          <w:hyperlink w:anchor="__RefHeading___Toc2497_1094282047">
+          <w:hyperlink w:anchor="__RefHeading___Toc2497_4080044552">
             <w:r>
               <w:rPr>
                 <w:webHidden/>
@@ -2119,7 +2119,7 @@
             </w:tabs>
             <w:rPr/>
           </w:pPr>
-          <w:hyperlink w:anchor="__RefHeading___Toc2499_1094282047">
+          <w:hyperlink w:anchor="__RefHeading___Toc2499_4080044552">
             <w:r>
               <w:rPr>
                 <w:webHidden/>
@@ -2179,7 +2179,7 @@
             </w:tabs>
             <w:rPr/>
           </w:pPr>
-          <w:hyperlink w:anchor="__RefHeading___Toc2501_1094282047">
+          <w:hyperlink w:anchor="__RefHeading___Toc2501_4080044552">
             <w:r>
               <w:rPr>
                 <w:webHidden/>
@@ -2225,7 +2225,7 @@
             </w:tabs>
             <w:rPr/>
           </w:pPr>
-          <w:hyperlink w:anchor="__RefHeading___Toc2503_1094282047">
+          <w:hyperlink w:anchor="__RefHeading___Toc2503_4080044552">
             <w:r>
               <w:rPr>
                 <w:webHidden/>
@@ -2271,7 +2271,7 @@
             </w:tabs>
             <w:rPr/>
           </w:pPr>
-          <w:hyperlink w:anchor="__RefHeading___Toc2505_1094282047">
+          <w:hyperlink w:anchor="__RefHeading___Toc2505_4080044552">
             <w:r>
               <w:rPr>
                 <w:webHidden/>
@@ -2317,7 +2317,7 @@
             </w:tabs>
             <w:rPr/>
           </w:pPr>
-          <w:hyperlink w:anchor="__RefHeading___Toc2507_1094282047">
+          <w:hyperlink w:anchor="__RefHeading___Toc2507_4080044552">
             <w:r>
               <w:rPr>
                 <w:webHidden/>
@@ -2378,7 +2378,7 @@
             </w:tabs>
             <w:rPr/>
           </w:pPr>
-          <w:hyperlink w:anchor="__RefHeading___Toc2509_1094282047">
+          <w:hyperlink w:anchor="__RefHeading___Toc2509_4080044552">
             <w:r>
               <w:rPr>
                 <w:webHidden/>
@@ -2424,7 +2424,7 @@
             </w:tabs>
             <w:rPr/>
           </w:pPr>
-          <w:hyperlink w:anchor="__RefHeading___Toc2511_1094282047">
+          <w:hyperlink w:anchor="__RefHeading___Toc2511_4080044552">
             <w:r>
               <w:rPr>
                 <w:webHidden/>
@@ -2475,7 +2475,7 @@
         <w:bidi w:val="1"/>
         <w:rPr/>
       </w:pPr>
-      <w:bookmarkStart w:id="0" w:name="__RefHeading___Toc2429_1094282047"/>
+      <w:bookmarkStart w:id="0" w:name="__RefHeading___Toc2429_4080044552"/>
       <w:bookmarkStart w:id="1" w:name="مقدمة"/>
       <w:bookmarkEnd w:id="0"/>
       <w:r>
@@ -2501,7 +2501,7 @@
         <w:bidi w:val="1"/>
         <w:rPr/>
       </w:pPr>
-      <w:bookmarkStart w:id="2" w:name="__RefHeading___Toc2431_1094282047"/>
+      <w:bookmarkStart w:id="2" w:name="__RefHeading___Toc2431_4080044552"/>
       <w:bookmarkStart w:id="3" w:name="ما-هذا-النظام"/>
       <w:bookmarkEnd w:id="2"/>
       <w:r>
@@ -2760,7 +2760,7 @@
         <w:bidi w:val="1"/>
         <w:rPr/>
       </w:pPr>
-      <w:bookmarkStart w:id="4" w:name="__RefHeading___Toc2433_1094282047"/>
+      <w:bookmarkStart w:id="4" w:name="__RefHeading___Toc2433_4080044552"/>
       <w:bookmarkStart w:id="5" w:name="ما-الذي-يفعله-النظام-وما-الذي-لا-يفعله"/>
       <w:bookmarkEnd w:id="4"/>
       <w:r>
@@ -3482,7 +3482,7 @@
         <w:bidi w:val="1"/>
         <w:rPr/>
       </w:pPr>
-      <w:bookmarkStart w:id="6" w:name="__RefHeading___Toc2435_1094282047"/>
+      <w:bookmarkStart w:id="6" w:name="__RefHeading___Toc2435_4080044552"/>
       <w:bookmarkStart w:id="7" w:name="لمن-هذا-الدليل"/>
       <w:bookmarkEnd w:id="6"/>
       <w:r>
@@ -3747,7 +3747,7 @@
         <w:bidi w:val="1"/>
         <w:rPr/>
       </w:pPr>
-      <w:bookmarkStart w:id="8" w:name="__RefHeading___Toc2437_1094282047"/>
+      <w:bookmarkStart w:id="8" w:name="__RefHeading___Toc2437_4080044552"/>
       <w:bookmarkStart w:id="9" w:name="شريط-عرض-توضيحي-بلا-أمان-وصول"/>
       <w:bookmarkEnd w:id="8"/>
       <w:r>
@@ -3966,7 +3966,7 @@
         <w:bidi w:val="1"/>
         <w:rPr/>
       </w:pPr>
-      <w:bookmarkStart w:id="10" w:name="__RefHeading___Toc2439_1094282047"/>
+      <w:bookmarkStart w:id="10" w:name="__RefHeading___Toc2439_4080044552"/>
       <w:bookmarkStart w:id="11" w:name="المتطلبات"/>
       <w:bookmarkEnd w:id="10"/>
       <w:r>
@@ -4481,7 +4481,7 @@
         <w:bidi w:val="1"/>
         <w:rPr/>
       </w:pPr>
-      <w:bookmarkStart w:id="14" w:name="__RefHeading___Toc2441_1094282047"/>
+      <w:bookmarkStart w:id="14" w:name="__RefHeading___Toc2441_4080044552"/>
       <w:bookmarkStart w:id="15" w:name="البدء-السريع-لمشغل-النظام"/>
       <w:bookmarkEnd w:id="14"/>
       <w:r>
@@ -4550,7 +4550,7 @@
         <w:bidi w:val="1"/>
         <w:rPr/>
       </w:pPr>
-      <w:bookmarkStart w:id="16" w:name="__RefHeading___Toc2443_1094282047"/>
+      <w:bookmarkStart w:id="16" w:name="__RefHeading___Toc2443_4080044552"/>
       <w:bookmarkStart w:id="17" w:name="الخطوات-الأساسية"/>
       <w:bookmarkEnd w:id="16"/>
       <w:r>
@@ -6687,7 +6687,7 @@
         <w:bidi w:val="1"/>
         <w:rPr/>
       </w:pPr>
-      <w:bookmarkStart w:id="18" w:name="__RefHeading___Toc2445_1094282047"/>
+      <w:bookmarkStart w:id="18" w:name="__RefHeading___Toc2445_4080044552"/>
       <w:bookmarkStart w:id="19" w:name="وضع-المحاكاة-بلا-خادم"/>
       <w:bookmarkEnd w:id="18"/>
       <w:r>
@@ -7220,7 +7220,7 @@
         <w:bidi w:val="1"/>
         <w:rPr/>
       </w:pPr>
-      <w:bookmarkStart w:id="20" w:name="__RefHeading___Toc2447_1094282047"/>
+      <w:bookmarkStart w:id="20" w:name="__RefHeading___Toc2447_4080044552"/>
       <w:bookmarkStart w:id="21" w:name="صور-الشاشة"/>
       <w:bookmarkEnd w:id="20"/>
       <w:r>
@@ -7401,7 +7401,7 @@
         <w:bidi w:val="1"/>
         <w:rPr/>
       </w:pPr>
-      <w:bookmarkStart w:id="22" w:name="__RefHeading___Toc2449_1094282047"/>
+      <w:bookmarkStart w:id="22" w:name="__RefHeading___Toc2449_4080044552"/>
       <w:bookmarkStart w:id="23" w:name="استكشاف-الأخطاء-الشائعة"/>
       <w:bookmarkEnd w:id="22"/>
       <w:r>
@@ -8935,7 +8935,7 @@
         <w:bidi w:val="1"/>
         <w:rPr/>
       </w:pPr>
-      <w:bookmarkStart w:id="26" w:name="__RefHeading___Toc2451_1094282047"/>
+      <w:bookmarkStart w:id="26" w:name="__RefHeading___Toc2451_4080044552"/>
       <w:bookmarkStart w:id="27" w:name="دليل-المتعلم"/>
       <w:bookmarkEnd w:id="26"/>
       <w:r>
@@ -9013,7 +9013,7 @@
         <w:bidi w:val="1"/>
         <w:rPr/>
       </w:pPr>
-      <w:bookmarkStart w:id="28" w:name="__RefHeading___Toc2453_1094282047"/>
+      <w:bookmarkStart w:id="28" w:name="__RefHeading___Toc2453_4080044552"/>
       <w:bookmarkStart w:id="29" w:name="الصفحة-الرئيسية"/>
       <w:bookmarkEnd w:id="28"/>
       <w:r>
@@ -9792,7 +9792,7 @@
         <w:bidi w:val="1"/>
         <w:rPr/>
       </w:pPr>
-      <w:bookmarkStart w:id="30" w:name="__RefHeading___Toc2455_1094282047"/>
+      <w:bookmarkStart w:id="30" w:name="__RefHeading___Toc2455_4080044552"/>
       <w:bookmarkStart w:id="31" w:name="شريط-الأيام-ومعنى-العلامات"/>
       <w:bookmarkEnd w:id="30"/>
       <w:r>
@@ -10759,6 +10759,106 @@
               </w:rPr>
               <w:t>اليوم الذي تُحسب عنده ملامح السلوك لدرجة الخطر النسبية</w:t>
             </w:r>
+            <w:r>
+              <w:rPr>
+                <w:kern w:val="0"/>
+                <w:rtl w:val="true"/>
+                <w:lang w:val="en-US" w:eastAsia="en-US" w:bidi="ar-SA"/>
+              </w:rPr>
+              <w:t xml:space="preserve">. </w:t>
+            </w:r>
+            <w:r>
+              <w:rPr>
+                <w:kern w:val="0"/>
+                <w:rtl w:val="true"/>
+                <w:lang w:val="en-US" w:eastAsia="en-US" w:bidi="ar-SA"/>
+              </w:rPr>
+              <w:t xml:space="preserve">قطع الخطر </w:t>
+            </w:r>
+            <w:r>
+              <w:rPr>
+                <w:kern w:val="0"/>
+                <w:lang w:val="en-US" w:eastAsia="en-US" w:bidi="ar-SA"/>
+              </w:rPr>
+              <w:t>28</w:t>
+            </w:r>
+            <w:r>
+              <w:rPr>
+                <w:kern w:val="0"/>
+                <w:rtl w:val="true"/>
+                <w:lang w:val="en-US" w:eastAsia="en-US" w:bidi="ar-SA"/>
+              </w:rPr>
+              <w:t xml:space="preserve"> </w:t>
+            </w:r>
+            <w:r>
+              <w:rPr>
+                <w:kern w:val="0"/>
+                <w:rtl w:val="true"/>
+                <w:lang w:val="en-US" w:eastAsia="en-US" w:bidi="ar-SA"/>
+              </w:rPr>
+              <w:t xml:space="preserve">معرَّف ومبني، ولا يُعرض لأن اللوحة تبدأ من أول لقطة عناقيد </w:t>
+            </w:r>
+            <w:r>
+              <w:rPr>
+                <w:kern w:val="0"/>
+                <w:rtl w:val="true"/>
+                <w:lang w:val="en-US" w:eastAsia="en-US" w:bidi="ar-SA"/>
+              </w:rPr>
+              <w:t>(</w:t>
+            </w:r>
+            <w:r>
+              <w:rPr>
+                <w:kern w:val="0"/>
+                <w:lang w:val="en-US" w:eastAsia="en-US" w:bidi="ar-SA"/>
+              </w:rPr>
+              <w:t>56</w:t>
+            </w:r>
+            <w:r>
+              <w:rPr>
+                <w:kern w:val="0"/>
+                <w:rtl w:val="true"/>
+                <w:lang w:val="en-US" w:eastAsia="en-US" w:bidi="ar-SA"/>
+              </w:rPr>
+              <w:t xml:space="preserve">). </w:t>
+            </w:r>
+            <w:r>
+              <w:rPr>
+                <w:kern w:val="0"/>
+                <w:rtl w:val="true"/>
+                <w:lang w:val="en-US" w:eastAsia="en-US" w:bidi="ar-SA"/>
+              </w:rPr>
+              <w:t xml:space="preserve">فالقطوع المعروضة </w:t>
+            </w:r>
+            <w:r>
+              <w:rPr>
+                <w:kern w:val="0"/>
+                <w:lang w:val="en-US" w:eastAsia="en-US" w:bidi="ar-SA"/>
+              </w:rPr>
+              <w:t>56</w:t>
+            </w:r>
+            <w:r>
+              <w:rPr>
+                <w:kern w:val="0"/>
+                <w:rtl w:val="true"/>
+                <w:lang w:val="en-US" w:eastAsia="en-US" w:bidi="ar-SA"/>
+              </w:rPr>
+              <w:t xml:space="preserve"> </w:t>
+            </w:r>
+            <w:r>
+              <w:rPr>
+                <w:kern w:val="0"/>
+                <w:rtl w:val="true"/>
+                <w:lang w:val="en-US" w:eastAsia="en-US" w:bidi="ar-SA"/>
+              </w:rPr>
+              <w:t>و</w:t>
+            </w:r>
+            <w:r>
+              <w:rPr>
+                <w:kern w:val="0"/>
+                <w:lang w:val="en-US" w:eastAsia="en-US" w:bidi="ar-SA"/>
+              </w:rPr>
+              <w:t>112</w:t>
+            </w:r>
           </w:p>
         </w:tc>
       </w:tr>
@@ -11314,7 +11414,7 @@
         <w:bidi w:val="1"/>
         <w:rPr/>
       </w:pPr>
-      <w:bookmarkStart w:id="32" w:name="__RefHeading___Toc2457_1094282047"/>
+      <w:bookmarkStart w:id="32" w:name="__RefHeading___Toc2457_4080044552"/>
       <w:bookmarkStart w:id="33" w:name="شريط-السياق"/>
       <w:bookmarkEnd w:id="32"/>
       <w:r>
@@ -11792,7 +11892,7 @@
         <w:bidi w:val="1"/>
         <w:rPr/>
       </w:pPr>
-      <w:bookmarkStart w:id="34" w:name="__RefHeading___Toc2459_1094282047"/>
+      <w:bookmarkStart w:id="34" w:name="__RefHeading___Toc2459_4080044552"/>
       <w:bookmarkStart w:id="35" w:name="قراءة-بطاقة-التوصية"/>
       <w:bookmarkEnd w:id="34"/>
       <w:r>
@@ -12662,7 +12762,7 @@
         <w:bidi w:val="1"/>
         <w:rPr/>
       </w:pPr>
-      <w:bookmarkStart w:id="36" w:name="__RefHeading___Toc2461_1094282047"/>
+      <w:bookmarkStart w:id="36" w:name="__RefHeading___Toc2461_4080044552"/>
       <w:bookmarkStart w:id="37" w:name="نافذة-لماذا"/>
       <w:bookmarkEnd w:id="36"/>
       <w:r>
@@ -13331,7 +13431,7 @@
         <w:bidi w:val="1"/>
         <w:rPr/>
       </w:pPr>
-      <w:bookmarkStart w:id="38" w:name="__RefHeading___Toc2463_1094282047"/>
+      <w:bookmarkStart w:id="38" w:name="__RefHeading___Toc2463_4080044552"/>
       <w:bookmarkStart w:id="39" w:name="شارة-تاريخ-النموذج"/>
       <w:bookmarkEnd w:id="38"/>
       <w:r>
@@ -13724,7 +13824,7 @@
         <w:bidi w:val="1"/>
         <w:rPr/>
       </w:pPr>
-      <w:bookmarkStart w:id="40" w:name="__RefHeading___Toc2465_1094282047"/>
+      <w:bookmarkStart w:id="40" w:name="__RefHeading___Toc2465_4080044552"/>
       <w:bookmarkStart w:id="41" w:name="حالة-قبل-أول-قطع"/>
       <w:bookmarkEnd w:id="40"/>
       <w:r>
@@ -13988,7 +14088,7 @@
         <w:bidi w:val="1"/>
         <w:rPr/>
       </w:pPr>
-      <w:bookmarkStart w:id="42" w:name="__RefHeading___Toc2467_1094282047"/>
+      <w:bookmarkStart w:id="42" w:name="__RefHeading___Toc2467_4080044552"/>
       <w:bookmarkStart w:id="43" w:name="حالة-بلا-نشاط-سابق"/>
       <w:bookmarkEnd w:id="42"/>
       <w:r>
@@ -14098,7 +14198,7 @@
         <w:bidi w:val="1"/>
         <w:rPr/>
       </w:pPr>
-      <w:bookmarkStart w:id="44" w:name="__RefHeading___Toc2469_1094282047"/>
+      <w:bookmarkStart w:id="44" w:name="__RefHeading___Toc2469_4080044552"/>
       <w:bookmarkStart w:id="45" w:name="نشاطي-في-آخر-28-يوما"/>
       <w:bookmarkEnd w:id="44"/>
       <w:r>
@@ -14439,7 +14539,7 @@
         <w:bidi w:val="1"/>
         <w:rPr/>
       </w:pPr>
-      <w:bookmarkStart w:id="46" w:name="__RefHeading___Toc2471_1094282047"/>
+      <w:bookmarkStart w:id="46" w:name="__RefHeading___Toc2471_4080044552"/>
       <w:bookmarkStart w:id="47" w:name="ما-لا-تعرضه-صفحة-المتعلم"/>
       <w:bookmarkEnd w:id="46"/>
       <w:r>
@@ -14647,7 +14747,7 @@
         <w:bidi w:val="1"/>
         <w:rPr/>
       </w:pPr>
-      <w:bookmarkStart w:id="48" w:name="__RefHeading___Toc2473_1094282047"/>
+      <w:bookmarkStart w:id="48" w:name="__RefHeading___Toc2473_4080044552"/>
       <w:bookmarkStart w:id="49" w:name="حالة-منسحب"/>
       <w:bookmarkEnd w:id="48"/>
       <w:r>
@@ -14878,7 +14978,7 @@
         <w:bidi w:val="1"/>
         <w:rPr/>
       </w:pPr>
-      <w:bookmarkStart w:id="52" w:name="__RefHeading___Toc2475_1094282047"/>
+      <w:bookmarkStart w:id="52" w:name="__RefHeading___Toc2475_4080044552"/>
       <w:bookmarkStart w:id="53" w:name="دليل-المدرس-أو-المشرف"/>
       <w:bookmarkEnd w:id="52"/>
       <w:r>
@@ -14939,7 +15039,7 @@
         <w:bidi w:val="1"/>
         <w:rPr/>
       </w:pPr>
-      <w:bookmarkStart w:id="54" w:name="__RefHeading___Toc2477_1094282047"/>
+      <w:bookmarkStart w:id="54" w:name="__RefHeading___Toc2477_4080044552"/>
       <w:bookmarkStart w:id="55" w:name="تنبيه-قبل-البدء"/>
       <w:bookmarkEnd w:id="54"/>
       <w:r>
@@ -15219,7 +15319,7 @@
         <w:bidi w:val="1"/>
         <w:rPr/>
       </w:pPr>
-      <w:bookmarkStart w:id="56" w:name="__RefHeading___Toc2479_1094282047"/>
+      <w:bookmarkStart w:id="56" w:name="__RefHeading___Toc2479_4080044552"/>
       <w:bookmarkStart w:id="57" w:name="تبدأ-اللوحة-من-اليوم-56"/>
       <w:bookmarkEnd w:id="56"/>
       <w:r>
@@ -15307,7 +15407,7 @@
         <w:bidi w:val="1"/>
         <w:rPr/>
       </w:pPr>
-      <w:bookmarkStart w:id="58" w:name="__RefHeading___Toc2481_1094282047"/>
+      <w:bookmarkStart w:id="58" w:name="__RefHeading___Toc2481_4080044552"/>
       <w:bookmarkStart w:id="59" w:name="لوحة-المؤشرات"/>
       <w:bookmarkEnd w:id="58"/>
       <w:r>
@@ -16588,7 +16688,7 @@
         <w:bidi w:val="1"/>
         <w:rPr/>
       </w:pPr>
-      <w:bookmarkStart w:id="60" w:name="__RefHeading___Toc2483_1094282047"/>
+      <w:bookmarkStart w:id="60" w:name="__RefHeading___Toc2483_4080044552"/>
       <w:bookmarkStart w:id="61" w:name="العناقيد-السلوكية"/>
       <w:bookmarkEnd w:id="60"/>
       <w:r>
@@ -17882,7 +17982,7 @@
         <w:bidi w:val="1"/>
         <w:rPr/>
       </w:pPr>
-      <w:bookmarkStart w:id="62" w:name="__RefHeading___Toc2485_1094282047"/>
+      <w:bookmarkStart w:id="62" w:name="__RefHeading___Toc2485_4080044552"/>
       <w:bookmarkStart w:id="63" w:name="توزيع-درجة-الخطر-النسبية"/>
       <w:bookmarkEnd w:id="62"/>
       <w:r>
@@ -18790,7 +18890,7 @@
         <w:bidi w:val="1"/>
         <w:rPr/>
       </w:pPr>
-      <w:bookmarkStart w:id="64" w:name="__RefHeading___Toc2487_1094282047"/>
+      <w:bookmarkStart w:id="64" w:name="__RefHeading___Toc2487_4080044552"/>
       <w:bookmarkStart w:id="65" w:name="ملامح-السلوك"/>
       <w:bookmarkEnd w:id="64"/>
       <w:r>
@@ -19317,7 +19417,7 @@
         <w:bidi w:val="1"/>
         <w:rPr/>
       </w:pPr>
-      <w:bookmarkStart w:id="66" w:name="__RefHeading___Toc2489_1094282047"/>
+      <w:bookmarkStart w:id="66" w:name="__RefHeading___Toc2489_4080044552"/>
       <w:bookmarkStart w:id="67" w:name="تغطية-التوصيات"/>
       <w:bookmarkEnd w:id="66"/>
       <w:r>
@@ -19523,7 +19623,7 @@
         <w:bidi w:val="1"/>
         <w:rPr/>
       </w:pPr>
-      <w:bookmarkStart w:id="68" w:name="__RefHeading___Toc2491_1094282047"/>
+      <w:bookmarkStart w:id="68" w:name="__RefHeading___Toc2491_4080044552"/>
       <w:bookmarkStart w:id="69" w:name="جدول-المتعلمين"/>
       <w:bookmarkEnd w:id="68"/>
       <w:r>
@@ -21094,7 +21194,7 @@
         <w:bidi w:val="1"/>
         <w:rPr/>
       </w:pPr>
-      <w:bookmarkStart w:id="70" w:name="__RefHeading___Toc2493_1094282047"/>
+      <w:bookmarkStart w:id="70" w:name="__RefHeading___Toc2493_4080044552"/>
       <w:bookmarkStart w:id="71" w:name="ملف-المتعلم"/>
       <w:bookmarkEnd w:id="70"/>
       <w:r>
@@ -21759,7 +21859,7 @@
         <w:bidi w:val="1"/>
         <w:rPr/>
       </w:pPr>
-      <w:bookmarkStart w:id="72" w:name="__RefHeading___Toc2495_1094282047"/>
+      <w:bookmarkStart w:id="72" w:name="__RefHeading___Toc2495_4080044552"/>
       <w:bookmarkStart w:id="73" w:name="القيود-الأخلاقية-والمنهجية"/>
       <w:bookmarkEnd w:id="72"/>
       <w:r>
@@ -22210,7 +22310,7 @@
         <w:bidi w:val="1"/>
         <w:rPr/>
       </w:pPr>
-      <w:bookmarkStart w:id="74" w:name="__RefHeading___Toc2497_1094282047"/>
+      <w:bookmarkStart w:id="74" w:name="__RefHeading___Toc2497_4080044552"/>
       <w:bookmarkStart w:id="75" w:name="ماذا-أفعل-كمدرس"/>
       <w:bookmarkEnd w:id="74"/>
       <w:r>
@@ -22329,7 +22429,7 @@
         <w:bidi w:val="1"/>
         <w:rPr/>
       </w:pPr>
-      <w:bookmarkStart w:id="76" w:name="__RefHeading___Toc2499_1094282047"/>
+      <w:bookmarkStart w:id="76" w:name="__RefHeading___Toc2499_4080044552"/>
       <w:bookmarkStart w:id="77" w:name="X745443570c429d909b26e3257e881b7ff04140e"/>
       <w:bookmarkEnd w:id="76"/>
       <w:r>
@@ -22911,7 +23011,7 @@
         <w:bidi w:val="1"/>
         <w:rPr/>
       </w:pPr>
-      <w:bookmarkStart w:id="80" w:name="__RefHeading___Toc2501_1094282047"/>
+      <w:bookmarkStart w:id="80" w:name="__RefHeading___Toc2501_4080044552"/>
       <w:bookmarkStart w:id="81" w:name="الأسئلة-الشائعة"/>
       <w:bookmarkEnd w:id="80"/>
       <w:r>
@@ -24577,7 +24677,7 @@
         <w:bidi w:val="1"/>
         <w:rPr/>
       </w:pPr>
-      <w:bookmarkStart w:id="83" w:name="__RefHeading___Toc2503_1094282047"/>
+      <w:bookmarkStart w:id="83" w:name="__RefHeading___Toc2503_4080044552"/>
       <w:bookmarkStart w:id="84" w:name="الملاحق"/>
       <w:bookmarkEnd w:id="83"/>
       <w:r>
@@ -24603,7 +24703,7 @@
         <w:bidi w:val="1"/>
         <w:rPr/>
       </w:pPr>
-      <w:bookmarkStart w:id="85" w:name="__RefHeading___Toc2505_1094282047"/>
+      <w:bookmarkStart w:id="85" w:name="__RefHeading___Toc2505_4080044552"/>
       <w:bookmarkEnd w:id="85"/>
       <w:r>
         <w:rPr/>
@@ -25772,7 +25872,7 @@
         <w:bidi w:val="1"/>
         <w:rPr/>
       </w:pPr>
-      <w:bookmarkStart w:id="87" w:name="__RefHeading___Toc2507_1094282047"/>
+      <w:bookmarkStart w:id="87" w:name="__RefHeading___Toc2507_4080044552"/>
       <w:bookmarkEnd w:id="87"/>
       <w:r>
         <w:rPr/>
@@ -26890,7 +26990,7 @@
         <w:bidi w:val="1"/>
         <w:rPr/>
       </w:pPr>
-      <w:bookmarkStart w:id="88" w:name="__RefHeading___Toc2509_1094282047"/>
+      <w:bookmarkStart w:id="88" w:name="__RefHeading___Toc2509_4080044552"/>
       <w:bookmarkEnd w:id="88"/>
       <w:r>
         <w:rPr/>
@@ -29596,7 +29696,7 @@
         <w:bidi w:val="1"/>
         <w:rPr/>
       </w:pPr>
-      <w:bookmarkStart w:id="90" w:name="__RefHeading___Toc2511_1094282047"/>
+      <w:bookmarkStart w:id="90" w:name="__RefHeading___Toc2511_4080044552"/>
       <w:bookmarkEnd w:id="90"/>
       <w:r>
         <w:rPr/>

--- a/deliverables/05-user-guide/دليل-المستخدم-والواجهات.docx
+++ b/deliverables/05-user-guide/دليل-المستخدم-والواجهات.docx
@@ -378,7 +378,7 @@
             </w:rPr>
             <w:fldChar w:fldCharType="separate"/>
           </w:r>
-          <w:hyperlink w:anchor="__RefHeading___Toc2429_4080044552">
+          <w:hyperlink w:anchor="__RefHeading___Toc2435_781906390">
             <w:r>
               <w:rPr>
                 <w:webHidden/>
@@ -424,7 +424,7 @@
             </w:tabs>
             <w:rPr/>
           </w:pPr>
-          <w:hyperlink w:anchor="__RefHeading___Toc2431_4080044552">
+          <w:hyperlink w:anchor="__RefHeading___Toc2437_781906390">
             <w:r>
               <w:rPr>
                 <w:webHidden/>
@@ -470,7 +470,7 @@
             </w:tabs>
             <w:rPr/>
           </w:pPr>
-          <w:hyperlink w:anchor="__RefHeading___Toc2433_4080044552">
+          <w:hyperlink w:anchor="__RefHeading___Toc2439_781906390">
             <w:r>
               <w:rPr>
                 <w:webHidden/>
@@ -516,7 +516,7 @@
             </w:tabs>
             <w:rPr/>
           </w:pPr>
-          <w:hyperlink w:anchor="__RefHeading___Toc2435_4080044552">
+          <w:hyperlink w:anchor="__RefHeading___Toc2441_781906390">
             <w:r>
               <w:rPr>
                 <w:webHidden/>
@@ -562,7 +562,7 @@
             </w:tabs>
             <w:rPr/>
           </w:pPr>
-          <w:hyperlink w:anchor="__RefHeading___Toc2437_4080044552">
+          <w:hyperlink w:anchor="__RefHeading___Toc2443_781906390">
             <w:r>
               <w:rPr>
                 <w:webHidden/>
@@ -623,7 +623,7 @@
             </w:tabs>
             <w:rPr/>
           </w:pPr>
-          <w:hyperlink w:anchor="__RefHeading___Toc2439_4080044552">
+          <w:hyperlink w:anchor="__RefHeading___Toc2445_781906390">
             <w:r>
               <w:rPr>
                 <w:webHidden/>
@@ -669,7 +669,7 @@
             </w:tabs>
             <w:rPr/>
           </w:pPr>
-          <w:hyperlink w:anchor="__RefHeading___Toc2441_4080044552">
+          <w:hyperlink w:anchor="__RefHeading___Toc2447_781906390">
             <w:r>
               <w:rPr>
                 <w:webHidden/>
@@ -715,7 +715,7 @@
             </w:tabs>
             <w:rPr/>
           </w:pPr>
-          <w:hyperlink w:anchor="__RefHeading___Toc2443_4080044552">
+          <w:hyperlink w:anchor="__RefHeading___Toc2449_781906390">
             <w:r>
               <w:rPr>
                 <w:webHidden/>
@@ -761,7 +761,7 @@
             </w:tabs>
             <w:rPr/>
           </w:pPr>
-          <w:hyperlink w:anchor="__RefHeading___Toc2445_4080044552">
+          <w:hyperlink w:anchor="__RefHeading___Toc2451_781906390">
             <w:r>
               <w:rPr>
                 <w:webHidden/>
@@ -809,7 +809,7 @@
               <w:rPr>
                 <w:rStyle w:val="IndexLink"/>
               </w:rPr>
-              <w:t>7</w:t>
+              <w:t>8</w:t>
             </w:r>
           </w:hyperlink>
         </w:p>
@@ -822,7 +822,7 @@
             </w:tabs>
             <w:rPr/>
           </w:pPr>
-          <w:hyperlink w:anchor="__RefHeading___Toc2447_4080044552">
+          <w:hyperlink w:anchor="__RefHeading___Toc2453_781906390">
             <w:r>
               <w:rPr>
                 <w:webHidden/>
@@ -868,7 +868,7 @@
             </w:tabs>
             <w:rPr/>
           </w:pPr>
-          <w:hyperlink w:anchor="__RefHeading___Toc2449_4080044552">
+          <w:hyperlink w:anchor="__RefHeading___Toc2455_781906390">
             <w:r>
               <w:rPr>
                 <w:webHidden/>
@@ -914,7 +914,7 @@
             </w:tabs>
             <w:rPr/>
           </w:pPr>
-          <w:hyperlink w:anchor="__RefHeading___Toc2451_4080044552">
+          <w:hyperlink w:anchor="__RefHeading___Toc2457_781906390">
             <w:r>
               <w:rPr>
                 <w:webHidden/>
@@ -960,7 +960,7 @@
             </w:tabs>
             <w:rPr/>
           </w:pPr>
-          <w:hyperlink w:anchor="__RefHeading___Toc2453_4080044552">
+          <w:hyperlink w:anchor="__RefHeading___Toc2459_781906390">
             <w:r>
               <w:rPr>
                 <w:webHidden/>
@@ -1006,7 +1006,7 @@
             </w:tabs>
             <w:rPr/>
           </w:pPr>
-          <w:hyperlink w:anchor="__RefHeading___Toc2455_4080044552">
+          <w:hyperlink w:anchor="__RefHeading___Toc2461_781906390">
             <w:r>
               <w:rPr>
                 <w:webHidden/>
@@ -1052,7 +1052,7 @@
             </w:tabs>
             <w:rPr/>
           </w:pPr>
-          <w:hyperlink w:anchor="__RefHeading___Toc2457_4080044552">
+          <w:hyperlink w:anchor="__RefHeading___Toc2463_781906390">
             <w:r>
               <w:rPr>
                 <w:webHidden/>
@@ -1098,7 +1098,7 @@
             </w:tabs>
             <w:rPr/>
           </w:pPr>
-          <w:hyperlink w:anchor="__RefHeading___Toc2459_4080044552">
+          <w:hyperlink w:anchor="__RefHeading___Toc2465_781906390">
             <w:r>
               <w:rPr>
                 <w:webHidden/>
@@ -1144,7 +1144,7 @@
             </w:tabs>
             <w:rPr/>
           </w:pPr>
-          <w:hyperlink w:anchor="__RefHeading___Toc2461_4080044552">
+          <w:hyperlink w:anchor="__RefHeading___Toc2467_781906390">
             <w:r>
               <w:rPr>
                 <w:webHidden/>
@@ -1205,7 +1205,7 @@
             </w:tabs>
             <w:rPr/>
           </w:pPr>
-          <w:hyperlink w:anchor="__RefHeading___Toc2463_4080044552">
+          <w:hyperlink w:anchor="__RefHeading___Toc2469_781906390">
             <w:r>
               <w:rPr>
                 <w:webHidden/>
@@ -1266,7 +1266,7 @@
             </w:tabs>
             <w:rPr/>
           </w:pPr>
-          <w:hyperlink w:anchor="__RefHeading___Toc2465_4080044552">
+          <w:hyperlink w:anchor="__RefHeading___Toc2471_781906390">
             <w:r>
               <w:rPr>
                 <w:webHidden/>
@@ -1327,7 +1327,7 @@
             </w:tabs>
             <w:rPr/>
           </w:pPr>
-          <w:hyperlink w:anchor="__RefHeading___Toc2467_4080044552">
+          <w:hyperlink w:anchor="__RefHeading___Toc2473_781906390">
             <w:r>
               <w:rPr>
                 <w:webHidden/>
@@ -1388,7 +1388,7 @@
             </w:tabs>
             <w:rPr/>
           </w:pPr>
-          <w:hyperlink w:anchor="__RefHeading___Toc2469_4080044552">
+          <w:hyperlink w:anchor="__RefHeading___Toc2475_781906390">
             <w:r>
               <w:rPr>
                 <w:webHidden/>
@@ -1454,7 +1454,7 @@
             </w:tabs>
             <w:rPr/>
           </w:pPr>
-          <w:hyperlink w:anchor="__RefHeading___Toc2471_4080044552">
+          <w:hyperlink w:anchor="__RefHeading___Toc2477_781906390">
             <w:r>
               <w:rPr>
                 <w:webHidden/>
@@ -1500,7 +1500,7 @@
             </w:tabs>
             <w:rPr/>
           </w:pPr>
-          <w:hyperlink w:anchor="__RefHeading___Toc2473_4080044552">
+          <w:hyperlink w:anchor="__RefHeading___Toc2479_781906390">
             <w:r>
               <w:rPr>
                 <w:webHidden/>
@@ -1561,7 +1561,7 @@
             </w:tabs>
             <w:rPr/>
           </w:pPr>
-          <w:hyperlink w:anchor="__RefHeading___Toc2475_4080044552">
+          <w:hyperlink w:anchor="__RefHeading___Toc2481_781906390">
             <w:r>
               <w:rPr>
                 <w:webHidden/>
@@ -1607,7 +1607,7 @@
             </w:tabs>
             <w:rPr/>
           </w:pPr>
-          <w:hyperlink w:anchor="__RefHeading___Toc2477_4080044552">
+          <w:hyperlink w:anchor="__RefHeading___Toc2483_781906390">
             <w:r>
               <w:rPr>
                 <w:webHidden/>
@@ -1653,7 +1653,7 @@
             </w:tabs>
             <w:rPr/>
           </w:pPr>
-          <w:hyperlink w:anchor="__RefHeading___Toc2479_4080044552">
+          <w:hyperlink w:anchor="__RefHeading___Toc2485_781906390">
             <w:r>
               <w:rPr>
                 <w:webHidden/>
@@ -1705,7 +1705,7 @@
             </w:tabs>
             <w:rPr/>
           </w:pPr>
-          <w:hyperlink w:anchor="__RefHeading___Toc2481_4080044552">
+          <w:hyperlink w:anchor="__RefHeading___Toc2487_781906390">
             <w:r>
               <w:rPr>
                 <w:webHidden/>
@@ -1751,7 +1751,7 @@
             </w:tabs>
             <w:rPr/>
           </w:pPr>
-          <w:hyperlink w:anchor="__RefHeading___Toc2483_4080044552">
+          <w:hyperlink w:anchor="__RefHeading___Toc2489_781906390">
             <w:r>
               <w:rPr>
                 <w:webHidden/>
@@ -1797,7 +1797,7 @@
             </w:tabs>
             <w:rPr/>
           </w:pPr>
-          <w:hyperlink w:anchor="__RefHeading___Toc2485_4080044552">
+          <w:hyperlink w:anchor="__RefHeading___Toc2491_781906390">
             <w:r>
               <w:rPr>
                 <w:webHidden/>
@@ -1843,7 +1843,7 @@
             </w:tabs>
             <w:rPr/>
           </w:pPr>
-          <w:hyperlink w:anchor="__RefHeading___Toc2487_4080044552">
+          <w:hyperlink w:anchor="__RefHeading___Toc2493_781906390">
             <w:r>
               <w:rPr>
                 <w:webHidden/>
@@ -1889,7 +1889,7 @@
             </w:tabs>
             <w:rPr/>
           </w:pPr>
-          <w:hyperlink w:anchor="__RefHeading___Toc2489_4080044552">
+          <w:hyperlink w:anchor="__RefHeading___Toc2495_781906390">
             <w:r>
               <w:rPr>
                 <w:webHidden/>
@@ -1935,7 +1935,7 @@
             </w:tabs>
             <w:rPr/>
           </w:pPr>
-          <w:hyperlink w:anchor="__RefHeading___Toc2491_4080044552">
+          <w:hyperlink w:anchor="__RefHeading___Toc2497_781906390">
             <w:r>
               <w:rPr>
                 <w:webHidden/>
@@ -1981,7 +1981,7 @@
             </w:tabs>
             <w:rPr/>
           </w:pPr>
-          <w:hyperlink w:anchor="__RefHeading___Toc2493_4080044552">
+          <w:hyperlink w:anchor="__RefHeading___Toc2499_781906390">
             <w:r>
               <w:rPr>
                 <w:webHidden/>
@@ -2027,7 +2027,7 @@
             </w:tabs>
             <w:rPr/>
           </w:pPr>
-          <w:hyperlink w:anchor="__RefHeading___Toc2495_4080044552">
+          <w:hyperlink w:anchor="__RefHeading___Toc2501_781906390">
             <w:r>
               <w:rPr>
                 <w:webHidden/>
@@ -2073,7 +2073,7 @@
             </w:tabs>
             <w:rPr/>
           </w:pPr>
-          <w:hyperlink w:anchor="__RefHeading___Toc2497_4080044552">
+          <w:hyperlink w:anchor="__RefHeading___Toc2503_781906390">
             <w:r>
               <w:rPr>
                 <w:webHidden/>
@@ -2119,7 +2119,7 @@
             </w:tabs>
             <w:rPr/>
           </w:pPr>
-          <w:hyperlink w:anchor="__RefHeading___Toc2499_4080044552">
+          <w:hyperlink w:anchor="__RefHeading___Toc2505_781906390">
             <w:r>
               <w:rPr>
                 <w:webHidden/>
@@ -2179,7 +2179,7 @@
             </w:tabs>
             <w:rPr/>
           </w:pPr>
-          <w:hyperlink w:anchor="__RefHeading___Toc2501_4080044552">
+          <w:hyperlink w:anchor="__RefHeading___Toc2507_781906390">
             <w:r>
               <w:rPr>
                 <w:webHidden/>
@@ -2225,7 +2225,7 @@
             </w:tabs>
             <w:rPr/>
           </w:pPr>
-          <w:hyperlink w:anchor="__RefHeading___Toc2503_4080044552">
+          <w:hyperlink w:anchor="__RefHeading___Toc2509_781906390">
             <w:r>
               <w:rPr>
                 <w:webHidden/>
@@ -2271,7 +2271,7 @@
             </w:tabs>
             <w:rPr/>
           </w:pPr>
-          <w:hyperlink w:anchor="__RefHeading___Toc2505_4080044552">
+          <w:hyperlink w:anchor="__RefHeading___Toc2511_781906390">
             <w:r>
               <w:rPr>
                 <w:webHidden/>
@@ -2317,7 +2317,7 @@
             </w:tabs>
             <w:rPr/>
           </w:pPr>
-          <w:hyperlink w:anchor="__RefHeading___Toc2507_4080044552">
+          <w:hyperlink w:anchor="__RefHeading___Toc2513_781906390">
             <w:r>
               <w:rPr>
                 <w:webHidden/>
@@ -2378,7 +2378,7 @@
             </w:tabs>
             <w:rPr/>
           </w:pPr>
-          <w:hyperlink w:anchor="__RefHeading___Toc2509_4080044552">
+          <w:hyperlink w:anchor="__RefHeading___Toc2515_781906390">
             <w:r>
               <w:rPr>
                 <w:webHidden/>
@@ -2411,7 +2411,7 @@
               <w:rPr>
                 <w:rStyle w:val="IndexLink"/>
               </w:rPr>
-              <w:t>34</w:t>
+              <w:t>35</w:t>
             </w:r>
           </w:hyperlink>
         </w:p>
@@ -2424,7 +2424,7 @@
             </w:tabs>
             <w:rPr/>
           </w:pPr>
-          <w:hyperlink w:anchor="__RefHeading___Toc2511_4080044552">
+          <w:hyperlink w:anchor="__RefHeading___Toc2517_781906390">
             <w:r>
               <w:rPr>
                 <w:webHidden/>
@@ -2475,7 +2475,7 @@
         <w:bidi w:val="1"/>
         <w:rPr/>
       </w:pPr>
-      <w:bookmarkStart w:id="0" w:name="__RefHeading___Toc2429_4080044552"/>
+      <w:bookmarkStart w:id="0" w:name="__RefHeading___Toc2435_781906390"/>
       <w:bookmarkStart w:id="1" w:name="مقدمة"/>
       <w:bookmarkEnd w:id="0"/>
       <w:r>
@@ -2501,7 +2501,7 @@
         <w:bidi w:val="1"/>
         <w:rPr/>
       </w:pPr>
-      <w:bookmarkStart w:id="2" w:name="__RefHeading___Toc2431_4080044552"/>
+      <w:bookmarkStart w:id="2" w:name="__RefHeading___Toc2437_781906390"/>
       <w:bookmarkStart w:id="3" w:name="ما-هذا-النظام"/>
       <w:bookmarkEnd w:id="2"/>
       <w:r>
@@ -2738,19 +2738,59 @@
         <w:rPr>
           <w:rtl w:val="true"/>
         </w:rPr>
-        <w:t>)</w:t>
-      </w:r>
-      <w:r>
-        <w:rPr>
-          <w:rtl w:val="true"/>
-        </w:rPr>
-        <w:t>، وهذه الأخيرة مقفلة في الواجهة كما سيأتي</w:t>
-      </w:r>
-      <w:r>
-        <w:rPr>
-          <w:rtl w:val="true"/>
-        </w:rPr>
-        <w:t>.</w:t>
+        <w:t xml:space="preserve">). </w:t>
+      </w:r>
+      <w:r>
+        <w:rPr>
+          <w:rtl w:val="true"/>
+        </w:rPr>
+        <w:t>وعروض التأكيد مقفلة في الواجهة</w:t>
+      </w:r>
+      <w:r>
+        <w:rPr>
+          <w:rtl w:val="true"/>
+        </w:rPr>
+        <w:t xml:space="preserve">: </w:t>
+      </w:r>
+      <w:r>
+        <w:rPr>
+          <w:rtl w:val="true"/>
+        </w:rPr>
+        <w:t xml:space="preserve">نتائجها في الرسالة، ولا تُعرض في الشاشات </w:t>
+      </w:r>
+      <w:r>
+        <w:rPr>
+          <w:rtl w:val="true"/>
+        </w:rPr>
+        <w:t>(</w:t>
+      </w:r>
+      <w:r>
+        <w:rPr>
+          <w:rtl w:val="true"/>
+        </w:rPr>
+        <w:t xml:space="preserve">القسم </w:t>
+      </w:r>
+      <w:r>
+        <w:rPr/>
+        <w:t>3.1</w:t>
+      </w:r>
+      <w:r>
+        <w:rPr>
+          <w:rtl w:val="true"/>
+        </w:rPr>
+        <w:t xml:space="preserve"> </w:t>
+      </w:r>
+      <w:r>
+        <w:rPr>
+          <w:rtl w:val="true"/>
+        </w:rPr>
+        <w:t>والأسئلة الشائعة</w:t>
+      </w:r>
+      <w:r>
+        <w:rPr>
+          <w:rtl w:val="true"/>
+        </w:rPr>
+        <w:t>).</w:t>
       </w:r>
       <w:bookmarkEnd w:id="3"/>
     </w:p>
@@ -2760,7 +2800,7 @@
         <w:bidi w:val="1"/>
         <w:rPr/>
       </w:pPr>
-      <w:bookmarkStart w:id="4" w:name="__RefHeading___Toc2433_4080044552"/>
+      <w:bookmarkStart w:id="4" w:name="__RefHeading___Toc2439_781906390"/>
       <w:bookmarkStart w:id="5" w:name="ما-الذي-يفعله-النظام-وما-الذي-لا-يفعله"/>
       <w:bookmarkEnd w:id="4"/>
       <w:r>
@@ -3482,7 +3522,7 @@
         <w:bidi w:val="1"/>
         <w:rPr/>
       </w:pPr>
-      <w:bookmarkStart w:id="6" w:name="__RefHeading___Toc2435_4080044552"/>
+      <w:bookmarkStart w:id="6" w:name="__RefHeading___Toc2441_781906390"/>
       <w:bookmarkStart w:id="7" w:name="لمن-هذا-الدليل"/>
       <w:bookmarkEnd w:id="6"/>
       <w:r>
@@ -3747,7 +3787,7 @@
         <w:bidi w:val="1"/>
         <w:rPr/>
       </w:pPr>
-      <w:bookmarkStart w:id="8" w:name="__RefHeading___Toc2437_4080044552"/>
+      <w:bookmarkStart w:id="8" w:name="__RefHeading___Toc2443_781906390"/>
       <w:bookmarkStart w:id="9" w:name="شريط-عرض-توضيحي-بلا-أمان-وصول"/>
       <w:bookmarkEnd w:id="8"/>
       <w:r>
@@ -3966,7 +4006,7 @@
         <w:bidi w:val="1"/>
         <w:rPr/>
       </w:pPr>
-      <w:bookmarkStart w:id="10" w:name="__RefHeading___Toc2439_4080044552"/>
+      <w:bookmarkStart w:id="10" w:name="__RefHeading___Toc2445_781906390"/>
       <w:bookmarkStart w:id="11" w:name="المتطلبات"/>
       <w:bookmarkEnd w:id="10"/>
       <w:r>
@@ -4481,7 +4521,7 @@
         <w:bidi w:val="1"/>
         <w:rPr/>
       </w:pPr>
-      <w:bookmarkStart w:id="14" w:name="__RefHeading___Toc2441_4080044552"/>
+      <w:bookmarkStart w:id="14" w:name="__RefHeading___Toc2447_781906390"/>
       <w:bookmarkStart w:id="15" w:name="البدء-السريع-لمشغل-النظام"/>
       <w:bookmarkEnd w:id="14"/>
       <w:r>
@@ -4550,7 +4590,7 @@
         <w:bidi w:val="1"/>
         <w:rPr/>
       </w:pPr>
-      <w:bookmarkStart w:id="16" w:name="__RefHeading___Toc2443_4080044552"/>
+      <w:bookmarkStart w:id="16" w:name="__RefHeading___Toc2449_781906390"/>
       <w:bookmarkStart w:id="17" w:name="الخطوات-الأساسية"/>
       <w:bookmarkEnd w:id="16"/>
       <w:r>
@@ -6687,7 +6727,7 @@
         <w:bidi w:val="1"/>
         <w:rPr/>
       </w:pPr>
-      <w:bookmarkStart w:id="18" w:name="__RefHeading___Toc2445_4080044552"/>
+      <w:bookmarkStart w:id="18" w:name="__RefHeading___Toc2451_781906390"/>
       <w:bookmarkStart w:id="19" w:name="وضع-المحاكاة-بلا-خادم"/>
       <w:bookmarkEnd w:id="18"/>
       <w:r>
@@ -7188,7 +7228,7 @@
         <w:rPr>
           <w:rtl w:val="true"/>
         </w:rPr>
-        <w:t xml:space="preserve">مقفل </w:t>
+        <w:t xml:space="preserve">مقفل في الواجهة </w:t>
       </w:r>
       <w:r>
         <w:rPr>
@@ -7210,7 +7250,19 @@
         <w:rPr>
           <w:rtl w:val="true"/>
         </w:rPr>
-        <w:t>).</w:t>
+        <w:t>)</w:t>
+      </w:r>
+      <w:r>
+        <w:rPr>
+          <w:rtl w:val="true"/>
+        </w:rPr>
+        <w:t>، كما في التشغيل الحي</w:t>
+      </w:r>
+      <w:r>
+        <w:rPr>
+          <w:rtl w:val="true"/>
+        </w:rPr>
+        <w:t>.</w:t>
       </w:r>
       <w:bookmarkEnd w:id="19"/>
     </w:p>
@@ -7220,7 +7272,7 @@
         <w:bidi w:val="1"/>
         <w:rPr/>
       </w:pPr>
-      <w:bookmarkStart w:id="20" w:name="__RefHeading___Toc2447_4080044552"/>
+      <w:bookmarkStart w:id="20" w:name="__RefHeading___Toc2453_781906390"/>
       <w:bookmarkStart w:id="21" w:name="صور-الشاشة"/>
       <w:bookmarkEnd w:id="20"/>
       <w:r>
@@ -7401,7 +7453,7 @@
         <w:bidi w:val="1"/>
         <w:rPr/>
       </w:pPr>
-      <w:bookmarkStart w:id="22" w:name="__RefHeading___Toc2449_4080044552"/>
+      <w:bookmarkStart w:id="22" w:name="__RefHeading___Toc2455_781906390"/>
       <w:bookmarkStart w:id="23" w:name="استكشاف-الأخطاء-الشائعة"/>
       <w:bookmarkEnd w:id="22"/>
       <w:r>
@@ -8935,7 +8987,7 @@
         <w:bidi w:val="1"/>
         <w:rPr/>
       </w:pPr>
-      <w:bookmarkStart w:id="26" w:name="__RefHeading___Toc2451_4080044552"/>
+      <w:bookmarkStart w:id="26" w:name="__RefHeading___Toc2457_781906390"/>
       <w:bookmarkStart w:id="27" w:name="دليل-المتعلم"/>
       <w:bookmarkEnd w:id="26"/>
       <w:r>
@@ -9013,7 +9065,7 @@
         <w:bidi w:val="1"/>
         <w:rPr/>
       </w:pPr>
-      <w:bookmarkStart w:id="28" w:name="__RefHeading___Toc2453_4080044552"/>
+      <w:bookmarkStart w:id="28" w:name="__RefHeading___Toc2459_781906390"/>
       <w:bookmarkStart w:id="29" w:name="الصفحة-الرئيسية"/>
       <w:bookmarkEnd w:id="28"/>
       <w:r>
@@ -9385,7 +9437,7 @@
         <w:rPr>
           <w:rtl w:val="true"/>
         </w:rPr>
-        <w:t>مقفل حتى النشر</w:t>
+        <w:t>مقفل في الواجهة</w:t>
       </w:r>
       <w:r>
         <w:rPr>
@@ -9397,7 +9449,31 @@
         <w:rPr>
           <w:rtl w:val="true"/>
         </w:rPr>
-        <w:t xml:space="preserve">وتعرض </w:t>
+        <w:t xml:space="preserve">وشارة </w:t>
+      </w:r>
+      <w:r>
+        <w:rPr>
+          <w:rtl w:val="true"/>
+        </w:rPr>
+        <w:t>«</w:t>
+      </w:r>
+      <w:r>
+        <w:rPr>
+          <w:rtl w:val="true"/>
+        </w:rPr>
+        <w:t>مقفل في الواجهة</w:t>
+      </w:r>
+      <w:r>
+        <w:rPr>
+          <w:rtl w:val="true"/>
+        </w:rPr>
+        <w:t>»</w:t>
+      </w:r>
+      <w:r>
+        <w:rPr>
+          <w:rtl w:val="true"/>
+        </w:rPr>
+        <w:t xml:space="preserve">، وتعرض </w:t>
       </w:r>
       <w:r>
         <w:rPr/>
@@ -9429,7 +9505,7 @@
         <w:rPr>
           <w:rtl w:val="true"/>
         </w:rPr>
-        <w:t>يوماً</w:t>
+        <w:t>يوماً، ولا يمكن اختيارها</w:t>
       </w:r>
       <w:r>
         <w:rPr>
@@ -9457,7 +9533,53 @@
         <w:rPr>
           <w:rtl w:val="true"/>
         </w:rPr>
-        <w:t>إلا هذه البطاقة</w:t>
+        <w:t xml:space="preserve">إلا هذه البطاقة، لأن عروض </w:t>
+      </w:r>
+      <w:r>
+        <w:rPr/>
+        <w:t>2014</w:t>
+      </w:r>
+      <w:r>
+        <w:rPr>
+          <w:rtl w:val="true"/>
+        </w:rPr>
+        <w:t xml:space="preserve"> </w:t>
+      </w:r>
+      <w:r>
+        <w:rPr>
+          <w:rtl w:val="true"/>
+        </w:rPr>
+        <w:t>هي مجموعة التأكيد</w:t>
+      </w:r>
+      <w:r>
+        <w:rPr>
+          <w:rtl w:val="true"/>
+        </w:rPr>
+        <w:t xml:space="preserve">: </w:t>
+      </w:r>
+      <w:r>
+        <w:rPr>
+          <w:rtl w:val="true"/>
+        </w:rPr>
+        <w:t xml:space="preserve">نتائجها في الرسالة، مأخوذة من ملفات </w:t>
+      </w:r>
+      <w:r>
+        <w:rPr>
+          <w:rStyle w:val="VerbatimChar"/>
+        </w:rPr>
+        <w:t>‎</w:t>
+      </w:r>
+      <w:r>
+        <w:rPr>
+          <w:rStyle w:val="VerbatimChar"/>
+        </w:rPr>
+        <w:t>results/conf2014/‎</w:t>
+      </w:r>
+      <w:r>
+        <w:rPr>
+          <w:rtl w:val="true"/>
+        </w:rPr>
+        <w:t>، ولا تُعرض في الواجهة</w:t>
       </w:r>
       <w:r>
         <w:rPr>
@@ -9792,7 +9914,7 @@
         <w:bidi w:val="1"/>
         <w:rPr/>
       </w:pPr>
-      <w:bookmarkStart w:id="30" w:name="__RefHeading___Toc2455_4080044552"/>
+      <w:bookmarkStart w:id="30" w:name="__RefHeading___Toc2461_781906390"/>
       <w:bookmarkStart w:id="31" w:name="شريط-الأيام-ومعنى-العلامات"/>
       <w:bookmarkEnd w:id="30"/>
       <w:r>
@@ -11414,7 +11536,7 @@
         <w:bidi w:val="1"/>
         <w:rPr/>
       </w:pPr>
-      <w:bookmarkStart w:id="32" w:name="__RefHeading___Toc2457_4080044552"/>
+      <w:bookmarkStart w:id="32" w:name="__RefHeading___Toc2463_781906390"/>
       <w:bookmarkStart w:id="33" w:name="شريط-السياق"/>
       <w:bookmarkEnd w:id="32"/>
       <w:r>
@@ -11892,7 +12014,7 @@
         <w:bidi w:val="1"/>
         <w:rPr/>
       </w:pPr>
-      <w:bookmarkStart w:id="34" w:name="__RefHeading___Toc2459_4080044552"/>
+      <w:bookmarkStart w:id="34" w:name="__RefHeading___Toc2465_781906390"/>
       <w:bookmarkStart w:id="35" w:name="قراءة-بطاقة-التوصية"/>
       <w:bookmarkEnd w:id="34"/>
       <w:r>
@@ -12762,7 +12884,7 @@
         <w:bidi w:val="1"/>
         <w:rPr/>
       </w:pPr>
-      <w:bookmarkStart w:id="36" w:name="__RefHeading___Toc2461_4080044552"/>
+      <w:bookmarkStart w:id="36" w:name="__RefHeading___Toc2467_781906390"/>
       <w:bookmarkStart w:id="37" w:name="نافذة-لماذا"/>
       <w:bookmarkEnd w:id="36"/>
       <w:r>
@@ -13431,7 +13553,7 @@
         <w:bidi w:val="1"/>
         <w:rPr/>
       </w:pPr>
-      <w:bookmarkStart w:id="38" w:name="__RefHeading___Toc2463_4080044552"/>
+      <w:bookmarkStart w:id="38" w:name="__RefHeading___Toc2469_781906390"/>
       <w:bookmarkStart w:id="39" w:name="شارة-تاريخ-النموذج"/>
       <w:bookmarkEnd w:id="38"/>
       <w:r>
@@ -13824,7 +13946,7 @@
         <w:bidi w:val="1"/>
         <w:rPr/>
       </w:pPr>
-      <w:bookmarkStart w:id="40" w:name="__RefHeading___Toc2465_4080044552"/>
+      <w:bookmarkStart w:id="40" w:name="__RefHeading___Toc2471_781906390"/>
       <w:bookmarkStart w:id="41" w:name="حالة-قبل-أول-قطع"/>
       <w:bookmarkEnd w:id="40"/>
       <w:r>
@@ -14088,7 +14210,7 @@
         <w:bidi w:val="1"/>
         <w:rPr/>
       </w:pPr>
-      <w:bookmarkStart w:id="42" w:name="__RefHeading___Toc2467_4080044552"/>
+      <w:bookmarkStart w:id="42" w:name="__RefHeading___Toc2473_781906390"/>
       <w:bookmarkStart w:id="43" w:name="حالة-بلا-نشاط-سابق"/>
       <w:bookmarkEnd w:id="42"/>
       <w:r>
@@ -14198,7 +14320,7 @@
         <w:bidi w:val="1"/>
         <w:rPr/>
       </w:pPr>
-      <w:bookmarkStart w:id="44" w:name="__RefHeading___Toc2469_4080044552"/>
+      <w:bookmarkStart w:id="44" w:name="__RefHeading___Toc2475_781906390"/>
       <w:bookmarkStart w:id="45" w:name="نشاطي-في-آخر-28-يوما"/>
       <w:bookmarkEnd w:id="44"/>
       <w:r>
@@ -14539,7 +14661,7 @@
         <w:bidi w:val="1"/>
         <w:rPr/>
       </w:pPr>
-      <w:bookmarkStart w:id="46" w:name="__RefHeading___Toc2471_4080044552"/>
+      <w:bookmarkStart w:id="46" w:name="__RefHeading___Toc2477_781906390"/>
       <w:bookmarkStart w:id="47" w:name="ما-لا-تعرضه-صفحة-المتعلم"/>
       <w:bookmarkEnd w:id="46"/>
       <w:r>
@@ -14747,7 +14869,7 @@
         <w:bidi w:val="1"/>
         <w:rPr/>
       </w:pPr>
-      <w:bookmarkStart w:id="48" w:name="__RefHeading___Toc2473_4080044552"/>
+      <w:bookmarkStart w:id="48" w:name="__RefHeading___Toc2479_781906390"/>
       <w:bookmarkStart w:id="49" w:name="حالة-منسحب"/>
       <w:bookmarkEnd w:id="48"/>
       <w:r>
@@ -14978,7 +15100,7 @@
         <w:bidi w:val="1"/>
         <w:rPr/>
       </w:pPr>
-      <w:bookmarkStart w:id="52" w:name="__RefHeading___Toc2475_4080044552"/>
+      <w:bookmarkStart w:id="52" w:name="__RefHeading___Toc2481_781906390"/>
       <w:bookmarkStart w:id="53" w:name="دليل-المدرس-أو-المشرف"/>
       <w:bookmarkEnd w:id="52"/>
       <w:r>
@@ -15039,7 +15161,7 @@
         <w:bidi w:val="1"/>
         <w:rPr/>
       </w:pPr>
-      <w:bookmarkStart w:id="54" w:name="__RefHeading___Toc2477_4080044552"/>
+      <w:bookmarkStart w:id="54" w:name="__RefHeading___Toc2483_781906390"/>
       <w:bookmarkStart w:id="55" w:name="تنبيه-قبل-البدء"/>
       <w:bookmarkEnd w:id="54"/>
       <w:r>
@@ -15319,7 +15441,7 @@
         <w:bidi w:val="1"/>
         <w:rPr/>
       </w:pPr>
-      <w:bookmarkStart w:id="56" w:name="__RefHeading___Toc2479_4080044552"/>
+      <w:bookmarkStart w:id="56" w:name="__RefHeading___Toc2485_781906390"/>
       <w:bookmarkStart w:id="57" w:name="تبدأ-اللوحة-من-اليوم-56"/>
       <w:bookmarkEnd w:id="56"/>
       <w:r>
@@ -15407,7 +15529,7 @@
         <w:bidi w:val="1"/>
         <w:rPr/>
       </w:pPr>
-      <w:bookmarkStart w:id="58" w:name="__RefHeading___Toc2481_4080044552"/>
+      <w:bookmarkStart w:id="58" w:name="__RefHeading___Toc2487_781906390"/>
       <w:bookmarkStart w:id="59" w:name="لوحة-المؤشرات"/>
       <w:bookmarkEnd w:id="58"/>
       <w:r>
@@ -16688,7 +16810,7 @@
         <w:bidi w:val="1"/>
         <w:rPr/>
       </w:pPr>
-      <w:bookmarkStart w:id="60" w:name="__RefHeading___Toc2483_4080044552"/>
+      <w:bookmarkStart w:id="60" w:name="__RefHeading___Toc2489_781906390"/>
       <w:bookmarkStart w:id="61" w:name="العناقيد-السلوكية"/>
       <w:bookmarkEnd w:id="60"/>
       <w:r>
@@ -17982,7 +18104,7 @@
         <w:bidi w:val="1"/>
         <w:rPr/>
       </w:pPr>
-      <w:bookmarkStart w:id="62" w:name="__RefHeading___Toc2485_4080044552"/>
+      <w:bookmarkStart w:id="62" w:name="__RefHeading___Toc2491_781906390"/>
       <w:bookmarkStart w:id="63" w:name="توزيع-درجة-الخطر-النسبية"/>
       <w:bookmarkEnd w:id="62"/>
       <w:r>
@@ -18858,7 +18980,7 @@
         <w:rPr>
           <w:rtl w:val="true"/>
         </w:rPr>
-        <w:t xml:space="preserve">في عروض </w:t>
+        <w:t xml:space="preserve">ولا تظهر هذه الشارة لعروض </w:t>
       </w:r>
       <w:r>
         <w:rPr/>
@@ -18868,13 +18990,7 @@
         <w:rPr>
           <w:rtl w:val="true"/>
         </w:rPr>
-        <w:t xml:space="preserve"> </w:t>
-      </w:r>
-      <w:r>
-        <w:rPr>
-          <w:rtl w:val="true"/>
-        </w:rPr>
-        <w:t>يختلف المصدر</w:t>
+        <w:t>، لأنها لا تُعرض في الواجهة</w:t>
       </w:r>
       <w:r>
         <w:rPr>
@@ -18890,7 +19006,7 @@
         <w:bidi w:val="1"/>
         <w:rPr/>
       </w:pPr>
-      <w:bookmarkStart w:id="64" w:name="__RefHeading___Toc2487_4080044552"/>
+      <w:bookmarkStart w:id="64" w:name="__RefHeading___Toc2493_781906390"/>
       <w:bookmarkStart w:id="65" w:name="ملامح-السلوك"/>
       <w:bookmarkEnd w:id="64"/>
       <w:r>
@@ -19417,7 +19533,7 @@
         <w:bidi w:val="1"/>
         <w:rPr/>
       </w:pPr>
-      <w:bookmarkStart w:id="66" w:name="__RefHeading___Toc2489_4080044552"/>
+      <w:bookmarkStart w:id="66" w:name="__RefHeading___Toc2495_781906390"/>
       <w:bookmarkStart w:id="67" w:name="تغطية-التوصيات"/>
       <w:bookmarkEnd w:id="66"/>
       <w:r>
@@ -19623,7 +19739,7 @@
         <w:bidi w:val="1"/>
         <w:rPr/>
       </w:pPr>
-      <w:bookmarkStart w:id="68" w:name="__RefHeading___Toc2491_4080044552"/>
+      <w:bookmarkStart w:id="68" w:name="__RefHeading___Toc2497_781906390"/>
       <w:bookmarkStart w:id="69" w:name="جدول-المتعلمين"/>
       <w:bookmarkEnd w:id="68"/>
       <w:r>
@@ -21194,7 +21310,7 @@
         <w:bidi w:val="1"/>
         <w:rPr/>
       </w:pPr>
-      <w:bookmarkStart w:id="70" w:name="__RefHeading___Toc2493_4080044552"/>
+      <w:bookmarkStart w:id="70" w:name="__RefHeading___Toc2499_781906390"/>
       <w:bookmarkStart w:id="71" w:name="ملف-المتعلم"/>
       <w:bookmarkEnd w:id="70"/>
       <w:r>
@@ -21859,7 +21975,7 @@
         <w:bidi w:val="1"/>
         <w:rPr/>
       </w:pPr>
-      <w:bookmarkStart w:id="72" w:name="__RefHeading___Toc2495_4080044552"/>
+      <w:bookmarkStart w:id="72" w:name="__RefHeading___Toc2501_781906390"/>
       <w:bookmarkStart w:id="73" w:name="القيود-الأخلاقية-والمنهجية"/>
       <w:bookmarkEnd w:id="72"/>
       <w:r>
@@ -22310,7 +22426,7 @@
         <w:bidi w:val="1"/>
         <w:rPr/>
       </w:pPr>
-      <w:bookmarkStart w:id="74" w:name="__RefHeading___Toc2497_4080044552"/>
+      <w:bookmarkStart w:id="74" w:name="__RefHeading___Toc2503_781906390"/>
       <w:bookmarkStart w:id="75" w:name="ماذا-أفعل-كمدرس"/>
       <w:bookmarkEnd w:id="74"/>
       <w:r>
@@ -22429,7 +22545,7 @@
         <w:bidi w:val="1"/>
         <w:rPr/>
       </w:pPr>
-      <w:bookmarkStart w:id="76" w:name="__RefHeading___Toc2499_4080044552"/>
+      <w:bookmarkStart w:id="76" w:name="__RefHeading___Toc2505_781906390"/>
       <w:bookmarkStart w:id="77" w:name="X745443570c429d909b26e3257e881b7ff04140e"/>
       <w:bookmarkEnd w:id="76"/>
       <w:r>
@@ -23011,7 +23127,7 @@
         <w:bidi w:val="1"/>
         <w:rPr/>
       </w:pPr>
-      <w:bookmarkStart w:id="80" w:name="__RefHeading___Toc2501_4080044552"/>
+      <w:bookmarkStart w:id="80" w:name="__RefHeading___Toc2507_781906390"/>
       <w:bookmarkStart w:id="81" w:name="الأسئلة-الشائعة"/>
       <w:bookmarkEnd w:id="80"/>
       <w:r>
@@ -23516,7 +23632,7 @@
         <w:rPr>
           <w:rtl w:val="true"/>
         </w:rPr>
-        <w:t>تبقى مغلقة حتى يُجمَّد النموذج، ثم يُشغَّل التأكيد مرة واحدة ويُنشر</w:t>
+        <w:t>بقيت مغلقة حتى جُمِّد النموذج، ثم شُغِّل عليها التأكيد مرة واحدة، فلم يرها أحد قبل التجميد، وهذا ما يحمي صدقية النتيجة</w:t>
       </w:r>
       <w:r>
         <w:rPr>
@@ -23528,7 +23644,19 @@
         <w:rPr>
           <w:rtl w:val="true"/>
         </w:rPr>
-        <w:t>فتجربة التأكيد لم يرها أحد قبل التجميد، وهذا ما يحمي صدقية النتيجة</w:t>
+        <w:t xml:space="preserve">ونتائج هذا التشغيل في الرسالة، مأخوذة من ملفات </w:t>
+      </w:r>
+      <w:r>
+        <w:rPr>
+          <w:rStyle w:val="VerbatimChar"/>
+        </w:rPr>
+        <w:t>‎</w:t>
+      </w:r>
+      <w:r>
+        <w:rPr>
+          <w:rStyle w:val="VerbatimChar"/>
+        </w:rPr>
+        <w:t>results/conf2014/‎</w:t>
       </w:r>
       <w:r>
         <w:rPr>
@@ -23540,6 +23668,28 @@
         <w:rPr>
           <w:rtl w:val="true"/>
         </w:rPr>
+        <w:t xml:space="preserve">أما الواجهة فلا تعرض عروض </w:t>
+      </w:r>
+      <w:r>
+        <w:rPr/>
+        <w:t>2014</w:t>
+      </w:r>
+      <w:r>
+        <w:rPr>
+          <w:rtl w:val="true"/>
+        </w:rPr>
+        <w:t>، لأن الأرقام البحثية لا تؤخذ من الشاشات</w:t>
+      </w:r>
+      <w:r>
+        <w:rPr>
+          <w:rtl w:val="true"/>
+        </w:rPr>
+        <w:t xml:space="preserve">. </w:t>
+      </w:r>
+      <w:r>
+        <w:rPr>
+          <w:rtl w:val="true"/>
+        </w:rPr>
         <w:t xml:space="preserve">يرد الخادم على أي عرض </w:t>
       </w:r>
       <w:r>
@@ -23556,7 +23706,7 @@
         <w:rPr>
           <w:rtl w:val="true"/>
         </w:rPr>
-        <w:t xml:space="preserve">قبل النشر بالخطأ </w:t>
+        <w:t xml:space="preserve">بالخطأ </w:t>
       </w:r>
       <w:r>
         <w:rPr/>
@@ -23578,7 +23728,41 @@
         <w:rPr>
           <w:rtl w:val="true"/>
         </w:rPr>
-        <w:t>.</w:t>
+        <w:t xml:space="preserve">، وتظهر في صفحتي المتعلم والمدرّس تحت قائمة العروض العبارة </w:t>
+      </w:r>
+      <w:r>
+        <w:rPr>
+          <w:rtl w:val="true"/>
+        </w:rPr>
+        <w:t>«</w:t>
+      </w:r>
+      <w:r>
+        <w:rPr>
+          <w:rtl w:val="true"/>
+        </w:rPr>
+        <w:t xml:space="preserve">عروض </w:t>
+      </w:r>
+      <w:r>
+        <w:rPr/>
+        <w:t>2014</w:t>
+      </w:r>
+      <w:r>
+        <w:rPr>
+          <w:rtl w:val="true"/>
+        </w:rPr>
+        <w:t xml:space="preserve"> </w:t>
+      </w:r>
+      <w:r>
+        <w:rPr>
+          <w:rtl w:val="true"/>
+        </w:rPr>
+        <w:t>من مجموعة التأكيد؛ نتائجها في الرسالة ولا تُعرض في الواجهة</w:t>
+      </w:r>
+      <w:r>
+        <w:rPr>
+          <w:rtl w:val="true"/>
+        </w:rPr>
+        <w:t>.»</w:t>
       </w:r>
     </w:p>
     <w:p>
@@ -24677,7 +24861,7 @@
         <w:bidi w:val="1"/>
         <w:rPr/>
       </w:pPr>
-      <w:bookmarkStart w:id="83" w:name="__RefHeading___Toc2503_4080044552"/>
+      <w:bookmarkStart w:id="83" w:name="__RefHeading___Toc2509_781906390"/>
       <w:bookmarkStart w:id="84" w:name="الملاحق"/>
       <w:bookmarkEnd w:id="83"/>
       <w:r>
@@ -24703,7 +24887,7 @@
         <w:bidi w:val="1"/>
         <w:rPr/>
       </w:pPr>
-      <w:bookmarkStart w:id="85" w:name="__RefHeading___Toc2505_4080044552"/>
+      <w:bookmarkStart w:id="85" w:name="__RefHeading___Toc2511_781906390"/>
       <w:bookmarkEnd w:id="85"/>
       <w:r>
         <w:rPr/>
@@ -25872,7 +26056,7 @@
         <w:bidi w:val="1"/>
         <w:rPr/>
       </w:pPr>
-      <w:bookmarkStart w:id="87" w:name="__RefHeading___Toc2507_4080044552"/>
+      <w:bookmarkStart w:id="87" w:name="__RefHeading___Toc2513_781906390"/>
       <w:bookmarkEnd w:id="87"/>
       <w:r>
         <w:rPr/>
@@ -26990,7 +27174,7 @@
         <w:bidi w:val="1"/>
         <w:rPr/>
       </w:pPr>
-      <w:bookmarkStart w:id="88" w:name="__RefHeading___Toc2509_4080044552"/>
+      <w:bookmarkStart w:id="88" w:name="__RefHeading___Toc2515_781906390"/>
       <w:bookmarkEnd w:id="88"/>
       <w:r>
         <w:rPr/>
@@ -29696,7 +29880,7 @@
         <w:bidi w:val="1"/>
         <w:rPr/>
       </w:pPr>
-      <w:bookmarkStart w:id="90" w:name="__RefHeading___Toc2511_4080044552"/>
+      <w:bookmarkStart w:id="90" w:name="__RefHeading___Toc2517_781906390"/>
       <w:bookmarkEnd w:id="90"/>
       <w:r>
         <w:rPr/>

--- a/deliverables/05-user-guide/دليل-المستخدم-والواجهات.docx
+++ b/deliverables/05-user-guide/دليل-المستخدم-والواجهات.docx
@@ -378,7 +378,7 @@
             </w:rPr>
             <w:fldChar w:fldCharType="separate"/>
           </w:r>
-          <w:hyperlink w:anchor="__RefHeading___Toc2435_781906390">
+          <w:hyperlink w:anchor="__RefHeading___Toc2435_817324244">
             <w:r>
               <w:rPr>
                 <w:webHidden/>
@@ -424,7 +424,7 @@
             </w:tabs>
             <w:rPr/>
           </w:pPr>
-          <w:hyperlink w:anchor="__RefHeading___Toc2437_781906390">
+          <w:hyperlink w:anchor="__RefHeading___Toc2437_817324244">
             <w:r>
               <w:rPr>
                 <w:webHidden/>
@@ -470,7 +470,7 @@
             </w:tabs>
             <w:rPr/>
           </w:pPr>
-          <w:hyperlink w:anchor="__RefHeading___Toc2439_781906390">
+          <w:hyperlink w:anchor="__RefHeading___Toc2439_817324244">
             <w:r>
               <w:rPr>
                 <w:webHidden/>
@@ -516,7 +516,7 @@
             </w:tabs>
             <w:rPr/>
           </w:pPr>
-          <w:hyperlink w:anchor="__RefHeading___Toc2441_781906390">
+          <w:hyperlink w:anchor="__RefHeading___Toc2441_817324244">
             <w:r>
               <w:rPr>
                 <w:webHidden/>
@@ -562,7 +562,7 @@
             </w:tabs>
             <w:rPr/>
           </w:pPr>
-          <w:hyperlink w:anchor="__RefHeading___Toc2443_781906390">
+          <w:hyperlink w:anchor="__RefHeading___Toc2443_817324244">
             <w:r>
               <w:rPr>
                 <w:webHidden/>
@@ -623,7 +623,7 @@
             </w:tabs>
             <w:rPr/>
           </w:pPr>
-          <w:hyperlink w:anchor="__RefHeading___Toc2445_781906390">
+          <w:hyperlink w:anchor="__RefHeading___Toc2445_817324244">
             <w:r>
               <w:rPr>
                 <w:webHidden/>
@@ -669,7 +669,7 @@
             </w:tabs>
             <w:rPr/>
           </w:pPr>
-          <w:hyperlink w:anchor="__RefHeading___Toc2447_781906390">
+          <w:hyperlink w:anchor="__RefHeading___Toc2447_817324244">
             <w:r>
               <w:rPr>
                 <w:webHidden/>
@@ -715,7 +715,7 @@
             </w:tabs>
             <w:rPr/>
           </w:pPr>
-          <w:hyperlink w:anchor="__RefHeading___Toc2449_781906390">
+          <w:hyperlink w:anchor="__RefHeading___Toc2449_817324244">
             <w:r>
               <w:rPr>
                 <w:webHidden/>
@@ -761,7 +761,7 @@
             </w:tabs>
             <w:rPr/>
           </w:pPr>
-          <w:hyperlink w:anchor="__RefHeading___Toc2451_781906390">
+          <w:hyperlink w:anchor="__RefHeading___Toc2451_817324244">
             <w:r>
               <w:rPr>
                 <w:webHidden/>
@@ -822,7 +822,7 @@
             </w:tabs>
             <w:rPr/>
           </w:pPr>
-          <w:hyperlink w:anchor="__RefHeading___Toc2453_781906390">
+          <w:hyperlink w:anchor="__RefHeading___Toc2453_817324244">
             <w:r>
               <w:rPr>
                 <w:webHidden/>
@@ -868,7 +868,7 @@
             </w:tabs>
             <w:rPr/>
           </w:pPr>
-          <w:hyperlink w:anchor="__RefHeading___Toc2455_781906390">
+          <w:hyperlink w:anchor="__RefHeading___Toc2455_817324244">
             <w:r>
               <w:rPr>
                 <w:webHidden/>
@@ -914,7 +914,7 @@
             </w:tabs>
             <w:rPr/>
           </w:pPr>
-          <w:hyperlink w:anchor="__RefHeading___Toc2457_781906390">
+          <w:hyperlink w:anchor="__RefHeading___Toc2457_817324244">
             <w:r>
               <w:rPr>
                 <w:webHidden/>
@@ -960,7 +960,7 @@
             </w:tabs>
             <w:rPr/>
           </w:pPr>
-          <w:hyperlink w:anchor="__RefHeading___Toc2459_781906390">
+          <w:hyperlink w:anchor="__RefHeading___Toc2459_817324244">
             <w:r>
               <w:rPr>
                 <w:webHidden/>
@@ -1006,7 +1006,7 @@
             </w:tabs>
             <w:rPr/>
           </w:pPr>
-          <w:hyperlink w:anchor="__RefHeading___Toc2461_781906390">
+          <w:hyperlink w:anchor="__RefHeading___Toc2461_817324244">
             <w:r>
               <w:rPr>
                 <w:webHidden/>
@@ -1052,7 +1052,7 @@
             </w:tabs>
             <w:rPr/>
           </w:pPr>
-          <w:hyperlink w:anchor="__RefHeading___Toc2463_781906390">
+          <w:hyperlink w:anchor="__RefHeading___Toc2463_817324244">
             <w:r>
               <w:rPr>
                 <w:webHidden/>
@@ -1098,7 +1098,7 @@
             </w:tabs>
             <w:rPr/>
           </w:pPr>
-          <w:hyperlink w:anchor="__RefHeading___Toc2465_781906390">
+          <w:hyperlink w:anchor="__RefHeading___Toc2465_817324244">
             <w:r>
               <w:rPr>
                 <w:webHidden/>
@@ -1144,7 +1144,7 @@
             </w:tabs>
             <w:rPr/>
           </w:pPr>
-          <w:hyperlink w:anchor="__RefHeading___Toc2467_781906390">
+          <w:hyperlink w:anchor="__RefHeading___Toc2467_817324244">
             <w:r>
               <w:rPr>
                 <w:webHidden/>
@@ -1205,7 +1205,7 @@
             </w:tabs>
             <w:rPr/>
           </w:pPr>
-          <w:hyperlink w:anchor="__RefHeading___Toc2469_781906390">
+          <w:hyperlink w:anchor="__RefHeading___Toc2469_817324244">
             <w:r>
               <w:rPr>
                 <w:webHidden/>
@@ -1266,7 +1266,7 @@
             </w:tabs>
             <w:rPr/>
           </w:pPr>
-          <w:hyperlink w:anchor="__RefHeading___Toc2471_781906390">
+          <w:hyperlink w:anchor="__RefHeading___Toc2471_817324244">
             <w:r>
               <w:rPr>
                 <w:webHidden/>
@@ -1327,7 +1327,7 @@
             </w:tabs>
             <w:rPr/>
           </w:pPr>
-          <w:hyperlink w:anchor="__RefHeading___Toc2473_781906390">
+          <w:hyperlink w:anchor="__RefHeading___Toc2473_817324244">
             <w:r>
               <w:rPr>
                 <w:webHidden/>
@@ -1388,7 +1388,7 @@
             </w:tabs>
             <w:rPr/>
           </w:pPr>
-          <w:hyperlink w:anchor="__RefHeading___Toc2475_781906390">
+          <w:hyperlink w:anchor="__RefHeading___Toc2475_817324244">
             <w:r>
               <w:rPr>
                 <w:webHidden/>
@@ -1454,7 +1454,7 @@
             </w:tabs>
             <w:rPr/>
           </w:pPr>
-          <w:hyperlink w:anchor="__RefHeading___Toc2477_781906390">
+          <w:hyperlink w:anchor="__RefHeading___Toc2477_817324244">
             <w:r>
               <w:rPr>
                 <w:webHidden/>
@@ -1500,7 +1500,7 @@
             </w:tabs>
             <w:rPr/>
           </w:pPr>
-          <w:hyperlink w:anchor="__RefHeading___Toc2479_781906390">
+          <w:hyperlink w:anchor="__RefHeading___Toc2479_817324244">
             <w:r>
               <w:rPr>
                 <w:webHidden/>
@@ -1561,7 +1561,7 @@
             </w:tabs>
             <w:rPr/>
           </w:pPr>
-          <w:hyperlink w:anchor="__RefHeading___Toc2481_781906390">
+          <w:hyperlink w:anchor="__RefHeading___Toc2481_817324244">
             <w:r>
               <w:rPr>
                 <w:webHidden/>
@@ -1607,7 +1607,7 @@
             </w:tabs>
             <w:rPr/>
           </w:pPr>
-          <w:hyperlink w:anchor="__RefHeading___Toc2483_781906390">
+          <w:hyperlink w:anchor="__RefHeading___Toc2483_817324244">
             <w:r>
               <w:rPr>
                 <w:webHidden/>
@@ -1653,7 +1653,7 @@
             </w:tabs>
             <w:rPr/>
           </w:pPr>
-          <w:hyperlink w:anchor="__RefHeading___Toc2485_781906390">
+          <w:hyperlink w:anchor="__RefHeading___Toc2485_817324244">
             <w:r>
               <w:rPr>
                 <w:webHidden/>
@@ -1705,7 +1705,7 @@
             </w:tabs>
             <w:rPr/>
           </w:pPr>
-          <w:hyperlink w:anchor="__RefHeading___Toc2487_781906390">
+          <w:hyperlink w:anchor="__RefHeading___Toc2487_817324244">
             <w:r>
               <w:rPr>
                 <w:webHidden/>
@@ -1751,7 +1751,7 @@
             </w:tabs>
             <w:rPr/>
           </w:pPr>
-          <w:hyperlink w:anchor="__RefHeading___Toc2489_781906390">
+          <w:hyperlink w:anchor="__RefHeading___Toc2489_817324244">
             <w:r>
               <w:rPr>
                 <w:webHidden/>
@@ -1797,7 +1797,7 @@
             </w:tabs>
             <w:rPr/>
           </w:pPr>
-          <w:hyperlink w:anchor="__RefHeading___Toc2491_781906390">
+          <w:hyperlink w:anchor="__RefHeading___Toc2491_817324244">
             <w:r>
               <w:rPr>
                 <w:webHidden/>
@@ -1843,7 +1843,7 @@
             </w:tabs>
             <w:rPr/>
           </w:pPr>
-          <w:hyperlink w:anchor="__RefHeading___Toc2493_781906390">
+          <w:hyperlink w:anchor="__RefHeading___Toc2493_817324244">
             <w:r>
               <w:rPr>
                 <w:webHidden/>
@@ -1889,7 +1889,7 @@
             </w:tabs>
             <w:rPr/>
           </w:pPr>
-          <w:hyperlink w:anchor="__RefHeading___Toc2495_781906390">
+          <w:hyperlink w:anchor="__RefHeading___Toc2495_817324244">
             <w:r>
               <w:rPr>
                 <w:webHidden/>
@@ -1935,7 +1935,7 @@
             </w:tabs>
             <w:rPr/>
           </w:pPr>
-          <w:hyperlink w:anchor="__RefHeading___Toc2497_781906390">
+          <w:hyperlink w:anchor="__RefHeading___Toc2497_817324244">
             <w:r>
               <w:rPr>
                 <w:webHidden/>
@@ -1981,7 +1981,7 @@
             </w:tabs>
             <w:rPr/>
           </w:pPr>
-          <w:hyperlink w:anchor="__RefHeading___Toc2499_781906390">
+          <w:hyperlink w:anchor="__RefHeading___Toc2499_817324244">
             <w:r>
               <w:rPr>
                 <w:webHidden/>
@@ -2027,7 +2027,7 @@
             </w:tabs>
             <w:rPr/>
           </w:pPr>
-          <w:hyperlink w:anchor="__RefHeading___Toc2501_781906390">
+          <w:hyperlink w:anchor="__RefHeading___Toc2501_817324244">
             <w:r>
               <w:rPr>
                 <w:webHidden/>
@@ -2073,7 +2073,7 @@
             </w:tabs>
             <w:rPr/>
           </w:pPr>
-          <w:hyperlink w:anchor="__RefHeading___Toc2503_781906390">
+          <w:hyperlink w:anchor="__RefHeading___Toc2503_817324244">
             <w:r>
               <w:rPr>
                 <w:webHidden/>
@@ -2119,7 +2119,7 @@
             </w:tabs>
             <w:rPr/>
           </w:pPr>
-          <w:hyperlink w:anchor="__RefHeading___Toc2505_781906390">
+          <w:hyperlink w:anchor="__RefHeading___Toc2505_817324244">
             <w:r>
               <w:rPr>
                 <w:webHidden/>
@@ -2179,7 +2179,7 @@
             </w:tabs>
             <w:rPr/>
           </w:pPr>
-          <w:hyperlink w:anchor="__RefHeading___Toc2507_781906390">
+          <w:hyperlink w:anchor="__RefHeading___Toc2507_817324244">
             <w:r>
               <w:rPr>
                 <w:webHidden/>
@@ -2225,7 +2225,7 @@
             </w:tabs>
             <w:rPr/>
           </w:pPr>
-          <w:hyperlink w:anchor="__RefHeading___Toc2509_781906390">
+          <w:hyperlink w:anchor="__RefHeading___Toc2509_817324244">
             <w:r>
               <w:rPr>
                 <w:webHidden/>
@@ -2271,7 +2271,7 @@
             </w:tabs>
             <w:rPr/>
           </w:pPr>
-          <w:hyperlink w:anchor="__RefHeading___Toc2511_781906390">
+          <w:hyperlink w:anchor="__RefHeading___Toc2511_817324244">
             <w:r>
               <w:rPr>
                 <w:webHidden/>
@@ -2317,7 +2317,7 @@
             </w:tabs>
             <w:rPr/>
           </w:pPr>
-          <w:hyperlink w:anchor="__RefHeading___Toc2513_781906390">
+          <w:hyperlink w:anchor="__RefHeading___Toc2513_817324244">
             <w:r>
               <w:rPr>
                 <w:webHidden/>
@@ -2378,7 +2378,7 @@
             </w:tabs>
             <w:rPr/>
           </w:pPr>
-          <w:hyperlink w:anchor="__RefHeading___Toc2515_781906390">
+          <w:hyperlink w:anchor="__RefHeading___Toc2515_817324244">
             <w:r>
               <w:rPr>
                 <w:webHidden/>
@@ -2424,7 +2424,7 @@
             </w:tabs>
             <w:rPr/>
           </w:pPr>
-          <w:hyperlink w:anchor="__RefHeading___Toc2517_781906390">
+          <w:hyperlink w:anchor="__RefHeading___Toc2517_817324244">
             <w:r>
               <w:rPr>
                 <w:webHidden/>
@@ -2475,7 +2475,7 @@
         <w:bidi w:val="1"/>
         <w:rPr/>
       </w:pPr>
-      <w:bookmarkStart w:id="0" w:name="__RefHeading___Toc2435_781906390"/>
+      <w:bookmarkStart w:id="0" w:name="__RefHeading___Toc2435_817324244"/>
       <w:bookmarkStart w:id="1" w:name="مقدمة"/>
       <w:bookmarkEnd w:id="0"/>
       <w:r>
@@ -2501,7 +2501,7 @@
         <w:bidi w:val="1"/>
         <w:rPr/>
       </w:pPr>
-      <w:bookmarkStart w:id="2" w:name="__RefHeading___Toc2437_781906390"/>
+      <w:bookmarkStart w:id="2" w:name="__RefHeading___Toc2437_817324244"/>
       <w:bookmarkStart w:id="3" w:name="ما-هذا-النظام"/>
       <w:bookmarkEnd w:id="2"/>
       <w:r>
@@ -2800,7 +2800,7 @@
         <w:bidi w:val="1"/>
         <w:rPr/>
       </w:pPr>
-      <w:bookmarkStart w:id="4" w:name="__RefHeading___Toc2439_781906390"/>
+      <w:bookmarkStart w:id="4" w:name="__RefHeading___Toc2439_817324244"/>
       <w:bookmarkStart w:id="5" w:name="ما-الذي-يفعله-النظام-وما-الذي-لا-يفعله"/>
       <w:bookmarkEnd w:id="4"/>
       <w:r>
@@ -3522,7 +3522,7 @@
         <w:bidi w:val="1"/>
         <w:rPr/>
       </w:pPr>
-      <w:bookmarkStart w:id="6" w:name="__RefHeading___Toc2441_781906390"/>
+      <w:bookmarkStart w:id="6" w:name="__RefHeading___Toc2441_817324244"/>
       <w:bookmarkStart w:id="7" w:name="لمن-هذا-الدليل"/>
       <w:bookmarkEnd w:id="6"/>
       <w:r>
@@ -3787,7 +3787,7 @@
         <w:bidi w:val="1"/>
         <w:rPr/>
       </w:pPr>
-      <w:bookmarkStart w:id="8" w:name="__RefHeading___Toc2443_781906390"/>
+      <w:bookmarkStart w:id="8" w:name="__RefHeading___Toc2443_817324244"/>
       <w:bookmarkStart w:id="9" w:name="شريط-عرض-توضيحي-بلا-أمان-وصول"/>
       <w:bookmarkEnd w:id="8"/>
       <w:r>
@@ -4006,7 +4006,7 @@
         <w:bidi w:val="1"/>
         <w:rPr/>
       </w:pPr>
-      <w:bookmarkStart w:id="10" w:name="__RefHeading___Toc2445_781906390"/>
+      <w:bookmarkStart w:id="10" w:name="__RefHeading___Toc2445_817324244"/>
       <w:bookmarkStart w:id="11" w:name="المتطلبات"/>
       <w:bookmarkEnd w:id="10"/>
       <w:r>
@@ -4521,7 +4521,7 @@
         <w:bidi w:val="1"/>
         <w:rPr/>
       </w:pPr>
-      <w:bookmarkStart w:id="14" w:name="__RefHeading___Toc2447_781906390"/>
+      <w:bookmarkStart w:id="14" w:name="__RefHeading___Toc2447_817324244"/>
       <w:bookmarkStart w:id="15" w:name="البدء-السريع-لمشغل-النظام"/>
       <w:bookmarkEnd w:id="14"/>
       <w:r>
@@ -4590,7 +4590,7 @@
         <w:bidi w:val="1"/>
         <w:rPr/>
       </w:pPr>
-      <w:bookmarkStart w:id="16" w:name="__RefHeading___Toc2449_781906390"/>
+      <w:bookmarkStart w:id="16" w:name="__RefHeading___Toc2449_817324244"/>
       <w:bookmarkStart w:id="17" w:name="الخطوات-الأساسية"/>
       <w:bookmarkEnd w:id="16"/>
       <w:r>
@@ -6727,7 +6727,7 @@
         <w:bidi w:val="1"/>
         <w:rPr/>
       </w:pPr>
-      <w:bookmarkStart w:id="18" w:name="__RefHeading___Toc2451_781906390"/>
+      <w:bookmarkStart w:id="18" w:name="__RefHeading___Toc2451_817324244"/>
       <w:bookmarkStart w:id="19" w:name="وضع-المحاكاة-بلا-خادم"/>
       <w:bookmarkEnd w:id="18"/>
       <w:r>
@@ -7272,7 +7272,7 @@
         <w:bidi w:val="1"/>
         <w:rPr/>
       </w:pPr>
-      <w:bookmarkStart w:id="20" w:name="__RefHeading___Toc2453_781906390"/>
+      <w:bookmarkStart w:id="20" w:name="__RefHeading___Toc2453_817324244"/>
       <w:bookmarkStart w:id="21" w:name="صور-الشاشة"/>
       <w:bookmarkEnd w:id="20"/>
       <w:r>
@@ -7453,7 +7453,7 @@
         <w:bidi w:val="1"/>
         <w:rPr/>
       </w:pPr>
-      <w:bookmarkStart w:id="22" w:name="__RefHeading___Toc2455_781906390"/>
+      <w:bookmarkStart w:id="22" w:name="__RefHeading___Toc2455_817324244"/>
       <w:bookmarkStart w:id="23" w:name="استكشاف-الأخطاء-الشائعة"/>
       <w:bookmarkEnd w:id="22"/>
       <w:r>
@@ -8987,7 +8987,7 @@
         <w:bidi w:val="1"/>
         <w:rPr/>
       </w:pPr>
-      <w:bookmarkStart w:id="26" w:name="__RefHeading___Toc2457_781906390"/>
+      <w:bookmarkStart w:id="26" w:name="__RefHeading___Toc2457_817324244"/>
       <w:bookmarkStart w:id="27" w:name="دليل-المتعلم"/>
       <w:bookmarkEnd w:id="26"/>
       <w:r>
@@ -9065,7 +9065,7 @@
         <w:bidi w:val="1"/>
         <w:rPr/>
       </w:pPr>
-      <w:bookmarkStart w:id="28" w:name="__RefHeading___Toc2459_781906390"/>
+      <w:bookmarkStart w:id="28" w:name="__RefHeading___Toc2459_817324244"/>
       <w:bookmarkStart w:id="29" w:name="الصفحة-الرئيسية"/>
       <w:bookmarkEnd w:id="28"/>
       <w:r>
@@ -9476,6 +9476,12 @@
         <w:t xml:space="preserve">، وتعرض </w:t>
       </w:r>
       <w:r>
+        <w:rPr>
+          <w:rtl w:val="true"/>
+        </w:rPr>
+        <w:t>«</w:t>
+      </w:r>
+      <w:r>
         <w:rPr/>
         <w:t>0</w:t>
       </w:r>
@@ -9489,7 +9495,13 @@
         <w:rPr>
           <w:rtl w:val="true"/>
         </w:rPr>
-        <w:t>تسجيلاً و</w:t>
+        <w:t xml:space="preserve">تسجيلات </w:t>
+      </w:r>
+      <w:r>
+        <w:rPr>
+          <w:rtl w:val="true"/>
+        </w:rPr>
+        <w:t xml:space="preserve">· </w:t>
       </w:r>
       <w:r>
         <w:rPr/>
@@ -9505,7 +9517,19 @@
         <w:rPr>
           <w:rtl w:val="true"/>
         </w:rPr>
-        <w:t>يوماً، ولا يمكن اختيارها</w:t>
+        <w:t>أيام</w:t>
+      </w:r>
+      <w:r>
+        <w:rPr>
+          <w:rtl w:val="true"/>
+        </w:rPr>
+        <w:t>»</w:t>
+      </w:r>
+      <w:r>
+        <w:rPr>
+          <w:rtl w:val="true"/>
+        </w:rPr>
+        <w:t>، ولا يمكن اختيارها</w:t>
       </w:r>
       <w:r>
         <w:rPr>
@@ -9914,7 +9938,7 @@
         <w:bidi w:val="1"/>
         <w:rPr/>
       </w:pPr>
-      <w:bookmarkStart w:id="30" w:name="__RefHeading___Toc2461_781906390"/>
+      <w:bookmarkStart w:id="30" w:name="__RefHeading___Toc2461_817324244"/>
       <w:bookmarkStart w:id="31" w:name="شريط-الأيام-ومعنى-العلامات"/>
       <w:bookmarkEnd w:id="30"/>
       <w:r>
@@ -11536,7 +11560,7 @@
         <w:bidi w:val="1"/>
         <w:rPr/>
       </w:pPr>
-      <w:bookmarkStart w:id="32" w:name="__RefHeading___Toc2463_781906390"/>
+      <w:bookmarkStart w:id="32" w:name="__RefHeading___Toc2463_817324244"/>
       <w:bookmarkStart w:id="33" w:name="شريط-السياق"/>
       <w:bookmarkEnd w:id="32"/>
       <w:r>
@@ -12014,7 +12038,7 @@
         <w:bidi w:val="1"/>
         <w:rPr/>
       </w:pPr>
-      <w:bookmarkStart w:id="34" w:name="__RefHeading___Toc2465_781906390"/>
+      <w:bookmarkStart w:id="34" w:name="__RefHeading___Toc2465_817324244"/>
       <w:bookmarkStart w:id="35" w:name="قراءة-بطاقة-التوصية"/>
       <w:bookmarkEnd w:id="34"/>
       <w:r>
@@ -12884,7 +12908,7 @@
         <w:bidi w:val="1"/>
         <w:rPr/>
       </w:pPr>
-      <w:bookmarkStart w:id="36" w:name="__RefHeading___Toc2467_781906390"/>
+      <w:bookmarkStart w:id="36" w:name="__RefHeading___Toc2467_817324244"/>
       <w:bookmarkStart w:id="37" w:name="نافذة-لماذا"/>
       <w:bookmarkEnd w:id="36"/>
       <w:r>
@@ -13553,7 +13577,7 @@
         <w:bidi w:val="1"/>
         <w:rPr/>
       </w:pPr>
-      <w:bookmarkStart w:id="38" w:name="__RefHeading___Toc2469_781906390"/>
+      <w:bookmarkStart w:id="38" w:name="__RefHeading___Toc2469_817324244"/>
       <w:bookmarkStart w:id="39" w:name="شارة-تاريخ-النموذج"/>
       <w:bookmarkEnd w:id="38"/>
       <w:r>
@@ -13946,7 +13970,7 @@
         <w:bidi w:val="1"/>
         <w:rPr/>
       </w:pPr>
-      <w:bookmarkStart w:id="40" w:name="__RefHeading___Toc2471_781906390"/>
+      <w:bookmarkStart w:id="40" w:name="__RefHeading___Toc2471_817324244"/>
       <w:bookmarkStart w:id="41" w:name="حالة-قبل-أول-قطع"/>
       <w:bookmarkEnd w:id="40"/>
       <w:r>
@@ -14210,7 +14234,7 @@
         <w:bidi w:val="1"/>
         <w:rPr/>
       </w:pPr>
-      <w:bookmarkStart w:id="42" w:name="__RefHeading___Toc2473_781906390"/>
+      <w:bookmarkStart w:id="42" w:name="__RefHeading___Toc2473_817324244"/>
       <w:bookmarkStart w:id="43" w:name="حالة-بلا-نشاط-سابق"/>
       <w:bookmarkEnd w:id="42"/>
       <w:r>
@@ -14320,7 +14344,7 @@
         <w:bidi w:val="1"/>
         <w:rPr/>
       </w:pPr>
-      <w:bookmarkStart w:id="44" w:name="__RefHeading___Toc2475_781906390"/>
+      <w:bookmarkStart w:id="44" w:name="__RefHeading___Toc2475_817324244"/>
       <w:bookmarkStart w:id="45" w:name="نشاطي-في-آخر-28-يوما"/>
       <w:bookmarkEnd w:id="44"/>
       <w:r>
@@ -14661,7 +14685,7 @@
         <w:bidi w:val="1"/>
         <w:rPr/>
       </w:pPr>
-      <w:bookmarkStart w:id="46" w:name="__RefHeading___Toc2477_781906390"/>
+      <w:bookmarkStart w:id="46" w:name="__RefHeading___Toc2477_817324244"/>
       <w:bookmarkStart w:id="47" w:name="ما-لا-تعرضه-صفحة-المتعلم"/>
       <w:bookmarkEnd w:id="46"/>
       <w:r>
@@ -14869,7 +14893,7 @@
         <w:bidi w:val="1"/>
         <w:rPr/>
       </w:pPr>
-      <w:bookmarkStart w:id="48" w:name="__RefHeading___Toc2479_781906390"/>
+      <w:bookmarkStart w:id="48" w:name="__RefHeading___Toc2479_817324244"/>
       <w:bookmarkStart w:id="49" w:name="حالة-منسحب"/>
       <w:bookmarkEnd w:id="48"/>
       <w:r>
@@ -15100,7 +15124,7 @@
         <w:bidi w:val="1"/>
         <w:rPr/>
       </w:pPr>
-      <w:bookmarkStart w:id="52" w:name="__RefHeading___Toc2481_781906390"/>
+      <w:bookmarkStart w:id="52" w:name="__RefHeading___Toc2481_817324244"/>
       <w:bookmarkStart w:id="53" w:name="دليل-المدرس-أو-المشرف"/>
       <w:bookmarkEnd w:id="52"/>
       <w:r>
@@ -15161,7 +15185,7 @@
         <w:bidi w:val="1"/>
         <w:rPr/>
       </w:pPr>
-      <w:bookmarkStart w:id="54" w:name="__RefHeading___Toc2483_781906390"/>
+      <w:bookmarkStart w:id="54" w:name="__RefHeading___Toc2483_817324244"/>
       <w:bookmarkStart w:id="55" w:name="تنبيه-قبل-البدء"/>
       <w:bookmarkEnd w:id="54"/>
       <w:r>
@@ -15441,7 +15465,7 @@
         <w:bidi w:val="1"/>
         <w:rPr/>
       </w:pPr>
-      <w:bookmarkStart w:id="56" w:name="__RefHeading___Toc2485_781906390"/>
+      <w:bookmarkStart w:id="56" w:name="__RefHeading___Toc2485_817324244"/>
       <w:bookmarkStart w:id="57" w:name="تبدأ-اللوحة-من-اليوم-56"/>
       <w:bookmarkEnd w:id="56"/>
       <w:r>
@@ -15529,7 +15553,7 @@
         <w:bidi w:val="1"/>
         <w:rPr/>
       </w:pPr>
-      <w:bookmarkStart w:id="58" w:name="__RefHeading___Toc2487_781906390"/>
+      <w:bookmarkStart w:id="58" w:name="__RefHeading___Toc2487_817324244"/>
       <w:bookmarkStart w:id="59" w:name="لوحة-المؤشرات"/>
       <w:bookmarkEnd w:id="58"/>
       <w:r>
@@ -16810,7 +16834,7 @@
         <w:bidi w:val="1"/>
         <w:rPr/>
       </w:pPr>
-      <w:bookmarkStart w:id="60" w:name="__RefHeading___Toc2489_781906390"/>
+      <w:bookmarkStart w:id="60" w:name="__RefHeading___Toc2489_817324244"/>
       <w:bookmarkStart w:id="61" w:name="العناقيد-السلوكية"/>
       <w:bookmarkEnd w:id="60"/>
       <w:r>
@@ -18104,7 +18128,7 @@
         <w:bidi w:val="1"/>
         <w:rPr/>
       </w:pPr>
-      <w:bookmarkStart w:id="62" w:name="__RefHeading___Toc2491_781906390"/>
+      <w:bookmarkStart w:id="62" w:name="__RefHeading___Toc2491_817324244"/>
       <w:bookmarkStart w:id="63" w:name="توزيع-درجة-الخطر-النسبية"/>
       <w:bookmarkEnd w:id="62"/>
       <w:r>
@@ -19006,7 +19030,7 @@
         <w:bidi w:val="1"/>
         <w:rPr/>
       </w:pPr>
-      <w:bookmarkStart w:id="64" w:name="__RefHeading___Toc2493_781906390"/>
+      <w:bookmarkStart w:id="64" w:name="__RefHeading___Toc2493_817324244"/>
       <w:bookmarkStart w:id="65" w:name="ملامح-السلوك"/>
       <w:bookmarkEnd w:id="64"/>
       <w:r>
@@ -19533,7 +19557,7 @@
         <w:bidi w:val="1"/>
         <w:rPr/>
       </w:pPr>
-      <w:bookmarkStart w:id="66" w:name="__RefHeading___Toc2495_781906390"/>
+      <w:bookmarkStart w:id="66" w:name="__RefHeading___Toc2495_817324244"/>
       <w:bookmarkStart w:id="67" w:name="تغطية-التوصيات"/>
       <w:bookmarkEnd w:id="66"/>
       <w:r>
@@ -19739,7 +19763,7 @@
         <w:bidi w:val="1"/>
         <w:rPr/>
       </w:pPr>
-      <w:bookmarkStart w:id="68" w:name="__RefHeading___Toc2497_781906390"/>
+      <w:bookmarkStart w:id="68" w:name="__RefHeading___Toc2497_817324244"/>
       <w:bookmarkStart w:id="69" w:name="جدول-المتعلمين"/>
       <w:bookmarkEnd w:id="68"/>
       <w:r>
@@ -21310,7 +21334,7 @@
         <w:bidi w:val="1"/>
         <w:rPr/>
       </w:pPr>
-      <w:bookmarkStart w:id="70" w:name="__RefHeading___Toc2499_781906390"/>
+      <w:bookmarkStart w:id="70" w:name="__RefHeading___Toc2499_817324244"/>
       <w:bookmarkStart w:id="71" w:name="ملف-المتعلم"/>
       <w:bookmarkEnd w:id="70"/>
       <w:r>
@@ -21975,7 +21999,7 @@
         <w:bidi w:val="1"/>
         <w:rPr/>
       </w:pPr>
-      <w:bookmarkStart w:id="72" w:name="__RefHeading___Toc2501_781906390"/>
+      <w:bookmarkStart w:id="72" w:name="__RefHeading___Toc2501_817324244"/>
       <w:bookmarkStart w:id="73" w:name="القيود-الأخلاقية-والمنهجية"/>
       <w:bookmarkEnd w:id="72"/>
       <w:r>
@@ -22426,7 +22450,7 @@
         <w:bidi w:val="1"/>
         <w:rPr/>
       </w:pPr>
-      <w:bookmarkStart w:id="74" w:name="__RefHeading___Toc2503_781906390"/>
+      <w:bookmarkStart w:id="74" w:name="__RefHeading___Toc2503_817324244"/>
       <w:bookmarkStart w:id="75" w:name="ماذا-أفعل-كمدرس"/>
       <w:bookmarkEnd w:id="74"/>
       <w:r>
@@ -22545,7 +22569,7 @@
         <w:bidi w:val="1"/>
         <w:rPr/>
       </w:pPr>
-      <w:bookmarkStart w:id="76" w:name="__RefHeading___Toc2505_781906390"/>
+      <w:bookmarkStart w:id="76" w:name="__RefHeading___Toc2505_817324244"/>
       <w:bookmarkStart w:id="77" w:name="X745443570c429d909b26e3257e881b7ff04140e"/>
       <w:bookmarkEnd w:id="76"/>
       <w:r>
@@ -23127,7 +23151,7 @@
         <w:bidi w:val="1"/>
         <w:rPr/>
       </w:pPr>
-      <w:bookmarkStart w:id="80" w:name="__RefHeading___Toc2507_781906390"/>
+      <w:bookmarkStart w:id="80" w:name="__RefHeading___Toc2507_817324244"/>
       <w:bookmarkStart w:id="81" w:name="الأسئلة-الشائعة"/>
       <w:bookmarkEnd w:id="80"/>
       <w:r>
@@ -24861,7 +24885,7 @@
         <w:bidi w:val="1"/>
         <w:rPr/>
       </w:pPr>
-      <w:bookmarkStart w:id="83" w:name="__RefHeading___Toc2509_781906390"/>
+      <w:bookmarkStart w:id="83" w:name="__RefHeading___Toc2509_817324244"/>
       <w:bookmarkStart w:id="84" w:name="الملاحق"/>
       <w:bookmarkEnd w:id="83"/>
       <w:r>
@@ -24887,7 +24911,7 @@
         <w:bidi w:val="1"/>
         <w:rPr/>
       </w:pPr>
-      <w:bookmarkStart w:id="85" w:name="__RefHeading___Toc2511_781906390"/>
+      <w:bookmarkStart w:id="85" w:name="__RefHeading___Toc2511_817324244"/>
       <w:bookmarkEnd w:id="85"/>
       <w:r>
         <w:rPr/>
@@ -26056,7 +26080,7 @@
         <w:bidi w:val="1"/>
         <w:rPr/>
       </w:pPr>
-      <w:bookmarkStart w:id="87" w:name="__RefHeading___Toc2513_781906390"/>
+      <w:bookmarkStart w:id="87" w:name="__RefHeading___Toc2513_817324244"/>
       <w:bookmarkEnd w:id="87"/>
       <w:r>
         <w:rPr/>
@@ -27174,7 +27198,7 @@
         <w:bidi w:val="1"/>
         <w:rPr/>
       </w:pPr>
-      <w:bookmarkStart w:id="88" w:name="__RefHeading___Toc2515_781906390"/>
+      <w:bookmarkStart w:id="88" w:name="__RefHeading___Toc2515_817324244"/>
       <w:bookmarkEnd w:id="88"/>
       <w:r>
         <w:rPr/>
@@ -29880,7 +29904,7 @@
         <w:bidi w:val="1"/>
         <w:rPr/>
       </w:pPr>
-      <w:bookmarkStart w:id="90" w:name="__RefHeading___Toc2517_781906390"/>
+      <w:bookmarkStart w:id="90" w:name="__RefHeading___Toc2517_817324244"/>
       <w:bookmarkEnd w:id="90"/>
       <w:r>
         <w:rPr/>

--- a/deliverables/05-user-guide/دليل-المستخدم-والواجهات.docx
+++ b/deliverables/05-user-guide/دليل-المستخدم-والواجهات.docx
@@ -378,7 +378,7 @@
             </w:rPr>
             <w:fldChar w:fldCharType="separate"/>
           </w:r>
-          <w:hyperlink w:anchor="__RefHeading___Toc2435_817324244">
+          <w:hyperlink w:anchor="__RefHeading___Toc2433_3405417168">
             <w:r>
               <w:rPr>
                 <w:webHidden/>
@@ -424,7 +424,7 @@
             </w:tabs>
             <w:rPr/>
           </w:pPr>
-          <w:hyperlink w:anchor="__RefHeading___Toc2437_817324244">
+          <w:hyperlink w:anchor="__RefHeading___Toc2435_3405417168">
             <w:r>
               <w:rPr>
                 <w:webHidden/>
@@ -470,7 +470,7 @@
             </w:tabs>
             <w:rPr/>
           </w:pPr>
-          <w:hyperlink w:anchor="__RefHeading___Toc2439_817324244">
+          <w:hyperlink w:anchor="__RefHeading___Toc2437_3405417168">
             <w:r>
               <w:rPr>
                 <w:webHidden/>
@@ -516,7 +516,7 @@
             </w:tabs>
             <w:rPr/>
           </w:pPr>
-          <w:hyperlink w:anchor="__RefHeading___Toc2441_817324244">
+          <w:hyperlink w:anchor="__RefHeading___Toc2439_3405417168">
             <w:r>
               <w:rPr>
                 <w:webHidden/>
@@ -562,7 +562,7 @@
             </w:tabs>
             <w:rPr/>
           </w:pPr>
-          <w:hyperlink w:anchor="__RefHeading___Toc2443_817324244">
+          <w:hyperlink w:anchor="__RefHeading___Toc2441_3405417168">
             <w:r>
               <w:rPr>
                 <w:webHidden/>
@@ -623,7 +623,7 @@
             </w:tabs>
             <w:rPr/>
           </w:pPr>
-          <w:hyperlink w:anchor="__RefHeading___Toc2445_817324244">
+          <w:hyperlink w:anchor="__RefHeading___Toc2443_3405417168">
             <w:r>
               <w:rPr>
                 <w:webHidden/>
@@ -669,7 +669,7 @@
             </w:tabs>
             <w:rPr/>
           </w:pPr>
-          <w:hyperlink w:anchor="__RefHeading___Toc2447_817324244">
+          <w:hyperlink w:anchor="__RefHeading___Toc2445_3405417168">
             <w:r>
               <w:rPr>
                 <w:webHidden/>
@@ -715,7 +715,7 @@
             </w:tabs>
             <w:rPr/>
           </w:pPr>
-          <w:hyperlink w:anchor="__RefHeading___Toc2449_817324244">
+          <w:hyperlink w:anchor="__RefHeading___Toc2447_3405417168">
             <w:r>
               <w:rPr>
                 <w:webHidden/>
@@ -761,7 +761,7 @@
             </w:tabs>
             <w:rPr/>
           </w:pPr>
-          <w:hyperlink w:anchor="__RefHeading___Toc2451_817324244">
+          <w:hyperlink w:anchor="__RefHeading___Toc2449_3405417168">
             <w:r>
               <w:rPr>
                 <w:webHidden/>
@@ -822,7 +822,7 @@
             </w:tabs>
             <w:rPr/>
           </w:pPr>
-          <w:hyperlink w:anchor="__RefHeading___Toc2453_817324244">
+          <w:hyperlink w:anchor="__RefHeading___Toc2451_3405417168">
             <w:r>
               <w:rPr>
                 <w:webHidden/>
@@ -868,7 +868,7 @@
             </w:tabs>
             <w:rPr/>
           </w:pPr>
-          <w:hyperlink w:anchor="__RefHeading___Toc2455_817324244">
+          <w:hyperlink w:anchor="__RefHeading___Toc2453_3405417168">
             <w:r>
               <w:rPr>
                 <w:webHidden/>
@@ -914,7 +914,7 @@
             </w:tabs>
             <w:rPr/>
           </w:pPr>
-          <w:hyperlink w:anchor="__RefHeading___Toc2457_817324244">
+          <w:hyperlink w:anchor="__RefHeading___Toc2455_3405417168">
             <w:r>
               <w:rPr>
                 <w:webHidden/>
@@ -960,7 +960,7 @@
             </w:tabs>
             <w:rPr/>
           </w:pPr>
-          <w:hyperlink w:anchor="__RefHeading___Toc2459_817324244">
+          <w:hyperlink w:anchor="__RefHeading___Toc2457_3405417168">
             <w:r>
               <w:rPr>
                 <w:webHidden/>
@@ -1006,7 +1006,7 @@
             </w:tabs>
             <w:rPr/>
           </w:pPr>
-          <w:hyperlink w:anchor="__RefHeading___Toc2461_817324244">
+          <w:hyperlink w:anchor="__RefHeading___Toc2459_3405417168">
             <w:r>
               <w:rPr>
                 <w:webHidden/>
@@ -1052,7 +1052,7 @@
             </w:tabs>
             <w:rPr/>
           </w:pPr>
-          <w:hyperlink w:anchor="__RefHeading___Toc2463_817324244">
+          <w:hyperlink w:anchor="__RefHeading___Toc2461_3405417168">
             <w:r>
               <w:rPr>
                 <w:webHidden/>
@@ -1098,7 +1098,7 @@
             </w:tabs>
             <w:rPr/>
           </w:pPr>
-          <w:hyperlink w:anchor="__RefHeading___Toc2465_817324244">
+          <w:hyperlink w:anchor="__RefHeading___Toc2463_3405417168">
             <w:r>
               <w:rPr>
                 <w:webHidden/>
@@ -1144,7 +1144,7 @@
             </w:tabs>
             <w:rPr/>
           </w:pPr>
-          <w:hyperlink w:anchor="__RefHeading___Toc2467_817324244">
+          <w:hyperlink w:anchor="__RefHeading___Toc2465_3405417168">
             <w:r>
               <w:rPr>
                 <w:webHidden/>
@@ -1205,7 +1205,7 @@
             </w:tabs>
             <w:rPr/>
           </w:pPr>
-          <w:hyperlink w:anchor="__RefHeading___Toc2469_817324244">
+          <w:hyperlink w:anchor="__RefHeading___Toc2467_3405417168">
             <w:r>
               <w:rPr>
                 <w:webHidden/>
@@ -1266,7 +1266,7 @@
             </w:tabs>
             <w:rPr/>
           </w:pPr>
-          <w:hyperlink w:anchor="__RefHeading___Toc2471_817324244">
+          <w:hyperlink w:anchor="__RefHeading___Toc2469_3405417168">
             <w:r>
               <w:rPr>
                 <w:webHidden/>
@@ -1327,7 +1327,7 @@
             </w:tabs>
             <w:rPr/>
           </w:pPr>
-          <w:hyperlink w:anchor="__RefHeading___Toc2473_817324244">
+          <w:hyperlink w:anchor="__RefHeading___Toc2471_3405417168">
             <w:r>
               <w:rPr>
                 <w:webHidden/>
@@ -1388,7 +1388,7 @@
             </w:tabs>
             <w:rPr/>
           </w:pPr>
-          <w:hyperlink w:anchor="__RefHeading___Toc2475_817324244">
+          <w:hyperlink w:anchor="__RefHeading___Toc2473_3405417168">
             <w:r>
               <w:rPr>
                 <w:webHidden/>
@@ -1454,7 +1454,7 @@
             </w:tabs>
             <w:rPr/>
           </w:pPr>
-          <w:hyperlink w:anchor="__RefHeading___Toc2477_817324244">
+          <w:hyperlink w:anchor="__RefHeading___Toc2475_3405417168">
             <w:r>
               <w:rPr>
                 <w:webHidden/>
@@ -1500,7 +1500,7 @@
             </w:tabs>
             <w:rPr/>
           </w:pPr>
-          <w:hyperlink w:anchor="__RefHeading___Toc2479_817324244">
+          <w:hyperlink w:anchor="__RefHeading___Toc2477_3405417168">
             <w:r>
               <w:rPr>
                 <w:webHidden/>
@@ -1561,7 +1561,7 @@
             </w:tabs>
             <w:rPr/>
           </w:pPr>
-          <w:hyperlink w:anchor="__RefHeading___Toc2481_817324244">
+          <w:hyperlink w:anchor="__RefHeading___Toc2479_3405417168">
             <w:r>
               <w:rPr>
                 <w:webHidden/>
@@ -1607,7 +1607,7 @@
             </w:tabs>
             <w:rPr/>
           </w:pPr>
-          <w:hyperlink w:anchor="__RefHeading___Toc2483_817324244">
+          <w:hyperlink w:anchor="__RefHeading___Toc2481_3405417168">
             <w:r>
               <w:rPr>
                 <w:webHidden/>
@@ -1653,7 +1653,7 @@
             </w:tabs>
             <w:rPr/>
           </w:pPr>
-          <w:hyperlink w:anchor="__RefHeading___Toc2485_817324244">
+          <w:hyperlink w:anchor="__RefHeading___Toc2483_3405417168">
             <w:r>
               <w:rPr>
                 <w:webHidden/>
@@ -1705,7 +1705,7 @@
             </w:tabs>
             <w:rPr/>
           </w:pPr>
-          <w:hyperlink w:anchor="__RefHeading___Toc2487_817324244">
+          <w:hyperlink w:anchor="__RefHeading___Toc2485_3405417168">
             <w:r>
               <w:rPr>
                 <w:webHidden/>
@@ -1751,7 +1751,7 @@
             </w:tabs>
             <w:rPr/>
           </w:pPr>
-          <w:hyperlink w:anchor="__RefHeading___Toc2489_817324244">
+          <w:hyperlink w:anchor="__RefHeading___Toc2487_3405417168">
             <w:r>
               <w:rPr>
                 <w:webHidden/>
@@ -1797,7 +1797,7 @@
             </w:tabs>
             <w:rPr/>
           </w:pPr>
-          <w:hyperlink w:anchor="__RefHeading___Toc2491_817324244">
+          <w:hyperlink w:anchor="__RefHeading___Toc2489_3405417168">
             <w:r>
               <w:rPr>
                 <w:webHidden/>
@@ -1843,7 +1843,7 @@
             </w:tabs>
             <w:rPr/>
           </w:pPr>
-          <w:hyperlink w:anchor="__RefHeading___Toc2493_817324244">
+          <w:hyperlink w:anchor="__RefHeading___Toc2491_3405417168">
             <w:r>
               <w:rPr>
                 <w:webHidden/>
@@ -1889,7 +1889,7 @@
             </w:tabs>
             <w:rPr/>
           </w:pPr>
-          <w:hyperlink w:anchor="__RefHeading___Toc2495_817324244">
+          <w:hyperlink w:anchor="__RefHeading___Toc2493_3405417168">
             <w:r>
               <w:rPr>
                 <w:webHidden/>
@@ -1935,7 +1935,7 @@
             </w:tabs>
             <w:rPr/>
           </w:pPr>
-          <w:hyperlink w:anchor="__RefHeading___Toc2497_817324244">
+          <w:hyperlink w:anchor="__RefHeading___Toc2495_3405417168">
             <w:r>
               <w:rPr>
                 <w:webHidden/>
@@ -1981,7 +1981,7 @@
             </w:tabs>
             <w:rPr/>
           </w:pPr>
-          <w:hyperlink w:anchor="__RefHeading___Toc2499_817324244">
+          <w:hyperlink w:anchor="__RefHeading___Toc2497_3405417168">
             <w:r>
               <w:rPr>
                 <w:webHidden/>
@@ -2027,7 +2027,7 @@
             </w:tabs>
             <w:rPr/>
           </w:pPr>
-          <w:hyperlink w:anchor="__RefHeading___Toc2501_817324244">
+          <w:hyperlink w:anchor="__RefHeading___Toc2499_3405417168">
             <w:r>
               <w:rPr>
                 <w:webHidden/>
@@ -2073,7 +2073,7 @@
             </w:tabs>
             <w:rPr/>
           </w:pPr>
-          <w:hyperlink w:anchor="__RefHeading___Toc2503_817324244">
+          <w:hyperlink w:anchor="__RefHeading___Toc2501_3405417168">
             <w:r>
               <w:rPr>
                 <w:webHidden/>
@@ -2119,7 +2119,7 @@
             </w:tabs>
             <w:rPr/>
           </w:pPr>
-          <w:hyperlink w:anchor="__RefHeading___Toc2505_817324244">
+          <w:hyperlink w:anchor="__RefHeading___Toc2503_3405417168">
             <w:r>
               <w:rPr>
                 <w:webHidden/>
@@ -2179,7 +2179,7 @@
             </w:tabs>
             <w:rPr/>
           </w:pPr>
-          <w:hyperlink w:anchor="__RefHeading___Toc2507_817324244">
+          <w:hyperlink w:anchor="__RefHeading___Toc2505_3405417168">
             <w:r>
               <w:rPr>
                 <w:webHidden/>
@@ -2225,7 +2225,7 @@
             </w:tabs>
             <w:rPr/>
           </w:pPr>
-          <w:hyperlink w:anchor="__RefHeading___Toc2509_817324244">
+          <w:hyperlink w:anchor="__RefHeading___Toc2507_3405417168">
             <w:r>
               <w:rPr>
                 <w:webHidden/>
@@ -2271,7 +2271,7 @@
             </w:tabs>
             <w:rPr/>
           </w:pPr>
-          <w:hyperlink w:anchor="__RefHeading___Toc2511_817324244">
+          <w:hyperlink w:anchor="__RefHeading___Toc2509_3405417168">
             <w:r>
               <w:rPr>
                 <w:webHidden/>
@@ -2317,7 +2317,7 @@
             </w:tabs>
             <w:rPr/>
           </w:pPr>
-          <w:hyperlink w:anchor="__RefHeading___Toc2513_817324244">
+          <w:hyperlink w:anchor="__RefHeading___Toc2511_3405417168">
             <w:r>
               <w:rPr>
                 <w:webHidden/>
@@ -2378,7 +2378,7 @@
             </w:tabs>
             <w:rPr/>
           </w:pPr>
-          <w:hyperlink w:anchor="__RefHeading___Toc2515_817324244">
+          <w:hyperlink w:anchor="__RefHeading___Toc2513_3405417168">
             <w:r>
               <w:rPr>
                 <w:webHidden/>
@@ -2424,7 +2424,7 @@
             </w:tabs>
             <w:rPr/>
           </w:pPr>
-          <w:hyperlink w:anchor="__RefHeading___Toc2517_817324244">
+          <w:hyperlink w:anchor="__RefHeading___Toc2515_3405417168">
             <w:r>
               <w:rPr>
                 <w:webHidden/>
@@ -2475,7 +2475,7 @@
         <w:bidi w:val="1"/>
         <w:rPr/>
       </w:pPr>
-      <w:bookmarkStart w:id="0" w:name="__RefHeading___Toc2435_817324244"/>
+      <w:bookmarkStart w:id="0" w:name="__RefHeading___Toc2433_3405417168"/>
       <w:bookmarkStart w:id="1" w:name="مقدمة"/>
       <w:bookmarkEnd w:id="0"/>
       <w:r>
@@ -2501,7 +2501,7 @@
         <w:bidi w:val="1"/>
         <w:rPr/>
       </w:pPr>
-      <w:bookmarkStart w:id="2" w:name="__RefHeading___Toc2437_817324244"/>
+      <w:bookmarkStart w:id="2" w:name="__RefHeading___Toc2435_3405417168"/>
       <w:bookmarkStart w:id="3" w:name="ما-هذا-النظام"/>
       <w:bookmarkEnd w:id="2"/>
       <w:r>
@@ -2800,7 +2800,7 @@
         <w:bidi w:val="1"/>
         <w:rPr/>
       </w:pPr>
-      <w:bookmarkStart w:id="4" w:name="__RefHeading___Toc2439_817324244"/>
+      <w:bookmarkStart w:id="4" w:name="__RefHeading___Toc2437_3405417168"/>
       <w:bookmarkStart w:id="5" w:name="ما-الذي-يفعله-النظام-وما-الذي-لا-يفعله"/>
       <w:bookmarkEnd w:id="4"/>
       <w:r>
@@ -3522,7 +3522,7 @@
         <w:bidi w:val="1"/>
         <w:rPr/>
       </w:pPr>
-      <w:bookmarkStart w:id="6" w:name="__RefHeading___Toc2441_817324244"/>
+      <w:bookmarkStart w:id="6" w:name="__RefHeading___Toc2439_3405417168"/>
       <w:bookmarkStart w:id="7" w:name="لمن-هذا-الدليل"/>
       <w:bookmarkEnd w:id="6"/>
       <w:r>
@@ -3787,7 +3787,7 @@
         <w:bidi w:val="1"/>
         <w:rPr/>
       </w:pPr>
-      <w:bookmarkStart w:id="8" w:name="__RefHeading___Toc2443_817324244"/>
+      <w:bookmarkStart w:id="8" w:name="__RefHeading___Toc2441_3405417168"/>
       <w:bookmarkStart w:id="9" w:name="شريط-عرض-توضيحي-بلا-أمان-وصول"/>
       <w:bookmarkEnd w:id="8"/>
       <w:r>
@@ -4006,7 +4006,7 @@
         <w:bidi w:val="1"/>
         <w:rPr/>
       </w:pPr>
-      <w:bookmarkStart w:id="10" w:name="__RefHeading___Toc2445_817324244"/>
+      <w:bookmarkStart w:id="10" w:name="__RefHeading___Toc2443_3405417168"/>
       <w:bookmarkStart w:id="11" w:name="المتطلبات"/>
       <w:bookmarkEnd w:id="10"/>
       <w:r>
@@ -4521,7 +4521,7 @@
         <w:bidi w:val="1"/>
         <w:rPr/>
       </w:pPr>
-      <w:bookmarkStart w:id="14" w:name="__RefHeading___Toc2447_817324244"/>
+      <w:bookmarkStart w:id="14" w:name="__RefHeading___Toc2445_3405417168"/>
       <w:bookmarkStart w:id="15" w:name="البدء-السريع-لمشغل-النظام"/>
       <w:bookmarkEnd w:id="14"/>
       <w:r>
@@ -4590,7 +4590,7 @@
         <w:bidi w:val="1"/>
         <w:rPr/>
       </w:pPr>
-      <w:bookmarkStart w:id="16" w:name="__RefHeading___Toc2449_817324244"/>
+      <w:bookmarkStart w:id="16" w:name="__RefHeading___Toc2447_3405417168"/>
       <w:bookmarkStart w:id="17" w:name="الخطوات-الأساسية"/>
       <w:bookmarkEnd w:id="16"/>
       <w:r>
@@ -6727,7 +6727,7 @@
         <w:bidi w:val="1"/>
         <w:rPr/>
       </w:pPr>
-      <w:bookmarkStart w:id="18" w:name="__RefHeading___Toc2451_817324244"/>
+      <w:bookmarkStart w:id="18" w:name="__RefHeading___Toc2449_3405417168"/>
       <w:bookmarkStart w:id="19" w:name="وضع-المحاكاة-بلا-خادم"/>
       <w:bookmarkEnd w:id="18"/>
       <w:r>
@@ -7272,7 +7272,7 @@
         <w:bidi w:val="1"/>
         <w:rPr/>
       </w:pPr>
-      <w:bookmarkStart w:id="20" w:name="__RefHeading___Toc2453_817324244"/>
+      <w:bookmarkStart w:id="20" w:name="__RefHeading___Toc2451_3405417168"/>
       <w:bookmarkStart w:id="21" w:name="صور-الشاشة"/>
       <w:bookmarkEnd w:id="20"/>
       <w:r>
@@ -7453,7 +7453,7 @@
         <w:bidi w:val="1"/>
         <w:rPr/>
       </w:pPr>
-      <w:bookmarkStart w:id="22" w:name="__RefHeading___Toc2455_817324244"/>
+      <w:bookmarkStart w:id="22" w:name="__RefHeading___Toc2453_3405417168"/>
       <w:bookmarkStart w:id="23" w:name="استكشاف-الأخطاء-الشائعة"/>
       <w:bookmarkEnd w:id="22"/>
       <w:r>
@@ -8987,7 +8987,7 @@
         <w:bidi w:val="1"/>
         <w:rPr/>
       </w:pPr>
-      <w:bookmarkStart w:id="26" w:name="__RefHeading___Toc2457_817324244"/>
+      <w:bookmarkStart w:id="26" w:name="__RefHeading___Toc2455_3405417168"/>
       <w:bookmarkStart w:id="27" w:name="دليل-المتعلم"/>
       <w:bookmarkEnd w:id="26"/>
       <w:r>
@@ -9065,7 +9065,7 @@
         <w:bidi w:val="1"/>
         <w:rPr/>
       </w:pPr>
-      <w:bookmarkStart w:id="28" w:name="__RefHeading___Toc2459_817324244"/>
+      <w:bookmarkStart w:id="28" w:name="__RefHeading___Toc2457_3405417168"/>
       <w:bookmarkStart w:id="29" w:name="الصفحة-الرئيسية"/>
       <w:bookmarkEnd w:id="28"/>
       <w:r>
@@ -9938,7 +9938,7 @@
         <w:bidi w:val="1"/>
         <w:rPr/>
       </w:pPr>
-      <w:bookmarkStart w:id="30" w:name="__RefHeading___Toc2461_817324244"/>
+      <w:bookmarkStart w:id="30" w:name="__RefHeading___Toc2459_3405417168"/>
       <w:bookmarkStart w:id="31" w:name="شريط-الأيام-ومعنى-العلامات"/>
       <w:bookmarkEnd w:id="30"/>
       <w:r>
@@ -11560,7 +11560,7 @@
         <w:bidi w:val="1"/>
         <w:rPr/>
       </w:pPr>
-      <w:bookmarkStart w:id="32" w:name="__RefHeading___Toc2463_817324244"/>
+      <w:bookmarkStart w:id="32" w:name="__RefHeading___Toc2461_3405417168"/>
       <w:bookmarkStart w:id="33" w:name="شريط-السياق"/>
       <w:bookmarkEnd w:id="32"/>
       <w:r>
@@ -12038,7 +12038,7 @@
         <w:bidi w:val="1"/>
         <w:rPr/>
       </w:pPr>
-      <w:bookmarkStart w:id="34" w:name="__RefHeading___Toc2465_817324244"/>
+      <w:bookmarkStart w:id="34" w:name="__RefHeading___Toc2463_3405417168"/>
       <w:bookmarkStart w:id="35" w:name="قراءة-بطاقة-التوصية"/>
       <w:bookmarkEnd w:id="34"/>
       <w:r>
@@ -12908,7 +12908,7 @@
         <w:bidi w:val="1"/>
         <w:rPr/>
       </w:pPr>
-      <w:bookmarkStart w:id="36" w:name="__RefHeading___Toc2467_817324244"/>
+      <w:bookmarkStart w:id="36" w:name="__RefHeading___Toc2465_3405417168"/>
       <w:bookmarkStart w:id="37" w:name="نافذة-لماذا"/>
       <w:bookmarkEnd w:id="36"/>
       <w:r>
@@ -13577,7 +13577,7 @@
         <w:bidi w:val="1"/>
         <w:rPr/>
       </w:pPr>
-      <w:bookmarkStart w:id="38" w:name="__RefHeading___Toc2469_817324244"/>
+      <w:bookmarkStart w:id="38" w:name="__RefHeading___Toc2467_3405417168"/>
       <w:bookmarkStart w:id="39" w:name="شارة-تاريخ-النموذج"/>
       <w:bookmarkEnd w:id="38"/>
       <w:r>
@@ -13970,7 +13970,7 @@
         <w:bidi w:val="1"/>
         <w:rPr/>
       </w:pPr>
-      <w:bookmarkStart w:id="40" w:name="__RefHeading___Toc2471_817324244"/>
+      <w:bookmarkStart w:id="40" w:name="__RefHeading___Toc2469_3405417168"/>
       <w:bookmarkStart w:id="41" w:name="حالة-قبل-أول-قطع"/>
       <w:bookmarkEnd w:id="40"/>
       <w:r>
@@ -14234,7 +14234,7 @@
         <w:bidi w:val="1"/>
         <w:rPr/>
       </w:pPr>
-      <w:bookmarkStart w:id="42" w:name="__RefHeading___Toc2473_817324244"/>
+      <w:bookmarkStart w:id="42" w:name="__RefHeading___Toc2471_3405417168"/>
       <w:bookmarkStart w:id="43" w:name="حالة-بلا-نشاط-سابق"/>
       <w:bookmarkEnd w:id="42"/>
       <w:r>
@@ -14344,7 +14344,7 @@
         <w:bidi w:val="1"/>
         <w:rPr/>
       </w:pPr>
-      <w:bookmarkStart w:id="44" w:name="__RefHeading___Toc2475_817324244"/>
+      <w:bookmarkStart w:id="44" w:name="__RefHeading___Toc2473_3405417168"/>
       <w:bookmarkStart w:id="45" w:name="نشاطي-في-آخر-28-يوما"/>
       <w:bookmarkEnd w:id="44"/>
       <w:r>
@@ -14685,7 +14685,7 @@
         <w:bidi w:val="1"/>
         <w:rPr/>
       </w:pPr>
-      <w:bookmarkStart w:id="46" w:name="__RefHeading___Toc2477_817324244"/>
+      <w:bookmarkStart w:id="46" w:name="__RefHeading___Toc2475_3405417168"/>
       <w:bookmarkStart w:id="47" w:name="ما-لا-تعرضه-صفحة-المتعلم"/>
       <w:bookmarkEnd w:id="46"/>
       <w:r>
@@ -14893,7 +14893,7 @@
         <w:bidi w:val="1"/>
         <w:rPr/>
       </w:pPr>
-      <w:bookmarkStart w:id="48" w:name="__RefHeading___Toc2479_817324244"/>
+      <w:bookmarkStart w:id="48" w:name="__RefHeading___Toc2477_3405417168"/>
       <w:bookmarkStart w:id="49" w:name="حالة-منسحب"/>
       <w:bookmarkEnd w:id="48"/>
       <w:r>
@@ -15124,7 +15124,7 @@
         <w:bidi w:val="1"/>
         <w:rPr/>
       </w:pPr>
-      <w:bookmarkStart w:id="52" w:name="__RefHeading___Toc2481_817324244"/>
+      <w:bookmarkStart w:id="52" w:name="__RefHeading___Toc2479_3405417168"/>
       <w:bookmarkStart w:id="53" w:name="دليل-المدرس-أو-المشرف"/>
       <w:bookmarkEnd w:id="52"/>
       <w:r>
@@ -15185,7 +15185,7 @@
         <w:bidi w:val="1"/>
         <w:rPr/>
       </w:pPr>
-      <w:bookmarkStart w:id="54" w:name="__RefHeading___Toc2483_817324244"/>
+      <w:bookmarkStart w:id="54" w:name="__RefHeading___Toc2481_3405417168"/>
       <w:bookmarkStart w:id="55" w:name="تنبيه-قبل-البدء"/>
       <w:bookmarkEnd w:id="54"/>
       <w:r>
@@ -15465,7 +15465,7 @@
         <w:bidi w:val="1"/>
         <w:rPr/>
       </w:pPr>
-      <w:bookmarkStart w:id="56" w:name="__RefHeading___Toc2485_817324244"/>
+      <w:bookmarkStart w:id="56" w:name="__RefHeading___Toc2483_3405417168"/>
       <w:bookmarkStart w:id="57" w:name="تبدأ-اللوحة-من-اليوم-56"/>
       <w:bookmarkEnd w:id="56"/>
       <w:r>
@@ -15553,7 +15553,7 @@
         <w:bidi w:val="1"/>
         <w:rPr/>
       </w:pPr>
-      <w:bookmarkStart w:id="58" w:name="__RefHeading___Toc2487_817324244"/>
+      <w:bookmarkStart w:id="58" w:name="__RefHeading___Toc2485_3405417168"/>
       <w:bookmarkStart w:id="59" w:name="لوحة-المؤشرات"/>
       <w:bookmarkEnd w:id="58"/>
       <w:r>
@@ -16834,7 +16834,7 @@
         <w:bidi w:val="1"/>
         <w:rPr/>
       </w:pPr>
-      <w:bookmarkStart w:id="60" w:name="__RefHeading___Toc2489_817324244"/>
+      <w:bookmarkStart w:id="60" w:name="__RefHeading___Toc2487_3405417168"/>
       <w:bookmarkStart w:id="61" w:name="العناقيد-السلوكية"/>
       <w:bookmarkEnd w:id="60"/>
       <w:r>
@@ -18128,7 +18128,7 @@
         <w:bidi w:val="1"/>
         <w:rPr/>
       </w:pPr>
-      <w:bookmarkStart w:id="62" w:name="__RefHeading___Toc2491_817324244"/>
+      <w:bookmarkStart w:id="62" w:name="__RefHeading___Toc2489_3405417168"/>
       <w:bookmarkStart w:id="63" w:name="توزيع-درجة-الخطر-النسبية"/>
       <w:bookmarkEnd w:id="62"/>
       <w:r>
@@ -19030,7 +19030,7 @@
         <w:bidi w:val="1"/>
         <w:rPr/>
       </w:pPr>
-      <w:bookmarkStart w:id="64" w:name="__RefHeading___Toc2493_817324244"/>
+      <w:bookmarkStart w:id="64" w:name="__RefHeading___Toc2491_3405417168"/>
       <w:bookmarkStart w:id="65" w:name="ملامح-السلوك"/>
       <w:bookmarkEnd w:id="64"/>
       <w:r>
@@ -19557,7 +19557,7 @@
         <w:bidi w:val="1"/>
         <w:rPr/>
       </w:pPr>
-      <w:bookmarkStart w:id="66" w:name="__RefHeading___Toc2495_817324244"/>
+      <w:bookmarkStart w:id="66" w:name="__RefHeading___Toc2493_3405417168"/>
       <w:bookmarkStart w:id="67" w:name="تغطية-التوصيات"/>
       <w:bookmarkEnd w:id="66"/>
       <w:r>
@@ -19763,7 +19763,7 @@
         <w:bidi w:val="1"/>
         <w:rPr/>
       </w:pPr>
-      <w:bookmarkStart w:id="68" w:name="__RefHeading___Toc2497_817324244"/>
+      <w:bookmarkStart w:id="68" w:name="__RefHeading___Toc2495_3405417168"/>
       <w:bookmarkStart w:id="69" w:name="جدول-المتعلمين"/>
       <w:bookmarkEnd w:id="68"/>
       <w:r>
@@ -19817,47 +19817,13 @@
         <w:rPr>
           <w:rtl w:val="true"/>
         </w:rPr>
-        <w:t xml:space="preserve">، وتحته سطر يصف الترتيب الحالي، مثل </w:t>
-      </w:r>
-      <w:r>
-        <w:rPr>
-          <w:rtl w:val="true"/>
-        </w:rPr>
-        <w:t>«</w:t>
-      </w:r>
-      <w:r>
-        <w:rPr/>
-        <w:t>100</w:t>
-      </w:r>
-      <w:r>
-        <w:rPr>
-          <w:rtl w:val="true"/>
-        </w:rPr>
-        <w:t xml:space="preserve"> </w:t>
-      </w:r>
-      <w:r>
-        <w:rPr>
-          <w:rtl w:val="true"/>
-        </w:rPr>
-        <w:t xml:space="preserve">متعلم </w:t>
-      </w:r>
-      <w:r>
-        <w:rPr>
-          <w:rtl w:val="true"/>
-        </w:rPr>
-        <w:t xml:space="preserve">· </w:t>
-      </w:r>
-      <w:r>
-        <w:rPr>
-          <w:rtl w:val="true"/>
-        </w:rPr>
-        <w:t>مرتبون حسب التسجيل تصاعدياً</w:t>
-      </w:r>
-      <w:r>
-        <w:rPr>
-          <w:rtl w:val="true"/>
-        </w:rPr>
-        <w:t xml:space="preserve">». </w:t>
+        <w:t>، وتحته سطر يذكر عدد المتعلمين المطابقين في العرض كله والصفوف المعروضة والترتيب الحالي</w:t>
+      </w:r>
+      <w:r>
+        <w:rPr>
+          <w:rtl w:val="true"/>
+        </w:rPr>
+        <w:t xml:space="preserve">. </w:t>
       </w:r>
       <w:r>
         <w:rPr>
@@ -20931,51 +20897,212 @@
       </w:pPr>
       <w:r>
         <w:rPr>
-          <w:rtl w:val="true"/>
-        </w:rPr>
-        <w:t>تنبيه</w:t>
-      </w:r>
-      <w:r>
-        <w:rPr>
-          <w:rtl w:val="true"/>
-        </w:rPr>
-        <w:t xml:space="preserve">: </w:t>
-      </w:r>
-      <w:r>
-        <w:rPr>
-          <w:rtl w:val="true"/>
-        </w:rPr>
-        <w:t xml:space="preserve">الجدول يحمّل </w:t>
-      </w:r>
-      <w:r>
-        <w:rPr>
+          <w:b/>
           <w:b/>
           <w:bCs/>
-        </w:rPr>
+          <w:rtl w:val="true"/>
+        </w:rPr>
+        <w:t>الصفحات</w:t>
+      </w:r>
+      <w:r>
+        <w:rPr>
+          <w:b/>
+          <w:bCs/>
+          <w:rtl w:val="true"/>
+        </w:rPr>
+        <w:t>:</w:t>
+      </w:r>
+      <w:r>
+        <w:rPr>
+          <w:rtl w:val="true"/>
+        </w:rPr>
+        <w:t xml:space="preserve"> </w:t>
+      </w:r>
+      <w:r>
+        <w:rPr>
+          <w:rtl w:val="true"/>
+        </w:rPr>
+        <w:t xml:space="preserve">يعرض الجدول </w:t>
+      </w:r>
+      <w:r>
+        <w:rPr/>
         <w:t>100</w:t>
       </w:r>
       <w:r>
         <w:rPr>
-          <w:b/>
-          <w:bCs/>
           <w:rtl w:val="true"/>
         </w:rPr>
         <w:t xml:space="preserve"> </w:t>
       </w:r>
       <w:r>
         <w:rPr>
-          <w:b/>
-          <w:b/>
-          <w:bCs/>
-          <w:rtl w:val="true"/>
-        </w:rPr>
-        <w:t>متعلم</w:t>
-      </w:r>
-      <w:r>
-        <w:rPr>
-          <w:rtl w:val="true"/>
-        </w:rPr>
-        <w:t xml:space="preserve"> كحد أقصى في الصفحة</w:t>
+          <w:rtl w:val="true"/>
+        </w:rPr>
+        <w:t xml:space="preserve">متعلم في الصفحة، وتحته زرّا </w:t>
+      </w:r>
+      <w:r>
+        <w:rPr>
+          <w:rtl w:val="true"/>
+        </w:rPr>
+        <w:t>«</w:t>
+      </w:r>
+      <w:r>
+        <w:rPr>
+          <w:rtl w:val="true"/>
+        </w:rPr>
+        <w:t>السابق</w:t>
+      </w:r>
+      <w:r>
+        <w:rPr>
+          <w:rtl w:val="true"/>
+        </w:rPr>
+        <w:t xml:space="preserve">» </w:t>
+      </w:r>
+      <w:r>
+        <w:rPr>
+          <w:rtl w:val="true"/>
+        </w:rPr>
+        <w:t>و</w:t>
+      </w:r>
+      <w:r>
+        <w:rPr>
+          <w:rtl w:val="true"/>
+        </w:rPr>
+        <w:t>«</w:t>
+      </w:r>
+      <w:r>
+        <w:rPr>
+          <w:rtl w:val="true"/>
+        </w:rPr>
+        <w:t>التالي</w:t>
+      </w:r>
+      <w:r>
+        <w:rPr>
+          <w:rtl w:val="true"/>
+        </w:rPr>
+        <w:t xml:space="preserve">» </w:t>
+      </w:r>
+      <w:r>
+        <w:rPr>
+          <w:rtl w:val="true"/>
+        </w:rPr>
+        <w:t xml:space="preserve">وسطر </w:t>
+      </w:r>
+      <w:r>
+        <w:rPr>
+          <w:rtl w:val="true"/>
+        </w:rPr>
+        <w:t>«</w:t>
+      </w:r>
+      <w:r>
+        <w:rPr>
+          <w:rtl w:val="true"/>
+        </w:rPr>
+        <w:t xml:space="preserve">عرض </w:t>
+      </w:r>
+      <w:r>
+        <w:rPr/>
+        <w:t>a–b</w:t>
+      </w:r>
+      <w:r>
+        <w:rPr>
+          <w:rtl w:val="true"/>
+        </w:rPr>
+        <w:t xml:space="preserve"> </w:t>
+      </w:r>
+      <w:r>
+        <w:rPr>
+          <w:rtl w:val="true"/>
+        </w:rPr>
+        <w:t xml:space="preserve">من </w:t>
+      </w:r>
+      <w:r>
+        <w:rPr/>
+        <w:t>N</w:t>
+      </w:r>
+      <w:r>
+        <w:rPr>
+          <w:rtl w:val="true"/>
+        </w:rPr>
+        <w:t xml:space="preserve"> · </w:t>
+      </w:r>
+      <w:r>
+        <w:rPr>
+          <w:rtl w:val="true"/>
+        </w:rPr>
+        <w:t xml:space="preserve">الصفحة </w:t>
+      </w:r>
+      <w:r>
+        <w:rPr/>
+        <w:t>x</w:t>
+      </w:r>
+      <w:r>
+        <w:rPr>
+          <w:rtl w:val="true"/>
+        </w:rPr>
+        <w:t xml:space="preserve"> </w:t>
+      </w:r>
+      <w:r>
+        <w:rPr>
+          <w:rtl w:val="true"/>
+        </w:rPr>
+        <w:t xml:space="preserve">من </w:t>
+      </w:r>
+      <w:r>
+        <w:rPr/>
+        <w:t>y</w:t>
+      </w:r>
+      <w:r>
+        <w:rPr>
+          <w:rtl w:val="true"/>
+        </w:rPr>
+        <w:t xml:space="preserve">». </w:t>
+      </w:r>
+      <w:r>
+        <w:rPr>
+          <w:rtl w:val="true"/>
+        </w:rPr>
+        <w:t xml:space="preserve">والتصفية والفرز يجريان في الخدمة على العرض كله قبل التقسيم إلى صفحات، فزر </w:t>
+      </w:r>
+      <w:r>
+        <w:rPr>
+          <w:rtl w:val="true"/>
+        </w:rPr>
+        <w:t>«</w:t>
+      </w:r>
+      <w:r>
+        <w:rPr>
+          <w:rtl w:val="true"/>
+        </w:rPr>
+        <w:t xml:space="preserve">بلا نشاط </w:t>
+      </w:r>
+      <w:r>
+        <w:rPr/>
+        <w:t>14</w:t>
+      </w:r>
+      <w:r>
+        <w:rPr>
+          <w:rtl w:val="true"/>
+        </w:rPr>
+        <w:t xml:space="preserve"> </w:t>
+      </w:r>
+      <w:r>
+        <w:rPr>
+          <w:rtl w:val="true"/>
+        </w:rPr>
+        <w:t>يوماً</w:t>
+      </w:r>
+      <w:r>
+        <w:rPr>
+          <w:rtl w:val="true"/>
+        </w:rPr>
+        <w:t xml:space="preserve">» </w:t>
+      </w:r>
+      <w:r>
+        <w:rPr>
+          <w:rtl w:val="true"/>
+        </w:rPr>
+        <w:t>يعرض كل الخاملين في العرض، ويعود الجدول إلى الصفحة الأولى عند تغيير التصفية أو الفرز</w:t>
       </w:r>
       <w:r>
         <w:rPr>
@@ -20987,59 +21114,7 @@
         <w:rPr>
           <w:rtl w:val="true"/>
         </w:rPr>
-        <w:t xml:space="preserve">والتصفية </w:t>
-      </w:r>
-      <w:r>
-        <w:rPr>
-          <w:rtl w:val="true"/>
-        </w:rPr>
-        <w:t>«</w:t>
-      </w:r>
-      <w:r>
-        <w:rPr>
-          <w:rtl w:val="true"/>
-        </w:rPr>
-        <w:t xml:space="preserve">بلا نشاط </w:t>
-      </w:r>
-      <w:r>
-        <w:rPr/>
-        <w:t>14</w:t>
-      </w:r>
-      <w:r>
-        <w:rPr>
-          <w:rtl w:val="true"/>
-        </w:rPr>
-        <w:t xml:space="preserve"> </w:t>
-      </w:r>
-      <w:r>
-        <w:rPr>
-          <w:rtl w:val="true"/>
-        </w:rPr>
-        <w:t>يوماً</w:t>
-      </w:r>
-      <w:r>
-        <w:rPr>
-          <w:rtl w:val="true"/>
-        </w:rPr>
-        <w:t xml:space="preserve">» </w:t>
-      </w:r>
-      <w:r>
-        <w:rPr>
-          <w:rtl w:val="true"/>
-        </w:rPr>
-        <w:t>تعمل على هذه الصفحة المحمّلة فقط، لا على العرض كله</w:t>
-      </w:r>
-      <w:r>
-        <w:rPr>
-          <w:rtl w:val="true"/>
-        </w:rPr>
-        <w:t xml:space="preserve">. </w:t>
-      </w:r>
-      <w:r>
-        <w:rPr>
-          <w:rtl w:val="true"/>
-        </w:rPr>
-        <w:t>إن كانت لديك حاجة للعرض كله فتحقق من عدد الصفوف الكلي قبل الاستنتاج</w:t>
+        <w:t>ويختفي شريط الصفحات حين تكفي صفحة واحدة</w:t>
       </w:r>
       <w:r>
         <w:rPr>
@@ -21334,7 +21409,7 @@
         <w:bidi w:val="1"/>
         <w:rPr/>
       </w:pPr>
-      <w:bookmarkStart w:id="70" w:name="__RefHeading___Toc2499_817324244"/>
+      <w:bookmarkStart w:id="70" w:name="__RefHeading___Toc2497_3405417168"/>
       <w:bookmarkStart w:id="71" w:name="ملف-المتعلم"/>
       <w:bookmarkEnd w:id="70"/>
       <w:r>
@@ -21999,7 +22074,7 @@
         <w:bidi w:val="1"/>
         <w:rPr/>
       </w:pPr>
-      <w:bookmarkStart w:id="72" w:name="__RefHeading___Toc2501_817324244"/>
+      <w:bookmarkStart w:id="72" w:name="__RefHeading___Toc2499_3405417168"/>
       <w:bookmarkStart w:id="73" w:name="القيود-الأخلاقية-والمنهجية"/>
       <w:bookmarkEnd w:id="72"/>
       <w:r>
@@ -22450,7 +22525,7 @@
         <w:bidi w:val="1"/>
         <w:rPr/>
       </w:pPr>
-      <w:bookmarkStart w:id="74" w:name="__RefHeading___Toc2503_817324244"/>
+      <w:bookmarkStart w:id="74" w:name="__RefHeading___Toc2501_3405417168"/>
       <w:bookmarkStart w:id="75" w:name="ماذا-أفعل-كمدرس"/>
       <w:bookmarkEnd w:id="74"/>
       <w:r>
@@ -22569,7 +22644,7 @@
         <w:bidi w:val="1"/>
         <w:rPr/>
       </w:pPr>
-      <w:bookmarkStart w:id="76" w:name="__RefHeading___Toc2505_817324244"/>
+      <w:bookmarkStart w:id="76" w:name="__RefHeading___Toc2503_3405417168"/>
       <w:bookmarkStart w:id="77" w:name="X745443570c429d909b26e3257e881b7ff04140e"/>
       <w:bookmarkEnd w:id="76"/>
       <w:r>
@@ -23151,7 +23226,7 @@
         <w:bidi w:val="1"/>
         <w:rPr/>
       </w:pPr>
-      <w:bookmarkStart w:id="80" w:name="__RefHeading___Toc2507_817324244"/>
+      <w:bookmarkStart w:id="80" w:name="__RefHeading___Toc2505_3405417168"/>
       <w:bookmarkStart w:id="81" w:name="الأسئلة-الشائعة"/>
       <w:bookmarkEnd w:id="80"/>
       <w:r>
@@ -24885,7 +24960,7 @@
         <w:bidi w:val="1"/>
         <w:rPr/>
       </w:pPr>
-      <w:bookmarkStart w:id="83" w:name="__RefHeading___Toc2509_817324244"/>
+      <w:bookmarkStart w:id="83" w:name="__RefHeading___Toc2507_3405417168"/>
       <w:bookmarkStart w:id="84" w:name="الملاحق"/>
       <w:bookmarkEnd w:id="83"/>
       <w:r>
@@ -24911,7 +24986,7 @@
         <w:bidi w:val="1"/>
         <w:rPr/>
       </w:pPr>
-      <w:bookmarkStart w:id="85" w:name="__RefHeading___Toc2511_817324244"/>
+      <w:bookmarkStart w:id="85" w:name="__RefHeading___Toc2509_3405417168"/>
       <w:bookmarkEnd w:id="85"/>
       <w:r>
         <w:rPr/>
@@ -26080,7 +26155,7 @@
         <w:bidi w:val="1"/>
         <w:rPr/>
       </w:pPr>
-      <w:bookmarkStart w:id="87" w:name="__RefHeading___Toc2513_817324244"/>
+      <w:bookmarkStart w:id="87" w:name="__RefHeading___Toc2511_3405417168"/>
       <w:bookmarkEnd w:id="87"/>
       <w:r>
         <w:rPr/>
@@ -27198,7 +27273,7 @@
         <w:bidi w:val="1"/>
         <w:rPr/>
       </w:pPr>
-      <w:bookmarkStart w:id="88" w:name="__RefHeading___Toc2515_817324244"/>
+      <w:bookmarkStart w:id="88" w:name="__RefHeading___Toc2513_3405417168"/>
       <w:bookmarkEnd w:id="88"/>
       <w:r>
         <w:rPr/>
@@ -29904,7 +29979,7 @@
         <w:bidi w:val="1"/>
         <w:rPr/>
       </w:pPr>
-      <w:bookmarkStart w:id="90" w:name="__RefHeading___Toc2517_817324244"/>
+      <w:bookmarkStart w:id="90" w:name="__RefHeading___Toc2515_3405417168"/>
       <w:bookmarkEnd w:id="90"/>
       <w:r>
         <w:rPr/>

--- a/deliverables/05-user-guide/دليل-المستخدم-والواجهات.docx
+++ b/deliverables/05-user-guide/دليل-المستخدم-والواجهات.docx
@@ -378,7 +378,7 @@
             </w:rPr>
             <w:fldChar w:fldCharType="separate"/>
           </w:r>
-          <w:hyperlink w:anchor="__RefHeading___Toc2433_3405417168">
+          <w:hyperlink w:anchor="__RefHeading___Toc2513_507691234">
             <w:r>
               <w:rPr>
                 <w:webHidden/>
@@ -424,7 +424,7 @@
             </w:tabs>
             <w:rPr/>
           </w:pPr>
-          <w:hyperlink w:anchor="__RefHeading___Toc2435_3405417168">
+          <w:hyperlink w:anchor="__RefHeading___Toc2515_507691234">
             <w:r>
               <w:rPr>
                 <w:webHidden/>
@@ -470,7 +470,7 @@
             </w:tabs>
             <w:rPr/>
           </w:pPr>
-          <w:hyperlink w:anchor="__RefHeading___Toc2437_3405417168">
+          <w:hyperlink w:anchor="__RefHeading___Toc2517_507691234">
             <w:r>
               <w:rPr>
                 <w:webHidden/>
@@ -516,7 +516,7 @@
             </w:tabs>
             <w:rPr/>
           </w:pPr>
-          <w:hyperlink w:anchor="__RefHeading___Toc2439_3405417168">
+          <w:hyperlink w:anchor="__RefHeading___Toc2519_507691234">
             <w:r>
               <w:rPr>
                 <w:webHidden/>
@@ -562,7 +562,7 @@
             </w:tabs>
             <w:rPr/>
           </w:pPr>
-          <w:hyperlink w:anchor="__RefHeading___Toc2441_3405417168">
+          <w:hyperlink w:anchor="__RefHeading___Toc2521_507691234">
             <w:r>
               <w:rPr>
                 <w:webHidden/>
@@ -623,7 +623,7 @@
             </w:tabs>
             <w:rPr/>
           </w:pPr>
-          <w:hyperlink w:anchor="__RefHeading___Toc2443_3405417168">
+          <w:hyperlink w:anchor="__RefHeading___Toc2523_507691234">
             <w:r>
               <w:rPr>
                 <w:webHidden/>
@@ -669,7 +669,7 @@
             </w:tabs>
             <w:rPr/>
           </w:pPr>
-          <w:hyperlink w:anchor="__RefHeading___Toc2445_3405417168">
+          <w:hyperlink w:anchor="__RefHeading___Toc2525_507691234">
             <w:r>
               <w:rPr>
                 <w:webHidden/>
@@ -715,7 +715,7 @@
             </w:tabs>
             <w:rPr/>
           </w:pPr>
-          <w:hyperlink w:anchor="__RefHeading___Toc2447_3405417168">
+          <w:hyperlink w:anchor="__RefHeading___Toc2527_507691234">
             <w:r>
               <w:rPr>
                 <w:webHidden/>
@@ -761,7 +761,7 @@
             </w:tabs>
             <w:rPr/>
           </w:pPr>
-          <w:hyperlink w:anchor="__RefHeading___Toc2449_3405417168">
+          <w:hyperlink w:anchor="__RefHeading___Toc2529_507691234">
             <w:r>
               <w:rPr>
                 <w:webHidden/>
@@ -822,7 +822,7 @@
             </w:tabs>
             <w:rPr/>
           </w:pPr>
-          <w:hyperlink w:anchor="__RefHeading___Toc2451_3405417168">
+          <w:hyperlink w:anchor="__RefHeading___Toc2531_507691234">
             <w:r>
               <w:rPr>
                 <w:webHidden/>
@@ -868,7 +868,7 @@
             </w:tabs>
             <w:rPr/>
           </w:pPr>
-          <w:hyperlink w:anchor="__RefHeading___Toc2453_3405417168">
+          <w:hyperlink w:anchor="__RefHeading___Toc2533_507691234">
             <w:r>
               <w:rPr>
                 <w:webHidden/>
@@ -901,7 +901,7 @@
               <w:rPr>
                 <w:rStyle w:val="IndexLink"/>
               </w:rPr>
-              <w:t>8</w:t>
+              <w:t>9</w:t>
             </w:r>
           </w:hyperlink>
         </w:p>
@@ -914,7 +914,7 @@
             </w:tabs>
             <w:rPr/>
           </w:pPr>
-          <w:hyperlink w:anchor="__RefHeading___Toc2455_3405417168">
+          <w:hyperlink w:anchor="__RefHeading___Toc2535_507691234">
             <w:r>
               <w:rPr>
                 <w:webHidden/>
@@ -960,7 +960,7 @@
             </w:tabs>
             <w:rPr/>
           </w:pPr>
-          <w:hyperlink w:anchor="__RefHeading___Toc2457_3405417168">
+          <w:hyperlink w:anchor="__RefHeading___Toc2537_507691234">
             <w:r>
               <w:rPr>
                 <w:webHidden/>
@@ -1006,7 +1006,7 @@
             </w:tabs>
             <w:rPr/>
           </w:pPr>
-          <w:hyperlink w:anchor="__RefHeading___Toc2459_3405417168">
+          <w:hyperlink w:anchor="__RefHeading___Toc2539_507691234">
             <w:r>
               <w:rPr>
                 <w:webHidden/>
@@ -1039,7 +1039,7 @@
               <w:rPr>
                 <w:rStyle w:val="IndexLink"/>
               </w:rPr>
-              <w:t>11</w:t>
+              <w:t>12</w:t>
             </w:r>
           </w:hyperlink>
         </w:p>
@@ -1052,7 +1052,7 @@
             </w:tabs>
             <w:rPr/>
           </w:pPr>
-          <w:hyperlink w:anchor="__RefHeading___Toc2461_3405417168">
+          <w:hyperlink w:anchor="__RefHeading___Toc2541_507691234">
             <w:r>
               <w:rPr>
                 <w:webHidden/>
@@ -1085,7 +1085,7 @@
               <w:rPr>
                 <w:rStyle w:val="IndexLink"/>
               </w:rPr>
-              <w:t>14</w:t>
+              <w:t>15</w:t>
             </w:r>
           </w:hyperlink>
         </w:p>
@@ -1098,7 +1098,7 @@
             </w:tabs>
             <w:rPr/>
           </w:pPr>
-          <w:hyperlink w:anchor="__RefHeading___Toc2463_3405417168">
+          <w:hyperlink w:anchor="__RefHeading___Toc2543_507691234">
             <w:r>
               <w:rPr>
                 <w:webHidden/>
@@ -1131,7 +1131,7 @@
               <w:rPr>
                 <w:rStyle w:val="IndexLink"/>
               </w:rPr>
-              <w:t>15</w:t>
+              <w:t>16</w:t>
             </w:r>
           </w:hyperlink>
         </w:p>
@@ -1144,7 +1144,7 @@
             </w:tabs>
             <w:rPr/>
           </w:pPr>
-          <w:hyperlink w:anchor="__RefHeading___Toc2465_3405417168">
+          <w:hyperlink w:anchor="__RefHeading___Toc2545_507691234">
             <w:r>
               <w:rPr>
                 <w:webHidden/>
@@ -1192,7 +1192,7 @@
               <w:rPr>
                 <w:rStyle w:val="IndexLink"/>
               </w:rPr>
-              <w:t>16</w:t>
+              <w:t>17</w:t>
             </w:r>
           </w:hyperlink>
         </w:p>
@@ -1205,7 +1205,7 @@
             </w:tabs>
             <w:rPr/>
           </w:pPr>
-          <w:hyperlink w:anchor="__RefHeading___Toc2467_3405417168">
+          <w:hyperlink w:anchor="__RefHeading___Toc2547_507691234">
             <w:r>
               <w:rPr>
                 <w:webHidden/>
@@ -1253,7 +1253,7 @@
               <w:rPr>
                 <w:rStyle w:val="IndexLink"/>
               </w:rPr>
-              <w:t>17</w:t>
+              <w:t>18</w:t>
             </w:r>
           </w:hyperlink>
         </w:p>
@@ -1266,7 +1266,7 @@
             </w:tabs>
             <w:rPr/>
           </w:pPr>
-          <w:hyperlink w:anchor="__RefHeading___Toc2469_3405417168">
+          <w:hyperlink w:anchor="__RefHeading___Toc2549_507691234">
             <w:r>
               <w:rPr>
                 <w:webHidden/>
@@ -1314,7 +1314,7 @@
               <w:rPr>
                 <w:rStyle w:val="IndexLink"/>
               </w:rPr>
-              <w:t>17</w:t>
+              <w:t>19</w:t>
             </w:r>
           </w:hyperlink>
         </w:p>
@@ -1327,7 +1327,7 @@
             </w:tabs>
             <w:rPr/>
           </w:pPr>
-          <w:hyperlink w:anchor="__RefHeading___Toc2471_3405417168">
+          <w:hyperlink w:anchor="__RefHeading___Toc2551_507691234">
             <w:r>
               <w:rPr>
                 <w:webHidden/>
@@ -1375,7 +1375,7 @@
               <w:rPr>
                 <w:rStyle w:val="IndexLink"/>
               </w:rPr>
-              <w:t>18</w:t>
+              <w:t>19</w:t>
             </w:r>
           </w:hyperlink>
         </w:p>
@@ -1388,7 +1388,7 @@
             </w:tabs>
             <w:rPr/>
           </w:pPr>
-          <w:hyperlink w:anchor="__RefHeading___Toc2473_3405417168">
+          <w:hyperlink w:anchor="__RefHeading___Toc2553_507691234">
             <w:r>
               <w:rPr>
                 <w:webHidden/>
@@ -1441,7 +1441,7 @@
               <w:rPr>
                 <w:rStyle w:val="IndexLink"/>
               </w:rPr>
-              <w:t>18</w:t>
+              <w:t>19</w:t>
             </w:r>
           </w:hyperlink>
         </w:p>
@@ -1454,7 +1454,7 @@
             </w:tabs>
             <w:rPr/>
           </w:pPr>
-          <w:hyperlink w:anchor="__RefHeading___Toc2475_3405417168">
+          <w:hyperlink w:anchor="__RefHeading___Toc2555_507691234">
             <w:r>
               <w:rPr>
                 <w:webHidden/>
@@ -1487,7 +1487,7 @@
               <w:rPr>
                 <w:rStyle w:val="IndexLink"/>
               </w:rPr>
-              <w:t>19</w:t>
+              <w:t>20</w:t>
             </w:r>
           </w:hyperlink>
         </w:p>
@@ -1500,7 +1500,7 @@
             </w:tabs>
             <w:rPr/>
           </w:pPr>
-          <w:hyperlink w:anchor="__RefHeading___Toc2477_3405417168">
+          <w:hyperlink w:anchor="__RefHeading___Toc2557_507691234">
             <w:r>
               <w:rPr>
                 <w:webHidden/>
@@ -1548,7 +1548,7 @@
               <w:rPr>
                 <w:rStyle w:val="IndexLink"/>
               </w:rPr>
-              <w:t>19</w:t>
+              <w:t>20</w:t>
             </w:r>
           </w:hyperlink>
         </w:p>
@@ -1561,7 +1561,7 @@
             </w:tabs>
             <w:rPr/>
           </w:pPr>
-          <w:hyperlink w:anchor="__RefHeading___Toc2479_3405417168">
+          <w:hyperlink w:anchor="__RefHeading___Toc2559_507691234">
             <w:r>
               <w:rPr>
                 <w:webHidden/>
@@ -1594,7 +1594,7 @@
               <w:rPr>
                 <w:rStyle w:val="IndexLink"/>
               </w:rPr>
-              <w:t>19</w:t>
+              <w:t>20</w:t>
             </w:r>
           </w:hyperlink>
         </w:p>
@@ -1607,7 +1607,7 @@
             </w:tabs>
             <w:rPr/>
           </w:pPr>
-          <w:hyperlink w:anchor="__RefHeading___Toc2481_3405417168">
+          <w:hyperlink w:anchor="__RefHeading___Toc2561_507691234">
             <w:r>
               <w:rPr>
                 <w:webHidden/>
@@ -1640,7 +1640,7 @@
               <w:rPr>
                 <w:rStyle w:val="IndexLink"/>
               </w:rPr>
-              <w:t>19</w:t>
+              <w:t>21</w:t>
             </w:r>
           </w:hyperlink>
         </w:p>
@@ -1653,7 +1653,7 @@
             </w:tabs>
             <w:rPr/>
           </w:pPr>
-          <w:hyperlink w:anchor="__RefHeading___Toc2483_3405417168">
+          <w:hyperlink w:anchor="__RefHeading___Toc2563_507691234">
             <w:r>
               <w:rPr>
                 <w:webHidden/>
@@ -1692,7 +1692,7 @@
               <w:rPr>
                 <w:rStyle w:val="IndexLink"/>
               </w:rPr>
-              <w:t>20</w:t>
+              <w:t>21</w:t>
             </w:r>
           </w:hyperlink>
         </w:p>
@@ -1705,7 +1705,7 @@
             </w:tabs>
             <w:rPr/>
           </w:pPr>
-          <w:hyperlink w:anchor="__RefHeading___Toc2485_3405417168">
+          <w:hyperlink w:anchor="__RefHeading___Toc2565_507691234">
             <w:r>
               <w:rPr>
                 <w:webHidden/>
@@ -1738,7 +1738,7 @@
               <w:rPr>
                 <w:rStyle w:val="IndexLink"/>
               </w:rPr>
-              <w:t>20</w:t>
+              <w:t>21</w:t>
             </w:r>
           </w:hyperlink>
         </w:p>
@@ -1751,7 +1751,7 @@
             </w:tabs>
             <w:rPr/>
           </w:pPr>
-          <w:hyperlink w:anchor="__RefHeading___Toc2487_3405417168">
+          <w:hyperlink w:anchor="__RefHeading___Toc2567_507691234">
             <w:r>
               <w:rPr>
                 <w:webHidden/>
@@ -1784,7 +1784,7 @@
               <w:rPr>
                 <w:rStyle w:val="IndexLink"/>
               </w:rPr>
-              <w:t>22</w:t>
+              <w:t>23</w:t>
             </w:r>
           </w:hyperlink>
         </w:p>
@@ -1797,7 +1797,7 @@
             </w:tabs>
             <w:rPr/>
           </w:pPr>
-          <w:hyperlink w:anchor="__RefHeading___Toc2489_3405417168">
+          <w:hyperlink w:anchor="__RefHeading___Toc2569_507691234">
             <w:r>
               <w:rPr>
                 <w:webHidden/>
@@ -1830,7 +1830,7 @@
               <w:rPr>
                 <w:rStyle w:val="IndexLink"/>
               </w:rPr>
-              <w:t>23</w:t>
+              <w:t>24</w:t>
             </w:r>
           </w:hyperlink>
         </w:p>
@@ -1843,7 +1843,7 @@
             </w:tabs>
             <w:rPr/>
           </w:pPr>
-          <w:hyperlink w:anchor="__RefHeading___Toc2491_3405417168">
+          <w:hyperlink w:anchor="__RefHeading___Toc2571_507691234">
             <w:r>
               <w:rPr>
                 <w:webHidden/>
@@ -1876,7 +1876,7 @@
               <w:rPr>
                 <w:rStyle w:val="IndexLink"/>
               </w:rPr>
-              <w:t>25</w:t>
+              <w:t>26</w:t>
             </w:r>
           </w:hyperlink>
         </w:p>
@@ -1889,7 +1889,7 @@
             </w:tabs>
             <w:rPr/>
           </w:pPr>
-          <w:hyperlink w:anchor="__RefHeading___Toc2493_3405417168">
+          <w:hyperlink w:anchor="__RefHeading___Toc2573_507691234">
             <w:r>
               <w:rPr>
                 <w:webHidden/>
@@ -1922,7 +1922,7 @@
               <w:rPr>
                 <w:rStyle w:val="IndexLink"/>
               </w:rPr>
-              <w:t>26</w:t>
+              <w:t>27</w:t>
             </w:r>
           </w:hyperlink>
         </w:p>
@@ -1935,7 +1935,7 @@
             </w:tabs>
             <w:rPr/>
           </w:pPr>
-          <w:hyperlink w:anchor="__RefHeading___Toc2495_3405417168">
+          <w:hyperlink w:anchor="__RefHeading___Toc2575_507691234">
             <w:r>
               <w:rPr>
                 <w:webHidden/>
@@ -1968,7 +1968,7 @@
               <w:rPr>
                 <w:rStyle w:val="IndexLink"/>
               </w:rPr>
-              <w:t>26</w:t>
+              <w:t>27</w:t>
             </w:r>
           </w:hyperlink>
         </w:p>
@@ -1981,7 +1981,7 @@
             </w:tabs>
             <w:rPr/>
           </w:pPr>
-          <w:hyperlink w:anchor="__RefHeading___Toc2497_3405417168">
+          <w:hyperlink w:anchor="__RefHeading___Toc2577_507691234">
             <w:r>
               <w:rPr>
                 <w:webHidden/>
@@ -2014,7 +2014,7 @@
               <w:rPr>
                 <w:rStyle w:val="IndexLink"/>
               </w:rPr>
-              <w:t>28</w:t>
+              <w:t>29</w:t>
             </w:r>
           </w:hyperlink>
         </w:p>
@@ -2027,7 +2027,7 @@
             </w:tabs>
             <w:rPr/>
           </w:pPr>
-          <w:hyperlink w:anchor="__RefHeading___Toc2499_3405417168">
+          <w:hyperlink w:anchor="__RefHeading___Toc2579_507691234">
             <w:r>
               <w:rPr>
                 <w:webHidden/>
@@ -2060,7 +2060,7 @@
               <w:rPr>
                 <w:rStyle w:val="IndexLink"/>
               </w:rPr>
-              <w:t>29</w:t>
+              <w:t>30</w:t>
             </w:r>
           </w:hyperlink>
         </w:p>
@@ -2073,7 +2073,7 @@
             </w:tabs>
             <w:rPr/>
           </w:pPr>
-          <w:hyperlink w:anchor="__RefHeading___Toc2501_3405417168">
+          <w:hyperlink w:anchor="__RefHeading___Toc2581_507691234">
             <w:r>
               <w:rPr>
                 <w:webHidden/>
@@ -2106,7 +2106,7 @@
               <w:rPr>
                 <w:rStyle w:val="IndexLink"/>
               </w:rPr>
-              <w:t>30</w:t>
+              <w:t>31</w:t>
             </w:r>
           </w:hyperlink>
         </w:p>
@@ -2119,7 +2119,7 @@
             </w:tabs>
             <w:rPr/>
           </w:pPr>
-          <w:hyperlink w:anchor="__RefHeading___Toc2503_3405417168">
+          <w:hyperlink w:anchor="__RefHeading___Toc2583_507691234">
             <w:r>
               <w:rPr>
                 <w:webHidden/>
@@ -2166,7 +2166,7 @@
               <w:rPr>
                 <w:rStyle w:val="IndexLink"/>
               </w:rPr>
-              <w:t>30</w:t>
+              <w:t>31</w:t>
             </w:r>
           </w:hyperlink>
         </w:p>
@@ -2179,7 +2179,7 @@
             </w:tabs>
             <w:rPr/>
           </w:pPr>
-          <w:hyperlink w:anchor="__RefHeading___Toc2505_3405417168">
+          <w:hyperlink w:anchor="__RefHeading___Toc2585_507691234">
             <w:r>
               <w:rPr>
                 <w:webHidden/>
@@ -2212,7 +2212,7 @@
               <w:rPr>
                 <w:rStyle w:val="IndexLink"/>
               </w:rPr>
-              <w:t>31</w:t>
+              <w:t>32</w:t>
             </w:r>
           </w:hyperlink>
         </w:p>
@@ -2225,7 +2225,7 @@
             </w:tabs>
             <w:rPr/>
           </w:pPr>
-          <w:hyperlink w:anchor="__RefHeading___Toc2507_3405417168">
+          <w:hyperlink w:anchor="__RefHeading___Toc2587_507691234">
             <w:r>
               <w:rPr>
                 <w:webHidden/>
@@ -2258,7 +2258,7 @@
               <w:rPr>
                 <w:rStyle w:val="IndexLink"/>
               </w:rPr>
-              <w:t>33</w:t>
+              <w:t>34</w:t>
             </w:r>
           </w:hyperlink>
         </w:p>
@@ -2271,7 +2271,7 @@
             </w:tabs>
             <w:rPr/>
           </w:pPr>
-          <w:hyperlink w:anchor="__RefHeading___Toc2509_3405417168">
+          <w:hyperlink w:anchor="__RefHeading___Toc2589_507691234">
             <w:r>
               <w:rPr>
                 <w:webHidden/>
@@ -2304,7 +2304,7 @@
               <w:rPr>
                 <w:rStyle w:val="IndexLink"/>
               </w:rPr>
-              <w:t>33</w:t>
+              <w:t>34</w:t>
             </w:r>
           </w:hyperlink>
         </w:p>
@@ -2317,7 +2317,7 @@
             </w:tabs>
             <w:rPr/>
           </w:pPr>
-          <w:hyperlink w:anchor="__RefHeading___Toc2511_3405417168">
+          <w:hyperlink w:anchor="__RefHeading___Toc2591_507691234">
             <w:r>
               <w:rPr>
                 <w:webHidden/>
@@ -2365,7 +2365,7 @@
               <w:rPr>
                 <w:rStyle w:val="IndexLink"/>
               </w:rPr>
-              <w:t>34</w:t>
+              <w:t>35</w:t>
             </w:r>
           </w:hyperlink>
         </w:p>
@@ -2378,7 +2378,7 @@
             </w:tabs>
             <w:rPr/>
           </w:pPr>
-          <w:hyperlink w:anchor="__RefHeading___Toc2513_3405417168">
+          <w:hyperlink w:anchor="__RefHeading___Toc2593_507691234">
             <w:r>
               <w:rPr>
                 <w:webHidden/>
@@ -2411,7 +2411,7 @@
               <w:rPr>
                 <w:rStyle w:val="IndexLink"/>
               </w:rPr>
-              <w:t>35</w:t>
+              <w:t>36</w:t>
             </w:r>
           </w:hyperlink>
         </w:p>
@@ -2424,7 +2424,7 @@
             </w:tabs>
             <w:rPr/>
           </w:pPr>
-          <w:hyperlink w:anchor="__RefHeading___Toc2515_3405417168">
+          <w:hyperlink w:anchor="__RefHeading___Toc2595_507691234">
             <w:r>
               <w:rPr>
                 <w:webHidden/>
@@ -2457,7 +2457,7 @@
               <w:rPr>
                 <w:rStyle w:val="IndexLink"/>
               </w:rPr>
-              <w:t>37</w:t>
+              <w:t>39</w:t>
             </w:r>
           </w:hyperlink>
           <w:r>
@@ -2475,7 +2475,7 @@
         <w:bidi w:val="1"/>
         <w:rPr/>
       </w:pPr>
-      <w:bookmarkStart w:id="0" w:name="__RefHeading___Toc2433_3405417168"/>
+      <w:bookmarkStart w:id="0" w:name="__RefHeading___Toc2513_507691234"/>
       <w:bookmarkStart w:id="1" w:name="مقدمة"/>
       <w:bookmarkEnd w:id="0"/>
       <w:r>
@@ -2501,7 +2501,7 @@
         <w:bidi w:val="1"/>
         <w:rPr/>
       </w:pPr>
-      <w:bookmarkStart w:id="2" w:name="__RefHeading___Toc2435_3405417168"/>
+      <w:bookmarkStart w:id="2" w:name="__RefHeading___Toc2515_507691234"/>
       <w:bookmarkStart w:id="3" w:name="ما-هذا-النظام"/>
       <w:bookmarkEnd w:id="2"/>
       <w:r>
@@ -2800,7 +2800,7 @@
         <w:bidi w:val="1"/>
         <w:rPr/>
       </w:pPr>
-      <w:bookmarkStart w:id="4" w:name="__RefHeading___Toc2437_3405417168"/>
+      <w:bookmarkStart w:id="4" w:name="__RefHeading___Toc2517_507691234"/>
       <w:bookmarkStart w:id="5" w:name="ما-الذي-يفعله-النظام-وما-الذي-لا-يفعله"/>
       <w:bookmarkEnd w:id="4"/>
       <w:r>
@@ -3522,7 +3522,7 @@
         <w:bidi w:val="1"/>
         <w:rPr/>
       </w:pPr>
-      <w:bookmarkStart w:id="6" w:name="__RefHeading___Toc2439_3405417168"/>
+      <w:bookmarkStart w:id="6" w:name="__RefHeading___Toc2519_507691234"/>
       <w:bookmarkStart w:id="7" w:name="لمن-هذا-الدليل"/>
       <w:bookmarkEnd w:id="6"/>
       <w:r>
@@ -3787,7 +3787,7 @@
         <w:bidi w:val="1"/>
         <w:rPr/>
       </w:pPr>
-      <w:bookmarkStart w:id="8" w:name="__RefHeading___Toc2441_3405417168"/>
+      <w:bookmarkStart w:id="8" w:name="__RefHeading___Toc2521_507691234"/>
       <w:bookmarkStart w:id="9" w:name="شريط-عرض-توضيحي-بلا-أمان-وصول"/>
       <w:bookmarkEnd w:id="8"/>
       <w:r>
@@ -4006,7 +4006,7 @@
         <w:bidi w:val="1"/>
         <w:rPr/>
       </w:pPr>
-      <w:bookmarkStart w:id="10" w:name="__RefHeading___Toc2443_3405417168"/>
+      <w:bookmarkStart w:id="10" w:name="__RefHeading___Toc2523_507691234"/>
       <w:bookmarkStart w:id="11" w:name="المتطلبات"/>
       <w:bookmarkEnd w:id="10"/>
       <w:r>
@@ -4521,7 +4521,7 @@
         <w:bidi w:val="1"/>
         <w:rPr/>
       </w:pPr>
-      <w:bookmarkStart w:id="14" w:name="__RefHeading___Toc2445_3405417168"/>
+      <w:bookmarkStart w:id="14" w:name="__RefHeading___Toc2525_507691234"/>
       <w:bookmarkStart w:id="15" w:name="البدء-السريع-لمشغل-النظام"/>
       <w:bookmarkEnd w:id="14"/>
       <w:r>
@@ -4590,7 +4590,7 @@
         <w:bidi w:val="1"/>
         <w:rPr/>
       </w:pPr>
-      <w:bookmarkStart w:id="16" w:name="__RefHeading___Toc2447_3405417168"/>
+      <w:bookmarkStart w:id="16" w:name="__RefHeading___Toc2527_507691234"/>
       <w:bookmarkStart w:id="17" w:name="الخطوات-الأساسية"/>
       <w:bookmarkEnd w:id="16"/>
       <w:r>
@@ -5377,7 +5377,7 @@
       </w:r>
       <w:r>
         <w:rPr/>
-        <w:t>36</w:t>
+        <w:t>22</w:t>
       </w:r>
       <w:r>
         <w:rPr>
@@ -5389,7 +5389,7 @@
         <w:rPr>
           <w:rtl w:val="true"/>
         </w:rPr>
-        <w:t xml:space="preserve">ثانية كاملة على جهاز العمل </w:t>
+        <w:t xml:space="preserve">ثانية كاملة </w:t>
       </w:r>
       <w:r>
         <w:rPr>
@@ -5405,7 +5405,7 @@
       </w:r>
       <w:r>
         <w:rPr/>
-        <w:t>20</w:t>
+        <w:t>13</w:t>
       </w:r>
       <w:r>
         <w:rPr>
@@ -5449,7 +5449,7 @@
       </w:r>
       <w:r>
         <w:rPr/>
-        <w:t>25</w:t>
+        <w:t>15</w:t>
       </w:r>
       <w:r>
         <w:rPr>
@@ -5461,7 +5461,67 @@
         <w:rPr>
           <w:rtl w:val="true"/>
         </w:rPr>
-        <w:t>ثانية</w:t>
+        <w:t xml:space="preserve">ثانية، في قياس </w:t>
+      </w:r>
+      <w:r>
+        <w:rPr/>
+        <w:t>2026</w:t>
+      </w:r>
+      <w:r>
+        <w:rPr>
+          <w:rtl w:val="true"/>
+        </w:rPr>
+        <w:t>-</w:t>
+      </w:r>
+      <w:r>
+        <w:rPr/>
+        <w:t>10</w:t>
+      </w:r>
+      <w:r>
+        <w:rPr>
+          <w:rtl w:val="true"/>
+        </w:rPr>
+        <w:t>-</w:t>
+      </w:r>
+      <w:r>
+        <w:rPr/>
+        <w:t>29</w:t>
+      </w:r>
+      <w:r>
+        <w:rPr>
+          <w:rtl w:val="true"/>
+        </w:rPr>
+        <w:t xml:space="preserve"> </w:t>
+      </w:r>
+      <w:r>
+        <w:rPr>
+          <w:rtl w:val="true"/>
+        </w:rPr>
+        <w:t xml:space="preserve">على آلة بأربع أنوية بعد الحساب المسبق للعناقيد </w:t>
+      </w:r>
+      <w:r>
+        <w:rPr>
+          <w:rtl w:val="true"/>
+        </w:rPr>
+        <w:t>(</w:t>
+      </w:r>
+      <w:r>
+        <w:rPr>
+          <w:rStyle w:val="VerbatimChar"/>
+        </w:rPr>
+        <w:t>‎results/serving_bench/warm.json‎</w:t>
+      </w:r>
+      <w:r>
+        <w:rPr>
+          <w:rtl w:val="true"/>
+        </w:rPr>
+        <w:t>)</w:t>
+      </w:r>
+      <w:r>
+        <w:rPr>
+          <w:rtl w:val="true"/>
+        </w:rPr>
+        <w:t>؛ وعلى نسخة نظيفة يطول</w:t>
       </w:r>
       <w:r>
         <w:rPr>
@@ -5535,13 +5595,41 @@
         <w:rPr>
           <w:rtl w:val="true"/>
         </w:rPr>
-        <w:t>ملي ثوانٍ</w:t>
-      </w:r>
-      <w:r>
-        <w:rPr>
-          <w:rtl w:val="true"/>
-        </w:rPr>
-        <w:t>.</w:t>
+        <w:t xml:space="preserve">ملي ثوانٍ </w:t>
+      </w:r>
+      <w:r>
+        <w:rPr>
+          <w:rtl w:val="true"/>
+        </w:rPr>
+        <w:t>(</w:t>
+      </w:r>
+      <w:r>
+        <w:rPr>
+          <w:rtl w:val="true"/>
+        </w:rPr>
+        <w:t xml:space="preserve">وسيط التوصيات </w:t>
+      </w:r>
+      <w:r>
+        <w:rPr/>
+        <w:t>9.9</w:t>
+      </w:r>
+      <w:r>
+        <w:rPr>
+          <w:rtl w:val="true"/>
+        </w:rPr>
+        <w:t xml:space="preserve"> </w:t>
+      </w:r>
+      <w:r>
+        <w:rPr>
+          <w:rtl w:val="true"/>
+        </w:rPr>
+        <w:t>ملي ثانية في الملف نفسه</w:t>
+      </w:r>
+      <w:r>
+        <w:rPr>
+          <w:rtl w:val="true"/>
+        </w:rPr>
+        <w:t>).</w:t>
       </w:r>
     </w:p>
     <w:p>
@@ -6094,7 +6182,7 @@
       <w:tblPr>
         <w:tblStyle w:val="Table"/>
         <w:bidiVisual w:val="true"/>
-        <w:tblW w:w="7920" w:type="dxa"/>
+        <w:tblW w:w="5000" w:type="pct"/>
         <w:jc w:val="center"/>
         <w:tblInd w:w="0" w:type="dxa"/>
         <w:tblLayout w:type="fixed"/>
@@ -6107,8 +6195,8 @@
         <w:tblLook w:val="0020" w:noHBand="0" w:noVBand="0" w:firstColumn="0" w:lastRow="0" w:lastColumn="0" w:firstRow="1"/>
       </w:tblPr>
       <w:tblGrid>
-        <w:gridCol w:w="3960"/>
-        <w:gridCol w:w="3959"/>
+        <w:gridCol w:w="4393"/>
+        <w:gridCol w:w="4394"/>
       </w:tblGrid>
       <w:tr>
         <w:trPr>
@@ -6116,7 +6204,7 @@
         </w:trPr>
         <w:tc>
           <w:tcPr>
-            <w:tcW w:w="3960" w:type="dxa"/>
+            <w:tcW w:w="4393" w:type="dxa"/>
             <w:tcBorders>
               <w:top w:val="single" w:sz="4" w:space="0" w:color="808080"/>
               <w:left w:val="single" w:sz="4" w:space="0" w:color="808080"/>
@@ -6152,7 +6240,7 @@
         </w:tc>
         <w:tc>
           <w:tcPr>
-            <w:tcW w:w="3959" w:type="dxa"/>
+            <w:tcW w:w="4394" w:type="dxa"/>
             <w:tcBorders>
               <w:top w:val="single" w:sz="4" w:space="0" w:color="808080"/>
               <w:left w:val="single" w:sz="4" w:space="0" w:color="808080"/>
@@ -6191,7 +6279,7 @@
         <w:trPr/>
         <w:tc>
           <w:tcPr>
-            <w:tcW w:w="3960" w:type="dxa"/>
+            <w:tcW w:w="4393" w:type="dxa"/>
             <w:tcBorders>
               <w:top w:val="single" w:sz="4" w:space="0" w:color="808080"/>
               <w:left w:val="single" w:sz="4" w:space="0" w:color="808080"/>
@@ -6231,7 +6319,7 @@
         </w:tc>
         <w:tc>
           <w:tcPr>
-            <w:tcW w:w="3959" w:type="dxa"/>
+            <w:tcW w:w="4394" w:type="dxa"/>
             <w:tcBorders>
               <w:top w:val="single" w:sz="4" w:space="0" w:color="808080"/>
               <w:left w:val="single" w:sz="4" w:space="0" w:color="808080"/>
@@ -6289,7 +6377,7 @@
         <w:trPr/>
         <w:tc>
           <w:tcPr>
-            <w:tcW w:w="3960" w:type="dxa"/>
+            <w:tcW w:w="4393" w:type="dxa"/>
             <w:tcBorders>
               <w:top w:val="single" w:sz="4" w:space="0" w:color="808080"/>
               <w:left w:val="single" w:sz="4" w:space="0" w:color="808080"/>
@@ -6329,7 +6417,7 @@
         </w:tc>
         <w:tc>
           <w:tcPr>
-            <w:tcW w:w="3959" w:type="dxa"/>
+            <w:tcW w:w="4394" w:type="dxa"/>
             <w:tcBorders>
               <w:top w:val="single" w:sz="4" w:space="0" w:color="808080"/>
               <w:left w:val="single" w:sz="4" w:space="0" w:color="808080"/>
@@ -6387,7 +6475,7 @@
         <w:trPr/>
         <w:tc>
           <w:tcPr>
-            <w:tcW w:w="3960" w:type="dxa"/>
+            <w:tcW w:w="4393" w:type="dxa"/>
             <w:tcBorders>
               <w:top w:val="single" w:sz="4" w:space="0" w:color="808080"/>
               <w:left w:val="single" w:sz="4" w:space="0" w:color="808080"/>
@@ -6427,7 +6515,7 @@
         </w:tc>
         <w:tc>
           <w:tcPr>
-            <w:tcW w:w="3959" w:type="dxa"/>
+            <w:tcW w:w="4394" w:type="dxa"/>
             <w:tcBorders>
               <w:top w:val="single" w:sz="4" w:space="0" w:color="808080"/>
               <w:left w:val="single" w:sz="4" w:space="0" w:color="808080"/>
@@ -6462,7 +6550,7 @@
         <w:trPr/>
         <w:tc>
           <w:tcPr>
-            <w:tcW w:w="3960" w:type="dxa"/>
+            <w:tcW w:w="4393" w:type="dxa"/>
             <w:tcBorders>
               <w:top w:val="single" w:sz="4" w:space="0" w:color="808080"/>
               <w:left w:val="single" w:sz="4" w:space="0" w:color="808080"/>
@@ -6502,7 +6590,7 @@
         </w:tc>
         <w:tc>
           <w:tcPr>
-            <w:tcW w:w="3959" w:type="dxa"/>
+            <w:tcW w:w="4394" w:type="dxa"/>
             <w:tcBorders>
               <w:top w:val="single" w:sz="4" w:space="0" w:color="808080"/>
               <w:left w:val="single" w:sz="4" w:space="0" w:color="808080"/>
@@ -6537,7 +6625,7 @@
         <w:trPr/>
         <w:tc>
           <w:tcPr>
-            <w:tcW w:w="3960" w:type="dxa"/>
+            <w:tcW w:w="4393" w:type="dxa"/>
             <w:tcBorders>
               <w:top w:val="single" w:sz="4" w:space="0" w:color="808080"/>
               <w:left w:val="single" w:sz="4" w:space="0" w:color="808080"/>
@@ -6571,13 +6659,13 @@
                 <w:kern w:val="0"/>
                 <w:lang w:val="en-US" w:eastAsia="en-US" w:bidi="ar-SA"/>
               </w:rPr>
-              <w:t>--log-level debug‎</w:t>
+              <w:t>--precompute-clusters‎</w:t>
             </w:r>
           </w:p>
         </w:tc>
         <w:tc>
           <w:tcPr>
-            <w:tcW w:w="3959" w:type="dxa"/>
+            <w:tcW w:w="4394" w:type="dxa"/>
             <w:tcBorders>
               <w:top w:val="single" w:sz="4" w:space="0" w:color="808080"/>
               <w:left w:val="single" w:sz="4" w:space="0" w:color="808080"/>
@@ -6603,6 +6691,113 @@
                 <w:rtl w:val="true"/>
                 <w:lang w:val="en-US" w:eastAsia="en-US" w:bidi="ar-SA"/>
               </w:rPr>
+              <w:t>بعد التسخين، يحسب في الخلفية اختيار العناقيد لكل أيام العرض المسخَّن ويحفظه، فيصير أول طلب في أي يوم منه بضع ثوانٍ</w:t>
+            </w:r>
+            <w:r>
+              <w:rPr>
+                <w:kern w:val="0"/>
+                <w:rtl w:val="true"/>
+                <w:lang w:val="en-US" w:eastAsia="en-US" w:bidi="ar-SA"/>
+              </w:rPr>
+              <w:t xml:space="preserve">. </w:t>
+            </w:r>
+            <w:r>
+              <w:rPr>
+                <w:kern w:val="0"/>
+                <w:rtl w:val="true"/>
+                <w:lang w:val="en-US" w:eastAsia="en-US" w:bidi="ar-SA"/>
+              </w:rPr>
+              <w:t xml:space="preserve">يكفي مرة واحدة، فالنتيجة تُحفظ في </w:t>
+            </w:r>
+            <w:r>
+              <w:rPr>
+                <w:rStyle w:val="VerbatimChar"/>
+                <w:kern w:val="0"/>
+                <w:lang w:val="en-US" w:eastAsia="en-US" w:bidi="ar-SA"/>
+              </w:rPr>
+              <w:t>‎</w:t>
+            </w:r>
+            <w:r>
+              <w:rPr>
+                <w:rStyle w:val="VerbatimChar"/>
+                <w:kern w:val="0"/>
+                <w:lang w:val="en-US" w:eastAsia="en-US" w:bidi="ar-SA"/>
+              </w:rPr>
+              <w:t>data/cache/serving_clusters‎</w:t>
+            </w:r>
+          </w:p>
+        </w:tc>
+      </w:tr>
+      <w:tr>
+        <w:trPr/>
+        <w:tc>
+          <w:tcPr>
+            <w:tcW w:w="4393" w:type="dxa"/>
+            <w:tcBorders>
+              <w:top w:val="single" w:sz="4" w:space="0" w:color="808080"/>
+              <w:left w:val="single" w:sz="4" w:space="0" w:color="808080"/>
+              <w:bottom w:val="single" w:sz="4" w:space="0" w:color="808080"/>
+              <w:right w:val="single" w:sz="4" w:space="0" w:color="808080"/>
+            </w:tcBorders>
+          </w:tcPr>
+          <w:p>
+            <w:pPr>
+              <w:pStyle w:val="Compact"/>
+              <w:widowControl/>
+              <w:bidi w:val="1"/>
+              <w:spacing w:before="36" w:after="36"/>
+              <w:jc w:val="left"/>
+              <w:rPr>
+                <w:kern w:val="0"/>
+                <w:lang w:val="en-US" w:eastAsia="en-US" w:bidi="ar-SA"/>
+              </w:rPr>
+            </w:pPr>
+            <w:r>
+              <w:rPr>
+                <w:rStyle w:val="VerbatimChar"/>
+                <w:kern w:val="0"/>
+                <w:lang w:val="en-US" w:eastAsia="en-US" w:bidi="ar-SA"/>
+              </w:rPr>
+              <w:t>‎</w:t>
+            </w:r>
+            <w:r>
+              <w:rPr>
+                <w:rStyle w:val="VerbatimChar"/>
+                <w:kern w:val="0"/>
+                <w:lang w:val="en-US" w:eastAsia="en-US" w:bidi="ar-SA"/>
+              </w:rPr>
+              <w:t>--log-level debug‎</w:t>
+            </w:r>
+          </w:p>
+        </w:tc>
+        <w:tc>
+          <w:tcPr>
+            <w:tcW w:w="4394" w:type="dxa"/>
+            <w:tcBorders>
+              <w:top w:val="single" w:sz="4" w:space="0" w:color="808080"/>
+              <w:left w:val="single" w:sz="4" w:space="0" w:color="808080"/>
+              <w:bottom w:val="single" w:sz="4" w:space="0" w:color="808080"/>
+              <w:right w:val="single" w:sz="4" w:space="0" w:color="808080"/>
+            </w:tcBorders>
+          </w:tcPr>
+          <w:p>
+            <w:pPr>
+              <w:pStyle w:val="Compact"/>
+              <w:widowControl/>
+              <w:bidi w:val="1"/>
+              <w:spacing w:before="36" w:after="36"/>
+              <w:jc w:val="left"/>
+              <w:rPr>
+                <w:kern w:val="0"/>
+                <w:lang w:val="en-US" w:eastAsia="en-US" w:bidi="ar-SA"/>
+              </w:rPr>
+            </w:pPr>
+            <w:r>
+              <w:rPr>
+                <w:kern w:val="0"/>
+                <w:rtl w:val="true"/>
+                <w:lang w:val="en-US" w:eastAsia="en-US" w:bidi="ar-SA"/>
+              </w:rPr>
               <w:t>مستوى السجل</w:t>
             </w:r>
           </w:p>
@@ -6727,7 +6922,7 @@
         <w:bidi w:val="1"/>
         <w:rPr/>
       </w:pPr>
-      <w:bookmarkStart w:id="18" w:name="__RefHeading___Toc2449_3405417168"/>
+      <w:bookmarkStart w:id="18" w:name="__RefHeading___Toc2529_507691234"/>
       <w:bookmarkStart w:id="19" w:name="وضع-المحاكاة-بلا-خادم"/>
       <w:bookmarkEnd w:id="18"/>
       <w:r>
@@ -7272,7 +7467,7 @@
         <w:bidi w:val="1"/>
         <w:rPr/>
       </w:pPr>
-      <w:bookmarkStart w:id="20" w:name="__RefHeading___Toc2451_3405417168"/>
+      <w:bookmarkStart w:id="20" w:name="__RefHeading___Toc2531_507691234"/>
       <w:bookmarkStart w:id="21" w:name="صور-الشاشة"/>
       <w:bookmarkEnd w:id="20"/>
       <w:r>
@@ -7453,7 +7648,7 @@
         <w:bidi w:val="1"/>
         <w:rPr/>
       </w:pPr>
-      <w:bookmarkStart w:id="22" w:name="__RefHeading___Toc2453_3405417168"/>
+      <w:bookmarkStart w:id="22" w:name="__RefHeading___Toc2533_507691234"/>
       <w:bookmarkStart w:id="23" w:name="استكشاف-الأخطاء-الشائعة"/>
       <w:bookmarkEnd w:id="22"/>
       <w:r>
@@ -8318,7 +8513,7 @@
                 <w:rtl w:val="true"/>
                 <w:lang w:val="en-US" w:eastAsia="en-US" w:bidi="ar-SA"/>
               </w:rPr>
-              <w:t xml:space="preserve">أول طلب بطيء </w:t>
+              <w:t xml:space="preserve">أول طلب ليوم جديد بطيء </w:t>
             </w:r>
             <w:r>
               <w:rPr>
@@ -8341,7 +8536,7 @@
                 <w:kern w:val="0"/>
                 <w:lang w:val="en-US" w:eastAsia="en-US" w:bidi="ar-SA"/>
               </w:rPr>
-              <w:t>10</w:t>
+              <w:t>15</w:t>
             </w:r>
             <w:r>
               <w:rPr>
@@ -8357,46 +8552,14 @@
                 <w:rtl w:val="true"/>
                 <w:lang w:val="en-US" w:eastAsia="en-US" w:bidi="ar-SA"/>
               </w:rPr>
-              <w:t>ثوانٍ</w:t>
-            </w:r>
-            <w:r>
-              <w:rPr>
-                <w:kern w:val="0"/>
-                <w:rtl w:val="true"/>
-                <w:lang w:val="en-US" w:eastAsia="en-US" w:bidi="ar-SA"/>
-              </w:rPr>
-              <w:t>)</w:t>
-            </w:r>
-            <w:r>
-              <w:rPr>
-                <w:kern w:val="0"/>
-                <w:rtl w:val="true"/>
-                <w:lang w:val="en-US" w:eastAsia="en-US" w:bidi="ar-SA"/>
-              </w:rPr>
-              <w:t xml:space="preserve">، وكذلك أول لوحة للمدرّس ليوم جديد </w:t>
-            </w:r>
-            <w:r>
-              <w:rPr>
-                <w:kern w:val="0"/>
-                <w:rtl w:val="true"/>
-                <w:lang w:val="en-US" w:eastAsia="en-US" w:bidi="ar-SA"/>
-              </w:rPr>
-              <w:t>(</w:t>
-            </w:r>
-            <w:r>
-              <w:rPr>
-                <w:kern w:val="0"/>
-                <w:rtl w:val="true"/>
-                <w:lang w:val="en-US" w:eastAsia="en-US" w:bidi="ar-SA"/>
-              </w:rPr>
-              <w:t xml:space="preserve">نحو </w:t>
-            </w:r>
-            <w:r>
-              <w:rPr>
-                <w:kern w:val="0"/>
-                <w:lang w:val="en-US" w:eastAsia="en-US" w:bidi="ar-SA"/>
-              </w:rPr>
-              <w:t>11</w:t>
+              <w:t xml:space="preserve">إلى </w:t>
+            </w:r>
+            <w:r>
+              <w:rPr>
+                <w:kern w:val="0"/>
+                <w:lang w:val="en-US" w:eastAsia="en-US" w:bidi="ar-SA"/>
+              </w:rPr>
+              <w:t>19</w:t>
             </w:r>
             <w:r>
               <w:rPr>
@@ -8452,7 +8615,7 @@
                 <w:rtl w:val="true"/>
                 <w:lang w:val="en-US" w:eastAsia="en-US" w:bidi="ar-SA"/>
               </w:rPr>
-              <w:t>الحساب البارد لليوم المطلوب</w:t>
+              <w:t>اختيار العناقيد عند ذلك اليوم لم يُحسب مسبقاً</w:t>
             </w:r>
           </w:p>
         </w:tc>
@@ -8484,7 +8647,7 @@
                 <w:rtl w:val="true"/>
                 <w:lang w:val="en-US" w:eastAsia="en-US" w:bidi="ar-SA"/>
               </w:rPr>
-              <w:t>شغّل الخادم بـ</w:t>
+              <w:t xml:space="preserve">شغّل مرة واحدة </w:t>
             </w:r>
             <w:r>
               <w:rPr>
@@ -8500,7 +8663,110 @@
                 <w:kern w:val="0"/>
                 <w:lang w:val="en-US" w:eastAsia="en-US" w:bidi="ar-SA"/>
               </w:rPr>
-              <w:t>--warm‎</w:t>
+              <w:t>python3 -m src.backend.precompute --presentation FFF_2013J --jobs 4‎</w:t>
+            </w:r>
+            <w:r>
+              <w:rPr>
+                <w:kern w:val="0"/>
+                <w:rtl w:val="true"/>
+                <w:lang w:val="en-US" w:eastAsia="en-US" w:bidi="ar-SA"/>
+              </w:rPr>
+              <w:t xml:space="preserve"> (</w:t>
+            </w:r>
+            <w:r>
+              <w:rPr>
+                <w:kern w:val="0"/>
+                <w:rtl w:val="true"/>
+                <w:lang w:val="en-US" w:eastAsia="en-US" w:bidi="ar-SA"/>
+              </w:rPr>
+              <w:t xml:space="preserve">نحو </w:t>
+            </w:r>
+            <w:r>
+              <w:rPr>
+                <w:kern w:val="0"/>
+                <w:lang w:val="en-US" w:eastAsia="en-US" w:bidi="ar-SA"/>
+              </w:rPr>
+              <w:t>19</w:t>
+            </w:r>
+            <w:r>
+              <w:rPr>
+                <w:kern w:val="0"/>
+                <w:rtl w:val="true"/>
+                <w:lang w:val="en-US" w:eastAsia="en-US" w:bidi="ar-SA"/>
+              </w:rPr>
+              <w:t xml:space="preserve"> </w:t>
+            </w:r>
+            <w:r>
+              <w:rPr>
+                <w:kern w:val="0"/>
+                <w:rtl w:val="true"/>
+                <w:lang w:val="en-US" w:eastAsia="en-US" w:bidi="ar-SA"/>
+              </w:rPr>
+              <w:t>دقيقة للعرض، و</w:t>
+            </w:r>
+            <w:r>
+              <w:rPr>
+                <w:rStyle w:val="VerbatimChar"/>
+                <w:kern w:val="0"/>
+                <w:lang w:val="en-US" w:eastAsia="en-US" w:bidi="ar-SA"/>
+              </w:rPr>
+              <w:t>‎</w:t>
+            </w:r>
+            <w:r>
+              <w:rPr>
+                <w:rStyle w:val="VerbatimChar"/>
+                <w:kern w:val="0"/>
+                <w:lang w:val="en-US" w:eastAsia="en-US" w:bidi="ar-SA"/>
+              </w:rPr>
+              <w:t>--all‎</w:t>
+            </w:r>
+            <w:r>
+              <w:rPr>
+                <w:kern w:val="0"/>
+                <w:rtl w:val="true"/>
+                <w:lang w:val="en-US" w:eastAsia="en-US" w:bidi="ar-SA"/>
+              </w:rPr>
+              <w:t xml:space="preserve"> </w:t>
+            </w:r>
+            <w:r>
+              <w:rPr>
+                <w:kern w:val="0"/>
+                <w:rtl w:val="true"/>
+                <w:lang w:val="en-US" w:eastAsia="en-US" w:bidi="ar-SA"/>
+              </w:rPr>
+              <w:t>للعروض التسعة</w:t>
+            </w:r>
+            <w:r>
+              <w:rPr>
+                <w:kern w:val="0"/>
+                <w:rtl w:val="true"/>
+                <w:lang w:val="en-US" w:eastAsia="en-US" w:bidi="ar-SA"/>
+              </w:rPr>
+              <w:t>)</w:t>
+            </w:r>
+            <w:r>
+              <w:rPr>
+                <w:kern w:val="0"/>
+                <w:rtl w:val="true"/>
+                <w:lang w:val="en-US" w:eastAsia="en-US" w:bidi="ar-SA"/>
+              </w:rPr>
+              <w:t>، أو الخادم بـ</w:t>
+            </w:r>
+            <w:r>
+              <w:rPr>
+                <w:rStyle w:val="VerbatimChar"/>
+                <w:kern w:val="0"/>
+                <w:lang w:val="en-US" w:eastAsia="en-US" w:bidi="ar-SA"/>
+              </w:rPr>
+              <w:t>‎</w:t>
+            </w:r>
+            <w:r>
+              <w:rPr>
+                <w:rStyle w:val="VerbatimChar"/>
+                <w:kern w:val="0"/>
+                <w:lang w:val="en-US" w:eastAsia="en-US" w:bidi="ar-SA"/>
+              </w:rPr>
+              <w:t>--precompute-clusters‎</w:t>
             </w:r>
             <w:r>
               <w:rPr>
@@ -8516,7 +8782,184 @@
                 <w:rtl w:val="true"/>
                 <w:lang w:val="en-US" w:eastAsia="en-US" w:bidi="ar-SA"/>
               </w:rPr>
-              <w:t>اليوم الجديد غير المُسخَّن يبقى بطيئاً في أول طلب، ثم يُحفظ في الذاكرة</w:t>
+              <w:t xml:space="preserve">بعده يستغرق أول طلب توصية في يوم بارد بين </w:t>
+            </w:r>
+            <w:r>
+              <w:rPr>
+                <w:kern w:val="0"/>
+                <w:lang w:val="en-US" w:eastAsia="en-US" w:bidi="ar-SA"/>
+              </w:rPr>
+              <w:t>1.6</w:t>
+            </w:r>
+            <w:r>
+              <w:rPr>
+                <w:kern w:val="0"/>
+                <w:rtl w:val="true"/>
+                <w:lang w:val="en-US" w:eastAsia="en-US" w:bidi="ar-SA"/>
+              </w:rPr>
+              <w:t xml:space="preserve"> </w:t>
+            </w:r>
+            <w:r>
+              <w:rPr>
+                <w:kern w:val="0"/>
+                <w:rtl w:val="true"/>
+                <w:lang w:val="en-US" w:eastAsia="en-US" w:bidi="ar-SA"/>
+              </w:rPr>
+              <w:t>و</w:t>
+            </w:r>
+            <w:r>
+              <w:rPr>
+                <w:kern w:val="0"/>
+                <w:lang w:val="en-US" w:eastAsia="en-US" w:bidi="ar-SA"/>
+              </w:rPr>
+              <w:t>3.8</w:t>
+            </w:r>
+            <w:r>
+              <w:rPr>
+                <w:kern w:val="0"/>
+                <w:rtl w:val="true"/>
+                <w:lang w:val="en-US" w:eastAsia="en-US" w:bidi="ar-SA"/>
+              </w:rPr>
+              <w:t xml:space="preserve"> </w:t>
+            </w:r>
+            <w:r>
+              <w:rPr>
+                <w:kern w:val="0"/>
+                <w:rtl w:val="true"/>
+                <w:lang w:val="en-US" w:eastAsia="en-US" w:bidi="ar-SA"/>
+              </w:rPr>
+              <w:t xml:space="preserve">ثانية، وأول لوحة للمدرّس بين </w:t>
+            </w:r>
+            <w:r>
+              <w:rPr>
+                <w:kern w:val="0"/>
+                <w:lang w:val="en-US" w:eastAsia="en-US" w:bidi="ar-SA"/>
+              </w:rPr>
+              <w:t>3.1</w:t>
+            </w:r>
+            <w:r>
+              <w:rPr>
+                <w:kern w:val="0"/>
+                <w:rtl w:val="true"/>
+                <w:lang w:val="en-US" w:eastAsia="en-US" w:bidi="ar-SA"/>
+              </w:rPr>
+              <w:t xml:space="preserve"> </w:t>
+            </w:r>
+            <w:r>
+              <w:rPr>
+                <w:kern w:val="0"/>
+                <w:rtl w:val="true"/>
+                <w:lang w:val="en-US" w:eastAsia="en-US" w:bidi="ar-SA"/>
+              </w:rPr>
+              <w:t>و</w:t>
+            </w:r>
+            <w:r>
+              <w:rPr>
+                <w:kern w:val="0"/>
+                <w:lang w:val="en-US" w:eastAsia="en-US" w:bidi="ar-SA"/>
+              </w:rPr>
+              <w:t>5.1</w:t>
+            </w:r>
+            <w:r>
+              <w:rPr>
+                <w:kern w:val="0"/>
+                <w:rtl w:val="true"/>
+                <w:lang w:val="en-US" w:eastAsia="en-US" w:bidi="ar-SA"/>
+              </w:rPr>
+              <w:t xml:space="preserve"> </w:t>
+            </w:r>
+            <w:r>
+              <w:rPr>
+                <w:kern w:val="0"/>
+                <w:rtl w:val="true"/>
+                <w:lang w:val="en-US" w:eastAsia="en-US" w:bidi="ar-SA"/>
+              </w:rPr>
+              <w:t xml:space="preserve">ثانية </w:t>
+            </w:r>
+            <w:r>
+              <w:rPr>
+                <w:kern w:val="0"/>
+                <w:rtl w:val="true"/>
+                <w:lang w:val="en-US" w:eastAsia="en-US" w:bidi="ar-SA"/>
+              </w:rPr>
+              <w:t>(</w:t>
+            </w:r>
+            <w:r>
+              <w:rPr>
+                <w:kern w:val="0"/>
+                <w:rtl w:val="true"/>
+                <w:lang w:val="en-US" w:eastAsia="en-US" w:bidi="ar-SA"/>
+              </w:rPr>
+              <w:t xml:space="preserve">قياس </w:t>
+            </w:r>
+            <w:r>
+              <w:rPr>
+                <w:kern w:val="0"/>
+                <w:lang w:val="en-US" w:eastAsia="en-US" w:bidi="ar-SA"/>
+              </w:rPr>
+              <w:t>2026</w:t>
+            </w:r>
+            <w:r>
+              <w:rPr>
+                <w:kern w:val="0"/>
+                <w:rtl w:val="true"/>
+                <w:lang w:val="en-US" w:eastAsia="en-US" w:bidi="ar-SA"/>
+              </w:rPr>
+              <w:t>-</w:t>
+            </w:r>
+            <w:r>
+              <w:rPr>
+                <w:kern w:val="0"/>
+                <w:lang w:val="en-US" w:eastAsia="en-US" w:bidi="ar-SA"/>
+              </w:rPr>
+              <w:t>10</w:t>
+            </w:r>
+            <w:r>
+              <w:rPr>
+                <w:kern w:val="0"/>
+                <w:rtl w:val="true"/>
+                <w:lang w:val="en-US" w:eastAsia="en-US" w:bidi="ar-SA"/>
+              </w:rPr>
+              <w:t>-</w:t>
+            </w:r>
+            <w:r>
+              <w:rPr>
+                <w:kern w:val="0"/>
+                <w:lang w:val="en-US" w:eastAsia="en-US" w:bidi="ar-SA"/>
+              </w:rPr>
+              <w:t>29</w:t>
+            </w:r>
+            <w:r>
+              <w:rPr>
+                <w:kern w:val="0"/>
+                <w:rtl w:val="true"/>
+                <w:lang w:val="en-US" w:eastAsia="en-US" w:bidi="ar-SA"/>
+              </w:rPr>
+              <w:t xml:space="preserve">، </w:t>
+            </w:r>
+            <w:r>
+              <w:rPr>
+                <w:rStyle w:val="VerbatimChar"/>
+                <w:kern w:val="0"/>
+                <w:lang w:val="en-US" w:eastAsia="en-US" w:bidi="ar-SA"/>
+              </w:rPr>
+              <w:t>‎</w:t>
+            </w:r>
+            <w:r>
+              <w:rPr>
+                <w:rStyle w:val="VerbatimChar"/>
+                <w:kern w:val="0"/>
+                <w:lang w:val="en-US" w:eastAsia="en-US" w:bidi="ar-SA"/>
+              </w:rPr>
+              <w:t>results/serving_bench/‎</w:t>
+            </w:r>
+            <w:r>
+              <w:rPr>
+                <w:kern w:val="0"/>
+                <w:rtl w:val="true"/>
+                <w:lang w:val="en-US" w:eastAsia="en-US" w:bidi="ar-SA"/>
+              </w:rPr>
+              <w:t>)</w:t>
             </w:r>
           </w:p>
         </w:tc>
@@ -8987,7 +9430,7 @@
         <w:bidi w:val="1"/>
         <w:rPr/>
       </w:pPr>
-      <w:bookmarkStart w:id="26" w:name="__RefHeading___Toc2455_3405417168"/>
+      <w:bookmarkStart w:id="26" w:name="__RefHeading___Toc2535_507691234"/>
       <w:bookmarkStart w:id="27" w:name="دليل-المتعلم"/>
       <w:bookmarkEnd w:id="26"/>
       <w:r>
@@ -9065,7 +9508,7 @@
         <w:bidi w:val="1"/>
         <w:rPr/>
       </w:pPr>
-      <w:bookmarkStart w:id="28" w:name="__RefHeading___Toc2457_3405417168"/>
+      <w:bookmarkStart w:id="28" w:name="__RefHeading___Toc2537_507691234"/>
       <w:bookmarkStart w:id="29" w:name="الصفحة-الرئيسية"/>
       <w:bookmarkEnd w:id="28"/>
       <w:r>
@@ -9938,7 +10381,7 @@
         <w:bidi w:val="1"/>
         <w:rPr/>
       </w:pPr>
-      <w:bookmarkStart w:id="30" w:name="__RefHeading___Toc2459_3405417168"/>
+      <w:bookmarkStart w:id="30" w:name="__RefHeading___Toc2539_507691234"/>
       <w:bookmarkStart w:id="31" w:name="شريط-الأيام-ومعنى-العلامات"/>
       <w:bookmarkEnd w:id="30"/>
       <w:r>
@@ -11560,7 +12003,7 @@
         <w:bidi w:val="1"/>
         <w:rPr/>
       </w:pPr>
-      <w:bookmarkStart w:id="32" w:name="__RefHeading___Toc2461_3405417168"/>
+      <w:bookmarkStart w:id="32" w:name="__RefHeading___Toc2541_507691234"/>
       <w:bookmarkStart w:id="33" w:name="شريط-السياق"/>
       <w:bookmarkEnd w:id="32"/>
       <w:r>
@@ -12038,7 +12481,7 @@
         <w:bidi w:val="1"/>
         <w:rPr/>
       </w:pPr>
-      <w:bookmarkStart w:id="34" w:name="__RefHeading___Toc2463_3405417168"/>
+      <w:bookmarkStart w:id="34" w:name="__RefHeading___Toc2543_507691234"/>
       <w:bookmarkStart w:id="35" w:name="قراءة-بطاقة-التوصية"/>
       <w:bookmarkEnd w:id="34"/>
       <w:r>
@@ -12908,7 +13351,7 @@
         <w:bidi w:val="1"/>
         <w:rPr/>
       </w:pPr>
-      <w:bookmarkStart w:id="36" w:name="__RefHeading___Toc2465_3405417168"/>
+      <w:bookmarkStart w:id="36" w:name="__RefHeading___Toc2545_507691234"/>
       <w:bookmarkStart w:id="37" w:name="نافذة-لماذا"/>
       <w:bookmarkEnd w:id="36"/>
       <w:r>
@@ -13322,7 +13765,7 @@
         <w:rPr>
           <w:rtl w:val="true"/>
         </w:rPr>
-        <w:t xml:space="preserve">سطر يذكر ما استند إليه المكوّن، مثلاً أن المورد استخدمه عدد من المتعلمين في آخر </w:t>
+        <w:t xml:space="preserve">سطر يذكر ما استند إليه المكوّن، مثلاً أن المورد استخدمه عدد من المتعلمين بنمط مشابه لنمطك في آخر </w:t>
       </w:r>
       <w:r>
         <w:rPr/>
@@ -13338,7 +13781,7 @@
         <w:rPr>
           <w:rtl w:val="true"/>
         </w:rPr>
-        <w:t>أيام، أو أن مورداً سابقاً في تاريخ المتعلم قريب منه</w:t>
+        <w:t>أيام، أو آخر مورد زاره المتعلم في يومه النشط الأخير، وهو ما قورن بسلال الزملاء الحديثة</w:t>
       </w:r>
       <w:r>
         <w:rPr>
@@ -13396,7 +13839,7 @@
         <w:rPr>
           <w:rtl w:val="true"/>
         </w:rPr>
-        <w:t>يتبع غالباً ما زرتُه مؤخراً</w:t>
+        <w:t>زاره مؤخراً زملاء زاروا ما زرتَه</w:t>
       </w:r>
       <w:r>
         <w:rPr>
@@ -13577,7 +14020,7 @@
         <w:bidi w:val="1"/>
         <w:rPr/>
       </w:pPr>
-      <w:bookmarkStart w:id="38" w:name="__RefHeading___Toc2467_3405417168"/>
+      <w:bookmarkStart w:id="38" w:name="__RefHeading___Toc2547_507691234"/>
       <w:bookmarkStart w:id="39" w:name="شارة-تاريخ-النموذج"/>
       <w:bookmarkEnd w:id="38"/>
       <w:r>
@@ -13640,7 +14083,7 @@
         <w:rPr>
           <w:rtl w:val="true"/>
         </w:rPr>
-        <w:t xml:space="preserve"> من قطع النموذج استُعملت معاملاته الثقيلة</w:t>
+        <w:t xml:space="preserve"> من قطع النموذج أُخذت منه أوزان المكوّنات وإعداداتها</w:t>
       </w:r>
       <w:r>
         <w:rPr>
@@ -13813,7 +14256,17 @@
         <w:rPr>
           <w:rtl w:val="true"/>
         </w:rPr>
-        <w:t xml:space="preserve">هذا يعني أن معاملات المكوّنات الثقيلة </w:t>
+        <w:t xml:space="preserve">هذا يعني أن أوزان المكوّنين وإعداداتهما مأخوذة من القطع </w:t>
+      </w:r>
+      <w:r>
+        <w:rPr/>
+        <w:t>70</w:t>
+      </w:r>
+      <w:r>
+        <w:rPr>
+          <w:rtl w:val="true"/>
+        </w:rPr>
+        <w:t xml:space="preserve">، والتركيبة المجمَّدة بلا مكوّن ثقيل </w:t>
       </w:r>
       <w:r>
         <w:rPr>
@@ -13822,6 +14275,12 @@
         <w:t>(</w:t>
       </w:r>
       <w:r>
+        <w:rPr>
+          <w:rtl w:val="true"/>
+        </w:rPr>
+        <w:t xml:space="preserve">مثل </w:t>
+      </w:r>
+      <w:r>
         <w:rPr/>
         <w:t>WRMF</w:t>
       </w:r>
@@ -13835,7 +14294,7 @@
         <w:rPr>
           <w:rtl w:val="true"/>
         </w:rPr>
-        <w:t>و</w:t>
+        <w:t xml:space="preserve">أو </w:t>
       </w:r>
       <w:r>
         <w:rPr/>
@@ -13845,23 +14304,13 @@
         <w:rPr>
           <w:rtl w:val="true"/>
         </w:rPr>
-        <w:t xml:space="preserve">) </w:t>
-      </w:r>
-      <w:r>
-        <w:rPr>
-          <w:rtl w:val="true"/>
-        </w:rPr>
-        <w:t xml:space="preserve">مأخوذة من تدريب اليوم </w:t>
-      </w:r>
-      <w:r>
-        <w:rPr/>
-        <w:t>70</w:t>
-      </w:r>
-      <w:r>
-        <w:rPr>
-          <w:rtl w:val="true"/>
-        </w:rPr>
-        <w:t xml:space="preserve">، لكن </w:t>
+        <w:t xml:space="preserve">). </w:t>
+      </w:r>
+      <w:r>
+        <w:rPr>
+          <w:rtl w:val="true"/>
+        </w:rPr>
+        <w:t xml:space="preserve">لكن </w:t>
       </w:r>
       <w:r>
         <w:rPr>
@@ -13970,7 +14419,7 @@
         <w:bidi w:val="1"/>
         <w:rPr/>
       </w:pPr>
-      <w:bookmarkStart w:id="40" w:name="__RefHeading___Toc2469_3405417168"/>
+      <w:bookmarkStart w:id="40" w:name="__RefHeading___Toc2549_507691234"/>
       <w:bookmarkStart w:id="41" w:name="حالة-قبل-أول-قطع"/>
       <w:bookmarkEnd w:id="40"/>
       <w:r>
@@ -14234,7 +14683,7 @@
         <w:bidi w:val="1"/>
         <w:rPr/>
       </w:pPr>
-      <w:bookmarkStart w:id="42" w:name="__RefHeading___Toc2471_3405417168"/>
+      <w:bookmarkStart w:id="42" w:name="__RefHeading___Toc2551_507691234"/>
       <w:bookmarkStart w:id="43" w:name="حالة-بلا-نشاط-سابق"/>
       <w:bookmarkEnd w:id="42"/>
       <w:r>
@@ -14344,7 +14793,7 @@
         <w:bidi w:val="1"/>
         <w:rPr/>
       </w:pPr>
-      <w:bookmarkStart w:id="44" w:name="__RefHeading___Toc2473_3405417168"/>
+      <w:bookmarkStart w:id="44" w:name="__RefHeading___Toc2553_507691234"/>
       <w:bookmarkStart w:id="45" w:name="نشاطي-في-آخر-28-يوما"/>
       <w:bookmarkEnd w:id="44"/>
       <w:r>
@@ -14685,7 +15134,7 @@
         <w:bidi w:val="1"/>
         <w:rPr/>
       </w:pPr>
-      <w:bookmarkStart w:id="46" w:name="__RefHeading___Toc2475_3405417168"/>
+      <w:bookmarkStart w:id="46" w:name="__RefHeading___Toc2555_507691234"/>
       <w:bookmarkStart w:id="47" w:name="ما-لا-تعرضه-صفحة-المتعلم"/>
       <w:bookmarkEnd w:id="46"/>
       <w:r>
@@ -14893,7 +15342,7 @@
         <w:bidi w:val="1"/>
         <w:rPr/>
       </w:pPr>
-      <w:bookmarkStart w:id="48" w:name="__RefHeading___Toc2477_3405417168"/>
+      <w:bookmarkStart w:id="48" w:name="__RefHeading___Toc2557_507691234"/>
       <w:bookmarkStart w:id="49" w:name="حالة-منسحب"/>
       <w:bookmarkEnd w:id="48"/>
       <w:r>
@@ -15124,7 +15573,7 @@
         <w:bidi w:val="1"/>
         <w:rPr/>
       </w:pPr>
-      <w:bookmarkStart w:id="52" w:name="__RefHeading___Toc2479_3405417168"/>
+      <w:bookmarkStart w:id="52" w:name="__RefHeading___Toc2559_507691234"/>
       <w:bookmarkStart w:id="53" w:name="دليل-المدرس-أو-المشرف"/>
       <w:bookmarkEnd w:id="52"/>
       <w:r>
@@ -15185,7 +15634,7 @@
         <w:bidi w:val="1"/>
         <w:rPr/>
       </w:pPr>
-      <w:bookmarkStart w:id="54" w:name="__RefHeading___Toc2481_3405417168"/>
+      <w:bookmarkStart w:id="54" w:name="__RefHeading___Toc2561_507691234"/>
       <w:bookmarkStart w:id="55" w:name="تنبيه-قبل-البدء"/>
       <w:bookmarkEnd w:id="54"/>
       <w:r>
@@ -15465,7 +15914,7 @@
         <w:bidi w:val="1"/>
         <w:rPr/>
       </w:pPr>
-      <w:bookmarkStart w:id="56" w:name="__RefHeading___Toc2483_3405417168"/>
+      <w:bookmarkStart w:id="56" w:name="__RefHeading___Toc2563_507691234"/>
       <w:bookmarkStart w:id="57" w:name="تبدأ-اللوحة-من-اليوم-56"/>
       <w:bookmarkEnd w:id="56"/>
       <w:r>
@@ -15553,7 +16002,7 @@
         <w:bidi w:val="1"/>
         <w:rPr/>
       </w:pPr>
-      <w:bookmarkStart w:id="58" w:name="__RefHeading___Toc2485_3405417168"/>
+      <w:bookmarkStart w:id="58" w:name="__RefHeading___Toc2565_507691234"/>
       <w:bookmarkStart w:id="59" w:name="لوحة-المؤشرات"/>
       <w:bookmarkEnd w:id="58"/>
       <w:r>
@@ -16834,7 +17283,7 @@
         <w:bidi w:val="1"/>
         <w:rPr/>
       </w:pPr>
-      <w:bookmarkStart w:id="60" w:name="__RefHeading___Toc2487_3405417168"/>
+      <w:bookmarkStart w:id="60" w:name="__RefHeading___Toc2567_507691234"/>
       <w:bookmarkStart w:id="61" w:name="العناقيد-السلوكية"/>
       <w:bookmarkEnd w:id="60"/>
       <w:r>
@@ -18128,7 +18577,7 @@
         <w:bidi w:val="1"/>
         <w:rPr/>
       </w:pPr>
-      <w:bookmarkStart w:id="62" w:name="__RefHeading___Toc2489_3405417168"/>
+      <w:bookmarkStart w:id="62" w:name="__RefHeading___Toc2569_507691234"/>
       <w:bookmarkStart w:id="63" w:name="توزيع-درجة-الخطر-النسبية"/>
       <w:bookmarkEnd w:id="62"/>
       <w:r>
@@ -19030,7 +19479,7 @@
         <w:bidi w:val="1"/>
         <w:rPr/>
       </w:pPr>
-      <w:bookmarkStart w:id="64" w:name="__RefHeading___Toc2491_3405417168"/>
+      <w:bookmarkStart w:id="64" w:name="__RefHeading___Toc2571_507691234"/>
       <w:bookmarkStart w:id="65" w:name="ملامح-السلوك"/>
       <w:bookmarkEnd w:id="64"/>
       <w:r>
@@ -19557,7 +20006,7 @@
         <w:bidi w:val="1"/>
         <w:rPr/>
       </w:pPr>
-      <w:bookmarkStart w:id="66" w:name="__RefHeading___Toc2493_3405417168"/>
+      <w:bookmarkStart w:id="66" w:name="__RefHeading___Toc2573_507691234"/>
       <w:bookmarkStart w:id="67" w:name="تغطية-التوصيات"/>
       <w:bookmarkEnd w:id="66"/>
       <w:r>
@@ -19763,7 +20212,7 @@
         <w:bidi w:val="1"/>
         <w:rPr/>
       </w:pPr>
-      <w:bookmarkStart w:id="68" w:name="__RefHeading___Toc2495_3405417168"/>
+      <w:bookmarkStart w:id="68" w:name="__RefHeading___Toc2575_507691234"/>
       <w:bookmarkStart w:id="69" w:name="جدول-المتعلمين"/>
       <w:bookmarkEnd w:id="68"/>
       <w:r>
@@ -20361,7 +20810,7 @@
                 <w:rtl w:val="true"/>
                 <w:lang w:val="en-US" w:eastAsia="en-US" w:bidi="ar-SA"/>
               </w:rPr>
-              <w:t>درجة الخطر</w:t>
+              <w:t>درجة الخطر النسبية</w:t>
             </w:r>
           </w:p>
         </w:tc>
@@ -20418,6 +20867,14 @@
                 <w:lang w:val="en-US" w:eastAsia="en-US" w:bidi="ar-SA"/>
               </w:rPr>
               <w:t>)</w:t>
+            </w:r>
+            <w:r>
+              <w:rPr>
+                <w:kern w:val="0"/>
+                <w:rtl w:val="true"/>
+                <w:lang w:val="en-US" w:eastAsia="en-US" w:bidi="ar-SA"/>
+              </w:rPr>
+              <w:t>؛ للترتيب وحده، وليست احتمالاً</w:t>
             </w:r>
           </w:p>
         </w:tc>
@@ -20523,7 +20980,7 @@
         <w:rPr>
           <w:rtl w:val="true"/>
         </w:rPr>
-        <w:t>قائمة المتعلمين مع درجة الخطر وأهم عامل لكل متعلم، ويمكن ترتيبها بأي عمود</w:t>
+        <w:t>قائمة المتعلمين مع درجة الخطر النسبية وأهم عامل لكل متعلم، ويمكن ترتيبها بأي عمود</w:t>
       </w:r>
       <w:r>
         <w:rPr>
@@ -20736,7 +21193,105 @@
         <w:rPr>
           <w:rtl w:val="true"/>
         </w:rPr>
-        <w:t>التسجيل، والعنقود، والأيام النشطة، وآخر وصول، والالتزام، ودرجة الخطر</w:t>
+        <w:t>التسجيل، والعنقود، والأيام النشطة، وآخر وصول، والالتزام، ودرجة الخطر النسبية</w:t>
+      </w:r>
+      <w:r>
+        <w:rPr>
+          <w:rtl w:val="true"/>
+        </w:rPr>
+        <w:t>.</w:t>
+      </w:r>
+    </w:p>
+    <w:p>
+      <w:pPr>
+        <w:pStyle w:val="Normal"/>
+        <w:bidi w:val="1"/>
+        <w:rPr/>
+      </w:pPr>
+      <w:r>
+        <w:rPr>
+          <w:b/>
+          <w:b/>
+          <w:bCs/>
+          <w:rtl w:val="true"/>
+        </w:rPr>
+        <w:t>الوصول إلى الجدول بلوحة المفاتيح</w:t>
+      </w:r>
+      <w:r>
+        <w:rPr>
+          <w:b/>
+          <w:bCs/>
+          <w:rtl w:val="true"/>
+        </w:rPr>
+        <w:t>:</w:t>
+      </w:r>
+      <w:r>
+        <w:rPr>
+          <w:rtl w:val="true"/>
+        </w:rPr>
+        <w:t xml:space="preserve"> </w:t>
+      </w:r>
+      <w:r>
+        <w:rPr>
+          <w:rtl w:val="true"/>
+        </w:rPr>
+        <w:t xml:space="preserve">اضغط </w:t>
+      </w:r>
+      <w:r>
+        <w:rPr/>
+        <w:t>Tab</w:t>
+      </w:r>
+      <w:r>
+        <w:rPr>
+          <w:rtl w:val="true"/>
+        </w:rPr>
+        <w:t xml:space="preserve"> </w:t>
+      </w:r>
+      <w:r>
+        <w:rPr>
+          <w:rtl w:val="true"/>
+        </w:rPr>
+        <w:t xml:space="preserve">مرتين من أول الصفحة فيظهر رابط </w:t>
+      </w:r>
+      <w:r>
+        <w:rPr>
+          <w:rtl w:val="true"/>
+        </w:rPr>
+        <w:t>«</w:t>
+      </w:r>
+      <w:r>
+        <w:rPr>
+          <w:rtl w:val="true"/>
+        </w:rPr>
+        <w:t>تخطَّ إلى جدول المتعلمين</w:t>
+      </w:r>
+      <w:r>
+        <w:rPr>
+          <w:rtl w:val="true"/>
+        </w:rPr>
+        <w:t>»</w:t>
+      </w:r>
+      <w:r>
+        <w:rPr>
+          <w:rtl w:val="true"/>
+        </w:rPr>
+        <w:t xml:space="preserve">، ثم </w:t>
+      </w:r>
+      <w:r>
+        <w:rPr/>
+        <w:t>Enter</w:t>
+      </w:r>
+      <w:r>
+        <w:rPr>
+          <w:rtl w:val="true"/>
+        </w:rPr>
+        <w:t xml:space="preserve">. </w:t>
+      </w:r>
+      <w:r>
+        <w:rPr>
+          <w:rtl w:val="true"/>
+        </w:rPr>
+        <w:t>ينتقل التركيز إلى قسم الجدول، ومنه تبلغ أزرار التصفية ثم عناوين الأعمدة ثم الصفوف دون المرور بالمؤشرات والرسوم</w:t>
       </w:r>
       <w:r>
         <w:rPr>
@@ -21409,7 +21964,7 @@
         <w:bidi w:val="1"/>
         <w:rPr/>
       </w:pPr>
-      <w:bookmarkStart w:id="70" w:name="__RefHeading___Toc2497_3405417168"/>
+      <w:bookmarkStart w:id="70" w:name="__RefHeading___Toc2577_507691234"/>
       <w:bookmarkStart w:id="71" w:name="ملف-المتعلم"/>
       <w:bookmarkEnd w:id="70"/>
       <w:r>
@@ -22074,7 +22629,7 @@
         <w:bidi w:val="1"/>
         <w:rPr/>
       </w:pPr>
-      <w:bookmarkStart w:id="72" w:name="__RefHeading___Toc2499_3405417168"/>
+      <w:bookmarkStart w:id="72" w:name="__RefHeading___Toc2579_507691234"/>
       <w:bookmarkStart w:id="73" w:name="القيود-الأخلاقية-والمنهجية"/>
       <w:bookmarkEnd w:id="72"/>
       <w:r>
@@ -22525,7 +23080,7 @@
         <w:bidi w:val="1"/>
         <w:rPr/>
       </w:pPr>
-      <w:bookmarkStart w:id="74" w:name="__RefHeading___Toc2501_3405417168"/>
+      <w:bookmarkStart w:id="74" w:name="__RefHeading___Toc2581_507691234"/>
       <w:bookmarkStart w:id="75" w:name="ماذا-أفعل-كمدرس"/>
       <w:bookmarkEnd w:id="74"/>
       <w:r>
@@ -22644,7 +23199,7 @@
         <w:bidi w:val="1"/>
         <w:rPr/>
       </w:pPr>
-      <w:bookmarkStart w:id="76" w:name="__RefHeading___Toc2503_3405417168"/>
+      <w:bookmarkStart w:id="76" w:name="__RefHeading___Toc2583_507691234"/>
       <w:bookmarkStart w:id="77" w:name="X745443570c429d909b26e3257e881b7ff04140e"/>
       <w:bookmarkEnd w:id="76"/>
       <w:r>
@@ -23226,7 +23781,7 @@
         <w:bidi w:val="1"/>
         <w:rPr/>
       </w:pPr>
-      <w:bookmarkStart w:id="80" w:name="__RefHeading___Toc2505_3405417168"/>
+      <w:bookmarkStart w:id="80" w:name="__RefHeading___Toc2585_507691234"/>
       <w:bookmarkStart w:id="81" w:name="الأسئلة-الشائعة"/>
       <w:bookmarkEnd w:id="80"/>
       <w:r>
@@ -24110,7 +24665,7 @@
         <w:rPr>
           <w:rtl w:val="true"/>
         </w:rPr>
-        <w:t xml:space="preserve"> لأن النموذجين الثقيلين </w:t>
+        <w:t xml:space="preserve"> لأن النظام، قاعدةً عامة، لا يستعمل مكوّناً ثقيلاً </w:t>
       </w:r>
       <w:r>
         <w:rPr>
@@ -24119,6 +24674,12 @@
         <w:t>(</w:t>
       </w:r>
       <w:r>
+        <w:rPr>
+          <w:rtl w:val="true"/>
+        </w:rPr>
+        <w:t xml:space="preserve">مثل </w:t>
+      </w:r>
+      <w:r>
         <w:rPr/>
         <w:t>WRMF</w:t>
       </w:r>
@@ -24132,7 +24693,7 @@
         <w:rPr>
           <w:rtl w:val="true"/>
         </w:rPr>
-        <w:t>و</w:t>
+        <w:t xml:space="preserve">أو </w:t>
       </w:r>
       <w:r>
         <w:rPr/>
@@ -24148,7 +24709,7 @@
         <w:rPr>
           <w:rtl w:val="true"/>
         </w:rPr>
-        <w:t>لم يكونا قد دُرّبا عند تلك الأيام في النظام</w:t>
+        <w:t>قبل أول قطع للنموذج</w:t>
       </w:r>
       <w:r>
         <w:rPr>
@@ -24160,7 +24721,39 @@
         <w:rPr>
           <w:rtl w:val="true"/>
         </w:rPr>
-        <w:t>التوصيات في هذه الحالة من المكوّنات الخفيفة وحدها، وأوزانها أُعيدت معايرة لتبلغ الواحد</w:t>
+        <w:t>والتركيبة المجمَّدة بلا مكوّن ثقيل أصلاً، فمكوّناها الخفيفان يعملان في كل الأيام</w:t>
+      </w:r>
+      <w:r>
+        <w:rPr>
+          <w:rtl w:val="true"/>
+        </w:rPr>
+        <w:t xml:space="preserve">: </w:t>
+      </w:r>
+      <w:r>
+        <w:rPr>
+          <w:rtl w:val="true"/>
+        </w:rPr>
+        <w:t xml:space="preserve">قبل اليوم </w:t>
+      </w:r>
+      <w:r>
+        <w:rPr/>
+        <w:t>70</w:t>
+      </w:r>
+      <w:r>
+        <w:rPr>
+          <w:rtl w:val="true"/>
+        </w:rPr>
+        <w:t xml:space="preserve"> </w:t>
+      </w:r>
+      <w:r>
+        <w:rPr>
+          <w:rtl w:val="true"/>
+        </w:rPr>
+        <w:t xml:space="preserve">تُستعمل أوزانهما الأولية المجمَّدة مُعاد تطبيعها لتبلغ الواحد، وإعداداتهما من القطع </w:t>
+      </w:r>
+      <w:r>
+        <w:rPr/>
+        <w:t>70</w:t>
       </w:r>
       <w:r>
         <w:rPr>
@@ -24799,7 +25392,73 @@
         <w:rPr>
           <w:rtl w:val="true"/>
         </w:rPr>
-        <w:t xml:space="preserve"> لأن أول طلب ليوم جديد يحسب التوصيات من البيانات، وهذا يستغرق نحو </w:t>
+        <w:t xml:space="preserve"> لأن أول طلب ليوم جديد يحسب التوصيات من البيانات</w:t>
+      </w:r>
+      <w:r>
+        <w:rPr>
+          <w:rtl w:val="true"/>
+        </w:rPr>
+        <w:t xml:space="preserve">. </w:t>
+      </w:r>
+      <w:r>
+        <w:rPr>
+          <w:rtl w:val="true"/>
+        </w:rPr>
+        <w:t xml:space="preserve">وأكبر جزء منه اختيار العناقيد عند ذلك اليوم </w:t>
+      </w:r>
+      <w:r>
+        <w:rPr>
+          <w:rtl w:val="true"/>
+        </w:rPr>
+        <w:t>(</w:t>
+      </w:r>
+      <w:r>
+        <w:rPr>
+          <w:rtl w:val="true"/>
+        </w:rPr>
+        <w:t xml:space="preserve">أول طلب توصية بين </w:t>
+      </w:r>
+      <w:r>
+        <w:rPr/>
+        <w:t>15.2</w:t>
+      </w:r>
+      <w:r>
+        <w:rPr>
+          <w:rtl w:val="true"/>
+        </w:rPr>
+        <w:t xml:space="preserve"> </w:t>
+      </w:r>
+      <w:r>
+        <w:rPr>
+          <w:rtl w:val="true"/>
+        </w:rPr>
+        <w:t>و</w:t>
+      </w:r>
+      <w:r>
+        <w:rPr/>
+        <w:t>19.4</w:t>
+      </w:r>
+      <w:r>
+        <w:rPr>
+          <w:rtl w:val="true"/>
+        </w:rPr>
+        <w:t xml:space="preserve"> </w:t>
+      </w:r>
+      <w:r>
+        <w:rPr>
+          <w:rtl w:val="true"/>
+        </w:rPr>
+        <w:t xml:space="preserve">ثانية في قياس </w:t>
+      </w:r>
+      <w:r>
+        <w:rPr/>
+        <w:t>2026</w:t>
+      </w:r>
+      <w:r>
+        <w:rPr>
+          <w:rtl w:val="true"/>
+        </w:rPr>
+        <w:t>-</w:t>
       </w:r>
       <w:r>
         <w:rPr/>
@@ -24809,13 +25468,97 @@
         <w:rPr>
           <w:rtl w:val="true"/>
         </w:rPr>
+        <w:t>-</w:t>
+      </w:r>
+      <w:r>
+        <w:rPr/>
+        <w:t>29</w:t>
+      </w:r>
+      <w:r>
+        <w:rPr>
+          <w:rtl w:val="true"/>
+        </w:rPr>
+        <w:t xml:space="preserve">، </w:t>
+      </w:r>
+      <w:r>
+        <w:rPr>
+          <w:rStyle w:val="VerbatimChar"/>
+        </w:rPr>
+        <w:t>‎</w:t>
+      </w:r>
+      <w:r>
+        <w:rPr>
+          <w:rStyle w:val="VerbatimChar"/>
+        </w:rPr>
+        <w:t>results/serving_bench/‎</w:t>
+      </w:r>
+      <w:r>
+        <w:rPr>
+          <w:rtl w:val="true"/>
+        </w:rPr>
+        <w:t xml:space="preserve">). </w:t>
+      </w:r>
+      <w:r>
+        <w:rPr>
+          <w:rtl w:val="true"/>
+        </w:rPr>
+        <w:t xml:space="preserve">فإن حُسب مسبقاً لكل أيام العرض بالأمر </w:t>
+      </w:r>
+      <w:r>
+        <w:rPr>
+          <w:rStyle w:val="VerbatimChar"/>
+        </w:rPr>
+        <w:t>‎</w:t>
+      </w:r>
+      <w:r>
+        <w:rPr>
+          <w:rStyle w:val="VerbatimChar"/>
+        </w:rPr>
+        <w:t>python3 -m src.backend.precompute‎</w:t>
+      </w:r>
+      <w:r>
+        <w:rPr>
+          <w:rtl w:val="true"/>
+        </w:rPr>
         <w:t xml:space="preserve"> </w:t>
       </w:r>
       <w:r>
         <w:rPr>
           <w:rtl w:val="true"/>
         </w:rPr>
-        <w:t>ثوانٍ</w:t>
+        <w:t xml:space="preserve">صار أول طلب توصية بين </w:t>
+      </w:r>
+      <w:r>
+        <w:rPr/>
+        <w:t>1.6</w:t>
+      </w:r>
+      <w:r>
+        <w:rPr>
+          <w:rtl w:val="true"/>
+        </w:rPr>
+        <w:t xml:space="preserve"> </w:t>
+      </w:r>
+      <w:r>
+        <w:rPr>
+          <w:rtl w:val="true"/>
+        </w:rPr>
+        <w:t>و</w:t>
+      </w:r>
+      <w:r>
+        <w:rPr/>
+        <w:t>3.8</w:t>
+      </w:r>
+      <w:r>
+        <w:rPr>
+          <w:rtl w:val="true"/>
+        </w:rPr>
+        <w:t xml:space="preserve"> </w:t>
+      </w:r>
+      <w:r>
+        <w:rPr>
+          <w:rtl w:val="true"/>
+        </w:rPr>
+        <w:t>ثانية</w:t>
       </w:r>
       <w:r>
         <w:rPr>
@@ -24827,19 +25570,7 @@
         <w:rPr>
           <w:rtl w:val="true"/>
         </w:rPr>
-        <w:t>الطلبات اللاحقة لليوم نفسه تأتي من الذاكرة فوراً</w:t>
-      </w:r>
-      <w:r>
-        <w:rPr>
-          <w:rtl w:val="true"/>
-        </w:rPr>
-        <w:t xml:space="preserve">. </w:t>
-      </w:r>
-      <w:r>
-        <w:rPr>
-          <w:rtl w:val="true"/>
-        </w:rPr>
-        <w:t xml:space="preserve">يقلل خيار </w:t>
+        <w:t xml:space="preserve">الطلبات اللاحقة لليوم نفسه تأتي من الذاكرة فوراً، ويجهّز خيار </w:t>
       </w:r>
       <w:r>
         <w:rPr>
@@ -24863,23 +25594,7 @@
         <w:rPr>
           <w:rtl w:val="true"/>
         </w:rPr>
-        <w:t xml:space="preserve">هذه المدة لليوم </w:t>
-      </w:r>
-      <w:r>
-        <w:rPr/>
-        <w:t>75</w:t>
-      </w:r>
-      <w:r>
-        <w:rPr>
-          <w:rtl w:val="true"/>
-        </w:rPr>
-        <w:t xml:space="preserve"> </w:t>
-      </w:r>
-      <w:r>
-        <w:rPr>
-          <w:rtl w:val="true"/>
-        </w:rPr>
-        <w:t>وللعرض الافتراضي</w:t>
+        <w:t>الأيام الرئيسية للعرض الافتراضي</w:t>
       </w:r>
       <w:r>
         <w:rPr>
@@ -24960,7 +25675,7 @@
         <w:bidi w:val="1"/>
         <w:rPr/>
       </w:pPr>
-      <w:bookmarkStart w:id="83" w:name="__RefHeading___Toc2507_3405417168"/>
+      <w:bookmarkStart w:id="83" w:name="__RefHeading___Toc2587_507691234"/>
       <w:bookmarkStart w:id="84" w:name="الملاحق"/>
       <w:bookmarkEnd w:id="83"/>
       <w:r>
@@ -24986,7 +25701,7 @@
         <w:bidi w:val="1"/>
         <w:rPr/>
       </w:pPr>
-      <w:bookmarkStart w:id="85" w:name="__RefHeading___Toc2509_3405417168"/>
+      <w:bookmarkStart w:id="85" w:name="__RefHeading___Toc2589_507691234"/>
       <w:bookmarkEnd w:id="85"/>
       <w:r>
         <w:rPr/>
@@ -26109,7 +26824,38 @@
                 <w:rtl w:val="true"/>
                 <w:lang w:val="en-US" w:eastAsia="en-US" w:bidi="ar-SA"/>
               </w:rPr>
-              <w:t>أعلى الصفحة</w:t>
+              <w:t xml:space="preserve">أعلى كل صفحة </w:t>
+            </w:r>
+            <w:r>
+              <w:rPr>
+                <w:kern w:val="0"/>
+                <w:rtl w:val="true"/>
+                <w:lang w:val="en-US" w:eastAsia="en-US" w:bidi="ar-SA"/>
+              </w:rPr>
+              <w:t>(</w:t>
+            </w:r>
+            <w:r>
+              <w:rPr>
+                <w:kern w:val="0"/>
+                <w:rtl w:val="true"/>
+                <w:lang w:val="en-US" w:eastAsia="en-US" w:bidi="ar-SA"/>
+              </w:rPr>
+              <w:t xml:space="preserve">أول </w:t>
+            </w:r>
+            <w:r>
+              <w:rPr>
+                <w:kern w:val="0"/>
+                <w:lang w:val="en-US" w:eastAsia="en-US" w:bidi="ar-SA"/>
+              </w:rPr>
+              <w:t>Tab</w:t>
+            </w:r>
+            <w:r>
+              <w:rPr>
+                <w:kern w:val="0"/>
+                <w:rtl w:val="true"/>
+                <w:lang w:val="en-US" w:eastAsia="en-US" w:bidi="ar-SA"/>
+              </w:rPr>
+              <w:t>)</w:t>
             </w:r>
           </w:p>
         </w:tc>
@@ -26143,6 +26889,360 @@
               </w:rPr>
               <w:t>القفز مباشرة إلى المحتوى</w:t>
             </w:r>
+          </w:p>
+        </w:tc>
+      </w:tr>
+      <w:tr>
+        <w:trPr/>
+        <w:tc>
+          <w:tcPr>
+            <w:tcW w:w="2929" w:type="dxa"/>
+            <w:tcBorders>
+              <w:top w:val="single" w:sz="4" w:space="0" w:color="808080"/>
+              <w:left w:val="single" w:sz="4" w:space="0" w:color="808080"/>
+              <w:bottom w:val="single" w:sz="4" w:space="0" w:color="808080"/>
+              <w:right w:val="single" w:sz="4" w:space="0" w:color="808080"/>
+            </w:tcBorders>
+          </w:tcPr>
+          <w:p>
+            <w:pPr>
+              <w:pStyle w:val="Compact"/>
+              <w:widowControl/>
+              <w:bidi w:val="1"/>
+              <w:spacing w:before="36" w:after="36"/>
+              <w:jc w:val="left"/>
+              <w:rPr>
+                <w:kern w:val="0"/>
+                <w:lang w:val="en-US" w:eastAsia="en-US" w:bidi="ar-SA"/>
+              </w:rPr>
+            </w:pPr>
+            <w:r>
+              <w:rPr>
+                <w:kern w:val="0"/>
+                <w:rtl w:val="true"/>
+                <w:lang w:val="en-US" w:eastAsia="en-US" w:bidi="ar-SA"/>
+              </w:rPr>
+              <w:t xml:space="preserve">رابط </w:t>
+            </w:r>
+            <w:r>
+              <w:rPr>
+                <w:kern w:val="0"/>
+                <w:rtl w:val="true"/>
+                <w:lang w:val="en-US" w:eastAsia="en-US" w:bidi="ar-SA"/>
+              </w:rPr>
+              <w:t>«</w:t>
+            </w:r>
+            <w:r>
+              <w:rPr>
+                <w:kern w:val="0"/>
+                <w:rtl w:val="true"/>
+                <w:lang w:val="en-US" w:eastAsia="en-US" w:bidi="ar-SA"/>
+              </w:rPr>
+              <w:t>تخطَّ إلى جدول المتعلمين</w:t>
+            </w:r>
+            <w:r>
+              <w:rPr>
+                <w:kern w:val="0"/>
+                <w:rtl w:val="true"/>
+                <w:lang w:val="en-US" w:eastAsia="en-US" w:bidi="ar-SA"/>
+              </w:rPr>
+              <w:t>»</w:t>
+            </w:r>
+          </w:p>
+        </w:tc>
+        <w:tc>
+          <w:tcPr>
+            <w:tcW w:w="2929" w:type="dxa"/>
+            <w:tcBorders>
+              <w:top w:val="single" w:sz="4" w:space="0" w:color="808080"/>
+              <w:left w:val="single" w:sz="4" w:space="0" w:color="808080"/>
+              <w:bottom w:val="single" w:sz="4" w:space="0" w:color="808080"/>
+              <w:right w:val="single" w:sz="4" w:space="0" w:color="808080"/>
+            </w:tcBorders>
+          </w:tcPr>
+          <w:p>
+            <w:pPr>
+              <w:pStyle w:val="Compact"/>
+              <w:widowControl/>
+              <w:bidi w:val="1"/>
+              <w:spacing w:before="36" w:after="36"/>
+              <w:jc w:val="left"/>
+              <w:rPr>
+                <w:kern w:val="0"/>
+                <w:lang w:val="en-US" w:eastAsia="en-US" w:bidi="ar-SA"/>
+              </w:rPr>
+            </w:pPr>
+            <w:r>
+              <w:rPr>
+                <w:kern w:val="0"/>
+                <w:rtl w:val="true"/>
+                <w:lang w:val="en-US" w:eastAsia="en-US" w:bidi="ar-SA"/>
+              </w:rPr>
+              <w:t xml:space="preserve">لوحة المدرّس </w:t>
+            </w:r>
+            <w:r>
+              <w:rPr>
+                <w:kern w:val="0"/>
+                <w:rtl w:val="true"/>
+                <w:lang w:val="en-US" w:eastAsia="en-US" w:bidi="ar-SA"/>
+              </w:rPr>
+              <w:t>(</w:t>
+            </w:r>
+            <w:r>
+              <w:rPr>
+                <w:kern w:val="0"/>
+                <w:rtl w:val="true"/>
+                <w:lang w:val="en-US" w:eastAsia="en-US" w:bidi="ar-SA"/>
+              </w:rPr>
+              <w:t xml:space="preserve">ثاني </w:t>
+            </w:r>
+            <w:r>
+              <w:rPr>
+                <w:kern w:val="0"/>
+                <w:lang w:val="en-US" w:eastAsia="en-US" w:bidi="ar-SA"/>
+              </w:rPr>
+              <w:t>Tab</w:t>
+            </w:r>
+            <w:r>
+              <w:rPr>
+                <w:kern w:val="0"/>
+                <w:rtl w:val="true"/>
+                <w:lang w:val="en-US" w:eastAsia="en-US" w:bidi="ar-SA"/>
+              </w:rPr>
+              <w:t>)</w:t>
+            </w:r>
+          </w:p>
+        </w:tc>
+        <w:tc>
+          <w:tcPr>
+            <w:tcW w:w="2930" w:type="dxa"/>
+            <w:tcBorders>
+              <w:top w:val="single" w:sz="4" w:space="0" w:color="808080"/>
+              <w:left w:val="single" w:sz="4" w:space="0" w:color="808080"/>
+              <w:bottom w:val="single" w:sz="4" w:space="0" w:color="808080"/>
+              <w:right w:val="single" w:sz="4" w:space="0" w:color="808080"/>
+            </w:tcBorders>
+          </w:tcPr>
+          <w:p>
+            <w:pPr>
+              <w:pStyle w:val="Compact"/>
+              <w:widowControl/>
+              <w:bidi w:val="1"/>
+              <w:spacing w:before="36" w:after="36"/>
+              <w:jc w:val="left"/>
+              <w:rPr>
+                <w:kern w:val="0"/>
+                <w:lang w:val="en-US" w:eastAsia="en-US" w:bidi="ar-SA"/>
+              </w:rPr>
+            </w:pPr>
+            <w:r>
+              <w:rPr>
+                <w:kern w:val="0"/>
+                <w:rtl w:val="true"/>
+                <w:lang w:val="en-US" w:eastAsia="en-US" w:bidi="ar-SA"/>
+              </w:rPr>
+              <w:t xml:space="preserve">القفز إلى قسم الجدول، ثم </w:t>
+            </w:r>
+            <w:r>
+              <w:rPr>
+                <w:kern w:val="0"/>
+                <w:lang w:val="en-US" w:eastAsia="en-US" w:bidi="ar-SA"/>
+              </w:rPr>
+              <w:t>Tab</w:t>
+            </w:r>
+            <w:r>
+              <w:rPr>
+                <w:kern w:val="0"/>
+                <w:rtl w:val="true"/>
+                <w:lang w:val="en-US" w:eastAsia="en-US" w:bidi="ar-SA"/>
+              </w:rPr>
+              <w:t xml:space="preserve"> </w:t>
+            </w:r>
+            <w:r>
+              <w:rPr>
+                <w:kern w:val="0"/>
+                <w:rtl w:val="true"/>
+                <w:lang w:val="en-US" w:eastAsia="en-US" w:bidi="ar-SA"/>
+              </w:rPr>
+              <w:t>إلى التصفية والأعمدة والصفوف</w:t>
+            </w:r>
+          </w:p>
+        </w:tc>
+      </w:tr>
+      <w:tr>
+        <w:trPr/>
+        <w:tc>
+          <w:tcPr>
+            <w:tcW w:w="2929" w:type="dxa"/>
+            <w:tcBorders>
+              <w:top w:val="single" w:sz="4" w:space="0" w:color="808080"/>
+              <w:left w:val="single" w:sz="4" w:space="0" w:color="808080"/>
+              <w:bottom w:val="single" w:sz="4" w:space="0" w:color="808080"/>
+              <w:right w:val="single" w:sz="4" w:space="0" w:color="808080"/>
+            </w:tcBorders>
+          </w:tcPr>
+          <w:p>
+            <w:pPr>
+              <w:pStyle w:val="Compact"/>
+              <w:widowControl/>
+              <w:bidi w:val="1"/>
+              <w:spacing w:before="36" w:after="36"/>
+              <w:jc w:val="left"/>
+              <w:rPr>
+                <w:kern w:val="0"/>
+                <w:lang w:val="en-US" w:eastAsia="en-US" w:bidi="ar-SA"/>
+              </w:rPr>
+            </w:pPr>
+            <w:r>
+              <w:rPr>
+                <w:kern w:val="0"/>
+                <w:rtl w:val="true"/>
+                <w:lang w:val="en-US" w:eastAsia="en-US" w:bidi="ar-SA"/>
+              </w:rPr>
+              <w:t xml:space="preserve">رابط </w:t>
+            </w:r>
+            <w:r>
+              <w:rPr>
+                <w:kern w:val="0"/>
+                <w:rtl w:val="true"/>
+                <w:lang w:val="en-US" w:eastAsia="en-US" w:bidi="ar-SA"/>
+              </w:rPr>
+              <w:t>«</w:t>
+            </w:r>
+            <w:r>
+              <w:rPr>
+                <w:kern w:val="0"/>
+                <w:rtl w:val="true"/>
+                <w:lang w:val="en-US" w:eastAsia="en-US" w:bidi="ar-SA"/>
+              </w:rPr>
+              <w:t>تخطَّ إلى التوصيات</w:t>
+            </w:r>
+            <w:r>
+              <w:rPr>
+                <w:kern w:val="0"/>
+                <w:rtl w:val="true"/>
+                <w:lang w:val="en-US" w:eastAsia="en-US" w:bidi="ar-SA"/>
+              </w:rPr>
+              <w:t>»</w:t>
+            </w:r>
+          </w:p>
+        </w:tc>
+        <w:tc>
+          <w:tcPr>
+            <w:tcW w:w="2929" w:type="dxa"/>
+            <w:tcBorders>
+              <w:top w:val="single" w:sz="4" w:space="0" w:color="808080"/>
+              <w:left w:val="single" w:sz="4" w:space="0" w:color="808080"/>
+              <w:bottom w:val="single" w:sz="4" w:space="0" w:color="808080"/>
+              <w:right w:val="single" w:sz="4" w:space="0" w:color="808080"/>
+            </w:tcBorders>
+          </w:tcPr>
+          <w:p>
+            <w:pPr>
+              <w:pStyle w:val="Compact"/>
+              <w:widowControl/>
+              <w:bidi w:val="1"/>
+              <w:spacing w:before="36" w:after="36"/>
+              <w:jc w:val="left"/>
+              <w:rPr>
+                <w:kern w:val="0"/>
+                <w:lang w:val="en-US" w:eastAsia="en-US" w:bidi="ar-SA"/>
+              </w:rPr>
+            </w:pPr>
+            <w:r>
+              <w:rPr>
+                <w:kern w:val="0"/>
+                <w:rtl w:val="true"/>
+                <w:lang w:val="en-US" w:eastAsia="en-US" w:bidi="ar-SA"/>
+              </w:rPr>
+              <w:t xml:space="preserve">صفحة المتعلم </w:t>
+            </w:r>
+            <w:r>
+              <w:rPr>
+                <w:kern w:val="0"/>
+                <w:rtl w:val="true"/>
+                <w:lang w:val="en-US" w:eastAsia="en-US" w:bidi="ar-SA"/>
+              </w:rPr>
+              <w:t>(</w:t>
+            </w:r>
+            <w:r>
+              <w:rPr>
+                <w:kern w:val="0"/>
+                <w:rtl w:val="true"/>
+                <w:lang w:val="en-US" w:eastAsia="en-US" w:bidi="ar-SA"/>
+              </w:rPr>
+              <w:t xml:space="preserve">ثاني </w:t>
+            </w:r>
+            <w:r>
+              <w:rPr>
+                <w:kern w:val="0"/>
+                <w:lang w:val="en-US" w:eastAsia="en-US" w:bidi="ar-SA"/>
+              </w:rPr>
+              <w:t>Tab</w:t>
+            </w:r>
+            <w:r>
+              <w:rPr>
+                <w:kern w:val="0"/>
+                <w:rtl w:val="true"/>
+                <w:lang w:val="en-US" w:eastAsia="en-US" w:bidi="ar-SA"/>
+              </w:rPr>
+              <w:t>)</w:t>
+            </w:r>
+          </w:p>
+        </w:tc>
+        <w:tc>
+          <w:tcPr>
+            <w:tcW w:w="2930" w:type="dxa"/>
+            <w:tcBorders>
+              <w:top w:val="single" w:sz="4" w:space="0" w:color="808080"/>
+              <w:left w:val="single" w:sz="4" w:space="0" w:color="808080"/>
+              <w:bottom w:val="single" w:sz="4" w:space="0" w:color="808080"/>
+              <w:right w:val="single" w:sz="4" w:space="0" w:color="808080"/>
+            </w:tcBorders>
+          </w:tcPr>
+          <w:p>
+            <w:pPr>
+              <w:pStyle w:val="Compact"/>
+              <w:widowControl/>
+              <w:bidi w:val="1"/>
+              <w:spacing w:before="36" w:after="36"/>
+              <w:jc w:val="left"/>
+              <w:rPr>
+                <w:kern w:val="0"/>
+                <w:lang w:val="en-US" w:eastAsia="en-US" w:bidi="ar-SA"/>
+              </w:rPr>
+            </w:pPr>
+            <w:r>
+              <w:rPr>
+                <w:kern w:val="0"/>
+                <w:rtl w:val="true"/>
+                <w:lang w:val="en-US" w:eastAsia="en-US" w:bidi="ar-SA"/>
+              </w:rPr>
+              <w:t xml:space="preserve">القفز إلى قائمة التوصيات، ثم </w:t>
+            </w:r>
+            <w:r>
+              <w:rPr>
+                <w:kern w:val="0"/>
+                <w:lang w:val="en-US" w:eastAsia="en-US" w:bidi="ar-SA"/>
+              </w:rPr>
+              <w:t>Tab</w:t>
+            </w:r>
+            <w:r>
+              <w:rPr>
+                <w:kern w:val="0"/>
+                <w:rtl w:val="true"/>
+                <w:lang w:val="en-US" w:eastAsia="en-US" w:bidi="ar-SA"/>
+              </w:rPr>
+              <w:t xml:space="preserve"> </w:t>
+            </w:r>
+            <w:r>
+              <w:rPr>
+                <w:kern w:val="0"/>
+                <w:rtl w:val="true"/>
+                <w:lang w:val="en-US" w:eastAsia="en-US" w:bidi="ar-SA"/>
+              </w:rPr>
+              <w:t>إلى أول بطاقة</w:t>
+            </w:r>
             <w:bookmarkStart w:id="86" w:name="اختصارات-لوحة-المفاتيح"/>
             <w:bookmarkEnd w:id="86"/>
           </w:p>
@@ -26155,7 +27255,7 @@
         <w:bidi w:val="1"/>
         <w:rPr/>
       </w:pPr>
-      <w:bookmarkStart w:id="87" w:name="__RefHeading___Toc2511_3405417168"/>
+      <w:bookmarkStart w:id="87" w:name="__RefHeading___Toc2591_507691234"/>
       <w:bookmarkEnd w:id="87"/>
       <w:r>
         <w:rPr/>
@@ -27273,7 +28373,7 @@
         <w:bidi w:val="1"/>
         <w:rPr/>
       </w:pPr>
-      <w:bookmarkStart w:id="88" w:name="__RefHeading___Toc2513_3405417168"/>
+      <w:bookmarkStart w:id="88" w:name="__RefHeading___Toc2593_507691234"/>
       <w:bookmarkEnd w:id="88"/>
       <w:r>
         <w:rPr/>
@@ -28399,7 +29499,39 @@
                 <w:rtl w:val="true"/>
                 <w:lang w:val="en-US" w:eastAsia="en-US" w:bidi="ar-SA"/>
               </w:rPr>
-              <w:t>مكوّن يقترح موارد تشبه ما زاره المتعلم في جلساته</w:t>
+              <w:t xml:space="preserve">مكوّن يقارن سلة المتعلم الأخيرة </w:t>
+            </w:r>
+            <w:r>
+              <w:rPr>
+                <w:kern w:val="0"/>
+                <w:rtl w:val="true"/>
+                <w:lang w:val="en-US" w:eastAsia="en-US" w:bidi="ar-SA"/>
+              </w:rPr>
+              <w:t>(</w:t>
+            </w:r>
+            <w:r>
+              <w:rPr>
+                <w:kern w:val="0"/>
+                <w:rtl w:val="true"/>
+                <w:lang w:val="en-US" w:eastAsia="en-US" w:bidi="ar-SA"/>
+              </w:rPr>
+              <w:t>موارد يومه النشط الأخير</w:t>
+            </w:r>
+            <w:r>
+              <w:rPr>
+                <w:kern w:val="0"/>
+                <w:rtl w:val="true"/>
+                <w:lang w:val="en-US" w:eastAsia="en-US" w:bidi="ar-SA"/>
+              </w:rPr>
+              <w:t xml:space="preserve">) </w:t>
+            </w:r>
+            <w:r>
+              <w:rPr>
+                <w:kern w:val="0"/>
+                <w:rtl w:val="true"/>
+                <w:lang w:val="en-US" w:eastAsia="en-US" w:bidi="ar-SA"/>
+              </w:rPr>
+              <w:t>بسلال الزملاء الحديثة، ويقترح ما زاره مؤخراً زملاء زاروا ما زاره</w:t>
             </w:r>
           </w:p>
         </w:tc>
@@ -29979,7 +31111,7 @@
         <w:bidi w:val="1"/>
         <w:rPr/>
       </w:pPr>
-      <w:bookmarkStart w:id="90" w:name="__RefHeading___Toc2515_3405417168"/>
+      <w:bookmarkStart w:id="90" w:name="__RefHeading___Toc2595_507691234"/>
       <w:bookmarkEnd w:id="90"/>
       <w:r>
         <w:rPr/>
@@ -30192,7 +31324,7 @@
       <w:rPr>
         <w:rtl w:val="true"/>
       </w:rPr>
-      <w:t>37</w:t>
+      <w:t>39</w:t>
     </w:r>
     <w:r>
       <w:rPr>
@@ -30235,7 +31367,7 @@
       <w:rPr>
         <w:rtl w:val="true"/>
       </w:rPr>
-      <w:t>37</w:t>
+      <w:t>39</w:t>
     </w:r>
     <w:r>
       <w:rPr>
